--- a/docs/user-education/CSW-User-Education-Guide.docx
+++ b/docs/user-education/CSW-User-Education-Guide.docx
@@ -60,7 +60,7 @@
         </w:p>
       </w:sdtContent>
     </w:sdt>
-    <w:bookmarkStart w:id="34" w:name="X92ee979ebdbb38d988228e1ce971d57f1b349ff"/>
+    <w:bookmarkStart w:id="38" w:name="X92ee979ebdbb38d988228e1ce971d57f1b349ff"/>
     <w:p>
       <w:pPr>
         <w:pStyle w:val="Heading1"/>
@@ -240,13 +240,13 @@
       </w:r>
     </w:p>
     <w:bookmarkEnd w:id="10"/>
-    <w:bookmarkStart w:id="11" w:name="X6cc877f24cfeb3d1bbeead4279318f963eb9e0d"/>
+    <w:bookmarkStart w:id="14" w:name="X65a3ca2c4eb11e28f1c01acdfed178fb2c5bbdd"/>
     <w:p>
       <w:pPr>
         <w:pStyle w:val="Heading2"/>
       </w:pPr>
       <w:r>
-        <w:t xml:space="preserve">2. Why Customers Care</w:t>
+        <w:t xml:space="preserve">2. What CSW Solves: Lateral Movement and Ransomware</w:t>
       </w:r>
     </w:p>
     <w:p>
@@ -254,7 +254,7 @@
         <w:pStyle w:val="FirstParagraph"/>
       </w:pPr>
       <w:r>
-        <w:t xml:space="preserve">Customers usually evaluate CSW because they need to reduce lateral movement risk without breaking applications. Traditional network segmentation often depends on VLANs, subnets, firewall zones, or static IP lists. That model becomes difficult when applications span data centers, public cloud, containers, and shared services.</w:t>
+        <w:t xml:space="preserve">Cisco Secure Workload exists to break the assumption that an attacker who gets inside the network can move freely. Most enterprise networks are still relatively flat at the workload layer — once one server is compromised through a phishing link, an exposed admin port, a vulnerable web app, or a stolen credential, the attacker can usually reach hundreds of other servers, file shares, and databases over the same internal network paths that legitimate applications use.</w:t>
       </w:r>
     </w:p>
     <w:p>
@@ -262,7 +262,53 @@
         <w:pStyle w:val="BodyText"/>
       </w:pPr>
       <w:r>
-        <w:t xml:space="preserve">CSW helps customers:</w:t>
+        <w:t xml:space="preserve">CSW reduces the</w:t>
+      </w:r>
+      <w:r>
+        <w:t xml:space="preserve"> </w:t>
+      </w:r>
+      <w:r>
+        <w:rPr>
+          <w:b/>
+          <w:bCs/>
+        </w:rPr>
+        <w:t xml:space="preserve">blast radius</w:t>
+      </w:r>
+      <w:r>
+        <w:t xml:space="preserve"> </w:t>
+      </w:r>
+      <w:r>
+        <w:t xml:space="preserve">of an intrusion by limiting each workload to</w:t>
+      </w:r>
+      <w:r>
+        <w:t xml:space="preserve"> </w:t>
+      </w:r>
+      <w:r>
+        <w:rPr>
+          <w:b/>
+          <w:bCs/>
+        </w:rPr>
+        <w:t xml:space="preserve">only the communication it actually needs</w:t>
+      </w:r>
+      <w:r>
+        <w:t xml:space="preserve">, based on real observed application behavior.</w:t>
+      </w:r>
+    </w:p>
+    <w:bookmarkStart w:id="11" w:name="X2ac810635cc91a37a9eb992deb3575abc311cf5"/>
+    <w:p>
+      <w:pPr>
+        <w:pStyle w:val="Heading3"/>
+      </w:pPr>
+      <w:r>
+        <w:t xml:space="preserve">2.1 The Lateral Movement Problem</w:t>
+      </w:r>
+    </w:p>
+    <w:p>
+      <w:pPr>
+        <w:pStyle w:val="FirstParagraph"/>
+      </w:pPr>
+      <w:r>
+        <w:t xml:space="preserve">After initial access, modern attackers and most ransomware operators follow a predictable pattern:</w:t>
       </w:r>
     </w:p>
     <w:p>
@@ -274,7 +320,17 @@
         </w:numPr>
       </w:pPr>
       <w:r>
-        <w:t xml:space="preserve">Discover application dependencies before enforcing policy.</w:t>
+        <w:rPr>
+          <w:b/>
+          <w:bCs/>
+        </w:rPr>
+        <w:t xml:space="preserve">Land on one workload</w:t>
+      </w:r>
+      <w:r>
+        <w:t xml:space="preserve"> </w:t>
+      </w:r>
+      <w:r>
+        <w:t xml:space="preserve">— phishing, exposed RDP / SSH, exploited service, supply chain.</w:t>
       </w:r>
     </w:p>
     <w:p>
@@ -286,7 +342,17 @@
         </w:numPr>
       </w:pPr>
       <w:r>
-        <w:t xml:space="preserve">Build policies based on labels and application intent, not only IP addresses.</w:t>
+        <w:rPr>
+          <w:b/>
+          <w:bCs/>
+        </w:rPr>
+        <w:t xml:space="preserve">Discover the internal network</w:t>
+      </w:r>
+      <w:r>
+        <w:t xml:space="preserve"> </w:t>
+      </w:r>
+      <w:r>
+        <w:t xml:space="preserve">— port scans, SMB enumeration, Active Directory reconnaissance.</w:t>
       </w:r>
     </w:p>
     <w:p>
@@ -298,7 +364,17 @@
         </w:numPr>
       </w:pPr>
       <w:r>
-        <w:t xml:space="preserve">Protect high-value or vulnerable applications with tighter controls.</w:t>
+        <w:rPr>
+          <w:b/>
+          <w:bCs/>
+        </w:rPr>
+        <w:t xml:space="preserve">Steal credentials</w:t>
+      </w:r>
+      <w:r>
+        <w:t xml:space="preserve"> </w:t>
+      </w:r>
+      <w:r>
+        <w:t xml:space="preserve">— Mimikatz, LSASS dumps, Kerberoasting.</w:t>
       </w:r>
     </w:p>
     <w:p>
@@ -310,7 +386,17 @@
         </w:numPr>
       </w:pPr>
       <w:r>
-        <w:t xml:space="preserve">Align policy with CMDB data, cloud tags, application ownership, and observed behavior.</w:t>
+        <w:rPr>
+          <w:b/>
+          <w:bCs/>
+        </w:rPr>
+        <w:t xml:space="preserve">Move laterally</w:t>
+      </w:r>
+      <w:r>
+        <w:t xml:space="preserve"> </w:t>
+      </w:r>
+      <w:r>
+        <w:t xml:space="preserve">— RDP, SMB, WinRM, WMI, PsExec, SSH, RPC, and other lateral admin tools.</w:t>
       </w:r>
     </w:p>
     <w:p>
@@ -322,7 +408,17 @@
         </w:numPr>
       </w:pPr>
       <w:r>
-        <w:t xml:space="preserve">Roll out segmentation in phases, starting with visibility and policy modeling.</w:t>
+        <w:rPr>
+          <w:b/>
+          <w:bCs/>
+        </w:rPr>
+        <w:t xml:space="preserve">Escalate to high-value targets</w:t>
+      </w:r>
+      <w:r>
+        <w:t xml:space="preserve"> </w:t>
+      </w:r>
+      <w:r>
+        <w:t xml:space="preserve">— domain controllers, backup servers, file servers, databases, hypervisors.</w:t>
       </w:r>
     </w:p>
     <w:p>
@@ -334,24 +430,176 @@
         </w:numPr>
       </w:pPr>
       <w:r>
-        <w:t xml:space="preserve">Produce evidence for security, audit, and architecture teams.</w:t>
-      </w:r>
-    </w:p>
-    <w:p>
-      <w:r>
-        <w:pict>
-          <v:rect style="width:0;height:1.5pt" o:hralign="center" o:hrstd="t" o:hr="t"/>
-        </w:pict>
+        <w:rPr>
+          <w:b/>
+          <w:bCs/>
+        </w:rPr>
+        <w:t xml:space="preserve">Stage and detonate the payload</w:t>
+      </w:r>
+      <w:r>
+        <w:t xml:space="preserve"> </w:t>
+      </w:r>
+      <w:r>
+        <w:t xml:space="preserve">— ransomware, data exfiltration, destruction.</w:t>
+      </w:r>
+    </w:p>
+    <w:p>
+      <w:pPr>
+        <w:pStyle w:val="FirstParagraph"/>
+      </w:pPr>
+      <w:r>
+        <w:t xml:space="preserve">Steps 2 through 5</w:t>
+      </w:r>
+      <w:r>
+        <w:t xml:space="preserve"> </w:t>
+      </w:r>
+      <w:r>
+        <w:rPr>
+          <w:b/>
+          <w:bCs/>
+        </w:rPr>
+        <w:t xml:space="preserve">all depend on the network allowing workload-to-workload traffic that no business application actually requires</w:t>
+      </w:r>
+      <w:r>
+        <w:t xml:space="preserve">. That is exactly the layer CSW controls.</w:t>
       </w:r>
     </w:p>
     <w:bookmarkEnd w:id="11"/>
-    <w:bookmarkStart w:id="12" w:name="Xf8bc4f7f09210fb294f9c5a98ec0e3893a381b9"/>
-    <w:p>
-      <w:pPr>
-        <w:pStyle w:val="Heading2"/>
-      </w:pPr>
-      <w:r>
-        <w:t xml:space="preserve">3. Core CSW Concepts for Users</w:t>
+    <w:bookmarkStart w:id="12" w:name="Xb1d8714a4ed6d6d7ec0c5c8c1f72995bb9cb45d"/>
+    <w:p>
+      <w:pPr>
+        <w:pStyle w:val="Heading3"/>
+      </w:pPr>
+      <w:r>
+        <w:t xml:space="preserve">2.2 How CSW Stops or Slows Ransomware</w:t>
+      </w:r>
+    </w:p>
+    <w:p>
+      <w:pPr>
+        <w:pStyle w:val="FirstParagraph"/>
+      </w:pPr>
+      <w:r>
+        <w:t xml:space="preserve">Ransomware groups make money by encrypting many systems in a short time window. They depend on:</w:t>
+      </w:r>
+    </w:p>
+    <w:p>
+      <w:pPr>
+        <w:pStyle w:val="Compact"/>
+        <w:numPr>
+          <w:ilvl w:val="0"/>
+          <w:numId w:val="1003"/>
+        </w:numPr>
+      </w:pPr>
+      <w:r>
+        <w:t xml:space="preserve">Unrestricted</w:t>
+      </w:r>
+      <w:r>
+        <w:t xml:space="preserve"> </w:t>
+      </w:r>
+      <w:r>
+        <w:rPr>
+          <w:b/>
+          <w:bCs/>
+        </w:rPr>
+        <w:t xml:space="preserve">SMB / file share access</w:t>
+      </w:r>
+      <w:r>
+        <w:t xml:space="preserve"> </w:t>
+      </w:r>
+      <w:r>
+        <w:t xml:space="preserve">between workstations and servers.</w:t>
+      </w:r>
+    </w:p>
+    <w:p>
+      <w:pPr>
+        <w:pStyle w:val="Compact"/>
+        <w:numPr>
+          <w:ilvl w:val="0"/>
+          <w:numId w:val="1003"/>
+        </w:numPr>
+      </w:pPr>
+      <w:r>
+        <w:t xml:space="preserve">Open</w:t>
+      </w:r>
+      <w:r>
+        <w:t xml:space="preserve"> </w:t>
+      </w:r>
+      <w:r>
+        <w:rPr>
+          <w:b/>
+          <w:bCs/>
+        </w:rPr>
+        <w:t xml:space="preserve">RDP / WinRM / WMI / PsExec</w:t>
+      </w:r>
+      <w:r>
+        <w:t xml:space="preserve"> </w:t>
+      </w:r>
+      <w:r>
+        <w:t xml:space="preserve">paths between servers.</w:t>
+      </w:r>
+    </w:p>
+    <w:p>
+      <w:pPr>
+        <w:pStyle w:val="Compact"/>
+        <w:numPr>
+          <w:ilvl w:val="0"/>
+          <w:numId w:val="1003"/>
+        </w:numPr>
+      </w:pPr>
+      <w:r>
+        <w:t xml:space="preserve">Reachable</w:t>
+      </w:r>
+      <w:r>
+        <w:t xml:space="preserve"> </w:t>
+      </w:r>
+      <w:r>
+        <w:rPr>
+          <w:b/>
+          <w:bCs/>
+        </w:rPr>
+        <w:t xml:space="preserve">backup servers, file servers, and hypervisors</w:t>
+      </w:r>
+      <w:r>
+        <w:t xml:space="preserve"> </w:t>
+      </w:r>
+      <w:r>
+        <w:t xml:space="preserve">from compromised endpoints.</w:t>
+      </w:r>
+    </w:p>
+    <w:p>
+      <w:pPr>
+        <w:pStyle w:val="Compact"/>
+        <w:numPr>
+          <w:ilvl w:val="0"/>
+          <w:numId w:val="1003"/>
+        </w:numPr>
+      </w:pPr>
+      <w:r>
+        <w:t xml:space="preserve">Free</w:t>
+      </w:r>
+      <w:r>
+        <w:t xml:space="preserve"> </w:t>
+      </w:r>
+      <w:r>
+        <w:rPr>
+          <w:b/>
+          <w:bCs/>
+        </w:rPr>
+        <w:t xml:space="preserve">east-west traffic</w:t>
+      </w:r>
+      <w:r>
+        <w:t xml:space="preserve"> </w:t>
+      </w:r>
+      <w:r>
+        <w:t xml:space="preserve">that lets the malware fan out before defenders can react.</w:t>
+      </w:r>
+    </w:p>
+    <w:p>
+      <w:pPr>
+        <w:pStyle w:val="FirstParagraph"/>
+      </w:pPr>
+      <w:r>
+        <w:t xml:space="preserve">CSW directly attacks each of those preconditions:</w:t>
       </w:r>
     </w:p>
     <w:tbl>
@@ -375,6 +623,494 @@
               <w:pStyle w:val="Compact"/>
             </w:pPr>
             <w:r>
+              <w:t xml:space="preserve">Ransomware behavior</w:t>
+            </w:r>
+          </w:p>
+        </w:tc>
+        <w:tc>
+          <w:tcPr/>
+          <w:p>
+            <w:pPr>
+              <w:pStyle w:val="Compact"/>
+            </w:pPr>
+            <w:r>
+              <w:t xml:space="preserve">What CSW does about it</w:t>
+            </w:r>
+          </w:p>
+        </w:tc>
+      </w:tr>
+      <w:tr>
+        <w:tc>
+          <w:tcPr/>
+          <w:p>
+            <w:pPr>
+              <w:pStyle w:val="Compact"/>
+            </w:pPr>
+            <w:r>
+              <w:t xml:space="preserve">SMB / RDP / WinRM fan-out from a compromised workload</w:t>
+            </w:r>
+          </w:p>
+        </w:tc>
+        <w:tc>
+          <w:tcPr/>
+          <w:p>
+            <w:pPr>
+              <w:pStyle w:val="Compact"/>
+            </w:pPr>
+            <w:r>
+              <w:t xml:space="preserve">Allow only application-required ports between specific workload groups; deny lateral admin protocols by default.</w:t>
+            </w:r>
+          </w:p>
+        </w:tc>
+      </w:tr>
+      <w:tr>
+        <w:tc>
+          <w:tcPr/>
+          <w:p>
+            <w:pPr>
+              <w:pStyle w:val="Compact"/>
+            </w:pPr>
+            <w:r>
+              <w:t xml:space="preserve">Mass file-share encryption</w:t>
+            </w:r>
+          </w:p>
+        </w:tc>
+        <w:tc>
+          <w:tcPr/>
+          <w:p>
+            <w:pPr>
+              <w:pStyle w:val="Compact"/>
+            </w:pPr>
+            <w:r>
+              <w:t xml:space="preserve">Restrict file-server access to the specific workloads, users, and processes that genuinely need it.</w:t>
+            </w:r>
+          </w:p>
+        </w:tc>
+      </w:tr>
+      <w:tr>
+        <w:tc>
+          <w:tcPr/>
+          <w:p>
+            <w:pPr>
+              <w:pStyle w:val="Compact"/>
+            </w:pPr>
+            <w:r>
+              <w:t xml:space="preserve">Reaching backup or recovery systems</w:t>
+            </w:r>
+          </w:p>
+        </w:tc>
+        <w:tc>
+          <w:tcPr/>
+          <w:p>
+            <w:pPr>
+              <w:pStyle w:val="Compact"/>
+            </w:pPr>
+            <w:r>
+              <w:t xml:space="preserve">Place backup servers in their own scope; permit traffic only from backup agents, not from general workloads.</w:t>
+            </w:r>
+          </w:p>
+        </w:tc>
+      </w:tr>
+      <w:tr>
+        <w:tc>
+          <w:tcPr/>
+          <w:p>
+            <w:pPr>
+              <w:pStyle w:val="Compact"/>
+            </w:pPr>
+            <w:r>
+              <w:t xml:space="preserve">Reaching domain controllers or identity tier</w:t>
+            </w:r>
+          </w:p>
+        </w:tc>
+        <w:tc>
+          <w:tcPr/>
+          <w:p>
+            <w:pPr>
+              <w:pStyle w:val="Compact"/>
+            </w:pPr>
+            <w:r>
+              <w:t xml:space="preserve">Scope the identity / Active Directory tier so only required clients and admin jump hosts can reach it.</w:t>
+            </w:r>
+          </w:p>
+        </w:tc>
+      </w:tr>
+      <w:tr>
+        <w:tc>
+          <w:tcPr/>
+          <w:p>
+            <w:pPr>
+              <w:pStyle w:val="Compact"/>
+            </w:pPr>
+            <w:r>
+              <w:t xml:space="preserve">Hopping between application tiers</w:t>
+            </w:r>
+          </w:p>
+        </w:tc>
+        <w:tc>
+          <w:tcPr/>
+          <w:p>
+            <w:pPr>
+              <w:pStyle w:val="Compact"/>
+            </w:pPr>
+            <w:r>
+              <w:t xml:space="preserve">Enforce per-app and per-tier policy (web → app → database) so a compromised web tier cannot reach unrelated databases.</w:t>
+            </w:r>
+          </w:p>
+        </w:tc>
+      </w:tr>
+      <w:tr>
+        <w:tc>
+          <w:tcPr/>
+          <w:p>
+            <w:pPr>
+              <w:pStyle w:val="Compact"/>
+            </w:pPr>
+            <w:r>
+              <w:t xml:space="preserve">Spreading from dev / test / lab into prod</w:t>
+            </w:r>
+          </w:p>
+        </w:tc>
+        <w:tc>
+          <w:tcPr/>
+          <w:p>
+            <w:pPr>
+              <w:pStyle w:val="Compact"/>
+            </w:pPr>
+            <w:r>
+              <w:t xml:space="preserve">Hard-segment prod from non-prod so a non-prod compromise cannot pivot into prod.</w:t>
+            </w:r>
+          </w:p>
+        </w:tc>
+      </w:tr>
+      <w:tr>
+        <w:tc>
+          <w:tcPr/>
+          <w:p>
+            <w:pPr>
+              <w:pStyle w:val="Compact"/>
+            </w:pPr>
+            <w:r>
+              <w:t xml:space="preserve">Long undetected dwell time</w:t>
+            </w:r>
+          </w:p>
+        </w:tc>
+        <w:tc>
+          <w:tcPr/>
+          <w:p>
+            <w:pPr>
+              <w:pStyle w:val="Compact"/>
+            </w:pPr>
+            <w:r>
+              <w:t xml:space="preserve">Surface every blocked or anomalous flow as evidence for SOC and incident response.</w:t>
+            </w:r>
+          </w:p>
+        </w:tc>
+      </w:tr>
+    </w:tbl>
+    <w:p>
+      <w:pPr>
+        <w:pStyle w:val="BodyText"/>
+      </w:pPr>
+      <w:r>
+        <w:t xml:space="preserve">The result is that</w:t>
+      </w:r>
+      <w:r>
+        <w:t xml:space="preserve"> </w:t>
+      </w:r>
+      <w:r>
+        <w:rPr>
+          <w:b/>
+          <w:bCs/>
+        </w:rPr>
+        <w:t xml:space="preserve">ransomware that lands on one workload finds the network around it almost empty</w:t>
+      </w:r>
+      <w:r>
+        <w:t xml:space="preserve">: the protocols it needs to spread are blocked by policy, and every attempt is logged.</w:t>
+      </w:r>
+    </w:p>
+    <w:bookmarkEnd w:id="12"/>
+    <w:bookmarkStart w:id="13" w:name="Xf5adb5257dc22157f69a2cf0d0c3c3b107bfbd8"/>
+    <w:p>
+      <w:pPr>
+        <w:pStyle w:val="Heading3"/>
+      </w:pPr>
+      <w:r>
+        <w:t xml:space="preserve">2.3 Why We Need It</w:t>
+      </w:r>
+    </w:p>
+    <w:p>
+      <w:pPr>
+        <w:pStyle w:val="Compact"/>
+        <w:numPr>
+          <w:ilvl w:val="0"/>
+          <w:numId w:val="1004"/>
+        </w:numPr>
+      </w:pPr>
+      <w:r>
+        <w:rPr>
+          <w:b/>
+          <w:bCs/>
+        </w:rPr>
+        <w:t xml:space="preserve">Flat networks no longer match the threat model.</w:t>
+      </w:r>
+      <w:r>
+        <w:t xml:space="preserve"> </w:t>
+      </w:r>
+      <w:r>
+        <w:t xml:space="preserve">Perimeter firewalls do not stop an attacker who is already inside.</w:t>
+      </w:r>
+    </w:p>
+    <w:p>
+      <w:pPr>
+        <w:pStyle w:val="Compact"/>
+        <w:numPr>
+          <w:ilvl w:val="0"/>
+          <w:numId w:val="1004"/>
+        </w:numPr>
+      </w:pPr>
+      <w:r>
+        <w:rPr>
+          <w:b/>
+          <w:bCs/>
+        </w:rPr>
+        <w:t xml:space="preserve">Identity-based and EDR controls are necessary but not sufficient.</w:t>
+      </w:r>
+      <w:r>
+        <w:t xml:space="preserve"> </w:t>
+      </w:r>
+      <w:r>
+        <w:t xml:space="preserve">They catch behavior on the host. CSW removes the network paths the attacker would use between hosts.</w:t>
+      </w:r>
+    </w:p>
+    <w:p>
+      <w:pPr>
+        <w:pStyle w:val="Compact"/>
+        <w:numPr>
+          <w:ilvl w:val="0"/>
+          <w:numId w:val="1004"/>
+        </w:numPr>
+      </w:pPr>
+      <w:r>
+        <w:rPr>
+          <w:b/>
+          <w:bCs/>
+        </w:rPr>
+        <w:t xml:space="preserve">Crown-jewel applications need explicit protection.</w:t>
+      </w:r>
+      <w:r>
+        <w:t xml:space="preserve"> </w:t>
+      </w:r>
+      <w:r>
+        <w:t xml:space="preserve">Payments, claims, customer data, intellectual property, and backup infrastructure should not be reachable from a random user workstation or a low-tier dev server.</w:t>
+      </w:r>
+    </w:p>
+    <w:p>
+      <w:pPr>
+        <w:pStyle w:val="Compact"/>
+        <w:numPr>
+          <w:ilvl w:val="0"/>
+          <w:numId w:val="1004"/>
+        </w:numPr>
+      </w:pPr>
+      <w:r>
+        <w:rPr>
+          <w:b/>
+          <w:bCs/>
+        </w:rPr>
+        <w:t xml:space="preserve">Compliance and audit demand it.</w:t>
+      </w:r>
+      <w:r>
+        <w:t xml:space="preserve"> </w:t>
+      </w:r>
+      <w:r>
+        <w:t xml:space="preserve">PCI, HIPAA, SOX, and most internal security frameworks expect documented segmentation between regulated and non-regulated systems.</w:t>
+      </w:r>
+    </w:p>
+    <w:p>
+      <w:pPr>
+        <w:pStyle w:val="Compact"/>
+        <w:numPr>
+          <w:ilvl w:val="0"/>
+          <w:numId w:val="1004"/>
+        </w:numPr>
+      </w:pPr>
+      <w:r>
+        <w:rPr>
+          <w:b/>
+          <w:bCs/>
+        </w:rPr>
+        <w:t xml:space="preserve">It must not break applications.</w:t>
+      </w:r>
+      <w:r>
+        <w:t xml:space="preserve"> </w:t>
+      </w:r>
+      <w:r>
+        <w:t xml:space="preserve">CSW's discovery-first model (map dependencies → label workloads → model policy → enforce in stages) is what makes segmentation finally feasible in real enterprises.</w:t>
+      </w:r>
+    </w:p>
+    <w:p>
+      <w:pPr>
+        <w:pStyle w:val="FirstParagraph"/>
+      </w:pPr>
+      <w:r>
+        <w:t xml:space="preserve">In one sentence:</w:t>
+      </w:r>
+      <w:r>
+        <w:t xml:space="preserve"> </w:t>
+      </w:r>
+      <w:r>
+        <w:rPr>
+          <w:b/>
+          <w:bCs/>
+        </w:rPr>
+        <w:t xml:space="preserve">CSW exists so that when — not if — one workload is compromised, the attacker cannot reach the next one.</w:t>
+      </w:r>
+    </w:p>
+    <w:p>
+      <w:r>
+        <w:pict>
+          <v:rect style="width:0;height:1.5pt" o:hralign="center" o:hrstd="t" o:hr="t"/>
+        </w:pict>
+      </w:r>
+    </w:p>
+    <w:bookmarkEnd w:id="13"/>
+    <w:bookmarkEnd w:id="14"/>
+    <w:bookmarkStart w:id="15" w:name="Xc93e48c43e4ee8764e63c76fe597d43f46cd2e8"/>
+    <w:p>
+      <w:pPr>
+        <w:pStyle w:val="Heading2"/>
+      </w:pPr>
+      <w:r>
+        <w:t xml:space="preserve">3. Why Customers Care</w:t>
+      </w:r>
+    </w:p>
+    <w:p>
+      <w:pPr>
+        <w:pStyle w:val="FirstParagraph"/>
+      </w:pPr>
+      <w:r>
+        <w:t xml:space="preserve">Customers usually evaluate CSW because they need to reduce lateral movement risk without breaking applications. Traditional network segmentation often depends on VLANs, subnets, firewall zones, or static IP lists. That model becomes difficult when applications span data centers, public cloud, containers, and shared services.</w:t>
+      </w:r>
+    </w:p>
+    <w:p>
+      <w:pPr>
+        <w:pStyle w:val="BodyText"/>
+      </w:pPr>
+      <w:r>
+        <w:t xml:space="preserve">CSW helps customers:</w:t>
+      </w:r>
+    </w:p>
+    <w:p>
+      <w:pPr>
+        <w:pStyle w:val="Compact"/>
+        <w:numPr>
+          <w:ilvl w:val="0"/>
+          <w:numId w:val="1005"/>
+        </w:numPr>
+      </w:pPr>
+      <w:r>
+        <w:t xml:space="preserve">Discover application dependencies before enforcing policy.</w:t>
+      </w:r>
+    </w:p>
+    <w:p>
+      <w:pPr>
+        <w:pStyle w:val="Compact"/>
+        <w:numPr>
+          <w:ilvl w:val="0"/>
+          <w:numId w:val="1005"/>
+        </w:numPr>
+      </w:pPr>
+      <w:r>
+        <w:t xml:space="preserve">Build policies based on labels and application intent, not only IP addresses.</w:t>
+      </w:r>
+    </w:p>
+    <w:p>
+      <w:pPr>
+        <w:pStyle w:val="Compact"/>
+        <w:numPr>
+          <w:ilvl w:val="0"/>
+          <w:numId w:val="1005"/>
+        </w:numPr>
+      </w:pPr>
+      <w:r>
+        <w:t xml:space="preserve">Protect high-value or vulnerable applications with tighter controls.</w:t>
+      </w:r>
+    </w:p>
+    <w:p>
+      <w:pPr>
+        <w:pStyle w:val="Compact"/>
+        <w:numPr>
+          <w:ilvl w:val="0"/>
+          <w:numId w:val="1005"/>
+        </w:numPr>
+      </w:pPr>
+      <w:r>
+        <w:t xml:space="preserve">Align policy with CMDB data, cloud tags, application ownership, and observed behavior.</w:t>
+      </w:r>
+    </w:p>
+    <w:p>
+      <w:pPr>
+        <w:pStyle w:val="Compact"/>
+        <w:numPr>
+          <w:ilvl w:val="0"/>
+          <w:numId w:val="1005"/>
+        </w:numPr>
+      </w:pPr>
+      <w:r>
+        <w:t xml:space="preserve">Roll out segmentation in phases, starting with visibility and policy modeling.</w:t>
+      </w:r>
+    </w:p>
+    <w:p>
+      <w:pPr>
+        <w:pStyle w:val="Compact"/>
+        <w:numPr>
+          <w:ilvl w:val="0"/>
+          <w:numId w:val="1005"/>
+        </w:numPr>
+      </w:pPr>
+      <w:r>
+        <w:t xml:space="preserve">Produce evidence for security, audit, and architecture teams.</w:t>
+      </w:r>
+    </w:p>
+    <w:p>
+      <w:r>
+        <w:pict>
+          <v:rect style="width:0;height:1.5pt" o:hralign="center" o:hrstd="t" o:hr="t"/>
+        </w:pict>
+      </w:r>
+    </w:p>
+    <w:bookmarkEnd w:id="15"/>
+    <w:bookmarkStart w:id="16" w:name="X353429cded0140ab0d779a396742c604dc7c0fe"/>
+    <w:p>
+      <w:pPr>
+        <w:pStyle w:val="Heading2"/>
+      </w:pPr>
+      <w:r>
+        <w:t xml:space="preserve">4. Core CSW Concepts for Users</w:t>
+      </w:r>
+    </w:p>
+    <w:tbl>
+      <w:tblPr>
+        <w:tblStyle w:val="Table"/>
+        <w:tblW w:type="auto" w:w="0"/>
+        <w:tblLook w:firstRow="1" w:lastRow="0" w:firstColumn="0" w:lastColumn="0" w:noHBand="0" w:noVBand="0" w:val="0020"/>
+      </w:tblPr>
+      <w:tblGrid>
+        <w:gridCol w:w="3960"/>
+        <w:gridCol w:w="3960"/>
+      </w:tblGrid>
+      <w:tr>
+        <w:trPr>
+          <w:tblHeader w:val="on"/>
+        </w:trPr>
+        <w:tc>
+          <w:tcPr/>
+          <w:p>
+            <w:pPr>
+              <w:pStyle w:val="Compact"/>
+            </w:pPr>
+            <w:r>
               <w:t xml:space="preserve">Concept</w:t>
             </w:r>
           </w:p>
@@ -735,14 +1471,14 @@
         </w:pict>
       </w:r>
     </w:p>
-    <w:bookmarkEnd w:id="12"/>
-    <w:bookmarkStart w:id="14" w:name="Xbed7fedf9510be5f97c515b43c852f105e23553"/>
+    <w:bookmarkEnd w:id="16"/>
+    <w:bookmarkStart w:id="18" w:name="X8d5d3d2112ceafddda5fdbbde8d9620afd2dc8f"/>
     <w:p>
       <w:pPr>
         <w:pStyle w:val="Heading2"/>
       </w:pPr>
       <w:r>
-        <w:t xml:space="preserve">4. CSW Video Library</w:t>
+        <w:t xml:space="preserve">5. CSW Video Library</w:t>
       </w:r>
     </w:p>
     <w:p>
@@ -1316,7 +2052,7 @@
         </w:tc>
       </w:tr>
     </w:tbl>
-    <w:bookmarkStart w:id="13" w:name="suggested-watch-order"/>
+    <w:bookmarkStart w:id="17" w:name="suggested-watch-order"/>
     <w:p>
       <w:pPr>
         <w:pStyle w:val="Heading3"/>
@@ -1330,7 +2066,7 @@
         <w:pStyle w:val="Compact"/>
         <w:numPr>
           <w:ilvl w:val="0"/>
-          <w:numId w:val="1003"/>
+          <w:numId w:val="1006"/>
         </w:numPr>
       </w:pPr>
       <w:r>
@@ -1355,7 +2091,7 @@
         <w:pStyle w:val="Compact"/>
         <w:numPr>
           <w:ilvl w:val="0"/>
-          <w:numId w:val="1003"/>
+          <w:numId w:val="1006"/>
         </w:numPr>
       </w:pPr>
       <w:r>
@@ -1409,7 +2145,7 @@
         <w:pStyle w:val="Compact"/>
         <w:numPr>
           <w:ilvl w:val="0"/>
-          <w:numId w:val="1003"/>
+          <w:numId w:val="1006"/>
         </w:numPr>
       </w:pPr>
       <w:r>
@@ -1437,7 +2173,7 @@
         <w:pStyle w:val="Compact"/>
         <w:numPr>
           <w:ilvl w:val="0"/>
-          <w:numId w:val="1003"/>
+          <w:numId w:val="1006"/>
         </w:numPr>
       </w:pPr>
       <w:r>
@@ -1491,7 +2227,7 @@
         <w:pStyle w:val="Compact"/>
         <w:numPr>
           <w:ilvl w:val="0"/>
-          <w:numId w:val="1003"/>
+          <w:numId w:val="1006"/>
         </w:numPr>
       </w:pPr>
       <w:r>
@@ -1519,7 +2255,7 @@
         <w:pStyle w:val="Compact"/>
         <w:numPr>
           <w:ilvl w:val="0"/>
-          <w:numId w:val="1003"/>
+          <w:numId w:val="1006"/>
         </w:numPr>
       </w:pPr>
       <w:r>
@@ -1549,18 +2285,18 @@
         </w:pict>
       </w:r>
     </w:p>
-    <w:bookmarkEnd w:id="13"/>
-    <w:bookmarkEnd w:id="14"/>
-    <w:bookmarkStart w:id="18" w:name="X2c22b968be1b469128b1917e3baf2aec78c4995"/>
+    <w:bookmarkEnd w:id="17"/>
+    <w:bookmarkEnd w:id="18"/>
+    <w:bookmarkStart w:id="22" w:name="X58938abf12d931bcad8bdf8cad8c32cf589c2b6"/>
     <w:p>
       <w:pPr>
         <w:pStyle w:val="Heading2"/>
       </w:pPr>
       <w:r>
-        <w:t xml:space="preserve">5. How to Explain CSW in a Customer Meeting</w:t>
-      </w:r>
-    </w:p>
-    <w:bookmarkStart w:id="15" w:name="X02667f004e9d93967c02b53649e8d7704fae290"/>
+        <w:t xml:space="preserve">6. How to Explain CSW in a Customer Meeting</w:t>
+      </w:r>
+    </w:p>
+    <w:bookmarkStart w:id="19" w:name="X02667f004e9d93967c02b53649e8d7704fae290"/>
     <w:p>
       <w:pPr>
         <w:pStyle w:val="Heading3"/>
@@ -1577,8 +2313,8 @@
         <w:t xml:space="preserve">Cisco Secure Workload helps customers discover how applications communicate and then safely enforce least-privilege segmentation policies around those applications. It starts with visibility and dependency mapping, uses labels and observed behavior to create policy, and supports staged enforcement so teams can reduce lateral movement risk without breaking applications.</w:t>
       </w:r>
     </w:p>
-    <w:bookmarkEnd w:id="15"/>
-    <w:bookmarkStart w:id="16" w:name="X245c304b430f838300b4e5d227cae86dea678fa"/>
+    <w:bookmarkEnd w:id="19"/>
+    <w:bookmarkStart w:id="20" w:name="X245c304b430f838300b4e5d227cae86dea678fa"/>
     <w:p>
       <w:pPr>
         <w:pStyle w:val="Heading3"/>
@@ -1595,8 +2331,8 @@
         <w:t xml:space="preserve">Most enterprises want micro-segmentation, but they hesitate because they do not fully know what their applications depend on. CSW starts by collecting workload telemetry, flow visibility, process context, cloud metadata, and CMDB labels. That data helps application teams understand real dependencies. From there, teams can model policy, see what would be blocked, tune the rules, and move selected workloads from monitor mode to enforcement. CSW is especially useful when customers need consistent segmentation across data center and cloud environments.</w:t>
       </w:r>
     </w:p>
-    <w:bookmarkEnd w:id="16"/>
-    <w:bookmarkStart w:id="17" w:name="common-positioning"/>
+    <w:bookmarkEnd w:id="20"/>
+    <w:bookmarkStart w:id="21" w:name="common-positioning"/>
     <w:p>
       <w:pPr>
         <w:pStyle w:val="Heading3"/>
@@ -1610,7 +2346,7 @@
         <w:pStyle w:val="Compact"/>
         <w:numPr>
           <w:ilvl w:val="0"/>
-          <w:numId w:val="1004"/>
+          <w:numId w:val="1007"/>
         </w:numPr>
       </w:pPr>
       <w:r>
@@ -1632,7 +2368,7 @@
         <w:pStyle w:val="Compact"/>
         <w:numPr>
           <w:ilvl w:val="0"/>
-          <w:numId w:val="1004"/>
+          <w:numId w:val="1007"/>
         </w:numPr>
       </w:pPr>
       <w:r>
@@ -1654,7 +2390,7 @@
         <w:pStyle w:val="Compact"/>
         <w:numPr>
           <w:ilvl w:val="0"/>
-          <w:numId w:val="1004"/>
+          <w:numId w:val="1007"/>
         </w:numPr>
       </w:pPr>
       <w:r>
@@ -1676,7 +2412,7 @@
         <w:pStyle w:val="Compact"/>
         <w:numPr>
           <w:ilvl w:val="0"/>
-          <w:numId w:val="1004"/>
+          <w:numId w:val="1007"/>
         </w:numPr>
       </w:pPr>
       <w:r>
@@ -1698,7 +2434,7 @@
         <w:pStyle w:val="Compact"/>
         <w:numPr>
           <w:ilvl w:val="0"/>
-          <w:numId w:val="1004"/>
+          <w:numId w:val="1007"/>
         </w:numPr>
       </w:pPr>
       <w:r>
@@ -1722,18 +2458,18 @@
         </w:pict>
       </w:r>
     </w:p>
-    <w:bookmarkEnd w:id="17"/>
-    <w:bookmarkEnd w:id="18"/>
-    <w:bookmarkStart w:id="28" w:name="X828072c830a10804f309adacc60a96c6d22f0e5"/>
+    <w:bookmarkEnd w:id="21"/>
+    <w:bookmarkEnd w:id="22"/>
+    <w:bookmarkStart w:id="32" w:name="Xa2467de0176a16fa5b9bfc7c341b8db67b47b02"/>
     <w:p>
       <w:pPr>
         <w:pStyle w:val="Heading2"/>
       </w:pPr>
       <w:r>
-        <w:t xml:space="preserve">6. CSW Onboarding Runbook</w:t>
-      </w:r>
-    </w:p>
-    <w:bookmarkStart w:id="19" w:name="phase-0---confirm-scope-and-outcomes"/>
+        <w:t xml:space="preserve">7. CSW Onboarding Runbook</w:t>
+      </w:r>
+    </w:p>
+    <w:bookmarkStart w:id="23" w:name="phase-0---confirm-scope-and-outcomes"/>
     <w:p>
       <w:pPr>
         <w:pStyle w:val="Heading3"/>
@@ -1777,7 +2513,7 @@
         <w:pStyle w:val="Compact"/>
         <w:numPr>
           <w:ilvl w:val="0"/>
-          <w:numId w:val="1005"/>
+          <w:numId w:val="1008"/>
         </w:numPr>
       </w:pPr>
       <w:r>
@@ -1789,7 +2525,7 @@
         <w:pStyle w:val="Compact"/>
         <w:numPr>
           <w:ilvl w:val="0"/>
-          <w:numId w:val="1005"/>
+          <w:numId w:val="1008"/>
         </w:numPr>
       </w:pPr>
       <w:r>
@@ -1801,7 +2537,7 @@
         <w:pStyle w:val="Compact"/>
         <w:numPr>
           <w:ilvl w:val="0"/>
-          <w:numId w:val="1005"/>
+          <w:numId w:val="1008"/>
         </w:numPr>
       </w:pPr>
       <w:r>
@@ -1813,7 +2549,7 @@
         <w:pStyle w:val="Compact"/>
         <w:numPr>
           <w:ilvl w:val="0"/>
-          <w:numId w:val="1005"/>
+          <w:numId w:val="1008"/>
         </w:numPr>
       </w:pPr>
       <w:r>
@@ -1825,7 +2561,7 @@
         <w:pStyle w:val="Compact"/>
         <w:numPr>
           <w:ilvl w:val="1"/>
-          <w:numId w:val="1006"/>
+          <w:numId w:val="1009"/>
         </w:numPr>
       </w:pPr>
       <w:r>
@@ -1837,7 +2573,7 @@
         <w:pStyle w:val="Compact"/>
         <w:numPr>
           <w:ilvl w:val="1"/>
-          <w:numId w:val="1006"/>
+          <w:numId w:val="1009"/>
         </w:numPr>
       </w:pPr>
       <w:r>
@@ -1849,7 +2585,7 @@
         <w:pStyle w:val="Compact"/>
         <w:numPr>
           <w:ilvl w:val="1"/>
-          <w:numId w:val="1006"/>
+          <w:numId w:val="1009"/>
         </w:numPr>
       </w:pPr>
       <w:r>
@@ -1861,7 +2597,7 @@
         <w:pStyle w:val="Compact"/>
         <w:numPr>
           <w:ilvl w:val="1"/>
-          <w:numId w:val="1006"/>
+          <w:numId w:val="1009"/>
         </w:numPr>
       </w:pPr>
       <w:r>
@@ -1873,7 +2609,7 @@
         <w:pStyle w:val="Compact"/>
         <w:numPr>
           <w:ilvl w:val="1"/>
-          <w:numId w:val="1006"/>
+          <w:numId w:val="1009"/>
         </w:numPr>
       </w:pPr>
       <w:r>
@@ -1885,7 +2621,7 @@
         <w:pStyle w:val="Compact"/>
         <w:numPr>
           <w:ilvl w:val="1"/>
-          <w:numId w:val="1006"/>
+          <w:numId w:val="1009"/>
         </w:numPr>
       </w:pPr>
       <w:r>
@@ -1917,8 +2653,8 @@
         </w:pict>
       </w:r>
     </w:p>
-    <w:bookmarkEnd w:id="19"/>
-    <w:bookmarkStart w:id="20" w:name="phase-1---prepare-the-tenant-and-access"/>
+    <w:bookmarkEnd w:id="23"/>
+    <w:bookmarkStart w:id="24" w:name="phase-1---prepare-the-tenant-and-access"/>
     <w:p>
       <w:pPr>
         <w:pStyle w:val="Heading3"/>
@@ -1962,7 +2698,7 @@
         <w:pStyle w:val="Compact"/>
         <w:numPr>
           <w:ilvl w:val="0"/>
-          <w:numId w:val="1007"/>
+          <w:numId w:val="1010"/>
         </w:numPr>
       </w:pPr>
       <w:r>
@@ -1974,7 +2710,7 @@
         <w:pStyle w:val="Compact"/>
         <w:numPr>
           <w:ilvl w:val="0"/>
-          <w:numId w:val="1007"/>
+          <w:numId w:val="1010"/>
         </w:numPr>
       </w:pPr>
       <w:r>
@@ -1986,7 +2722,7 @@
         <w:pStyle w:val="Compact"/>
         <w:numPr>
           <w:ilvl w:val="0"/>
-          <w:numId w:val="1007"/>
+          <w:numId w:val="1010"/>
         </w:numPr>
       </w:pPr>
       <w:r>
@@ -1998,7 +2734,7 @@
         <w:pStyle w:val="Compact"/>
         <w:numPr>
           <w:ilvl w:val="0"/>
-          <w:numId w:val="1007"/>
+          <w:numId w:val="1010"/>
         </w:numPr>
       </w:pPr>
       <w:r>
@@ -2010,7 +2746,7 @@
         <w:pStyle w:val="Compact"/>
         <w:numPr>
           <w:ilvl w:val="0"/>
-          <w:numId w:val="1007"/>
+          <w:numId w:val="1010"/>
         </w:numPr>
       </w:pPr>
       <w:r>
@@ -2042,8 +2778,8 @@
         </w:pict>
       </w:r>
     </w:p>
-    <w:bookmarkEnd w:id="20"/>
-    <w:bookmarkStart w:id="21" w:name="phase-2---build-the-label-strategy"/>
+    <w:bookmarkEnd w:id="24"/>
+    <w:bookmarkStart w:id="25" w:name="phase-2---build-the-label-strategy"/>
     <w:p>
       <w:pPr>
         <w:pStyle w:val="Heading3"/>
@@ -2541,7 +3277,7 @@
         <w:pStyle w:val="Compact"/>
         <w:numPr>
           <w:ilvl w:val="0"/>
-          <w:numId w:val="1008"/>
+          <w:numId w:val="1011"/>
         </w:numPr>
       </w:pPr>
       <w:r>
@@ -2553,7 +3289,7 @@
         <w:pStyle w:val="Compact"/>
         <w:numPr>
           <w:ilvl w:val="0"/>
-          <w:numId w:val="1008"/>
+          <w:numId w:val="1011"/>
         </w:numPr>
       </w:pPr>
       <w:r>
@@ -2565,7 +3301,7 @@
         <w:pStyle w:val="Compact"/>
         <w:numPr>
           <w:ilvl w:val="0"/>
-          <w:numId w:val="1008"/>
+          <w:numId w:val="1011"/>
         </w:numPr>
       </w:pPr>
       <w:r>
@@ -2577,7 +3313,7 @@
         <w:pStyle w:val="Compact"/>
         <w:numPr>
           <w:ilvl w:val="0"/>
-          <w:numId w:val="1008"/>
+          <w:numId w:val="1011"/>
         </w:numPr>
       </w:pPr>
       <w:r>
@@ -2609,8 +3345,8 @@
         </w:pict>
       </w:r>
     </w:p>
-    <w:bookmarkEnd w:id="21"/>
-    <w:bookmarkStart w:id="22" w:name="phase-3---deploy-agents-and-connectors"/>
+    <w:bookmarkEnd w:id="25"/>
+    <w:bookmarkStart w:id="26" w:name="phase-3---deploy-agents-and-connectors"/>
     <w:p>
       <w:pPr>
         <w:pStyle w:val="Heading3"/>
@@ -2654,7 +3390,7 @@
         <w:pStyle w:val="Compact"/>
         <w:numPr>
           <w:ilvl w:val="0"/>
-          <w:numId w:val="1009"/>
+          <w:numId w:val="1012"/>
         </w:numPr>
       </w:pPr>
       <w:r>
@@ -2666,7 +3402,7 @@
         <w:pStyle w:val="Compact"/>
         <w:numPr>
           <w:ilvl w:val="0"/>
-          <w:numId w:val="1009"/>
+          <w:numId w:val="1012"/>
         </w:numPr>
       </w:pPr>
       <w:r>
@@ -2678,7 +3414,7 @@
         <w:pStyle w:val="Compact"/>
         <w:numPr>
           <w:ilvl w:val="0"/>
-          <w:numId w:val="1009"/>
+          <w:numId w:val="1012"/>
         </w:numPr>
       </w:pPr>
       <w:r>
@@ -2690,7 +3426,7 @@
         <w:pStyle w:val="Compact"/>
         <w:numPr>
           <w:ilvl w:val="0"/>
-          <w:numId w:val="1009"/>
+          <w:numId w:val="1012"/>
         </w:numPr>
       </w:pPr>
       <w:r>
@@ -2702,7 +3438,7 @@
         <w:pStyle w:val="Compact"/>
         <w:numPr>
           <w:ilvl w:val="0"/>
-          <w:numId w:val="1009"/>
+          <w:numId w:val="1012"/>
         </w:numPr>
       </w:pPr>
       <w:r>
@@ -2714,7 +3450,7 @@
         <w:pStyle w:val="Compact"/>
         <w:numPr>
           <w:ilvl w:val="0"/>
-          <w:numId w:val="1009"/>
+          <w:numId w:val="1012"/>
         </w:numPr>
       </w:pPr>
       <w:r>
@@ -2746,8 +3482,8 @@
         </w:pict>
       </w:r>
     </w:p>
-    <w:bookmarkEnd w:id="22"/>
-    <w:bookmarkStart w:id="23" w:name="X85d4e4be5891f720f2552e26364a87ec66b02af"/>
+    <w:bookmarkEnd w:id="26"/>
+    <w:bookmarkStart w:id="27" w:name="X85d4e4be5891f720f2552e26364a87ec66b02af"/>
     <w:p>
       <w:pPr>
         <w:pStyle w:val="Heading3"/>
@@ -2791,7 +3527,7 @@
         <w:pStyle w:val="Compact"/>
         <w:numPr>
           <w:ilvl w:val="0"/>
-          <w:numId w:val="1010"/>
+          <w:numId w:val="1013"/>
         </w:numPr>
       </w:pPr>
       <w:r>
@@ -2803,7 +3539,7 @@
         <w:pStyle w:val="Compact"/>
         <w:numPr>
           <w:ilvl w:val="0"/>
-          <w:numId w:val="1010"/>
+          <w:numId w:val="1013"/>
         </w:numPr>
       </w:pPr>
       <w:r>
@@ -2815,7 +3551,7 @@
         <w:pStyle w:val="Compact"/>
         <w:numPr>
           <w:ilvl w:val="0"/>
-          <w:numId w:val="1010"/>
+          <w:numId w:val="1013"/>
         </w:numPr>
       </w:pPr>
       <w:r>
@@ -2827,7 +3563,7 @@
         <w:pStyle w:val="Compact"/>
         <w:numPr>
           <w:ilvl w:val="0"/>
-          <w:numId w:val="1010"/>
+          <w:numId w:val="1013"/>
         </w:numPr>
       </w:pPr>
       <w:r>
@@ -2839,7 +3575,7 @@
         <w:pStyle w:val="Compact"/>
         <w:numPr>
           <w:ilvl w:val="0"/>
-          <w:numId w:val="1010"/>
+          <w:numId w:val="1013"/>
         </w:numPr>
       </w:pPr>
       <w:r>
@@ -2851,7 +3587,7 @@
         <w:pStyle w:val="Compact"/>
         <w:numPr>
           <w:ilvl w:val="0"/>
-          <w:numId w:val="1010"/>
+          <w:numId w:val="1013"/>
         </w:numPr>
       </w:pPr>
       <w:r>
@@ -2883,8 +3619,8 @@
         </w:pict>
       </w:r>
     </w:p>
-    <w:bookmarkEnd w:id="23"/>
-    <w:bookmarkStart w:id="24" w:name="phase-5---model-policy"/>
+    <w:bookmarkEnd w:id="27"/>
+    <w:bookmarkStart w:id="28" w:name="phase-5---model-policy"/>
     <w:p>
       <w:pPr>
         <w:pStyle w:val="Heading3"/>
@@ -2928,7 +3664,7 @@
         <w:pStyle w:val="Compact"/>
         <w:numPr>
           <w:ilvl w:val="0"/>
-          <w:numId w:val="1011"/>
+          <w:numId w:val="1014"/>
         </w:numPr>
       </w:pPr>
       <w:r>
@@ -2940,7 +3676,7 @@
         <w:pStyle w:val="Compact"/>
         <w:numPr>
           <w:ilvl w:val="0"/>
-          <w:numId w:val="1011"/>
+          <w:numId w:val="1014"/>
         </w:numPr>
       </w:pPr>
       <w:r>
@@ -2952,7 +3688,7 @@
         <w:pStyle w:val="Compact"/>
         <w:numPr>
           <w:ilvl w:val="0"/>
-          <w:numId w:val="1011"/>
+          <w:numId w:val="1014"/>
         </w:numPr>
       </w:pPr>
       <w:r>
@@ -2964,7 +3700,7 @@
         <w:pStyle w:val="Compact"/>
         <w:numPr>
           <w:ilvl w:val="0"/>
-          <w:numId w:val="1011"/>
+          <w:numId w:val="1014"/>
         </w:numPr>
       </w:pPr>
       <w:r>
@@ -2976,7 +3712,7 @@
         <w:pStyle w:val="Compact"/>
         <w:numPr>
           <w:ilvl w:val="0"/>
-          <w:numId w:val="1011"/>
+          <w:numId w:val="1014"/>
         </w:numPr>
       </w:pPr>
       <w:r>
@@ -2988,7 +3724,7 @@
         <w:pStyle w:val="Compact"/>
         <w:numPr>
           <w:ilvl w:val="0"/>
-          <w:numId w:val="1011"/>
+          <w:numId w:val="1014"/>
         </w:numPr>
       </w:pPr>
       <w:r>
@@ -3020,8 +3756,8 @@
         </w:pict>
       </w:r>
     </w:p>
-    <w:bookmarkEnd w:id="24"/>
-    <w:bookmarkStart w:id="25" w:name="phase-6---start-in-monitor-mode"/>
+    <w:bookmarkEnd w:id="28"/>
+    <w:bookmarkStart w:id="29" w:name="phase-6---start-in-monitor-mode"/>
     <w:p>
       <w:pPr>
         <w:pStyle w:val="Heading3"/>
@@ -3065,7 +3801,7 @@
         <w:pStyle w:val="Compact"/>
         <w:numPr>
           <w:ilvl w:val="0"/>
-          <w:numId w:val="1012"/>
+          <w:numId w:val="1015"/>
         </w:numPr>
       </w:pPr>
       <w:r>
@@ -3077,7 +3813,7 @@
         <w:pStyle w:val="Compact"/>
         <w:numPr>
           <w:ilvl w:val="0"/>
-          <w:numId w:val="1012"/>
+          <w:numId w:val="1015"/>
         </w:numPr>
       </w:pPr>
       <w:r>
@@ -3089,7 +3825,7 @@
         <w:pStyle w:val="Compact"/>
         <w:numPr>
           <w:ilvl w:val="0"/>
-          <w:numId w:val="1012"/>
+          <w:numId w:val="1015"/>
         </w:numPr>
       </w:pPr>
       <w:r>
@@ -3101,7 +3837,7 @@
         <w:pStyle w:val="Compact"/>
         <w:numPr>
           <w:ilvl w:val="0"/>
-          <w:numId w:val="1012"/>
+          <w:numId w:val="1015"/>
         </w:numPr>
       </w:pPr>
       <w:r>
@@ -3113,7 +3849,7 @@
         <w:pStyle w:val="Compact"/>
         <w:numPr>
           <w:ilvl w:val="0"/>
-          <w:numId w:val="1012"/>
+          <w:numId w:val="1015"/>
         </w:numPr>
       </w:pPr>
       <w:r>
@@ -3145,8 +3881,8 @@
         </w:pict>
       </w:r>
     </w:p>
-    <w:bookmarkEnd w:id="25"/>
-    <w:bookmarkStart w:id="26" w:name="phase-7---enforce-in-a-controlled-scope"/>
+    <w:bookmarkEnd w:id="29"/>
+    <w:bookmarkStart w:id="30" w:name="phase-7---enforce-in-a-controlled-scope"/>
     <w:p>
       <w:pPr>
         <w:pStyle w:val="Heading3"/>
@@ -3190,7 +3926,7 @@
         <w:pStyle w:val="Compact"/>
         <w:numPr>
           <w:ilvl w:val="0"/>
-          <w:numId w:val="1013"/>
+          <w:numId w:val="1016"/>
         </w:numPr>
       </w:pPr>
       <w:r>
@@ -3202,7 +3938,7 @@
         <w:pStyle w:val="Compact"/>
         <w:numPr>
           <w:ilvl w:val="0"/>
-          <w:numId w:val="1013"/>
+          <w:numId w:val="1016"/>
         </w:numPr>
       </w:pPr>
       <w:r>
@@ -3214,7 +3950,7 @@
         <w:pStyle w:val="Compact"/>
         <w:numPr>
           <w:ilvl w:val="0"/>
-          <w:numId w:val="1013"/>
+          <w:numId w:val="1016"/>
         </w:numPr>
       </w:pPr>
       <w:r>
@@ -3226,7 +3962,7 @@
         <w:pStyle w:val="Compact"/>
         <w:numPr>
           <w:ilvl w:val="0"/>
-          <w:numId w:val="1013"/>
+          <w:numId w:val="1016"/>
         </w:numPr>
       </w:pPr>
       <w:r>
@@ -3238,7 +3974,7 @@
         <w:pStyle w:val="Compact"/>
         <w:numPr>
           <w:ilvl w:val="0"/>
-          <w:numId w:val="1013"/>
+          <w:numId w:val="1016"/>
         </w:numPr>
       </w:pPr>
       <w:r>
@@ -3250,7 +3986,7 @@
         <w:pStyle w:val="Compact"/>
         <w:numPr>
           <w:ilvl w:val="0"/>
-          <w:numId w:val="1013"/>
+          <w:numId w:val="1016"/>
         </w:numPr>
       </w:pPr>
       <w:r>
@@ -3262,7 +3998,7 @@
         <w:pStyle w:val="Compact"/>
         <w:numPr>
           <w:ilvl w:val="0"/>
-          <w:numId w:val="1013"/>
+          <w:numId w:val="1016"/>
         </w:numPr>
       </w:pPr>
       <w:r>
@@ -3274,7 +4010,7 @@
         <w:pStyle w:val="Compact"/>
         <w:numPr>
           <w:ilvl w:val="0"/>
-          <w:numId w:val="1013"/>
+          <w:numId w:val="1016"/>
         </w:numPr>
       </w:pPr>
       <w:r>
@@ -3306,8 +4042,8 @@
         </w:pict>
       </w:r>
     </w:p>
-    <w:bookmarkEnd w:id="26"/>
-    <w:bookmarkStart w:id="27" w:name="phase-8---operationalize"/>
+    <w:bookmarkEnd w:id="30"/>
+    <w:bookmarkStart w:id="31" w:name="phase-8---operationalize"/>
     <w:p>
       <w:pPr>
         <w:pStyle w:val="Heading3"/>
@@ -3351,7 +4087,7 @@
         <w:pStyle w:val="Compact"/>
         <w:numPr>
           <w:ilvl w:val="0"/>
-          <w:numId w:val="1014"/>
+          <w:numId w:val="1017"/>
         </w:numPr>
       </w:pPr>
       <w:r>
@@ -3363,7 +4099,7 @@
         <w:pStyle w:val="Compact"/>
         <w:numPr>
           <w:ilvl w:val="0"/>
-          <w:numId w:val="1014"/>
+          <w:numId w:val="1017"/>
         </w:numPr>
       </w:pPr>
       <w:r>
@@ -3375,7 +4111,7 @@
         <w:pStyle w:val="Compact"/>
         <w:numPr>
           <w:ilvl w:val="0"/>
-          <w:numId w:val="1014"/>
+          <w:numId w:val="1017"/>
         </w:numPr>
       </w:pPr>
       <w:r>
@@ -3387,7 +4123,7 @@
         <w:pStyle w:val="Compact"/>
         <w:numPr>
           <w:ilvl w:val="0"/>
-          <w:numId w:val="1014"/>
+          <w:numId w:val="1017"/>
         </w:numPr>
       </w:pPr>
       <w:r>
@@ -3399,7 +4135,7 @@
         <w:pStyle w:val="Compact"/>
         <w:numPr>
           <w:ilvl w:val="0"/>
-          <w:numId w:val="1014"/>
+          <w:numId w:val="1017"/>
         </w:numPr>
       </w:pPr>
       <w:r>
@@ -3411,7 +4147,7 @@
         <w:pStyle w:val="Compact"/>
         <w:numPr>
           <w:ilvl w:val="0"/>
-          <w:numId w:val="1014"/>
+          <w:numId w:val="1017"/>
         </w:numPr>
       </w:pPr>
       <w:r>
@@ -3423,7 +4159,7 @@
         <w:pStyle w:val="Compact"/>
         <w:numPr>
           <w:ilvl w:val="0"/>
-          <w:numId w:val="1014"/>
+          <w:numId w:val="1017"/>
         </w:numPr>
       </w:pPr>
       <w:r>
@@ -3455,15 +4191,15 @@
         </w:pict>
       </w:r>
     </w:p>
-    <w:bookmarkEnd w:id="27"/>
-    <w:bookmarkEnd w:id="28"/>
-    <w:bookmarkStart w:id="29" w:name="X06f8237afb734b40fe3e29155e4ed662b826e55"/>
+    <w:bookmarkEnd w:id="31"/>
+    <w:bookmarkEnd w:id="32"/>
+    <w:bookmarkStart w:id="33" w:name="Xa85d52fc1d13afcd7e08ce3626c3684e19f135a"/>
     <w:p>
       <w:pPr>
         <w:pStyle w:val="Heading2"/>
       </w:pPr>
       <w:r>
-        <w:t xml:space="preserve">7. Discovery Questions</w:t>
+        <w:t xml:space="preserve">8. Discovery Questions</w:t>
       </w:r>
     </w:p>
     <w:p>
@@ -3479,7 +4215,7 @@
         <w:pStyle w:val="Compact"/>
         <w:numPr>
           <w:ilvl w:val="0"/>
-          <w:numId w:val="1015"/>
+          <w:numId w:val="1018"/>
         </w:numPr>
       </w:pPr>
       <w:r>
@@ -3491,7 +4227,7 @@
         <w:pStyle w:val="Compact"/>
         <w:numPr>
           <w:ilvl w:val="0"/>
-          <w:numId w:val="1015"/>
+          <w:numId w:val="1018"/>
         </w:numPr>
       </w:pPr>
       <w:r>
@@ -3503,7 +4239,7 @@
         <w:pStyle w:val="Compact"/>
         <w:numPr>
           <w:ilvl w:val="0"/>
-          <w:numId w:val="1015"/>
+          <w:numId w:val="1018"/>
         </w:numPr>
       </w:pPr>
       <w:r>
@@ -3515,7 +4251,7 @@
         <w:pStyle w:val="Compact"/>
         <w:numPr>
           <w:ilvl w:val="0"/>
-          <w:numId w:val="1015"/>
+          <w:numId w:val="1018"/>
         </w:numPr>
       </w:pPr>
       <w:r>
@@ -3527,7 +4263,7 @@
         <w:pStyle w:val="Compact"/>
         <w:numPr>
           <w:ilvl w:val="0"/>
-          <w:numId w:val="1015"/>
+          <w:numId w:val="1018"/>
         </w:numPr>
       </w:pPr>
       <w:r>
@@ -3539,7 +4275,7 @@
         <w:pStyle w:val="Compact"/>
         <w:numPr>
           <w:ilvl w:val="0"/>
-          <w:numId w:val="1015"/>
+          <w:numId w:val="1018"/>
         </w:numPr>
       </w:pPr>
       <w:r>
@@ -3551,7 +4287,7 @@
         <w:pStyle w:val="Compact"/>
         <w:numPr>
           <w:ilvl w:val="0"/>
-          <w:numId w:val="1015"/>
+          <w:numId w:val="1018"/>
         </w:numPr>
       </w:pPr>
       <w:r>
@@ -3563,7 +4299,7 @@
         <w:pStyle w:val="Compact"/>
         <w:numPr>
           <w:ilvl w:val="0"/>
-          <w:numId w:val="1015"/>
+          <w:numId w:val="1018"/>
         </w:numPr>
       </w:pPr>
       <w:r>
@@ -3575,7 +4311,7 @@
         <w:pStyle w:val="Compact"/>
         <w:numPr>
           <w:ilvl w:val="0"/>
-          <w:numId w:val="1015"/>
+          <w:numId w:val="1018"/>
         </w:numPr>
       </w:pPr>
       <w:r>
@@ -3587,7 +4323,7 @@
         <w:pStyle w:val="Compact"/>
         <w:numPr>
           <w:ilvl w:val="0"/>
-          <w:numId w:val="1015"/>
+          <w:numId w:val="1018"/>
         </w:numPr>
       </w:pPr>
       <w:r>
@@ -3599,7 +4335,7 @@
         <w:pStyle w:val="Compact"/>
         <w:numPr>
           <w:ilvl w:val="0"/>
-          <w:numId w:val="1015"/>
+          <w:numId w:val="1018"/>
         </w:numPr>
       </w:pPr>
       <w:r>
@@ -3611,7 +4347,7 @@
         <w:pStyle w:val="Compact"/>
         <w:numPr>
           <w:ilvl w:val="0"/>
-          <w:numId w:val="1015"/>
+          <w:numId w:val="1018"/>
         </w:numPr>
       </w:pPr>
       <w:r>
@@ -3623,7 +4359,7 @@
         <w:pStyle w:val="Compact"/>
         <w:numPr>
           <w:ilvl w:val="0"/>
-          <w:numId w:val="1015"/>
+          <w:numId w:val="1018"/>
         </w:numPr>
       </w:pPr>
       <w:r>
@@ -3635,7 +4371,7 @@
         <w:pStyle w:val="Compact"/>
         <w:numPr>
           <w:ilvl w:val="0"/>
-          <w:numId w:val="1015"/>
+          <w:numId w:val="1018"/>
         </w:numPr>
       </w:pPr>
       <w:r>
@@ -3647,7 +4383,7 @@
         <w:pStyle w:val="Compact"/>
         <w:numPr>
           <w:ilvl w:val="0"/>
-          <w:numId w:val="1015"/>
+          <w:numId w:val="1018"/>
         </w:numPr>
       </w:pPr>
       <w:r>
@@ -3661,14 +4397,14 @@
         </w:pict>
       </w:r>
     </w:p>
-    <w:bookmarkEnd w:id="29"/>
-    <w:bookmarkStart w:id="30" w:name="Xf3106bf9d46d17183fa56d1277db47135ae0655"/>
+    <w:bookmarkEnd w:id="33"/>
+    <w:bookmarkStart w:id="34" w:name="X841d3ddf16524e5440bfb9de88d5c612795f996"/>
     <w:p>
       <w:pPr>
         <w:pStyle w:val="Heading2"/>
       </w:pPr>
       <w:r>
-        <w:t xml:space="preserve">8. POV Evidence Checklist</w:t>
+        <w:t xml:space="preserve">9. POV Evidence Checklist</w:t>
       </w:r>
     </w:p>
     <w:tbl>
@@ -4100,14 +4836,14 @@
         </w:pict>
       </w:r>
     </w:p>
-    <w:bookmarkEnd w:id="30"/>
-    <w:bookmarkStart w:id="31" w:name="X398b5ac88f8d53bd427267501ce233667557977"/>
+    <w:bookmarkEnd w:id="34"/>
+    <w:bookmarkStart w:id="35" w:name="Xfd7ff628108308dfd9a50ffd2b4ac7b1caefa2e"/>
     <w:p>
       <w:pPr>
         <w:pStyle w:val="Heading2"/>
       </w:pPr>
       <w:r>
-        <w:t xml:space="preserve">9. Common Pitfalls</w:t>
+        <w:t xml:space="preserve">10. Common Pitfalls</w:t>
       </w:r>
     </w:p>
     <w:tbl>
@@ -4323,14 +5059,14 @@
         </w:pict>
       </w:r>
     </w:p>
-    <w:bookmarkEnd w:id="31"/>
-    <w:bookmarkStart w:id="32" w:name="Xf9865d7f8e4a68119793a709bf5953d12f7a8a4"/>
+    <w:bookmarkEnd w:id="35"/>
+    <w:bookmarkStart w:id="36" w:name="X22a57548ad72139412394113736f74a112d1644"/>
     <w:p>
       <w:pPr>
         <w:pStyle w:val="Heading2"/>
       </w:pPr>
       <w:r>
-        <w:t xml:space="preserve">10. Simple CSW Talk Track</w:t>
+        <w:t xml:space="preserve">11. Simple CSW Talk Track</w:t>
       </w:r>
     </w:p>
     <w:p>
@@ -4346,7 +5082,7 @@
         <w:pStyle w:val="Compact"/>
         <w:numPr>
           <w:ilvl w:val="0"/>
-          <w:numId w:val="1016"/>
+          <w:numId w:val="1019"/>
         </w:numPr>
       </w:pPr>
       <w:r>
@@ -4368,7 +5104,7 @@
         <w:pStyle w:val="Compact"/>
         <w:numPr>
           <w:ilvl w:val="0"/>
-          <w:numId w:val="1016"/>
+          <w:numId w:val="1019"/>
         </w:numPr>
       </w:pPr>
       <w:r>
@@ -4390,7 +5126,7 @@
         <w:pStyle w:val="Compact"/>
         <w:numPr>
           <w:ilvl w:val="0"/>
-          <w:numId w:val="1016"/>
+          <w:numId w:val="1019"/>
         </w:numPr>
       </w:pPr>
       <w:r>
@@ -4412,7 +5148,7 @@
         <w:pStyle w:val="Compact"/>
         <w:numPr>
           <w:ilvl w:val="0"/>
-          <w:numId w:val="1016"/>
+          <w:numId w:val="1019"/>
         </w:numPr>
       </w:pPr>
       <w:r>
@@ -4434,7 +5170,7 @@
         <w:pStyle w:val="Compact"/>
         <w:numPr>
           <w:ilvl w:val="0"/>
-          <w:numId w:val="1016"/>
+          <w:numId w:val="1019"/>
         </w:numPr>
       </w:pPr>
       <w:r>
@@ -4458,22 +5194,22 @@
         </w:pict>
       </w:r>
     </w:p>
-    <w:bookmarkEnd w:id="32"/>
-    <w:bookmarkStart w:id="33" w:name="Xfc8fd80be52b3a3b38247257659ce433f42ef6b"/>
+    <w:bookmarkEnd w:id="36"/>
+    <w:bookmarkStart w:id="37" w:name="X04e07666da02c6370e77b96e23144f130a0eed0"/>
     <w:p>
       <w:pPr>
         <w:pStyle w:val="Heading2"/>
       </w:pPr>
       <w:r>
-        <w:t xml:space="preserve">11. Open Items Before Publishing Final Version</w:t>
-      </w:r>
-    </w:p>
-    <w:p>
-      <w:pPr>
-        <w:pStyle w:val="Compact"/>
-        <w:numPr>
-          <w:ilvl w:val="0"/>
-          <w:numId w:val="1017"/>
+        <w:t xml:space="preserve">12. Open Items Before Publishing Final Version</w:t>
+      </w:r>
+    </w:p>
+    <w:p>
+      <w:pPr>
+        <w:pStyle w:val="Compact"/>
+        <w:numPr>
+          <w:ilvl w:val="0"/>
+          <w:numId w:val="1020"/>
         </w:numPr>
       </w:pPr>
       <w:r>
@@ -4500,7 +5236,7 @@
         <w:pStyle w:val="Compact"/>
         <w:numPr>
           <w:ilvl w:val="0"/>
-          <w:numId w:val="1017"/>
+          <w:numId w:val="1020"/>
         </w:numPr>
       </w:pPr>
       <w:r>
@@ -4512,7 +5248,7 @@
         <w:pStyle w:val="Compact"/>
         <w:numPr>
           <w:ilvl w:val="0"/>
-          <w:numId w:val="1017"/>
+          <w:numId w:val="1020"/>
         </w:numPr>
       </w:pPr>
       <w:r>
@@ -4524,7 +5260,7 @@
         <w:pStyle w:val="Compact"/>
         <w:numPr>
           <w:ilvl w:val="0"/>
-          <w:numId w:val="1017"/>
+          <w:numId w:val="1020"/>
         </w:numPr>
       </w:pPr>
       <w:r>
@@ -4536,15 +5272,15 @@
         <w:pStyle w:val="Compact"/>
         <w:numPr>
           <w:ilvl w:val="0"/>
-          <w:numId w:val="1017"/>
+          <w:numId w:val="1020"/>
         </w:numPr>
       </w:pPr>
       <w:r>
         <w:t xml:space="preserve">Validate current release-specific support matrices before presenting platform coverage.</w:t>
       </w:r>
     </w:p>
-    <w:bookmarkEnd w:id="33"/>
-    <w:bookmarkEnd w:id="34"/>
+    <w:bookmarkEnd w:id="37"/>
+    <w:bookmarkEnd w:id="38"/>
     <w:sectPr>
       <w:footnotePr>
         <w:numRestart w:val="eachSect"/>
@@ -4877,42 +5613,45 @@
     </w:lvlOverride>
   </w:num>
   <w:num w:numId="1002">
-    <w:abstractNumId w:val="991"/>
+    <w:abstractNumId w:val="99411"/>
+    <w:lvlOverride w:ilvl="0">
+      <w:startOverride w:val="1"/>
+    </w:lvlOverride>
+    <w:lvlOverride w:ilvl="1">
+      <w:startOverride w:val="1"/>
+    </w:lvlOverride>
+    <w:lvlOverride w:ilvl="2">
+      <w:startOverride w:val="1"/>
+    </w:lvlOverride>
+    <w:lvlOverride w:ilvl="3">
+      <w:startOverride w:val="1"/>
+    </w:lvlOverride>
+    <w:lvlOverride w:ilvl="4">
+      <w:startOverride w:val="1"/>
+    </w:lvlOverride>
+    <w:lvlOverride w:ilvl="5">
+      <w:startOverride w:val="1"/>
+    </w:lvlOverride>
+    <w:lvlOverride w:ilvl="6">
+      <w:startOverride w:val="1"/>
+    </w:lvlOverride>
+    <w:lvlOverride w:ilvl="7">
+      <w:startOverride w:val="1"/>
+    </w:lvlOverride>
+    <w:lvlOverride w:ilvl="8">
+      <w:startOverride w:val="1"/>
+    </w:lvlOverride>
   </w:num>
   <w:num w:numId="1003">
-    <w:abstractNumId w:val="99411"/>
-    <w:lvlOverride w:ilvl="0">
-      <w:startOverride w:val="1"/>
-    </w:lvlOverride>
-    <w:lvlOverride w:ilvl="1">
-      <w:startOverride w:val="1"/>
-    </w:lvlOverride>
-    <w:lvlOverride w:ilvl="2">
-      <w:startOverride w:val="1"/>
-    </w:lvlOverride>
-    <w:lvlOverride w:ilvl="3">
-      <w:startOverride w:val="1"/>
-    </w:lvlOverride>
-    <w:lvlOverride w:ilvl="4">
-      <w:startOverride w:val="1"/>
-    </w:lvlOverride>
-    <w:lvlOverride w:ilvl="5">
-      <w:startOverride w:val="1"/>
-    </w:lvlOverride>
-    <w:lvlOverride w:ilvl="6">
-      <w:startOverride w:val="1"/>
-    </w:lvlOverride>
-    <w:lvlOverride w:ilvl="7">
-      <w:startOverride w:val="1"/>
-    </w:lvlOverride>
-    <w:lvlOverride w:ilvl="8">
-      <w:startOverride w:val="1"/>
-    </w:lvlOverride>
+    <w:abstractNumId w:val="991"/>
   </w:num>
   <w:num w:numId="1004">
     <w:abstractNumId w:val="991"/>
   </w:num>
   <w:num w:numId="1005">
+    <w:abstractNumId w:val="991"/>
+  </w:num>
+  <w:num w:numId="1006">
     <w:abstractNumId w:val="99411"/>
     <w:lvlOverride w:ilvl="0">
       <w:startOverride w:val="1"/>
@@ -4942,38 +5681,8 @@
       <w:startOverride w:val="1"/>
     </w:lvlOverride>
   </w:num>
-  <w:num w:numId="1006">
+  <w:num w:numId="1007">
     <w:abstractNumId w:val="991"/>
-  </w:num>
-  <w:num w:numId="1007">
-    <w:abstractNumId w:val="99411"/>
-    <w:lvlOverride w:ilvl="0">
-      <w:startOverride w:val="1"/>
-    </w:lvlOverride>
-    <w:lvlOverride w:ilvl="1">
-      <w:startOverride w:val="1"/>
-    </w:lvlOverride>
-    <w:lvlOverride w:ilvl="2">
-      <w:startOverride w:val="1"/>
-    </w:lvlOverride>
-    <w:lvlOverride w:ilvl="3">
-      <w:startOverride w:val="1"/>
-    </w:lvlOverride>
-    <w:lvlOverride w:ilvl="4">
-      <w:startOverride w:val="1"/>
-    </w:lvlOverride>
-    <w:lvlOverride w:ilvl="5">
-      <w:startOverride w:val="1"/>
-    </w:lvlOverride>
-    <w:lvlOverride w:ilvl="6">
-      <w:startOverride w:val="1"/>
-    </w:lvlOverride>
-    <w:lvlOverride w:ilvl="7">
-      <w:startOverride w:val="1"/>
-    </w:lvlOverride>
-    <w:lvlOverride w:ilvl="8">
-      <w:startOverride w:val="1"/>
-    </w:lvlOverride>
   </w:num>
   <w:num w:numId="1008">
     <w:abstractNumId w:val="99411"/>
@@ -5006,34 +5715,7 @@
     </w:lvlOverride>
   </w:num>
   <w:num w:numId="1009">
-    <w:abstractNumId w:val="99411"/>
-    <w:lvlOverride w:ilvl="0">
-      <w:startOverride w:val="1"/>
-    </w:lvlOverride>
-    <w:lvlOverride w:ilvl="1">
-      <w:startOverride w:val="1"/>
-    </w:lvlOverride>
-    <w:lvlOverride w:ilvl="2">
-      <w:startOverride w:val="1"/>
-    </w:lvlOverride>
-    <w:lvlOverride w:ilvl="3">
-      <w:startOverride w:val="1"/>
-    </w:lvlOverride>
-    <w:lvlOverride w:ilvl="4">
-      <w:startOverride w:val="1"/>
-    </w:lvlOverride>
-    <w:lvlOverride w:ilvl="5">
-      <w:startOverride w:val="1"/>
-    </w:lvlOverride>
-    <w:lvlOverride w:ilvl="6">
-      <w:startOverride w:val="1"/>
-    </w:lvlOverride>
-    <w:lvlOverride w:ilvl="7">
-      <w:startOverride w:val="1"/>
-    </w:lvlOverride>
-    <w:lvlOverride w:ilvl="8">
-      <w:startOverride w:val="1"/>
-    </w:lvlOverride>
+    <w:abstractNumId w:val="991"/>
   </w:num>
   <w:num w:numId="1010">
     <w:abstractNumId w:val="99411"/>
@@ -5246,6 +5928,96 @@
     </w:lvlOverride>
   </w:num>
   <w:num w:numId="1017">
+    <w:abstractNumId w:val="99411"/>
+    <w:lvlOverride w:ilvl="0">
+      <w:startOverride w:val="1"/>
+    </w:lvlOverride>
+    <w:lvlOverride w:ilvl="1">
+      <w:startOverride w:val="1"/>
+    </w:lvlOverride>
+    <w:lvlOverride w:ilvl="2">
+      <w:startOverride w:val="1"/>
+    </w:lvlOverride>
+    <w:lvlOverride w:ilvl="3">
+      <w:startOverride w:val="1"/>
+    </w:lvlOverride>
+    <w:lvlOverride w:ilvl="4">
+      <w:startOverride w:val="1"/>
+    </w:lvlOverride>
+    <w:lvlOverride w:ilvl="5">
+      <w:startOverride w:val="1"/>
+    </w:lvlOverride>
+    <w:lvlOverride w:ilvl="6">
+      <w:startOverride w:val="1"/>
+    </w:lvlOverride>
+    <w:lvlOverride w:ilvl="7">
+      <w:startOverride w:val="1"/>
+    </w:lvlOverride>
+    <w:lvlOverride w:ilvl="8">
+      <w:startOverride w:val="1"/>
+    </w:lvlOverride>
+  </w:num>
+  <w:num w:numId="1018">
+    <w:abstractNumId w:val="99411"/>
+    <w:lvlOverride w:ilvl="0">
+      <w:startOverride w:val="1"/>
+    </w:lvlOverride>
+    <w:lvlOverride w:ilvl="1">
+      <w:startOverride w:val="1"/>
+    </w:lvlOverride>
+    <w:lvlOverride w:ilvl="2">
+      <w:startOverride w:val="1"/>
+    </w:lvlOverride>
+    <w:lvlOverride w:ilvl="3">
+      <w:startOverride w:val="1"/>
+    </w:lvlOverride>
+    <w:lvlOverride w:ilvl="4">
+      <w:startOverride w:val="1"/>
+    </w:lvlOverride>
+    <w:lvlOverride w:ilvl="5">
+      <w:startOverride w:val="1"/>
+    </w:lvlOverride>
+    <w:lvlOverride w:ilvl="6">
+      <w:startOverride w:val="1"/>
+    </w:lvlOverride>
+    <w:lvlOverride w:ilvl="7">
+      <w:startOverride w:val="1"/>
+    </w:lvlOverride>
+    <w:lvlOverride w:ilvl="8">
+      <w:startOverride w:val="1"/>
+    </w:lvlOverride>
+  </w:num>
+  <w:num w:numId="1019">
+    <w:abstractNumId w:val="99411"/>
+    <w:lvlOverride w:ilvl="0">
+      <w:startOverride w:val="1"/>
+    </w:lvlOverride>
+    <w:lvlOverride w:ilvl="1">
+      <w:startOverride w:val="1"/>
+    </w:lvlOverride>
+    <w:lvlOverride w:ilvl="2">
+      <w:startOverride w:val="1"/>
+    </w:lvlOverride>
+    <w:lvlOverride w:ilvl="3">
+      <w:startOverride w:val="1"/>
+    </w:lvlOverride>
+    <w:lvlOverride w:ilvl="4">
+      <w:startOverride w:val="1"/>
+    </w:lvlOverride>
+    <w:lvlOverride w:ilvl="5">
+      <w:startOverride w:val="1"/>
+    </w:lvlOverride>
+    <w:lvlOverride w:ilvl="6">
+      <w:startOverride w:val="1"/>
+    </w:lvlOverride>
+    <w:lvlOverride w:ilvl="7">
+      <w:startOverride w:val="1"/>
+    </w:lvlOverride>
+    <w:lvlOverride w:ilvl="8">
+      <w:startOverride w:val="1"/>
+    </w:lvlOverride>
+  </w:num>
+  <w:num w:numId="1020">
     <w:abstractNumId w:val="99411"/>
     <w:lvlOverride w:ilvl="0">
       <w:startOverride w:val="1"/>

--- a/docs/user-education/CSW-User-Education-Guide.docx
+++ b/docs/user-education/CSW-User-Education-Guide.docx
@@ -441,6 +441,190 @@
       </w:r>
       <w:r>
         <w:t xml:space="preserve">— ransomware, data exfiltration, destruction.</w:t>
+      </w:r>
+    </w:p>
+    <w:p>
+      <w:pPr>
+        <w:pStyle w:val="FirstParagraph"/>
+      </w:pPr>
+      <w:r>
+        <w:t xml:space="preserve">Visually, the kill chain looks like this:</w:t>
+      </w:r>
+    </w:p>
+    <w:p>
+      <w:pPr>
+        <w:pStyle w:val="SourceCode"/>
+      </w:pPr>
+      <w:r>
+        <w:rPr>
+          <w:rStyle w:val="VerbatimChar"/>
+        </w:rPr>
+        <w:t xml:space="preserve">   ┌──────────────┐   ┌──────────────┐   ┌──────────────┐</w:t>
+      </w:r>
+      <w:r>
+        <w:br/>
+      </w:r>
+      <w:r>
+        <w:rPr>
+          <w:rStyle w:val="VerbatimChar"/>
+        </w:rPr>
+        <w:t xml:space="preserve">   │ 1. Initial   │──▶│ 2. Recon &amp;   │──▶│ 3. Credential│</w:t>
+      </w:r>
+      <w:r>
+        <w:br/>
+      </w:r>
+      <w:r>
+        <w:rPr>
+          <w:rStyle w:val="VerbatimChar"/>
+        </w:rPr>
+        <w:t xml:space="preserve">   │    Access    │   │    Enum      │   │    Theft     │</w:t>
+      </w:r>
+      <w:r>
+        <w:br/>
+      </w:r>
+      <w:r>
+        <w:rPr>
+          <w:rStyle w:val="VerbatimChar"/>
+        </w:rPr>
+        <w:t xml:space="preserve">   └──────────────┘   └──────────────┘   └──────┬───────┘</w:t>
+      </w:r>
+      <w:r>
+        <w:br/>
+      </w:r>
+      <w:r>
+        <w:rPr>
+          <w:rStyle w:val="VerbatimChar"/>
+        </w:rPr>
+        <w:t xml:space="preserve">                                                │</w:t>
+      </w:r>
+      <w:r>
+        <w:br/>
+      </w:r>
+      <w:r>
+        <w:rPr>
+          <w:rStyle w:val="VerbatimChar"/>
+        </w:rPr>
+        <w:t xml:space="preserve">       ┌────────────────────────────────────────┘</w:t>
+      </w:r>
+      <w:r>
+        <w:br/>
+      </w:r>
+      <w:r>
+        <w:rPr>
+          <w:rStyle w:val="VerbatimChar"/>
+        </w:rPr>
+        <w:t xml:space="preserve">       ▼</w:t>
+      </w:r>
+      <w:r>
+        <w:br/>
+      </w:r>
+      <w:r>
+        <w:rPr>
+          <w:rStyle w:val="VerbatimChar"/>
+        </w:rPr>
+        <w:t xml:space="preserve">   ┌──────────────┐   ┌──────────────┐   ┌──────────────┐</w:t>
+      </w:r>
+      <w:r>
+        <w:br/>
+      </w:r>
+      <w:r>
+        <w:rPr>
+          <w:rStyle w:val="VerbatimChar"/>
+        </w:rPr>
+        <w:t xml:space="preserve">   │ 4. Lateral   │──▶│ 5. Privilege │──▶│ 6. Payload   │</w:t>
+      </w:r>
+      <w:r>
+        <w:br/>
+      </w:r>
+      <w:r>
+        <w:rPr>
+          <w:rStyle w:val="VerbatimChar"/>
+        </w:rPr>
+        <w:t xml:space="preserve">   │    Movement  │   │    Escalation│   │    &amp; Impact  │</w:t>
+      </w:r>
+      <w:r>
+        <w:br/>
+      </w:r>
+      <w:r>
+        <w:rPr>
+          <w:rStyle w:val="VerbatimChar"/>
+        </w:rPr>
+        <w:t xml:space="preserve">   └──────────────┘   └──────────────┘   └──────────────┘</w:t>
+      </w:r>
+      <w:r>
+        <w:br/>
+      </w:r>
+      <w:r>
+        <w:br/>
+      </w:r>
+      <w:r>
+        <w:rPr>
+          <w:rStyle w:val="VerbatimChar"/>
+        </w:rPr>
+        <w:t xml:space="preserve">           ┌──────────────────────────────────────────┐</w:t>
+      </w:r>
+      <w:r>
+        <w:br/>
+      </w:r>
+      <w:r>
+        <w:rPr>
+          <w:rStyle w:val="VerbatimChar"/>
+        </w:rPr>
+        <w:t xml:space="preserve">           │ * CSW intervenes between steps 4 and 5:  │</w:t>
+      </w:r>
+      <w:r>
+        <w:br/>
+      </w:r>
+      <w:r>
+        <w:rPr>
+          <w:rStyle w:val="VerbatimChar"/>
+        </w:rPr>
+        <w:t xml:space="preserve">           │   least-privilege policy removes the     │</w:t>
+      </w:r>
+      <w:r>
+        <w:br/>
+      </w:r>
+      <w:r>
+        <w:rPr>
+          <w:rStyle w:val="VerbatimChar"/>
+        </w:rPr>
+        <w:t xml:space="preserve">           │   workload-to-workload network paths     │</w:t>
+      </w:r>
+      <w:r>
+        <w:br/>
+      </w:r>
+      <w:r>
+        <w:rPr>
+          <w:rStyle w:val="VerbatimChar"/>
+        </w:rPr>
+        <w:t xml:space="preserve">           │   these steps depend on. The attacker    │</w:t>
+      </w:r>
+      <w:r>
+        <w:br/>
+      </w:r>
+      <w:r>
+        <w:rPr>
+          <w:rStyle w:val="VerbatimChar"/>
+        </w:rPr>
+        <w:t xml:space="preserve">           │   can still land on host 1, but cannot   │</w:t>
+      </w:r>
+      <w:r>
+        <w:br/>
+      </w:r>
+      <w:r>
+        <w:rPr>
+          <w:rStyle w:val="VerbatimChar"/>
+        </w:rPr>
+        <w:t xml:space="preserve">           │   reach hosts 2..N from there.           │</w:t>
+      </w:r>
+      <w:r>
+        <w:br/>
+      </w:r>
+      <w:r>
+        <w:rPr>
+          <w:rStyle w:val="VerbatimChar"/>
+        </w:rPr>
+        <w:t xml:space="preserve">           └──────────────────────────────────────────┘</w:t>
       </w:r>
     </w:p>
     <w:p>

--- a/docs/user-education/CSW-User-Education-Guide.docx
+++ b/docs/user-education/CSW-User-Education-Guide.docx
@@ -60,7 +60,7 @@
         </w:p>
       </w:sdtContent>
     </w:sdt>
-    <w:bookmarkStart w:id="38" w:name="X92ee979ebdbb38d988228e1ce971d57f1b349ff"/>
+    <w:bookmarkStart w:id="76" w:name="X92ee979ebdbb38d988228e1ce971d57f1b349ff"/>
     <w:p>
       <w:pPr>
         <w:pStyle w:val="Heading1"/>
@@ -1656,7 +1656,7 @@
       </w:r>
     </w:p>
     <w:bookmarkEnd w:id="16"/>
-    <w:bookmarkStart w:id="18" w:name="X8d5d3d2112ceafddda5fdbbde8d9620afd2dc8f"/>
+    <w:bookmarkStart w:id="56" w:name="X8d5d3d2112ceafddda5fdbbde8d9620afd2dc8f"/>
     <w:p>
       <w:pPr>
         <w:pStyle w:val="Heading2"/>
@@ -1667,51 +1667,19 @@
     </w:p>
     <w:p>
       <w:pPr>
-        <w:pStyle w:val="BlockText"/>
-      </w:pPr>
-      <w:r>
-        <w:rPr>
-          <w:b/>
-          <w:bCs/>
-        </w:rPr>
-        <w:t xml:space="preserve">Note:</w:t>
-      </w:r>
-      <w:r>
-        <w:t xml:space="preserve"> </w:t>
-      </w:r>
-      <w:r>
-        <w:t xml:space="preserve">The screenshot provided showed visible</w:t>
-      </w:r>
-      <w:r>
-        <w:t xml:space="preserve"> </w:t>
-      </w:r>
-      <w:r>
-        <w:rPr>
-          <w:b/>
-          <w:bCs/>
-        </w:rPr>
-        <w:t xml:space="preserve">Watch here</w:t>
-      </w:r>
-      <w:r>
-        <w:t xml:space="preserve"> </w:t>
-      </w:r>
-      <w:r>
-        <w:t xml:space="preserve">labels but not the actual hyperlink targets. The table below creates the video-library structure and short descriptions. Replace</w:t>
-      </w:r>
-      <w:r>
-        <w:t xml:space="preserve"> </w:t>
-      </w:r>
-      <w:r>
-        <w:rPr>
-          <w:rStyle w:val="VerbatimChar"/>
-        </w:rPr>
-        <w:t xml:space="preserve">URL needed</w:t>
-      </w:r>
-      <w:r>
-        <w:t xml:space="preserve"> </w:t>
-      </w:r>
-      <w:r>
-        <w:t xml:space="preserve">with the real links when available.</w:t>
+        <w:pStyle w:val="FirstParagraph"/>
+      </w:pPr>
+      <w:r>
+        <w:t xml:space="preserve">The video catalog below mirrors the Cisco Secure Workload learning material. Sub-section 5.1 contains the ten foundational training videos from the source Cisco slide. Sub-sections 5.2 through 5.7 extend the catalog with deeper topics commonly requested in customer conversations: security and risk reduction, segmentation use cases, firewall integration, F5 / BIG-IP integration, identity and DNS integrations, and containers. All entries link to YouTube unless explicitly noted otherwise.</w:t>
+      </w:r>
+    </w:p>
+    <w:bookmarkStart w:id="27" w:name="Xf31d039ca1017fc6bc4e4b716cc94054d75b6a9"/>
+    <w:p>
+      <w:pPr>
+        <w:pStyle w:val="Heading3"/>
+      </w:pPr>
+      <w:r>
+        <w:t xml:space="preserve">5.1 Core CSW Training</w:t>
       </w:r>
     </w:p>
     <w:tbl>
@@ -1748,18 +1716,18 @@
               <w:pStyle w:val="Compact"/>
             </w:pPr>
             <w:r>
-              <w:t xml:space="preserve">Video topic</w:t>
-            </w:r>
-          </w:p>
-        </w:tc>
-        <w:tc>
-          <w:tcPr/>
-          <w:p>
-            <w:pPr>
-              <w:pStyle w:val="Compact"/>
-            </w:pPr>
-            <w:r>
-              <w:t xml:space="preserve">Short description</w:t>
+              <w:t xml:space="preserve">Video</w:t>
+            </w:r>
+          </w:p>
+        </w:tc>
+        <w:tc>
+          <w:tcPr/>
+          <w:p>
+            <w:pPr>
+              <w:pStyle w:val="Compact"/>
+            </w:pPr>
+            <w:r>
+              <w:t xml:space="preserve">Description</w:t>
             </w:r>
           </w:p>
         </w:tc>
@@ -1794,30 +1762,35 @@
               <w:pStyle w:val="Compact"/>
             </w:pPr>
             <w:r>
-              <w:t xml:space="preserve">CSW overview</w:t>
-            </w:r>
-          </w:p>
-        </w:tc>
-        <w:tc>
-          <w:tcPr/>
-          <w:p>
-            <w:pPr>
-              <w:pStyle w:val="Compact"/>
-            </w:pPr>
-            <w:r>
-              <w:t xml:space="preserve">Introduces what Cisco Secure Workload is, the business problem it solves, and how it supports application visibility and segmentation.</w:t>
-            </w:r>
-          </w:p>
-        </w:tc>
-        <w:tc>
-          <w:tcPr/>
-          <w:p>
-            <w:pPr>
-              <w:pStyle w:val="Compact"/>
-            </w:pPr>
-            <w:r>
-              <w:t xml:space="preserve">URL needed</w:t>
-            </w:r>
+              <w:t xml:space="preserve">Cisco Secure Workload: Agent Configuration Profile</w:t>
+            </w:r>
+          </w:p>
+        </w:tc>
+        <w:tc>
+          <w:tcPr/>
+          <w:p>
+            <w:pPr>
+              <w:pStyle w:val="Compact"/>
+            </w:pPr>
+            <w:r>
+              <w:t xml:space="preserve">Overview of configuring agent profiles to manage workload agents efficiently for security enforcement.</w:t>
+            </w:r>
+          </w:p>
+        </w:tc>
+        <w:tc>
+          <w:tcPr/>
+          <w:p>
+            <w:pPr>
+              <w:pStyle w:val="Compact"/>
+            </w:pPr>
+            <w:hyperlink r:id="rId17">
+              <w:r>
+                <w:rPr>
+                  <w:rStyle w:val="Hyperlink"/>
+                </w:rPr>
+                <w:t xml:space="preserve">Watch</w:t>
+              </w:r>
+            </w:hyperlink>
           </w:p>
         </w:tc>
       </w:tr>
@@ -1840,30 +1813,35 @@
               <w:pStyle w:val="Compact"/>
             </w:pPr>
             <w:r>
-              <w:t xml:space="preserve">Workload discovery</w:t>
-            </w:r>
-          </w:p>
-        </w:tc>
-        <w:tc>
-          <w:tcPr/>
-          <w:p>
-            <w:pPr>
-              <w:pStyle w:val="Compact"/>
-            </w:pPr>
-            <w:r>
-              <w:t xml:space="preserve">Shows how CSW identifies workloads, inventories assets, and starts building application context.</w:t>
-            </w:r>
-          </w:p>
-        </w:tc>
-        <w:tc>
-          <w:tcPr/>
-          <w:p>
-            <w:pPr>
-              <w:pStyle w:val="Compact"/>
-            </w:pPr>
-            <w:r>
-              <w:t xml:space="preserve">URL needed</w:t>
-            </w:r>
+              <w:t xml:space="preserve">Cisco Secure Workload: Agent Configuration and Deployment – Golden Image VDI</w:t>
+            </w:r>
+          </w:p>
+        </w:tc>
+        <w:tc>
+          <w:tcPr/>
+          <w:p>
+            <w:pPr>
+              <w:pStyle w:val="Compact"/>
+            </w:pPr>
+            <w:r>
+              <w:t xml:space="preserve">Demonstrates deploying Secure Workload agents in virtual desktop infrastructure environments using golden images.</w:t>
+            </w:r>
+          </w:p>
+        </w:tc>
+        <w:tc>
+          <w:tcPr/>
+          <w:p>
+            <w:pPr>
+              <w:pStyle w:val="Compact"/>
+            </w:pPr>
+            <w:hyperlink r:id="rId18">
+              <w:r>
+                <w:rPr>
+                  <w:rStyle w:val="Hyperlink"/>
+                </w:rPr>
+                <w:t xml:space="preserve">Watch</w:t>
+              </w:r>
+            </w:hyperlink>
           </w:p>
         </w:tc>
       </w:tr>
@@ -1886,30 +1864,35 @@
               <w:pStyle w:val="Compact"/>
             </w:pPr>
             <w:r>
-              <w:t xml:space="preserve">Flow visibility</w:t>
-            </w:r>
-          </w:p>
-        </w:tc>
-        <w:tc>
-          <w:tcPr/>
-          <w:p>
-            <w:pPr>
-              <w:pStyle w:val="Compact"/>
-            </w:pPr>
-            <w:r>
-              <w:t xml:space="preserve">Explains L3 / L4 flow visibility and how teams use observed traffic to understand dependencies.</w:t>
-            </w:r>
-          </w:p>
-        </w:tc>
-        <w:tc>
-          <w:tcPr/>
-          <w:p>
-            <w:pPr>
-              <w:pStyle w:val="Compact"/>
-            </w:pPr>
-            <w:r>
-              <w:t xml:space="preserve">URL needed</w:t>
-            </w:r>
+              <w:t xml:space="preserve">Cisco Secure Workload: Scopes</w:t>
+            </w:r>
+          </w:p>
+        </w:tc>
+        <w:tc>
+          <w:tcPr/>
+          <w:p>
+            <w:pPr>
+              <w:pStyle w:val="Compact"/>
+            </w:pPr>
+            <w:r>
+              <w:t xml:space="preserve">Explains how to use scopes to group workloads logically for policy application and management.</w:t>
+            </w:r>
+          </w:p>
+        </w:tc>
+        <w:tc>
+          <w:tcPr/>
+          <w:p>
+            <w:pPr>
+              <w:pStyle w:val="Compact"/>
+            </w:pPr>
+            <w:hyperlink r:id="rId19">
+              <w:r>
+                <w:rPr>
+                  <w:rStyle w:val="Hyperlink"/>
+                </w:rPr>
+                <w:t xml:space="preserve">Watch</w:t>
+              </w:r>
+            </w:hyperlink>
           </w:p>
         </w:tc>
       </w:tr>
@@ -1932,30 +1915,35 @@
               <w:pStyle w:val="Compact"/>
             </w:pPr>
             <w:r>
-              <w:t xml:space="preserve">Process visibility</w:t>
-            </w:r>
-          </w:p>
-        </w:tc>
-        <w:tc>
-          <w:tcPr/>
-          <w:p>
-            <w:pPr>
-              <w:pStyle w:val="Compact"/>
-            </w:pPr>
-            <w:r>
-              <w:t xml:space="preserve">Shows process-level context and why it matters for reducing overly broad port-based policies.</w:t>
-            </w:r>
-          </w:p>
-        </w:tc>
-        <w:tc>
-          <w:tcPr/>
-          <w:p>
-            <w:pPr>
-              <w:pStyle w:val="Compact"/>
-            </w:pPr>
-            <w:r>
-              <w:t xml:space="preserve">URL needed</w:t>
-            </w:r>
+              <w:t xml:space="preserve">Cisco Secure Workload: Labels</w:t>
+            </w:r>
+          </w:p>
+        </w:tc>
+        <w:tc>
+          <w:tcPr/>
+          <w:p>
+            <w:pPr>
+              <w:pStyle w:val="Compact"/>
+            </w:pPr>
+            <w:r>
+              <w:t xml:space="preserve">Details the use of labels to tag workloads for granular policy enforcement and visibility.</w:t>
+            </w:r>
+          </w:p>
+        </w:tc>
+        <w:tc>
+          <w:tcPr/>
+          <w:p>
+            <w:pPr>
+              <w:pStyle w:val="Compact"/>
+            </w:pPr>
+            <w:hyperlink r:id="rId20">
+              <w:r>
+                <w:rPr>
+                  <w:rStyle w:val="Hyperlink"/>
+                </w:rPr>
+                <w:t xml:space="preserve">Watch</w:t>
+              </w:r>
+            </w:hyperlink>
           </w:p>
         </w:tc>
       </w:tr>
@@ -1978,30 +1966,35 @@
               <w:pStyle w:val="Compact"/>
             </w:pPr>
             <w:r>
-              <w:t xml:space="preserve">Labels and scopes</w:t>
-            </w:r>
-          </w:p>
-        </w:tc>
-        <w:tc>
-          <w:tcPr/>
-          <w:p>
-            <w:pPr>
-              <w:pStyle w:val="Compact"/>
-            </w:pPr>
-            <w:r>
-              <w:t xml:space="preserve">Explains label strategy, scopes, and how labels are used to group workloads for policy.</w:t>
-            </w:r>
-          </w:p>
-        </w:tc>
-        <w:tc>
-          <w:tcPr/>
-          <w:p>
-            <w:pPr>
-              <w:pStyle w:val="Compact"/>
-            </w:pPr>
-            <w:r>
-              <w:t xml:space="preserve">URL needed</w:t>
-            </w:r>
+              <w:t xml:space="preserve">Cisco Secure Workload: Inventory Filters</w:t>
+            </w:r>
+          </w:p>
+        </w:tc>
+        <w:tc>
+          <w:tcPr/>
+          <w:p>
+            <w:pPr>
+              <w:pStyle w:val="Compact"/>
+            </w:pPr>
+            <w:r>
+              <w:t xml:space="preserve">Shows how to filter inventory to focus on specific workloads or groups for analysis and policy.</w:t>
+            </w:r>
+          </w:p>
+        </w:tc>
+        <w:tc>
+          <w:tcPr/>
+          <w:p>
+            <w:pPr>
+              <w:pStyle w:val="Compact"/>
+            </w:pPr>
+            <w:hyperlink r:id="rId21">
+              <w:r>
+                <w:rPr>
+                  <w:rStyle w:val="Hyperlink"/>
+                </w:rPr>
+                <w:t xml:space="preserve">Watch</w:t>
+              </w:r>
+            </w:hyperlink>
           </w:p>
         </w:tc>
       </w:tr>
@@ -2024,30 +2017,35 @@
               <w:pStyle w:val="Compact"/>
             </w:pPr>
             <w:r>
-              <w:t xml:space="preserve">Application dependency mapping</w:t>
-            </w:r>
-          </w:p>
-        </w:tc>
-        <w:tc>
-          <w:tcPr/>
-          <w:p>
-            <w:pPr>
-              <w:pStyle w:val="Compact"/>
-            </w:pPr>
-            <w:r>
-              <w:t xml:space="preserve">Demonstrates how CSW visualizes application communication and dependency relationships.</w:t>
-            </w:r>
-          </w:p>
-        </w:tc>
-        <w:tc>
-          <w:tcPr/>
-          <w:p>
-            <w:pPr>
-              <w:pStyle w:val="Compact"/>
-            </w:pPr>
-            <w:r>
-              <w:t xml:space="preserve">URL needed</w:t>
-            </w:r>
+              <w:t xml:space="preserve">Cisco Secure Workload: Production and Test Risk Reduction</w:t>
+            </w:r>
+          </w:p>
+        </w:tc>
+        <w:tc>
+          <w:tcPr/>
+          <w:p>
+            <w:pPr>
+              <w:pStyle w:val="Compact"/>
+            </w:pPr>
+            <w:r>
+              <w:t xml:space="preserve">Covers strategies to reduce risk in production and test environments using Secure Workload policies.</w:t>
+            </w:r>
+          </w:p>
+        </w:tc>
+        <w:tc>
+          <w:tcPr/>
+          <w:p>
+            <w:pPr>
+              <w:pStyle w:val="Compact"/>
+            </w:pPr>
+            <w:hyperlink r:id="rId22">
+              <w:r>
+                <w:rPr>
+                  <w:rStyle w:val="Hyperlink"/>
+                </w:rPr>
+                <w:t xml:space="preserve">Watch</w:t>
+              </w:r>
+            </w:hyperlink>
           </w:p>
         </w:tc>
       </w:tr>
@@ -2070,30 +2068,35 @@
               <w:pStyle w:val="Compact"/>
             </w:pPr>
             <w:r>
-              <w:t xml:space="preserve">Policy recommendation</w:t>
-            </w:r>
-          </w:p>
-        </w:tc>
-        <w:tc>
-          <w:tcPr/>
-          <w:p>
-            <w:pPr>
-              <w:pStyle w:val="Compact"/>
-            </w:pPr>
-            <w:r>
-              <w:t xml:space="preserve">Shows how observed behavior can be converted into recommended segmentation policy.</w:t>
-            </w:r>
-          </w:p>
-        </w:tc>
-        <w:tc>
-          <w:tcPr/>
-          <w:p>
-            <w:pPr>
-              <w:pStyle w:val="Compact"/>
-            </w:pPr>
-            <w:r>
-              <w:t xml:space="preserve">URL needed</w:t>
-            </w:r>
+              <w:t xml:space="preserve">Cisco Secure Workload: Application Dependency Mapping &amp; Policy Analysis</w:t>
+            </w:r>
+          </w:p>
+        </w:tc>
+        <w:tc>
+          <w:tcPr/>
+          <w:p>
+            <w:pPr>
+              <w:pStyle w:val="Compact"/>
+            </w:pPr>
+            <w:r>
+              <w:t xml:space="preserve">Demonstrates mapping application dependencies and analyzing policies for effective microsegmentation.</w:t>
+            </w:r>
+          </w:p>
+        </w:tc>
+        <w:tc>
+          <w:tcPr/>
+          <w:p>
+            <w:pPr>
+              <w:pStyle w:val="Compact"/>
+            </w:pPr>
+            <w:hyperlink r:id="rId23">
+              <w:r>
+                <w:rPr>
+                  <w:rStyle w:val="Hyperlink"/>
+                </w:rPr>
+                <w:t xml:space="preserve">Watch</w:t>
+              </w:r>
+            </w:hyperlink>
           </w:p>
         </w:tc>
       </w:tr>
@@ -2116,30 +2119,35 @@
               <w:pStyle w:val="Compact"/>
             </w:pPr>
             <w:r>
-              <w:t xml:space="preserve">Policy modeling</w:t>
-            </w:r>
-          </w:p>
-        </w:tc>
-        <w:tc>
-          <w:tcPr/>
-          <w:p>
-            <w:pPr>
-              <w:pStyle w:val="Compact"/>
-            </w:pPr>
-            <w:r>
-              <w:t xml:space="preserve">Explains how to preview policy impact before moving to enforcement.</w:t>
-            </w:r>
-          </w:p>
-        </w:tc>
-        <w:tc>
-          <w:tcPr/>
-          <w:p>
-            <w:pPr>
-              <w:pStyle w:val="Compact"/>
-            </w:pPr>
-            <w:r>
-              <w:t xml:space="preserve">URL needed</w:t>
-            </w:r>
+              <w:t xml:space="preserve">Cisco Secure Workload: Policy Visual and Quick Analysis</w:t>
+            </w:r>
+          </w:p>
+        </w:tc>
+        <w:tc>
+          <w:tcPr/>
+          <w:p>
+            <w:pPr>
+              <w:pStyle w:val="Compact"/>
+            </w:pPr>
+            <w:r>
+              <w:t xml:space="preserve">Provides tools for visualizing and quickly analyzing security policies and their impact.</w:t>
+            </w:r>
+          </w:p>
+        </w:tc>
+        <w:tc>
+          <w:tcPr/>
+          <w:p>
+            <w:pPr>
+              <w:pStyle w:val="Compact"/>
+            </w:pPr>
+            <w:hyperlink r:id="rId24">
+              <w:r>
+                <w:rPr>
+                  <w:rStyle w:val="Hyperlink"/>
+                </w:rPr>
+                <w:t xml:space="preserve">Watch</w:t>
+              </w:r>
+            </w:hyperlink>
           </w:p>
         </w:tc>
       </w:tr>
@@ -2162,30 +2170,35 @@
               <w:pStyle w:val="Compact"/>
             </w:pPr>
             <w:r>
-              <w:t xml:space="preserve">Enforcement workflow</w:t>
-            </w:r>
-          </w:p>
-        </w:tc>
-        <w:tc>
-          <w:tcPr/>
-          <w:p>
-            <w:pPr>
-              <w:pStyle w:val="Compact"/>
-            </w:pPr>
-            <w:r>
-              <w:t xml:space="preserve">Demonstrates monitor mode, staged enforcement, blocked traffic, and rollback planning.</w:t>
-            </w:r>
-          </w:p>
-        </w:tc>
-        <w:tc>
-          <w:tcPr/>
-          <w:p>
-            <w:pPr>
-              <w:pStyle w:val="Compact"/>
-            </w:pPr>
-            <w:r>
-              <w:t xml:space="preserve">URL needed</w:t>
-            </w:r>
+              <w:t xml:space="preserve">Cisco Secure Workload: Dynamic Workloads &amp; Policy</w:t>
+            </w:r>
+          </w:p>
+        </w:tc>
+        <w:tc>
+          <w:tcPr/>
+          <w:p>
+            <w:pPr>
+              <w:pStyle w:val="Compact"/>
+            </w:pPr>
+            <w:r>
+              <w:t xml:space="preserve">Explains handling dynamic workloads and adapting policies accordingly.</w:t>
+            </w:r>
+          </w:p>
+        </w:tc>
+        <w:tc>
+          <w:tcPr/>
+          <w:p>
+            <w:pPr>
+              <w:pStyle w:val="Compact"/>
+            </w:pPr>
+            <w:hyperlink r:id="rId25">
+              <w:r>
+                <w:rPr>
+                  <w:rStyle w:val="Hyperlink"/>
+                </w:rPr>
+                <w:t xml:space="preserve">Watch</w:t>
+              </w:r>
+            </w:hyperlink>
           </w:p>
         </w:tc>
       </w:tr>
@@ -2208,66 +2221,1580 @@
               <w:pStyle w:val="Compact"/>
             </w:pPr>
             <w:r>
-              <w:t xml:space="preserve">Integrations and connectors</w:t>
-            </w:r>
-          </w:p>
-        </w:tc>
-        <w:tc>
-          <w:tcPr/>
-          <w:p>
-            <w:pPr>
-              <w:pStyle w:val="Compact"/>
-            </w:pPr>
-            <w:r>
-              <w:t xml:space="preserve">Covers ServiceNow, cloud connectors, identity / directory context, SIEM / SOAR, and other ecosystem integrations.</w:t>
-            </w:r>
-          </w:p>
-        </w:tc>
-        <w:tc>
-          <w:tcPr/>
-          <w:p>
-            <w:pPr>
-              <w:pStyle w:val="Compact"/>
-            </w:pPr>
-            <w:r>
-              <w:t xml:space="preserve">URL needed</w:t>
-            </w:r>
+              <w:t xml:space="preserve">Cisco Secure Workload: Flow Analysis</w:t>
+            </w:r>
+          </w:p>
+        </w:tc>
+        <w:tc>
+          <w:tcPr/>
+          <w:p>
+            <w:pPr>
+              <w:pStyle w:val="Compact"/>
+            </w:pPr>
+            <w:r>
+              <w:t xml:space="preserve">Details flow analysis capabilities to understand traffic patterns and detect anomalies.</w:t>
+            </w:r>
+          </w:p>
+        </w:tc>
+        <w:tc>
+          <w:tcPr/>
+          <w:p>
+            <w:pPr>
+              <w:pStyle w:val="Compact"/>
+            </w:pPr>
+            <w:hyperlink r:id="rId26">
+              <w:r>
+                <w:rPr>
+                  <w:rStyle w:val="Hyperlink"/>
+                </w:rPr>
+                <w:t xml:space="preserve">Watch</w:t>
+              </w:r>
+            </w:hyperlink>
           </w:p>
         </w:tc>
       </w:tr>
     </w:tbl>
-    <w:bookmarkStart w:id="17" w:name="suggested-watch-order"/>
+    <w:bookmarkEnd w:id="27"/>
+    <w:bookmarkStart w:id="33" w:name="X7e4ed10df8fd6d4fb06fc3b837581fae3b51b5d"/>
     <w:p>
       <w:pPr>
         <w:pStyle w:val="Heading3"/>
       </w:pPr>
       <w:r>
+        <w:t xml:space="preserve">5.2 Security and Risk Reduction</w:t>
+      </w:r>
+    </w:p>
+    <w:tbl>
+      <w:tblPr>
+        <w:tblStyle w:val="Table"/>
+        <w:tblW w:type="auto" w:w="0"/>
+        <w:tblLook w:firstRow="1" w:lastRow="0" w:firstColumn="0" w:lastColumn="0" w:noHBand="0" w:noVBand="0" w:val="0020"/>
+      </w:tblPr>
+      <w:tblGrid>
+        <w:gridCol w:w="1980"/>
+        <w:gridCol w:w="1980"/>
+        <w:gridCol w:w="1980"/>
+        <w:gridCol w:w="1980"/>
+      </w:tblGrid>
+      <w:tr>
+        <w:trPr>
+          <w:tblHeader w:val="on"/>
+        </w:trPr>
+        <w:tc>
+          <w:tcPr/>
+          <w:p>
+            <w:pPr>
+              <w:pStyle w:val="Compact"/>
+            </w:pPr>
+            <w:r>
+              <w:t xml:space="preserve">#</w:t>
+            </w:r>
+          </w:p>
+        </w:tc>
+        <w:tc>
+          <w:tcPr/>
+          <w:p>
+            <w:pPr>
+              <w:pStyle w:val="Compact"/>
+            </w:pPr>
+            <w:r>
+              <w:t xml:space="preserve">Video</w:t>
+            </w:r>
+          </w:p>
+        </w:tc>
+        <w:tc>
+          <w:tcPr/>
+          <w:p>
+            <w:pPr>
+              <w:pStyle w:val="Compact"/>
+            </w:pPr>
+            <w:r>
+              <w:t xml:space="preserve">Description</w:t>
+            </w:r>
+          </w:p>
+        </w:tc>
+        <w:tc>
+          <w:tcPr/>
+          <w:p>
+            <w:pPr>
+              <w:pStyle w:val="Compact"/>
+            </w:pPr>
+            <w:r>
+              <w:t xml:space="preserve">Link</w:t>
+            </w:r>
+          </w:p>
+        </w:tc>
+      </w:tr>
+      <w:tr>
+        <w:tc>
+          <w:tcPr/>
+          <w:p>
+            <w:pPr>
+              <w:pStyle w:val="Compact"/>
+            </w:pPr>
+            <w:r>
+              <w:t xml:space="preserve">11</w:t>
+            </w:r>
+          </w:p>
+        </w:tc>
+        <w:tc>
+          <w:tcPr/>
+          <w:p>
+            <w:pPr>
+              <w:pStyle w:val="Compact"/>
+            </w:pPr>
+            <w:r>
+              <w:t xml:space="preserve">Cisco Secure Workload: Vulnerabilities and Risk Reduction</w:t>
+            </w:r>
+          </w:p>
+        </w:tc>
+        <w:tc>
+          <w:tcPr/>
+          <w:p>
+            <w:pPr>
+              <w:pStyle w:val="Compact"/>
+            </w:pPr>
+            <w:r>
+              <w:t xml:space="preserve">Covers using Secure Workload to identify vulnerable workloads, prioritize risk, and reduce exposure.</w:t>
+            </w:r>
+          </w:p>
+        </w:tc>
+        <w:tc>
+          <w:tcPr/>
+          <w:p>
+            <w:pPr>
+              <w:pStyle w:val="Compact"/>
+            </w:pPr>
+            <w:hyperlink r:id="rId28">
+              <w:r>
+                <w:rPr>
+                  <w:rStyle w:val="Hyperlink"/>
+                </w:rPr>
+                <w:t xml:space="preserve">Watch</w:t>
+              </w:r>
+            </w:hyperlink>
+          </w:p>
+        </w:tc>
+      </w:tr>
+      <w:tr>
+        <w:tc>
+          <w:tcPr/>
+          <w:p>
+            <w:pPr>
+              <w:pStyle w:val="Compact"/>
+            </w:pPr>
+            <w:r>
+              <w:t xml:space="preserve">12</w:t>
+            </w:r>
+          </w:p>
+        </w:tc>
+        <w:tc>
+          <w:tcPr/>
+          <w:p>
+            <w:pPr>
+              <w:pStyle w:val="Compact"/>
+            </w:pPr>
+            <w:r>
+              <w:t xml:space="preserve">Cisco Secure Workload: Security Dashboard</w:t>
+            </w:r>
+          </w:p>
+        </w:tc>
+        <w:tc>
+          <w:tcPr/>
+          <w:p>
+            <w:pPr>
+              <w:pStyle w:val="Compact"/>
+            </w:pPr>
+            <w:r>
+              <w:t xml:space="preserve">Walks through the Secure Workload security dashboard: posture, risk indicators, and drill-downs.</w:t>
+            </w:r>
+          </w:p>
+        </w:tc>
+        <w:tc>
+          <w:tcPr/>
+          <w:p>
+            <w:pPr>
+              <w:pStyle w:val="Compact"/>
+            </w:pPr>
+            <w:hyperlink r:id="rId29">
+              <w:r>
+                <w:rPr>
+                  <w:rStyle w:val="Hyperlink"/>
+                </w:rPr>
+                <w:t xml:space="preserve">Watch</w:t>
+              </w:r>
+            </w:hyperlink>
+          </w:p>
+        </w:tc>
+      </w:tr>
+      <w:tr>
+        <w:tc>
+          <w:tcPr/>
+          <w:p>
+            <w:pPr>
+              <w:pStyle w:val="Compact"/>
+            </w:pPr>
+            <w:r>
+              <w:t xml:space="preserve">13</w:t>
+            </w:r>
+          </w:p>
+        </w:tc>
+        <w:tc>
+          <w:tcPr/>
+          <w:p>
+            <w:pPr>
+              <w:pStyle w:val="Compact"/>
+            </w:pPr>
+            <w:r>
+              <w:t xml:space="preserve">Cisco Secure Workload: Forensics</w:t>
+            </w:r>
+          </w:p>
+        </w:tc>
+        <w:tc>
+          <w:tcPr/>
+          <w:p>
+            <w:pPr>
+              <w:pStyle w:val="Compact"/>
+            </w:pPr>
+            <w:r>
+              <w:t xml:space="preserve">Demonstrates Secure Workload's forensics capability for capturing process and flow evidence during investigations.</w:t>
+            </w:r>
+          </w:p>
+        </w:tc>
+        <w:tc>
+          <w:tcPr/>
+          <w:p>
+            <w:pPr>
+              <w:pStyle w:val="Compact"/>
+            </w:pPr>
+            <w:hyperlink r:id="rId30">
+              <w:r>
+                <w:rPr>
+                  <w:rStyle w:val="Hyperlink"/>
+                </w:rPr>
+                <w:t xml:space="preserve">Watch</w:t>
+              </w:r>
+            </w:hyperlink>
+          </w:p>
+        </w:tc>
+      </w:tr>
+      <w:tr>
+        <w:tc>
+          <w:tcPr/>
+          <w:p>
+            <w:pPr>
+              <w:pStyle w:val="Compact"/>
+            </w:pPr>
+            <w:r>
+              <w:t xml:space="preserve">14</w:t>
+            </w:r>
+          </w:p>
+        </w:tc>
+        <w:tc>
+          <w:tcPr/>
+          <w:p>
+            <w:pPr>
+              <w:pStyle w:val="Compact"/>
+            </w:pPr>
+            <w:r>
+              <w:t xml:space="preserve">Cisco Secure Workload: Log4J Risk Reduction</w:t>
+            </w:r>
+          </w:p>
+        </w:tc>
+        <w:tc>
+          <w:tcPr/>
+          <w:p>
+            <w:pPr>
+              <w:pStyle w:val="Compact"/>
+            </w:pPr>
+            <w:r>
+              <w:t xml:space="preserve">Shows how to use Secure Workload to identify and contain Log4J (Log4Shell) exposure across workloads.</w:t>
+            </w:r>
+          </w:p>
+        </w:tc>
+        <w:tc>
+          <w:tcPr/>
+          <w:p>
+            <w:pPr>
+              <w:pStyle w:val="Compact"/>
+            </w:pPr>
+            <w:hyperlink r:id="rId31">
+              <w:r>
+                <w:rPr>
+                  <w:rStyle w:val="Hyperlink"/>
+                </w:rPr>
+                <w:t xml:space="preserve">Watch</w:t>
+              </w:r>
+            </w:hyperlink>
+          </w:p>
+        </w:tc>
+      </w:tr>
+      <w:tr>
+        <w:tc>
+          <w:tcPr/>
+          <w:p>
+            <w:pPr>
+              <w:pStyle w:val="Compact"/>
+            </w:pPr>
+            <w:r>
+              <w:t xml:space="preserve">15</w:t>
+            </w:r>
+          </w:p>
+        </w:tc>
+        <w:tc>
+          <w:tcPr/>
+          <w:p>
+            <w:pPr>
+              <w:pStyle w:val="Compact"/>
+            </w:pPr>
+            <w:r>
+              <w:t xml:space="preserve">Cisco Secure Workload: SSH Risk Reduction</w:t>
+            </w:r>
+          </w:p>
+        </w:tc>
+        <w:tc>
+          <w:tcPr/>
+          <w:p>
+            <w:pPr>
+              <w:pStyle w:val="Compact"/>
+            </w:pPr>
+            <w:r>
+              <w:t xml:space="preserve">Demonstrates segmenting and controlling SSH paths between workloads using Secure Workload policy.</w:t>
+            </w:r>
+          </w:p>
+        </w:tc>
+        <w:tc>
+          <w:tcPr/>
+          <w:p>
+            <w:pPr>
+              <w:pStyle w:val="Compact"/>
+            </w:pPr>
+            <w:hyperlink r:id="rId32">
+              <w:r>
+                <w:rPr>
+                  <w:rStyle w:val="Hyperlink"/>
+                </w:rPr>
+                <w:t xml:space="preserve">Watch</w:t>
+              </w:r>
+            </w:hyperlink>
+          </w:p>
+        </w:tc>
+      </w:tr>
+    </w:tbl>
+    <w:bookmarkEnd w:id="33"/>
+    <w:bookmarkStart w:id="36" w:name="Xa25cb844b6c2e07d0eacf111776e9b686d70167"/>
+    <w:p>
+      <w:pPr>
+        <w:pStyle w:val="Heading3"/>
+      </w:pPr>
+      <w:r>
+        <w:t xml:space="preserve">5.3 Segmentation Use Cases</w:t>
+      </w:r>
+    </w:p>
+    <w:tbl>
+      <w:tblPr>
+        <w:tblStyle w:val="Table"/>
+        <w:tblW w:type="auto" w:w="0"/>
+        <w:tblLook w:firstRow="1" w:lastRow="0" w:firstColumn="0" w:lastColumn="0" w:noHBand="0" w:noVBand="0" w:val="0020"/>
+      </w:tblPr>
+      <w:tblGrid>
+        <w:gridCol w:w="1980"/>
+        <w:gridCol w:w="1980"/>
+        <w:gridCol w:w="1980"/>
+        <w:gridCol w:w="1980"/>
+      </w:tblGrid>
+      <w:tr>
+        <w:trPr>
+          <w:tblHeader w:val="on"/>
+        </w:trPr>
+        <w:tc>
+          <w:tcPr/>
+          <w:p>
+            <w:pPr>
+              <w:pStyle w:val="Compact"/>
+            </w:pPr>
+            <w:r>
+              <w:t xml:space="preserve">#</w:t>
+            </w:r>
+          </w:p>
+        </w:tc>
+        <w:tc>
+          <w:tcPr/>
+          <w:p>
+            <w:pPr>
+              <w:pStyle w:val="Compact"/>
+            </w:pPr>
+            <w:r>
+              <w:t xml:space="preserve">Video</w:t>
+            </w:r>
+          </w:p>
+        </w:tc>
+        <w:tc>
+          <w:tcPr/>
+          <w:p>
+            <w:pPr>
+              <w:pStyle w:val="Compact"/>
+            </w:pPr>
+            <w:r>
+              <w:t xml:space="preserve">Description</w:t>
+            </w:r>
+          </w:p>
+        </w:tc>
+        <w:tc>
+          <w:tcPr/>
+          <w:p>
+            <w:pPr>
+              <w:pStyle w:val="Compact"/>
+            </w:pPr>
+            <w:r>
+              <w:t xml:space="preserve">Link</w:t>
+            </w:r>
+          </w:p>
+        </w:tc>
+      </w:tr>
+      <w:tr>
+        <w:tc>
+          <w:tcPr/>
+          <w:p>
+            <w:pPr>
+              <w:pStyle w:val="Compact"/>
+            </w:pPr>
+            <w:r>
+              <w:t xml:space="preserve">16</w:t>
+            </w:r>
+          </w:p>
+        </w:tc>
+        <w:tc>
+          <w:tcPr/>
+          <w:p>
+            <w:pPr>
+              <w:pStyle w:val="Compact"/>
+            </w:pPr>
+            <w:r>
+              <w:t xml:space="preserve">Cisco Secure Workload: Terminal Services Segmentation</w:t>
+            </w:r>
+          </w:p>
+        </w:tc>
+        <w:tc>
+          <w:tcPr/>
+          <w:p>
+            <w:pPr>
+              <w:pStyle w:val="Compact"/>
+            </w:pPr>
+            <w:r>
+              <w:t xml:space="preserve">Covers segmenting Microsoft Terminal Services / Remote Desktop Services environments with Secure Workload.</w:t>
+            </w:r>
+          </w:p>
+        </w:tc>
+        <w:tc>
+          <w:tcPr/>
+          <w:p>
+            <w:pPr>
+              <w:pStyle w:val="Compact"/>
+            </w:pPr>
+            <w:hyperlink r:id="rId34">
+              <w:r>
+                <w:rPr>
+                  <w:rStyle w:val="Hyperlink"/>
+                </w:rPr>
+                <w:t xml:space="preserve">Watch</w:t>
+              </w:r>
+            </w:hyperlink>
+          </w:p>
+        </w:tc>
+      </w:tr>
+      <w:tr>
+        <w:tc>
+          <w:tcPr/>
+          <w:p>
+            <w:pPr>
+              <w:pStyle w:val="Compact"/>
+            </w:pPr>
+            <w:r>
+              <w:t xml:space="preserve">17</w:t>
+            </w:r>
+          </w:p>
+        </w:tc>
+        <w:tc>
+          <w:tcPr/>
+          <w:p>
+            <w:pPr>
+              <w:pStyle w:val="Compact"/>
+            </w:pPr>
+            <w:r>
+              <w:t xml:space="preserve">Cisco Secure Workload: Virtual Desktop Interface (VDI) Segmentation</w:t>
+            </w:r>
+          </w:p>
+        </w:tc>
+        <w:tc>
+          <w:tcPr/>
+          <w:p>
+            <w:pPr>
+              <w:pStyle w:val="Compact"/>
+            </w:pPr>
+            <w:r>
+              <w:t xml:space="preserve">Covers segmenting VDI environments where many users share a small set of golden images.</w:t>
+            </w:r>
+          </w:p>
+        </w:tc>
+        <w:tc>
+          <w:tcPr/>
+          <w:p>
+            <w:pPr>
+              <w:pStyle w:val="Compact"/>
+            </w:pPr>
+            <w:hyperlink r:id="rId35">
+              <w:r>
+                <w:rPr>
+                  <w:rStyle w:val="Hyperlink"/>
+                </w:rPr>
+                <w:t xml:space="preserve">Watch</w:t>
+              </w:r>
+            </w:hyperlink>
+          </w:p>
+        </w:tc>
+      </w:tr>
+    </w:tbl>
+    <w:bookmarkEnd w:id="36"/>
+    <w:bookmarkStart w:id="42" w:name="Xe84731e0fb2aae3b4cd16e37c76ea5e8e3c2cb2"/>
+    <w:p>
+      <w:pPr>
+        <w:pStyle w:val="Heading3"/>
+      </w:pPr>
+      <w:r>
+        <w:t xml:space="preserve">5.4 Secure Workload + Secure Firewall Integration</w:t>
+      </w:r>
+    </w:p>
+    <w:tbl>
+      <w:tblPr>
+        <w:tblStyle w:val="Table"/>
+        <w:tblW w:type="auto" w:w="0"/>
+        <w:tblLook w:firstRow="1" w:lastRow="0" w:firstColumn="0" w:lastColumn="0" w:noHBand="0" w:noVBand="0" w:val="0020"/>
+      </w:tblPr>
+      <w:tblGrid>
+        <w:gridCol w:w="1980"/>
+        <w:gridCol w:w="1980"/>
+        <w:gridCol w:w="1980"/>
+        <w:gridCol w:w="1980"/>
+      </w:tblGrid>
+      <w:tr>
+        <w:trPr>
+          <w:tblHeader w:val="on"/>
+        </w:trPr>
+        <w:tc>
+          <w:tcPr/>
+          <w:p>
+            <w:pPr>
+              <w:pStyle w:val="Compact"/>
+            </w:pPr>
+            <w:r>
+              <w:t xml:space="preserve">#</w:t>
+            </w:r>
+          </w:p>
+        </w:tc>
+        <w:tc>
+          <w:tcPr/>
+          <w:p>
+            <w:pPr>
+              <w:pStyle w:val="Compact"/>
+            </w:pPr>
+            <w:r>
+              <w:t xml:space="preserve">Resource</w:t>
+            </w:r>
+          </w:p>
+        </w:tc>
+        <w:tc>
+          <w:tcPr/>
+          <w:p>
+            <w:pPr>
+              <w:pStyle w:val="Compact"/>
+            </w:pPr>
+            <w:r>
+              <w:t xml:space="preserve">Description</w:t>
+            </w:r>
+          </w:p>
+        </w:tc>
+        <w:tc>
+          <w:tcPr/>
+          <w:p>
+            <w:pPr>
+              <w:pStyle w:val="Compact"/>
+            </w:pPr>
+            <w:r>
+              <w:t xml:space="preserve">Link</w:t>
+            </w:r>
+          </w:p>
+        </w:tc>
+      </w:tr>
+      <w:tr>
+        <w:tc>
+          <w:tcPr/>
+          <w:p>
+            <w:pPr>
+              <w:pStyle w:val="Compact"/>
+            </w:pPr>
+            <w:r>
+              <w:t xml:space="preserve">18</w:t>
+            </w:r>
+          </w:p>
+        </w:tc>
+        <w:tc>
+          <w:tcPr/>
+          <w:p>
+            <w:pPr>
+              <w:pStyle w:val="Compact"/>
+            </w:pPr>
+            <w:r>
+              <w:t xml:space="preserve">Secure Workload &amp; Firewall Integration (Part 1)</w:t>
+            </w:r>
+          </w:p>
+        </w:tc>
+        <w:tc>
+          <w:tcPr/>
+          <w:p>
+            <w:pPr>
+              <w:pStyle w:val="Compact"/>
+            </w:pPr>
+            <w:r>
+              <w:t xml:space="preserve">Part 1 of the integration series: introduction, design, and architecture.</w:t>
+            </w:r>
+          </w:p>
+        </w:tc>
+        <w:tc>
+          <w:tcPr/>
+          <w:p>
+            <w:pPr>
+              <w:pStyle w:val="Compact"/>
+            </w:pPr>
+            <w:hyperlink r:id="rId37">
+              <w:r>
+                <w:rPr>
+                  <w:rStyle w:val="Hyperlink"/>
+                </w:rPr>
+                <w:t xml:space="preserve">Watch</w:t>
+              </w:r>
+            </w:hyperlink>
+          </w:p>
+        </w:tc>
+      </w:tr>
+      <w:tr>
+        <w:tc>
+          <w:tcPr/>
+          <w:p>
+            <w:pPr>
+              <w:pStyle w:val="Compact"/>
+            </w:pPr>
+            <w:r>
+              <w:t xml:space="preserve">19</w:t>
+            </w:r>
+          </w:p>
+        </w:tc>
+        <w:tc>
+          <w:tcPr/>
+          <w:p>
+            <w:pPr>
+              <w:pStyle w:val="Compact"/>
+            </w:pPr>
+            <w:r>
+              <w:t xml:space="preserve">Secure Workload &amp; Firewall Integration (Part 2)</w:t>
+            </w:r>
+          </w:p>
+        </w:tc>
+        <w:tc>
+          <w:tcPr/>
+          <w:p>
+            <w:pPr>
+              <w:pStyle w:val="Compact"/>
+            </w:pPr>
+            <w:r>
+              <w:t xml:space="preserve">Part 2: deployment patterns and policy flow.</w:t>
+            </w:r>
+          </w:p>
+        </w:tc>
+        <w:tc>
+          <w:tcPr/>
+          <w:p>
+            <w:pPr>
+              <w:pStyle w:val="Compact"/>
+            </w:pPr>
+            <w:hyperlink r:id="rId38">
+              <w:r>
+                <w:rPr>
+                  <w:rStyle w:val="Hyperlink"/>
+                </w:rPr>
+                <w:t xml:space="preserve">Watch</w:t>
+              </w:r>
+            </w:hyperlink>
+          </w:p>
+        </w:tc>
+      </w:tr>
+      <w:tr>
+        <w:tc>
+          <w:tcPr/>
+          <w:p>
+            <w:pPr>
+              <w:pStyle w:val="Compact"/>
+            </w:pPr>
+            <w:r>
+              <w:t xml:space="preserve">20</w:t>
+            </w:r>
+          </w:p>
+        </w:tc>
+        <w:tc>
+          <w:tcPr/>
+          <w:p>
+            <w:pPr>
+              <w:pStyle w:val="Compact"/>
+            </w:pPr>
+            <w:r>
+              <w:t xml:space="preserve">Secure Workload &amp; Firewall Integration (Part 3)</w:t>
+            </w:r>
+          </w:p>
+        </w:tc>
+        <w:tc>
+          <w:tcPr/>
+          <w:p>
+            <w:pPr>
+              <w:pStyle w:val="Compact"/>
+            </w:pPr>
+            <w:r>
+              <w:t xml:space="preserve">Part 3: enforcement, telemetry, and operational considerations.</w:t>
+            </w:r>
+          </w:p>
+        </w:tc>
+        <w:tc>
+          <w:tcPr/>
+          <w:p>
+            <w:pPr>
+              <w:pStyle w:val="Compact"/>
+            </w:pPr>
+            <w:hyperlink r:id="rId39">
+              <w:r>
+                <w:rPr>
+                  <w:rStyle w:val="Hyperlink"/>
+                </w:rPr>
+                <w:t xml:space="preserve">Watch</w:t>
+              </w:r>
+            </w:hyperlink>
+          </w:p>
+        </w:tc>
+      </w:tr>
+      <w:tr>
+        <w:tc>
+          <w:tcPr/>
+          <w:p>
+            <w:pPr>
+              <w:pStyle w:val="Compact"/>
+            </w:pPr>
+            <w:r>
+              <w:t xml:space="preserve">21</w:t>
+            </w:r>
+          </w:p>
+        </w:tc>
+        <w:tc>
+          <w:tcPr/>
+          <w:p>
+            <w:pPr>
+              <w:pStyle w:val="Compact"/>
+            </w:pPr>
+            <w:r>
+              <w:t xml:space="preserve">Cisco Secure Workload and Secure Firewall White Paper</w:t>
+            </w:r>
+          </w:p>
+        </w:tc>
+        <w:tc>
+          <w:tcPr/>
+          <w:p>
+            <w:pPr>
+              <w:pStyle w:val="Compact"/>
+            </w:pPr>
+            <w:r>
+              <w:t xml:space="preserve">Public Cisco reference paper covering the joint architecture and design principles.</w:t>
+            </w:r>
+          </w:p>
+        </w:tc>
+        <w:tc>
+          <w:tcPr/>
+          <w:p>
+            <w:pPr>
+              <w:pStyle w:val="Compact"/>
+            </w:pPr>
+            <w:hyperlink r:id="rId40">
+              <w:r>
+                <w:rPr>
+                  <w:rStyle w:val="Hyperlink"/>
+                </w:rPr>
+                <w:t xml:space="preserve">Cisco.com</w:t>
+              </w:r>
+            </w:hyperlink>
+          </w:p>
+        </w:tc>
+      </w:tr>
+      <w:tr>
+        <w:tc>
+          <w:tcPr/>
+          <w:p>
+            <w:pPr>
+              <w:pStyle w:val="Compact"/>
+            </w:pPr>
+            <w:r>
+              <w:t xml:space="preserve">22</w:t>
+            </w:r>
+          </w:p>
+        </w:tc>
+        <w:tc>
+          <w:tcPr/>
+          <w:p>
+            <w:pPr>
+              <w:pStyle w:val="Compact"/>
+            </w:pPr>
+            <w:r>
+              <w:t xml:space="preserve">Secure Workload &amp; Firewall Integration Deep Dive</w:t>
+            </w:r>
+          </w:p>
+        </w:tc>
+        <w:tc>
+          <w:tcPr/>
+          <w:p>
+            <w:pPr>
+              <w:pStyle w:val="Compact"/>
+            </w:pPr>
+            <w:r>
+              <w:t xml:space="preserve">Detailed reference on integration design principles, architecture, and use-cases.</w:t>
+            </w:r>
+          </w:p>
+        </w:tc>
+        <w:tc>
+          <w:tcPr/>
+          <w:p>
+            <w:pPr>
+              <w:pStyle w:val="Compact"/>
+            </w:pPr>
+            <w:hyperlink r:id="rId41">
+              <w:r>
+                <w:rPr>
+                  <w:rStyle w:val="Hyperlink"/>
+                </w:rPr>
+                <w:t xml:space="preserve">Read</w:t>
+              </w:r>
+            </w:hyperlink>
+          </w:p>
+        </w:tc>
+      </w:tr>
+    </w:tbl>
+    <w:bookmarkEnd w:id="42"/>
+    <w:bookmarkStart w:id="46" w:name="X9aa0f006b1b738a1139363b734f7ac8f93e2172"/>
+    <w:p>
+      <w:pPr>
+        <w:pStyle w:val="Heading3"/>
+      </w:pPr>
+      <w:r>
+        <w:t xml:space="preserve">5.5 F5 / BIG-IP Integration</w:t>
+      </w:r>
+    </w:p>
+    <w:tbl>
+      <w:tblPr>
+        <w:tblStyle w:val="Table"/>
+        <w:tblW w:type="auto" w:w="0"/>
+        <w:tblLook w:firstRow="1" w:lastRow="0" w:firstColumn="0" w:lastColumn="0" w:noHBand="0" w:noVBand="0" w:val="0020"/>
+      </w:tblPr>
+      <w:tblGrid>
+        <w:gridCol w:w="1980"/>
+        <w:gridCol w:w="1980"/>
+        <w:gridCol w:w="1980"/>
+        <w:gridCol w:w="1980"/>
+      </w:tblGrid>
+      <w:tr>
+        <w:trPr>
+          <w:tblHeader w:val="on"/>
+        </w:trPr>
+        <w:tc>
+          <w:tcPr/>
+          <w:p>
+            <w:pPr>
+              <w:pStyle w:val="Compact"/>
+            </w:pPr>
+            <w:r>
+              <w:t xml:space="preserve">#</w:t>
+            </w:r>
+          </w:p>
+        </w:tc>
+        <w:tc>
+          <w:tcPr/>
+          <w:p>
+            <w:pPr>
+              <w:pStyle w:val="Compact"/>
+            </w:pPr>
+            <w:r>
+              <w:t xml:space="preserve">Video</w:t>
+            </w:r>
+          </w:p>
+        </w:tc>
+        <w:tc>
+          <w:tcPr/>
+          <w:p>
+            <w:pPr>
+              <w:pStyle w:val="Compact"/>
+            </w:pPr>
+            <w:r>
+              <w:t xml:space="preserve">Description</w:t>
+            </w:r>
+          </w:p>
+        </w:tc>
+        <w:tc>
+          <w:tcPr/>
+          <w:p>
+            <w:pPr>
+              <w:pStyle w:val="Compact"/>
+            </w:pPr>
+            <w:r>
+              <w:t xml:space="preserve">Link</w:t>
+            </w:r>
+          </w:p>
+        </w:tc>
+      </w:tr>
+      <w:tr>
+        <w:tc>
+          <w:tcPr/>
+          <w:p>
+            <w:pPr>
+              <w:pStyle w:val="Compact"/>
+            </w:pPr>
+            <w:r>
+              <w:t xml:space="preserve">23</w:t>
+            </w:r>
+          </w:p>
+        </w:tc>
+        <w:tc>
+          <w:tcPr/>
+          <w:p>
+            <w:pPr>
+              <w:pStyle w:val="Compact"/>
+            </w:pPr>
+            <w:r>
+              <w:t xml:space="preserve">F5 BIG-IP and Cisco Tetration: APM Visibility</w:t>
+            </w:r>
+          </w:p>
+        </w:tc>
+        <w:tc>
+          <w:tcPr/>
+          <w:p>
+            <w:pPr>
+              <w:pStyle w:val="Compact"/>
+            </w:pPr>
+            <w:r>
+              <w:t xml:space="preserve">Shows how Secure Workload (formerly Tetration) ingests F5 BIG-IP APM data for application visibility.</w:t>
+            </w:r>
+          </w:p>
+        </w:tc>
+        <w:tc>
+          <w:tcPr/>
+          <w:p>
+            <w:pPr>
+              <w:pStyle w:val="Compact"/>
+            </w:pPr>
+            <w:hyperlink r:id="rId43">
+              <w:r>
+                <w:rPr>
+                  <w:rStyle w:val="Hyperlink"/>
+                </w:rPr>
+                <w:t xml:space="preserve">Watch</w:t>
+              </w:r>
+            </w:hyperlink>
+          </w:p>
+        </w:tc>
+      </w:tr>
+      <w:tr>
+        <w:tc>
+          <w:tcPr/>
+          <w:p>
+            <w:pPr>
+              <w:pStyle w:val="Compact"/>
+            </w:pPr>
+            <w:r>
+              <w:t xml:space="preserve">24</w:t>
+            </w:r>
+          </w:p>
+        </w:tc>
+        <w:tc>
+          <w:tcPr/>
+          <w:p>
+            <w:pPr>
+              <w:pStyle w:val="Compact"/>
+            </w:pPr>
+            <w:r>
+              <w:t xml:space="preserve">Cisco Tetration and F5 BIG-IP AFM</w:t>
+            </w:r>
+          </w:p>
+        </w:tc>
+        <w:tc>
+          <w:tcPr/>
+          <w:p>
+            <w:pPr>
+              <w:pStyle w:val="Compact"/>
+            </w:pPr>
+            <w:r>
+              <w:t xml:space="preserve">Covers integration with F5 BIG-IP AFM (Advanced Firewall Manager) for additional flow context.</w:t>
+            </w:r>
+          </w:p>
+        </w:tc>
+        <w:tc>
+          <w:tcPr/>
+          <w:p>
+            <w:pPr>
+              <w:pStyle w:val="Compact"/>
+            </w:pPr>
+            <w:hyperlink r:id="rId44">
+              <w:r>
+                <w:rPr>
+                  <w:rStyle w:val="Hyperlink"/>
+                </w:rPr>
+                <w:t xml:space="preserve">Watch</w:t>
+              </w:r>
+            </w:hyperlink>
+          </w:p>
+        </w:tc>
+      </w:tr>
+      <w:tr>
+        <w:tc>
+          <w:tcPr/>
+          <w:p>
+            <w:pPr>
+              <w:pStyle w:val="Compact"/>
+            </w:pPr>
+            <w:r>
+              <w:t xml:space="preserve">25</w:t>
+            </w:r>
+          </w:p>
+        </w:tc>
+        <w:tc>
+          <w:tcPr/>
+          <w:p>
+            <w:pPr>
+              <w:pStyle w:val="Compact"/>
+            </w:pPr>
+            <w:r>
+              <w:t xml:space="preserve">Cisco Tetration and F5 BIG-IP IPFIX Configuration</w:t>
+            </w:r>
+          </w:p>
+        </w:tc>
+        <w:tc>
+          <w:tcPr/>
+          <w:p>
+            <w:pPr>
+              <w:pStyle w:val="Compact"/>
+            </w:pPr>
+            <w:r>
+              <w:t xml:space="preserve">Configuration walk-through for sending IPFIX flow records from F5 BIG-IP into Secure Workload.</w:t>
+            </w:r>
+          </w:p>
+        </w:tc>
+        <w:tc>
+          <w:tcPr/>
+          <w:p>
+            <w:pPr>
+              <w:pStyle w:val="Compact"/>
+            </w:pPr>
+            <w:hyperlink r:id="rId45">
+              <w:r>
+                <w:rPr>
+                  <w:rStyle w:val="Hyperlink"/>
+                </w:rPr>
+                <w:t xml:space="preserve">Watch</w:t>
+              </w:r>
+            </w:hyperlink>
+          </w:p>
+        </w:tc>
+      </w:tr>
+    </w:tbl>
+    <w:bookmarkEnd w:id="46"/>
+    <w:bookmarkStart w:id="52" w:name="X4bf09ee1bba42ec2ec42d9c65ff0742e1c265e7"/>
+    <w:p>
+      <w:pPr>
+        <w:pStyle w:val="Heading3"/>
+      </w:pPr>
+      <w:r>
+        <w:t xml:space="preserve">5.6 Identity, DNS, and Other Integrations</w:t>
+      </w:r>
+    </w:p>
+    <w:tbl>
+      <w:tblPr>
+        <w:tblStyle w:val="Table"/>
+        <w:tblW w:type="auto" w:w="0"/>
+        <w:tblLook w:firstRow="1" w:lastRow="0" w:firstColumn="0" w:lastColumn="0" w:noHBand="0" w:noVBand="0" w:val="0020"/>
+      </w:tblPr>
+      <w:tblGrid>
+        <w:gridCol w:w="1980"/>
+        <w:gridCol w:w="1980"/>
+        <w:gridCol w:w="1980"/>
+        <w:gridCol w:w="1980"/>
+      </w:tblGrid>
+      <w:tr>
+        <w:trPr>
+          <w:tblHeader w:val="on"/>
+        </w:trPr>
+        <w:tc>
+          <w:tcPr/>
+          <w:p>
+            <w:pPr>
+              <w:pStyle w:val="Compact"/>
+            </w:pPr>
+            <w:r>
+              <w:t xml:space="preserve">#</w:t>
+            </w:r>
+          </w:p>
+        </w:tc>
+        <w:tc>
+          <w:tcPr/>
+          <w:p>
+            <w:pPr>
+              <w:pStyle w:val="Compact"/>
+            </w:pPr>
+            <w:r>
+              <w:t xml:space="preserve">Video</w:t>
+            </w:r>
+          </w:p>
+        </w:tc>
+        <w:tc>
+          <w:tcPr/>
+          <w:p>
+            <w:pPr>
+              <w:pStyle w:val="Compact"/>
+            </w:pPr>
+            <w:r>
+              <w:t xml:space="preserve">Description</w:t>
+            </w:r>
+          </w:p>
+        </w:tc>
+        <w:tc>
+          <w:tcPr/>
+          <w:p>
+            <w:pPr>
+              <w:pStyle w:val="Compact"/>
+            </w:pPr>
+            <w:r>
+              <w:t xml:space="preserve">Link</w:t>
+            </w:r>
+          </w:p>
+        </w:tc>
+      </w:tr>
+      <w:tr>
+        <w:tc>
+          <w:tcPr/>
+          <w:p>
+            <w:pPr>
+              <w:pStyle w:val="Compact"/>
+            </w:pPr>
+            <w:r>
+              <w:t xml:space="preserve">26</w:t>
+            </w:r>
+          </w:p>
+        </w:tc>
+        <w:tc>
+          <w:tcPr/>
+          <w:p>
+            <w:pPr>
+              <w:pStyle w:val="Compact"/>
+            </w:pPr>
+            <w:r>
+              <w:t xml:space="preserve">Cisco Secure Workload — DNS Server Integration</w:t>
+            </w:r>
+          </w:p>
+        </w:tc>
+        <w:tc>
+          <w:tcPr/>
+          <w:p>
+            <w:pPr>
+              <w:pStyle w:val="Compact"/>
+            </w:pPr>
+            <w:r>
+              <w:t xml:space="preserve">Covers integrating DNS server context so workload-to-name mappings improve flow attribution and policy.</w:t>
+            </w:r>
+          </w:p>
+        </w:tc>
+        <w:tc>
+          <w:tcPr/>
+          <w:p>
+            <w:pPr>
+              <w:pStyle w:val="Compact"/>
+            </w:pPr>
+            <w:hyperlink r:id="rId47">
+              <w:r>
+                <w:rPr>
+                  <w:rStyle w:val="Hyperlink"/>
+                </w:rPr>
+                <w:t xml:space="preserve">Watch</w:t>
+              </w:r>
+            </w:hyperlink>
+          </w:p>
+        </w:tc>
+      </w:tr>
+      <w:tr>
+        <w:tc>
+          <w:tcPr/>
+          <w:p>
+            <w:pPr>
+              <w:pStyle w:val="Compact"/>
+            </w:pPr>
+            <w:r>
+              <w:t xml:space="preserve">27</w:t>
+            </w:r>
+          </w:p>
+        </w:tc>
+        <w:tc>
+          <w:tcPr/>
+          <w:p>
+            <w:pPr>
+              <w:pStyle w:val="Compact"/>
+            </w:pPr>
+            <w:r>
+              <w:t xml:space="preserve">Cisco Secure Workload — Infoblox Integration</w:t>
+            </w:r>
+          </w:p>
+        </w:tc>
+        <w:tc>
+          <w:tcPr/>
+          <w:p>
+            <w:pPr>
+              <w:pStyle w:val="Compact"/>
+            </w:pPr>
+            <w:r>
+              <w:t xml:space="preserve">Covers integrating Infoblox DNS / IPAM data for richer workload context inside Secure Workload.</w:t>
+            </w:r>
+          </w:p>
+        </w:tc>
+        <w:tc>
+          <w:tcPr/>
+          <w:p>
+            <w:pPr>
+              <w:pStyle w:val="Compact"/>
+            </w:pPr>
+            <w:hyperlink r:id="rId48">
+              <w:r>
+                <w:rPr>
+                  <w:rStyle w:val="Hyperlink"/>
+                </w:rPr>
+                <w:t xml:space="preserve">Watch</w:t>
+              </w:r>
+            </w:hyperlink>
+          </w:p>
+        </w:tc>
+      </w:tr>
+      <w:tr>
+        <w:tc>
+          <w:tcPr/>
+          <w:p>
+            <w:pPr>
+              <w:pStyle w:val="Compact"/>
+            </w:pPr>
+            <w:r>
+              <w:t xml:space="preserve">28</w:t>
+            </w:r>
+          </w:p>
+        </w:tc>
+        <w:tc>
+          <w:tcPr/>
+          <w:p>
+            <w:pPr>
+              <w:pStyle w:val="Compact"/>
+            </w:pPr>
+            <w:r>
+              <w:t xml:space="preserve">Cisco Secure Workload and Algosec Integration</w:t>
+            </w:r>
+          </w:p>
+        </w:tc>
+        <w:tc>
+          <w:tcPr/>
+          <w:p>
+            <w:pPr>
+              <w:pStyle w:val="Compact"/>
+            </w:pPr>
+            <w:r>
+              <w:t xml:space="preserve">Covers integrating Algosec for policy analysis and firewall-policy lifecycle alongside Secure Workload.</w:t>
+            </w:r>
+          </w:p>
+        </w:tc>
+        <w:tc>
+          <w:tcPr/>
+          <w:p>
+            <w:pPr>
+              <w:pStyle w:val="Compact"/>
+            </w:pPr>
+            <w:hyperlink r:id="rId49">
+              <w:r>
+                <w:rPr>
+                  <w:rStyle w:val="Hyperlink"/>
+                </w:rPr>
+                <w:t xml:space="preserve">Watch</w:t>
+              </w:r>
+            </w:hyperlink>
+          </w:p>
+        </w:tc>
+      </w:tr>
+      <w:tr>
+        <w:tc>
+          <w:tcPr/>
+          <w:p>
+            <w:pPr>
+              <w:pStyle w:val="Compact"/>
+            </w:pPr>
+            <w:r>
+              <w:t xml:space="preserve">29</w:t>
+            </w:r>
+          </w:p>
+        </w:tc>
+        <w:tc>
+          <w:tcPr/>
+          <w:p>
+            <w:pPr>
+              <w:pStyle w:val="Compact"/>
+            </w:pPr>
+            <w:r>
+              <w:t xml:space="preserve">Cisco Secure Workload and ISE (In Action)</w:t>
+            </w:r>
+          </w:p>
+        </w:tc>
+        <w:tc>
+          <w:tcPr/>
+          <w:p>
+            <w:pPr>
+              <w:pStyle w:val="Compact"/>
+            </w:pPr>
+            <w:r>
+              <w:t xml:space="preserve">Demonstrates Secure Workload integration with Cisco ISE for user and device identity context.</w:t>
+            </w:r>
+          </w:p>
+        </w:tc>
+        <w:tc>
+          <w:tcPr/>
+          <w:p>
+            <w:pPr>
+              <w:pStyle w:val="Compact"/>
+            </w:pPr>
+            <w:hyperlink r:id="rId50">
+              <w:r>
+                <w:rPr>
+                  <w:rStyle w:val="Hyperlink"/>
+                </w:rPr>
+                <w:t xml:space="preserve">Watch</w:t>
+              </w:r>
+            </w:hyperlink>
+          </w:p>
+        </w:tc>
+      </w:tr>
+      <w:tr>
+        <w:tc>
+          <w:tcPr/>
+          <w:p>
+            <w:pPr>
+              <w:pStyle w:val="Compact"/>
+            </w:pPr>
+            <w:r>
+              <w:t xml:space="preserve">30</w:t>
+            </w:r>
+          </w:p>
+        </w:tc>
+        <w:tc>
+          <w:tcPr/>
+          <w:p>
+            <w:pPr>
+              <w:pStyle w:val="Compact"/>
+            </w:pPr>
+            <w:r>
+              <w:t xml:space="preserve">FMC Integration with Edge / Ingest / Appliance</w:t>
+            </w:r>
+          </w:p>
+        </w:tc>
+        <w:tc>
+          <w:tcPr/>
+          <w:p>
+            <w:pPr>
+              <w:pStyle w:val="Compact"/>
+            </w:pPr>
+            <w:r>
+              <w:t xml:space="preserve">Covers integrating Cisco FMC (Firewall Management Center) through Secure Workload's Edge, Ingest, and Appliance integration paths.</w:t>
+            </w:r>
+          </w:p>
+        </w:tc>
+        <w:tc>
+          <w:tcPr/>
+          <w:p>
+            <w:pPr>
+              <w:pStyle w:val="Compact"/>
+            </w:pPr>
+            <w:hyperlink r:id="rId51">
+              <w:r>
+                <w:rPr>
+                  <w:rStyle w:val="Hyperlink"/>
+                </w:rPr>
+                <w:t xml:space="preserve">Watch</w:t>
+              </w:r>
+            </w:hyperlink>
+          </w:p>
+        </w:tc>
+      </w:tr>
+    </w:tbl>
+    <w:bookmarkEnd w:id="52"/>
+    <w:bookmarkStart w:id="54" w:name="X55b54997538aa12b2c052078f6e47c5b6dc01c1"/>
+    <w:p>
+      <w:pPr>
+        <w:pStyle w:val="Heading3"/>
+      </w:pPr>
+      <w:r>
+        <w:t xml:space="preserve">5.7 Containers and Kubernetes</w:t>
+      </w:r>
+    </w:p>
+    <w:tbl>
+      <w:tblPr>
+        <w:tblStyle w:val="Table"/>
+        <w:tblW w:type="auto" w:w="0"/>
+        <w:tblLook w:firstRow="1" w:lastRow="0" w:firstColumn="0" w:lastColumn="0" w:noHBand="0" w:noVBand="0" w:val="0020"/>
+      </w:tblPr>
+      <w:tblGrid>
+        <w:gridCol w:w="1980"/>
+        <w:gridCol w:w="1980"/>
+        <w:gridCol w:w="1980"/>
+        <w:gridCol w:w="1980"/>
+      </w:tblGrid>
+      <w:tr>
+        <w:trPr>
+          <w:tblHeader w:val="on"/>
+        </w:trPr>
+        <w:tc>
+          <w:tcPr/>
+          <w:p>
+            <w:pPr>
+              <w:pStyle w:val="Compact"/>
+            </w:pPr>
+            <w:r>
+              <w:t xml:space="preserve">#</w:t>
+            </w:r>
+          </w:p>
+        </w:tc>
+        <w:tc>
+          <w:tcPr/>
+          <w:p>
+            <w:pPr>
+              <w:pStyle w:val="Compact"/>
+            </w:pPr>
+            <w:r>
+              <w:t xml:space="preserve">Video</w:t>
+            </w:r>
+          </w:p>
+        </w:tc>
+        <w:tc>
+          <w:tcPr/>
+          <w:p>
+            <w:pPr>
+              <w:pStyle w:val="Compact"/>
+            </w:pPr>
+            <w:r>
+              <w:t xml:space="preserve">Description</w:t>
+            </w:r>
+          </w:p>
+        </w:tc>
+        <w:tc>
+          <w:tcPr/>
+          <w:p>
+            <w:pPr>
+              <w:pStyle w:val="Compact"/>
+            </w:pPr>
+            <w:r>
+              <w:t xml:space="preserve">Link</w:t>
+            </w:r>
+          </w:p>
+        </w:tc>
+      </w:tr>
+      <w:tr>
+        <w:tc>
+          <w:tcPr/>
+          <w:p>
+            <w:pPr>
+              <w:pStyle w:val="Compact"/>
+            </w:pPr>
+            <w:r>
+              <w:t xml:space="preserve">31</w:t>
+            </w:r>
+          </w:p>
+        </w:tc>
+        <w:tc>
+          <w:tcPr/>
+          <w:p>
+            <w:pPr>
+              <w:pStyle w:val="Compact"/>
+            </w:pPr>
+            <w:r>
+              <w:t xml:space="preserve">Cisco Secure Workload: Agent K8s</w:t>
+            </w:r>
+          </w:p>
+        </w:tc>
+        <w:tc>
+          <w:tcPr/>
+          <w:p>
+            <w:pPr>
+              <w:pStyle w:val="Compact"/>
+            </w:pPr>
+            <w:r>
+              <w:t xml:space="preserve">Demonstrates the Secure Workload agent in Kubernetes / containerized environments.</w:t>
+            </w:r>
+          </w:p>
+        </w:tc>
+        <w:tc>
+          <w:tcPr/>
+          <w:p>
+            <w:pPr>
+              <w:pStyle w:val="Compact"/>
+            </w:pPr>
+            <w:hyperlink r:id="rId53">
+              <w:r>
+                <w:rPr>
+                  <w:rStyle w:val="Hyperlink"/>
+                </w:rPr>
+                <w:t xml:space="preserve">Watch</w:t>
+              </w:r>
+            </w:hyperlink>
+          </w:p>
+        </w:tc>
+      </w:tr>
+    </w:tbl>
+    <w:bookmarkEnd w:id="54"/>
+    <w:bookmarkStart w:id="55" w:name="suggested-watch-order"/>
+    <w:p>
+      <w:pPr>
+        <w:pStyle w:val="Heading3"/>
+      </w:pPr>
+      <w:r>
         <w:t xml:space="preserve">Suggested Watch Order</w:t>
       </w:r>
     </w:p>
     <w:p>
       <w:pPr>
+        <w:pStyle w:val="FirstParagraph"/>
+      </w:pPr>
+      <w:r>
+        <w:t xml:space="preserve">The source Cisco slide does not prescribe a viewing order. For a new user, the progression below moves from foundations to deployment to policy and analytics, then opens up by use case and integration:</w:t>
+      </w:r>
+    </w:p>
+    <w:p>
+      <w:pPr>
         <w:pStyle w:val="Compact"/>
         <w:numPr>
           <w:ilvl w:val="0"/>
           <w:numId w:val="1006"/>
         </w:numPr>
       </w:pPr>
-      <w:r>
-        <w:t xml:space="preserve">Start with</w:t>
-      </w:r>
-      <w:r>
-        <w:t xml:space="preserve"> </w:t>
-      </w:r>
       <w:r>
         <w:rPr>
           <w:b/>
           <w:bCs/>
         </w:rPr>
-        <w:t xml:space="preserve">CSW overview</w:t>
-      </w:r>
-      <w:r>
-        <w:t xml:space="preserve">.</w:t>
+        <w:t xml:space="preserve">Foundations</w:t>
+      </w:r>
+      <w:r>
+        <w:t xml:space="preserve"> </w:t>
+      </w:r>
+      <w:r>
+        <w:t xml:space="preserve">— Scopes (#3), Labels (#4), Inventory Filters (#5).</w:t>
       </w:r>
     </w:p>
     <w:p>
@@ -2278,50 +3805,62 @@
           <w:numId w:val="1006"/>
         </w:numPr>
       </w:pPr>
-      <w:r>
-        <w:t xml:space="preserve">Watch</w:t>
-      </w:r>
-      <w:r>
-        <w:t xml:space="preserve"> </w:t>
-      </w:r>
       <w:r>
         <w:rPr>
           <w:b/>
           <w:bCs/>
         </w:rPr>
-        <w:t xml:space="preserve">Workload discovery</w:t>
-      </w:r>
-      <w:r>
-        <w:t xml:space="preserve">,</w:t>
+        <w:t xml:space="preserve">Agent rollout</w:t>
       </w:r>
       <w:r>
         <w:t xml:space="preserve"> </w:t>
       </w:r>
+      <w:r>
+        <w:t xml:space="preserve">— Agent Configuration Profile (#1), then Agent Configuration and Deployment – Golden Image VDI (#2) if VDI is in scope.</w:t>
+      </w:r>
+    </w:p>
+    <w:p>
+      <w:pPr>
+        <w:pStyle w:val="Compact"/>
+        <w:numPr>
+          <w:ilvl w:val="0"/>
+          <w:numId w:val="1006"/>
+        </w:numPr>
+      </w:pPr>
       <w:r>
         <w:rPr>
           <w:b/>
           <w:bCs/>
         </w:rPr>
-        <w:t xml:space="preserve">Flow visibility</w:t>
-      </w:r>
-      <w:r>
-        <w:t xml:space="preserve">, and</w:t>
+        <w:t xml:space="preserve">Core value: visibility → policy</w:t>
       </w:r>
       <w:r>
         <w:t xml:space="preserve"> </w:t>
       </w:r>
+      <w:r>
+        <w:t xml:space="preserve">— Application Dependency Mapping and Policy Analysis (#7), Flow Analysis (#10), Dynamic Workloads and Policy (#9), Policy Visual and Quick Analysis (#8), Production and Test Risk Reduction (#6).</w:t>
+      </w:r>
+    </w:p>
+    <w:p>
+      <w:pPr>
+        <w:pStyle w:val="Compact"/>
+        <w:numPr>
+          <w:ilvl w:val="0"/>
+          <w:numId w:val="1006"/>
+        </w:numPr>
+      </w:pPr>
       <w:r>
         <w:rPr>
           <w:b/>
           <w:bCs/>
         </w:rPr>
-        <w:t xml:space="preserve">Process visibility</w:t>
+        <w:t xml:space="preserve">Security and risk</w:t>
       </w:r>
       <w:r>
         <w:t xml:space="preserve"> </w:t>
       </w:r>
       <w:r>
-        <w:t xml:space="preserve">before talking about enforcement.</w:t>
+        <w:t xml:space="preserve">— Security Dashboard (#12), Vulnerabilities and Risk Reduction (#11), Forensics (#13), Log4J Risk Reduction (#14), SSH Risk Reduction (#15).</w:t>
       </w:r>
     </w:p>
     <w:p>
@@ -2332,24 +3871,18 @@
           <w:numId w:val="1006"/>
         </w:numPr>
       </w:pPr>
-      <w:r>
-        <w:t xml:space="preserve">Watch</w:t>
-      </w:r>
-      <w:r>
-        <w:t xml:space="preserve"> </w:t>
-      </w:r>
       <w:r>
         <w:rPr>
           <w:b/>
           <w:bCs/>
         </w:rPr>
-        <w:t xml:space="preserve">Labels and scopes</w:t>
+        <w:t xml:space="preserve">Specific segmentation use cases</w:t>
       </w:r>
       <w:r>
         <w:t xml:space="preserve"> </w:t>
       </w:r>
       <w:r>
-        <w:t xml:space="preserve">before policy design.</w:t>
+        <w:t xml:space="preserve">— Terminal Services (#16), VDI Segmentation (#17).</w:t>
       </w:r>
     </w:p>
     <w:p>
@@ -2360,106 +3893,40 @@
           <w:numId w:val="1006"/>
         </w:numPr>
       </w:pPr>
-      <w:r>
-        <w:t xml:space="preserve">Watch</w:t>
-      </w:r>
-      <w:r>
-        <w:t xml:space="preserve"> </w:t>
-      </w:r>
       <w:r>
         <w:rPr>
           <w:b/>
           <w:bCs/>
         </w:rPr>
-        <w:t xml:space="preserve">Application dependency mapping</w:t>
-      </w:r>
-      <w:r>
-        <w:t xml:space="preserve">,</w:t>
+        <w:t xml:space="preserve">Integrations as needed by the deal / POV</w:t>
       </w:r>
       <w:r>
         <w:t xml:space="preserve"> </w:t>
       </w:r>
+      <w:r>
+        <w:t xml:space="preserve">— Firewall (#18–#22), F5 / BIG-IP (#23–#25), DNS / Infoblox (#26, #27), Algosec (#28), ISE (#29), FMC (#30).</w:t>
+      </w:r>
+    </w:p>
+    <w:p>
+      <w:pPr>
+        <w:pStyle w:val="Compact"/>
+        <w:numPr>
+          <w:ilvl w:val="0"/>
+          <w:numId w:val="1006"/>
+        </w:numPr>
+      </w:pPr>
       <w:r>
         <w:rPr>
           <w:b/>
           <w:bCs/>
         </w:rPr>
-        <w:t xml:space="preserve">Policy recommendation</w:t>
-      </w:r>
-      <w:r>
-        <w:t xml:space="preserve">, and</w:t>
+        <w:t xml:space="preserve">Containers</w:t>
       </w:r>
       <w:r>
         <w:t xml:space="preserve"> </w:t>
       </w:r>
       <w:r>
-        <w:rPr>
-          <w:b/>
-          <w:bCs/>
-        </w:rPr>
-        <w:t xml:space="preserve">Policy modeling</w:t>
-      </w:r>
-      <w:r>
-        <w:t xml:space="preserve"> </w:t>
-      </w:r>
-      <w:r>
-        <w:t xml:space="preserve">before customer workshops.</w:t>
-      </w:r>
-    </w:p>
-    <w:p>
-      <w:pPr>
-        <w:pStyle w:val="Compact"/>
-        <w:numPr>
-          <w:ilvl w:val="0"/>
-          <w:numId w:val="1006"/>
-        </w:numPr>
-      </w:pPr>
-      <w:r>
-        <w:t xml:space="preserve">Watch</w:t>
-      </w:r>
-      <w:r>
-        <w:t xml:space="preserve"> </w:t>
-      </w:r>
-      <w:r>
-        <w:rPr>
-          <w:b/>
-          <w:bCs/>
-        </w:rPr>
-        <w:t xml:space="preserve">Enforcement workflow</w:t>
-      </w:r>
-      <w:r>
-        <w:t xml:space="preserve"> </w:t>
-      </w:r>
-      <w:r>
-        <w:t xml:space="preserve">only after discovery and policy modeling are understood.</w:t>
-      </w:r>
-    </w:p>
-    <w:p>
-      <w:pPr>
-        <w:pStyle w:val="Compact"/>
-        <w:numPr>
-          <w:ilvl w:val="0"/>
-          <w:numId w:val="1006"/>
-        </w:numPr>
-      </w:pPr>
-      <w:r>
-        <w:t xml:space="preserve">Watch</w:t>
-      </w:r>
-      <w:r>
-        <w:t xml:space="preserve"> </w:t>
-      </w:r>
-      <w:r>
-        <w:rPr>
-          <w:b/>
-          <w:bCs/>
-        </w:rPr>
-        <w:t xml:space="preserve">Integrations and connectors</w:t>
-      </w:r>
-      <w:r>
-        <w:t xml:space="preserve"> </w:t>
-      </w:r>
-      <w:r>
-        <w:t xml:space="preserve">when preparing for a POV or architecture review.</w:t>
+        <w:t xml:space="preserve">— Agent K8s (#31) when Kubernetes is in scope.</w:t>
       </w:r>
     </w:p>
     <w:p>
@@ -2469,9 +3936,9 @@
         </w:pict>
       </w:r>
     </w:p>
-    <w:bookmarkEnd w:id="17"/>
-    <w:bookmarkEnd w:id="18"/>
-    <w:bookmarkStart w:id="22" w:name="X58938abf12d931bcad8bdf8cad8c32cf589c2b6"/>
+    <w:bookmarkEnd w:id="55"/>
+    <w:bookmarkEnd w:id="56"/>
+    <w:bookmarkStart w:id="60" w:name="X58938abf12d931bcad8bdf8cad8c32cf589c2b6"/>
     <w:p>
       <w:pPr>
         <w:pStyle w:val="Heading2"/>
@@ -2480,7 +3947,7 @@
         <w:t xml:space="preserve">6. How to Explain CSW in a Customer Meeting</w:t>
       </w:r>
     </w:p>
-    <w:bookmarkStart w:id="19" w:name="X02667f004e9d93967c02b53649e8d7704fae290"/>
+    <w:bookmarkStart w:id="57" w:name="X02667f004e9d93967c02b53649e8d7704fae290"/>
     <w:p>
       <w:pPr>
         <w:pStyle w:val="Heading3"/>
@@ -2497,8 +3964,8 @@
         <w:t xml:space="preserve">Cisco Secure Workload helps customers discover how applications communicate and then safely enforce least-privilege segmentation policies around those applications. It starts with visibility and dependency mapping, uses labels and observed behavior to create policy, and supports staged enforcement so teams can reduce lateral movement risk without breaking applications.</w:t>
       </w:r>
     </w:p>
-    <w:bookmarkEnd w:id="19"/>
-    <w:bookmarkStart w:id="20" w:name="X245c304b430f838300b4e5d227cae86dea678fa"/>
+    <w:bookmarkEnd w:id="57"/>
+    <w:bookmarkStart w:id="58" w:name="X245c304b430f838300b4e5d227cae86dea678fa"/>
     <w:p>
       <w:pPr>
         <w:pStyle w:val="Heading3"/>
@@ -2515,8 +3982,8 @@
         <w:t xml:space="preserve">Most enterprises want micro-segmentation, but they hesitate because they do not fully know what their applications depend on. CSW starts by collecting workload telemetry, flow visibility, process context, cloud metadata, and CMDB labels. That data helps application teams understand real dependencies. From there, teams can model policy, see what would be blocked, tune the rules, and move selected workloads from monitor mode to enforcement. CSW is especially useful when customers need consistent segmentation across data center and cloud environments.</w:t>
       </w:r>
     </w:p>
-    <w:bookmarkEnd w:id="20"/>
-    <w:bookmarkStart w:id="21" w:name="common-positioning"/>
+    <w:bookmarkEnd w:id="58"/>
+    <w:bookmarkStart w:id="59" w:name="common-positioning"/>
     <w:p>
       <w:pPr>
         <w:pStyle w:val="Heading3"/>
@@ -2642,9 +4109,9 @@
         </w:pict>
       </w:r>
     </w:p>
-    <w:bookmarkEnd w:id="21"/>
-    <w:bookmarkEnd w:id="22"/>
-    <w:bookmarkStart w:id="32" w:name="Xa2467de0176a16fa5b9bfc7c341b8db67b47b02"/>
+    <w:bookmarkEnd w:id="59"/>
+    <w:bookmarkEnd w:id="60"/>
+    <w:bookmarkStart w:id="70" w:name="Xa2467de0176a16fa5b9bfc7c341b8db67b47b02"/>
     <w:p>
       <w:pPr>
         <w:pStyle w:val="Heading2"/>
@@ -2653,7 +4120,7 @@
         <w:t xml:space="preserve">7. CSW Onboarding Runbook</w:t>
       </w:r>
     </w:p>
-    <w:bookmarkStart w:id="23" w:name="phase-0---confirm-scope-and-outcomes"/>
+    <w:bookmarkStart w:id="61" w:name="phase-0---confirm-scope-and-outcomes"/>
     <w:p>
       <w:pPr>
         <w:pStyle w:val="Heading3"/>
@@ -2837,8 +4304,8 @@
         </w:pict>
       </w:r>
     </w:p>
-    <w:bookmarkEnd w:id="23"/>
-    <w:bookmarkStart w:id="24" w:name="phase-1---prepare-the-tenant-and-access"/>
+    <w:bookmarkEnd w:id="61"/>
+    <w:bookmarkStart w:id="62" w:name="phase-1---prepare-the-tenant-and-access"/>
     <w:p>
       <w:pPr>
         <w:pStyle w:val="Heading3"/>
@@ -2962,8 +4429,8 @@
         </w:pict>
       </w:r>
     </w:p>
-    <w:bookmarkEnd w:id="24"/>
-    <w:bookmarkStart w:id="25" w:name="phase-2---build-the-label-strategy"/>
+    <w:bookmarkEnd w:id="62"/>
+    <w:bookmarkStart w:id="63" w:name="phase-2---build-the-label-strategy"/>
     <w:p>
       <w:pPr>
         <w:pStyle w:val="Heading3"/>
@@ -3529,8 +4996,8 @@
         </w:pict>
       </w:r>
     </w:p>
-    <w:bookmarkEnd w:id="25"/>
-    <w:bookmarkStart w:id="26" w:name="phase-3---deploy-agents-and-connectors"/>
+    <w:bookmarkEnd w:id="63"/>
+    <w:bookmarkStart w:id="64" w:name="phase-3---deploy-agents-and-connectors"/>
     <w:p>
       <w:pPr>
         <w:pStyle w:val="Heading3"/>
@@ -3666,8 +5133,8 @@
         </w:pict>
       </w:r>
     </w:p>
-    <w:bookmarkEnd w:id="26"/>
-    <w:bookmarkStart w:id="27" w:name="X85d4e4be5891f720f2552e26364a87ec66b02af"/>
+    <w:bookmarkEnd w:id="64"/>
+    <w:bookmarkStart w:id="65" w:name="X85d4e4be5891f720f2552e26364a87ec66b02af"/>
     <w:p>
       <w:pPr>
         <w:pStyle w:val="Heading3"/>
@@ -3803,8 +5270,8 @@
         </w:pict>
       </w:r>
     </w:p>
-    <w:bookmarkEnd w:id="27"/>
-    <w:bookmarkStart w:id="28" w:name="phase-5---model-policy"/>
+    <w:bookmarkEnd w:id="65"/>
+    <w:bookmarkStart w:id="66" w:name="phase-5---model-policy"/>
     <w:p>
       <w:pPr>
         <w:pStyle w:val="Heading3"/>
@@ -3940,8 +5407,8 @@
         </w:pict>
       </w:r>
     </w:p>
-    <w:bookmarkEnd w:id="28"/>
-    <w:bookmarkStart w:id="29" w:name="phase-6---start-in-monitor-mode"/>
+    <w:bookmarkEnd w:id="66"/>
+    <w:bookmarkStart w:id="67" w:name="phase-6---start-in-monitor-mode"/>
     <w:p>
       <w:pPr>
         <w:pStyle w:val="Heading3"/>
@@ -4065,8 +5532,8 @@
         </w:pict>
       </w:r>
     </w:p>
-    <w:bookmarkEnd w:id="29"/>
-    <w:bookmarkStart w:id="30" w:name="phase-7---enforce-in-a-controlled-scope"/>
+    <w:bookmarkEnd w:id="67"/>
+    <w:bookmarkStart w:id="68" w:name="phase-7---enforce-in-a-controlled-scope"/>
     <w:p>
       <w:pPr>
         <w:pStyle w:val="Heading3"/>
@@ -4226,8 +5693,8 @@
         </w:pict>
       </w:r>
     </w:p>
-    <w:bookmarkEnd w:id="30"/>
-    <w:bookmarkStart w:id="31" w:name="phase-8---operationalize"/>
+    <w:bookmarkEnd w:id="68"/>
+    <w:bookmarkStart w:id="69" w:name="phase-8---operationalize"/>
     <w:p>
       <w:pPr>
         <w:pStyle w:val="Heading3"/>
@@ -4375,9 +5842,9 @@
         </w:pict>
       </w:r>
     </w:p>
-    <w:bookmarkEnd w:id="31"/>
-    <w:bookmarkEnd w:id="32"/>
-    <w:bookmarkStart w:id="33" w:name="Xa85d52fc1d13afcd7e08ce3626c3684e19f135a"/>
+    <w:bookmarkEnd w:id="69"/>
+    <w:bookmarkEnd w:id="70"/>
+    <w:bookmarkStart w:id="71" w:name="Xa85d52fc1d13afcd7e08ce3626c3684e19f135a"/>
     <w:p>
       <w:pPr>
         <w:pStyle w:val="Heading2"/>
@@ -4581,8 +6048,8 @@
         </w:pict>
       </w:r>
     </w:p>
-    <w:bookmarkEnd w:id="33"/>
-    <w:bookmarkStart w:id="34" w:name="X841d3ddf16524e5440bfb9de88d5c612795f996"/>
+    <w:bookmarkEnd w:id="71"/>
+    <w:bookmarkStart w:id="72" w:name="X841d3ddf16524e5440bfb9de88d5c612795f996"/>
     <w:p>
       <w:pPr>
         <w:pStyle w:val="Heading2"/>
@@ -5020,8 +6487,8 @@
         </w:pict>
       </w:r>
     </w:p>
-    <w:bookmarkEnd w:id="34"/>
-    <w:bookmarkStart w:id="35" w:name="Xfd7ff628108308dfd9a50ffd2b4ac7b1caefa2e"/>
+    <w:bookmarkEnd w:id="72"/>
+    <w:bookmarkStart w:id="73" w:name="Xfd7ff628108308dfd9a50ffd2b4ac7b1caefa2e"/>
     <w:p>
       <w:pPr>
         <w:pStyle w:val="Heading2"/>
@@ -5243,8 +6710,8 @@
         </w:pict>
       </w:r>
     </w:p>
-    <w:bookmarkEnd w:id="35"/>
-    <w:bookmarkStart w:id="36" w:name="X22a57548ad72139412394113736f74a112d1644"/>
+    <w:bookmarkEnd w:id="73"/>
+    <w:bookmarkStart w:id="74" w:name="X22a57548ad72139412394113736f74a112d1644"/>
     <w:p>
       <w:pPr>
         <w:pStyle w:val="Heading2"/>
@@ -5378,8 +6845,8 @@
         </w:pict>
       </w:r>
     </w:p>
-    <w:bookmarkEnd w:id="36"/>
-    <w:bookmarkStart w:id="37" w:name="X04e07666da02c6370e77b96e23144f130a0eed0"/>
+    <w:bookmarkEnd w:id="74"/>
+    <w:bookmarkStart w:id="75" w:name="X04e07666da02c6370e77b96e23144f130a0eed0"/>
     <w:p>
       <w:pPr>
         <w:pStyle w:val="Heading2"/>
@@ -5463,8 +6930,8 @@
         <w:t xml:space="preserve">Validate current release-specific support matrices before presenting platform coverage.</w:t>
       </w:r>
     </w:p>
-    <w:bookmarkEnd w:id="37"/>
-    <w:bookmarkEnd w:id="38"/>
+    <w:bookmarkEnd w:id="75"/>
+    <w:bookmarkEnd w:id="76"/>
     <w:sectPr>
       <w:footnotePr>
         <w:numRestart w:val="eachSect"/>

--- a/docs/user-education/CSW-User-Education-Guide.docx
+++ b/docs/user-education/CSW-User-Education-Guide.docx
@@ -60,7 +60,7 @@
         </w:p>
       </w:sdtContent>
     </w:sdt>
-    <w:bookmarkStart w:id="76" w:name="X92ee979ebdbb38d988228e1ce971d57f1b349ff"/>
+    <w:bookmarkStart w:id="78" w:name="X92ee979ebdbb38d988228e1ce971d57f1b349ff"/>
     <w:p>
       <w:pPr>
         <w:pStyle w:val="Heading1"/>
@@ -1656,13 +1656,13 @@
       </w:r>
     </w:p>
     <w:bookmarkEnd w:id="16"/>
-    <w:bookmarkStart w:id="56" w:name="X8d5d3d2112ceafddda5fdbbde8d9620afd2dc8f"/>
+    <w:bookmarkStart w:id="18" w:name="X379b2d95ae6a85ebda4985fdd640c1c5b25f9bc"/>
     <w:p>
       <w:pPr>
         <w:pStyle w:val="Heading2"/>
       </w:pPr>
       <w:r>
-        <w:t xml:space="preserve">5. CSW Video Library</w:t>
+        <w:t xml:space="preserve">5. Phased Adoption Roadmap</w:t>
       </w:r>
     </w:p>
     <w:p>
@@ -1670,10 +1670,698 @@
         <w:pStyle w:val="FirstParagraph"/>
       </w:pPr>
       <w:r>
+        <w:t xml:space="preserve">CSW value compounds in phases. You do</w:t>
+      </w:r>
+      <w:r>
+        <w:t xml:space="preserve"> </w:t>
+      </w:r>
+      <w:r>
+        <w:rPr>
+          <w:b/>
+          <w:bCs/>
+        </w:rPr>
+        <w:t xml:space="preserve">not</w:t>
+      </w:r>
+      <w:r>
+        <w:t xml:space="preserve"> </w:t>
+      </w:r>
+      <w:r>
+        <w:t xml:space="preserve">need to wait for full Application Dependency Mapping (ADM) to get value — each phase below delivers a concrete outcome on its own, and a customer who stops after Phase 2 has already shrunk ransomware blast radius and isolated prod from non-prod.</w:t>
+      </w:r>
+    </w:p>
+    <w:p>
+      <w:pPr>
+        <w:pStyle w:val="BodyText"/>
+      </w:pPr>
+      <w:r>
+        <w:t xml:space="preserve">This section describes the</w:t>
+      </w:r>
+      <w:r>
+        <w:t xml:space="preserve"> </w:t>
+      </w:r>
+      <w:r>
+        <w:rPr>
+          <w:b/>
+          <w:bCs/>
+        </w:rPr>
+        <w:t xml:space="preserve">value-tier view</w:t>
+      </w:r>
+      <w:r>
+        <w:t xml:space="preserve"> </w:t>
+      </w:r>
+      <w:r>
+        <w:t xml:space="preserve">of adoption: what outcomes show up when. The tactical, step-by-step deployment playbook (tenant prep, agent rollout, label strategy, policy modeling, enforcement testing, operationalization) lives in</w:t>
+      </w:r>
+      <w:r>
+        <w:t xml:space="preserve"> </w:t>
+      </w:r>
+      <w:r>
+        <w:rPr>
+          <w:b/>
+          <w:bCs/>
+        </w:rPr>
+        <w:t xml:space="preserve">§ 8 CSW Onboarding Runbook</w:t>
+      </w:r>
+      <w:r>
+        <w:t xml:space="preserve">.</w:t>
+      </w:r>
+    </w:p>
+    <w:p>
+      <w:pPr>
+        <w:pStyle w:val="SourceCode"/>
+      </w:pPr>
+      <w:r>
+        <w:rPr>
+          <w:rStyle w:val="VerbatimChar"/>
+        </w:rPr>
+        <w:t xml:space="preserve">Week:      0 ─── 2 ─── 4 ─── 8 ─── 12+</w:t>
+      </w:r>
+      <w:r>
+        <w:br/>
+      </w:r>
+      <w:r>
+        <w:br/>
+      </w:r>
+      <w:r>
+        <w:rPr>
+          <w:rStyle w:val="VerbatimChar"/>
+        </w:rPr>
+        <w:t xml:space="preserve">Phase 1:   ███████                              Visibility</w:t>
+      </w:r>
+      <w:r>
+        <w:br/>
+      </w:r>
+      <w:r>
+        <w:rPr>
+          <w:rStyle w:val="VerbatimChar"/>
+        </w:rPr>
+        <w:t xml:space="preserve">Phase 2:         ███████                        Macro Segmentation</w:t>
+      </w:r>
+      <w:r>
+        <w:br/>
+      </w:r>
+      <w:r>
+        <w:rPr>
+          <w:rStyle w:val="VerbatimChar"/>
+        </w:rPr>
+        <w:t xml:space="preserve">Phase 3:               █████████████            ADM + App-Scope Micro-Segmentation</w:t>
+      </w:r>
+      <w:r>
+        <w:br/>
+      </w:r>
+      <w:r>
+        <w:rPr>
+          <w:rStyle w:val="VerbatimChar"/>
+        </w:rPr>
+        <w:t xml:space="preserve">Phase 4:                     ██████████ ▶       Vulnerability-Driven Risk Reduction</w:t>
+      </w:r>
+      <w:r>
+        <w:br/>
+      </w:r>
+      <w:r>
+        <w:rPr>
+          <w:rStyle w:val="VerbatimChar"/>
+        </w:rPr>
+        <w:t xml:space="preserve">Phase 5:                     ██████████ ▶       Forensics and Anomaly Detection</w:t>
+      </w:r>
+    </w:p>
+    <w:tbl>
+      <w:tblPr>
+        <w:tblStyle w:val="Table"/>
+        <w:tblW w:type="auto" w:w="0"/>
+        <w:tblLook w:firstRow="1" w:lastRow="0" w:firstColumn="0" w:lastColumn="0" w:noHBand="0" w:noVBand="0" w:val="0020"/>
+      </w:tblPr>
+      <w:tblGrid>
+        <w:gridCol w:w="1584"/>
+        <w:gridCol w:w="1584"/>
+        <w:gridCol w:w="1584"/>
+        <w:gridCol w:w="1584"/>
+        <w:gridCol w:w="1584"/>
+      </w:tblGrid>
+      <w:tr>
+        <w:trPr>
+          <w:tblHeader w:val="on"/>
+        </w:trPr>
+        <w:tc>
+          <w:tcPr/>
+          <w:p>
+            <w:pPr>
+              <w:pStyle w:val="Compact"/>
+            </w:pPr>
+            <w:r>
+              <w:t xml:space="preserve">Phase</w:t>
+            </w:r>
+          </w:p>
+        </w:tc>
+        <w:tc>
+          <w:tcPr/>
+          <w:p>
+            <w:pPr>
+              <w:pStyle w:val="Compact"/>
+            </w:pPr>
+            <w:r>
+              <w:t xml:space="preserve">Window</w:t>
+            </w:r>
+          </w:p>
+        </w:tc>
+        <w:tc>
+          <w:tcPr/>
+          <w:p>
+            <w:pPr>
+              <w:pStyle w:val="Compact"/>
+            </w:pPr>
+            <w:r>
+              <w:t xml:space="preserve">What you do</w:t>
+            </w:r>
+          </w:p>
+        </w:tc>
+        <w:tc>
+          <w:tcPr/>
+          <w:p>
+            <w:pPr>
+              <w:pStyle w:val="Compact"/>
+            </w:pPr>
+            <w:r>
+              <w:t xml:space="preserve">What you ship</w:t>
+            </w:r>
+          </w:p>
+        </w:tc>
+        <w:tc>
+          <w:tcPr/>
+          <w:p>
+            <w:pPr>
+              <w:pStyle w:val="Compact"/>
+            </w:pPr>
+            <w:r>
+              <w:t xml:space="preserve">Primary value</w:t>
+            </w:r>
+          </w:p>
+        </w:tc>
+      </w:tr>
+      <w:tr>
+        <w:tc>
+          <w:tcPr/>
+          <w:p>
+            <w:pPr>
+              <w:pStyle w:val="Compact"/>
+            </w:pPr>
+            <w:r>
+              <w:rPr>
+                <w:b/>
+                <w:bCs/>
+              </w:rPr>
+              <w:t xml:space="preserve">1 — Visibility</w:t>
+            </w:r>
+          </w:p>
+        </w:tc>
+        <w:tc>
+          <w:tcPr/>
+          <w:p>
+            <w:pPr>
+              <w:pStyle w:val="Compact"/>
+            </w:pPr>
+            <w:r>
+              <w:t xml:space="preserve">Week 0–2</w:t>
+            </w:r>
+          </w:p>
+        </w:tc>
+        <w:tc>
+          <w:tcPr/>
+          <w:p>
+            <w:pPr>
+              <w:pStyle w:val="Compact"/>
+            </w:pPr>
+            <w:r>
+              <w:t xml:space="preserve">Deploy agents on a representative slice. Turn on cloud, CMDB, identity, and DNS connectors. Import existing labels.</w:t>
+            </w:r>
+          </w:p>
+        </w:tc>
+        <w:tc>
+          <w:tcPr/>
+          <w:p>
+            <w:pPr>
+              <w:pStyle w:val="Compact"/>
+            </w:pPr>
+            <w:r>
+              <w:t xml:space="preserve">Workload inventory, label dictionary, L3 / L4 + process flow data, baseline dependency view.</w:t>
+            </w:r>
+          </w:p>
+        </w:tc>
+        <w:tc>
+          <w:tcPr/>
+          <w:p>
+            <w:pPr>
+              <w:pStyle w:val="Compact"/>
+            </w:pPr>
+            <w:r>
+              <w:t xml:space="preserve">See what you actually have, with real flow truth — often the first time application owners can answer "who does this server talk to?".</w:t>
+            </w:r>
+          </w:p>
+        </w:tc>
+      </w:tr>
+      <w:tr>
+        <w:tc>
+          <w:tcPr/>
+          <w:p>
+            <w:pPr>
+              <w:pStyle w:val="Compact"/>
+            </w:pPr>
+            <w:r>
+              <w:rPr>
+                <w:b/>
+                <w:bCs/>
+              </w:rPr>
+              <w:t xml:space="preserve">2 — Macro Segmentation</w:t>
+            </w:r>
+          </w:p>
+        </w:tc>
+        <w:tc>
+          <w:tcPr/>
+          <w:p>
+            <w:pPr>
+              <w:pStyle w:val="Compact"/>
+            </w:pPr>
+            <w:r>
+              <w:t xml:space="preserve">Week 2–4</w:t>
+            </w:r>
+          </w:p>
+        </w:tc>
+        <w:tc>
+          <w:tcPr/>
+          <w:p>
+            <w:pPr>
+              <w:pStyle w:val="Compact"/>
+            </w:pPr>
+            <w:r>
+              <w:t xml:space="preserve">Apply broad zone-to-zone policy in monitor mode, then enforcement: prod ↔ non-prod, prod ↔ dev / test / staging, user VLANs ↔ server zones. Deny lateral admin protocols (SMB, RDP, WinRM, WMI, PsExec, SSH) where no business app needs them. Isolate the backup tier and identity tier.</w:t>
+            </w:r>
+          </w:p>
+        </w:tc>
+        <w:tc>
+          <w:tcPr/>
+          <w:p>
+            <w:pPr>
+              <w:pStyle w:val="Compact"/>
+            </w:pPr>
+            <w:r>
+              <w:t xml:space="preserve">Enforced macro policy with monitor-mode evidence and rollback plan.</w:t>
+            </w:r>
+          </w:p>
+        </w:tc>
+        <w:tc>
+          <w:tcPr/>
+          <w:p>
+            <w:pPr>
+              <w:pStyle w:val="Compact"/>
+            </w:pPr>
+            <w:r>
+              <w:rPr>
+                <w:b/>
+                <w:bCs/>
+              </w:rPr>
+              <w:t xml:space="preserve">Biggest blast-radius reduction for the lowest effort.</w:t>
+            </w:r>
+            <w:r>
+              <w:t xml:space="preserve"> </w:t>
+            </w:r>
+            <w:r>
+              <w:t xml:space="preserve">Ransomware fan-out paths are cut. The prod / non-prod story holds up in audit. High-value tiers (backup, AD, hypervisor) are reachable only from where they should be.</w:t>
+            </w:r>
+          </w:p>
+        </w:tc>
+      </w:tr>
+      <w:tr>
+        <w:tc>
+          <w:tcPr/>
+          <w:p>
+            <w:pPr>
+              <w:pStyle w:val="Compact"/>
+            </w:pPr>
+            <w:r>
+              <w:rPr>
+                <w:b/>
+                <w:bCs/>
+              </w:rPr>
+              <w:t xml:space="preserve">3 — ADM + App-Scope Micro-Segmentation</w:t>
+            </w:r>
+          </w:p>
+        </w:tc>
+        <w:tc>
+          <w:tcPr/>
+          <w:p>
+            <w:pPr>
+              <w:pStyle w:val="Compact"/>
+            </w:pPr>
+            <w:r>
+              <w:t xml:space="preserve">Week 4–12 (per application wave)</w:t>
+            </w:r>
+          </w:p>
+        </w:tc>
+        <w:tc>
+          <w:tcPr/>
+          <w:p>
+            <w:pPr>
+              <w:pStyle w:val="Compact"/>
+            </w:pPr>
+            <w:r>
+              <w:t xml:space="preserve">Run ADM on a chosen application. Review the dependency map with the app owner. Convert observed flows + labels into recommended allow rules. Move to monitor mode, tune, then staged enforcement. Repeat for the next app wave.</w:t>
+            </w:r>
+          </w:p>
+        </w:tc>
+        <w:tc>
+          <w:tcPr/>
+          <w:p>
+            <w:pPr>
+              <w:pStyle w:val="Compact"/>
+            </w:pPr>
+            <w:r>
+              <w:t xml:space="preserve">Per-app dependency map, modeled policy, blocked-flow evidence, allowed-business-transaction evidence, app-owner signoff.</w:t>
+            </w:r>
+          </w:p>
+        </w:tc>
+        <w:tc>
+          <w:tcPr/>
+          <w:p>
+            <w:pPr>
+              <w:pStyle w:val="Compact"/>
+            </w:pPr>
+            <w:r>
+              <w:t xml:space="preserve">True micro-segmentation around the application itself. Per-tier policy (web → app → db). App teams understand their own application, sometimes for the first time.</w:t>
+            </w:r>
+          </w:p>
+        </w:tc>
+      </w:tr>
+      <w:tr>
+        <w:tc>
+          <w:tcPr/>
+          <w:p>
+            <w:pPr>
+              <w:pStyle w:val="Compact"/>
+            </w:pPr>
+            <w:r>
+              <w:rPr>
+                <w:b/>
+                <w:bCs/>
+              </w:rPr>
+              <w:t xml:space="preserve">4 — Vulnerability-Driven Risk Reduction</w:t>
+            </w:r>
+          </w:p>
+        </w:tc>
+        <w:tc>
+          <w:tcPr/>
+          <w:p>
+            <w:pPr>
+              <w:pStyle w:val="Compact"/>
+            </w:pPr>
+            <w:r>
+              <w:t xml:space="preserve">Continuous from ~Week 8</w:t>
+            </w:r>
+          </w:p>
+        </w:tc>
+        <w:tc>
+          <w:tcPr/>
+          <w:p>
+            <w:pPr>
+              <w:pStyle w:val="Compact"/>
+            </w:pPr>
+            <w:r>
+              <w:t xml:space="preserve">Ingest vulnerability data (scanner exports, CVE feeds). Tag workloads with risk labels (for example</w:t>
+            </w:r>
+            <w:r>
+              <w:t xml:space="preserve"> </w:t>
+            </w:r>
+            <w:r>
+              <w:rPr>
+                <w:rStyle w:val="VerbatimChar"/>
+              </w:rPr>
+              <w:t xml:space="preserve">risk:high</w:t>
+            </w:r>
+            <w:r>
+              <w:t xml:space="preserve">,</w:t>
+            </w:r>
+            <w:r>
+              <w:t xml:space="preserve"> </w:t>
+            </w:r>
+            <w:r>
+              <w:rPr>
+                <w:rStyle w:val="VerbatimChar"/>
+              </w:rPr>
+              <w:t xml:space="preserve">cve:exploitable</w:t>
+            </w:r>
+            <w:r>
+              <w:t xml:space="preserve">). Tighten policy automatically for high-risk workloads — restrict their reachable surface to admin / patch paths only until remediated.</w:t>
+            </w:r>
+          </w:p>
+        </w:tc>
+        <w:tc>
+          <w:tcPr/>
+          <w:p>
+            <w:pPr>
+              <w:pStyle w:val="Compact"/>
+            </w:pPr>
+            <w:r>
+              <w:t xml:space="preserve">Risk-tagged inventory, tightened policy on vulnerable workloads, security and audit evidence.</w:t>
+            </w:r>
+          </w:p>
+        </w:tc>
+        <w:tc>
+          <w:tcPr/>
+          <w:p>
+            <w:pPr>
+              <w:pStyle w:val="Compact"/>
+            </w:pPr>
+            <w:r>
+              <w:t xml:space="preserve">Defenders work the problems attackers actually try. When the next Log4J / Log4Shell-class CVE lands, exposure can be shrunk within the same day instead of waiting on patch cycles.</w:t>
+            </w:r>
+          </w:p>
+        </w:tc>
+      </w:tr>
+      <w:tr>
+        <w:tc>
+          <w:tcPr/>
+          <w:p>
+            <w:pPr>
+              <w:pStyle w:val="Compact"/>
+            </w:pPr>
+            <w:r>
+              <w:rPr>
+                <w:b/>
+                <w:bCs/>
+              </w:rPr>
+              <w:t xml:space="preserve">5 — Forensics and Anomaly Detection</w:t>
+            </w:r>
+          </w:p>
+        </w:tc>
+        <w:tc>
+          <w:tcPr/>
+          <w:p>
+            <w:pPr>
+              <w:pStyle w:val="Compact"/>
+            </w:pPr>
+            <w:r>
+              <w:t xml:space="preserve">Continuous from ~Week 8</w:t>
+            </w:r>
+          </w:p>
+        </w:tc>
+        <w:tc>
+          <w:tcPr/>
+          <w:p>
+            <w:pPr>
+              <w:pStyle w:val="Compact"/>
+            </w:pPr>
+            <w:r>
+              <w:t xml:space="preserve">Use Secure Workload forensics events, flow-pattern anomaly detection, and SIEM / SOAR integration. Build playbooks that pair policy violations with host evidence.</w:t>
+            </w:r>
+          </w:p>
+        </w:tc>
+        <w:tc>
+          <w:tcPr/>
+          <w:p>
+            <w:pPr>
+              <w:pStyle w:val="Compact"/>
+            </w:pPr>
+            <w:r>
+              <w:t xml:space="preserve">Forensics events, anomaly findings, SOC playbooks, IR evidence trails.</w:t>
+            </w:r>
+          </w:p>
+        </w:tc>
+        <w:tc>
+          <w:tcPr/>
+          <w:p>
+            <w:pPr>
+              <w:pStyle w:val="Compact"/>
+            </w:pPr>
+            <w:r>
+              <w:t xml:space="preserve">Detection compounds with segmentation. Every blocked flow becomes evidence. Mean-time-to-detect drops because workload behavior is bounded by policy.</w:t>
+            </w:r>
+          </w:p>
+        </w:tc>
+      </w:tr>
+    </w:tbl>
+    <w:p>
+      <w:pPr>
+        <w:pStyle w:val="BodyText"/>
+      </w:pPr>
+      <w:r>
+        <w:rPr>
+          <w:b/>
+          <w:bCs/>
+        </w:rPr>
+        <w:t xml:space="preserve">Key idea:</w:t>
+      </w:r>
+      <w:r>
+        <w:t xml:space="preserve"> </w:t>
+      </w:r>
+      <w:r>
+        <w:t xml:space="preserve">every phase is independently valuable. A customer who stops after Phase 2 still wins — ransomware fan-out is gone and prod is isolated from non-prod. A customer who reaches Phase 5 has continuous defense in depth, not a one-off project.</w:t>
+      </w:r>
+    </w:p>
+    <w:bookmarkStart w:id="17" w:name="mapping-phases-to-videos-in-the-catalog"/>
+    <w:p>
+      <w:pPr>
+        <w:pStyle w:val="Heading3"/>
+      </w:pPr>
+      <w:r>
+        <w:t xml:space="preserve">Mapping phases to videos in the catalog</w:t>
+      </w:r>
+    </w:p>
+    <w:p>
+      <w:pPr>
+        <w:pStyle w:val="Compact"/>
+        <w:numPr>
+          <w:ilvl w:val="0"/>
+          <w:numId w:val="1006"/>
+        </w:numPr>
+      </w:pPr>
+      <w:r>
+        <w:rPr>
+          <w:b/>
+          <w:bCs/>
+        </w:rPr>
+        <w:t xml:space="preserve">Phase 1 — Visibility:</w:t>
+      </w:r>
+      <w:r>
+        <w:t xml:space="preserve"> </w:t>
+      </w:r>
+      <w:r>
+        <w:t xml:space="preserve">Agent Configuration Profile (#1), Scopes (#3), Labels (#4), Inventory Filters (#5), Flow Analysis (#10).</w:t>
+      </w:r>
+    </w:p>
+    <w:p>
+      <w:pPr>
+        <w:pStyle w:val="Compact"/>
+        <w:numPr>
+          <w:ilvl w:val="0"/>
+          <w:numId w:val="1006"/>
+        </w:numPr>
+      </w:pPr>
+      <w:r>
+        <w:rPr>
+          <w:b/>
+          <w:bCs/>
+        </w:rPr>
+        <w:t xml:space="preserve">Phase 2 — Macro Segmentation:</w:t>
+      </w:r>
+      <w:r>
+        <w:t xml:space="preserve"> </w:t>
+      </w:r>
+      <w:r>
+        <w:t xml:space="preserve">SSH Risk Reduction (#15), Terminal Services Segmentation (#16), Production and Test Risk Reduction (#6), VDI Segmentation (#17).</w:t>
+      </w:r>
+    </w:p>
+    <w:p>
+      <w:pPr>
+        <w:pStyle w:val="Compact"/>
+        <w:numPr>
+          <w:ilvl w:val="0"/>
+          <w:numId w:val="1006"/>
+        </w:numPr>
+      </w:pPr>
+      <w:r>
+        <w:rPr>
+          <w:b/>
+          <w:bCs/>
+        </w:rPr>
+        <w:t xml:space="preserve">Phase 3 — ADM + App-Scope Micro:</w:t>
+      </w:r>
+      <w:r>
+        <w:t xml:space="preserve"> </w:t>
+      </w:r>
+      <w:r>
+        <w:t xml:space="preserve">Application Dependency Mapping &amp; Policy Analysis (#7), Policy Visual and Quick Analysis (#8), Dynamic Workloads &amp; Policy (#9).</w:t>
+      </w:r>
+    </w:p>
+    <w:p>
+      <w:pPr>
+        <w:pStyle w:val="Compact"/>
+        <w:numPr>
+          <w:ilvl w:val="0"/>
+          <w:numId w:val="1006"/>
+        </w:numPr>
+      </w:pPr>
+      <w:r>
+        <w:rPr>
+          <w:b/>
+          <w:bCs/>
+        </w:rPr>
+        <w:t xml:space="preserve">Phase 4 — Vulnerability-Driven Risk Reduction:</w:t>
+      </w:r>
+      <w:r>
+        <w:t xml:space="preserve"> </w:t>
+      </w:r>
+      <w:r>
+        <w:t xml:space="preserve">Vulnerabilities and Risk Reduction (#11), Log4J Risk Reduction (#14), Security Dashboard (#12).</w:t>
+      </w:r>
+    </w:p>
+    <w:p>
+      <w:pPr>
+        <w:pStyle w:val="Compact"/>
+        <w:numPr>
+          <w:ilvl w:val="0"/>
+          <w:numId w:val="1006"/>
+        </w:numPr>
+      </w:pPr>
+      <w:r>
+        <w:rPr>
+          <w:b/>
+          <w:bCs/>
+        </w:rPr>
+        <w:t xml:space="preserve">Phase 5 — Forensics and Anomaly Detection:</w:t>
+      </w:r>
+      <w:r>
+        <w:t xml:space="preserve"> </w:t>
+      </w:r>
+      <w:r>
+        <w:t xml:space="preserve">Forensics (#13), Flow Analysis (#10), Security Dashboard (#12).</w:t>
+      </w:r>
+    </w:p>
+    <w:p>
+      <w:r>
+        <w:pict>
+          <v:rect style="width:0;height:1.5pt" o:hralign="center" o:hrstd="t" o:hr="t"/>
+        </w:pict>
+      </w:r>
+    </w:p>
+    <w:bookmarkEnd w:id="17"/>
+    <w:bookmarkEnd w:id="18"/>
+    <w:bookmarkStart w:id="58" w:name="X17ed11c017e89b8141ed9a306f0a0e31f839240"/>
+    <w:p>
+      <w:pPr>
+        <w:pStyle w:val="Heading2"/>
+      </w:pPr>
+      <w:r>
+        <w:t xml:space="preserve">6. CSW Video Library</w:t>
+      </w:r>
+    </w:p>
+    <w:p>
+      <w:pPr>
+        <w:pStyle w:val="FirstParagraph"/>
+      </w:pPr>
+      <w:r>
         <w:t xml:space="preserve">The video catalog below mirrors the Cisco Secure Workload learning material. Sub-section 5.1 contains the ten foundational training videos from the source Cisco slide. Sub-sections 5.2 through 5.7 extend the catalog with deeper topics commonly requested in customer conversations: security and risk reduction, segmentation use cases, firewall integration, F5 / BIG-IP integration, identity and DNS integrations, and containers. All entries link to YouTube unless explicitly noted otherwise.</w:t>
       </w:r>
     </w:p>
-    <w:bookmarkStart w:id="27" w:name="Xf31d039ca1017fc6bc4e4b716cc94054d75b6a9"/>
+    <w:bookmarkStart w:id="29" w:name="Xf31d039ca1017fc6bc4e4b716cc94054d75b6a9"/>
     <w:p>
       <w:pPr>
         <w:pStyle w:val="Heading3"/>
@@ -1783,108 +2471,6 @@
             <w:pPr>
               <w:pStyle w:val="Compact"/>
             </w:pPr>
-            <w:hyperlink r:id="rId17">
-              <w:r>
-                <w:rPr>
-                  <w:rStyle w:val="Hyperlink"/>
-                </w:rPr>
-                <w:t xml:space="preserve">Watch</w:t>
-              </w:r>
-            </w:hyperlink>
-          </w:p>
-        </w:tc>
-      </w:tr>
-      <w:tr>
-        <w:tc>
-          <w:tcPr/>
-          <w:p>
-            <w:pPr>
-              <w:pStyle w:val="Compact"/>
-            </w:pPr>
-            <w:r>
-              <w:t xml:space="preserve">2</w:t>
-            </w:r>
-          </w:p>
-        </w:tc>
-        <w:tc>
-          <w:tcPr/>
-          <w:p>
-            <w:pPr>
-              <w:pStyle w:val="Compact"/>
-            </w:pPr>
-            <w:r>
-              <w:t xml:space="preserve">Cisco Secure Workload: Agent Configuration and Deployment – Golden Image VDI</w:t>
-            </w:r>
-          </w:p>
-        </w:tc>
-        <w:tc>
-          <w:tcPr/>
-          <w:p>
-            <w:pPr>
-              <w:pStyle w:val="Compact"/>
-            </w:pPr>
-            <w:r>
-              <w:t xml:space="preserve">Demonstrates deploying Secure Workload agents in virtual desktop infrastructure environments using golden images.</w:t>
-            </w:r>
-          </w:p>
-        </w:tc>
-        <w:tc>
-          <w:tcPr/>
-          <w:p>
-            <w:pPr>
-              <w:pStyle w:val="Compact"/>
-            </w:pPr>
-            <w:hyperlink r:id="rId18">
-              <w:r>
-                <w:rPr>
-                  <w:rStyle w:val="Hyperlink"/>
-                </w:rPr>
-                <w:t xml:space="preserve">Watch</w:t>
-              </w:r>
-            </w:hyperlink>
-          </w:p>
-        </w:tc>
-      </w:tr>
-      <w:tr>
-        <w:tc>
-          <w:tcPr/>
-          <w:p>
-            <w:pPr>
-              <w:pStyle w:val="Compact"/>
-            </w:pPr>
-            <w:r>
-              <w:t xml:space="preserve">3</w:t>
-            </w:r>
-          </w:p>
-        </w:tc>
-        <w:tc>
-          <w:tcPr/>
-          <w:p>
-            <w:pPr>
-              <w:pStyle w:val="Compact"/>
-            </w:pPr>
-            <w:r>
-              <w:t xml:space="preserve">Cisco Secure Workload: Scopes</w:t>
-            </w:r>
-          </w:p>
-        </w:tc>
-        <w:tc>
-          <w:tcPr/>
-          <w:p>
-            <w:pPr>
-              <w:pStyle w:val="Compact"/>
-            </w:pPr>
-            <w:r>
-              <w:t xml:space="preserve">Explains how to use scopes to group workloads logically for policy application and management.</w:t>
-            </w:r>
-          </w:p>
-        </w:tc>
-        <w:tc>
-          <w:tcPr/>
-          <w:p>
-            <w:pPr>
-              <w:pStyle w:val="Compact"/>
-            </w:pPr>
             <w:hyperlink r:id="rId19">
               <w:r>
                 <w:rPr>
@@ -1904,29 +2490,29 @@
               <w:pStyle w:val="Compact"/>
             </w:pPr>
             <w:r>
-              <w:t xml:space="preserve">4</w:t>
-            </w:r>
-          </w:p>
-        </w:tc>
-        <w:tc>
-          <w:tcPr/>
-          <w:p>
-            <w:pPr>
-              <w:pStyle w:val="Compact"/>
-            </w:pPr>
-            <w:r>
-              <w:t xml:space="preserve">Cisco Secure Workload: Labels</w:t>
-            </w:r>
-          </w:p>
-        </w:tc>
-        <w:tc>
-          <w:tcPr/>
-          <w:p>
-            <w:pPr>
-              <w:pStyle w:val="Compact"/>
-            </w:pPr>
-            <w:r>
-              <w:t xml:space="preserve">Details the use of labels to tag workloads for granular policy enforcement and visibility.</w:t>
+              <w:t xml:space="preserve">2</w:t>
+            </w:r>
+          </w:p>
+        </w:tc>
+        <w:tc>
+          <w:tcPr/>
+          <w:p>
+            <w:pPr>
+              <w:pStyle w:val="Compact"/>
+            </w:pPr>
+            <w:r>
+              <w:t xml:space="preserve">Cisco Secure Workload: Agent Configuration and Deployment – Golden Image VDI</w:t>
+            </w:r>
+          </w:p>
+        </w:tc>
+        <w:tc>
+          <w:tcPr/>
+          <w:p>
+            <w:pPr>
+              <w:pStyle w:val="Compact"/>
+            </w:pPr>
+            <w:r>
+              <w:t xml:space="preserve">Demonstrates deploying Secure Workload agents in virtual desktop infrastructure environments using golden images.</w:t>
             </w:r>
           </w:p>
         </w:tc>
@@ -1955,29 +2541,29 @@
               <w:pStyle w:val="Compact"/>
             </w:pPr>
             <w:r>
-              <w:t xml:space="preserve">5</w:t>
-            </w:r>
-          </w:p>
-        </w:tc>
-        <w:tc>
-          <w:tcPr/>
-          <w:p>
-            <w:pPr>
-              <w:pStyle w:val="Compact"/>
-            </w:pPr>
-            <w:r>
-              <w:t xml:space="preserve">Cisco Secure Workload: Inventory Filters</w:t>
-            </w:r>
-          </w:p>
-        </w:tc>
-        <w:tc>
-          <w:tcPr/>
-          <w:p>
-            <w:pPr>
-              <w:pStyle w:val="Compact"/>
-            </w:pPr>
-            <w:r>
-              <w:t xml:space="preserve">Shows how to filter inventory to focus on specific workloads or groups for analysis and policy.</w:t>
+              <w:t xml:space="preserve">3</w:t>
+            </w:r>
+          </w:p>
+        </w:tc>
+        <w:tc>
+          <w:tcPr/>
+          <w:p>
+            <w:pPr>
+              <w:pStyle w:val="Compact"/>
+            </w:pPr>
+            <w:r>
+              <w:t xml:space="preserve">Cisco Secure Workload: Scopes</w:t>
+            </w:r>
+          </w:p>
+        </w:tc>
+        <w:tc>
+          <w:tcPr/>
+          <w:p>
+            <w:pPr>
+              <w:pStyle w:val="Compact"/>
+            </w:pPr>
+            <w:r>
+              <w:t xml:space="preserve">Explains how to use scopes to group workloads logically for policy application and management.</w:t>
             </w:r>
           </w:p>
         </w:tc>
@@ -2006,29 +2592,29 @@
               <w:pStyle w:val="Compact"/>
             </w:pPr>
             <w:r>
-              <w:t xml:space="preserve">6</w:t>
-            </w:r>
-          </w:p>
-        </w:tc>
-        <w:tc>
-          <w:tcPr/>
-          <w:p>
-            <w:pPr>
-              <w:pStyle w:val="Compact"/>
-            </w:pPr>
-            <w:r>
-              <w:t xml:space="preserve">Cisco Secure Workload: Production and Test Risk Reduction</w:t>
-            </w:r>
-          </w:p>
-        </w:tc>
-        <w:tc>
-          <w:tcPr/>
-          <w:p>
-            <w:pPr>
-              <w:pStyle w:val="Compact"/>
-            </w:pPr>
-            <w:r>
-              <w:t xml:space="preserve">Covers strategies to reduce risk in production and test environments using Secure Workload policies.</w:t>
+              <w:t xml:space="preserve">4</w:t>
+            </w:r>
+          </w:p>
+        </w:tc>
+        <w:tc>
+          <w:tcPr/>
+          <w:p>
+            <w:pPr>
+              <w:pStyle w:val="Compact"/>
+            </w:pPr>
+            <w:r>
+              <w:t xml:space="preserve">Cisco Secure Workload: Labels</w:t>
+            </w:r>
+          </w:p>
+        </w:tc>
+        <w:tc>
+          <w:tcPr/>
+          <w:p>
+            <w:pPr>
+              <w:pStyle w:val="Compact"/>
+            </w:pPr>
+            <w:r>
+              <w:t xml:space="preserve">Details the use of labels to tag workloads for granular policy enforcement and visibility.</w:t>
             </w:r>
           </w:p>
         </w:tc>
@@ -2057,29 +2643,29 @@
               <w:pStyle w:val="Compact"/>
             </w:pPr>
             <w:r>
-              <w:t xml:space="preserve">7</w:t>
-            </w:r>
-          </w:p>
-        </w:tc>
-        <w:tc>
-          <w:tcPr/>
-          <w:p>
-            <w:pPr>
-              <w:pStyle w:val="Compact"/>
-            </w:pPr>
-            <w:r>
-              <w:t xml:space="preserve">Cisco Secure Workload: Application Dependency Mapping &amp; Policy Analysis</w:t>
-            </w:r>
-          </w:p>
-        </w:tc>
-        <w:tc>
-          <w:tcPr/>
-          <w:p>
-            <w:pPr>
-              <w:pStyle w:val="Compact"/>
-            </w:pPr>
-            <w:r>
-              <w:t xml:space="preserve">Demonstrates mapping application dependencies and analyzing policies for effective microsegmentation.</w:t>
+              <w:t xml:space="preserve">5</w:t>
+            </w:r>
+          </w:p>
+        </w:tc>
+        <w:tc>
+          <w:tcPr/>
+          <w:p>
+            <w:pPr>
+              <w:pStyle w:val="Compact"/>
+            </w:pPr>
+            <w:r>
+              <w:t xml:space="preserve">Cisco Secure Workload: Inventory Filters</w:t>
+            </w:r>
+          </w:p>
+        </w:tc>
+        <w:tc>
+          <w:tcPr/>
+          <w:p>
+            <w:pPr>
+              <w:pStyle w:val="Compact"/>
+            </w:pPr>
+            <w:r>
+              <w:t xml:space="preserve">Shows how to filter inventory to focus on specific workloads or groups for analysis and policy.</w:t>
             </w:r>
           </w:p>
         </w:tc>
@@ -2108,29 +2694,29 @@
               <w:pStyle w:val="Compact"/>
             </w:pPr>
             <w:r>
-              <w:t xml:space="preserve">8</w:t>
-            </w:r>
-          </w:p>
-        </w:tc>
-        <w:tc>
-          <w:tcPr/>
-          <w:p>
-            <w:pPr>
-              <w:pStyle w:val="Compact"/>
-            </w:pPr>
-            <w:r>
-              <w:t xml:space="preserve">Cisco Secure Workload: Policy Visual and Quick Analysis</w:t>
-            </w:r>
-          </w:p>
-        </w:tc>
-        <w:tc>
-          <w:tcPr/>
-          <w:p>
-            <w:pPr>
-              <w:pStyle w:val="Compact"/>
-            </w:pPr>
-            <w:r>
-              <w:t xml:space="preserve">Provides tools for visualizing and quickly analyzing security policies and their impact.</w:t>
+              <w:t xml:space="preserve">6</w:t>
+            </w:r>
+          </w:p>
+        </w:tc>
+        <w:tc>
+          <w:tcPr/>
+          <w:p>
+            <w:pPr>
+              <w:pStyle w:val="Compact"/>
+            </w:pPr>
+            <w:r>
+              <w:t xml:space="preserve">Cisco Secure Workload: Production and Test Risk Reduction</w:t>
+            </w:r>
+          </w:p>
+        </w:tc>
+        <w:tc>
+          <w:tcPr/>
+          <w:p>
+            <w:pPr>
+              <w:pStyle w:val="Compact"/>
+            </w:pPr>
+            <w:r>
+              <w:t xml:space="preserve">Covers strategies to reduce risk in production and test environments using Secure Workload policies.</w:t>
             </w:r>
           </w:p>
         </w:tc>
@@ -2159,29 +2745,29 @@
               <w:pStyle w:val="Compact"/>
             </w:pPr>
             <w:r>
-              <w:t xml:space="preserve">9</w:t>
-            </w:r>
-          </w:p>
-        </w:tc>
-        <w:tc>
-          <w:tcPr/>
-          <w:p>
-            <w:pPr>
-              <w:pStyle w:val="Compact"/>
-            </w:pPr>
-            <w:r>
-              <w:t xml:space="preserve">Cisco Secure Workload: Dynamic Workloads &amp; Policy</w:t>
-            </w:r>
-          </w:p>
-        </w:tc>
-        <w:tc>
-          <w:tcPr/>
-          <w:p>
-            <w:pPr>
-              <w:pStyle w:val="Compact"/>
-            </w:pPr>
-            <w:r>
-              <w:t xml:space="preserve">Explains handling dynamic workloads and adapting policies accordingly.</w:t>
+              <w:t xml:space="preserve">7</w:t>
+            </w:r>
+          </w:p>
+        </w:tc>
+        <w:tc>
+          <w:tcPr/>
+          <w:p>
+            <w:pPr>
+              <w:pStyle w:val="Compact"/>
+            </w:pPr>
+            <w:r>
+              <w:t xml:space="preserve">Cisco Secure Workload: Application Dependency Mapping &amp; Policy Analysis</w:t>
+            </w:r>
+          </w:p>
+        </w:tc>
+        <w:tc>
+          <w:tcPr/>
+          <w:p>
+            <w:pPr>
+              <w:pStyle w:val="Compact"/>
+            </w:pPr>
+            <w:r>
+              <w:t xml:space="preserve">Demonstrates mapping application dependencies and analyzing policies for effective microsegmentation.</w:t>
             </w:r>
           </w:p>
         </w:tc>
@@ -2210,29 +2796,29 @@
               <w:pStyle w:val="Compact"/>
             </w:pPr>
             <w:r>
-              <w:t xml:space="preserve">10</w:t>
-            </w:r>
-          </w:p>
-        </w:tc>
-        <w:tc>
-          <w:tcPr/>
-          <w:p>
-            <w:pPr>
-              <w:pStyle w:val="Compact"/>
-            </w:pPr>
-            <w:r>
-              <w:t xml:space="preserve">Cisco Secure Workload: Flow Analysis</w:t>
-            </w:r>
-          </w:p>
-        </w:tc>
-        <w:tc>
-          <w:tcPr/>
-          <w:p>
-            <w:pPr>
-              <w:pStyle w:val="Compact"/>
-            </w:pPr>
-            <w:r>
-              <w:t xml:space="preserve">Details flow analysis capabilities to understand traffic patterns and detect anomalies.</w:t>
+              <w:t xml:space="preserve">8</w:t>
+            </w:r>
+          </w:p>
+        </w:tc>
+        <w:tc>
+          <w:tcPr/>
+          <w:p>
+            <w:pPr>
+              <w:pStyle w:val="Compact"/>
+            </w:pPr>
+            <w:r>
+              <w:t xml:space="preserve">Cisco Secure Workload: Policy Visual and Quick Analysis</w:t>
+            </w:r>
+          </w:p>
+        </w:tc>
+        <w:tc>
+          <w:tcPr/>
+          <w:p>
+            <w:pPr>
+              <w:pStyle w:val="Compact"/>
+            </w:pPr>
+            <w:r>
+              <w:t xml:space="preserve">Provides tools for visualizing and quickly analyzing security policies and their impact.</w:t>
             </w:r>
           </w:p>
         </w:tc>
@@ -2253,9 +2839,111 @@
           </w:p>
         </w:tc>
       </w:tr>
+      <w:tr>
+        <w:tc>
+          <w:tcPr/>
+          <w:p>
+            <w:pPr>
+              <w:pStyle w:val="Compact"/>
+            </w:pPr>
+            <w:r>
+              <w:t xml:space="preserve">9</w:t>
+            </w:r>
+          </w:p>
+        </w:tc>
+        <w:tc>
+          <w:tcPr/>
+          <w:p>
+            <w:pPr>
+              <w:pStyle w:val="Compact"/>
+            </w:pPr>
+            <w:r>
+              <w:t xml:space="preserve">Cisco Secure Workload: Dynamic Workloads &amp; Policy</w:t>
+            </w:r>
+          </w:p>
+        </w:tc>
+        <w:tc>
+          <w:tcPr/>
+          <w:p>
+            <w:pPr>
+              <w:pStyle w:val="Compact"/>
+            </w:pPr>
+            <w:r>
+              <w:t xml:space="preserve">Explains handling dynamic workloads and adapting policies accordingly.</w:t>
+            </w:r>
+          </w:p>
+        </w:tc>
+        <w:tc>
+          <w:tcPr/>
+          <w:p>
+            <w:pPr>
+              <w:pStyle w:val="Compact"/>
+            </w:pPr>
+            <w:hyperlink r:id="rId27">
+              <w:r>
+                <w:rPr>
+                  <w:rStyle w:val="Hyperlink"/>
+                </w:rPr>
+                <w:t xml:space="preserve">Watch</w:t>
+              </w:r>
+            </w:hyperlink>
+          </w:p>
+        </w:tc>
+      </w:tr>
+      <w:tr>
+        <w:tc>
+          <w:tcPr/>
+          <w:p>
+            <w:pPr>
+              <w:pStyle w:val="Compact"/>
+            </w:pPr>
+            <w:r>
+              <w:t xml:space="preserve">10</w:t>
+            </w:r>
+          </w:p>
+        </w:tc>
+        <w:tc>
+          <w:tcPr/>
+          <w:p>
+            <w:pPr>
+              <w:pStyle w:val="Compact"/>
+            </w:pPr>
+            <w:r>
+              <w:t xml:space="preserve">Cisco Secure Workload: Flow Analysis</w:t>
+            </w:r>
+          </w:p>
+        </w:tc>
+        <w:tc>
+          <w:tcPr/>
+          <w:p>
+            <w:pPr>
+              <w:pStyle w:val="Compact"/>
+            </w:pPr>
+            <w:r>
+              <w:t xml:space="preserve">Details flow analysis capabilities to understand traffic patterns and detect anomalies.</w:t>
+            </w:r>
+          </w:p>
+        </w:tc>
+        <w:tc>
+          <w:tcPr/>
+          <w:p>
+            <w:pPr>
+              <w:pStyle w:val="Compact"/>
+            </w:pPr>
+            <w:hyperlink r:id="rId28">
+              <w:r>
+                <w:rPr>
+                  <w:rStyle w:val="Hyperlink"/>
+                </w:rPr>
+                <w:t xml:space="preserve">Watch</w:t>
+              </w:r>
+            </w:hyperlink>
+          </w:p>
+        </w:tc>
+      </w:tr>
     </w:tbl>
-    <w:bookmarkEnd w:id="27"/>
-    <w:bookmarkStart w:id="33" w:name="X7e4ed10df8fd6d4fb06fc3b837581fae3b51b5d"/>
+    <w:bookmarkEnd w:id="29"/>
+    <w:bookmarkStart w:id="35" w:name="X7e4ed10df8fd6d4fb06fc3b837581fae3b51b5d"/>
     <w:p>
       <w:pPr>
         <w:pStyle w:val="Heading3"/>
@@ -2365,108 +3053,6 @@
             <w:pPr>
               <w:pStyle w:val="Compact"/>
             </w:pPr>
-            <w:hyperlink r:id="rId28">
-              <w:r>
-                <w:rPr>
-                  <w:rStyle w:val="Hyperlink"/>
-                </w:rPr>
-                <w:t xml:space="preserve">Watch</w:t>
-              </w:r>
-            </w:hyperlink>
-          </w:p>
-        </w:tc>
-      </w:tr>
-      <w:tr>
-        <w:tc>
-          <w:tcPr/>
-          <w:p>
-            <w:pPr>
-              <w:pStyle w:val="Compact"/>
-            </w:pPr>
-            <w:r>
-              <w:t xml:space="preserve">12</w:t>
-            </w:r>
-          </w:p>
-        </w:tc>
-        <w:tc>
-          <w:tcPr/>
-          <w:p>
-            <w:pPr>
-              <w:pStyle w:val="Compact"/>
-            </w:pPr>
-            <w:r>
-              <w:t xml:space="preserve">Cisco Secure Workload: Security Dashboard</w:t>
-            </w:r>
-          </w:p>
-        </w:tc>
-        <w:tc>
-          <w:tcPr/>
-          <w:p>
-            <w:pPr>
-              <w:pStyle w:val="Compact"/>
-            </w:pPr>
-            <w:r>
-              <w:t xml:space="preserve">Walks through the Secure Workload security dashboard: posture, risk indicators, and drill-downs.</w:t>
-            </w:r>
-          </w:p>
-        </w:tc>
-        <w:tc>
-          <w:tcPr/>
-          <w:p>
-            <w:pPr>
-              <w:pStyle w:val="Compact"/>
-            </w:pPr>
-            <w:hyperlink r:id="rId29">
-              <w:r>
-                <w:rPr>
-                  <w:rStyle w:val="Hyperlink"/>
-                </w:rPr>
-                <w:t xml:space="preserve">Watch</w:t>
-              </w:r>
-            </w:hyperlink>
-          </w:p>
-        </w:tc>
-      </w:tr>
-      <w:tr>
-        <w:tc>
-          <w:tcPr/>
-          <w:p>
-            <w:pPr>
-              <w:pStyle w:val="Compact"/>
-            </w:pPr>
-            <w:r>
-              <w:t xml:space="preserve">13</w:t>
-            </w:r>
-          </w:p>
-        </w:tc>
-        <w:tc>
-          <w:tcPr/>
-          <w:p>
-            <w:pPr>
-              <w:pStyle w:val="Compact"/>
-            </w:pPr>
-            <w:r>
-              <w:t xml:space="preserve">Cisco Secure Workload: Forensics</w:t>
-            </w:r>
-          </w:p>
-        </w:tc>
-        <w:tc>
-          <w:tcPr/>
-          <w:p>
-            <w:pPr>
-              <w:pStyle w:val="Compact"/>
-            </w:pPr>
-            <w:r>
-              <w:t xml:space="preserve">Demonstrates Secure Workload's forensics capability for capturing process and flow evidence during investigations.</w:t>
-            </w:r>
-          </w:p>
-        </w:tc>
-        <w:tc>
-          <w:tcPr/>
-          <w:p>
-            <w:pPr>
-              <w:pStyle w:val="Compact"/>
-            </w:pPr>
             <w:hyperlink r:id="rId30">
               <w:r>
                 <w:rPr>
@@ -2486,29 +3072,29 @@
               <w:pStyle w:val="Compact"/>
             </w:pPr>
             <w:r>
-              <w:t xml:space="preserve">14</w:t>
-            </w:r>
-          </w:p>
-        </w:tc>
-        <w:tc>
-          <w:tcPr/>
-          <w:p>
-            <w:pPr>
-              <w:pStyle w:val="Compact"/>
-            </w:pPr>
-            <w:r>
-              <w:t xml:space="preserve">Cisco Secure Workload: Log4J Risk Reduction</w:t>
-            </w:r>
-          </w:p>
-        </w:tc>
-        <w:tc>
-          <w:tcPr/>
-          <w:p>
-            <w:pPr>
-              <w:pStyle w:val="Compact"/>
-            </w:pPr>
-            <w:r>
-              <w:t xml:space="preserve">Shows how to use Secure Workload to identify and contain Log4J (Log4Shell) exposure across workloads.</w:t>
+              <w:t xml:space="preserve">12</w:t>
+            </w:r>
+          </w:p>
+        </w:tc>
+        <w:tc>
+          <w:tcPr/>
+          <w:p>
+            <w:pPr>
+              <w:pStyle w:val="Compact"/>
+            </w:pPr>
+            <w:r>
+              <w:t xml:space="preserve">Cisco Secure Workload: Security Dashboard</w:t>
+            </w:r>
+          </w:p>
+        </w:tc>
+        <w:tc>
+          <w:tcPr/>
+          <w:p>
+            <w:pPr>
+              <w:pStyle w:val="Compact"/>
+            </w:pPr>
+            <w:r>
+              <w:t xml:space="preserve">Walks through the Secure Workload security dashboard: posture, risk indicators, and drill-downs.</w:t>
             </w:r>
           </w:p>
         </w:tc>
@@ -2537,29 +3123,29 @@
               <w:pStyle w:val="Compact"/>
             </w:pPr>
             <w:r>
-              <w:t xml:space="preserve">15</w:t>
-            </w:r>
-          </w:p>
-        </w:tc>
-        <w:tc>
-          <w:tcPr/>
-          <w:p>
-            <w:pPr>
-              <w:pStyle w:val="Compact"/>
-            </w:pPr>
-            <w:r>
-              <w:t xml:space="preserve">Cisco Secure Workload: SSH Risk Reduction</w:t>
-            </w:r>
-          </w:p>
-        </w:tc>
-        <w:tc>
-          <w:tcPr/>
-          <w:p>
-            <w:pPr>
-              <w:pStyle w:val="Compact"/>
-            </w:pPr>
-            <w:r>
-              <w:t xml:space="preserve">Demonstrates segmenting and controlling SSH paths between workloads using Secure Workload policy.</w:t>
+              <w:t xml:space="preserve">13</w:t>
+            </w:r>
+          </w:p>
+        </w:tc>
+        <w:tc>
+          <w:tcPr/>
+          <w:p>
+            <w:pPr>
+              <w:pStyle w:val="Compact"/>
+            </w:pPr>
+            <w:r>
+              <w:t xml:space="preserve">Cisco Secure Workload: Forensics</w:t>
+            </w:r>
+          </w:p>
+        </w:tc>
+        <w:tc>
+          <w:tcPr/>
+          <w:p>
+            <w:pPr>
+              <w:pStyle w:val="Compact"/>
+            </w:pPr>
+            <w:r>
+              <w:t xml:space="preserve">Demonstrates Secure Workload's forensics capability for capturing process and flow evidence during investigations.</w:t>
             </w:r>
           </w:p>
         </w:tc>
@@ -2580,9 +3166,111 @@
           </w:p>
         </w:tc>
       </w:tr>
+      <w:tr>
+        <w:tc>
+          <w:tcPr/>
+          <w:p>
+            <w:pPr>
+              <w:pStyle w:val="Compact"/>
+            </w:pPr>
+            <w:r>
+              <w:t xml:space="preserve">14</w:t>
+            </w:r>
+          </w:p>
+        </w:tc>
+        <w:tc>
+          <w:tcPr/>
+          <w:p>
+            <w:pPr>
+              <w:pStyle w:val="Compact"/>
+            </w:pPr>
+            <w:r>
+              <w:t xml:space="preserve">Cisco Secure Workload: Log4J Risk Reduction</w:t>
+            </w:r>
+          </w:p>
+        </w:tc>
+        <w:tc>
+          <w:tcPr/>
+          <w:p>
+            <w:pPr>
+              <w:pStyle w:val="Compact"/>
+            </w:pPr>
+            <w:r>
+              <w:t xml:space="preserve">Shows how to use Secure Workload to identify and contain Log4J (Log4Shell) exposure across workloads.</w:t>
+            </w:r>
+          </w:p>
+        </w:tc>
+        <w:tc>
+          <w:tcPr/>
+          <w:p>
+            <w:pPr>
+              <w:pStyle w:val="Compact"/>
+            </w:pPr>
+            <w:hyperlink r:id="rId33">
+              <w:r>
+                <w:rPr>
+                  <w:rStyle w:val="Hyperlink"/>
+                </w:rPr>
+                <w:t xml:space="preserve">Watch</w:t>
+              </w:r>
+            </w:hyperlink>
+          </w:p>
+        </w:tc>
+      </w:tr>
+      <w:tr>
+        <w:tc>
+          <w:tcPr/>
+          <w:p>
+            <w:pPr>
+              <w:pStyle w:val="Compact"/>
+            </w:pPr>
+            <w:r>
+              <w:t xml:space="preserve">15</w:t>
+            </w:r>
+          </w:p>
+        </w:tc>
+        <w:tc>
+          <w:tcPr/>
+          <w:p>
+            <w:pPr>
+              <w:pStyle w:val="Compact"/>
+            </w:pPr>
+            <w:r>
+              <w:t xml:space="preserve">Cisco Secure Workload: SSH Risk Reduction</w:t>
+            </w:r>
+          </w:p>
+        </w:tc>
+        <w:tc>
+          <w:tcPr/>
+          <w:p>
+            <w:pPr>
+              <w:pStyle w:val="Compact"/>
+            </w:pPr>
+            <w:r>
+              <w:t xml:space="preserve">Demonstrates segmenting and controlling SSH paths between workloads using Secure Workload policy.</w:t>
+            </w:r>
+          </w:p>
+        </w:tc>
+        <w:tc>
+          <w:tcPr/>
+          <w:p>
+            <w:pPr>
+              <w:pStyle w:val="Compact"/>
+            </w:pPr>
+            <w:hyperlink r:id="rId34">
+              <w:r>
+                <w:rPr>
+                  <w:rStyle w:val="Hyperlink"/>
+                </w:rPr>
+                <w:t xml:space="preserve">Watch</w:t>
+              </w:r>
+            </w:hyperlink>
+          </w:p>
+        </w:tc>
+      </w:tr>
     </w:tbl>
-    <w:bookmarkEnd w:id="33"/>
-    <w:bookmarkStart w:id="36" w:name="Xa25cb844b6c2e07d0eacf111776e9b686d70167"/>
+    <w:bookmarkEnd w:id="35"/>
+    <w:bookmarkStart w:id="38" w:name="Xa25cb844b6c2e07d0eacf111776e9b686d70167"/>
     <w:p>
       <w:pPr>
         <w:pStyle w:val="Heading3"/>
@@ -2692,7 +3380,7 @@
             <w:pPr>
               <w:pStyle w:val="Compact"/>
             </w:pPr>
-            <w:hyperlink r:id="rId34">
+            <w:hyperlink r:id="rId36">
               <w:r>
                 <w:rPr>
                   <w:rStyle w:val="Hyperlink"/>
@@ -2743,7 +3431,7 @@
             <w:pPr>
               <w:pStyle w:val="Compact"/>
             </w:pPr>
-            <w:hyperlink r:id="rId35">
+            <w:hyperlink r:id="rId37">
               <w:r>
                 <w:rPr>
                   <w:rStyle w:val="Hyperlink"/>
@@ -2755,8 +3443,8 @@
         </w:tc>
       </w:tr>
     </w:tbl>
-    <w:bookmarkEnd w:id="36"/>
-    <w:bookmarkStart w:id="42" w:name="Xe84731e0fb2aae3b4cd16e37c76ea5e8e3c2cb2"/>
+    <w:bookmarkEnd w:id="38"/>
+    <w:bookmarkStart w:id="44" w:name="Xe84731e0fb2aae3b4cd16e37c76ea5e8e3c2cb2"/>
     <w:p>
       <w:pPr>
         <w:pStyle w:val="Heading3"/>
@@ -2866,108 +3554,6 @@
             <w:pPr>
               <w:pStyle w:val="Compact"/>
             </w:pPr>
-            <w:hyperlink r:id="rId37">
-              <w:r>
-                <w:rPr>
-                  <w:rStyle w:val="Hyperlink"/>
-                </w:rPr>
-                <w:t xml:space="preserve">Watch</w:t>
-              </w:r>
-            </w:hyperlink>
-          </w:p>
-        </w:tc>
-      </w:tr>
-      <w:tr>
-        <w:tc>
-          <w:tcPr/>
-          <w:p>
-            <w:pPr>
-              <w:pStyle w:val="Compact"/>
-            </w:pPr>
-            <w:r>
-              <w:t xml:space="preserve">19</w:t>
-            </w:r>
-          </w:p>
-        </w:tc>
-        <w:tc>
-          <w:tcPr/>
-          <w:p>
-            <w:pPr>
-              <w:pStyle w:val="Compact"/>
-            </w:pPr>
-            <w:r>
-              <w:t xml:space="preserve">Secure Workload &amp; Firewall Integration (Part 2)</w:t>
-            </w:r>
-          </w:p>
-        </w:tc>
-        <w:tc>
-          <w:tcPr/>
-          <w:p>
-            <w:pPr>
-              <w:pStyle w:val="Compact"/>
-            </w:pPr>
-            <w:r>
-              <w:t xml:space="preserve">Part 2: deployment patterns and policy flow.</w:t>
-            </w:r>
-          </w:p>
-        </w:tc>
-        <w:tc>
-          <w:tcPr/>
-          <w:p>
-            <w:pPr>
-              <w:pStyle w:val="Compact"/>
-            </w:pPr>
-            <w:hyperlink r:id="rId38">
-              <w:r>
-                <w:rPr>
-                  <w:rStyle w:val="Hyperlink"/>
-                </w:rPr>
-                <w:t xml:space="preserve">Watch</w:t>
-              </w:r>
-            </w:hyperlink>
-          </w:p>
-        </w:tc>
-      </w:tr>
-      <w:tr>
-        <w:tc>
-          <w:tcPr/>
-          <w:p>
-            <w:pPr>
-              <w:pStyle w:val="Compact"/>
-            </w:pPr>
-            <w:r>
-              <w:t xml:space="preserve">20</w:t>
-            </w:r>
-          </w:p>
-        </w:tc>
-        <w:tc>
-          <w:tcPr/>
-          <w:p>
-            <w:pPr>
-              <w:pStyle w:val="Compact"/>
-            </w:pPr>
-            <w:r>
-              <w:t xml:space="preserve">Secure Workload &amp; Firewall Integration (Part 3)</w:t>
-            </w:r>
-          </w:p>
-        </w:tc>
-        <w:tc>
-          <w:tcPr/>
-          <w:p>
-            <w:pPr>
-              <w:pStyle w:val="Compact"/>
-            </w:pPr>
-            <w:r>
-              <w:t xml:space="preserve">Part 3: enforcement, telemetry, and operational considerations.</w:t>
-            </w:r>
-          </w:p>
-        </w:tc>
-        <w:tc>
-          <w:tcPr/>
-          <w:p>
-            <w:pPr>
-              <w:pStyle w:val="Compact"/>
-            </w:pPr>
             <w:hyperlink r:id="rId39">
               <w:r>
                 <w:rPr>
@@ -2987,6 +3573,108 @@
               <w:pStyle w:val="Compact"/>
             </w:pPr>
             <w:r>
+              <w:t xml:space="preserve">19</w:t>
+            </w:r>
+          </w:p>
+        </w:tc>
+        <w:tc>
+          <w:tcPr/>
+          <w:p>
+            <w:pPr>
+              <w:pStyle w:val="Compact"/>
+            </w:pPr>
+            <w:r>
+              <w:t xml:space="preserve">Secure Workload &amp; Firewall Integration (Part 2)</w:t>
+            </w:r>
+          </w:p>
+        </w:tc>
+        <w:tc>
+          <w:tcPr/>
+          <w:p>
+            <w:pPr>
+              <w:pStyle w:val="Compact"/>
+            </w:pPr>
+            <w:r>
+              <w:t xml:space="preserve">Part 2: deployment patterns and policy flow.</w:t>
+            </w:r>
+          </w:p>
+        </w:tc>
+        <w:tc>
+          <w:tcPr/>
+          <w:p>
+            <w:pPr>
+              <w:pStyle w:val="Compact"/>
+            </w:pPr>
+            <w:hyperlink r:id="rId40">
+              <w:r>
+                <w:rPr>
+                  <w:rStyle w:val="Hyperlink"/>
+                </w:rPr>
+                <w:t xml:space="preserve">Watch</w:t>
+              </w:r>
+            </w:hyperlink>
+          </w:p>
+        </w:tc>
+      </w:tr>
+      <w:tr>
+        <w:tc>
+          <w:tcPr/>
+          <w:p>
+            <w:pPr>
+              <w:pStyle w:val="Compact"/>
+            </w:pPr>
+            <w:r>
+              <w:t xml:space="preserve">20</w:t>
+            </w:r>
+          </w:p>
+        </w:tc>
+        <w:tc>
+          <w:tcPr/>
+          <w:p>
+            <w:pPr>
+              <w:pStyle w:val="Compact"/>
+            </w:pPr>
+            <w:r>
+              <w:t xml:space="preserve">Secure Workload &amp; Firewall Integration (Part 3)</w:t>
+            </w:r>
+          </w:p>
+        </w:tc>
+        <w:tc>
+          <w:tcPr/>
+          <w:p>
+            <w:pPr>
+              <w:pStyle w:val="Compact"/>
+            </w:pPr>
+            <w:r>
+              <w:t xml:space="preserve">Part 3: enforcement, telemetry, and operational considerations.</w:t>
+            </w:r>
+          </w:p>
+        </w:tc>
+        <w:tc>
+          <w:tcPr/>
+          <w:p>
+            <w:pPr>
+              <w:pStyle w:val="Compact"/>
+            </w:pPr>
+            <w:hyperlink r:id="rId41">
+              <w:r>
+                <w:rPr>
+                  <w:rStyle w:val="Hyperlink"/>
+                </w:rPr>
+                <w:t xml:space="preserve">Watch</w:t>
+              </w:r>
+            </w:hyperlink>
+          </w:p>
+        </w:tc>
+      </w:tr>
+      <w:tr>
+        <w:tc>
+          <w:tcPr/>
+          <w:p>
+            <w:pPr>
+              <w:pStyle w:val="Compact"/>
+            </w:pPr>
+            <w:r>
               <w:t xml:space="preserve">21</w:t>
             </w:r>
           </w:p>
@@ -3019,7 +3707,7 @@
             <w:pPr>
               <w:pStyle w:val="Compact"/>
             </w:pPr>
-            <w:hyperlink r:id="rId40">
+            <w:hyperlink r:id="rId42">
               <w:r>
                 <w:rPr>
                   <w:rStyle w:val="Hyperlink"/>
@@ -3070,7 +3758,7 @@
             <w:pPr>
               <w:pStyle w:val="Compact"/>
             </w:pPr>
-            <w:hyperlink r:id="rId41">
+            <w:hyperlink r:id="rId43">
               <w:r>
                 <w:rPr>
                   <w:rStyle w:val="Hyperlink"/>
@@ -3082,8 +3770,8 @@
         </w:tc>
       </w:tr>
     </w:tbl>
-    <w:bookmarkEnd w:id="42"/>
-    <w:bookmarkStart w:id="46" w:name="X9aa0f006b1b738a1139363b734f7ac8f93e2172"/>
+    <w:bookmarkEnd w:id="44"/>
+    <w:bookmarkStart w:id="48" w:name="X9aa0f006b1b738a1139363b734f7ac8f93e2172"/>
     <w:p>
       <w:pPr>
         <w:pStyle w:val="Heading3"/>
@@ -3193,108 +3881,6 @@
             <w:pPr>
               <w:pStyle w:val="Compact"/>
             </w:pPr>
-            <w:hyperlink r:id="rId43">
-              <w:r>
-                <w:rPr>
-                  <w:rStyle w:val="Hyperlink"/>
-                </w:rPr>
-                <w:t xml:space="preserve">Watch</w:t>
-              </w:r>
-            </w:hyperlink>
-          </w:p>
-        </w:tc>
-      </w:tr>
-      <w:tr>
-        <w:tc>
-          <w:tcPr/>
-          <w:p>
-            <w:pPr>
-              <w:pStyle w:val="Compact"/>
-            </w:pPr>
-            <w:r>
-              <w:t xml:space="preserve">24</w:t>
-            </w:r>
-          </w:p>
-        </w:tc>
-        <w:tc>
-          <w:tcPr/>
-          <w:p>
-            <w:pPr>
-              <w:pStyle w:val="Compact"/>
-            </w:pPr>
-            <w:r>
-              <w:t xml:space="preserve">Cisco Tetration and F5 BIG-IP AFM</w:t>
-            </w:r>
-          </w:p>
-        </w:tc>
-        <w:tc>
-          <w:tcPr/>
-          <w:p>
-            <w:pPr>
-              <w:pStyle w:val="Compact"/>
-            </w:pPr>
-            <w:r>
-              <w:t xml:space="preserve">Covers integration with F5 BIG-IP AFM (Advanced Firewall Manager) for additional flow context.</w:t>
-            </w:r>
-          </w:p>
-        </w:tc>
-        <w:tc>
-          <w:tcPr/>
-          <w:p>
-            <w:pPr>
-              <w:pStyle w:val="Compact"/>
-            </w:pPr>
-            <w:hyperlink r:id="rId44">
-              <w:r>
-                <w:rPr>
-                  <w:rStyle w:val="Hyperlink"/>
-                </w:rPr>
-                <w:t xml:space="preserve">Watch</w:t>
-              </w:r>
-            </w:hyperlink>
-          </w:p>
-        </w:tc>
-      </w:tr>
-      <w:tr>
-        <w:tc>
-          <w:tcPr/>
-          <w:p>
-            <w:pPr>
-              <w:pStyle w:val="Compact"/>
-            </w:pPr>
-            <w:r>
-              <w:t xml:space="preserve">25</w:t>
-            </w:r>
-          </w:p>
-        </w:tc>
-        <w:tc>
-          <w:tcPr/>
-          <w:p>
-            <w:pPr>
-              <w:pStyle w:val="Compact"/>
-            </w:pPr>
-            <w:r>
-              <w:t xml:space="preserve">Cisco Tetration and F5 BIG-IP IPFIX Configuration</w:t>
-            </w:r>
-          </w:p>
-        </w:tc>
-        <w:tc>
-          <w:tcPr/>
-          <w:p>
-            <w:pPr>
-              <w:pStyle w:val="Compact"/>
-            </w:pPr>
-            <w:r>
-              <w:t xml:space="preserve">Configuration walk-through for sending IPFIX flow records from F5 BIG-IP into Secure Workload.</w:t>
-            </w:r>
-          </w:p>
-        </w:tc>
-        <w:tc>
-          <w:tcPr/>
-          <w:p>
-            <w:pPr>
-              <w:pStyle w:val="Compact"/>
-            </w:pPr>
             <w:hyperlink r:id="rId45">
               <w:r>
                 <w:rPr>
@@ -3306,9 +3892,111 @@
           </w:p>
         </w:tc>
       </w:tr>
+      <w:tr>
+        <w:tc>
+          <w:tcPr/>
+          <w:p>
+            <w:pPr>
+              <w:pStyle w:val="Compact"/>
+            </w:pPr>
+            <w:r>
+              <w:t xml:space="preserve">24</w:t>
+            </w:r>
+          </w:p>
+        </w:tc>
+        <w:tc>
+          <w:tcPr/>
+          <w:p>
+            <w:pPr>
+              <w:pStyle w:val="Compact"/>
+            </w:pPr>
+            <w:r>
+              <w:t xml:space="preserve">Cisco Tetration and F5 BIG-IP AFM</w:t>
+            </w:r>
+          </w:p>
+        </w:tc>
+        <w:tc>
+          <w:tcPr/>
+          <w:p>
+            <w:pPr>
+              <w:pStyle w:val="Compact"/>
+            </w:pPr>
+            <w:r>
+              <w:t xml:space="preserve">Covers integration with F5 BIG-IP AFM (Advanced Firewall Manager) for additional flow context.</w:t>
+            </w:r>
+          </w:p>
+        </w:tc>
+        <w:tc>
+          <w:tcPr/>
+          <w:p>
+            <w:pPr>
+              <w:pStyle w:val="Compact"/>
+            </w:pPr>
+            <w:hyperlink r:id="rId46">
+              <w:r>
+                <w:rPr>
+                  <w:rStyle w:val="Hyperlink"/>
+                </w:rPr>
+                <w:t xml:space="preserve">Watch</w:t>
+              </w:r>
+            </w:hyperlink>
+          </w:p>
+        </w:tc>
+      </w:tr>
+      <w:tr>
+        <w:tc>
+          <w:tcPr/>
+          <w:p>
+            <w:pPr>
+              <w:pStyle w:val="Compact"/>
+            </w:pPr>
+            <w:r>
+              <w:t xml:space="preserve">25</w:t>
+            </w:r>
+          </w:p>
+        </w:tc>
+        <w:tc>
+          <w:tcPr/>
+          <w:p>
+            <w:pPr>
+              <w:pStyle w:val="Compact"/>
+            </w:pPr>
+            <w:r>
+              <w:t xml:space="preserve">Cisco Tetration and F5 BIG-IP IPFIX Configuration</w:t>
+            </w:r>
+          </w:p>
+        </w:tc>
+        <w:tc>
+          <w:tcPr/>
+          <w:p>
+            <w:pPr>
+              <w:pStyle w:val="Compact"/>
+            </w:pPr>
+            <w:r>
+              <w:t xml:space="preserve">Configuration walk-through for sending IPFIX flow records from F5 BIG-IP into Secure Workload.</w:t>
+            </w:r>
+          </w:p>
+        </w:tc>
+        <w:tc>
+          <w:tcPr/>
+          <w:p>
+            <w:pPr>
+              <w:pStyle w:val="Compact"/>
+            </w:pPr>
+            <w:hyperlink r:id="rId47">
+              <w:r>
+                <w:rPr>
+                  <w:rStyle w:val="Hyperlink"/>
+                </w:rPr>
+                <w:t xml:space="preserve">Watch</w:t>
+              </w:r>
+            </w:hyperlink>
+          </w:p>
+        </w:tc>
+      </w:tr>
     </w:tbl>
-    <w:bookmarkEnd w:id="46"/>
-    <w:bookmarkStart w:id="52" w:name="X4bf09ee1bba42ec2ec42d9c65ff0742e1c265e7"/>
+    <w:bookmarkEnd w:id="48"/>
+    <w:bookmarkStart w:id="54" w:name="X4bf09ee1bba42ec2ec42d9c65ff0742e1c265e7"/>
     <w:p>
       <w:pPr>
         <w:pStyle w:val="Heading3"/>
@@ -3418,108 +4106,6 @@
             <w:pPr>
               <w:pStyle w:val="Compact"/>
             </w:pPr>
-            <w:hyperlink r:id="rId47">
-              <w:r>
-                <w:rPr>
-                  <w:rStyle w:val="Hyperlink"/>
-                </w:rPr>
-                <w:t xml:space="preserve">Watch</w:t>
-              </w:r>
-            </w:hyperlink>
-          </w:p>
-        </w:tc>
-      </w:tr>
-      <w:tr>
-        <w:tc>
-          <w:tcPr/>
-          <w:p>
-            <w:pPr>
-              <w:pStyle w:val="Compact"/>
-            </w:pPr>
-            <w:r>
-              <w:t xml:space="preserve">27</w:t>
-            </w:r>
-          </w:p>
-        </w:tc>
-        <w:tc>
-          <w:tcPr/>
-          <w:p>
-            <w:pPr>
-              <w:pStyle w:val="Compact"/>
-            </w:pPr>
-            <w:r>
-              <w:t xml:space="preserve">Cisco Secure Workload — Infoblox Integration</w:t>
-            </w:r>
-          </w:p>
-        </w:tc>
-        <w:tc>
-          <w:tcPr/>
-          <w:p>
-            <w:pPr>
-              <w:pStyle w:val="Compact"/>
-            </w:pPr>
-            <w:r>
-              <w:t xml:space="preserve">Covers integrating Infoblox DNS / IPAM data for richer workload context inside Secure Workload.</w:t>
-            </w:r>
-          </w:p>
-        </w:tc>
-        <w:tc>
-          <w:tcPr/>
-          <w:p>
-            <w:pPr>
-              <w:pStyle w:val="Compact"/>
-            </w:pPr>
-            <w:hyperlink r:id="rId48">
-              <w:r>
-                <w:rPr>
-                  <w:rStyle w:val="Hyperlink"/>
-                </w:rPr>
-                <w:t xml:space="preserve">Watch</w:t>
-              </w:r>
-            </w:hyperlink>
-          </w:p>
-        </w:tc>
-      </w:tr>
-      <w:tr>
-        <w:tc>
-          <w:tcPr/>
-          <w:p>
-            <w:pPr>
-              <w:pStyle w:val="Compact"/>
-            </w:pPr>
-            <w:r>
-              <w:t xml:space="preserve">28</w:t>
-            </w:r>
-          </w:p>
-        </w:tc>
-        <w:tc>
-          <w:tcPr/>
-          <w:p>
-            <w:pPr>
-              <w:pStyle w:val="Compact"/>
-            </w:pPr>
-            <w:r>
-              <w:t xml:space="preserve">Cisco Secure Workload and Algosec Integration</w:t>
-            </w:r>
-          </w:p>
-        </w:tc>
-        <w:tc>
-          <w:tcPr/>
-          <w:p>
-            <w:pPr>
-              <w:pStyle w:val="Compact"/>
-            </w:pPr>
-            <w:r>
-              <w:t xml:space="preserve">Covers integrating Algosec for policy analysis and firewall-policy lifecycle alongside Secure Workload.</w:t>
-            </w:r>
-          </w:p>
-        </w:tc>
-        <w:tc>
-          <w:tcPr/>
-          <w:p>
-            <w:pPr>
-              <w:pStyle w:val="Compact"/>
-            </w:pPr>
             <w:hyperlink r:id="rId49">
               <w:r>
                 <w:rPr>
@@ -3539,29 +4125,29 @@
               <w:pStyle w:val="Compact"/>
             </w:pPr>
             <w:r>
-              <w:t xml:space="preserve">29</w:t>
-            </w:r>
-          </w:p>
-        </w:tc>
-        <w:tc>
-          <w:tcPr/>
-          <w:p>
-            <w:pPr>
-              <w:pStyle w:val="Compact"/>
-            </w:pPr>
-            <w:r>
-              <w:t xml:space="preserve">Cisco Secure Workload and ISE (In Action)</w:t>
-            </w:r>
-          </w:p>
-        </w:tc>
-        <w:tc>
-          <w:tcPr/>
-          <w:p>
-            <w:pPr>
-              <w:pStyle w:val="Compact"/>
-            </w:pPr>
-            <w:r>
-              <w:t xml:space="preserve">Demonstrates Secure Workload integration with Cisco ISE for user and device identity context.</w:t>
+              <w:t xml:space="preserve">27</w:t>
+            </w:r>
+          </w:p>
+        </w:tc>
+        <w:tc>
+          <w:tcPr/>
+          <w:p>
+            <w:pPr>
+              <w:pStyle w:val="Compact"/>
+            </w:pPr>
+            <w:r>
+              <w:t xml:space="preserve">Cisco Secure Workload — Infoblox Integration</w:t>
+            </w:r>
+          </w:p>
+        </w:tc>
+        <w:tc>
+          <w:tcPr/>
+          <w:p>
+            <w:pPr>
+              <w:pStyle w:val="Compact"/>
+            </w:pPr>
+            <w:r>
+              <w:t xml:space="preserve">Covers integrating Infoblox DNS / IPAM data for richer workload context inside Secure Workload.</w:t>
             </w:r>
           </w:p>
         </w:tc>
@@ -3590,29 +4176,29 @@
               <w:pStyle w:val="Compact"/>
             </w:pPr>
             <w:r>
-              <w:t xml:space="preserve">30</w:t>
-            </w:r>
-          </w:p>
-        </w:tc>
-        <w:tc>
-          <w:tcPr/>
-          <w:p>
-            <w:pPr>
-              <w:pStyle w:val="Compact"/>
-            </w:pPr>
-            <w:r>
-              <w:t xml:space="preserve">FMC Integration with Edge / Ingest / Appliance</w:t>
-            </w:r>
-          </w:p>
-        </w:tc>
-        <w:tc>
-          <w:tcPr/>
-          <w:p>
-            <w:pPr>
-              <w:pStyle w:val="Compact"/>
-            </w:pPr>
-            <w:r>
-              <w:t xml:space="preserve">Covers integrating Cisco FMC (Firewall Management Center) through Secure Workload's Edge, Ingest, and Appliance integration paths.</w:t>
+              <w:t xml:space="preserve">28</w:t>
+            </w:r>
+          </w:p>
+        </w:tc>
+        <w:tc>
+          <w:tcPr/>
+          <w:p>
+            <w:pPr>
+              <w:pStyle w:val="Compact"/>
+            </w:pPr>
+            <w:r>
+              <w:t xml:space="preserve">Cisco Secure Workload and Algosec Integration</w:t>
+            </w:r>
+          </w:p>
+        </w:tc>
+        <w:tc>
+          <w:tcPr/>
+          <w:p>
+            <w:pPr>
+              <w:pStyle w:val="Compact"/>
+            </w:pPr>
+            <w:r>
+              <w:t xml:space="preserve">Covers integrating Algosec for policy analysis and firewall-policy lifecycle alongside Secure Workload.</w:t>
             </w:r>
           </w:p>
         </w:tc>
@@ -3633,9 +4219,111 @@
           </w:p>
         </w:tc>
       </w:tr>
+      <w:tr>
+        <w:tc>
+          <w:tcPr/>
+          <w:p>
+            <w:pPr>
+              <w:pStyle w:val="Compact"/>
+            </w:pPr>
+            <w:r>
+              <w:t xml:space="preserve">29</w:t>
+            </w:r>
+          </w:p>
+        </w:tc>
+        <w:tc>
+          <w:tcPr/>
+          <w:p>
+            <w:pPr>
+              <w:pStyle w:val="Compact"/>
+            </w:pPr>
+            <w:r>
+              <w:t xml:space="preserve">Cisco Secure Workload and ISE (In Action)</w:t>
+            </w:r>
+          </w:p>
+        </w:tc>
+        <w:tc>
+          <w:tcPr/>
+          <w:p>
+            <w:pPr>
+              <w:pStyle w:val="Compact"/>
+            </w:pPr>
+            <w:r>
+              <w:t xml:space="preserve">Demonstrates Secure Workload integration with Cisco ISE for user and device identity context.</w:t>
+            </w:r>
+          </w:p>
+        </w:tc>
+        <w:tc>
+          <w:tcPr/>
+          <w:p>
+            <w:pPr>
+              <w:pStyle w:val="Compact"/>
+            </w:pPr>
+            <w:hyperlink r:id="rId52">
+              <w:r>
+                <w:rPr>
+                  <w:rStyle w:val="Hyperlink"/>
+                </w:rPr>
+                <w:t xml:space="preserve">Watch</w:t>
+              </w:r>
+            </w:hyperlink>
+          </w:p>
+        </w:tc>
+      </w:tr>
+      <w:tr>
+        <w:tc>
+          <w:tcPr/>
+          <w:p>
+            <w:pPr>
+              <w:pStyle w:val="Compact"/>
+            </w:pPr>
+            <w:r>
+              <w:t xml:space="preserve">30</w:t>
+            </w:r>
+          </w:p>
+        </w:tc>
+        <w:tc>
+          <w:tcPr/>
+          <w:p>
+            <w:pPr>
+              <w:pStyle w:val="Compact"/>
+            </w:pPr>
+            <w:r>
+              <w:t xml:space="preserve">FMC Integration with Edge / Ingest / Appliance</w:t>
+            </w:r>
+          </w:p>
+        </w:tc>
+        <w:tc>
+          <w:tcPr/>
+          <w:p>
+            <w:pPr>
+              <w:pStyle w:val="Compact"/>
+            </w:pPr>
+            <w:r>
+              <w:t xml:space="preserve">Covers integrating Cisco FMC (Firewall Management Center) through Secure Workload's Edge, Ingest, and Appliance integration paths.</w:t>
+            </w:r>
+          </w:p>
+        </w:tc>
+        <w:tc>
+          <w:tcPr/>
+          <w:p>
+            <w:pPr>
+              <w:pStyle w:val="Compact"/>
+            </w:pPr>
+            <w:hyperlink r:id="rId53">
+              <w:r>
+                <w:rPr>
+                  <w:rStyle w:val="Hyperlink"/>
+                </w:rPr>
+                <w:t xml:space="preserve">Watch</w:t>
+              </w:r>
+            </w:hyperlink>
+          </w:p>
+        </w:tc>
+      </w:tr>
     </w:tbl>
-    <w:bookmarkEnd w:id="52"/>
-    <w:bookmarkStart w:id="54" w:name="X55b54997538aa12b2c052078f6e47c5b6dc01c1"/>
+    <w:bookmarkEnd w:id="54"/>
+    <w:bookmarkStart w:id="56" w:name="X55b54997538aa12b2c052078f6e47c5b6dc01c1"/>
     <w:p>
       <w:pPr>
         <w:pStyle w:val="Heading3"/>
@@ -3745,7 +4433,7 @@
             <w:pPr>
               <w:pStyle w:val="Compact"/>
             </w:pPr>
-            <w:hyperlink r:id="rId53">
+            <w:hyperlink r:id="rId55">
               <w:r>
                 <w:rPr>
                   <w:rStyle w:val="Hyperlink"/>
@@ -3757,8 +4445,8 @@
         </w:tc>
       </w:tr>
     </w:tbl>
-    <w:bookmarkEnd w:id="54"/>
-    <w:bookmarkStart w:id="55" w:name="suggested-watch-order"/>
+    <w:bookmarkEnd w:id="56"/>
+    <w:bookmarkStart w:id="57" w:name="suggested-watch-order"/>
     <w:p>
       <w:pPr>
         <w:pStyle w:val="Heading3"/>
@@ -3780,7 +4468,7 @@
         <w:pStyle w:val="Compact"/>
         <w:numPr>
           <w:ilvl w:val="0"/>
-          <w:numId w:val="1006"/>
+          <w:numId w:val="1007"/>
         </w:numPr>
       </w:pPr>
       <w:r>
@@ -3802,7 +4490,7 @@
         <w:pStyle w:val="Compact"/>
         <w:numPr>
           <w:ilvl w:val="0"/>
-          <w:numId w:val="1006"/>
+          <w:numId w:val="1007"/>
         </w:numPr>
       </w:pPr>
       <w:r>
@@ -3824,7 +4512,7 @@
         <w:pStyle w:val="Compact"/>
         <w:numPr>
           <w:ilvl w:val="0"/>
-          <w:numId w:val="1006"/>
+          <w:numId w:val="1007"/>
         </w:numPr>
       </w:pPr>
       <w:r>
@@ -3846,7 +4534,7 @@
         <w:pStyle w:val="Compact"/>
         <w:numPr>
           <w:ilvl w:val="0"/>
-          <w:numId w:val="1006"/>
+          <w:numId w:val="1007"/>
         </w:numPr>
       </w:pPr>
       <w:r>
@@ -3868,7 +4556,7 @@
         <w:pStyle w:val="Compact"/>
         <w:numPr>
           <w:ilvl w:val="0"/>
-          <w:numId w:val="1006"/>
+          <w:numId w:val="1007"/>
         </w:numPr>
       </w:pPr>
       <w:r>
@@ -3890,7 +4578,7 @@
         <w:pStyle w:val="Compact"/>
         <w:numPr>
           <w:ilvl w:val="0"/>
-          <w:numId w:val="1006"/>
+          <w:numId w:val="1007"/>
         </w:numPr>
       </w:pPr>
       <w:r>
@@ -3912,7 +4600,7 @@
         <w:pStyle w:val="Compact"/>
         <w:numPr>
           <w:ilvl w:val="0"/>
-          <w:numId w:val="1006"/>
+          <w:numId w:val="1007"/>
         </w:numPr>
       </w:pPr>
       <w:r>
@@ -3936,18 +4624,18 @@
         </w:pict>
       </w:r>
     </w:p>
-    <w:bookmarkEnd w:id="55"/>
-    <w:bookmarkEnd w:id="56"/>
-    <w:bookmarkStart w:id="60" w:name="X58938abf12d931bcad8bdf8cad8c32cf589c2b6"/>
+    <w:bookmarkEnd w:id="57"/>
+    <w:bookmarkEnd w:id="58"/>
+    <w:bookmarkStart w:id="62" w:name="Xb9f64f467495bd55447e9bc3c7ae8dd7dbb3895"/>
     <w:p>
       <w:pPr>
         <w:pStyle w:val="Heading2"/>
       </w:pPr>
       <w:r>
-        <w:t xml:space="preserve">6. How to Explain CSW in a Customer Meeting</w:t>
-      </w:r>
-    </w:p>
-    <w:bookmarkStart w:id="57" w:name="X02667f004e9d93967c02b53649e8d7704fae290"/>
+        <w:t xml:space="preserve">7. How to Explain CSW in a Customer Meeting</w:t>
+      </w:r>
+    </w:p>
+    <w:bookmarkStart w:id="59" w:name="X02667f004e9d93967c02b53649e8d7704fae290"/>
     <w:p>
       <w:pPr>
         <w:pStyle w:val="Heading3"/>
@@ -3964,8 +4652,8 @@
         <w:t xml:space="preserve">Cisco Secure Workload helps customers discover how applications communicate and then safely enforce least-privilege segmentation policies around those applications. It starts with visibility and dependency mapping, uses labels and observed behavior to create policy, and supports staged enforcement so teams can reduce lateral movement risk without breaking applications.</w:t>
       </w:r>
     </w:p>
-    <w:bookmarkEnd w:id="57"/>
-    <w:bookmarkStart w:id="58" w:name="X245c304b430f838300b4e5d227cae86dea678fa"/>
+    <w:bookmarkEnd w:id="59"/>
+    <w:bookmarkStart w:id="60" w:name="X245c304b430f838300b4e5d227cae86dea678fa"/>
     <w:p>
       <w:pPr>
         <w:pStyle w:val="Heading3"/>
@@ -3982,8 +4670,8 @@
         <w:t xml:space="preserve">Most enterprises want micro-segmentation, but they hesitate because they do not fully know what their applications depend on. CSW starts by collecting workload telemetry, flow visibility, process context, cloud metadata, and CMDB labels. That data helps application teams understand real dependencies. From there, teams can model policy, see what would be blocked, tune the rules, and move selected workloads from monitor mode to enforcement. CSW is especially useful when customers need consistent segmentation across data center and cloud environments.</w:t>
       </w:r>
     </w:p>
-    <w:bookmarkEnd w:id="58"/>
-    <w:bookmarkStart w:id="59" w:name="common-positioning"/>
+    <w:bookmarkEnd w:id="60"/>
+    <w:bookmarkStart w:id="61" w:name="common-positioning"/>
     <w:p>
       <w:pPr>
         <w:pStyle w:val="Heading3"/>
@@ -3997,7 +4685,7 @@
         <w:pStyle w:val="Compact"/>
         <w:numPr>
           <w:ilvl w:val="0"/>
-          <w:numId w:val="1007"/>
+          <w:numId w:val="1008"/>
         </w:numPr>
       </w:pPr>
       <w:r>
@@ -4019,7 +4707,7 @@
         <w:pStyle w:val="Compact"/>
         <w:numPr>
           <w:ilvl w:val="0"/>
-          <w:numId w:val="1007"/>
+          <w:numId w:val="1008"/>
         </w:numPr>
       </w:pPr>
       <w:r>
@@ -4041,7 +4729,7 @@
         <w:pStyle w:val="Compact"/>
         <w:numPr>
           <w:ilvl w:val="0"/>
-          <w:numId w:val="1007"/>
+          <w:numId w:val="1008"/>
         </w:numPr>
       </w:pPr>
       <w:r>
@@ -4063,7 +4751,7 @@
         <w:pStyle w:val="Compact"/>
         <w:numPr>
           <w:ilvl w:val="0"/>
-          <w:numId w:val="1007"/>
+          <w:numId w:val="1008"/>
         </w:numPr>
       </w:pPr>
       <w:r>
@@ -4085,7 +4773,7 @@
         <w:pStyle w:val="Compact"/>
         <w:numPr>
           <w:ilvl w:val="0"/>
-          <w:numId w:val="1007"/>
+          <w:numId w:val="1008"/>
         </w:numPr>
       </w:pPr>
       <w:r>
@@ -4109,18 +4797,18 @@
         </w:pict>
       </w:r>
     </w:p>
-    <w:bookmarkEnd w:id="59"/>
-    <w:bookmarkEnd w:id="60"/>
-    <w:bookmarkStart w:id="70" w:name="Xa2467de0176a16fa5b9bfc7c341b8db67b47b02"/>
+    <w:bookmarkEnd w:id="61"/>
+    <w:bookmarkEnd w:id="62"/>
+    <w:bookmarkStart w:id="72" w:name="X861afc8e8f3d3fa2cbc4317cb6150d80f9f9ccf"/>
     <w:p>
       <w:pPr>
         <w:pStyle w:val="Heading2"/>
       </w:pPr>
       <w:r>
-        <w:t xml:space="preserve">7. CSW Onboarding Runbook</w:t>
-      </w:r>
-    </w:p>
-    <w:bookmarkStart w:id="61" w:name="phase-0---confirm-scope-and-outcomes"/>
+        <w:t xml:space="preserve">8. CSW Onboarding Runbook</w:t>
+      </w:r>
+    </w:p>
+    <w:bookmarkStart w:id="63" w:name="phase-0---confirm-scope-and-outcomes"/>
     <w:p>
       <w:pPr>
         <w:pStyle w:val="Heading3"/>
@@ -4164,7 +4852,7 @@
         <w:pStyle w:val="Compact"/>
         <w:numPr>
           <w:ilvl w:val="0"/>
-          <w:numId w:val="1008"/>
+          <w:numId w:val="1009"/>
         </w:numPr>
       </w:pPr>
       <w:r>
@@ -4176,7 +4864,7 @@
         <w:pStyle w:val="Compact"/>
         <w:numPr>
           <w:ilvl w:val="0"/>
-          <w:numId w:val="1008"/>
+          <w:numId w:val="1009"/>
         </w:numPr>
       </w:pPr>
       <w:r>
@@ -4188,7 +4876,7 @@
         <w:pStyle w:val="Compact"/>
         <w:numPr>
           <w:ilvl w:val="0"/>
-          <w:numId w:val="1008"/>
+          <w:numId w:val="1009"/>
         </w:numPr>
       </w:pPr>
       <w:r>
@@ -4200,7 +4888,7 @@
         <w:pStyle w:val="Compact"/>
         <w:numPr>
           <w:ilvl w:val="0"/>
-          <w:numId w:val="1008"/>
+          <w:numId w:val="1009"/>
         </w:numPr>
       </w:pPr>
       <w:r>
@@ -4212,7 +4900,7 @@
         <w:pStyle w:val="Compact"/>
         <w:numPr>
           <w:ilvl w:val="1"/>
-          <w:numId w:val="1009"/>
+          <w:numId w:val="1010"/>
         </w:numPr>
       </w:pPr>
       <w:r>
@@ -4224,7 +4912,7 @@
         <w:pStyle w:val="Compact"/>
         <w:numPr>
           <w:ilvl w:val="1"/>
-          <w:numId w:val="1009"/>
+          <w:numId w:val="1010"/>
         </w:numPr>
       </w:pPr>
       <w:r>
@@ -4236,7 +4924,7 @@
         <w:pStyle w:val="Compact"/>
         <w:numPr>
           <w:ilvl w:val="1"/>
-          <w:numId w:val="1009"/>
+          <w:numId w:val="1010"/>
         </w:numPr>
       </w:pPr>
       <w:r>
@@ -4248,7 +4936,7 @@
         <w:pStyle w:val="Compact"/>
         <w:numPr>
           <w:ilvl w:val="1"/>
-          <w:numId w:val="1009"/>
+          <w:numId w:val="1010"/>
         </w:numPr>
       </w:pPr>
       <w:r>
@@ -4260,7 +4948,7 @@
         <w:pStyle w:val="Compact"/>
         <w:numPr>
           <w:ilvl w:val="1"/>
-          <w:numId w:val="1009"/>
+          <w:numId w:val="1010"/>
         </w:numPr>
       </w:pPr>
       <w:r>
@@ -4272,7 +4960,7 @@
         <w:pStyle w:val="Compact"/>
         <w:numPr>
           <w:ilvl w:val="1"/>
-          <w:numId w:val="1009"/>
+          <w:numId w:val="1010"/>
         </w:numPr>
       </w:pPr>
       <w:r>
@@ -4304,8 +4992,8 @@
         </w:pict>
       </w:r>
     </w:p>
-    <w:bookmarkEnd w:id="61"/>
-    <w:bookmarkStart w:id="62" w:name="phase-1---prepare-the-tenant-and-access"/>
+    <w:bookmarkEnd w:id="63"/>
+    <w:bookmarkStart w:id="64" w:name="phase-1---prepare-the-tenant-and-access"/>
     <w:p>
       <w:pPr>
         <w:pStyle w:val="Heading3"/>
@@ -4349,7 +5037,7 @@
         <w:pStyle w:val="Compact"/>
         <w:numPr>
           <w:ilvl w:val="0"/>
-          <w:numId w:val="1010"/>
+          <w:numId w:val="1011"/>
         </w:numPr>
       </w:pPr>
       <w:r>
@@ -4361,7 +5049,7 @@
         <w:pStyle w:val="Compact"/>
         <w:numPr>
           <w:ilvl w:val="0"/>
-          <w:numId w:val="1010"/>
+          <w:numId w:val="1011"/>
         </w:numPr>
       </w:pPr>
       <w:r>
@@ -4373,7 +5061,7 @@
         <w:pStyle w:val="Compact"/>
         <w:numPr>
           <w:ilvl w:val="0"/>
-          <w:numId w:val="1010"/>
+          <w:numId w:val="1011"/>
         </w:numPr>
       </w:pPr>
       <w:r>
@@ -4385,7 +5073,7 @@
         <w:pStyle w:val="Compact"/>
         <w:numPr>
           <w:ilvl w:val="0"/>
-          <w:numId w:val="1010"/>
+          <w:numId w:val="1011"/>
         </w:numPr>
       </w:pPr>
       <w:r>
@@ -4397,7 +5085,7 @@
         <w:pStyle w:val="Compact"/>
         <w:numPr>
           <w:ilvl w:val="0"/>
-          <w:numId w:val="1010"/>
+          <w:numId w:val="1011"/>
         </w:numPr>
       </w:pPr>
       <w:r>
@@ -4429,8 +5117,8 @@
         </w:pict>
       </w:r>
     </w:p>
-    <w:bookmarkEnd w:id="62"/>
-    <w:bookmarkStart w:id="63" w:name="phase-2---build-the-label-strategy"/>
+    <w:bookmarkEnd w:id="64"/>
+    <w:bookmarkStart w:id="65" w:name="phase-2---build-the-label-strategy"/>
     <w:p>
       <w:pPr>
         <w:pStyle w:val="Heading3"/>
@@ -4928,7 +5616,7 @@
         <w:pStyle w:val="Compact"/>
         <w:numPr>
           <w:ilvl w:val="0"/>
-          <w:numId w:val="1011"/>
+          <w:numId w:val="1012"/>
         </w:numPr>
       </w:pPr>
       <w:r>
@@ -4940,7 +5628,7 @@
         <w:pStyle w:val="Compact"/>
         <w:numPr>
           <w:ilvl w:val="0"/>
-          <w:numId w:val="1011"/>
+          <w:numId w:val="1012"/>
         </w:numPr>
       </w:pPr>
       <w:r>
@@ -4952,7 +5640,7 @@
         <w:pStyle w:val="Compact"/>
         <w:numPr>
           <w:ilvl w:val="0"/>
-          <w:numId w:val="1011"/>
+          <w:numId w:val="1012"/>
         </w:numPr>
       </w:pPr>
       <w:r>
@@ -4964,7 +5652,7 @@
         <w:pStyle w:val="Compact"/>
         <w:numPr>
           <w:ilvl w:val="0"/>
-          <w:numId w:val="1011"/>
+          <w:numId w:val="1012"/>
         </w:numPr>
       </w:pPr>
       <w:r>
@@ -4996,8 +5684,8 @@
         </w:pict>
       </w:r>
     </w:p>
-    <w:bookmarkEnd w:id="63"/>
-    <w:bookmarkStart w:id="64" w:name="phase-3---deploy-agents-and-connectors"/>
+    <w:bookmarkEnd w:id="65"/>
+    <w:bookmarkStart w:id="66" w:name="phase-3---deploy-agents-and-connectors"/>
     <w:p>
       <w:pPr>
         <w:pStyle w:val="Heading3"/>
@@ -5041,7 +5729,7 @@
         <w:pStyle w:val="Compact"/>
         <w:numPr>
           <w:ilvl w:val="0"/>
-          <w:numId w:val="1012"/>
+          <w:numId w:val="1013"/>
         </w:numPr>
       </w:pPr>
       <w:r>
@@ -5053,7 +5741,7 @@
         <w:pStyle w:val="Compact"/>
         <w:numPr>
           <w:ilvl w:val="0"/>
-          <w:numId w:val="1012"/>
+          <w:numId w:val="1013"/>
         </w:numPr>
       </w:pPr>
       <w:r>
@@ -5065,7 +5753,7 @@
         <w:pStyle w:val="Compact"/>
         <w:numPr>
           <w:ilvl w:val="0"/>
-          <w:numId w:val="1012"/>
+          <w:numId w:val="1013"/>
         </w:numPr>
       </w:pPr>
       <w:r>
@@ -5077,7 +5765,7 @@
         <w:pStyle w:val="Compact"/>
         <w:numPr>
           <w:ilvl w:val="0"/>
-          <w:numId w:val="1012"/>
+          <w:numId w:val="1013"/>
         </w:numPr>
       </w:pPr>
       <w:r>
@@ -5089,7 +5777,7 @@
         <w:pStyle w:val="Compact"/>
         <w:numPr>
           <w:ilvl w:val="0"/>
-          <w:numId w:val="1012"/>
+          <w:numId w:val="1013"/>
         </w:numPr>
       </w:pPr>
       <w:r>
@@ -5101,7 +5789,7 @@
         <w:pStyle w:val="Compact"/>
         <w:numPr>
           <w:ilvl w:val="0"/>
-          <w:numId w:val="1012"/>
+          <w:numId w:val="1013"/>
         </w:numPr>
       </w:pPr>
       <w:r>
@@ -5133,8 +5821,8 @@
         </w:pict>
       </w:r>
     </w:p>
-    <w:bookmarkEnd w:id="64"/>
-    <w:bookmarkStart w:id="65" w:name="X85d4e4be5891f720f2552e26364a87ec66b02af"/>
+    <w:bookmarkEnd w:id="66"/>
+    <w:bookmarkStart w:id="67" w:name="X85d4e4be5891f720f2552e26364a87ec66b02af"/>
     <w:p>
       <w:pPr>
         <w:pStyle w:val="Heading3"/>
@@ -5178,7 +5866,7 @@
         <w:pStyle w:val="Compact"/>
         <w:numPr>
           <w:ilvl w:val="0"/>
-          <w:numId w:val="1013"/>
+          <w:numId w:val="1014"/>
         </w:numPr>
       </w:pPr>
       <w:r>
@@ -5190,7 +5878,7 @@
         <w:pStyle w:val="Compact"/>
         <w:numPr>
           <w:ilvl w:val="0"/>
-          <w:numId w:val="1013"/>
+          <w:numId w:val="1014"/>
         </w:numPr>
       </w:pPr>
       <w:r>
@@ -5202,7 +5890,7 @@
         <w:pStyle w:val="Compact"/>
         <w:numPr>
           <w:ilvl w:val="0"/>
-          <w:numId w:val="1013"/>
+          <w:numId w:val="1014"/>
         </w:numPr>
       </w:pPr>
       <w:r>
@@ -5214,7 +5902,7 @@
         <w:pStyle w:val="Compact"/>
         <w:numPr>
           <w:ilvl w:val="0"/>
-          <w:numId w:val="1013"/>
+          <w:numId w:val="1014"/>
         </w:numPr>
       </w:pPr>
       <w:r>
@@ -5226,7 +5914,7 @@
         <w:pStyle w:val="Compact"/>
         <w:numPr>
           <w:ilvl w:val="0"/>
-          <w:numId w:val="1013"/>
+          <w:numId w:val="1014"/>
         </w:numPr>
       </w:pPr>
       <w:r>
@@ -5238,7 +5926,7 @@
         <w:pStyle w:val="Compact"/>
         <w:numPr>
           <w:ilvl w:val="0"/>
-          <w:numId w:val="1013"/>
+          <w:numId w:val="1014"/>
         </w:numPr>
       </w:pPr>
       <w:r>
@@ -5270,8 +5958,8 @@
         </w:pict>
       </w:r>
     </w:p>
-    <w:bookmarkEnd w:id="65"/>
-    <w:bookmarkStart w:id="66" w:name="phase-5---model-policy"/>
+    <w:bookmarkEnd w:id="67"/>
+    <w:bookmarkStart w:id="68" w:name="phase-5---model-policy"/>
     <w:p>
       <w:pPr>
         <w:pStyle w:val="Heading3"/>
@@ -5315,7 +6003,7 @@
         <w:pStyle w:val="Compact"/>
         <w:numPr>
           <w:ilvl w:val="0"/>
-          <w:numId w:val="1014"/>
+          <w:numId w:val="1015"/>
         </w:numPr>
       </w:pPr>
       <w:r>
@@ -5327,7 +6015,7 @@
         <w:pStyle w:val="Compact"/>
         <w:numPr>
           <w:ilvl w:val="0"/>
-          <w:numId w:val="1014"/>
+          <w:numId w:val="1015"/>
         </w:numPr>
       </w:pPr>
       <w:r>
@@ -5339,7 +6027,7 @@
         <w:pStyle w:val="Compact"/>
         <w:numPr>
           <w:ilvl w:val="0"/>
-          <w:numId w:val="1014"/>
+          <w:numId w:val="1015"/>
         </w:numPr>
       </w:pPr>
       <w:r>
@@ -5351,7 +6039,7 @@
         <w:pStyle w:val="Compact"/>
         <w:numPr>
           <w:ilvl w:val="0"/>
-          <w:numId w:val="1014"/>
+          <w:numId w:val="1015"/>
         </w:numPr>
       </w:pPr>
       <w:r>
@@ -5363,7 +6051,7 @@
         <w:pStyle w:val="Compact"/>
         <w:numPr>
           <w:ilvl w:val="0"/>
-          <w:numId w:val="1014"/>
+          <w:numId w:val="1015"/>
         </w:numPr>
       </w:pPr>
       <w:r>
@@ -5375,7 +6063,7 @@
         <w:pStyle w:val="Compact"/>
         <w:numPr>
           <w:ilvl w:val="0"/>
-          <w:numId w:val="1014"/>
+          <w:numId w:val="1015"/>
         </w:numPr>
       </w:pPr>
       <w:r>
@@ -5407,8 +6095,8 @@
         </w:pict>
       </w:r>
     </w:p>
-    <w:bookmarkEnd w:id="66"/>
-    <w:bookmarkStart w:id="67" w:name="phase-6---start-in-monitor-mode"/>
+    <w:bookmarkEnd w:id="68"/>
+    <w:bookmarkStart w:id="69" w:name="phase-6---start-in-monitor-mode"/>
     <w:p>
       <w:pPr>
         <w:pStyle w:val="Heading3"/>
@@ -5452,7 +6140,7 @@
         <w:pStyle w:val="Compact"/>
         <w:numPr>
           <w:ilvl w:val="0"/>
-          <w:numId w:val="1015"/>
+          <w:numId w:val="1016"/>
         </w:numPr>
       </w:pPr>
       <w:r>
@@ -5464,7 +6152,7 @@
         <w:pStyle w:val="Compact"/>
         <w:numPr>
           <w:ilvl w:val="0"/>
-          <w:numId w:val="1015"/>
+          <w:numId w:val="1016"/>
         </w:numPr>
       </w:pPr>
       <w:r>
@@ -5476,7 +6164,7 @@
         <w:pStyle w:val="Compact"/>
         <w:numPr>
           <w:ilvl w:val="0"/>
-          <w:numId w:val="1015"/>
+          <w:numId w:val="1016"/>
         </w:numPr>
       </w:pPr>
       <w:r>
@@ -5488,7 +6176,7 @@
         <w:pStyle w:val="Compact"/>
         <w:numPr>
           <w:ilvl w:val="0"/>
-          <w:numId w:val="1015"/>
+          <w:numId w:val="1016"/>
         </w:numPr>
       </w:pPr>
       <w:r>
@@ -5500,7 +6188,7 @@
         <w:pStyle w:val="Compact"/>
         <w:numPr>
           <w:ilvl w:val="0"/>
-          <w:numId w:val="1015"/>
+          <w:numId w:val="1016"/>
         </w:numPr>
       </w:pPr>
       <w:r>
@@ -5532,8 +6220,8 @@
         </w:pict>
       </w:r>
     </w:p>
-    <w:bookmarkEnd w:id="67"/>
-    <w:bookmarkStart w:id="68" w:name="phase-7---enforce-in-a-controlled-scope"/>
+    <w:bookmarkEnd w:id="69"/>
+    <w:bookmarkStart w:id="70" w:name="phase-7---enforce-in-a-controlled-scope"/>
     <w:p>
       <w:pPr>
         <w:pStyle w:val="Heading3"/>
@@ -5577,7 +6265,7 @@
         <w:pStyle w:val="Compact"/>
         <w:numPr>
           <w:ilvl w:val="0"/>
-          <w:numId w:val="1016"/>
+          <w:numId w:val="1017"/>
         </w:numPr>
       </w:pPr>
       <w:r>
@@ -5589,7 +6277,7 @@
         <w:pStyle w:val="Compact"/>
         <w:numPr>
           <w:ilvl w:val="0"/>
-          <w:numId w:val="1016"/>
+          <w:numId w:val="1017"/>
         </w:numPr>
       </w:pPr>
       <w:r>
@@ -5601,7 +6289,7 @@
         <w:pStyle w:val="Compact"/>
         <w:numPr>
           <w:ilvl w:val="0"/>
-          <w:numId w:val="1016"/>
+          <w:numId w:val="1017"/>
         </w:numPr>
       </w:pPr>
       <w:r>
@@ -5613,7 +6301,7 @@
         <w:pStyle w:val="Compact"/>
         <w:numPr>
           <w:ilvl w:val="0"/>
-          <w:numId w:val="1016"/>
+          <w:numId w:val="1017"/>
         </w:numPr>
       </w:pPr>
       <w:r>
@@ -5625,7 +6313,7 @@
         <w:pStyle w:val="Compact"/>
         <w:numPr>
           <w:ilvl w:val="0"/>
-          <w:numId w:val="1016"/>
+          <w:numId w:val="1017"/>
         </w:numPr>
       </w:pPr>
       <w:r>
@@ -5637,7 +6325,7 @@
         <w:pStyle w:val="Compact"/>
         <w:numPr>
           <w:ilvl w:val="0"/>
-          <w:numId w:val="1016"/>
+          <w:numId w:val="1017"/>
         </w:numPr>
       </w:pPr>
       <w:r>
@@ -5649,7 +6337,7 @@
         <w:pStyle w:val="Compact"/>
         <w:numPr>
           <w:ilvl w:val="0"/>
-          <w:numId w:val="1016"/>
+          <w:numId w:val="1017"/>
         </w:numPr>
       </w:pPr>
       <w:r>
@@ -5661,7 +6349,7 @@
         <w:pStyle w:val="Compact"/>
         <w:numPr>
           <w:ilvl w:val="0"/>
-          <w:numId w:val="1016"/>
+          <w:numId w:val="1017"/>
         </w:numPr>
       </w:pPr>
       <w:r>
@@ -5693,8 +6381,8 @@
         </w:pict>
       </w:r>
     </w:p>
-    <w:bookmarkEnd w:id="68"/>
-    <w:bookmarkStart w:id="69" w:name="phase-8---operationalize"/>
+    <w:bookmarkEnd w:id="70"/>
+    <w:bookmarkStart w:id="71" w:name="phase-8---operationalize"/>
     <w:p>
       <w:pPr>
         <w:pStyle w:val="Heading3"/>
@@ -5738,7 +6426,7 @@
         <w:pStyle w:val="Compact"/>
         <w:numPr>
           <w:ilvl w:val="0"/>
-          <w:numId w:val="1017"/>
+          <w:numId w:val="1018"/>
         </w:numPr>
       </w:pPr>
       <w:r>
@@ -5750,7 +6438,7 @@
         <w:pStyle w:val="Compact"/>
         <w:numPr>
           <w:ilvl w:val="0"/>
-          <w:numId w:val="1017"/>
+          <w:numId w:val="1018"/>
         </w:numPr>
       </w:pPr>
       <w:r>
@@ -5762,7 +6450,7 @@
         <w:pStyle w:val="Compact"/>
         <w:numPr>
           <w:ilvl w:val="0"/>
-          <w:numId w:val="1017"/>
+          <w:numId w:val="1018"/>
         </w:numPr>
       </w:pPr>
       <w:r>
@@ -5774,7 +6462,7 @@
         <w:pStyle w:val="Compact"/>
         <w:numPr>
           <w:ilvl w:val="0"/>
-          <w:numId w:val="1017"/>
+          <w:numId w:val="1018"/>
         </w:numPr>
       </w:pPr>
       <w:r>
@@ -5786,7 +6474,7 @@
         <w:pStyle w:val="Compact"/>
         <w:numPr>
           <w:ilvl w:val="0"/>
-          <w:numId w:val="1017"/>
+          <w:numId w:val="1018"/>
         </w:numPr>
       </w:pPr>
       <w:r>
@@ -5798,7 +6486,7 @@
         <w:pStyle w:val="Compact"/>
         <w:numPr>
           <w:ilvl w:val="0"/>
-          <w:numId w:val="1017"/>
+          <w:numId w:val="1018"/>
         </w:numPr>
       </w:pPr>
       <w:r>
@@ -5810,7 +6498,7 @@
         <w:pStyle w:val="Compact"/>
         <w:numPr>
           <w:ilvl w:val="0"/>
-          <w:numId w:val="1017"/>
+          <w:numId w:val="1018"/>
         </w:numPr>
       </w:pPr>
       <w:r>
@@ -5842,15 +6530,15 @@
         </w:pict>
       </w:r>
     </w:p>
-    <w:bookmarkEnd w:id="69"/>
-    <w:bookmarkEnd w:id="70"/>
-    <w:bookmarkStart w:id="71" w:name="Xa85d52fc1d13afcd7e08ce3626c3684e19f135a"/>
+    <w:bookmarkEnd w:id="71"/>
+    <w:bookmarkEnd w:id="72"/>
+    <w:bookmarkStart w:id="73" w:name="X67792f16bd81b6e95001d9627ef1e2127c941c5"/>
     <w:p>
       <w:pPr>
         <w:pStyle w:val="Heading2"/>
       </w:pPr>
       <w:r>
-        <w:t xml:space="preserve">8. Discovery Questions</w:t>
+        <w:t xml:space="preserve">9. Discovery Questions</w:t>
       </w:r>
     </w:p>
     <w:p>
@@ -5866,7 +6554,7 @@
         <w:pStyle w:val="Compact"/>
         <w:numPr>
           <w:ilvl w:val="0"/>
-          <w:numId w:val="1018"/>
+          <w:numId w:val="1019"/>
         </w:numPr>
       </w:pPr>
       <w:r>
@@ -5878,7 +6566,7 @@
         <w:pStyle w:val="Compact"/>
         <w:numPr>
           <w:ilvl w:val="0"/>
-          <w:numId w:val="1018"/>
+          <w:numId w:val="1019"/>
         </w:numPr>
       </w:pPr>
       <w:r>
@@ -5890,7 +6578,7 @@
         <w:pStyle w:val="Compact"/>
         <w:numPr>
           <w:ilvl w:val="0"/>
-          <w:numId w:val="1018"/>
+          <w:numId w:val="1019"/>
         </w:numPr>
       </w:pPr>
       <w:r>
@@ -5902,7 +6590,7 @@
         <w:pStyle w:val="Compact"/>
         <w:numPr>
           <w:ilvl w:val="0"/>
-          <w:numId w:val="1018"/>
+          <w:numId w:val="1019"/>
         </w:numPr>
       </w:pPr>
       <w:r>
@@ -5914,7 +6602,7 @@
         <w:pStyle w:val="Compact"/>
         <w:numPr>
           <w:ilvl w:val="0"/>
-          <w:numId w:val="1018"/>
+          <w:numId w:val="1019"/>
         </w:numPr>
       </w:pPr>
       <w:r>
@@ -5926,7 +6614,7 @@
         <w:pStyle w:val="Compact"/>
         <w:numPr>
           <w:ilvl w:val="0"/>
-          <w:numId w:val="1018"/>
+          <w:numId w:val="1019"/>
         </w:numPr>
       </w:pPr>
       <w:r>
@@ -5938,7 +6626,7 @@
         <w:pStyle w:val="Compact"/>
         <w:numPr>
           <w:ilvl w:val="0"/>
-          <w:numId w:val="1018"/>
+          <w:numId w:val="1019"/>
         </w:numPr>
       </w:pPr>
       <w:r>
@@ -5950,7 +6638,7 @@
         <w:pStyle w:val="Compact"/>
         <w:numPr>
           <w:ilvl w:val="0"/>
-          <w:numId w:val="1018"/>
+          <w:numId w:val="1019"/>
         </w:numPr>
       </w:pPr>
       <w:r>
@@ -5962,7 +6650,7 @@
         <w:pStyle w:val="Compact"/>
         <w:numPr>
           <w:ilvl w:val="0"/>
-          <w:numId w:val="1018"/>
+          <w:numId w:val="1019"/>
         </w:numPr>
       </w:pPr>
       <w:r>
@@ -5974,7 +6662,7 @@
         <w:pStyle w:val="Compact"/>
         <w:numPr>
           <w:ilvl w:val="0"/>
-          <w:numId w:val="1018"/>
+          <w:numId w:val="1019"/>
         </w:numPr>
       </w:pPr>
       <w:r>
@@ -5986,7 +6674,7 @@
         <w:pStyle w:val="Compact"/>
         <w:numPr>
           <w:ilvl w:val="0"/>
-          <w:numId w:val="1018"/>
+          <w:numId w:val="1019"/>
         </w:numPr>
       </w:pPr>
       <w:r>
@@ -5998,7 +6686,7 @@
         <w:pStyle w:val="Compact"/>
         <w:numPr>
           <w:ilvl w:val="0"/>
-          <w:numId w:val="1018"/>
+          <w:numId w:val="1019"/>
         </w:numPr>
       </w:pPr>
       <w:r>
@@ -6010,7 +6698,7 @@
         <w:pStyle w:val="Compact"/>
         <w:numPr>
           <w:ilvl w:val="0"/>
-          <w:numId w:val="1018"/>
+          <w:numId w:val="1019"/>
         </w:numPr>
       </w:pPr>
       <w:r>
@@ -6022,7 +6710,7 @@
         <w:pStyle w:val="Compact"/>
         <w:numPr>
           <w:ilvl w:val="0"/>
-          <w:numId w:val="1018"/>
+          <w:numId w:val="1019"/>
         </w:numPr>
       </w:pPr>
       <w:r>
@@ -6034,7 +6722,7 @@
         <w:pStyle w:val="Compact"/>
         <w:numPr>
           <w:ilvl w:val="0"/>
-          <w:numId w:val="1018"/>
+          <w:numId w:val="1019"/>
         </w:numPr>
       </w:pPr>
       <w:r>
@@ -6048,14 +6736,14 @@
         </w:pict>
       </w:r>
     </w:p>
-    <w:bookmarkEnd w:id="71"/>
-    <w:bookmarkStart w:id="72" w:name="X841d3ddf16524e5440bfb9de88d5c612795f996"/>
+    <w:bookmarkEnd w:id="73"/>
+    <w:bookmarkStart w:id="74" w:name="Xe3d4887c83d95160b9d75f09aebe5899dbbe065"/>
     <w:p>
       <w:pPr>
         <w:pStyle w:val="Heading2"/>
       </w:pPr>
       <w:r>
-        <w:t xml:space="preserve">9. POV Evidence Checklist</w:t>
+        <w:t xml:space="preserve">10. POV Evidence Checklist</w:t>
       </w:r>
     </w:p>
     <w:tbl>
@@ -6487,14 +7175,14 @@
         </w:pict>
       </w:r>
     </w:p>
-    <w:bookmarkEnd w:id="72"/>
-    <w:bookmarkStart w:id="73" w:name="Xfd7ff628108308dfd9a50ffd2b4ac7b1caefa2e"/>
+    <w:bookmarkEnd w:id="74"/>
+    <w:bookmarkStart w:id="75" w:name="X3a0851872a13412add7784181f5bc7c74c6084b"/>
     <w:p>
       <w:pPr>
         <w:pStyle w:val="Heading2"/>
       </w:pPr>
       <w:r>
-        <w:t xml:space="preserve">10. Common Pitfalls</w:t>
+        <w:t xml:space="preserve">11. Common Pitfalls</w:t>
       </w:r>
     </w:p>
     <w:tbl>
@@ -6710,14 +7398,14 @@
         </w:pict>
       </w:r>
     </w:p>
-    <w:bookmarkEnd w:id="73"/>
-    <w:bookmarkStart w:id="74" w:name="X22a57548ad72139412394113736f74a112d1644"/>
+    <w:bookmarkEnd w:id="75"/>
+    <w:bookmarkStart w:id="76" w:name="Xfed9d69b88147d94e8bc0dfd5dae9f34760df84"/>
     <w:p>
       <w:pPr>
         <w:pStyle w:val="Heading2"/>
       </w:pPr>
       <w:r>
-        <w:t xml:space="preserve">11. Simple CSW Talk Track</w:t>
+        <w:t xml:space="preserve">12. Simple CSW Talk Track</w:t>
       </w:r>
     </w:p>
     <w:p>
@@ -6733,7 +7421,7 @@
         <w:pStyle w:val="Compact"/>
         <w:numPr>
           <w:ilvl w:val="0"/>
-          <w:numId w:val="1019"/>
+          <w:numId w:val="1020"/>
         </w:numPr>
       </w:pPr>
       <w:r>
@@ -6755,7 +7443,7 @@
         <w:pStyle w:val="Compact"/>
         <w:numPr>
           <w:ilvl w:val="0"/>
-          <w:numId w:val="1019"/>
+          <w:numId w:val="1020"/>
         </w:numPr>
       </w:pPr>
       <w:r>
@@ -6777,7 +7465,7 @@
         <w:pStyle w:val="Compact"/>
         <w:numPr>
           <w:ilvl w:val="0"/>
-          <w:numId w:val="1019"/>
+          <w:numId w:val="1020"/>
         </w:numPr>
       </w:pPr>
       <w:r>
@@ -6799,7 +7487,7 @@
         <w:pStyle w:val="Compact"/>
         <w:numPr>
           <w:ilvl w:val="0"/>
-          <w:numId w:val="1019"/>
+          <w:numId w:val="1020"/>
         </w:numPr>
       </w:pPr>
       <w:r>
@@ -6821,7 +7509,7 @@
         <w:pStyle w:val="Compact"/>
         <w:numPr>
           <w:ilvl w:val="0"/>
-          <w:numId w:val="1019"/>
+          <w:numId w:val="1020"/>
         </w:numPr>
       </w:pPr>
       <w:r>
@@ -6845,22 +7533,22 @@
         </w:pict>
       </w:r>
     </w:p>
-    <w:bookmarkEnd w:id="74"/>
-    <w:bookmarkStart w:id="75" w:name="X04e07666da02c6370e77b96e23144f130a0eed0"/>
+    <w:bookmarkEnd w:id="76"/>
+    <w:bookmarkStart w:id="77" w:name="X0c2ed5a214feef6529510a3cb85eae535b5e9d5"/>
     <w:p>
       <w:pPr>
         <w:pStyle w:val="Heading2"/>
       </w:pPr>
       <w:r>
-        <w:t xml:space="preserve">12. Open Items Before Publishing Final Version</w:t>
-      </w:r>
-    </w:p>
-    <w:p>
-      <w:pPr>
-        <w:pStyle w:val="Compact"/>
-        <w:numPr>
-          <w:ilvl w:val="0"/>
-          <w:numId w:val="1020"/>
+        <w:t xml:space="preserve">13. Open Items Before Publishing Final Version</w:t>
+      </w:r>
+    </w:p>
+    <w:p>
+      <w:pPr>
+        <w:pStyle w:val="Compact"/>
+        <w:numPr>
+          <w:ilvl w:val="0"/>
+          <w:numId w:val="1021"/>
         </w:numPr>
       </w:pPr>
       <w:r>
@@ -6887,7 +7575,7 @@
         <w:pStyle w:val="Compact"/>
         <w:numPr>
           <w:ilvl w:val="0"/>
-          <w:numId w:val="1020"/>
+          <w:numId w:val="1021"/>
         </w:numPr>
       </w:pPr>
       <w:r>
@@ -6899,7 +7587,7 @@
         <w:pStyle w:val="Compact"/>
         <w:numPr>
           <w:ilvl w:val="0"/>
-          <w:numId w:val="1020"/>
+          <w:numId w:val="1021"/>
         </w:numPr>
       </w:pPr>
       <w:r>
@@ -6911,7 +7599,7 @@
         <w:pStyle w:val="Compact"/>
         <w:numPr>
           <w:ilvl w:val="0"/>
-          <w:numId w:val="1020"/>
+          <w:numId w:val="1021"/>
         </w:numPr>
       </w:pPr>
       <w:r>
@@ -6923,15 +7611,15 @@
         <w:pStyle w:val="Compact"/>
         <w:numPr>
           <w:ilvl w:val="0"/>
-          <w:numId w:val="1020"/>
+          <w:numId w:val="1021"/>
         </w:numPr>
       </w:pPr>
       <w:r>
         <w:t xml:space="preserve">Validate current release-specific support matrices before presenting platform coverage.</w:t>
       </w:r>
     </w:p>
-    <w:bookmarkEnd w:id="75"/>
-    <w:bookmarkEnd w:id="76"/>
+    <w:bookmarkEnd w:id="77"/>
+    <w:bookmarkEnd w:id="78"/>
     <w:sectPr>
       <w:footnotePr>
         <w:numRestart w:val="eachSect"/>
@@ -7303,6 +7991,9 @@
     <w:abstractNumId w:val="991"/>
   </w:num>
   <w:num w:numId="1006">
+    <w:abstractNumId w:val="991"/>
+  </w:num>
+  <w:num w:numId="1007">
     <w:abstractNumId w:val="99411"/>
     <w:lvlOverride w:ilvl="0">
       <w:startOverride w:val="1"/>
@@ -7332,10 +8023,10 @@
       <w:startOverride w:val="1"/>
     </w:lvlOverride>
   </w:num>
-  <w:num w:numId="1007">
+  <w:num w:numId="1008">
     <w:abstractNumId w:val="991"/>
   </w:num>
-  <w:num w:numId="1008">
+  <w:num w:numId="1009">
     <w:abstractNumId w:val="99411"/>
     <w:lvlOverride w:ilvl="0">
       <w:startOverride w:val="1"/>
@@ -7365,38 +8056,8 @@
       <w:startOverride w:val="1"/>
     </w:lvlOverride>
   </w:num>
-  <w:num w:numId="1009">
+  <w:num w:numId="1010">
     <w:abstractNumId w:val="991"/>
-  </w:num>
-  <w:num w:numId="1010">
-    <w:abstractNumId w:val="99411"/>
-    <w:lvlOverride w:ilvl="0">
-      <w:startOverride w:val="1"/>
-    </w:lvlOverride>
-    <w:lvlOverride w:ilvl="1">
-      <w:startOverride w:val="1"/>
-    </w:lvlOverride>
-    <w:lvlOverride w:ilvl="2">
-      <w:startOverride w:val="1"/>
-    </w:lvlOverride>
-    <w:lvlOverride w:ilvl="3">
-      <w:startOverride w:val="1"/>
-    </w:lvlOverride>
-    <w:lvlOverride w:ilvl="4">
-      <w:startOverride w:val="1"/>
-    </w:lvlOverride>
-    <w:lvlOverride w:ilvl="5">
-      <w:startOverride w:val="1"/>
-    </w:lvlOverride>
-    <w:lvlOverride w:ilvl="6">
-      <w:startOverride w:val="1"/>
-    </w:lvlOverride>
-    <w:lvlOverride w:ilvl="7">
-      <w:startOverride w:val="1"/>
-    </w:lvlOverride>
-    <w:lvlOverride w:ilvl="8">
-      <w:startOverride w:val="1"/>
-    </w:lvlOverride>
   </w:num>
   <w:num w:numId="1011">
     <w:abstractNumId w:val="99411"/>
@@ -7669,6 +8330,36 @@
     </w:lvlOverride>
   </w:num>
   <w:num w:numId="1020">
+    <w:abstractNumId w:val="99411"/>
+    <w:lvlOverride w:ilvl="0">
+      <w:startOverride w:val="1"/>
+    </w:lvlOverride>
+    <w:lvlOverride w:ilvl="1">
+      <w:startOverride w:val="1"/>
+    </w:lvlOverride>
+    <w:lvlOverride w:ilvl="2">
+      <w:startOverride w:val="1"/>
+    </w:lvlOverride>
+    <w:lvlOverride w:ilvl="3">
+      <w:startOverride w:val="1"/>
+    </w:lvlOverride>
+    <w:lvlOverride w:ilvl="4">
+      <w:startOverride w:val="1"/>
+    </w:lvlOverride>
+    <w:lvlOverride w:ilvl="5">
+      <w:startOverride w:val="1"/>
+    </w:lvlOverride>
+    <w:lvlOverride w:ilvl="6">
+      <w:startOverride w:val="1"/>
+    </w:lvlOverride>
+    <w:lvlOverride w:ilvl="7">
+      <w:startOverride w:val="1"/>
+    </w:lvlOverride>
+    <w:lvlOverride w:ilvl="8">
+      <w:startOverride w:val="1"/>
+    </w:lvlOverride>
+  </w:num>
+  <w:num w:numId="1021">
     <w:abstractNumId w:val="99411"/>
     <w:lvlOverride w:ilvl="0">
       <w:startOverride w:val="1"/>

--- a/docs/user-education/CSW-User-Education-Guide.docx
+++ b/docs/user-education/CSW-User-Education-Guide.docx
@@ -60,7 +60,7 @@
         </w:p>
       </w:sdtContent>
     </w:sdt>
-    <w:bookmarkStart w:id="78" w:name="X92ee979ebdbb38d988228e1ce971d57f1b349ff"/>
+    <w:bookmarkStart w:id="79" w:name="X92ee979ebdbb38d988228e1ce971d57f1b349ff"/>
     <w:p>
       <w:pPr>
         <w:pStyle w:val="Heading1"/>
@@ -240,7 +240,7 @@
       </w:r>
     </w:p>
     <w:bookmarkEnd w:id="10"/>
-    <w:bookmarkStart w:id="14" w:name="X65a3ca2c4eb11e28f1c01acdfed178fb2c5bbdd"/>
+    <w:bookmarkStart w:id="15" w:name="X65a3ca2c4eb11e28f1c01acdfed178fb2c5bbdd"/>
     <w:p>
       <w:pPr>
         <w:pStyle w:val="Heading2"/>
@@ -1014,7 +1014,7 @@
       </w:r>
     </w:p>
     <w:bookmarkEnd w:id="12"/>
-    <w:bookmarkStart w:id="13" w:name="Xf5adb5257dc22157f69a2cf0d0c3c3b107bfbd8"/>
+    <w:bookmarkStart w:id="14" w:name="Xf5adb5257dc22157f69a2cf0d0c3c3b107bfbd8"/>
     <w:p>
       <w:pPr>
         <w:pStyle w:val="Heading3"/>
@@ -1108,7 +1108,36 @@
         <w:t xml:space="preserve"> </w:t>
       </w:r>
       <w:r>
-        <w:t xml:space="preserve">PCI, HIPAA, SOX, and most internal security frameworks expect documented segmentation between regulated and non-regulated systems.</w:t>
+        <w:t xml:space="preserve">PCI, HIPAA, SOX, and most internal security frameworks expect documented segmentation between regulated and non-regulated systems. For framework-by-framework mappings — customer-facing reports and matching SA / SE technical runbooks across HIPAA, SOC 2, PCI DSS v4, NIST 800-53, ISO 27001:2022, CISA ZTMM, FIPS 140, NIST 800-207 / 207A, DORA, NIS2, NERC CIP, TSA Pipeline, CIS Controls v8.1, NIST CSF 2.0, CMMC 2.0, and more — see the companion repository:</w:t>
+      </w:r>
+      <w:r>
+        <w:t xml:space="preserve"> </w:t>
+      </w:r>
+      <w:hyperlink r:id="rId13">
+        <w:r>
+          <w:rPr>
+            <w:rStyle w:val="Hyperlink"/>
+            <w:b/>
+            <w:bCs/>
+          </w:rPr>
+          <w:t xml:space="preserve">chandrapati/CSW-Compliance-Mapping</w:t>
+        </w:r>
+      </w:hyperlink>
+      <w:r>
+        <w:t xml:space="preserve">. Use it whenever a customer asks "how does CSW map to</w:t>
+      </w:r>
+      <w:r>
+        <w:t xml:space="preserve"> </w:t>
+      </w:r>
+      <w:r>
+        <w:rPr>
+          <w:i/>
+          <w:iCs/>
+        </w:rPr>
+        <w:t xml:space="preserve">&lt;framework&gt;</w:t>
+      </w:r>
+      <w:r>
+        <w:t xml:space="preserve">?".</w:t>
       </w:r>
     </w:p>
     <w:p>
@@ -1158,9 +1187,9 @@
         </w:pict>
       </w:r>
     </w:p>
-    <w:bookmarkEnd w:id="13"/>
     <w:bookmarkEnd w:id="14"/>
-    <w:bookmarkStart w:id="15" w:name="Xc93e48c43e4ee8764e63c76fe597d43f46cd2e8"/>
+    <w:bookmarkEnd w:id="15"/>
+    <w:bookmarkStart w:id="16" w:name="Xc93e48c43e4ee8764e63c76fe597d43f46cd2e8"/>
     <w:p>
       <w:pPr>
         <w:pStyle w:val="Heading2"/>
@@ -1264,8 +1293,8 @@
         </w:pict>
       </w:r>
     </w:p>
-    <w:bookmarkEnd w:id="15"/>
-    <w:bookmarkStart w:id="16" w:name="X353429cded0140ab0d779a396742c604dc7c0fe"/>
+    <w:bookmarkEnd w:id="16"/>
+    <w:bookmarkStart w:id="17" w:name="X353429cded0140ab0d779a396742c604dc7c0fe"/>
     <w:p>
       <w:pPr>
         <w:pStyle w:val="Heading2"/>
@@ -1655,8 +1684,8 @@
         </w:pict>
       </w:r>
     </w:p>
-    <w:bookmarkEnd w:id="16"/>
-    <w:bookmarkStart w:id="18" w:name="X379b2d95ae6a85ebda4985fdd640c1c5b25f9bc"/>
+    <w:bookmarkEnd w:id="17"/>
+    <w:bookmarkStart w:id="19" w:name="X379b2d95ae6a85ebda4985fdd640c1c5b25f9bc"/>
     <w:p>
       <w:pPr>
         <w:pStyle w:val="Heading2"/>
@@ -2216,7 +2245,7 @@
         <w:t xml:space="preserve">every phase is independently valuable. A customer who stops after Phase 2 still wins — ransomware fan-out is gone and prod is isolated from non-prod. A customer who reaches Phase 5 has continuous defense in depth, not a one-off project.</w:t>
       </w:r>
     </w:p>
-    <w:bookmarkStart w:id="17" w:name="mapping-phases-to-videos-in-the-catalog"/>
+    <w:bookmarkStart w:id="18" w:name="mapping-phases-to-videos-in-the-catalog"/>
     <w:p>
       <w:pPr>
         <w:pStyle w:val="Heading3"/>
@@ -2342,9 +2371,9 @@
         </w:pict>
       </w:r>
     </w:p>
-    <w:bookmarkEnd w:id="17"/>
     <w:bookmarkEnd w:id="18"/>
-    <w:bookmarkStart w:id="58" w:name="X17ed11c017e89b8141ed9a306f0a0e31f839240"/>
+    <w:bookmarkEnd w:id="19"/>
+    <w:bookmarkStart w:id="59" w:name="X17ed11c017e89b8141ed9a306f0a0e31f839240"/>
     <w:p>
       <w:pPr>
         <w:pStyle w:val="Heading2"/>
@@ -2361,7 +2390,7 @@
         <w:t xml:space="preserve">The video catalog below mirrors the Cisco Secure Workload learning material. Sub-section 5.1 contains the ten foundational training videos from the source Cisco slide. Sub-sections 5.2 through 5.7 extend the catalog with deeper topics commonly requested in customer conversations: security and risk reduction, segmentation use cases, firewall integration, F5 / BIG-IP integration, identity and DNS integrations, and containers. All entries link to YouTube unless explicitly noted otherwise.</w:t>
       </w:r>
     </w:p>
-    <w:bookmarkStart w:id="29" w:name="Xf31d039ca1017fc6bc4e4b716cc94054d75b6a9"/>
+    <w:bookmarkStart w:id="30" w:name="Xf31d039ca1017fc6bc4e4b716cc94054d75b6a9"/>
     <w:p>
       <w:pPr>
         <w:pStyle w:val="Heading3"/>
@@ -2471,57 +2500,6 @@
             <w:pPr>
               <w:pStyle w:val="Compact"/>
             </w:pPr>
-            <w:hyperlink r:id="rId19">
-              <w:r>
-                <w:rPr>
-                  <w:rStyle w:val="Hyperlink"/>
-                </w:rPr>
-                <w:t xml:space="preserve">Watch</w:t>
-              </w:r>
-            </w:hyperlink>
-          </w:p>
-        </w:tc>
-      </w:tr>
-      <w:tr>
-        <w:tc>
-          <w:tcPr/>
-          <w:p>
-            <w:pPr>
-              <w:pStyle w:val="Compact"/>
-            </w:pPr>
-            <w:r>
-              <w:t xml:space="preserve">2</w:t>
-            </w:r>
-          </w:p>
-        </w:tc>
-        <w:tc>
-          <w:tcPr/>
-          <w:p>
-            <w:pPr>
-              <w:pStyle w:val="Compact"/>
-            </w:pPr>
-            <w:r>
-              <w:t xml:space="preserve">Cisco Secure Workload: Agent Configuration and Deployment – Golden Image VDI</w:t>
-            </w:r>
-          </w:p>
-        </w:tc>
-        <w:tc>
-          <w:tcPr/>
-          <w:p>
-            <w:pPr>
-              <w:pStyle w:val="Compact"/>
-            </w:pPr>
-            <w:r>
-              <w:t xml:space="preserve">Demonstrates deploying Secure Workload agents in virtual desktop infrastructure environments using golden images.</w:t>
-            </w:r>
-          </w:p>
-        </w:tc>
-        <w:tc>
-          <w:tcPr/>
-          <w:p>
-            <w:pPr>
-              <w:pStyle w:val="Compact"/>
-            </w:pPr>
             <w:hyperlink r:id="rId20">
               <w:r>
                 <w:rPr>
@@ -2541,29 +2519,29 @@
               <w:pStyle w:val="Compact"/>
             </w:pPr>
             <w:r>
-              <w:t xml:space="preserve">3</w:t>
-            </w:r>
-          </w:p>
-        </w:tc>
-        <w:tc>
-          <w:tcPr/>
-          <w:p>
-            <w:pPr>
-              <w:pStyle w:val="Compact"/>
-            </w:pPr>
-            <w:r>
-              <w:t xml:space="preserve">Cisco Secure Workload: Scopes</w:t>
-            </w:r>
-          </w:p>
-        </w:tc>
-        <w:tc>
-          <w:tcPr/>
-          <w:p>
-            <w:pPr>
-              <w:pStyle w:val="Compact"/>
-            </w:pPr>
-            <w:r>
-              <w:t xml:space="preserve">Explains how to use scopes to group workloads logically for policy application and management.</w:t>
+              <w:t xml:space="preserve">2</w:t>
+            </w:r>
+          </w:p>
+        </w:tc>
+        <w:tc>
+          <w:tcPr/>
+          <w:p>
+            <w:pPr>
+              <w:pStyle w:val="Compact"/>
+            </w:pPr>
+            <w:r>
+              <w:t xml:space="preserve">Cisco Secure Workload: Agent Configuration and Deployment – Golden Image VDI</w:t>
+            </w:r>
+          </w:p>
+        </w:tc>
+        <w:tc>
+          <w:tcPr/>
+          <w:p>
+            <w:pPr>
+              <w:pStyle w:val="Compact"/>
+            </w:pPr>
+            <w:r>
+              <w:t xml:space="preserve">Demonstrates deploying Secure Workload agents in virtual desktop infrastructure environments using golden images.</w:t>
             </w:r>
           </w:p>
         </w:tc>
@@ -2592,29 +2570,29 @@
               <w:pStyle w:val="Compact"/>
             </w:pPr>
             <w:r>
-              <w:t xml:space="preserve">4</w:t>
-            </w:r>
-          </w:p>
-        </w:tc>
-        <w:tc>
-          <w:tcPr/>
-          <w:p>
-            <w:pPr>
-              <w:pStyle w:val="Compact"/>
-            </w:pPr>
-            <w:r>
-              <w:t xml:space="preserve">Cisco Secure Workload: Labels</w:t>
-            </w:r>
-          </w:p>
-        </w:tc>
-        <w:tc>
-          <w:tcPr/>
-          <w:p>
-            <w:pPr>
-              <w:pStyle w:val="Compact"/>
-            </w:pPr>
-            <w:r>
-              <w:t xml:space="preserve">Details the use of labels to tag workloads for granular policy enforcement and visibility.</w:t>
+              <w:t xml:space="preserve">3</w:t>
+            </w:r>
+          </w:p>
+        </w:tc>
+        <w:tc>
+          <w:tcPr/>
+          <w:p>
+            <w:pPr>
+              <w:pStyle w:val="Compact"/>
+            </w:pPr>
+            <w:r>
+              <w:t xml:space="preserve">Cisco Secure Workload: Scopes</w:t>
+            </w:r>
+          </w:p>
+        </w:tc>
+        <w:tc>
+          <w:tcPr/>
+          <w:p>
+            <w:pPr>
+              <w:pStyle w:val="Compact"/>
+            </w:pPr>
+            <w:r>
+              <w:t xml:space="preserve">Explains how to use scopes to group workloads logically for policy application and management.</w:t>
             </w:r>
           </w:p>
         </w:tc>
@@ -2643,29 +2621,29 @@
               <w:pStyle w:val="Compact"/>
             </w:pPr>
             <w:r>
-              <w:t xml:space="preserve">5</w:t>
-            </w:r>
-          </w:p>
-        </w:tc>
-        <w:tc>
-          <w:tcPr/>
-          <w:p>
-            <w:pPr>
-              <w:pStyle w:val="Compact"/>
-            </w:pPr>
-            <w:r>
-              <w:t xml:space="preserve">Cisco Secure Workload: Inventory Filters</w:t>
-            </w:r>
-          </w:p>
-        </w:tc>
-        <w:tc>
-          <w:tcPr/>
-          <w:p>
-            <w:pPr>
-              <w:pStyle w:val="Compact"/>
-            </w:pPr>
-            <w:r>
-              <w:t xml:space="preserve">Shows how to filter inventory to focus on specific workloads or groups for analysis and policy.</w:t>
+              <w:t xml:space="preserve">4</w:t>
+            </w:r>
+          </w:p>
+        </w:tc>
+        <w:tc>
+          <w:tcPr/>
+          <w:p>
+            <w:pPr>
+              <w:pStyle w:val="Compact"/>
+            </w:pPr>
+            <w:r>
+              <w:t xml:space="preserve">Cisco Secure Workload: Labels</w:t>
+            </w:r>
+          </w:p>
+        </w:tc>
+        <w:tc>
+          <w:tcPr/>
+          <w:p>
+            <w:pPr>
+              <w:pStyle w:val="Compact"/>
+            </w:pPr>
+            <w:r>
+              <w:t xml:space="preserve">Details the use of labels to tag workloads for granular policy enforcement and visibility.</w:t>
             </w:r>
           </w:p>
         </w:tc>
@@ -2694,29 +2672,29 @@
               <w:pStyle w:val="Compact"/>
             </w:pPr>
             <w:r>
-              <w:t xml:space="preserve">6</w:t>
-            </w:r>
-          </w:p>
-        </w:tc>
-        <w:tc>
-          <w:tcPr/>
-          <w:p>
-            <w:pPr>
-              <w:pStyle w:val="Compact"/>
-            </w:pPr>
-            <w:r>
-              <w:t xml:space="preserve">Cisco Secure Workload: Production and Test Risk Reduction</w:t>
-            </w:r>
-          </w:p>
-        </w:tc>
-        <w:tc>
-          <w:tcPr/>
-          <w:p>
-            <w:pPr>
-              <w:pStyle w:val="Compact"/>
-            </w:pPr>
-            <w:r>
-              <w:t xml:space="preserve">Covers strategies to reduce risk in production and test environments using Secure Workload policies.</w:t>
+              <w:t xml:space="preserve">5</w:t>
+            </w:r>
+          </w:p>
+        </w:tc>
+        <w:tc>
+          <w:tcPr/>
+          <w:p>
+            <w:pPr>
+              <w:pStyle w:val="Compact"/>
+            </w:pPr>
+            <w:r>
+              <w:t xml:space="preserve">Cisco Secure Workload: Inventory Filters</w:t>
+            </w:r>
+          </w:p>
+        </w:tc>
+        <w:tc>
+          <w:tcPr/>
+          <w:p>
+            <w:pPr>
+              <w:pStyle w:val="Compact"/>
+            </w:pPr>
+            <w:r>
+              <w:t xml:space="preserve">Shows how to filter inventory to focus on specific workloads or groups for analysis and policy.</w:t>
             </w:r>
           </w:p>
         </w:tc>
@@ -2745,29 +2723,29 @@
               <w:pStyle w:val="Compact"/>
             </w:pPr>
             <w:r>
-              <w:t xml:space="preserve">7</w:t>
-            </w:r>
-          </w:p>
-        </w:tc>
-        <w:tc>
-          <w:tcPr/>
-          <w:p>
-            <w:pPr>
-              <w:pStyle w:val="Compact"/>
-            </w:pPr>
-            <w:r>
-              <w:t xml:space="preserve">Cisco Secure Workload: Application Dependency Mapping &amp; Policy Analysis</w:t>
-            </w:r>
-          </w:p>
-        </w:tc>
-        <w:tc>
-          <w:tcPr/>
-          <w:p>
-            <w:pPr>
-              <w:pStyle w:val="Compact"/>
-            </w:pPr>
-            <w:r>
-              <w:t xml:space="preserve">Demonstrates mapping application dependencies and analyzing policies for effective microsegmentation.</w:t>
+              <w:t xml:space="preserve">6</w:t>
+            </w:r>
+          </w:p>
+        </w:tc>
+        <w:tc>
+          <w:tcPr/>
+          <w:p>
+            <w:pPr>
+              <w:pStyle w:val="Compact"/>
+            </w:pPr>
+            <w:r>
+              <w:t xml:space="preserve">Cisco Secure Workload: Production and Test Risk Reduction</w:t>
+            </w:r>
+          </w:p>
+        </w:tc>
+        <w:tc>
+          <w:tcPr/>
+          <w:p>
+            <w:pPr>
+              <w:pStyle w:val="Compact"/>
+            </w:pPr>
+            <w:r>
+              <w:t xml:space="preserve">Covers strategies to reduce risk in production and test environments using Secure Workload policies.</w:t>
             </w:r>
           </w:p>
         </w:tc>
@@ -2796,29 +2774,29 @@
               <w:pStyle w:val="Compact"/>
             </w:pPr>
             <w:r>
-              <w:t xml:space="preserve">8</w:t>
-            </w:r>
-          </w:p>
-        </w:tc>
-        <w:tc>
-          <w:tcPr/>
-          <w:p>
-            <w:pPr>
-              <w:pStyle w:val="Compact"/>
-            </w:pPr>
-            <w:r>
-              <w:t xml:space="preserve">Cisco Secure Workload: Policy Visual and Quick Analysis</w:t>
-            </w:r>
-          </w:p>
-        </w:tc>
-        <w:tc>
-          <w:tcPr/>
-          <w:p>
-            <w:pPr>
-              <w:pStyle w:val="Compact"/>
-            </w:pPr>
-            <w:r>
-              <w:t xml:space="preserve">Provides tools for visualizing and quickly analyzing security policies and their impact.</w:t>
+              <w:t xml:space="preserve">7</w:t>
+            </w:r>
+          </w:p>
+        </w:tc>
+        <w:tc>
+          <w:tcPr/>
+          <w:p>
+            <w:pPr>
+              <w:pStyle w:val="Compact"/>
+            </w:pPr>
+            <w:r>
+              <w:t xml:space="preserve">Cisco Secure Workload: Application Dependency Mapping &amp; Policy Analysis</w:t>
+            </w:r>
+          </w:p>
+        </w:tc>
+        <w:tc>
+          <w:tcPr/>
+          <w:p>
+            <w:pPr>
+              <w:pStyle w:val="Compact"/>
+            </w:pPr>
+            <w:r>
+              <w:t xml:space="preserve">Demonstrates mapping application dependencies and analyzing policies for effective microsegmentation.</w:t>
             </w:r>
           </w:p>
         </w:tc>
@@ -2847,29 +2825,29 @@
               <w:pStyle w:val="Compact"/>
             </w:pPr>
             <w:r>
-              <w:t xml:space="preserve">9</w:t>
-            </w:r>
-          </w:p>
-        </w:tc>
-        <w:tc>
-          <w:tcPr/>
-          <w:p>
-            <w:pPr>
-              <w:pStyle w:val="Compact"/>
-            </w:pPr>
-            <w:r>
-              <w:t xml:space="preserve">Cisco Secure Workload: Dynamic Workloads &amp; Policy</w:t>
-            </w:r>
-          </w:p>
-        </w:tc>
-        <w:tc>
-          <w:tcPr/>
-          <w:p>
-            <w:pPr>
-              <w:pStyle w:val="Compact"/>
-            </w:pPr>
-            <w:r>
-              <w:t xml:space="preserve">Explains handling dynamic workloads and adapting policies accordingly.</w:t>
+              <w:t xml:space="preserve">8</w:t>
+            </w:r>
+          </w:p>
+        </w:tc>
+        <w:tc>
+          <w:tcPr/>
+          <w:p>
+            <w:pPr>
+              <w:pStyle w:val="Compact"/>
+            </w:pPr>
+            <w:r>
+              <w:t xml:space="preserve">Cisco Secure Workload: Policy Visual and Quick Analysis</w:t>
+            </w:r>
+          </w:p>
+        </w:tc>
+        <w:tc>
+          <w:tcPr/>
+          <w:p>
+            <w:pPr>
+              <w:pStyle w:val="Compact"/>
+            </w:pPr>
+            <w:r>
+              <w:t xml:space="preserve">Provides tools for visualizing and quickly analyzing security policies and their impact.</w:t>
             </w:r>
           </w:p>
         </w:tc>
@@ -2898,29 +2876,29 @@
               <w:pStyle w:val="Compact"/>
             </w:pPr>
             <w:r>
-              <w:t xml:space="preserve">10</w:t>
-            </w:r>
-          </w:p>
-        </w:tc>
-        <w:tc>
-          <w:tcPr/>
-          <w:p>
-            <w:pPr>
-              <w:pStyle w:val="Compact"/>
-            </w:pPr>
-            <w:r>
-              <w:t xml:space="preserve">Cisco Secure Workload: Flow Analysis</w:t>
-            </w:r>
-          </w:p>
-        </w:tc>
-        <w:tc>
-          <w:tcPr/>
-          <w:p>
-            <w:pPr>
-              <w:pStyle w:val="Compact"/>
-            </w:pPr>
-            <w:r>
-              <w:t xml:space="preserve">Details flow analysis capabilities to understand traffic patterns and detect anomalies.</w:t>
+              <w:t xml:space="preserve">9</w:t>
+            </w:r>
+          </w:p>
+        </w:tc>
+        <w:tc>
+          <w:tcPr/>
+          <w:p>
+            <w:pPr>
+              <w:pStyle w:val="Compact"/>
+            </w:pPr>
+            <w:r>
+              <w:t xml:space="preserve">Cisco Secure Workload: Dynamic Workloads &amp; Policy</w:t>
+            </w:r>
+          </w:p>
+        </w:tc>
+        <w:tc>
+          <w:tcPr/>
+          <w:p>
+            <w:pPr>
+              <w:pStyle w:val="Compact"/>
+            </w:pPr>
+            <w:r>
+              <w:t xml:space="preserve">Explains handling dynamic workloads and adapting policies accordingly.</w:t>
             </w:r>
           </w:p>
         </w:tc>
@@ -2941,9 +2919,60 @@
           </w:p>
         </w:tc>
       </w:tr>
+      <w:tr>
+        <w:tc>
+          <w:tcPr/>
+          <w:p>
+            <w:pPr>
+              <w:pStyle w:val="Compact"/>
+            </w:pPr>
+            <w:r>
+              <w:t xml:space="preserve">10</w:t>
+            </w:r>
+          </w:p>
+        </w:tc>
+        <w:tc>
+          <w:tcPr/>
+          <w:p>
+            <w:pPr>
+              <w:pStyle w:val="Compact"/>
+            </w:pPr>
+            <w:r>
+              <w:t xml:space="preserve">Cisco Secure Workload: Flow Analysis</w:t>
+            </w:r>
+          </w:p>
+        </w:tc>
+        <w:tc>
+          <w:tcPr/>
+          <w:p>
+            <w:pPr>
+              <w:pStyle w:val="Compact"/>
+            </w:pPr>
+            <w:r>
+              <w:t xml:space="preserve">Details flow analysis capabilities to understand traffic patterns and detect anomalies.</w:t>
+            </w:r>
+          </w:p>
+        </w:tc>
+        <w:tc>
+          <w:tcPr/>
+          <w:p>
+            <w:pPr>
+              <w:pStyle w:val="Compact"/>
+            </w:pPr>
+            <w:hyperlink r:id="rId29">
+              <w:r>
+                <w:rPr>
+                  <w:rStyle w:val="Hyperlink"/>
+                </w:rPr>
+                <w:t xml:space="preserve">Watch</w:t>
+              </w:r>
+            </w:hyperlink>
+          </w:p>
+        </w:tc>
+      </w:tr>
     </w:tbl>
-    <w:bookmarkEnd w:id="29"/>
-    <w:bookmarkStart w:id="35" w:name="X7e4ed10df8fd6d4fb06fc3b837581fae3b51b5d"/>
+    <w:bookmarkEnd w:id="30"/>
+    <w:bookmarkStart w:id="36" w:name="X7e4ed10df8fd6d4fb06fc3b837581fae3b51b5d"/>
     <w:p>
       <w:pPr>
         <w:pStyle w:val="Heading3"/>
@@ -3053,57 +3082,6 @@
             <w:pPr>
               <w:pStyle w:val="Compact"/>
             </w:pPr>
-            <w:hyperlink r:id="rId30">
-              <w:r>
-                <w:rPr>
-                  <w:rStyle w:val="Hyperlink"/>
-                </w:rPr>
-                <w:t xml:space="preserve">Watch</w:t>
-              </w:r>
-            </w:hyperlink>
-          </w:p>
-        </w:tc>
-      </w:tr>
-      <w:tr>
-        <w:tc>
-          <w:tcPr/>
-          <w:p>
-            <w:pPr>
-              <w:pStyle w:val="Compact"/>
-            </w:pPr>
-            <w:r>
-              <w:t xml:space="preserve">12</w:t>
-            </w:r>
-          </w:p>
-        </w:tc>
-        <w:tc>
-          <w:tcPr/>
-          <w:p>
-            <w:pPr>
-              <w:pStyle w:val="Compact"/>
-            </w:pPr>
-            <w:r>
-              <w:t xml:space="preserve">Cisco Secure Workload: Security Dashboard</w:t>
-            </w:r>
-          </w:p>
-        </w:tc>
-        <w:tc>
-          <w:tcPr/>
-          <w:p>
-            <w:pPr>
-              <w:pStyle w:val="Compact"/>
-            </w:pPr>
-            <w:r>
-              <w:t xml:space="preserve">Walks through the Secure Workload security dashboard: posture, risk indicators, and drill-downs.</w:t>
-            </w:r>
-          </w:p>
-        </w:tc>
-        <w:tc>
-          <w:tcPr/>
-          <w:p>
-            <w:pPr>
-              <w:pStyle w:val="Compact"/>
-            </w:pPr>
             <w:hyperlink r:id="rId31">
               <w:r>
                 <w:rPr>
@@ -3123,29 +3101,29 @@
               <w:pStyle w:val="Compact"/>
             </w:pPr>
             <w:r>
-              <w:t xml:space="preserve">13</w:t>
-            </w:r>
-          </w:p>
-        </w:tc>
-        <w:tc>
-          <w:tcPr/>
-          <w:p>
-            <w:pPr>
-              <w:pStyle w:val="Compact"/>
-            </w:pPr>
-            <w:r>
-              <w:t xml:space="preserve">Cisco Secure Workload: Forensics</w:t>
-            </w:r>
-          </w:p>
-        </w:tc>
-        <w:tc>
-          <w:tcPr/>
-          <w:p>
-            <w:pPr>
-              <w:pStyle w:val="Compact"/>
-            </w:pPr>
-            <w:r>
-              <w:t xml:space="preserve">Demonstrates Secure Workload's forensics capability for capturing process and flow evidence during investigations.</w:t>
+              <w:t xml:space="preserve">12</w:t>
+            </w:r>
+          </w:p>
+        </w:tc>
+        <w:tc>
+          <w:tcPr/>
+          <w:p>
+            <w:pPr>
+              <w:pStyle w:val="Compact"/>
+            </w:pPr>
+            <w:r>
+              <w:t xml:space="preserve">Cisco Secure Workload: Security Dashboard</w:t>
+            </w:r>
+          </w:p>
+        </w:tc>
+        <w:tc>
+          <w:tcPr/>
+          <w:p>
+            <w:pPr>
+              <w:pStyle w:val="Compact"/>
+            </w:pPr>
+            <w:r>
+              <w:t xml:space="preserve">Walks through the Secure Workload security dashboard: posture, risk indicators, and drill-downs.</w:t>
             </w:r>
           </w:p>
         </w:tc>
@@ -3174,29 +3152,29 @@
               <w:pStyle w:val="Compact"/>
             </w:pPr>
             <w:r>
-              <w:t xml:space="preserve">14</w:t>
-            </w:r>
-          </w:p>
-        </w:tc>
-        <w:tc>
-          <w:tcPr/>
-          <w:p>
-            <w:pPr>
-              <w:pStyle w:val="Compact"/>
-            </w:pPr>
-            <w:r>
-              <w:t xml:space="preserve">Cisco Secure Workload: Log4J Risk Reduction</w:t>
-            </w:r>
-          </w:p>
-        </w:tc>
-        <w:tc>
-          <w:tcPr/>
-          <w:p>
-            <w:pPr>
-              <w:pStyle w:val="Compact"/>
-            </w:pPr>
-            <w:r>
-              <w:t xml:space="preserve">Shows how to use Secure Workload to identify and contain Log4J (Log4Shell) exposure across workloads.</w:t>
+              <w:t xml:space="preserve">13</w:t>
+            </w:r>
+          </w:p>
+        </w:tc>
+        <w:tc>
+          <w:tcPr/>
+          <w:p>
+            <w:pPr>
+              <w:pStyle w:val="Compact"/>
+            </w:pPr>
+            <w:r>
+              <w:t xml:space="preserve">Cisco Secure Workload: Forensics</w:t>
+            </w:r>
+          </w:p>
+        </w:tc>
+        <w:tc>
+          <w:tcPr/>
+          <w:p>
+            <w:pPr>
+              <w:pStyle w:val="Compact"/>
+            </w:pPr>
+            <w:r>
+              <w:t xml:space="preserve">Demonstrates Secure Workload's forensics capability for capturing process and flow evidence during investigations.</w:t>
             </w:r>
           </w:p>
         </w:tc>
@@ -3225,29 +3203,29 @@
               <w:pStyle w:val="Compact"/>
             </w:pPr>
             <w:r>
-              <w:t xml:space="preserve">15</w:t>
-            </w:r>
-          </w:p>
-        </w:tc>
-        <w:tc>
-          <w:tcPr/>
-          <w:p>
-            <w:pPr>
-              <w:pStyle w:val="Compact"/>
-            </w:pPr>
-            <w:r>
-              <w:t xml:space="preserve">Cisco Secure Workload: SSH Risk Reduction</w:t>
-            </w:r>
-          </w:p>
-        </w:tc>
-        <w:tc>
-          <w:tcPr/>
-          <w:p>
-            <w:pPr>
-              <w:pStyle w:val="Compact"/>
-            </w:pPr>
-            <w:r>
-              <w:t xml:space="preserve">Demonstrates segmenting and controlling SSH paths between workloads using Secure Workload policy.</w:t>
+              <w:t xml:space="preserve">14</w:t>
+            </w:r>
+          </w:p>
+        </w:tc>
+        <w:tc>
+          <w:tcPr/>
+          <w:p>
+            <w:pPr>
+              <w:pStyle w:val="Compact"/>
+            </w:pPr>
+            <w:r>
+              <w:t xml:space="preserve">Cisco Secure Workload: Log4J Risk Reduction</w:t>
+            </w:r>
+          </w:p>
+        </w:tc>
+        <w:tc>
+          <w:tcPr/>
+          <w:p>
+            <w:pPr>
+              <w:pStyle w:val="Compact"/>
+            </w:pPr>
+            <w:r>
+              <w:t xml:space="preserve">Shows how to use Secure Workload to identify and contain Log4J (Log4Shell) exposure across workloads.</w:t>
             </w:r>
           </w:p>
         </w:tc>
@@ -3268,9 +3246,60 @@
           </w:p>
         </w:tc>
       </w:tr>
+      <w:tr>
+        <w:tc>
+          <w:tcPr/>
+          <w:p>
+            <w:pPr>
+              <w:pStyle w:val="Compact"/>
+            </w:pPr>
+            <w:r>
+              <w:t xml:space="preserve">15</w:t>
+            </w:r>
+          </w:p>
+        </w:tc>
+        <w:tc>
+          <w:tcPr/>
+          <w:p>
+            <w:pPr>
+              <w:pStyle w:val="Compact"/>
+            </w:pPr>
+            <w:r>
+              <w:t xml:space="preserve">Cisco Secure Workload: SSH Risk Reduction</w:t>
+            </w:r>
+          </w:p>
+        </w:tc>
+        <w:tc>
+          <w:tcPr/>
+          <w:p>
+            <w:pPr>
+              <w:pStyle w:val="Compact"/>
+            </w:pPr>
+            <w:r>
+              <w:t xml:space="preserve">Demonstrates segmenting and controlling SSH paths between workloads using Secure Workload policy.</w:t>
+            </w:r>
+          </w:p>
+        </w:tc>
+        <w:tc>
+          <w:tcPr/>
+          <w:p>
+            <w:pPr>
+              <w:pStyle w:val="Compact"/>
+            </w:pPr>
+            <w:hyperlink r:id="rId35">
+              <w:r>
+                <w:rPr>
+                  <w:rStyle w:val="Hyperlink"/>
+                </w:rPr>
+                <w:t xml:space="preserve">Watch</w:t>
+              </w:r>
+            </w:hyperlink>
+          </w:p>
+        </w:tc>
+      </w:tr>
     </w:tbl>
-    <w:bookmarkEnd w:id="35"/>
-    <w:bookmarkStart w:id="38" w:name="Xa25cb844b6c2e07d0eacf111776e9b686d70167"/>
+    <w:bookmarkEnd w:id="36"/>
+    <w:bookmarkStart w:id="39" w:name="Xa25cb844b6c2e07d0eacf111776e9b686d70167"/>
     <w:p>
       <w:pPr>
         <w:pStyle w:val="Heading3"/>
@@ -3380,57 +3409,6 @@
             <w:pPr>
               <w:pStyle w:val="Compact"/>
             </w:pPr>
-            <w:hyperlink r:id="rId36">
-              <w:r>
-                <w:rPr>
-                  <w:rStyle w:val="Hyperlink"/>
-                </w:rPr>
-                <w:t xml:space="preserve">Watch</w:t>
-              </w:r>
-            </w:hyperlink>
-          </w:p>
-        </w:tc>
-      </w:tr>
-      <w:tr>
-        <w:tc>
-          <w:tcPr/>
-          <w:p>
-            <w:pPr>
-              <w:pStyle w:val="Compact"/>
-            </w:pPr>
-            <w:r>
-              <w:t xml:space="preserve">17</w:t>
-            </w:r>
-          </w:p>
-        </w:tc>
-        <w:tc>
-          <w:tcPr/>
-          <w:p>
-            <w:pPr>
-              <w:pStyle w:val="Compact"/>
-            </w:pPr>
-            <w:r>
-              <w:t xml:space="preserve">Cisco Secure Workload: Virtual Desktop Interface (VDI) Segmentation</w:t>
-            </w:r>
-          </w:p>
-        </w:tc>
-        <w:tc>
-          <w:tcPr/>
-          <w:p>
-            <w:pPr>
-              <w:pStyle w:val="Compact"/>
-            </w:pPr>
-            <w:r>
-              <w:t xml:space="preserve">Covers segmenting VDI environments where many users share a small set of golden images.</w:t>
-            </w:r>
-          </w:p>
-        </w:tc>
-        <w:tc>
-          <w:tcPr/>
-          <w:p>
-            <w:pPr>
-              <w:pStyle w:val="Compact"/>
-            </w:pPr>
             <w:hyperlink r:id="rId37">
               <w:r>
                 <w:rPr>
@@ -3442,9 +3420,60 @@
           </w:p>
         </w:tc>
       </w:tr>
+      <w:tr>
+        <w:tc>
+          <w:tcPr/>
+          <w:p>
+            <w:pPr>
+              <w:pStyle w:val="Compact"/>
+            </w:pPr>
+            <w:r>
+              <w:t xml:space="preserve">17</w:t>
+            </w:r>
+          </w:p>
+        </w:tc>
+        <w:tc>
+          <w:tcPr/>
+          <w:p>
+            <w:pPr>
+              <w:pStyle w:val="Compact"/>
+            </w:pPr>
+            <w:r>
+              <w:t xml:space="preserve">Cisco Secure Workload: Virtual Desktop Interface (VDI) Segmentation</w:t>
+            </w:r>
+          </w:p>
+        </w:tc>
+        <w:tc>
+          <w:tcPr/>
+          <w:p>
+            <w:pPr>
+              <w:pStyle w:val="Compact"/>
+            </w:pPr>
+            <w:r>
+              <w:t xml:space="preserve">Covers segmenting VDI environments where many users share a small set of golden images.</w:t>
+            </w:r>
+          </w:p>
+        </w:tc>
+        <w:tc>
+          <w:tcPr/>
+          <w:p>
+            <w:pPr>
+              <w:pStyle w:val="Compact"/>
+            </w:pPr>
+            <w:hyperlink r:id="rId38">
+              <w:r>
+                <w:rPr>
+                  <w:rStyle w:val="Hyperlink"/>
+                </w:rPr>
+                <w:t xml:space="preserve">Watch</w:t>
+              </w:r>
+            </w:hyperlink>
+          </w:p>
+        </w:tc>
+      </w:tr>
     </w:tbl>
-    <w:bookmarkEnd w:id="38"/>
-    <w:bookmarkStart w:id="44" w:name="Xe84731e0fb2aae3b4cd16e37c76ea5e8e3c2cb2"/>
+    <w:bookmarkEnd w:id="39"/>
+    <w:bookmarkStart w:id="45" w:name="Xe84731e0fb2aae3b4cd16e37c76ea5e8e3c2cb2"/>
     <w:p>
       <w:pPr>
         <w:pStyle w:val="Heading3"/>
@@ -3554,57 +3583,6 @@
             <w:pPr>
               <w:pStyle w:val="Compact"/>
             </w:pPr>
-            <w:hyperlink r:id="rId39">
-              <w:r>
-                <w:rPr>
-                  <w:rStyle w:val="Hyperlink"/>
-                </w:rPr>
-                <w:t xml:space="preserve">Watch</w:t>
-              </w:r>
-            </w:hyperlink>
-          </w:p>
-        </w:tc>
-      </w:tr>
-      <w:tr>
-        <w:tc>
-          <w:tcPr/>
-          <w:p>
-            <w:pPr>
-              <w:pStyle w:val="Compact"/>
-            </w:pPr>
-            <w:r>
-              <w:t xml:space="preserve">19</w:t>
-            </w:r>
-          </w:p>
-        </w:tc>
-        <w:tc>
-          <w:tcPr/>
-          <w:p>
-            <w:pPr>
-              <w:pStyle w:val="Compact"/>
-            </w:pPr>
-            <w:r>
-              <w:t xml:space="preserve">Secure Workload &amp; Firewall Integration (Part 2)</w:t>
-            </w:r>
-          </w:p>
-        </w:tc>
-        <w:tc>
-          <w:tcPr/>
-          <w:p>
-            <w:pPr>
-              <w:pStyle w:val="Compact"/>
-            </w:pPr>
-            <w:r>
-              <w:t xml:space="preserve">Part 2: deployment patterns and policy flow.</w:t>
-            </w:r>
-          </w:p>
-        </w:tc>
-        <w:tc>
-          <w:tcPr/>
-          <w:p>
-            <w:pPr>
-              <w:pStyle w:val="Compact"/>
-            </w:pPr>
             <w:hyperlink r:id="rId40">
               <w:r>
                 <w:rPr>
@@ -3624,29 +3602,29 @@
               <w:pStyle w:val="Compact"/>
             </w:pPr>
             <w:r>
-              <w:t xml:space="preserve">20</w:t>
-            </w:r>
-          </w:p>
-        </w:tc>
-        <w:tc>
-          <w:tcPr/>
-          <w:p>
-            <w:pPr>
-              <w:pStyle w:val="Compact"/>
-            </w:pPr>
-            <w:r>
-              <w:t xml:space="preserve">Secure Workload &amp; Firewall Integration (Part 3)</w:t>
-            </w:r>
-          </w:p>
-        </w:tc>
-        <w:tc>
-          <w:tcPr/>
-          <w:p>
-            <w:pPr>
-              <w:pStyle w:val="Compact"/>
-            </w:pPr>
-            <w:r>
-              <w:t xml:space="preserve">Part 3: enforcement, telemetry, and operational considerations.</w:t>
+              <w:t xml:space="preserve">19</w:t>
+            </w:r>
+          </w:p>
+        </w:tc>
+        <w:tc>
+          <w:tcPr/>
+          <w:p>
+            <w:pPr>
+              <w:pStyle w:val="Compact"/>
+            </w:pPr>
+            <w:r>
+              <w:t xml:space="preserve">Secure Workload &amp; Firewall Integration (Part 2)</w:t>
+            </w:r>
+          </w:p>
+        </w:tc>
+        <w:tc>
+          <w:tcPr/>
+          <w:p>
+            <w:pPr>
+              <w:pStyle w:val="Compact"/>
+            </w:pPr>
+            <w:r>
+              <w:t xml:space="preserve">Part 2: deployment patterns and policy flow.</w:t>
             </w:r>
           </w:p>
         </w:tc>
@@ -3675,6 +3653,57 @@
               <w:pStyle w:val="Compact"/>
             </w:pPr>
             <w:r>
+              <w:t xml:space="preserve">20</w:t>
+            </w:r>
+          </w:p>
+        </w:tc>
+        <w:tc>
+          <w:tcPr/>
+          <w:p>
+            <w:pPr>
+              <w:pStyle w:val="Compact"/>
+            </w:pPr>
+            <w:r>
+              <w:t xml:space="preserve">Secure Workload &amp; Firewall Integration (Part 3)</w:t>
+            </w:r>
+          </w:p>
+        </w:tc>
+        <w:tc>
+          <w:tcPr/>
+          <w:p>
+            <w:pPr>
+              <w:pStyle w:val="Compact"/>
+            </w:pPr>
+            <w:r>
+              <w:t xml:space="preserve">Part 3: enforcement, telemetry, and operational considerations.</w:t>
+            </w:r>
+          </w:p>
+        </w:tc>
+        <w:tc>
+          <w:tcPr/>
+          <w:p>
+            <w:pPr>
+              <w:pStyle w:val="Compact"/>
+            </w:pPr>
+            <w:hyperlink r:id="rId42">
+              <w:r>
+                <w:rPr>
+                  <w:rStyle w:val="Hyperlink"/>
+                </w:rPr>
+                <w:t xml:space="preserve">Watch</w:t>
+              </w:r>
+            </w:hyperlink>
+          </w:p>
+        </w:tc>
+      </w:tr>
+      <w:tr>
+        <w:tc>
+          <w:tcPr/>
+          <w:p>
+            <w:pPr>
+              <w:pStyle w:val="Compact"/>
+            </w:pPr>
+            <w:r>
               <w:t xml:space="preserve">21</w:t>
             </w:r>
           </w:p>
@@ -3707,7 +3736,7 @@
             <w:pPr>
               <w:pStyle w:val="Compact"/>
             </w:pPr>
-            <w:hyperlink r:id="rId42">
+            <w:hyperlink r:id="rId43">
               <w:r>
                 <w:rPr>
                   <w:rStyle w:val="Hyperlink"/>
@@ -3758,7 +3787,7 @@
             <w:pPr>
               <w:pStyle w:val="Compact"/>
             </w:pPr>
-            <w:hyperlink r:id="rId43">
+            <w:hyperlink r:id="rId44">
               <w:r>
                 <w:rPr>
                   <w:rStyle w:val="Hyperlink"/>
@@ -3770,8 +3799,8 @@
         </w:tc>
       </w:tr>
     </w:tbl>
-    <w:bookmarkEnd w:id="44"/>
-    <w:bookmarkStart w:id="48" w:name="X9aa0f006b1b738a1139363b734f7ac8f93e2172"/>
+    <w:bookmarkEnd w:id="45"/>
+    <w:bookmarkStart w:id="49" w:name="X9aa0f006b1b738a1139363b734f7ac8f93e2172"/>
     <w:p>
       <w:pPr>
         <w:pStyle w:val="Heading3"/>
@@ -3881,57 +3910,6 @@
             <w:pPr>
               <w:pStyle w:val="Compact"/>
             </w:pPr>
-            <w:hyperlink r:id="rId45">
-              <w:r>
-                <w:rPr>
-                  <w:rStyle w:val="Hyperlink"/>
-                </w:rPr>
-                <w:t xml:space="preserve">Watch</w:t>
-              </w:r>
-            </w:hyperlink>
-          </w:p>
-        </w:tc>
-      </w:tr>
-      <w:tr>
-        <w:tc>
-          <w:tcPr/>
-          <w:p>
-            <w:pPr>
-              <w:pStyle w:val="Compact"/>
-            </w:pPr>
-            <w:r>
-              <w:t xml:space="preserve">24</w:t>
-            </w:r>
-          </w:p>
-        </w:tc>
-        <w:tc>
-          <w:tcPr/>
-          <w:p>
-            <w:pPr>
-              <w:pStyle w:val="Compact"/>
-            </w:pPr>
-            <w:r>
-              <w:t xml:space="preserve">Cisco Tetration and F5 BIG-IP AFM</w:t>
-            </w:r>
-          </w:p>
-        </w:tc>
-        <w:tc>
-          <w:tcPr/>
-          <w:p>
-            <w:pPr>
-              <w:pStyle w:val="Compact"/>
-            </w:pPr>
-            <w:r>
-              <w:t xml:space="preserve">Covers integration with F5 BIG-IP AFM (Advanced Firewall Manager) for additional flow context.</w:t>
-            </w:r>
-          </w:p>
-        </w:tc>
-        <w:tc>
-          <w:tcPr/>
-          <w:p>
-            <w:pPr>
-              <w:pStyle w:val="Compact"/>
-            </w:pPr>
             <w:hyperlink r:id="rId46">
               <w:r>
                 <w:rPr>
@@ -3951,29 +3929,29 @@
               <w:pStyle w:val="Compact"/>
             </w:pPr>
             <w:r>
-              <w:t xml:space="preserve">25</w:t>
-            </w:r>
-          </w:p>
-        </w:tc>
-        <w:tc>
-          <w:tcPr/>
-          <w:p>
-            <w:pPr>
-              <w:pStyle w:val="Compact"/>
-            </w:pPr>
-            <w:r>
-              <w:t xml:space="preserve">Cisco Tetration and F5 BIG-IP IPFIX Configuration</w:t>
-            </w:r>
-          </w:p>
-        </w:tc>
-        <w:tc>
-          <w:tcPr/>
-          <w:p>
-            <w:pPr>
-              <w:pStyle w:val="Compact"/>
-            </w:pPr>
-            <w:r>
-              <w:t xml:space="preserve">Configuration walk-through for sending IPFIX flow records from F5 BIG-IP into Secure Workload.</w:t>
+              <w:t xml:space="preserve">24</w:t>
+            </w:r>
+          </w:p>
+        </w:tc>
+        <w:tc>
+          <w:tcPr/>
+          <w:p>
+            <w:pPr>
+              <w:pStyle w:val="Compact"/>
+            </w:pPr>
+            <w:r>
+              <w:t xml:space="preserve">Cisco Tetration and F5 BIG-IP AFM</w:t>
+            </w:r>
+          </w:p>
+        </w:tc>
+        <w:tc>
+          <w:tcPr/>
+          <w:p>
+            <w:pPr>
+              <w:pStyle w:val="Compact"/>
+            </w:pPr>
+            <w:r>
+              <w:t xml:space="preserve">Covers integration with F5 BIG-IP AFM (Advanced Firewall Manager) for additional flow context.</w:t>
             </w:r>
           </w:p>
         </w:tc>
@@ -3994,9 +3972,60 @@
           </w:p>
         </w:tc>
       </w:tr>
+      <w:tr>
+        <w:tc>
+          <w:tcPr/>
+          <w:p>
+            <w:pPr>
+              <w:pStyle w:val="Compact"/>
+            </w:pPr>
+            <w:r>
+              <w:t xml:space="preserve">25</w:t>
+            </w:r>
+          </w:p>
+        </w:tc>
+        <w:tc>
+          <w:tcPr/>
+          <w:p>
+            <w:pPr>
+              <w:pStyle w:val="Compact"/>
+            </w:pPr>
+            <w:r>
+              <w:t xml:space="preserve">Cisco Tetration and F5 BIG-IP IPFIX Configuration</w:t>
+            </w:r>
+          </w:p>
+        </w:tc>
+        <w:tc>
+          <w:tcPr/>
+          <w:p>
+            <w:pPr>
+              <w:pStyle w:val="Compact"/>
+            </w:pPr>
+            <w:r>
+              <w:t xml:space="preserve">Configuration walk-through for sending IPFIX flow records from F5 BIG-IP into Secure Workload.</w:t>
+            </w:r>
+          </w:p>
+        </w:tc>
+        <w:tc>
+          <w:tcPr/>
+          <w:p>
+            <w:pPr>
+              <w:pStyle w:val="Compact"/>
+            </w:pPr>
+            <w:hyperlink r:id="rId48">
+              <w:r>
+                <w:rPr>
+                  <w:rStyle w:val="Hyperlink"/>
+                </w:rPr>
+                <w:t xml:space="preserve">Watch</w:t>
+              </w:r>
+            </w:hyperlink>
+          </w:p>
+        </w:tc>
+      </w:tr>
     </w:tbl>
-    <w:bookmarkEnd w:id="48"/>
-    <w:bookmarkStart w:id="54" w:name="X4bf09ee1bba42ec2ec42d9c65ff0742e1c265e7"/>
+    <w:bookmarkEnd w:id="49"/>
+    <w:bookmarkStart w:id="55" w:name="X4bf09ee1bba42ec2ec42d9c65ff0742e1c265e7"/>
     <w:p>
       <w:pPr>
         <w:pStyle w:val="Heading3"/>
@@ -4106,57 +4135,6 @@
             <w:pPr>
               <w:pStyle w:val="Compact"/>
             </w:pPr>
-            <w:hyperlink r:id="rId49">
-              <w:r>
-                <w:rPr>
-                  <w:rStyle w:val="Hyperlink"/>
-                </w:rPr>
-                <w:t xml:space="preserve">Watch</w:t>
-              </w:r>
-            </w:hyperlink>
-          </w:p>
-        </w:tc>
-      </w:tr>
-      <w:tr>
-        <w:tc>
-          <w:tcPr/>
-          <w:p>
-            <w:pPr>
-              <w:pStyle w:val="Compact"/>
-            </w:pPr>
-            <w:r>
-              <w:t xml:space="preserve">27</w:t>
-            </w:r>
-          </w:p>
-        </w:tc>
-        <w:tc>
-          <w:tcPr/>
-          <w:p>
-            <w:pPr>
-              <w:pStyle w:val="Compact"/>
-            </w:pPr>
-            <w:r>
-              <w:t xml:space="preserve">Cisco Secure Workload — Infoblox Integration</w:t>
-            </w:r>
-          </w:p>
-        </w:tc>
-        <w:tc>
-          <w:tcPr/>
-          <w:p>
-            <w:pPr>
-              <w:pStyle w:val="Compact"/>
-            </w:pPr>
-            <w:r>
-              <w:t xml:space="preserve">Covers integrating Infoblox DNS / IPAM data for richer workload context inside Secure Workload.</w:t>
-            </w:r>
-          </w:p>
-        </w:tc>
-        <w:tc>
-          <w:tcPr/>
-          <w:p>
-            <w:pPr>
-              <w:pStyle w:val="Compact"/>
-            </w:pPr>
             <w:hyperlink r:id="rId50">
               <w:r>
                 <w:rPr>
@@ -4176,29 +4154,29 @@
               <w:pStyle w:val="Compact"/>
             </w:pPr>
             <w:r>
-              <w:t xml:space="preserve">28</w:t>
-            </w:r>
-          </w:p>
-        </w:tc>
-        <w:tc>
-          <w:tcPr/>
-          <w:p>
-            <w:pPr>
-              <w:pStyle w:val="Compact"/>
-            </w:pPr>
-            <w:r>
-              <w:t xml:space="preserve">Cisco Secure Workload and Algosec Integration</w:t>
-            </w:r>
-          </w:p>
-        </w:tc>
-        <w:tc>
-          <w:tcPr/>
-          <w:p>
-            <w:pPr>
-              <w:pStyle w:val="Compact"/>
-            </w:pPr>
-            <w:r>
-              <w:t xml:space="preserve">Covers integrating Algosec for policy analysis and firewall-policy lifecycle alongside Secure Workload.</w:t>
+              <w:t xml:space="preserve">27</w:t>
+            </w:r>
+          </w:p>
+        </w:tc>
+        <w:tc>
+          <w:tcPr/>
+          <w:p>
+            <w:pPr>
+              <w:pStyle w:val="Compact"/>
+            </w:pPr>
+            <w:r>
+              <w:t xml:space="preserve">Cisco Secure Workload — Infoblox Integration</w:t>
+            </w:r>
+          </w:p>
+        </w:tc>
+        <w:tc>
+          <w:tcPr/>
+          <w:p>
+            <w:pPr>
+              <w:pStyle w:val="Compact"/>
+            </w:pPr>
+            <w:r>
+              <w:t xml:space="preserve">Covers integrating Infoblox DNS / IPAM data for richer workload context inside Secure Workload.</w:t>
             </w:r>
           </w:p>
         </w:tc>
@@ -4227,29 +4205,29 @@
               <w:pStyle w:val="Compact"/>
             </w:pPr>
             <w:r>
-              <w:t xml:space="preserve">29</w:t>
-            </w:r>
-          </w:p>
-        </w:tc>
-        <w:tc>
-          <w:tcPr/>
-          <w:p>
-            <w:pPr>
-              <w:pStyle w:val="Compact"/>
-            </w:pPr>
-            <w:r>
-              <w:t xml:space="preserve">Cisco Secure Workload and ISE (In Action)</w:t>
-            </w:r>
-          </w:p>
-        </w:tc>
-        <w:tc>
-          <w:tcPr/>
-          <w:p>
-            <w:pPr>
-              <w:pStyle w:val="Compact"/>
-            </w:pPr>
-            <w:r>
-              <w:t xml:space="preserve">Demonstrates Secure Workload integration with Cisco ISE for user and device identity context.</w:t>
+              <w:t xml:space="preserve">28</w:t>
+            </w:r>
+          </w:p>
+        </w:tc>
+        <w:tc>
+          <w:tcPr/>
+          <w:p>
+            <w:pPr>
+              <w:pStyle w:val="Compact"/>
+            </w:pPr>
+            <w:r>
+              <w:t xml:space="preserve">Cisco Secure Workload and Algosec Integration</w:t>
+            </w:r>
+          </w:p>
+        </w:tc>
+        <w:tc>
+          <w:tcPr/>
+          <w:p>
+            <w:pPr>
+              <w:pStyle w:val="Compact"/>
+            </w:pPr>
+            <w:r>
+              <w:t xml:space="preserve">Covers integrating Algosec for policy analysis and firewall-policy lifecycle alongside Secure Workload.</w:t>
             </w:r>
           </w:p>
         </w:tc>
@@ -4278,29 +4256,29 @@
               <w:pStyle w:val="Compact"/>
             </w:pPr>
             <w:r>
-              <w:t xml:space="preserve">30</w:t>
-            </w:r>
-          </w:p>
-        </w:tc>
-        <w:tc>
-          <w:tcPr/>
-          <w:p>
-            <w:pPr>
-              <w:pStyle w:val="Compact"/>
-            </w:pPr>
-            <w:r>
-              <w:t xml:space="preserve">FMC Integration with Edge / Ingest / Appliance</w:t>
-            </w:r>
-          </w:p>
-        </w:tc>
-        <w:tc>
-          <w:tcPr/>
-          <w:p>
-            <w:pPr>
-              <w:pStyle w:val="Compact"/>
-            </w:pPr>
-            <w:r>
-              <w:t xml:space="preserve">Covers integrating Cisco FMC (Firewall Management Center) through Secure Workload's Edge, Ingest, and Appliance integration paths.</w:t>
+              <w:t xml:space="preserve">29</w:t>
+            </w:r>
+          </w:p>
+        </w:tc>
+        <w:tc>
+          <w:tcPr/>
+          <w:p>
+            <w:pPr>
+              <w:pStyle w:val="Compact"/>
+            </w:pPr>
+            <w:r>
+              <w:t xml:space="preserve">Cisco Secure Workload and ISE (In Action)</w:t>
+            </w:r>
+          </w:p>
+        </w:tc>
+        <w:tc>
+          <w:tcPr/>
+          <w:p>
+            <w:pPr>
+              <w:pStyle w:val="Compact"/>
+            </w:pPr>
+            <w:r>
+              <w:t xml:space="preserve">Demonstrates Secure Workload integration with Cisco ISE for user and device identity context.</w:t>
             </w:r>
           </w:p>
         </w:tc>
@@ -4321,9 +4299,60 @@
           </w:p>
         </w:tc>
       </w:tr>
+      <w:tr>
+        <w:tc>
+          <w:tcPr/>
+          <w:p>
+            <w:pPr>
+              <w:pStyle w:val="Compact"/>
+            </w:pPr>
+            <w:r>
+              <w:t xml:space="preserve">30</w:t>
+            </w:r>
+          </w:p>
+        </w:tc>
+        <w:tc>
+          <w:tcPr/>
+          <w:p>
+            <w:pPr>
+              <w:pStyle w:val="Compact"/>
+            </w:pPr>
+            <w:r>
+              <w:t xml:space="preserve">FMC Integration with Edge / Ingest / Appliance</w:t>
+            </w:r>
+          </w:p>
+        </w:tc>
+        <w:tc>
+          <w:tcPr/>
+          <w:p>
+            <w:pPr>
+              <w:pStyle w:val="Compact"/>
+            </w:pPr>
+            <w:r>
+              <w:t xml:space="preserve">Covers integrating Cisco FMC (Firewall Management Center) through Secure Workload's Edge, Ingest, and Appliance integration paths.</w:t>
+            </w:r>
+          </w:p>
+        </w:tc>
+        <w:tc>
+          <w:tcPr/>
+          <w:p>
+            <w:pPr>
+              <w:pStyle w:val="Compact"/>
+            </w:pPr>
+            <w:hyperlink r:id="rId54">
+              <w:r>
+                <w:rPr>
+                  <w:rStyle w:val="Hyperlink"/>
+                </w:rPr>
+                <w:t xml:space="preserve">Watch</w:t>
+              </w:r>
+            </w:hyperlink>
+          </w:p>
+        </w:tc>
+      </w:tr>
     </w:tbl>
-    <w:bookmarkEnd w:id="54"/>
-    <w:bookmarkStart w:id="56" w:name="X55b54997538aa12b2c052078f6e47c5b6dc01c1"/>
+    <w:bookmarkEnd w:id="55"/>
+    <w:bookmarkStart w:id="57" w:name="X55b54997538aa12b2c052078f6e47c5b6dc01c1"/>
     <w:p>
       <w:pPr>
         <w:pStyle w:val="Heading3"/>
@@ -4433,7 +4462,7 @@
             <w:pPr>
               <w:pStyle w:val="Compact"/>
             </w:pPr>
-            <w:hyperlink r:id="rId55">
+            <w:hyperlink r:id="rId56">
               <w:r>
                 <w:rPr>
                   <w:rStyle w:val="Hyperlink"/>
@@ -4445,8 +4474,8 @@
         </w:tc>
       </w:tr>
     </w:tbl>
-    <w:bookmarkEnd w:id="56"/>
-    <w:bookmarkStart w:id="57" w:name="suggested-watch-order"/>
+    <w:bookmarkEnd w:id="57"/>
+    <w:bookmarkStart w:id="58" w:name="suggested-watch-order"/>
     <w:p>
       <w:pPr>
         <w:pStyle w:val="Heading3"/>
@@ -4624,9 +4653,9 @@
         </w:pict>
       </w:r>
     </w:p>
-    <w:bookmarkEnd w:id="57"/>
     <w:bookmarkEnd w:id="58"/>
-    <w:bookmarkStart w:id="62" w:name="Xb9f64f467495bd55447e9bc3c7ae8dd7dbb3895"/>
+    <w:bookmarkEnd w:id="59"/>
+    <w:bookmarkStart w:id="63" w:name="Xb9f64f467495bd55447e9bc3c7ae8dd7dbb3895"/>
     <w:p>
       <w:pPr>
         <w:pStyle w:val="Heading2"/>
@@ -4635,7 +4664,7 @@
         <w:t xml:space="preserve">7. How to Explain CSW in a Customer Meeting</w:t>
       </w:r>
     </w:p>
-    <w:bookmarkStart w:id="59" w:name="X02667f004e9d93967c02b53649e8d7704fae290"/>
+    <w:bookmarkStart w:id="60" w:name="X02667f004e9d93967c02b53649e8d7704fae290"/>
     <w:p>
       <w:pPr>
         <w:pStyle w:val="Heading3"/>
@@ -4652,8 +4681,8 @@
         <w:t xml:space="preserve">Cisco Secure Workload helps customers discover how applications communicate and then safely enforce least-privilege segmentation policies around those applications. It starts with visibility and dependency mapping, uses labels and observed behavior to create policy, and supports staged enforcement so teams can reduce lateral movement risk without breaking applications.</w:t>
       </w:r>
     </w:p>
-    <w:bookmarkEnd w:id="59"/>
-    <w:bookmarkStart w:id="60" w:name="X245c304b430f838300b4e5d227cae86dea678fa"/>
+    <w:bookmarkEnd w:id="60"/>
+    <w:bookmarkStart w:id="61" w:name="X245c304b430f838300b4e5d227cae86dea678fa"/>
     <w:p>
       <w:pPr>
         <w:pStyle w:val="Heading3"/>
@@ -4670,8 +4699,8 @@
         <w:t xml:space="preserve">Most enterprises want micro-segmentation, but they hesitate because they do not fully know what their applications depend on. CSW starts by collecting workload telemetry, flow visibility, process context, cloud metadata, and CMDB labels. That data helps application teams understand real dependencies. From there, teams can model policy, see what would be blocked, tune the rules, and move selected workloads from monitor mode to enforcement. CSW is especially useful when customers need consistent segmentation across data center and cloud environments.</w:t>
       </w:r>
     </w:p>
-    <w:bookmarkEnd w:id="60"/>
-    <w:bookmarkStart w:id="61" w:name="common-positioning"/>
+    <w:bookmarkEnd w:id="61"/>
+    <w:bookmarkStart w:id="62" w:name="common-positioning"/>
     <w:p>
       <w:pPr>
         <w:pStyle w:val="Heading3"/>
@@ -4797,9 +4826,9 @@
         </w:pict>
       </w:r>
     </w:p>
-    <w:bookmarkEnd w:id="61"/>
     <w:bookmarkEnd w:id="62"/>
-    <w:bookmarkStart w:id="72" w:name="X861afc8e8f3d3fa2cbc4317cb6150d80f9f9ccf"/>
+    <w:bookmarkEnd w:id="63"/>
+    <w:bookmarkStart w:id="73" w:name="X861afc8e8f3d3fa2cbc4317cb6150d80f9f9ccf"/>
     <w:p>
       <w:pPr>
         <w:pStyle w:val="Heading2"/>
@@ -4808,7 +4837,7 @@
         <w:t xml:space="preserve">8. CSW Onboarding Runbook</w:t>
       </w:r>
     </w:p>
-    <w:bookmarkStart w:id="63" w:name="phase-0---confirm-scope-and-outcomes"/>
+    <w:bookmarkStart w:id="64" w:name="phase-0---confirm-scope-and-outcomes"/>
     <w:p>
       <w:pPr>
         <w:pStyle w:val="Heading3"/>
@@ -4992,8 +5021,8 @@
         </w:pict>
       </w:r>
     </w:p>
-    <w:bookmarkEnd w:id="63"/>
-    <w:bookmarkStart w:id="64" w:name="phase-1---prepare-the-tenant-and-access"/>
+    <w:bookmarkEnd w:id="64"/>
+    <w:bookmarkStart w:id="65" w:name="phase-1---prepare-the-tenant-and-access"/>
     <w:p>
       <w:pPr>
         <w:pStyle w:val="Heading3"/>
@@ -5117,8 +5146,8 @@
         </w:pict>
       </w:r>
     </w:p>
-    <w:bookmarkEnd w:id="64"/>
-    <w:bookmarkStart w:id="65" w:name="phase-2---build-the-label-strategy"/>
+    <w:bookmarkEnd w:id="65"/>
+    <w:bookmarkStart w:id="66" w:name="phase-2---build-the-label-strategy"/>
     <w:p>
       <w:pPr>
         <w:pStyle w:val="Heading3"/>
@@ -5684,8 +5713,8 @@
         </w:pict>
       </w:r>
     </w:p>
-    <w:bookmarkEnd w:id="65"/>
-    <w:bookmarkStart w:id="66" w:name="phase-3---deploy-agents-and-connectors"/>
+    <w:bookmarkEnd w:id="66"/>
+    <w:bookmarkStart w:id="67" w:name="phase-3---deploy-agents-and-connectors"/>
     <w:p>
       <w:pPr>
         <w:pStyle w:val="Heading3"/>
@@ -5821,8 +5850,8 @@
         </w:pict>
       </w:r>
     </w:p>
-    <w:bookmarkEnd w:id="66"/>
-    <w:bookmarkStart w:id="67" w:name="X85d4e4be5891f720f2552e26364a87ec66b02af"/>
+    <w:bookmarkEnd w:id="67"/>
+    <w:bookmarkStart w:id="68" w:name="X85d4e4be5891f720f2552e26364a87ec66b02af"/>
     <w:p>
       <w:pPr>
         <w:pStyle w:val="Heading3"/>
@@ -5958,8 +5987,8 @@
         </w:pict>
       </w:r>
     </w:p>
-    <w:bookmarkEnd w:id="67"/>
-    <w:bookmarkStart w:id="68" w:name="phase-5---model-policy"/>
+    <w:bookmarkEnd w:id="68"/>
+    <w:bookmarkStart w:id="69" w:name="phase-5---model-policy"/>
     <w:p>
       <w:pPr>
         <w:pStyle w:val="Heading3"/>
@@ -6095,8 +6124,8 @@
         </w:pict>
       </w:r>
     </w:p>
-    <w:bookmarkEnd w:id="68"/>
-    <w:bookmarkStart w:id="69" w:name="phase-6---start-in-monitor-mode"/>
+    <w:bookmarkEnd w:id="69"/>
+    <w:bookmarkStart w:id="70" w:name="phase-6---start-in-monitor-mode"/>
     <w:p>
       <w:pPr>
         <w:pStyle w:val="Heading3"/>
@@ -6220,8 +6249,8 @@
         </w:pict>
       </w:r>
     </w:p>
-    <w:bookmarkEnd w:id="69"/>
-    <w:bookmarkStart w:id="70" w:name="phase-7---enforce-in-a-controlled-scope"/>
+    <w:bookmarkEnd w:id="70"/>
+    <w:bookmarkStart w:id="71" w:name="phase-7---enforce-in-a-controlled-scope"/>
     <w:p>
       <w:pPr>
         <w:pStyle w:val="Heading3"/>
@@ -6381,8 +6410,8 @@
         </w:pict>
       </w:r>
     </w:p>
-    <w:bookmarkEnd w:id="70"/>
-    <w:bookmarkStart w:id="71" w:name="phase-8---operationalize"/>
+    <w:bookmarkEnd w:id="71"/>
+    <w:bookmarkStart w:id="72" w:name="phase-8---operationalize"/>
     <w:p>
       <w:pPr>
         <w:pStyle w:val="Heading3"/>
@@ -6530,9 +6559,9 @@
         </w:pict>
       </w:r>
     </w:p>
-    <w:bookmarkEnd w:id="71"/>
     <w:bookmarkEnd w:id="72"/>
-    <w:bookmarkStart w:id="73" w:name="X67792f16bd81b6e95001d9627ef1e2127c941c5"/>
+    <w:bookmarkEnd w:id="73"/>
+    <w:bookmarkStart w:id="74" w:name="X67792f16bd81b6e95001d9627ef1e2127c941c5"/>
     <w:p>
       <w:pPr>
         <w:pStyle w:val="Heading2"/>
@@ -6736,8 +6765,8 @@
         </w:pict>
       </w:r>
     </w:p>
-    <w:bookmarkEnd w:id="73"/>
-    <w:bookmarkStart w:id="74" w:name="Xe3d4887c83d95160b9d75f09aebe5899dbbe065"/>
+    <w:bookmarkEnd w:id="74"/>
+    <w:bookmarkStart w:id="75" w:name="Xe3d4887c83d95160b9d75f09aebe5899dbbe065"/>
     <w:p>
       <w:pPr>
         <w:pStyle w:val="Heading2"/>
@@ -7175,8 +7204,8 @@
         </w:pict>
       </w:r>
     </w:p>
-    <w:bookmarkEnd w:id="74"/>
-    <w:bookmarkStart w:id="75" w:name="X3a0851872a13412add7784181f5bc7c74c6084b"/>
+    <w:bookmarkEnd w:id="75"/>
+    <w:bookmarkStart w:id="76" w:name="X3a0851872a13412add7784181f5bc7c74c6084b"/>
     <w:p>
       <w:pPr>
         <w:pStyle w:val="Heading2"/>
@@ -7398,8 +7427,8 @@
         </w:pict>
       </w:r>
     </w:p>
-    <w:bookmarkEnd w:id="75"/>
-    <w:bookmarkStart w:id="76" w:name="Xfed9d69b88147d94e8bc0dfd5dae9f34760df84"/>
+    <w:bookmarkEnd w:id="76"/>
+    <w:bookmarkStart w:id="77" w:name="Xfed9d69b88147d94e8bc0dfd5dae9f34760df84"/>
     <w:p>
       <w:pPr>
         <w:pStyle w:val="Heading2"/>
@@ -7533,8 +7562,8 @@
         </w:pict>
       </w:r>
     </w:p>
-    <w:bookmarkEnd w:id="76"/>
-    <w:bookmarkStart w:id="77" w:name="X0c2ed5a214feef6529510a3cb85eae535b5e9d5"/>
+    <w:bookmarkEnd w:id="77"/>
+    <w:bookmarkStart w:id="78" w:name="X0c2ed5a214feef6529510a3cb85eae535b5e9d5"/>
     <w:p>
       <w:pPr>
         <w:pStyle w:val="Heading2"/>
@@ -7618,8 +7647,8 @@
         <w:t xml:space="preserve">Validate current release-specific support matrices before presenting platform coverage.</w:t>
       </w:r>
     </w:p>
-    <w:bookmarkEnd w:id="77"/>
     <w:bookmarkEnd w:id="78"/>
+    <w:bookmarkEnd w:id="79"/>
     <w:sectPr>
       <w:footnotePr>
         <w:numRestart w:val="eachSect"/>

--- a/docs/user-education/CSW-User-Education-Guide.docx
+++ b/docs/user-education/CSW-User-Education-Guide.docx
@@ -60,7 +60,7 @@
         </w:p>
       </w:sdtContent>
     </w:sdt>
-    <w:bookmarkStart w:id="79" w:name="X92ee979ebdbb38d988228e1ce971d57f1b349ff"/>
+    <w:bookmarkStart w:id="83" w:name="X92ee979ebdbb38d988228e1ce971d57f1b349ff"/>
     <w:p>
       <w:pPr>
         <w:pStyle w:val="Heading1"/>
@@ -2317,7 +2317,7 @@
         <w:t xml:space="preserve"> </w:t>
       </w:r>
       <w:r>
-        <w:t xml:space="preserve">Application Dependency Mapping &amp; Policy Analysis (#7), Policy Visual and Quick Analysis (#8), Dynamic Workloads &amp; Policy (#9).</w:t>
+        <w:t xml:space="preserve">Application Dependency Mapping &amp; Policy Analysis (#7), Policy Visual and Quick Analysis (#8), Dynamic Workloads &amp; Policy (#9), AI-Driven Policy Suggestions (#33), Policy Statistics with AI Engine (#34).</w:t>
       </w:r>
     </w:p>
     <w:p>
@@ -2373,7 +2373,7 @@
     </w:p>
     <w:bookmarkEnd w:id="18"/>
     <w:bookmarkEnd w:id="19"/>
-    <w:bookmarkStart w:id="59" w:name="X17ed11c017e89b8141ed9a306f0a0e31f839240"/>
+    <w:bookmarkStart w:id="63" w:name="X17ed11c017e89b8141ed9a306f0a0e31f839240"/>
     <w:p>
       <w:pPr>
         <w:pStyle w:val="Heading2"/>
@@ -2390,13 +2390,13 @@
         <w:t xml:space="preserve">The video catalog below mirrors the Cisco Secure Workload learning material. Sub-section 5.1 contains the ten foundational training videos from the source Cisco slide. Sub-sections 5.2 through 5.7 extend the catalog with deeper topics commonly requested in customer conversations: security and risk reduction, segmentation use cases, firewall integration, F5 / BIG-IP integration, identity and DNS integrations, and containers. All entries link to YouTube unless explicitly noted otherwise.</w:t>
       </w:r>
     </w:p>
-    <w:bookmarkStart w:id="30" w:name="Xf31d039ca1017fc6bc4e4b716cc94054d75b6a9"/>
+    <w:bookmarkStart w:id="30" w:name="Xff9620c8411e47982ba285d79c7134c5d9fe345"/>
     <w:p>
       <w:pPr>
         <w:pStyle w:val="Heading3"/>
       </w:pPr>
       <w:r>
-        <w:t xml:space="preserve">5.1 Core CSW Training</w:t>
+        <w:t xml:space="preserve">6.1 Core CSW Training</w:t>
       </w:r>
     </w:p>
     <w:tbl>
@@ -2972,13 +2972,13 @@
       </w:tr>
     </w:tbl>
     <w:bookmarkEnd w:id="30"/>
-    <w:bookmarkStart w:id="36" w:name="X7e4ed10df8fd6d4fb06fc3b837581fae3b51b5d"/>
+    <w:bookmarkStart w:id="36" w:name="Xde567deb1ccad4bd3f6543bed5d99422d820b17"/>
     <w:p>
       <w:pPr>
         <w:pStyle w:val="Heading3"/>
       </w:pPr>
       <w:r>
-        <w:t xml:space="preserve">5.2 Security and Risk Reduction</w:t>
+        <w:t xml:space="preserve">6.2 Security and Risk Reduction</w:t>
       </w:r>
     </w:p>
     <w:tbl>
@@ -3299,13 +3299,13 @@
       </w:tr>
     </w:tbl>
     <w:bookmarkEnd w:id="36"/>
-    <w:bookmarkStart w:id="39" w:name="Xa25cb844b6c2e07d0eacf111776e9b686d70167"/>
+    <w:bookmarkStart w:id="39" w:name="Xd16b7c4997ed91530d8a168a37ee906d19400dc"/>
     <w:p>
       <w:pPr>
         <w:pStyle w:val="Heading3"/>
       </w:pPr>
       <w:r>
-        <w:t xml:space="preserve">5.3 Segmentation Use Cases</w:t>
+        <w:t xml:space="preserve">6.3 Segmentation Use Cases</w:t>
       </w:r>
     </w:p>
     <w:tbl>
@@ -3473,13 +3473,13 @@
       </w:tr>
     </w:tbl>
     <w:bookmarkEnd w:id="39"/>
-    <w:bookmarkStart w:id="45" w:name="Xe84731e0fb2aae3b4cd16e37c76ea5e8e3c2cb2"/>
+    <w:bookmarkStart w:id="45" w:name="X98001040e0135b4dced978ba3f9ea11bea5fb52"/>
     <w:p>
       <w:pPr>
         <w:pStyle w:val="Heading3"/>
       </w:pPr>
       <w:r>
-        <w:t xml:space="preserve">5.4 Secure Workload + Secure Firewall Integration</w:t>
+        <w:t xml:space="preserve">6.4 Secure Workload + Secure Firewall Integration</w:t>
       </w:r>
     </w:p>
     <w:tbl>
@@ -3800,13 +3800,13 @@
       </w:tr>
     </w:tbl>
     <w:bookmarkEnd w:id="45"/>
-    <w:bookmarkStart w:id="49" w:name="X9aa0f006b1b738a1139363b734f7ac8f93e2172"/>
+    <w:bookmarkStart w:id="49" w:name="X6e65f05c5080cf1645a63f4979213603773d690"/>
     <w:p>
       <w:pPr>
         <w:pStyle w:val="Heading3"/>
       </w:pPr>
       <w:r>
-        <w:t xml:space="preserve">5.5 F5 / BIG-IP Integration</w:t>
+        <w:t xml:space="preserve">6.5 F5 / BIG-IP Integration</w:t>
       </w:r>
     </w:p>
     <w:tbl>
@@ -4025,13 +4025,13 @@
       </w:tr>
     </w:tbl>
     <w:bookmarkEnd w:id="49"/>
-    <w:bookmarkStart w:id="55" w:name="X4bf09ee1bba42ec2ec42d9c65ff0742e1c265e7"/>
+    <w:bookmarkStart w:id="56" w:name="X9f4055c44f53554e9f2364be28480a731e2d707"/>
     <w:p>
       <w:pPr>
         <w:pStyle w:val="Heading3"/>
       </w:pPr>
       <w:r>
-        <w:t xml:space="preserve">5.6 Identity, DNS, and Other Integrations</w:t>
+        <w:t xml:space="preserve">6.6 Identity, DNS, and Other Integrations</w:t>
       </w:r>
     </w:p>
     <w:tbl>
@@ -4350,15 +4350,66 @@
           </w:p>
         </w:tc>
       </w:tr>
+      <w:tr>
+        <w:tc>
+          <w:tcPr/>
+          <w:p>
+            <w:pPr>
+              <w:pStyle w:val="Compact"/>
+            </w:pPr>
+            <w:r>
+              <w:t xml:space="preserve">31</w:t>
+            </w:r>
+          </w:p>
+        </w:tc>
+        <w:tc>
+          <w:tcPr/>
+          <w:p>
+            <w:pPr>
+              <w:pStyle w:val="Compact"/>
+            </w:pPr>
+            <w:r>
+              <w:t xml:space="preserve">Cisco ACI and CSW Integration</w:t>
+            </w:r>
+          </w:p>
+        </w:tc>
+        <w:tc>
+          <w:tcPr/>
+          <w:p>
+            <w:pPr>
+              <w:pStyle w:val="Compact"/>
+            </w:pPr>
+            <w:r>
+              <w:t xml:space="preserve">Covers integrating Cisco ACI (Application Centric Infrastructure) with Secure Workload so fabric-level network policy and workload-level segmentation work together.</w:t>
+            </w:r>
+          </w:p>
+        </w:tc>
+        <w:tc>
+          <w:tcPr/>
+          <w:p>
+            <w:pPr>
+              <w:pStyle w:val="Compact"/>
+            </w:pPr>
+            <w:hyperlink r:id="rId55">
+              <w:r>
+                <w:rPr>
+                  <w:rStyle w:val="Hyperlink"/>
+                </w:rPr>
+                <w:t xml:space="preserve">Watch</w:t>
+              </w:r>
+            </w:hyperlink>
+          </w:p>
+        </w:tc>
+      </w:tr>
     </w:tbl>
-    <w:bookmarkEnd w:id="55"/>
-    <w:bookmarkStart w:id="57" w:name="X55b54997538aa12b2c052078f6e47c5b6dc01c1"/>
+    <w:bookmarkEnd w:id="56"/>
+    <w:bookmarkStart w:id="58" w:name="X1d37daad9c54a38bf858b4bcd24d3a105b20e8a"/>
     <w:p>
       <w:pPr>
         <w:pStyle w:val="Heading3"/>
       </w:pPr>
       <w:r>
-        <w:t xml:space="preserve">5.7 Containers and Kubernetes</w:t>
+        <w:t xml:space="preserve">6.7 Containers and Kubernetes</w:t>
       </w:r>
     </w:p>
     <w:tbl>
@@ -4430,7 +4481,7 @@
               <w:pStyle w:val="Compact"/>
             </w:pPr>
             <w:r>
-              <w:t xml:space="preserve">31</w:t>
+              <w:t xml:space="preserve">32</w:t>
             </w:r>
           </w:p>
         </w:tc>
@@ -4462,7 +4513,7 @@
             <w:pPr>
               <w:pStyle w:val="Compact"/>
             </w:pPr>
-            <w:hyperlink r:id="rId56">
+            <w:hyperlink r:id="rId57">
               <w:r>
                 <w:rPr>
                   <w:rStyle w:val="Hyperlink"/>
@@ -4474,8 +4525,182 @@
         </w:tc>
       </w:tr>
     </w:tbl>
-    <w:bookmarkEnd w:id="57"/>
-    <w:bookmarkStart w:id="58" w:name="suggested-watch-order"/>
+    <w:bookmarkEnd w:id="58"/>
+    <w:bookmarkStart w:id="61" w:name="X390d2a0d5e578df34cb611d40b819627fa6bc08"/>
+    <w:p>
+      <w:pPr>
+        <w:pStyle w:val="Heading3"/>
+      </w:pPr>
+      <w:r>
+        <w:t xml:space="preserve">6.8 AI-Driven Policy and Analytics</w:t>
+      </w:r>
+    </w:p>
+    <w:tbl>
+      <w:tblPr>
+        <w:tblStyle w:val="Table"/>
+        <w:tblW w:type="auto" w:w="0"/>
+        <w:tblLook w:firstRow="1" w:lastRow="0" w:firstColumn="0" w:lastColumn="0" w:noHBand="0" w:noVBand="0" w:val="0020"/>
+      </w:tblPr>
+      <w:tblGrid>
+        <w:gridCol w:w="1980"/>
+        <w:gridCol w:w="1980"/>
+        <w:gridCol w:w="1980"/>
+        <w:gridCol w:w="1980"/>
+      </w:tblGrid>
+      <w:tr>
+        <w:trPr>
+          <w:tblHeader w:val="on"/>
+        </w:trPr>
+        <w:tc>
+          <w:tcPr/>
+          <w:p>
+            <w:pPr>
+              <w:pStyle w:val="Compact"/>
+            </w:pPr>
+            <w:r>
+              <w:t xml:space="preserve">#</w:t>
+            </w:r>
+          </w:p>
+        </w:tc>
+        <w:tc>
+          <w:tcPr/>
+          <w:p>
+            <w:pPr>
+              <w:pStyle w:val="Compact"/>
+            </w:pPr>
+            <w:r>
+              <w:t xml:space="preserve">Video</w:t>
+            </w:r>
+          </w:p>
+        </w:tc>
+        <w:tc>
+          <w:tcPr/>
+          <w:p>
+            <w:pPr>
+              <w:pStyle w:val="Compact"/>
+            </w:pPr>
+            <w:r>
+              <w:t xml:space="preserve">Description</w:t>
+            </w:r>
+          </w:p>
+        </w:tc>
+        <w:tc>
+          <w:tcPr/>
+          <w:p>
+            <w:pPr>
+              <w:pStyle w:val="Compact"/>
+            </w:pPr>
+            <w:r>
+              <w:t xml:space="preserve">Link</w:t>
+            </w:r>
+          </w:p>
+        </w:tc>
+      </w:tr>
+      <w:tr>
+        <w:tc>
+          <w:tcPr/>
+          <w:p>
+            <w:pPr>
+              <w:pStyle w:val="Compact"/>
+            </w:pPr>
+            <w:r>
+              <w:t xml:space="preserve">33</w:t>
+            </w:r>
+          </w:p>
+        </w:tc>
+        <w:tc>
+          <w:tcPr/>
+          <w:p>
+            <w:pPr>
+              <w:pStyle w:val="Compact"/>
+            </w:pPr>
+            <w:r>
+              <w:t xml:space="preserve">Cisco Secure Workload: AI-Driven Policy Suggestions</w:t>
+            </w:r>
+          </w:p>
+        </w:tc>
+        <w:tc>
+          <w:tcPr/>
+          <w:p>
+            <w:pPr>
+              <w:pStyle w:val="Compact"/>
+            </w:pPr>
+            <w:r>
+              <w:t xml:space="preserve">Demonstrates how Secure Workload's AI engine generates policy recommendations from observed workload behavior, accelerating policy creation and tuning.</w:t>
+            </w:r>
+          </w:p>
+        </w:tc>
+        <w:tc>
+          <w:tcPr/>
+          <w:p>
+            <w:pPr>
+              <w:pStyle w:val="Compact"/>
+            </w:pPr>
+            <w:hyperlink r:id="rId59">
+              <w:r>
+                <w:rPr>
+                  <w:rStyle w:val="Hyperlink"/>
+                </w:rPr>
+                <w:t xml:space="preserve">Watch</w:t>
+              </w:r>
+            </w:hyperlink>
+          </w:p>
+        </w:tc>
+      </w:tr>
+      <w:tr>
+        <w:tc>
+          <w:tcPr/>
+          <w:p>
+            <w:pPr>
+              <w:pStyle w:val="Compact"/>
+            </w:pPr>
+            <w:r>
+              <w:t xml:space="preserve">34</w:t>
+            </w:r>
+          </w:p>
+        </w:tc>
+        <w:tc>
+          <w:tcPr/>
+          <w:p>
+            <w:pPr>
+              <w:pStyle w:val="Compact"/>
+            </w:pPr>
+            <w:r>
+              <w:t xml:space="preserve">Policy Statistics with Cisco Workloads AI Engine</w:t>
+            </w:r>
+          </w:p>
+        </w:tc>
+        <w:tc>
+          <w:tcPr/>
+          <w:p>
+            <w:pPr>
+              <w:pStyle w:val="Compact"/>
+            </w:pPr>
+            <w:r>
+              <w:t xml:space="preserve">Covers using the Secure Workload AI engine to surface policy statistics, anomalies, and tuning insights at scale.</w:t>
+            </w:r>
+          </w:p>
+        </w:tc>
+        <w:tc>
+          <w:tcPr/>
+          <w:p>
+            <w:pPr>
+              <w:pStyle w:val="Compact"/>
+            </w:pPr>
+            <w:hyperlink r:id="rId60">
+              <w:r>
+                <w:rPr>
+                  <w:rStyle w:val="Hyperlink"/>
+                </w:rPr>
+                <w:t xml:space="preserve">Watch</w:t>
+              </w:r>
+            </w:hyperlink>
+          </w:p>
+        </w:tc>
+      </w:tr>
+    </w:tbl>
+    <w:bookmarkEnd w:id="61"/>
+    <w:bookmarkStart w:id="62" w:name="suggested-watch-order"/>
     <w:p>
       <w:pPr>
         <w:pStyle w:val="Heading3"/>
@@ -4571,13 +4796,13 @@
           <w:b/>
           <w:bCs/>
         </w:rPr>
-        <w:t xml:space="preserve">Security and risk</w:t>
+        <w:t xml:space="preserve">AI-augmented policy (advanced)</w:t>
       </w:r>
       <w:r>
         <w:t xml:space="preserve"> </w:t>
       </w:r>
       <w:r>
-        <w:t xml:space="preserve">— Security Dashboard (#12), Vulnerabilities and Risk Reduction (#11), Forensics (#13), Log4J Risk Reduction (#14), SSH Risk Reduction (#15).</w:t>
+        <w:t xml:space="preserve">— AI-Driven Policy Suggestions (#33), Policy Statistics with AI Engine (#34) once the foundational policy workflow is understood.</w:t>
       </w:r>
     </w:p>
     <w:p>
@@ -4593,13 +4818,13 @@
           <w:b/>
           <w:bCs/>
         </w:rPr>
-        <w:t xml:space="preserve">Specific segmentation use cases</w:t>
+        <w:t xml:space="preserve">Security and risk</w:t>
       </w:r>
       <w:r>
         <w:t xml:space="preserve"> </w:t>
       </w:r>
       <w:r>
-        <w:t xml:space="preserve">— Terminal Services (#16), VDI Segmentation (#17).</w:t>
+        <w:t xml:space="preserve">— Security Dashboard (#12), Vulnerabilities and Risk Reduction (#11), Forensics (#13), Log4J Risk Reduction (#14), SSH Risk Reduction (#15).</w:t>
       </w:r>
     </w:p>
     <w:p>
@@ -4615,13 +4840,13 @@
           <w:b/>
           <w:bCs/>
         </w:rPr>
-        <w:t xml:space="preserve">Integrations as needed by the deal / POV</w:t>
+        <w:t xml:space="preserve">Specific segmentation use cases</w:t>
       </w:r>
       <w:r>
         <w:t xml:space="preserve"> </w:t>
       </w:r>
       <w:r>
-        <w:t xml:space="preserve">— Firewall (#18–#22), F5 / BIG-IP (#23–#25), DNS / Infoblox (#26, #27), Algosec (#28), ISE (#29), FMC (#30).</w:t>
+        <w:t xml:space="preserve">— Terminal Services (#16), VDI Segmentation (#17).</w:t>
       </w:r>
     </w:p>
     <w:p>
@@ -4637,13 +4862,35 @@
           <w:b/>
           <w:bCs/>
         </w:rPr>
+        <w:t xml:space="preserve">Integrations as needed by the deal / POV</w:t>
+      </w:r>
+      <w:r>
+        <w:t xml:space="preserve"> </w:t>
+      </w:r>
+      <w:r>
+        <w:t xml:space="preserve">— Firewall (#18–#22), F5 / BIG-IP (#23–#25), DNS / Infoblox (#26, #27), Algosec (#28), ISE (#29), FMC (#30), ACI (#31).</w:t>
+      </w:r>
+    </w:p>
+    <w:p>
+      <w:pPr>
+        <w:pStyle w:val="Compact"/>
+        <w:numPr>
+          <w:ilvl w:val="0"/>
+          <w:numId w:val="1007"/>
+        </w:numPr>
+      </w:pPr>
+      <w:r>
+        <w:rPr>
+          <w:b/>
+          <w:bCs/>
+        </w:rPr>
         <w:t xml:space="preserve">Containers</w:t>
       </w:r>
       <w:r>
         <w:t xml:space="preserve"> </w:t>
       </w:r>
       <w:r>
-        <w:t xml:space="preserve">— Agent K8s (#31) when Kubernetes is in scope.</w:t>
+        <w:t xml:space="preserve">— Agent K8s (#32) when Kubernetes is in scope.</w:t>
       </w:r>
     </w:p>
     <w:p>
@@ -4653,9 +4900,9 @@
         </w:pict>
       </w:r>
     </w:p>
-    <w:bookmarkEnd w:id="58"/>
-    <w:bookmarkEnd w:id="59"/>
-    <w:bookmarkStart w:id="63" w:name="Xb9f64f467495bd55447e9bc3c7ae8dd7dbb3895"/>
+    <w:bookmarkEnd w:id="62"/>
+    <w:bookmarkEnd w:id="63"/>
+    <w:bookmarkStart w:id="67" w:name="Xb9f64f467495bd55447e9bc3c7ae8dd7dbb3895"/>
     <w:p>
       <w:pPr>
         <w:pStyle w:val="Heading2"/>
@@ -4664,7 +4911,7 @@
         <w:t xml:space="preserve">7. How to Explain CSW in a Customer Meeting</w:t>
       </w:r>
     </w:p>
-    <w:bookmarkStart w:id="60" w:name="X02667f004e9d93967c02b53649e8d7704fae290"/>
+    <w:bookmarkStart w:id="64" w:name="X02667f004e9d93967c02b53649e8d7704fae290"/>
     <w:p>
       <w:pPr>
         <w:pStyle w:val="Heading3"/>
@@ -4681,8 +4928,8 @@
         <w:t xml:space="preserve">Cisco Secure Workload helps customers discover how applications communicate and then safely enforce least-privilege segmentation policies around those applications. It starts with visibility and dependency mapping, uses labels and observed behavior to create policy, and supports staged enforcement so teams can reduce lateral movement risk without breaking applications.</w:t>
       </w:r>
     </w:p>
-    <w:bookmarkEnd w:id="60"/>
-    <w:bookmarkStart w:id="61" w:name="X245c304b430f838300b4e5d227cae86dea678fa"/>
+    <w:bookmarkEnd w:id="64"/>
+    <w:bookmarkStart w:id="65" w:name="X245c304b430f838300b4e5d227cae86dea678fa"/>
     <w:p>
       <w:pPr>
         <w:pStyle w:val="Heading3"/>
@@ -4699,8 +4946,8 @@
         <w:t xml:space="preserve">Most enterprises want micro-segmentation, but they hesitate because they do not fully know what their applications depend on. CSW starts by collecting workload telemetry, flow visibility, process context, cloud metadata, and CMDB labels. That data helps application teams understand real dependencies. From there, teams can model policy, see what would be blocked, tune the rules, and move selected workloads from monitor mode to enforcement. CSW is especially useful when customers need consistent segmentation across data center and cloud environments.</w:t>
       </w:r>
     </w:p>
-    <w:bookmarkEnd w:id="61"/>
-    <w:bookmarkStart w:id="62" w:name="common-positioning"/>
+    <w:bookmarkEnd w:id="65"/>
+    <w:bookmarkStart w:id="66" w:name="common-positioning"/>
     <w:p>
       <w:pPr>
         <w:pStyle w:val="Heading3"/>
@@ -4826,9 +5073,9 @@
         </w:pict>
       </w:r>
     </w:p>
-    <w:bookmarkEnd w:id="62"/>
-    <w:bookmarkEnd w:id="63"/>
-    <w:bookmarkStart w:id="73" w:name="X861afc8e8f3d3fa2cbc4317cb6150d80f9f9ccf"/>
+    <w:bookmarkEnd w:id="66"/>
+    <w:bookmarkEnd w:id="67"/>
+    <w:bookmarkStart w:id="77" w:name="X861afc8e8f3d3fa2cbc4317cb6150d80f9f9ccf"/>
     <w:p>
       <w:pPr>
         <w:pStyle w:val="Heading2"/>
@@ -4837,7 +5084,7 @@
         <w:t xml:space="preserve">8. CSW Onboarding Runbook</w:t>
       </w:r>
     </w:p>
-    <w:bookmarkStart w:id="64" w:name="phase-0---confirm-scope-and-outcomes"/>
+    <w:bookmarkStart w:id="68" w:name="phase-0---confirm-scope-and-outcomes"/>
     <w:p>
       <w:pPr>
         <w:pStyle w:val="Heading3"/>
@@ -5021,8 +5268,8 @@
         </w:pict>
       </w:r>
     </w:p>
-    <w:bookmarkEnd w:id="64"/>
-    <w:bookmarkStart w:id="65" w:name="phase-1---prepare-the-tenant-and-access"/>
+    <w:bookmarkEnd w:id="68"/>
+    <w:bookmarkStart w:id="69" w:name="phase-1---prepare-the-tenant-and-access"/>
     <w:p>
       <w:pPr>
         <w:pStyle w:val="Heading3"/>
@@ -5146,8 +5393,8 @@
         </w:pict>
       </w:r>
     </w:p>
-    <w:bookmarkEnd w:id="65"/>
-    <w:bookmarkStart w:id="66" w:name="phase-2---build-the-label-strategy"/>
+    <w:bookmarkEnd w:id="69"/>
+    <w:bookmarkStart w:id="70" w:name="phase-2---build-the-label-strategy"/>
     <w:p>
       <w:pPr>
         <w:pStyle w:val="Heading3"/>
@@ -5713,8 +5960,8 @@
         </w:pict>
       </w:r>
     </w:p>
-    <w:bookmarkEnd w:id="66"/>
-    <w:bookmarkStart w:id="67" w:name="phase-3---deploy-agents-and-connectors"/>
+    <w:bookmarkEnd w:id="70"/>
+    <w:bookmarkStart w:id="71" w:name="phase-3---deploy-agents-and-connectors"/>
     <w:p>
       <w:pPr>
         <w:pStyle w:val="Heading3"/>
@@ -5850,8 +6097,8 @@
         </w:pict>
       </w:r>
     </w:p>
-    <w:bookmarkEnd w:id="67"/>
-    <w:bookmarkStart w:id="68" w:name="X85d4e4be5891f720f2552e26364a87ec66b02af"/>
+    <w:bookmarkEnd w:id="71"/>
+    <w:bookmarkStart w:id="72" w:name="X85d4e4be5891f720f2552e26364a87ec66b02af"/>
     <w:p>
       <w:pPr>
         <w:pStyle w:val="Heading3"/>
@@ -5987,8 +6234,8 @@
         </w:pict>
       </w:r>
     </w:p>
-    <w:bookmarkEnd w:id="68"/>
-    <w:bookmarkStart w:id="69" w:name="phase-5---model-policy"/>
+    <w:bookmarkEnd w:id="72"/>
+    <w:bookmarkStart w:id="73" w:name="phase-5---model-policy"/>
     <w:p>
       <w:pPr>
         <w:pStyle w:val="Heading3"/>
@@ -6124,8 +6371,8 @@
         </w:pict>
       </w:r>
     </w:p>
-    <w:bookmarkEnd w:id="69"/>
-    <w:bookmarkStart w:id="70" w:name="phase-6---start-in-monitor-mode"/>
+    <w:bookmarkEnd w:id="73"/>
+    <w:bookmarkStart w:id="74" w:name="phase-6---start-in-monitor-mode"/>
     <w:p>
       <w:pPr>
         <w:pStyle w:val="Heading3"/>
@@ -6249,8 +6496,8 @@
         </w:pict>
       </w:r>
     </w:p>
-    <w:bookmarkEnd w:id="70"/>
-    <w:bookmarkStart w:id="71" w:name="phase-7---enforce-in-a-controlled-scope"/>
+    <w:bookmarkEnd w:id="74"/>
+    <w:bookmarkStart w:id="75" w:name="phase-7---enforce-in-a-controlled-scope"/>
     <w:p>
       <w:pPr>
         <w:pStyle w:val="Heading3"/>
@@ -6410,8 +6657,8 @@
         </w:pict>
       </w:r>
     </w:p>
-    <w:bookmarkEnd w:id="71"/>
-    <w:bookmarkStart w:id="72" w:name="phase-8---operationalize"/>
+    <w:bookmarkEnd w:id="75"/>
+    <w:bookmarkStart w:id="76" w:name="phase-8---operationalize"/>
     <w:p>
       <w:pPr>
         <w:pStyle w:val="Heading3"/>
@@ -6559,9 +6806,9 @@
         </w:pict>
       </w:r>
     </w:p>
-    <w:bookmarkEnd w:id="72"/>
-    <w:bookmarkEnd w:id="73"/>
-    <w:bookmarkStart w:id="74" w:name="X67792f16bd81b6e95001d9627ef1e2127c941c5"/>
+    <w:bookmarkEnd w:id="76"/>
+    <w:bookmarkEnd w:id="77"/>
+    <w:bookmarkStart w:id="78" w:name="X67792f16bd81b6e95001d9627ef1e2127c941c5"/>
     <w:p>
       <w:pPr>
         <w:pStyle w:val="Heading2"/>
@@ -6765,8 +7012,8 @@
         </w:pict>
       </w:r>
     </w:p>
-    <w:bookmarkEnd w:id="74"/>
-    <w:bookmarkStart w:id="75" w:name="Xe3d4887c83d95160b9d75f09aebe5899dbbe065"/>
+    <w:bookmarkEnd w:id="78"/>
+    <w:bookmarkStart w:id="79" w:name="Xe3d4887c83d95160b9d75f09aebe5899dbbe065"/>
     <w:p>
       <w:pPr>
         <w:pStyle w:val="Heading2"/>
@@ -7204,8 +7451,8 @@
         </w:pict>
       </w:r>
     </w:p>
-    <w:bookmarkEnd w:id="75"/>
-    <w:bookmarkStart w:id="76" w:name="X3a0851872a13412add7784181f5bc7c74c6084b"/>
+    <w:bookmarkEnd w:id="79"/>
+    <w:bookmarkStart w:id="80" w:name="X3a0851872a13412add7784181f5bc7c74c6084b"/>
     <w:p>
       <w:pPr>
         <w:pStyle w:val="Heading2"/>
@@ -7427,8 +7674,8 @@
         </w:pict>
       </w:r>
     </w:p>
-    <w:bookmarkEnd w:id="76"/>
-    <w:bookmarkStart w:id="77" w:name="Xfed9d69b88147d94e8bc0dfd5dae9f34760df84"/>
+    <w:bookmarkEnd w:id="80"/>
+    <w:bookmarkStart w:id="81" w:name="Xfed9d69b88147d94e8bc0dfd5dae9f34760df84"/>
     <w:p>
       <w:pPr>
         <w:pStyle w:val="Heading2"/>
@@ -7562,8 +7809,8 @@
         </w:pict>
       </w:r>
     </w:p>
-    <w:bookmarkEnd w:id="77"/>
-    <w:bookmarkStart w:id="78" w:name="X0c2ed5a214feef6529510a3cb85eae535b5e9d5"/>
+    <w:bookmarkEnd w:id="81"/>
+    <w:bookmarkStart w:id="82" w:name="X0c2ed5a214feef6529510a3cb85eae535b5e9d5"/>
     <w:p>
       <w:pPr>
         <w:pStyle w:val="Heading2"/>
@@ -7647,8 +7894,8 @@
         <w:t xml:space="preserve">Validate current release-specific support matrices before presenting platform coverage.</w:t>
       </w:r>
     </w:p>
-    <w:bookmarkEnd w:id="78"/>
-    <w:bookmarkEnd w:id="79"/>
+    <w:bookmarkEnd w:id="82"/>
+    <w:bookmarkEnd w:id="83"/>
     <w:sectPr>
       <w:footnotePr>
         <w:numRestart w:val="eachSect"/>

--- a/docs/user-education/CSW-User-Education-Guide.docx
+++ b/docs/user-education/CSW-User-Education-Guide.docx
@@ -60,7 +60,7 @@
         </w:p>
       </w:sdtContent>
     </w:sdt>
-    <w:bookmarkStart w:id="83" w:name="X92ee979ebdbb38d988228e1ce971d57f1b349ff"/>
+    <w:bookmarkStart w:id="87" w:name="X92ee979ebdbb38d988228e1ce971d57f1b349ff"/>
     <w:p>
       <w:pPr>
         <w:pStyle w:val="Heading1"/>
@@ -7810,13 +7810,201 @@
       </w:r>
     </w:p>
     <w:bookmarkEnd w:id="81"/>
-    <w:bookmarkStart w:id="82" w:name="X0c2ed5a214feef6529510a3cb85eae535b5e9d5"/>
+    <w:bookmarkStart w:id="85" w:name="X79e47e825b80098b108f07de62e27975790b823"/>
     <w:p>
       <w:pPr>
         <w:pStyle w:val="Heading2"/>
       </w:pPr>
       <w:r>
-        <w:t xml:space="preserve">13. Open Items Before Publishing Final Version</w:t>
+        <w:t xml:space="preserve">13. Companion Repositories for Deeper Learning</w:t>
+      </w:r>
+    </w:p>
+    <w:p>
+      <w:pPr>
+        <w:pStyle w:val="FirstParagraph"/>
+      </w:pPr>
+      <w:r>
+        <w:t xml:space="preserve">This guide is the educational front door. Once a reader is comfortable with the concepts and the video library, the repositories below pick up where this guide ends. They are listed in the order most learners hit them: install agents, run the policy lifecycle, then map it all to compliance frameworks.</w:t>
+      </w:r>
+    </w:p>
+    <w:tbl>
+      <w:tblPr>
+        <w:tblStyle w:val="Table"/>
+        <w:tblW w:type="auto" w:w="0"/>
+        <w:tblLook w:firstRow="1" w:lastRow="0" w:firstColumn="0" w:lastColumn="0" w:noHBand="0" w:noVBand="0" w:val="0020"/>
+      </w:tblPr>
+      <w:tblGrid>
+        <w:gridCol w:w="3960"/>
+        <w:gridCol w:w="3960"/>
+      </w:tblGrid>
+      <w:tr>
+        <w:trPr>
+          <w:tblHeader w:val="on"/>
+        </w:trPr>
+        <w:tc>
+          <w:tcPr/>
+          <w:p>
+            <w:pPr>
+              <w:pStyle w:val="Compact"/>
+            </w:pPr>
+            <w:r>
+              <w:t xml:space="preserve">Repo</w:t>
+            </w:r>
+          </w:p>
+        </w:tc>
+        <w:tc>
+          <w:tcPr/>
+          <w:p>
+            <w:pPr>
+              <w:pStyle w:val="Compact"/>
+            </w:pPr>
+            <w:r>
+              <w:t xml:space="preserve">When you reach for it</w:t>
+            </w:r>
+          </w:p>
+        </w:tc>
+      </w:tr>
+      <w:tr>
+        <w:tc>
+          <w:tcPr/>
+          <w:p>
+            <w:pPr>
+              <w:pStyle w:val="Compact"/>
+            </w:pPr>
+            <w:hyperlink r:id="rId82">
+              <w:r>
+                <w:rPr>
+                  <w:rStyle w:val="Hyperlink"/>
+                </w:rPr>
+                <w:t xml:space="preserve">chandrapati/CSW-Agent-Installation-Guide</w:t>
+              </w:r>
+            </w:hyperlink>
+          </w:p>
+        </w:tc>
+        <w:tc>
+          <w:tcPr/>
+          <w:p>
+            <w:pPr>
+              <w:pStyle w:val="Compact"/>
+            </w:pPr>
+            <w:r>
+              <w:t xml:space="preserve">Right after this guide, when it is time to actually install and operate the CSW host agent on Linux, Windows, cloud, container, or agentless workloads.</w:t>
+            </w:r>
+          </w:p>
+        </w:tc>
+      </w:tr>
+      <w:tr>
+        <w:tc>
+          <w:tcPr/>
+          <w:p>
+            <w:pPr>
+              <w:pStyle w:val="Compact"/>
+            </w:pPr>
+            <w:hyperlink r:id="rId83">
+              <w:r>
+                <w:rPr>
+                  <w:rStyle w:val="Hyperlink"/>
+                </w:rPr>
+                <w:t xml:space="preserve">chandrapati/CSW-Policy-Lifecycle</w:t>
+              </w:r>
+            </w:hyperlink>
+          </w:p>
+        </w:tc>
+        <w:tc>
+          <w:tcPr/>
+          <w:p>
+            <w:pPr>
+              <w:pStyle w:val="Compact"/>
+            </w:pPr>
+            <w:r>
+              <w:t xml:space="preserve">When you move from "I understand policy" (covered here) to running the full lifecycle in a tenant: discovery (ADM) → analysis → enforcement (Monitor → Simulate → Enforce) → day-2 operations.</w:t>
+            </w:r>
+          </w:p>
+        </w:tc>
+      </w:tr>
+      <w:tr>
+        <w:tc>
+          <w:tcPr/>
+          <w:p>
+            <w:pPr>
+              <w:pStyle w:val="Compact"/>
+            </w:pPr>
+            <w:hyperlink r:id="rId13">
+              <w:r>
+                <w:rPr>
+                  <w:rStyle w:val="Hyperlink"/>
+                </w:rPr>
+                <w:t xml:space="preserve">chandrapati/CSW-Compliance-Mapping</w:t>
+              </w:r>
+            </w:hyperlink>
+          </w:p>
+        </w:tc>
+        <w:tc>
+          <w:tcPr/>
+          <w:p>
+            <w:pPr>
+              <w:pStyle w:val="Compact"/>
+            </w:pPr>
+            <w:r>
+              <w:t xml:space="preserve">When a customer or auditor asks "how does CSW support framework X?" — covers HIPAA, SOC 2, PCI DSS v4, NIST 800-53, ISO 27001:2022, CISA ZTMM, FIPS 140, NIST 800-207/207A, DORA, NIS2, NERC CIP, TSA Pipeline, CIS Controls v8.1, NIST CSF 2.0, CMMC 2.0, and more.</w:t>
+            </w:r>
+          </w:p>
+        </w:tc>
+      </w:tr>
+    </w:tbl>
+    <w:p>
+      <w:pPr>
+        <w:pStyle w:val="BodyText"/>
+      </w:pPr>
+      <w:r>
+        <w:t xml:space="preserve">For the full list of related Cisco Secure Workload repositories — including POV templates, blast-radius demo, tenant insights, and SE helpers — see the</w:t>
+      </w:r>
+      <w:r>
+        <w:t xml:space="preserve"> </w:t>
+      </w:r>
+      <w:r>
+        <w:rPr>
+          <w:b/>
+          <w:bCs/>
+        </w:rPr>
+        <w:t xml:space="preserve">Related Cisco Secure Workload Repositories</w:t>
+      </w:r>
+      <w:r>
+        <w:t xml:space="preserve"> </w:t>
+      </w:r>
+      <w:r>
+        <w:t xml:space="preserve">section in this repo's</w:t>
+      </w:r>
+      <w:r>
+        <w:t xml:space="preserve"> </w:t>
+      </w:r>
+      <w:hyperlink r:id="rId84">
+        <w:r>
+          <w:rPr>
+            <w:rStyle w:val="Hyperlink"/>
+          </w:rPr>
+          <w:t xml:space="preserve">README</w:t>
+        </w:r>
+      </w:hyperlink>
+      <w:r>
+        <w:t xml:space="preserve">.</w:t>
+      </w:r>
+    </w:p>
+    <w:p>
+      <w:r>
+        <w:pict>
+          <v:rect style="width:0;height:1.5pt" o:hralign="center" o:hrstd="t" o:hr="t"/>
+        </w:pict>
+      </w:r>
+    </w:p>
+    <w:bookmarkEnd w:id="85"/>
+    <w:bookmarkStart w:id="86" w:name="X9d787da5f4507c4c8cca7b52a976cd3e73e44fc"/>
+    <w:p>
+      <w:pPr>
+        <w:pStyle w:val="Heading2"/>
+      </w:pPr>
+      <w:r>
+        <w:t xml:space="preserve">14. Open Items Before Publishing Final Version</w:t>
       </w:r>
     </w:p>
     <w:p>
@@ -7828,22 +8016,7 @@
         </w:numPr>
       </w:pPr>
       <w:r>
-        <w:t xml:space="preserve">Replace all</w:t>
-      </w:r>
-      <w:r>
-        <w:t xml:space="preserve"> </w:t>
-      </w:r>
-      <w:r>
-        <w:rPr>
-          <w:rStyle w:val="VerbatimChar"/>
-        </w:rPr>
-        <w:t xml:space="preserve">URL needed</w:t>
-      </w:r>
-      <w:r>
-        <w:t xml:space="preserve"> </w:t>
-      </w:r>
-      <w:r>
-        <w:t xml:space="preserve">placeholders in the video library with real video links.</w:t>
+        <w:t xml:space="preserve">Confirm whether this repo should be public, private, or internal-only.</w:t>
       </w:r>
     </w:p>
     <w:p>
@@ -7855,7 +8028,7 @@
         </w:numPr>
       </w:pPr>
       <w:r>
-        <w:t xml:space="preserve">Confirm whether this repo should be public, private, or internal-only.</w:t>
+        <w:t xml:space="preserve">Confirm whether customer-specific examples should be removed or kept generic.</w:t>
       </w:r>
     </w:p>
     <w:p>
@@ -7867,7 +8040,7 @@
         </w:numPr>
       </w:pPr>
       <w:r>
-        <w:t xml:space="preserve">Confirm whether customer-specific examples should be removed or kept generic.</w:t>
+        <w:t xml:space="preserve">Add official Cisco documentation links for the final user education version.</w:t>
       </w:r>
     </w:p>
     <w:p>
@@ -7879,23 +8052,11 @@
         </w:numPr>
       </w:pPr>
       <w:r>
-        <w:t xml:space="preserve">Add official Cisco documentation links for the final user education version.</w:t>
-      </w:r>
-    </w:p>
-    <w:p>
-      <w:pPr>
-        <w:pStyle w:val="Compact"/>
-        <w:numPr>
-          <w:ilvl w:val="0"/>
-          <w:numId w:val="1021"/>
-        </w:numPr>
-      </w:pPr>
-      <w:r>
         <w:t xml:space="preserve">Validate current release-specific support matrices before presenting platform coverage.</w:t>
       </w:r>
     </w:p>
-    <w:bookmarkEnd w:id="82"/>
-    <w:bookmarkEnd w:id="83"/>
+    <w:bookmarkEnd w:id="86"/>
+    <w:bookmarkEnd w:id="87"/>
     <w:sectPr>
       <w:footnotePr>
         <w:numRestart w:val="eachSect"/>

--- a/docs/user-education/CSW-User-Education-Guide.docx
+++ b/docs/user-education/CSW-User-Education-Guide.docx
@@ -60,7 +60,7 @@
         </w:p>
       </w:sdtContent>
     </w:sdt>
-    <w:bookmarkStart w:id="87" w:name="X92ee979ebdbb38d988228e1ce971d57f1b349ff"/>
+    <w:bookmarkStart w:id="88" w:name="X92ee979ebdbb38d988228e1ce971d57f1b349ff"/>
     <w:p>
       <w:pPr>
         <w:pStyle w:val="Heading1"/>
@@ -2373,13 +2373,13 @@
     </w:p>
     <w:bookmarkEnd w:id="18"/>
     <w:bookmarkEnd w:id="19"/>
-    <w:bookmarkStart w:id="63" w:name="X17ed11c017e89b8141ed9a306f0a0e31f839240"/>
+    <w:bookmarkStart w:id="64" w:name="X34388d678d45029f6ea868320ccc3fef24f0f73"/>
     <w:p>
       <w:pPr>
         <w:pStyle w:val="Heading2"/>
       </w:pPr>
       <w:r>
-        <w:t xml:space="preserve">6. CSW Video Library</w:t>
+        <w:t xml:space="preserve">6. CSW Video Library (Learning Path Order)</w:t>
       </w:r>
     </w:p>
     <w:p>
@@ -2387,16 +2387,2944 @@
         <w:pStyle w:val="FirstParagraph"/>
       </w:pPr>
       <w:r>
-        <w:t xml:space="preserve">The video catalog below mirrors the Cisco Secure Workload learning material. Sub-section 5.1 contains the ten foundational training videos from the source Cisco slide. Sub-sections 5.2 through 5.7 extend the catalog with deeper topics commonly requested in customer conversations: security and risk reduction, segmentation use cases, firewall integration, F5 / BIG-IP integration, identity and DNS integrations, and containers. All entries link to YouTube unless explicitly noted otherwise.</w:t>
-      </w:r>
-    </w:p>
-    <w:bookmarkStart w:id="30" w:name="Xff9620c8411e47982ba285d79c7134c5d9fe345"/>
+        <w:t xml:space="preserve">Videos are listed in the order that builds CSW skills fastest — not grouped by product theme.</w:t>
+      </w:r>
+      <w:r>
+        <w:t xml:space="preserve"> </w:t>
+      </w:r>
+      <w:r>
+        <w:rPr>
+          <w:b/>
+          <w:bCs/>
+        </w:rPr>
+        <w:t xml:space="preserve">Watch top to bottom</w:t>
+      </w:r>
+      <w:r>
+        <w:t xml:space="preserve"> </w:t>
+      </w:r>
+      <w:r>
+        <w:t xml:space="preserve">within each module. The</w:t>
+      </w:r>
+      <w:r>
+        <w:t xml:space="preserve"> </w:t>
+      </w:r>
+      <w:r>
+        <w:rPr>
+          <w:b/>
+          <w:bCs/>
+        </w:rPr>
+        <w:t xml:space="preserve">Catalog #</w:t>
+      </w:r>
+      <w:r>
+        <w:t xml:space="preserve"> </w:t>
+      </w:r>
+      <w:r>
+        <w:t xml:space="preserve">column matches the original Cisco slide numbering (used in § 5 phase mappings).</w:t>
+      </w:r>
+    </w:p>
+    <w:bookmarkStart w:id="23" w:name="X79c14ae92492dca098785b61112f093e8b83cc5"/>
     <w:p>
       <w:pPr>
         <w:pStyle w:val="Heading3"/>
       </w:pPr>
       <w:r>
-        <w:t xml:space="preserve">6.1 Core CSW Training</w:t>
+        <w:t xml:space="preserve">6.1 Module 1 — Foundations</w:t>
+      </w:r>
+    </w:p>
+    <w:tbl>
+      <w:tblPr>
+        <w:tblStyle w:val="Table"/>
+        <w:tblW w:type="auto" w:w="0"/>
+        <w:tblLook w:firstRow="1" w:lastRow="0" w:firstColumn="0" w:lastColumn="0" w:noHBand="0" w:noVBand="0" w:val="0020"/>
+      </w:tblPr>
+      <w:tblGrid>
+        <w:gridCol w:w="1584"/>
+        <w:gridCol w:w="1584"/>
+        <w:gridCol w:w="1584"/>
+        <w:gridCol w:w="1584"/>
+        <w:gridCol w:w="1584"/>
+      </w:tblGrid>
+      <w:tr>
+        <w:trPr>
+          <w:tblHeader w:val="on"/>
+        </w:trPr>
+        <w:tc>
+          <w:tcPr/>
+          <w:p>
+            <w:pPr>
+              <w:pStyle w:val="Compact"/>
+              <w:jc w:val="center"/>
+            </w:pPr>
+            <w:r>
+              <w:t xml:space="preserve">Watch</w:t>
+            </w:r>
+          </w:p>
+        </w:tc>
+        <w:tc>
+          <w:tcPr/>
+          <w:p>
+            <w:pPr>
+              <w:pStyle w:val="Compact"/>
+              <w:jc w:val="right"/>
+            </w:pPr>
+            <w:r>
+              <w:t xml:space="preserve">Catalog #</w:t>
+            </w:r>
+          </w:p>
+        </w:tc>
+        <w:tc>
+          <w:tcPr/>
+          <w:p>
+            <w:pPr>
+              <w:pStyle w:val="Compact"/>
+            </w:pPr>
+            <w:r>
+              <w:t xml:space="preserve">Video</w:t>
+            </w:r>
+          </w:p>
+        </w:tc>
+        <w:tc>
+          <w:tcPr/>
+          <w:p>
+            <w:pPr>
+              <w:pStyle w:val="Compact"/>
+            </w:pPr>
+            <w:r>
+              <w:t xml:space="preserve">Description</w:t>
+            </w:r>
+          </w:p>
+        </w:tc>
+        <w:tc>
+          <w:tcPr/>
+          <w:p>
+            <w:pPr>
+              <w:pStyle w:val="Compact"/>
+              <w:jc w:val="center"/>
+            </w:pPr>
+            <w:r>
+              <w:t xml:space="preserve">Link</w:t>
+            </w:r>
+          </w:p>
+        </w:tc>
+      </w:tr>
+      <w:tr>
+        <w:tc>
+          <w:tcPr/>
+          <w:p>
+            <w:pPr>
+              <w:pStyle w:val="Compact"/>
+              <w:jc w:val="center"/>
+            </w:pPr>
+            <w:r>
+              <w:t xml:space="preserve">1</w:t>
+            </w:r>
+          </w:p>
+        </w:tc>
+        <w:tc>
+          <w:tcPr/>
+          <w:p>
+            <w:pPr>
+              <w:pStyle w:val="Compact"/>
+              <w:jc w:val="right"/>
+            </w:pPr>
+            <w:r>
+              <w:t xml:space="preserve">3</w:t>
+            </w:r>
+          </w:p>
+        </w:tc>
+        <w:tc>
+          <w:tcPr/>
+          <w:p>
+            <w:pPr>
+              <w:pStyle w:val="Compact"/>
+            </w:pPr>
+            <w:r>
+              <w:t xml:space="preserve">Scopes</w:t>
+            </w:r>
+          </w:p>
+        </w:tc>
+        <w:tc>
+          <w:tcPr/>
+          <w:p>
+            <w:pPr>
+              <w:pStyle w:val="Compact"/>
+            </w:pPr>
+            <w:r>
+              <w:t xml:space="preserve">Group workloads logically for policy.</w:t>
+            </w:r>
+          </w:p>
+        </w:tc>
+        <w:tc>
+          <w:tcPr/>
+          <w:p>
+            <w:pPr>
+              <w:pStyle w:val="Compact"/>
+              <w:jc w:val="center"/>
+            </w:pPr>
+            <w:hyperlink r:id="rId20">
+              <w:r>
+                <w:rPr>
+                  <w:rStyle w:val="Hyperlink"/>
+                </w:rPr>
+                <w:t xml:space="preserve">Watch</w:t>
+              </w:r>
+            </w:hyperlink>
+          </w:p>
+        </w:tc>
+      </w:tr>
+      <w:tr>
+        <w:tc>
+          <w:tcPr/>
+          <w:p>
+            <w:pPr>
+              <w:pStyle w:val="Compact"/>
+              <w:jc w:val="center"/>
+            </w:pPr>
+            <w:r>
+              <w:t xml:space="preserve">2</w:t>
+            </w:r>
+          </w:p>
+        </w:tc>
+        <w:tc>
+          <w:tcPr/>
+          <w:p>
+            <w:pPr>
+              <w:pStyle w:val="Compact"/>
+              <w:jc w:val="right"/>
+            </w:pPr>
+            <w:r>
+              <w:t xml:space="preserve">4</w:t>
+            </w:r>
+          </w:p>
+        </w:tc>
+        <w:tc>
+          <w:tcPr/>
+          <w:p>
+            <w:pPr>
+              <w:pStyle w:val="Compact"/>
+            </w:pPr>
+            <w:r>
+              <w:t xml:space="preserve">Labels</w:t>
+            </w:r>
+          </w:p>
+        </w:tc>
+        <w:tc>
+          <w:tcPr/>
+          <w:p>
+            <w:pPr>
+              <w:pStyle w:val="Compact"/>
+            </w:pPr>
+            <w:r>
+              <w:t xml:space="preserve">Tag workloads for policy and visibility.</w:t>
+            </w:r>
+          </w:p>
+        </w:tc>
+        <w:tc>
+          <w:tcPr/>
+          <w:p>
+            <w:pPr>
+              <w:pStyle w:val="Compact"/>
+              <w:jc w:val="center"/>
+            </w:pPr>
+            <w:hyperlink r:id="rId21">
+              <w:r>
+                <w:rPr>
+                  <w:rStyle w:val="Hyperlink"/>
+                </w:rPr>
+                <w:t xml:space="preserve">Watch</w:t>
+              </w:r>
+            </w:hyperlink>
+          </w:p>
+        </w:tc>
+      </w:tr>
+      <w:tr>
+        <w:tc>
+          <w:tcPr/>
+          <w:p>
+            <w:pPr>
+              <w:pStyle w:val="Compact"/>
+              <w:jc w:val="center"/>
+            </w:pPr>
+            <w:r>
+              <w:t xml:space="preserve">3</w:t>
+            </w:r>
+          </w:p>
+        </w:tc>
+        <w:tc>
+          <w:tcPr/>
+          <w:p>
+            <w:pPr>
+              <w:pStyle w:val="Compact"/>
+              <w:jc w:val="right"/>
+            </w:pPr>
+            <w:r>
+              <w:t xml:space="preserve">5</w:t>
+            </w:r>
+          </w:p>
+        </w:tc>
+        <w:tc>
+          <w:tcPr/>
+          <w:p>
+            <w:pPr>
+              <w:pStyle w:val="Compact"/>
+            </w:pPr>
+            <w:r>
+              <w:t xml:space="preserve">Inventory Filters</w:t>
+            </w:r>
+          </w:p>
+        </w:tc>
+        <w:tc>
+          <w:tcPr/>
+          <w:p>
+            <w:pPr>
+              <w:pStyle w:val="Compact"/>
+            </w:pPr>
+            <w:r>
+              <w:t xml:space="preserve">Focus inventory on specific workload groups.</w:t>
+            </w:r>
+          </w:p>
+        </w:tc>
+        <w:tc>
+          <w:tcPr/>
+          <w:p>
+            <w:pPr>
+              <w:pStyle w:val="Compact"/>
+              <w:jc w:val="center"/>
+            </w:pPr>
+            <w:hyperlink r:id="rId22">
+              <w:r>
+                <w:rPr>
+                  <w:rStyle w:val="Hyperlink"/>
+                </w:rPr>
+                <w:t xml:space="preserve">Watch</w:t>
+              </w:r>
+            </w:hyperlink>
+          </w:p>
+        </w:tc>
+      </w:tr>
+    </w:tbl>
+    <w:bookmarkEnd w:id="23"/>
+    <w:bookmarkStart w:id="26" w:name="X27b0b3246bd0221bf109cd41cf29e8955f4a5a1"/>
+    <w:p>
+      <w:pPr>
+        <w:pStyle w:val="Heading3"/>
+      </w:pPr>
+      <w:r>
+        <w:t xml:space="preserve">6.2 Module 2 — Agent deployment</w:t>
+      </w:r>
+    </w:p>
+    <w:tbl>
+      <w:tblPr>
+        <w:tblStyle w:val="Table"/>
+        <w:tblW w:type="auto" w:w="0"/>
+        <w:tblLook w:firstRow="1" w:lastRow="0" w:firstColumn="0" w:lastColumn="0" w:noHBand="0" w:noVBand="0" w:val="0020"/>
+      </w:tblPr>
+      <w:tblGrid>
+        <w:gridCol w:w="1584"/>
+        <w:gridCol w:w="1584"/>
+        <w:gridCol w:w="1584"/>
+        <w:gridCol w:w="1584"/>
+        <w:gridCol w:w="1584"/>
+      </w:tblGrid>
+      <w:tr>
+        <w:trPr>
+          <w:tblHeader w:val="on"/>
+        </w:trPr>
+        <w:tc>
+          <w:tcPr/>
+          <w:p>
+            <w:pPr>
+              <w:pStyle w:val="Compact"/>
+              <w:jc w:val="center"/>
+            </w:pPr>
+            <w:r>
+              <w:t xml:space="preserve">Watch</w:t>
+            </w:r>
+          </w:p>
+        </w:tc>
+        <w:tc>
+          <w:tcPr/>
+          <w:p>
+            <w:pPr>
+              <w:pStyle w:val="Compact"/>
+              <w:jc w:val="right"/>
+            </w:pPr>
+            <w:r>
+              <w:t xml:space="preserve">Catalog #</w:t>
+            </w:r>
+          </w:p>
+        </w:tc>
+        <w:tc>
+          <w:tcPr/>
+          <w:p>
+            <w:pPr>
+              <w:pStyle w:val="Compact"/>
+            </w:pPr>
+            <w:r>
+              <w:t xml:space="preserve">Video</w:t>
+            </w:r>
+          </w:p>
+        </w:tc>
+        <w:tc>
+          <w:tcPr/>
+          <w:p>
+            <w:pPr>
+              <w:pStyle w:val="Compact"/>
+            </w:pPr>
+            <w:r>
+              <w:t xml:space="preserve">Description</w:t>
+            </w:r>
+          </w:p>
+        </w:tc>
+        <w:tc>
+          <w:tcPr/>
+          <w:p>
+            <w:pPr>
+              <w:pStyle w:val="Compact"/>
+              <w:jc w:val="center"/>
+            </w:pPr>
+            <w:r>
+              <w:t xml:space="preserve">Link</w:t>
+            </w:r>
+          </w:p>
+        </w:tc>
+      </w:tr>
+      <w:tr>
+        <w:tc>
+          <w:tcPr/>
+          <w:p>
+            <w:pPr>
+              <w:pStyle w:val="Compact"/>
+              <w:jc w:val="center"/>
+            </w:pPr>
+            <w:r>
+              <w:t xml:space="preserve">4</w:t>
+            </w:r>
+          </w:p>
+        </w:tc>
+        <w:tc>
+          <w:tcPr/>
+          <w:p>
+            <w:pPr>
+              <w:pStyle w:val="Compact"/>
+              <w:jc w:val="right"/>
+            </w:pPr>
+            <w:r>
+              <w:t xml:space="preserve">1</w:t>
+            </w:r>
+          </w:p>
+        </w:tc>
+        <w:tc>
+          <w:tcPr/>
+          <w:p>
+            <w:pPr>
+              <w:pStyle w:val="Compact"/>
+            </w:pPr>
+            <w:r>
+              <w:t xml:space="preserve">Agent Configuration Profile</w:t>
+            </w:r>
+          </w:p>
+        </w:tc>
+        <w:tc>
+          <w:tcPr/>
+          <w:p>
+            <w:pPr>
+              <w:pStyle w:val="Compact"/>
+            </w:pPr>
+            <w:r>
+              <w:t xml:space="preserve">Configure agent profiles for enforcement.</w:t>
+            </w:r>
+          </w:p>
+        </w:tc>
+        <w:tc>
+          <w:tcPr/>
+          <w:p>
+            <w:pPr>
+              <w:pStyle w:val="Compact"/>
+              <w:jc w:val="center"/>
+            </w:pPr>
+            <w:hyperlink r:id="rId24">
+              <w:r>
+                <w:rPr>
+                  <w:rStyle w:val="Hyperlink"/>
+                </w:rPr>
+                <w:t xml:space="preserve">Watch</w:t>
+              </w:r>
+            </w:hyperlink>
+          </w:p>
+        </w:tc>
+      </w:tr>
+      <w:tr>
+        <w:tc>
+          <w:tcPr/>
+          <w:p>
+            <w:pPr>
+              <w:pStyle w:val="Compact"/>
+              <w:jc w:val="center"/>
+            </w:pPr>
+            <w:r>
+              <w:t xml:space="preserve">5</w:t>
+            </w:r>
+          </w:p>
+        </w:tc>
+        <w:tc>
+          <w:tcPr/>
+          <w:p>
+            <w:pPr>
+              <w:pStyle w:val="Compact"/>
+              <w:jc w:val="right"/>
+            </w:pPr>
+            <w:r>
+              <w:t xml:space="preserve">2</w:t>
+            </w:r>
+          </w:p>
+        </w:tc>
+        <w:tc>
+          <w:tcPr/>
+          <w:p>
+            <w:pPr>
+              <w:pStyle w:val="Compact"/>
+            </w:pPr>
+            <w:r>
+              <w:t xml:space="preserve">Golden Image VDI</w:t>
+            </w:r>
+          </w:p>
+        </w:tc>
+        <w:tc>
+          <w:tcPr/>
+          <w:p>
+            <w:pPr>
+              <w:pStyle w:val="Compact"/>
+            </w:pPr>
+            <w:r>
+              <w:t xml:space="preserve">VDI golden-image agent deployment.</w:t>
+            </w:r>
+            <w:r>
+              <w:t xml:space="preserve"> </w:t>
+            </w:r>
+            <w:r>
+              <w:rPr>
+                <w:i/>
+                <w:iCs/>
+              </w:rPr>
+              <w:t xml:space="preserve">Optional.</w:t>
+            </w:r>
+          </w:p>
+        </w:tc>
+        <w:tc>
+          <w:tcPr/>
+          <w:p>
+            <w:pPr>
+              <w:pStyle w:val="Compact"/>
+              <w:jc w:val="center"/>
+            </w:pPr>
+            <w:hyperlink r:id="rId25">
+              <w:r>
+                <w:rPr>
+                  <w:rStyle w:val="Hyperlink"/>
+                </w:rPr>
+                <w:t xml:space="preserve">Watch</w:t>
+              </w:r>
+            </w:hyperlink>
+          </w:p>
+        </w:tc>
+      </w:tr>
+    </w:tbl>
+    <w:bookmarkEnd w:id="26"/>
+    <w:bookmarkStart w:id="32" w:name="Xf8e5d935e4719b8ec583b58485ced48d95037fb"/>
+    <w:p>
+      <w:pPr>
+        <w:pStyle w:val="Heading3"/>
+      </w:pPr>
+      <w:r>
+        <w:t xml:space="preserve">6.3 Module 3 — Visibility and dependency discovery</w:t>
+      </w:r>
+    </w:p>
+    <w:tbl>
+      <w:tblPr>
+        <w:tblStyle w:val="Table"/>
+        <w:tblW w:type="auto" w:w="0"/>
+        <w:tblLook w:firstRow="1" w:lastRow="0" w:firstColumn="0" w:lastColumn="0" w:noHBand="0" w:noVBand="0" w:val="0020"/>
+      </w:tblPr>
+      <w:tblGrid>
+        <w:gridCol w:w="1584"/>
+        <w:gridCol w:w="1584"/>
+        <w:gridCol w:w="1584"/>
+        <w:gridCol w:w="1584"/>
+        <w:gridCol w:w="1584"/>
+      </w:tblGrid>
+      <w:tr>
+        <w:trPr>
+          <w:tblHeader w:val="on"/>
+        </w:trPr>
+        <w:tc>
+          <w:tcPr/>
+          <w:p>
+            <w:pPr>
+              <w:pStyle w:val="Compact"/>
+              <w:jc w:val="center"/>
+            </w:pPr>
+            <w:r>
+              <w:t xml:space="preserve">Watch</w:t>
+            </w:r>
+          </w:p>
+        </w:tc>
+        <w:tc>
+          <w:tcPr/>
+          <w:p>
+            <w:pPr>
+              <w:pStyle w:val="Compact"/>
+              <w:jc w:val="right"/>
+            </w:pPr>
+            <w:r>
+              <w:t xml:space="preserve">Catalog #</w:t>
+            </w:r>
+          </w:p>
+        </w:tc>
+        <w:tc>
+          <w:tcPr/>
+          <w:p>
+            <w:pPr>
+              <w:pStyle w:val="Compact"/>
+            </w:pPr>
+            <w:r>
+              <w:t xml:space="preserve">Video</w:t>
+            </w:r>
+          </w:p>
+        </w:tc>
+        <w:tc>
+          <w:tcPr/>
+          <w:p>
+            <w:pPr>
+              <w:pStyle w:val="Compact"/>
+            </w:pPr>
+            <w:r>
+              <w:t xml:space="preserve">Description</w:t>
+            </w:r>
+          </w:p>
+        </w:tc>
+        <w:tc>
+          <w:tcPr/>
+          <w:p>
+            <w:pPr>
+              <w:pStyle w:val="Compact"/>
+              <w:jc w:val="center"/>
+            </w:pPr>
+            <w:r>
+              <w:t xml:space="preserve">Link</w:t>
+            </w:r>
+          </w:p>
+        </w:tc>
+      </w:tr>
+      <w:tr>
+        <w:tc>
+          <w:tcPr/>
+          <w:p>
+            <w:pPr>
+              <w:pStyle w:val="Compact"/>
+              <w:jc w:val="center"/>
+            </w:pPr>
+            <w:r>
+              <w:t xml:space="preserve">6</w:t>
+            </w:r>
+          </w:p>
+        </w:tc>
+        <w:tc>
+          <w:tcPr/>
+          <w:p>
+            <w:pPr>
+              <w:pStyle w:val="Compact"/>
+              <w:jc w:val="right"/>
+            </w:pPr>
+            <w:r>
+              <w:t xml:space="preserve">6</w:t>
+            </w:r>
+          </w:p>
+        </w:tc>
+        <w:tc>
+          <w:tcPr/>
+          <w:p>
+            <w:pPr>
+              <w:pStyle w:val="Compact"/>
+            </w:pPr>
+            <w:r>
+              <w:t xml:space="preserve">Production and Test Risk Reduction</w:t>
+            </w:r>
+          </w:p>
+        </w:tc>
+        <w:tc>
+          <w:tcPr/>
+          <w:p>
+            <w:pPr>
+              <w:pStyle w:val="Compact"/>
+            </w:pPr>
+            <w:r>
+              <w:t xml:space="preserve">Macro-segment prod vs non-prod.</w:t>
+            </w:r>
+          </w:p>
+        </w:tc>
+        <w:tc>
+          <w:tcPr/>
+          <w:p>
+            <w:pPr>
+              <w:pStyle w:val="Compact"/>
+              <w:jc w:val="center"/>
+            </w:pPr>
+            <w:hyperlink r:id="rId27">
+              <w:r>
+                <w:rPr>
+                  <w:rStyle w:val="Hyperlink"/>
+                </w:rPr>
+                <w:t xml:space="preserve">Watch</w:t>
+              </w:r>
+            </w:hyperlink>
+          </w:p>
+        </w:tc>
+      </w:tr>
+      <w:tr>
+        <w:tc>
+          <w:tcPr/>
+          <w:p>
+            <w:pPr>
+              <w:pStyle w:val="Compact"/>
+              <w:jc w:val="center"/>
+            </w:pPr>
+            <w:r>
+              <w:t xml:space="preserve">7</w:t>
+            </w:r>
+          </w:p>
+        </w:tc>
+        <w:tc>
+          <w:tcPr/>
+          <w:p>
+            <w:pPr>
+              <w:pStyle w:val="Compact"/>
+              <w:jc w:val="right"/>
+            </w:pPr>
+            <w:r>
+              <w:t xml:space="preserve">10</w:t>
+            </w:r>
+          </w:p>
+        </w:tc>
+        <w:tc>
+          <w:tcPr/>
+          <w:p>
+            <w:pPr>
+              <w:pStyle w:val="Compact"/>
+            </w:pPr>
+            <w:r>
+              <w:t xml:space="preserve">Flow Analysis</w:t>
+            </w:r>
+          </w:p>
+        </w:tc>
+        <w:tc>
+          <w:tcPr/>
+          <w:p>
+            <w:pPr>
+              <w:pStyle w:val="Compact"/>
+            </w:pPr>
+            <w:r>
+              <w:t xml:space="preserve">Traffic patterns and anomalies.</w:t>
+            </w:r>
+          </w:p>
+        </w:tc>
+        <w:tc>
+          <w:tcPr/>
+          <w:p>
+            <w:pPr>
+              <w:pStyle w:val="Compact"/>
+              <w:jc w:val="center"/>
+            </w:pPr>
+            <w:hyperlink r:id="rId28">
+              <w:r>
+                <w:rPr>
+                  <w:rStyle w:val="Hyperlink"/>
+                </w:rPr>
+                <w:t xml:space="preserve">Watch</w:t>
+              </w:r>
+            </w:hyperlink>
+          </w:p>
+        </w:tc>
+      </w:tr>
+      <w:tr>
+        <w:tc>
+          <w:tcPr/>
+          <w:p>
+            <w:pPr>
+              <w:pStyle w:val="Compact"/>
+              <w:jc w:val="center"/>
+            </w:pPr>
+            <w:r>
+              <w:t xml:space="preserve">8</w:t>
+            </w:r>
+          </w:p>
+        </w:tc>
+        <w:tc>
+          <w:tcPr/>
+          <w:p>
+            <w:pPr>
+              <w:pStyle w:val="Compact"/>
+              <w:jc w:val="right"/>
+            </w:pPr>
+            <w:r>
+              <w:t xml:space="preserve">7</w:t>
+            </w:r>
+          </w:p>
+        </w:tc>
+        <w:tc>
+          <w:tcPr/>
+          <w:p>
+            <w:pPr>
+              <w:pStyle w:val="Compact"/>
+            </w:pPr>
+            <w:r>
+              <w:t xml:space="preserve">Application Dependency Mapping &amp; Policy Analysis</w:t>
+            </w:r>
+          </w:p>
+        </w:tc>
+        <w:tc>
+          <w:tcPr/>
+          <w:p>
+            <w:pPr>
+              <w:pStyle w:val="Compact"/>
+            </w:pPr>
+            <w:r>
+              <w:t xml:space="preserve">ADM and policy derivation.</w:t>
+            </w:r>
+          </w:p>
+        </w:tc>
+        <w:tc>
+          <w:tcPr/>
+          <w:p>
+            <w:pPr>
+              <w:pStyle w:val="Compact"/>
+              <w:jc w:val="center"/>
+            </w:pPr>
+            <w:hyperlink r:id="rId29">
+              <w:r>
+                <w:rPr>
+                  <w:rStyle w:val="Hyperlink"/>
+                </w:rPr>
+                <w:t xml:space="preserve">Watch</w:t>
+              </w:r>
+            </w:hyperlink>
+          </w:p>
+        </w:tc>
+      </w:tr>
+      <w:tr>
+        <w:tc>
+          <w:tcPr/>
+          <w:p>
+            <w:pPr>
+              <w:pStyle w:val="Compact"/>
+              <w:jc w:val="center"/>
+            </w:pPr>
+            <w:r>
+              <w:t xml:space="preserve">9</w:t>
+            </w:r>
+          </w:p>
+        </w:tc>
+        <w:tc>
+          <w:tcPr/>
+          <w:p>
+            <w:pPr>
+              <w:pStyle w:val="Compact"/>
+              <w:jc w:val="right"/>
+            </w:pPr>
+            <w:r>
+              <w:t xml:space="preserve">9</w:t>
+            </w:r>
+          </w:p>
+        </w:tc>
+        <w:tc>
+          <w:tcPr/>
+          <w:p>
+            <w:pPr>
+              <w:pStyle w:val="Compact"/>
+            </w:pPr>
+            <w:r>
+              <w:t xml:space="preserve">Dynamic Workloads &amp; Policy</w:t>
+            </w:r>
+          </w:p>
+        </w:tc>
+        <w:tc>
+          <w:tcPr/>
+          <w:p>
+            <w:pPr>
+              <w:pStyle w:val="Compact"/>
+            </w:pPr>
+            <w:r>
+              <w:t xml:space="preserve">Policy for moving/scaling workloads.</w:t>
+            </w:r>
+          </w:p>
+        </w:tc>
+        <w:tc>
+          <w:tcPr/>
+          <w:p>
+            <w:pPr>
+              <w:pStyle w:val="Compact"/>
+              <w:jc w:val="center"/>
+            </w:pPr>
+            <w:hyperlink r:id="rId30">
+              <w:r>
+                <w:rPr>
+                  <w:rStyle w:val="Hyperlink"/>
+                </w:rPr>
+                <w:t xml:space="preserve">Watch</w:t>
+              </w:r>
+            </w:hyperlink>
+          </w:p>
+        </w:tc>
+      </w:tr>
+      <w:tr>
+        <w:tc>
+          <w:tcPr/>
+          <w:p>
+            <w:pPr>
+              <w:pStyle w:val="Compact"/>
+              <w:jc w:val="center"/>
+            </w:pPr>
+            <w:r>
+              <w:t xml:space="preserve">10</w:t>
+            </w:r>
+          </w:p>
+        </w:tc>
+        <w:tc>
+          <w:tcPr/>
+          <w:p>
+            <w:pPr>
+              <w:pStyle w:val="Compact"/>
+              <w:jc w:val="right"/>
+            </w:pPr>
+            <w:r>
+              <w:t xml:space="preserve">8</w:t>
+            </w:r>
+          </w:p>
+        </w:tc>
+        <w:tc>
+          <w:tcPr/>
+          <w:p>
+            <w:pPr>
+              <w:pStyle w:val="Compact"/>
+            </w:pPr>
+            <w:r>
+              <w:t xml:space="preserve">Policy Visual and Quick Analysis</w:t>
+            </w:r>
+          </w:p>
+        </w:tc>
+        <w:tc>
+          <w:tcPr/>
+          <w:p>
+            <w:pPr>
+              <w:pStyle w:val="Compact"/>
+            </w:pPr>
+            <w:r>
+              <w:t xml:space="preserve">Visualize policy impact.</w:t>
+            </w:r>
+          </w:p>
+        </w:tc>
+        <w:tc>
+          <w:tcPr/>
+          <w:p>
+            <w:pPr>
+              <w:pStyle w:val="Compact"/>
+              <w:jc w:val="center"/>
+            </w:pPr>
+            <w:hyperlink r:id="rId31">
+              <w:r>
+                <w:rPr>
+                  <w:rStyle w:val="Hyperlink"/>
+                </w:rPr>
+                <w:t xml:space="preserve">Watch</w:t>
+              </w:r>
+            </w:hyperlink>
+          </w:p>
+        </w:tc>
+      </w:tr>
+    </w:tbl>
+    <w:bookmarkEnd w:id="32"/>
+    <w:bookmarkStart w:id="35" w:name="Xe08cf81caea7d0f53bf073b145c66d190f05ea7"/>
+    <w:p>
+      <w:pPr>
+        <w:pStyle w:val="Heading3"/>
+      </w:pPr>
+      <w:r>
+        <w:t xml:space="preserve">6.4 Module 4 — AI-assisted policy</w:t>
+      </w:r>
+    </w:p>
+    <w:tbl>
+      <w:tblPr>
+        <w:tblStyle w:val="Table"/>
+        <w:tblW w:type="auto" w:w="0"/>
+        <w:tblLook w:firstRow="1" w:lastRow="0" w:firstColumn="0" w:lastColumn="0" w:noHBand="0" w:noVBand="0" w:val="0020"/>
+      </w:tblPr>
+      <w:tblGrid>
+        <w:gridCol w:w="1584"/>
+        <w:gridCol w:w="1584"/>
+        <w:gridCol w:w="1584"/>
+        <w:gridCol w:w="1584"/>
+        <w:gridCol w:w="1584"/>
+      </w:tblGrid>
+      <w:tr>
+        <w:trPr>
+          <w:tblHeader w:val="on"/>
+        </w:trPr>
+        <w:tc>
+          <w:tcPr/>
+          <w:p>
+            <w:pPr>
+              <w:pStyle w:val="Compact"/>
+              <w:jc w:val="center"/>
+            </w:pPr>
+            <w:r>
+              <w:t xml:space="preserve">Watch</w:t>
+            </w:r>
+          </w:p>
+        </w:tc>
+        <w:tc>
+          <w:tcPr/>
+          <w:p>
+            <w:pPr>
+              <w:pStyle w:val="Compact"/>
+              <w:jc w:val="right"/>
+            </w:pPr>
+            <w:r>
+              <w:t xml:space="preserve">Catalog #</w:t>
+            </w:r>
+          </w:p>
+        </w:tc>
+        <w:tc>
+          <w:tcPr/>
+          <w:p>
+            <w:pPr>
+              <w:pStyle w:val="Compact"/>
+            </w:pPr>
+            <w:r>
+              <w:t xml:space="preserve">Video</w:t>
+            </w:r>
+          </w:p>
+        </w:tc>
+        <w:tc>
+          <w:tcPr/>
+          <w:p>
+            <w:pPr>
+              <w:pStyle w:val="Compact"/>
+            </w:pPr>
+            <w:r>
+              <w:t xml:space="preserve">Description</w:t>
+            </w:r>
+          </w:p>
+        </w:tc>
+        <w:tc>
+          <w:tcPr/>
+          <w:p>
+            <w:pPr>
+              <w:pStyle w:val="Compact"/>
+              <w:jc w:val="center"/>
+            </w:pPr>
+            <w:r>
+              <w:t xml:space="preserve">Link</w:t>
+            </w:r>
+          </w:p>
+        </w:tc>
+      </w:tr>
+      <w:tr>
+        <w:tc>
+          <w:tcPr/>
+          <w:p>
+            <w:pPr>
+              <w:pStyle w:val="Compact"/>
+              <w:jc w:val="center"/>
+            </w:pPr>
+            <w:r>
+              <w:t xml:space="preserve">11</w:t>
+            </w:r>
+          </w:p>
+        </w:tc>
+        <w:tc>
+          <w:tcPr/>
+          <w:p>
+            <w:pPr>
+              <w:pStyle w:val="Compact"/>
+              <w:jc w:val="right"/>
+            </w:pPr>
+            <w:r>
+              <w:t xml:space="preserve">33</w:t>
+            </w:r>
+          </w:p>
+        </w:tc>
+        <w:tc>
+          <w:tcPr/>
+          <w:p>
+            <w:pPr>
+              <w:pStyle w:val="Compact"/>
+            </w:pPr>
+            <w:r>
+              <w:t xml:space="preserve">AI-Driven Policy Suggestions</w:t>
+            </w:r>
+          </w:p>
+        </w:tc>
+        <w:tc>
+          <w:tcPr/>
+          <w:p>
+            <w:pPr>
+              <w:pStyle w:val="Compact"/>
+            </w:pPr>
+            <w:r>
+              <w:t xml:space="preserve">AI policy recommendations.</w:t>
+            </w:r>
+          </w:p>
+        </w:tc>
+        <w:tc>
+          <w:tcPr/>
+          <w:p>
+            <w:pPr>
+              <w:pStyle w:val="Compact"/>
+              <w:jc w:val="center"/>
+            </w:pPr>
+            <w:hyperlink r:id="rId33">
+              <w:r>
+                <w:rPr>
+                  <w:rStyle w:val="Hyperlink"/>
+                </w:rPr>
+                <w:t xml:space="preserve">Watch</w:t>
+              </w:r>
+            </w:hyperlink>
+          </w:p>
+        </w:tc>
+      </w:tr>
+      <w:tr>
+        <w:tc>
+          <w:tcPr/>
+          <w:p>
+            <w:pPr>
+              <w:pStyle w:val="Compact"/>
+              <w:jc w:val="center"/>
+            </w:pPr>
+            <w:r>
+              <w:t xml:space="preserve">12</w:t>
+            </w:r>
+          </w:p>
+        </w:tc>
+        <w:tc>
+          <w:tcPr/>
+          <w:p>
+            <w:pPr>
+              <w:pStyle w:val="Compact"/>
+              <w:jc w:val="right"/>
+            </w:pPr>
+            <w:r>
+              <w:t xml:space="preserve">34</w:t>
+            </w:r>
+          </w:p>
+        </w:tc>
+        <w:tc>
+          <w:tcPr/>
+          <w:p>
+            <w:pPr>
+              <w:pStyle w:val="Compact"/>
+            </w:pPr>
+            <w:r>
+              <w:t xml:space="preserve">Policy Statistics with AI Engine</w:t>
+            </w:r>
+          </w:p>
+        </w:tc>
+        <w:tc>
+          <w:tcPr/>
+          <w:p>
+            <w:pPr>
+              <w:pStyle w:val="Compact"/>
+            </w:pPr>
+            <w:r>
+              <w:t xml:space="preserve">Statistics and tuning at scale.</w:t>
+            </w:r>
+          </w:p>
+        </w:tc>
+        <w:tc>
+          <w:tcPr/>
+          <w:p>
+            <w:pPr>
+              <w:pStyle w:val="Compact"/>
+              <w:jc w:val="center"/>
+            </w:pPr>
+            <w:hyperlink r:id="rId34">
+              <w:r>
+                <w:rPr>
+                  <w:rStyle w:val="Hyperlink"/>
+                </w:rPr>
+                <w:t xml:space="preserve">Watch</w:t>
+              </w:r>
+            </w:hyperlink>
+          </w:p>
+        </w:tc>
+      </w:tr>
+    </w:tbl>
+    <w:bookmarkEnd w:id="35"/>
+    <w:bookmarkStart w:id="41" w:name="X8a788de5795d40d873f8a098801eb93b3a8b2cf"/>
+    <w:p>
+      <w:pPr>
+        <w:pStyle w:val="Heading3"/>
+      </w:pPr>
+      <w:r>
+        <w:t xml:space="preserve">6.5 Module 5 — Security, risk, and forensics</w:t>
+      </w:r>
+    </w:p>
+    <w:tbl>
+      <w:tblPr>
+        <w:tblStyle w:val="Table"/>
+        <w:tblW w:type="auto" w:w="0"/>
+        <w:tblLook w:firstRow="1" w:lastRow="0" w:firstColumn="0" w:lastColumn="0" w:noHBand="0" w:noVBand="0" w:val="0020"/>
+      </w:tblPr>
+      <w:tblGrid>
+        <w:gridCol w:w="1584"/>
+        <w:gridCol w:w="1584"/>
+        <w:gridCol w:w="1584"/>
+        <w:gridCol w:w="1584"/>
+        <w:gridCol w:w="1584"/>
+      </w:tblGrid>
+      <w:tr>
+        <w:trPr>
+          <w:tblHeader w:val="on"/>
+        </w:trPr>
+        <w:tc>
+          <w:tcPr/>
+          <w:p>
+            <w:pPr>
+              <w:pStyle w:val="Compact"/>
+              <w:jc w:val="center"/>
+            </w:pPr>
+            <w:r>
+              <w:t xml:space="preserve">Watch</w:t>
+            </w:r>
+          </w:p>
+        </w:tc>
+        <w:tc>
+          <w:tcPr/>
+          <w:p>
+            <w:pPr>
+              <w:pStyle w:val="Compact"/>
+              <w:jc w:val="right"/>
+            </w:pPr>
+            <w:r>
+              <w:t xml:space="preserve">Catalog #</w:t>
+            </w:r>
+          </w:p>
+        </w:tc>
+        <w:tc>
+          <w:tcPr/>
+          <w:p>
+            <w:pPr>
+              <w:pStyle w:val="Compact"/>
+            </w:pPr>
+            <w:r>
+              <w:t xml:space="preserve">Video</w:t>
+            </w:r>
+          </w:p>
+        </w:tc>
+        <w:tc>
+          <w:tcPr/>
+          <w:p>
+            <w:pPr>
+              <w:pStyle w:val="Compact"/>
+            </w:pPr>
+            <w:r>
+              <w:t xml:space="preserve">Description</w:t>
+            </w:r>
+          </w:p>
+        </w:tc>
+        <w:tc>
+          <w:tcPr/>
+          <w:p>
+            <w:pPr>
+              <w:pStyle w:val="Compact"/>
+              <w:jc w:val="center"/>
+            </w:pPr>
+            <w:r>
+              <w:t xml:space="preserve">Link</w:t>
+            </w:r>
+          </w:p>
+        </w:tc>
+      </w:tr>
+      <w:tr>
+        <w:tc>
+          <w:tcPr/>
+          <w:p>
+            <w:pPr>
+              <w:pStyle w:val="Compact"/>
+              <w:jc w:val="center"/>
+            </w:pPr>
+            <w:r>
+              <w:t xml:space="preserve">13</w:t>
+            </w:r>
+          </w:p>
+        </w:tc>
+        <w:tc>
+          <w:tcPr/>
+          <w:p>
+            <w:pPr>
+              <w:pStyle w:val="Compact"/>
+              <w:jc w:val="right"/>
+            </w:pPr>
+            <w:r>
+              <w:t xml:space="preserve">12</w:t>
+            </w:r>
+          </w:p>
+        </w:tc>
+        <w:tc>
+          <w:tcPr/>
+          <w:p>
+            <w:pPr>
+              <w:pStyle w:val="Compact"/>
+            </w:pPr>
+            <w:r>
+              <w:t xml:space="preserve">Security Dashboard</w:t>
+            </w:r>
+          </w:p>
+        </w:tc>
+        <w:tc>
+          <w:tcPr/>
+          <w:p>
+            <w:pPr>
+              <w:pStyle w:val="Compact"/>
+            </w:pPr>
+            <w:r>
+              <w:t xml:space="preserve">Posture and risk drill-downs.</w:t>
+            </w:r>
+          </w:p>
+        </w:tc>
+        <w:tc>
+          <w:tcPr/>
+          <w:p>
+            <w:pPr>
+              <w:pStyle w:val="Compact"/>
+              <w:jc w:val="center"/>
+            </w:pPr>
+            <w:hyperlink r:id="rId36">
+              <w:r>
+                <w:rPr>
+                  <w:rStyle w:val="Hyperlink"/>
+                </w:rPr>
+                <w:t xml:space="preserve">Watch</w:t>
+              </w:r>
+            </w:hyperlink>
+          </w:p>
+        </w:tc>
+      </w:tr>
+      <w:tr>
+        <w:tc>
+          <w:tcPr/>
+          <w:p>
+            <w:pPr>
+              <w:pStyle w:val="Compact"/>
+              <w:jc w:val="center"/>
+            </w:pPr>
+            <w:r>
+              <w:t xml:space="preserve">14</w:t>
+            </w:r>
+          </w:p>
+        </w:tc>
+        <w:tc>
+          <w:tcPr/>
+          <w:p>
+            <w:pPr>
+              <w:pStyle w:val="Compact"/>
+              <w:jc w:val="right"/>
+            </w:pPr>
+            <w:r>
+              <w:t xml:space="preserve">11</w:t>
+            </w:r>
+          </w:p>
+        </w:tc>
+        <w:tc>
+          <w:tcPr/>
+          <w:p>
+            <w:pPr>
+              <w:pStyle w:val="Compact"/>
+            </w:pPr>
+            <w:r>
+              <w:t xml:space="preserve">Vulnerabilities and Risk Reduction</w:t>
+            </w:r>
+          </w:p>
+        </w:tc>
+        <w:tc>
+          <w:tcPr/>
+          <w:p>
+            <w:pPr>
+              <w:pStyle w:val="Compact"/>
+            </w:pPr>
+            <w:r>
+              <w:t xml:space="preserve">Vulnerable workload prioritization.</w:t>
+            </w:r>
+          </w:p>
+        </w:tc>
+        <w:tc>
+          <w:tcPr/>
+          <w:p>
+            <w:pPr>
+              <w:pStyle w:val="Compact"/>
+              <w:jc w:val="center"/>
+            </w:pPr>
+            <w:hyperlink r:id="rId37">
+              <w:r>
+                <w:rPr>
+                  <w:rStyle w:val="Hyperlink"/>
+                </w:rPr>
+                <w:t xml:space="preserve">Watch</w:t>
+              </w:r>
+            </w:hyperlink>
+          </w:p>
+        </w:tc>
+      </w:tr>
+      <w:tr>
+        <w:tc>
+          <w:tcPr/>
+          <w:p>
+            <w:pPr>
+              <w:pStyle w:val="Compact"/>
+              <w:jc w:val="center"/>
+            </w:pPr>
+            <w:r>
+              <w:t xml:space="preserve">15</w:t>
+            </w:r>
+          </w:p>
+        </w:tc>
+        <w:tc>
+          <w:tcPr/>
+          <w:p>
+            <w:pPr>
+              <w:pStyle w:val="Compact"/>
+              <w:jc w:val="right"/>
+            </w:pPr>
+            <w:r>
+              <w:t xml:space="preserve">15</w:t>
+            </w:r>
+          </w:p>
+        </w:tc>
+        <w:tc>
+          <w:tcPr/>
+          <w:p>
+            <w:pPr>
+              <w:pStyle w:val="Compact"/>
+            </w:pPr>
+            <w:r>
+              <w:t xml:space="preserve">SSH Risk Reduction</w:t>
+            </w:r>
+          </w:p>
+        </w:tc>
+        <w:tc>
+          <w:tcPr/>
+          <w:p>
+            <w:pPr>
+              <w:pStyle w:val="Compact"/>
+            </w:pPr>
+            <w:r>
+              <w:t xml:space="preserve">Control SSH between workloads.</w:t>
+            </w:r>
+          </w:p>
+        </w:tc>
+        <w:tc>
+          <w:tcPr/>
+          <w:p>
+            <w:pPr>
+              <w:pStyle w:val="Compact"/>
+              <w:jc w:val="center"/>
+            </w:pPr>
+            <w:hyperlink r:id="rId38">
+              <w:r>
+                <w:rPr>
+                  <w:rStyle w:val="Hyperlink"/>
+                </w:rPr>
+                <w:t xml:space="preserve">Watch</w:t>
+              </w:r>
+            </w:hyperlink>
+          </w:p>
+        </w:tc>
+      </w:tr>
+      <w:tr>
+        <w:tc>
+          <w:tcPr/>
+          <w:p>
+            <w:pPr>
+              <w:pStyle w:val="Compact"/>
+              <w:jc w:val="center"/>
+            </w:pPr>
+            <w:r>
+              <w:t xml:space="preserve">16</w:t>
+            </w:r>
+          </w:p>
+        </w:tc>
+        <w:tc>
+          <w:tcPr/>
+          <w:p>
+            <w:pPr>
+              <w:pStyle w:val="Compact"/>
+              <w:jc w:val="right"/>
+            </w:pPr>
+            <w:r>
+              <w:t xml:space="preserve">14</w:t>
+            </w:r>
+          </w:p>
+        </w:tc>
+        <w:tc>
+          <w:tcPr/>
+          <w:p>
+            <w:pPr>
+              <w:pStyle w:val="Compact"/>
+            </w:pPr>
+            <w:r>
+              <w:t xml:space="preserve">Log4J Risk Reduction</w:t>
+            </w:r>
+          </w:p>
+        </w:tc>
+        <w:tc>
+          <w:tcPr/>
+          <w:p>
+            <w:pPr>
+              <w:pStyle w:val="Compact"/>
+            </w:pPr>
+            <w:r>
+              <w:t xml:space="preserve">Log4Shell exposure containment.</w:t>
+            </w:r>
+          </w:p>
+        </w:tc>
+        <w:tc>
+          <w:tcPr/>
+          <w:p>
+            <w:pPr>
+              <w:pStyle w:val="Compact"/>
+              <w:jc w:val="center"/>
+            </w:pPr>
+            <w:hyperlink r:id="rId39">
+              <w:r>
+                <w:rPr>
+                  <w:rStyle w:val="Hyperlink"/>
+                </w:rPr>
+                <w:t xml:space="preserve">Watch</w:t>
+              </w:r>
+            </w:hyperlink>
+          </w:p>
+        </w:tc>
+      </w:tr>
+      <w:tr>
+        <w:tc>
+          <w:tcPr/>
+          <w:p>
+            <w:pPr>
+              <w:pStyle w:val="Compact"/>
+              <w:jc w:val="center"/>
+            </w:pPr>
+            <w:r>
+              <w:t xml:space="preserve">17</w:t>
+            </w:r>
+          </w:p>
+        </w:tc>
+        <w:tc>
+          <w:tcPr/>
+          <w:p>
+            <w:pPr>
+              <w:pStyle w:val="Compact"/>
+              <w:jc w:val="right"/>
+            </w:pPr>
+            <w:r>
+              <w:t xml:space="preserve">13</w:t>
+            </w:r>
+          </w:p>
+        </w:tc>
+        <w:tc>
+          <w:tcPr/>
+          <w:p>
+            <w:pPr>
+              <w:pStyle w:val="Compact"/>
+            </w:pPr>
+            <w:r>
+              <w:t xml:space="preserve">Forensics</w:t>
+            </w:r>
+          </w:p>
+        </w:tc>
+        <w:tc>
+          <w:tcPr/>
+          <w:p>
+            <w:pPr>
+              <w:pStyle w:val="Compact"/>
+            </w:pPr>
+            <w:r>
+              <w:t xml:space="preserve">Investigation evidence.</w:t>
+            </w:r>
+          </w:p>
+        </w:tc>
+        <w:tc>
+          <w:tcPr/>
+          <w:p>
+            <w:pPr>
+              <w:pStyle w:val="Compact"/>
+              <w:jc w:val="center"/>
+            </w:pPr>
+            <w:hyperlink r:id="rId40">
+              <w:r>
+                <w:rPr>
+                  <w:rStyle w:val="Hyperlink"/>
+                </w:rPr>
+                <w:t xml:space="preserve">Watch</w:t>
+              </w:r>
+            </w:hyperlink>
+          </w:p>
+        </w:tc>
+      </w:tr>
+    </w:tbl>
+    <w:bookmarkEnd w:id="41"/>
+    <w:bookmarkStart w:id="44" w:name="X8938ec5b7415f921bc4d87f7ee35b1149073c6a"/>
+    <w:p>
+      <w:pPr>
+        <w:pStyle w:val="Heading3"/>
+      </w:pPr>
+      <w:r>
+        <w:t xml:space="preserve">6.6 Module 6 — Segmentation use cases</w:t>
+      </w:r>
+    </w:p>
+    <w:tbl>
+      <w:tblPr>
+        <w:tblStyle w:val="Table"/>
+        <w:tblW w:type="auto" w:w="0"/>
+        <w:tblLook w:firstRow="1" w:lastRow="0" w:firstColumn="0" w:lastColumn="0" w:noHBand="0" w:noVBand="0" w:val="0020"/>
+      </w:tblPr>
+      <w:tblGrid>
+        <w:gridCol w:w="1584"/>
+        <w:gridCol w:w="1584"/>
+        <w:gridCol w:w="1584"/>
+        <w:gridCol w:w="1584"/>
+        <w:gridCol w:w="1584"/>
+      </w:tblGrid>
+      <w:tr>
+        <w:trPr>
+          <w:tblHeader w:val="on"/>
+        </w:trPr>
+        <w:tc>
+          <w:tcPr/>
+          <w:p>
+            <w:pPr>
+              <w:pStyle w:val="Compact"/>
+              <w:jc w:val="center"/>
+            </w:pPr>
+            <w:r>
+              <w:t xml:space="preserve">Watch</w:t>
+            </w:r>
+          </w:p>
+        </w:tc>
+        <w:tc>
+          <w:tcPr/>
+          <w:p>
+            <w:pPr>
+              <w:pStyle w:val="Compact"/>
+              <w:jc w:val="right"/>
+            </w:pPr>
+            <w:r>
+              <w:t xml:space="preserve">Catalog #</w:t>
+            </w:r>
+          </w:p>
+        </w:tc>
+        <w:tc>
+          <w:tcPr/>
+          <w:p>
+            <w:pPr>
+              <w:pStyle w:val="Compact"/>
+            </w:pPr>
+            <w:r>
+              <w:t xml:space="preserve">Video</w:t>
+            </w:r>
+          </w:p>
+        </w:tc>
+        <w:tc>
+          <w:tcPr/>
+          <w:p>
+            <w:pPr>
+              <w:pStyle w:val="Compact"/>
+            </w:pPr>
+            <w:r>
+              <w:t xml:space="preserve">Description</w:t>
+            </w:r>
+          </w:p>
+        </w:tc>
+        <w:tc>
+          <w:tcPr/>
+          <w:p>
+            <w:pPr>
+              <w:pStyle w:val="Compact"/>
+              <w:jc w:val="center"/>
+            </w:pPr>
+            <w:r>
+              <w:t xml:space="preserve">Link</w:t>
+            </w:r>
+          </w:p>
+        </w:tc>
+      </w:tr>
+      <w:tr>
+        <w:tc>
+          <w:tcPr/>
+          <w:p>
+            <w:pPr>
+              <w:pStyle w:val="Compact"/>
+              <w:jc w:val="center"/>
+            </w:pPr>
+            <w:r>
+              <w:t xml:space="preserve">18</w:t>
+            </w:r>
+          </w:p>
+        </w:tc>
+        <w:tc>
+          <w:tcPr/>
+          <w:p>
+            <w:pPr>
+              <w:pStyle w:val="Compact"/>
+              <w:jc w:val="right"/>
+            </w:pPr>
+            <w:r>
+              <w:t xml:space="preserve">16</w:t>
+            </w:r>
+          </w:p>
+        </w:tc>
+        <w:tc>
+          <w:tcPr/>
+          <w:p>
+            <w:pPr>
+              <w:pStyle w:val="Compact"/>
+            </w:pPr>
+            <w:r>
+              <w:t xml:space="preserve">Terminal Services Segmentation</w:t>
+            </w:r>
+          </w:p>
+        </w:tc>
+        <w:tc>
+          <w:tcPr/>
+          <w:p>
+            <w:pPr>
+              <w:pStyle w:val="Compact"/>
+            </w:pPr>
+            <w:r>
+              <w:t xml:space="preserve">RDS / Terminal Services.</w:t>
+            </w:r>
+          </w:p>
+        </w:tc>
+        <w:tc>
+          <w:tcPr/>
+          <w:p>
+            <w:pPr>
+              <w:pStyle w:val="Compact"/>
+              <w:jc w:val="center"/>
+            </w:pPr>
+            <w:hyperlink r:id="rId42">
+              <w:r>
+                <w:rPr>
+                  <w:rStyle w:val="Hyperlink"/>
+                </w:rPr>
+                <w:t xml:space="preserve">Watch</w:t>
+              </w:r>
+            </w:hyperlink>
+          </w:p>
+        </w:tc>
+      </w:tr>
+      <w:tr>
+        <w:tc>
+          <w:tcPr/>
+          <w:p>
+            <w:pPr>
+              <w:pStyle w:val="Compact"/>
+              <w:jc w:val="center"/>
+            </w:pPr>
+            <w:r>
+              <w:t xml:space="preserve">19</w:t>
+            </w:r>
+          </w:p>
+        </w:tc>
+        <w:tc>
+          <w:tcPr/>
+          <w:p>
+            <w:pPr>
+              <w:pStyle w:val="Compact"/>
+              <w:jc w:val="right"/>
+            </w:pPr>
+            <w:r>
+              <w:t xml:space="preserve">17</w:t>
+            </w:r>
+          </w:p>
+        </w:tc>
+        <w:tc>
+          <w:tcPr/>
+          <w:p>
+            <w:pPr>
+              <w:pStyle w:val="Compact"/>
+            </w:pPr>
+            <w:r>
+              <w:t xml:space="preserve">VDI Segmentation</w:t>
+            </w:r>
+          </w:p>
+        </w:tc>
+        <w:tc>
+          <w:tcPr/>
+          <w:p>
+            <w:pPr>
+              <w:pStyle w:val="Compact"/>
+            </w:pPr>
+            <w:r>
+              <w:t xml:space="preserve">Golden-image VDI estates.</w:t>
+            </w:r>
+          </w:p>
+        </w:tc>
+        <w:tc>
+          <w:tcPr/>
+          <w:p>
+            <w:pPr>
+              <w:pStyle w:val="Compact"/>
+              <w:jc w:val="center"/>
+            </w:pPr>
+            <w:hyperlink r:id="rId43">
+              <w:r>
+                <w:rPr>
+                  <w:rStyle w:val="Hyperlink"/>
+                </w:rPr>
+                <w:t xml:space="preserve">Watch</w:t>
+              </w:r>
+            </w:hyperlink>
+          </w:p>
+        </w:tc>
+      </w:tr>
+    </w:tbl>
+    <w:bookmarkEnd w:id="44"/>
+    <w:bookmarkStart w:id="61" w:name="Xe21ac8eabdd6109406629bd8972d04c76475f88"/>
+    <w:p>
+      <w:pPr>
+        <w:pStyle w:val="Heading3"/>
+      </w:pPr>
+      <w:r>
+        <w:t xml:space="preserve">6.7 Module 7 — Integrations (POV-specific)</w:t>
+      </w:r>
+    </w:p>
+    <w:tbl>
+      <w:tblPr>
+        <w:tblStyle w:val="Table"/>
+        <w:tblW w:type="auto" w:w="0"/>
+        <w:tblLook w:firstRow="1" w:lastRow="0" w:firstColumn="0" w:lastColumn="0" w:noHBand="0" w:noVBand="0" w:val="0020"/>
+      </w:tblPr>
+      <w:tblGrid>
+        <w:gridCol w:w="1584"/>
+        <w:gridCol w:w="1584"/>
+        <w:gridCol w:w="1584"/>
+        <w:gridCol w:w="1584"/>
+        <w:gridCol w:w="1584"/>
+      </w:tblGrid>
+      <w:tr>
+        <w:trPr>
+          <w:tblHeader w:val="on"/>
+        </w:trPr>
+        <w:tc>
+          <w:tcPr/>
+          <w:p>
+            <w:pPr>
+              <w:pStyle w:val="Compact"/>
+              <w:jc w:val="center"/>
+            </w:pPr>
+            <w:r>
+              <w:t xml:space="preserve">Watch</w:t>
+            </w:r>
+          </w:p>
+        </w:tc>
+        <w:tc>
+          <w:tcPr/>
+          <w:p>
+            <w:pPr>
+              <w:pStyle w:val="Compact"/>
+              <w:jc w:val="right"/>
+            </w:pPr>
+            <w:r>
+              <w:t xml:space="preserve">Catalog #</w:t>
+            </w:r>
+          </w:p>
+        </w:tc>
+        <w:tc>
+          <w:tcPr/>
+          <w:p>
+            <w:pPr>
+              <w:pStyle w:val="Compact"/>
+            </w:pPr>
+            <w:r>
+              <w:t xml:space="preserve">Resource</w:t>
+            </w:r>
+          </w:p>
+        </w:tc>
+        <w:tc>
+          <w:tcPr/>
+          <w:p>
+            <w:pPr>
+              <w:pStyle w:val="Compact"/>
+            </w:pPr>
+            <w:r>
+              <w:t xml:space="preserve">Description</w:t>
+            </w:r>
+          </w:p>
+        </w:tc>
+        <w:tc>
+          <w:tcPr/>
+          <w:p>
+            <w:pPr>
+              <w:pStyle w:val="Compact"/>
+              <w:jc w:val="center"/>
+            </w:pPr>
+            <w:r>
+              <w:t xml:space="preserve">Link</w:t>
+            </w:r>
+          </w:p>
+        </w:tc>
+      </w:tr>
+      <w:tr>
+        <w:tc>
+          <w:tcPr/>
+          <w:p>
+            <w:pPr>
+              <w:pStyle w:val="Compact"/>
+              <w:jc w:val="center"/>
+            </w:pPr>
+            <w:r>
+              <w:t xml:space="preserve">20</w:t>
+            </w:r>
+          </w:p>
+        </w:tc>
+        <w:tc>
+          <w:tcPr/>
+          <w:p>
+            <w:pPr>
+              <w:pStyle w:val="Compact"/>
+              <w:jc w:val="right"/>
+            </w:pPr>
+            <w:r>
+              <w:t xml:space="preserve">18</w:t>
+            </w:r>
+          </w:p>
+        </w:tc>
+        <w:tc>
+          <w:tcPr/>
+          <w:p>
+            <w:pPr>
+              <w:pStyle w:val="Compact"/>
+            </w:pPr>
+            <w:r>
+              <w:t xml:space="preserve">Secure Workload &amp; Firewall Integration (Part 1)</w:t>
+            </w:r>
+          </w:p>
+        </w:tc>
+        <w:tc>
+          <w:tcPr/>
+          <w:p>
+            <w:pPr>
+              <w:pStyle w:val="Compact"/>
+            </w:pPr>
+            <w:r>
+              <w:t xml:space="preserve">Introduction, design, architecture.</w:t>
+            </w:r>
+          </w:p>
+        </w:tc>
+        <w:tc>
+          <w:tcPr/>
+          <w:p>
+            <w:pPr>
+              <w:pStyle w:val="Compact"/>
+              <w:jc w:val="center"/>
+            </w:pPr>
+            <w:hyperlink r:id="rId45">
+              <w:r>
+                <w:rPr>
+                  <w:rStyle w:val="Hyperlink"/>
+                </w:rPr>
+                <w:t xml:space="preserve">Watch</w:t>
+              </w:r>
+            </w:hyperlink>
+          </w:p>
+        </w:tc>
+      </w:tr>
+      <w:tr>
+        <w:tc>
+          <w:tcPr/>
+          <w:p>
+            <w:pPr>
+              <w:pStyle w:val="Compact"/>
+              <w:jc w:val="center"/>
+            </w:pPr>
+            <w:r>
+              <w:t xml:space="preserve">21</w:t>
+            </w:r>
+          </w:p>
+        </w:tc>
+        <w:tc>
+          <w:tcPr/>
+          <w:p>
+            <w:pPr>
+              <w:pStyle w:val="Compact"/>
+              <w:jc w:val="right"/>
+            </w:pPr>
+            <w:r>
+              <w:t xml:space="preserve">19</w:t>
+            </w:r>
+          </w:p>
+        </w:tc>
+        <w:tc>
+          <w:tcPr/>
+          <w:p>
+            <w:pPr>
+              <w:pStyle w:val="Compact"/>
+            </w:pPr>
+            <w:r>
+              <w:t xml:space="preserve">Secure Workload &amp; Firewall Integration (Part 2)</w:t>
+            </w:r>
+          </w:p>
+        </w:tc>
+        <w:tc>
+          <w:tcPr/>
+          <w:p>
+            <w:pPr>
+              <w:pStyle w:val="Compact"/>
+            </w:pPr>
+            <w:r>
+              <w:t xml:space="preserve">Deployment patterns and policy flow.</w:t>
+            </w:r>
+          </w:p>
+        </w:tc>
+        <w:tc>
+          <w:tcPr/>
+          <w:p>
+            <w:pPr>
+              <w:pStyle w:val="Compact"/>
+              <w:jc w:val="center"/>
+            </w:pPr>
+            <w:hyperlink r:id="rId46">
+              <w:r>
+                <w:rPr>
+                  <w:rStyle w:val="Hyperlink"/>
+                </w:rPr>
+                <w:t xml:space="preserve">Watch</w:t>
+              </w:r>
+            </w:hyperlink>
+          </w:p>
+        </w:tc>
+      </w:tr>
+      <w:tr>
+        <w:tc>
+          <w:tcPr/>
+          <w:p>
+            <w:pPr>
+              <w:pStyle w:val="Compact"/>
+              <w:jc w:val="center"/>
+            </w:pPr>
+            <w:r>
+              <w:t xml:space="preserve">22</w:t>
+            </w:r>
+          </w:p>
+        </w:tc>
+        <w:tc>
+          <w:tcPr/>
+          <w:p>
+            <w:pPr>
+              <w:pStyle w:val="Compact"/>
+              <w:jc w:val="right"/>
+            </w:pPr>
+            <w:r>
+              <w:t xml:space="preserve">20</w:t>
+            </w:r>
+          </w:p>
+        </w:tc>
+        <w:tc>
+          <w:tcPr/>
+          <w:p>
+            <w:pPr>
+              <w:pStyle w:val="Compact"/>
+            </w:pPr>
+            <w:r>
+              <w:t xml:space="preserve">Secure Workload &amp; Firewall Integration (Part 3)</w:t>
+            </w:r>
+          </w:p>
+        </w:tc>
+        <w:tc>
+          <w:tcPr/>
+          <w:p>
+            <w:pPr>
+              <w:pStyle w:val="Compact"/>
+            </w:pPr>
+            <w:r>
+              <w:t xml:space="preserve">Enforcement, telemetry, operations.</w:t>
+            </w:r>
+          </w:p>
+        </w:tc>
+        <w:tc>
+          <w:tcPr/>
+          <w:p>
+            <w:pPr>
+              <w:pStyle w:val="Compact"/>
+              <w:jc w:val="center"/>
+            </w:pPr>
+            <w:hyperlink r:id="rId47">
+              <w:r>
+                <w:rPr>
+                  <w:rStyle w:val="Hyperlink"/>
+                </w:rPr>
+                <w:t xml:space="preserve">Watch</w:t>
+              </w:r>
+            </w:hyperlink>
+          </w:p>
+        </w:tc>
+      </w:tr>
+      <w:tr>
+        <w:tc>
+          <w:tcPr/>
+          <w:p>
+            <w:pPr>
+              <w:pStyle w:val="Compact"/>
+              <w:jc w:val="center"/>
+            </w:pPr>
+            <w:r>
+              <w:t xml:space="preserve">23</w:t>
+            </w:r>
+          </w:p>
+        </w:tc>
+        <w:tc>
+          <w:tcPr/>
+          <w:p>
+            <w:pPr>
+              <w:pStyle w:val="Compact"/>
+              <w:jc w:val="right"/>
+            </w:pPr>
+            <w:r>
+              <w:t xml:space="preserve">21</w:t>
+            </w:r>
+          </w:p>
+        </w:tc>
+        <w:tc>
+          <w:tcPr/>
+          <w:p>
+            <w:pPr>
+              <w:pStyle w:val="Compact"/>
+            </w:pPr>
+            <w:r>
+              <w:t xml:space="preserve">Secure Firewall White Paper</w:t>
+            </w:r>
+          </w:p>
+        </w:tc>
+        <w:tc>
+          <w:tcPr/>
+          <w:p>
+            <w:pPr>
+              <w:pStyle w:val="Compact"/>
+            </w:pPr>
+            <w:r>
+              <w:t xml:space="preserve">Joint architecture (Cisco.com).</w:t>
+            </w:r>
+          </w:p>
+        </w:tc>
+        <w:tc>
+          <w:tcPr/>
+          <w:p>
+            <w:pPr>
+              <w:pStyle w:val="Compact"/>
+              <w:jc w:val="center"/>
+            </w:pPr>
+            <w:hyperlink r:id="rId48">
+              <w:r>
+                <w:rPr>
+                  <w:rStyle w:val="Hyperlink"/>
+                </w:rPr>
+                <w:t xml:space="preserve">Read</w:t>
+              </w:r>
+            </w:hyperlink>
+          </w:p>
+        </w:tc>
+      </w:tr>
+      <w:tr>
+        <w:tc>
+          <w:tcPr/>
+          <w:p>
+            <w:pPr>
+              <w:pStyle w:val="Compact"/>
+              <w:jc w:val="center"/>
+            </w:pPr>
+            <w:r>
+              <w:t xml:space="preserve">24</w:t>
+            </w:r>
+          </w:p>
+        </w:tc>
+        <w:tc>
+          <w:tcPr/>
+          <w:p>
+            <w:pPr>
+              <w:pStyle w:val="Compact"/>
+              <w:jc w:val="right"/>
+            </w:pPr>
+            <w:r>
+              <w:t xml:space="preserve">22</w:t>
+            </w:r>
+          </w:p>
+        </w:tc>
+        <w:tc>
+          <w:tcPr/>
+          <w:p>
+            <w:pPr>
+              <w:pStyle w:val="Compact"/>
+            </w:pPr>
+            <w:r>
+              <w:t xml:space="preserve">Firewall Integration Deep Dive</w:t>
+            </w:r>
+          </w:p>
+        </w:tc>
+        <w:tc>
+          <w:tcPr/>
+          <w:p>
+            <w:pPr>
+              <w:pStyle w:val="Compact"/>
+            </w:pPr>
+            <w:r>
+              <w:t xml:space="preserve">Design principles and use cases.</w:t>
+            </w:r>
+          </w:p>
+        </w:tc>
+        <w:tc>
+          <w:tcPr/>
+          <w:p>
+            <w:pPr>
+              <w:pStyle w:val="Compact"/>
+              <w:jc w:val="center"/>
+            </w:pPr>
+            <w:hyperlink r:id="rId49">
+              <w:r>
+                <w:rPr>
+                  <w:rStyle w:val="Hyperlink"/>
+                </w:rPr>
+                <w:t xml:space="preserve">Read</w:t>
+              </w:r>
+            </w:hyperlink>
+          </w:p>
+        </w:tc>
+      </w:tr>
+      <w:tr>
+        <w:tc>
+          <w:tcPr/>
+          <w:p>
+            <w:pPr>
+              <w:pStyle w:val="Compact"/>
+              <w:jc w:val="center"/>
+            </w:pPr>
+            <w:r>
+              <w:t xml:space="preserve">25</w:t>
+            </w:r>
+          </w:p>
+        </w:tc>
+        <w:tc>
+          <w:tcPr/>
+          <w:p>
+            <w:pPr>
+              <w:pStyle w:val="Compact"/>
+              <w:jc w:val="right"/>
+            </w:pPr>
+            <w:r>
+              <w:t xml:space="preserve">23</w:t>
+            </w:r>
+          </w:p>
+        </w:tc>
+        <w:tc>
+          <w:tcPr/>
+          <w:p>
+            <w:pPr>
+              <w:pStyle w:val="Compact"/>
+            </w:pPr>
+            <w:r>
+              <w:t xml:space="preserve">F5 BIG-IP: APM Visibility</w:t>
+            </w:r>
+          </w:p>
+        </w:tc>
+        <w:tc>
+          <w:tcPr/>
+          <w:p>
+            <w:pPr>
+              <w:pStyle w:val="Compact"/>
+            </w:pPr>
+            <w:r>
+              <w:t xml:space="preserve">F5 APM application visibility.</w:t>
+            </w:r>
+          </w:p>
+        </w:tc>
+        <w:tc>
+          <w:tcPr/>
+          <w:p>
+            <w:pPr>
+              <w:pStyle w:val="Compact"/>
+              <w:jc w:val="center"/>
+            </w:pPr>
+            <w:hyperlink r:id="rId50">
+              <w:r>
+                <w:rPr>
+                  <w:rStyle w:val="Hyperlink"/>
+                </w:rPr>
+                <w:t xml:space="preserve">Watch</w:t>
+              </w:r>
+            </w:hyperlink>
+          </w:p>
+        </w:tc>
+      </w:tr>
+      <w:tr>
+        <w:tc>
+          <w:tcPr/>
+          <w:p>
+            <w:pPr>
+              <w:pStyle w:val="Compact"/>
+              <w:jc w:val="center"/>
+            </w:pPr>
+            <w:r>
+              <w:t xml:space="preserve">26</w:t>
+            </w:r>
+          </w:p>
+        </w:tc>
+        <w:tc>
+          <w:tcPr/>
+          <w:p>
+            <w:pPr>
+              <w:pStyle w:val="Compact"/>
+              <w:jc w:val="right"/>
+            </w:pPr>
+            <w:r>
+              <w:t xml:space="preserve">24</w:t>
+            </w:r>
+          </w:p>
+        </w:tc>
+        <w:tc>
+          <w:tcPr/>
+          <w:p>
+            <w:pPr>
+              <w:pStyle w:val="Compact"/>
+            </w:pPr>
+            <w:r>
+              <w:t xml:space="preserve">F5 BIG-IP AFM</w:t>
+            </w:r>
+          </w:p>
+        </w:tc>
+        <w:tc>
+          <w:tcPr/>
+          <w:p>
+            <w:pPr>
+              <w:pStyle w:val="Compact"/>
+            </w:pPr>
+            <w:r>
+              <w:t xml:space="preserve">AFM flow context.</w:t>
+            </w:r>
+          </w:p>
+        </w:tc>
+        <w:tc>
+          <w:tcPr/>
+          <w:p>
+            <w:pPr>
+              <w:pStyle w:val="Compact"/>
+              <w:jc w:val="center"/>
+            </w:pPr>
+            <w:hyperlink r:id="rId51">
+              <w:r>
+                <w:rPr>
+                  <w:rStyle w:val="Hyperlink"/>
+                </w:rPr>
+                <w:t xml:space="preserve">Watch</w:t>
+              </w:r>
+            </w:hyperlink>
+          </w:p>
+        </w:tc>
+      </w:tr>
+      <w:tr>
+        <w:tc>
+          <w:tcPr/>
+          <w:p>
+            <w:pPr>
+              <w:pStyle w:val="Compact"/>
+              <w:jc w:val="center"/>
+            </w:pPr>
+            <w:r>
+              <w:t xml:space="preserve">27</w:t>
+            </w:r>
+          </w:p>
+        </w:tc>
+        <w:tc>
+          <w:tcPr/>
+          <w:p>
+            <w:pPr>
+              <w:pStyle w:val="Compact"/>
+              <w:jc w:val="right"/>
+            </w:pPr>
+            <w:r>
+              <w:t xml:space="preserve">25</w:t>
+            </w:r>
+          </w:p>
+        </w:tc>
+        <w:tc>
+          <w:tcPr/>
+          <w:p>
+            <w:pPr>
+              <w:pStyle w:val="Compact"/>
+            </w:pPr>
+            <w:r>
+              <w:t xml:space="preserve">F5 BIG-IP IPFIX Configuration</w:t>
+            </w:r>
+          </w:p>
+        </w:tc>
+        <w:tc>
+          <w:tcPr/>
+          <w:p>
+            <w:pPr>
+              <w:pStyle w:val="Compact"/>
+            </w:pPr>
+            <w:r>
+              <w:t xml:space="preserve">IPFIX into Secure Workload.</w:t>
+            </w:r>
+          </w:p>
+        </w:tc>
+        <w:tc>
+          <w:tcPr/>
+          <w:p>
+            <w:pPr>
+              <w:pStyle w:val="Compact"/>
+              <w:jc w:val="center"/>
+            </w:pPr>
+            <w:hyperlink r:id="rId52">
+              <w:r>
+                <w:rPr>
+                  <w:rStyle w:val="Hyperlink"/>
+                </w:rPr>
+                <w:t xml:space="preserve">Watch</w:t>
+              </w:r>
+            </w:hyperlink>
+          </w:p>
+        </w:tc>
+      </w:tr>
+      <w:tr>
+        <w:tc>
+          <w:tcPr/>
+          <w:p>
+            <w:pPr>
+              <w:pStyle w:val="Compact"/>
+              <w:jc w:val="center"/>
+            </w:pPr>
+            <w:r>
+              <w:t xml:space="preserve">28</w:t>
+            </w:r>
+          </w:p>
+        </w:tc>
+        <w:tc>
+          <w:tcPr/>
+          <w:p>
+            <w:pPr>
+              <w:pStyle w:val="Compact"/>
+              <w:jc w:val="right"/>
+            </w:pPr>
+            <w:r>
+              <w:t xml:space="preserve">26</w:t>
+            </w:r>
+          </w:p>
+        </w:tc>
+        <w:tc>
+          <w:tcPr/>
+          <w:p>
+            <w:pPr>
+              <w:pStyle w:val="Compact"/>
+            </w:pPr>
+            <w:r>
+              <w:t xml:space="preserve">DNS Server Integration</w:t>
+            </w:r>
+          </w:p>
+        </w:tc>
+        <w:tc>
+          <w:tcPr/>
+          <w:p>
+            <w:pPr>
+              <w:pStyle w:val="Compact"/>
+            </w:pPr>
+            <w:r>
+              <w:t xml:space="preserve">DNS context for flows and policy.</w:t>
+            </w:r>
+          </w:p>
+        </w:tc>
+        <w:tc>
+          <w:tcPr/>
+          <w:p>
+            <w:pPr>
+              <w:pStyle w:val="Compact"/>
+              <w:jc w:val="center"/>
+            </w:pPr>
+            <w:hyperlink r:id="rId53">
+              <w:r>
+                <w:rPr>
+                  <w:rStyle w:val="Hyperlink"/>
+                </w:rPr>
+                <w:t xml:space="preserve">Watch</w:t>
+              </w:r>
+            </w:hyperlink>
+          </w:p>
+        </w:tc>
+      </w:tr>
+      <w:tr>
+        <w:tc>
+          <w:tcPr/>
+          <w:p>
+            <w:pPr>
+              <w:pStyle w:val="Compact"/>
+              <w:jc w:val="center"/>
+            </w:pPr>
+            <w:r>
+              <w:t xml:space="preserve">29</w:t>
+            </w:r>
+          </w:p>
+        </w:tc>
+        <w:tc>
+          <w:tcPr/>
+          <w:p>
+            <w:pPr>
+              <w:pStyle w:val="Compact"/>
+              <w:jc w:val="right"/>
+            </w:pPr>
+            <w:r>
+              <w:t xml:space="preserve">27</w:t>
+            </w:r>
+          </w:p>
+        </w:tc>
+        <w:tc>
+          <w:tcPr/>
+          <w:p>
+            <w:pPr>
+              <w:pStyle w:val="Compact"/>
+            </w:pPr>
+            <w:r>
+              <w:t xml:space="preserve">Infoblox Integration</w:t>
+            </w:r>
+          </w:p>
+        </w:tc>
+        <w:tc>
+          <w:tcPr/>
+          <w:p>
+            <w:pPr>
+              <w:pStyle w:val="Compact"/>
+            </w:pPr>
+            <w:r>
+              <w:t xml:space="preserve">DNS / IPAM context.</w:t>
+            </w:r>
+          </w:p>
+        </w:tc>
+        <w:tc>
+          <w:tcPr/>
+          <w:p>
+            <w:pPr>
+              <w:pStyle w:val="Compact"/>
+              <w:jc w:val="center"/>
+            </w:pPr>
+            <w:hyperlink r:id="rId54">
+              <w:r>
+                <w:rPr>
+                  <w:rStyle w:val="Hyperlink"/>
+                </w:rPr>
+                <w:t xml:space="preserve">Watch</w:t>
+              </w:r>
+            </w:hyperlink>
+          </w:p>
+        </w:tc>
+      </w:tr>
+      <w:tr>
+        <w:tc>
+          <w:tcPr/>
+          <w:p>
+            <w:pPr>
+              <w:pStyle w:val="Compact"/>
+              <w:jc w:val="center"/>
+            </w:pPr>
+            <w:r>
+              <w:t xml:space="preserve">30</w:t>
+            </w:r>
+          </w:p>
+        </w:tc>
+        <w:tc>
+          <w:tcPr/>
+          <w:p>
+            <w:pPr>
+              <w:pStyle w:val="Compact"/>
+              <w:jc w:val="right"/>
+            </w:pPr>
+            <w:r>
+              <w:t xml:space="preserve">28</w:t>
+            </w:r>
+          </w:p>
+        </w:tc>
+        <w:tc>
+          <w:tcPr/>
+          <w:p>
+            <w:pPr>
+              <w:pStyle w:val="Compact"/>
+            </w:pPr>
+            <w:r>
+              <w:t xml:space="preserve">Algosec Integration</w:t>
+            </w:r>
+          </w:p>
+        </w:tc>
+        <w:tc>
+          <w:tcPr/>
+          <w:p>
+            <w:pPr>
+              <w:pStyle w:val="Compact"/>
+            </w:pPr>
+            <w:r>
+              <w:t xml:space="preserve">Firewall-policy lifecycle.</w:t>
+            </w:r>
+          </w:p>
+        </w:tc>
+        <w:tc>
+          <w:tcPr/>
+          <w:p>
+            <w:pPr>
+              <w:pStyle w:val="Compact"/>
+              <w:jc w:val="center"/>
+            </w:pPr>
+            <w:hyperlink r:id="rId55">
+              <w:r>
+                <w:rPr>
+                  <w:rStyle w:val="Hyperlink"/>
+                </w:rPr>
+                <w:t xml:space="preserve">Watch</w:t>
+              </w:r>
+            </w:hyperlink>
+          </w:p>
+        </w:tc>
+      </w:tr>
+      <w:tr>
+        <w:tc>
+          <w:tcPr/>
+          <w:p>
+            <w:pPr>
+              <w:pStyle w:val="Compact"/>
+              <w:jc w:val="center"/>
+            </w:pPr>
+            <w:r>
+              <w:t xml:space="preserve">31</w:t>
+            </w:r>
+          </w:p>
+        </w:tc>
+        <w:tc>
+          <w:tcPr/>
+          <w:p>
+            <w:pPr>
+              <w:pStyle w:val="Compact"/>
+              <w:jc w:val="right"/>
+            </w:pPr>
+            <w:r>
+              <w:t xml:space="preserve">29</w:t>
+            </w:r>
+          </w:p>
+        </w:tc>
+        <w:tc>
+          <w:tcPr/>
+          <w:p>
+            <w:pPr>
+              <w:pStyle w:val="Compact"/>
+            </w:pPr>
+            <w:r>
+              <w:t xml:space="preserve">ISE (In Action)</w:t>
+            </w:r>
+          </w:p>
+        </w:tc>
+        <w:tc>
+          <w:tcPr/>
+          <w:p>
+            <w:pPr>
+              <w:pStyle w:val="Compact"/>
+            </w:pPr>
+            <w:r>
+              <w:t xml:space="preserve">Identity from Cisco ISE.</w:t>
+            </w:r>
+          </w:p>
+        </w:tc>
+        <w:tc>
+          <w:tcPr/>
+          <w:p>
+            <w:pPr>
+              <w:pStyle w:val="Compact"/>
+              <w:jc w:val="center"/>
+            </w:pPr>
+            <w:hyperlink r:id="rId56">
+              <w:r>
+                <w:rPr>
+                  <w:rStyle w:val="Hyperlink"/>
+                </w:rPr>
+                <w:t xml:space="preserve">Watch</w:t>
+              </w:r>
+            </w:hyperlink>
+          </w:p>
+        </w:tc>
+      </w:tr>
+      <w:tr>
+        <w:tc>
+          <w:tcPr/>
+          <w:p>
+            <w:pPr>
+              <w:pStyle w:val="Compact"/>
+              <w:jc w:val="center"/>
+            </w:pPr>
+            <w:r>
+              <w:t xml:space="preserve">32</w:t>
+            </w:r>
+          </w:p>
+        </w:tc>
+        <w:tc>
+          <w:tcPr/>
+          <w:p>
+            <w:pPr>
+              <w:pStyle w:val="Compact"/>
+              <w:jc w:val="right"/>
+            </w:pPr>
+            <w:r>
+              <w:t xml:space="preserve">30</w:t>
+            </w:r>
+          </w:p>
+        </w:tc>
+        <w:tc>
+          <w:tcPr/>
+          <w:p>
+            <w:pPr>
+              <w:pStyle w:val="Compact"/>
+            </w:pPr>
+            <w:r>
+              <w:t xml:space="preserve">FMC / Edge / Ingest / Appliance</w:t>
+            </w:r>
+          </w:p>
+        </w:tc>
+        <w:tc>
+          <w:tcPr/>
+          <w:p>
+            <w:pPr>
+              <w:pStyle w:val="Compact"/>
+            </w:pPr>
+            <w:r>
+              <w:t xml:space="preserve">FMC integration paths.</w:t>
+            </w:r>
+          </w:p>
+        </w:tc>
+        <w:tc>
+          <w:tcPr/>
+          <w:p>
+            <w:pPr>
+              <w:pStyle w:val="Compact"/>
+              <w:jc w:val="center"/>
+            </w:pPr>
+            <w:hyperlink r:id="rId57">
+              <w:r>
+                <w:rPr>
+                  <w:rStyle w:val="Hyperlink"/>
+                </w:rPr>
+                <w:t xml:space="preserve">Watch</w:t>
+              </w:r>
+            </w:hyperlink>
+          </w:p>
+        </w:tc>
+      </w:tr>
+      <w:tr>
+        <w:tc>
+          <w:tcPr/>
+          <w:p>
+            <w:pPr>
+              <w:pStyle w:val="Compact"/>
+              <w:jc w:val="center"/>
+            </w:pPr>
+            <w:r>
+              <w:t xml:space="preserve">33</w:t>
+            </w:r>
+          </w:p>
+        </w:tc>
+        <w:tc>
+          <w:tcPr/>
+          <w:p>
+            <w:pPr>
+              <w:pStyle w:val="Compact"/>
+              <w:jc w:val="right"/>
+            </w:pPr>
+            <w:r>
+              <w:t xml:space="preserve">31</w:t>
+            </w:r>
+          </w:p>
+        </w:tc>
+        <w:tc>
+          <w:tcPr/>
+          <w:p>
+            <w:pPr>
+              <w:pStyle w:val="Compact"/>
+            </w:pPr>
+            <w:r>
+              <w:t xml:space="preserve">ACI and CSW Integration</w:t>
+            </w:r>
+          </w:p>
+        </w:tc>
+        <w:tc>
+          <w:tcPr/>
+          <w:p>
+            <w:pPr>
+              <w:pStyle w:val="Compact"/>
+            </w:pPr>
+            <w:r>
+              <w:t xml:space="preserve">ACI + workload segmentation.</w:t>
+            </w:r>
+          </w:p>
+        </w:tc>
+        <w:tc>
+          <w:tcPr/>
+          <w:p>
+            <w:pPr>
+              <w:pStyle w:val="Compact"/>
+              <w:jc w:val="center"/>
+            </w:pPr>
+            <w:hyperlink r:id="rId58">
+              <w:r>
+                <w:rPr>
+                  <w:rStyle w:val="Hyperlink"/>
+                </w:rPr>
+                <w:t xml:space="preserve">Watch</w:t>
+              </w:r>
+            </w:hyperlink>
+          </w:p>
+        </w:tc>
+      </w:tr>
+      <w:tr>
+        <w:tc>
+          <w:tcPr/>
+          <w:p>
+            <w:pPr>
+              <w:pStyle w:val="Compact"/>
+              <w:jc w:val="center"/>
+            </w:pPr>
+            <w:r>
+              <w:t xml:space="preserve">34</w:t>
+            </w:r>
+          </w:p>
+        </w:tc>
+        <w:tc>
+          <w:tcPr/>
+          <w:p>
+            <w:pPr>
+              <w:pStyle w:val="Compact"/>
+              <w:jc w:val="right"/>
+            </w:pPr>
+            <w:r>
+              <w:t xml:space="preserve">35</w:t>
+            </w:r>
+          </w:p>
+        </w:tc>
+        <w:tc>
+          <w:tcPr/>
+          <w:p>
+            <w:pPr>
+              <w:pStyle w:val="Compact"/>
+            </w:pPr>
+            <w:r>
+              <w:t xml:space="preserve">Splunk Integration (SIEM)</w:t>
+            </w:r>
+          </w:p>
+        </w:tc>
+        <w:tc>
+          <w:tcPr/>
+          <w:p>
+            <w:pPr>
+              <w:pStyle w:val="Compact"/>
+            </w:pPr>
+            <w:r>
+              <w:t xml:space="preserve">Cisco Security Cloud App for baseline datasets, CSW → Splunk Syslog alerts, plus Splunk-driven Python against the CSW API.</w:t>
+            </w:r>
+          </w:p>
+        </w:tc>
+        <w:tc>
+          <w:tcPr/>
+          <w:p>
+            <w:pPr>
+              <w:pStyle w:val="Compact"/>
+              <w:jc w:val="center"/>
+            </w:pPr>
+            <w:hyperlink r:id="rId59">
+              <w:r>
+                <w:rPr>
+                  <w:rStyle w:val="Hyperlink"/>
+                </w:rPr>
+                <w:t xml:space="preserve">Watch</w:t>
+              </w:r>
+            </w:hyperlink>
+          </w:p>
+        </w:tc>
+      </w:tr>
+      <w:tr>
+        <w:tc>
+          <w:tcPr/>
+          <w:p>
+            <w:pPr>
+              <w:pStyle w:val="Compact"/>
+              <w:jc w:val="center"/>
+            </w:pPr>
+            <w:r>
+              <w:t xml:space="preserve">35</w:t>
+            </w:r>
+          </w:p>
+        </w:tc>
+        <w:tc>
+          <w:tcPr/>
+          <w:p>
+            <w:pPr>
+              <w:pStyle w:val="Compact"/>
+              <w:jc w:val="right"/>
+            </w:pPr>
+            <w:r>
+              <w:t xml:space="preserve">36</w:t>
+            </w:r>
+          </w:p>
+        </w:tc>
+        <w:tc>
+          <w:tcPr/>
+          <w:p>
+            <w:pPr>
+              <w:pStyle w:val="Compact"/>
+            </w:pPr>
+            <w:r>
+              <w:t xml:space="preserve">CI/CD Pipeline Integration</w:t>
+            </w:r>
+          </w:p>
+        </w:tc>
+        <w:tc>
+          <w:tcPr/>
+          <w:p>
+            <w:pPr>
+              <w:pStyle w:val="Compact"/>
+            </w:pPr>
+            <w:r>
+              <w:t xml:space="preserve">Labels, scopes, and policies as code in git; pipeline-driven API calls keep the CSW tenant in sync.</w:t>
+            </w:r>
+          </w:p>
+        </w:tc>
+        <w:tc>
+          <w:tcPr/>
+          <w:p>
+            <w:pPr>
+              <w:pStyle w:val="Compact"/>
+              <w:jc w:val="center"/>
+            </w:pPr>
+            <w:hyperlink r:id="rId60">
+              <w:r>
+                <w:rPr>
+                  <w:rStyle w:val="Hyperlink"/>
+                </w:rPr>
+                <w:t xml:space="preserve">Watch</w:t>
+              </w:r>
+            </w:hyperlink>
+          </w:p>
+        </w:tc>
+      </w:tr>
+    </w:tbl>
+    <w:p>
+      <w:pPr>
+        <w:pStyle w:val="BodyText"/>
+      </w:pPr>
+      <w:r>
+        <w:rPr>
+          <w:b/>
+          <w:bCs/>
+        </w:rPr>
+        <w:t xml:space="preserve">Splunk integration — three patterns to plan for in a POV:</w:t>
       </w:r>
     </w:p>
     <w:tbl>
@@ -2433,29 +5361,29 @@
               <w:pStyle w:val="Compact"/>
             </w:pPr>
             <w:r>
-              <w:t xml:space="preserve">Video</w:t>
-            </w:r>
-          </w:p>
-        </w:tc>
-        <w:tc>
-          <w:tcPr/>
-          <w:p>
-            <w:pPr>
-              <w:pStyle w:val="Compact"/>
-            </w:pPr>
-            <w:r>
-              <w:t xml:space="preserve">Description</w:t>
-            </w:r>
-          </w:p>
-        </w:tc>
-        <w:tc>
-          <w:tcPr/>
-          <w:p>
-            <w:pPr>
-              <w:pStyle w:val="Compact"/>
-            </w:pPr>
-            <w:r>
-              <w:t xml:space="preserve">Link</w:t>
+              <w:t xml:space="preserve">Pattern</w:t>
+            </w:r>
+          </w:p>
+        </w:tc>
+        <w:tc>
+          <w:tcPr/>
+          <w:p>
+            <w:pPr>
+              <w:pStyle w:val="Compact"/>
+            </w:pPr>
+            <w:r>
+              <w:t xml:space="preserve">What it gives the customer</w:t>
+            </w:r>
+          </w:p>
+        </w:tc>
+        <w:tc>
+          <w:tcPr/>
+          <w:p>
+            <w:pPr>
+              <w:pStyle w:val="Compact"/>
+            </w:pPr>
+            <w:r>
+              <w:t xml:space="preserve">Effort</w:t>
             </w:r>
           </w:p>
         </w:tc>
@@ -2479,35 +5407,34 @@
               <w:pStyle w:val="Compact"/>
             </w:pPr>
             <w:r>
-              <w:t xml:space="preserve">Cisco Secure Workload: Agent Configuration Profile</w:t>
-            </w:r>
-          </w:p>
-        </w:tc>
-        <w:tc>
-          <w:tcPr/>
-          <w:p>
-            <w:pPr>
-              <w:pStyle w:val="Compact"/>
-            </w:pPr>
-            <w:r>
-              <w:t xml:space="preserve">Overview of configuring agent profiles to manage workload agents efficiently for security enforcement.</w:t>
-            </w:r>
-          </w:p>
-        </w:tc>
-        <w:tc>
-          <w:tcPr/>
-          <w:p>
-            <w:pPr>
-              <w:pStyle w:val="Compact"/>
-            </w:pPr>
-            <w:hyperlink r:id="rId20">
-              <w:r>
-                <w:rPr>
-                  <w:rStyle w:val="Hyperlink"/>
-                </w:rPr>
-                <w:t xml:space="preserve">Watch</w:t>
-              </w:r>
-            </w:hyperlink>
+              <w:rPr>
+                <w:b/>
+                <w:bCs/>
+              </w:rPr>
+              <w:t xml:space="preserve">Cisco Security Cloud App for Splunk</w:t>
+            </w:r>
+          </w:p>
+        </w:tc>
+        <w:tc>
+          <w:tcPr/>
+          <w:p>
+            <w:pPr>
+              <w:pStyle w:val="Compact"/>
+            </w:pPr>
+            <w:r>
+              <w:t xml:space="preserve">Install the Cisco-published Splunk app; it reaches back to CSW for a baseline set of datasets and dashboards. Demonstrates value with minimal configuration.</w:t>
+            </w:r>
+          </w:p>
+        </w:tc>
+        <w:tc>
+          <w:tcPr/>
+          <w:p>
+            <w:pPr>
+              <w:pStyle w:val="Compact"/>
+            </w:pPr>
+            <w:r>
+              <w:t xml:space="preserve">Lowest</w:t>
+            </w:r>
           </w:p>
         </w:tc>
       </w:tr>
@@ -2530,35 +5457,34 @@
               <w:pStyle w:val="Compact"/>
             </w:pPr>
             <w:r>
-              <w:t xml:space="preserve">Cisco Secure Workload: Agent Configuration and Deployment – Golden Image VDI</w:t>
-            </w:r>
-          </w:p>
-        </w:tc>
-        <w:tc>
-          <w:tcPr/>
-          <w:p>
-            <w:pPr>
-              <w:pStyle w:val="Compact"/>
-            </w:pPr>
-            <w:r>
-              <w:t xml:space="preserve">Demonstrates deploying Secure Workload agents in virtual desktop infrastructure environments using golden images.</w:t>
-            </w:r>
-          </w:p>
-        </w:tc>
-        <w:tc>
-          <w:tcPr/>
-          <w:p>
-            <w:pPr>
-              <w:pStyle w:val="Compact"/>
-            </w:pPr>
-            <w:hyperlink r:id="rId21">
-              <w:r>
-                <w:rPr>
-                  <w:rStyle w:val="Hyperlink"/>
-                </w:rPr>
-                <w:t xml:space="preserve">Watch</w:t>
-              </w:r>
-            </w:hyperlink>
+              <w:rPr>
+                <w:b/>
+                <w:bCs/>
+              </w:rPr>
+              <w:t xml:space="preserve">CSW → Splunk Syslog alerts</w:t>
+            </w:r>
+          </w:p>
+        </w:tc>
+        <w:tc>
+          <w:tcPr/>
+          <w:p>
+            <w:pPr>
+              <w:pStyle w:val="Compact"/>
+            </w:pPr>
+            <w:r>
+              <w:t xml:space="preserve">Configure CSW to push alarms / alerts to Splunk over Syslog. SOC sees policy violations, agent-health events, and forensic signals next to the rest of their telemetry.</w:t>
+            </w:r>
+          </w:p>
+        </w:tc>
+        <w:tc>
+          <w:tcPr/>
+          <w:p>
+            <w:pPr>
+              <w:pStyle w:val="Compact"/>
+            </w:pPr>
+            <w:r>
+              <w:t xml:space="preserve">Low</w:t>
+            </w:r>
           </w:p>
         </w:tc>
       </w:tr>
@@ -2581,2852 +5507,79 @@
               <w:pStyle w:val="Compact"/>
             </w:pPr>
             <w:r>
-              <w:t xml:space="preserve">Cisco Secure Workload: Scopes</w:t>
-            </w:r>
-          </w:p>
-        </w:tc>
-        <w:tc>
-          <w:tcPr/>
-          <w:p>
-            <w:pPr>
-              <w:pStyle w:val="Compact"/>
-            </w:pPr>
-            <w:r>
-              <w:t xml:space="preserve">Explains how to use scopes to group workloads logically for policy application and management.</w:t>
-            </w:r>
-          </w:p>
-        </w:tc>
-        <w:tc>
-          <w:tcPr/>
-          <w:p>
-            <w:pPr>
-              <w:pStyle w:val="Compact"/>
-            </w:pPr>
-            <w:hyperlink r:id="rId22">
-              <w:r>
-                <w:rPr>
-                  <w:rStyle w:val="Hyperlink"/>
-                </w:rPr>
-                <w:t xml:space="preserve">Watch</w:t>
-              </w:r>
-            </w:hyperlink>
-          </w:p>
-        </w:tc>
-      </w:tr>
-      <w:tr>
-        <w:tc>
-          <w:tcPr/>
-          <w:p>
-            <w:pPr>
-              <w:pStyle w:val="Compact"/>
-            </w:pPr>
-            <w:r>
-              <w:t xml:space="preserve">4</w:t>
-            </w:r>
-          </w:p>
-        </w:tc>
-        <w:tc>
-          <w:tcPr/>
-          <w:p>
-            <w:pPr>
-              <w:pStyle w:val="Compact"/>
-            </w:pPr>
-            <w:r>
-              <w:t xml:space="preserve">Cisco Secure Workload: Labels</w:t>
-            </w:r>
-          </w:p>
-        </w:tc>
-        <w:tc>
-          <w:tcPr/>
-          <w:p>
-            <w:pPr>
-              <w:pStyle w:val="Compact"/>
-            </w:pPr>
-            <w:r>
-              <w:t xml:space="preserve">Details the use of labels to tag workloads for granular policy enforcement and visibility.</w:t>
-            </w:r>
-          </w:p>
-        </w:tc>
-        <w:tc>
-          <w:tcPr/>
-          <w:p>
-            <w:pPr>
-              <w:pStyle w:val="Compact"/>
-            </w:pPr>
-            <w:hyperlink r:id="rId23">
-              <w:r>
-                <w:rPr>
-                  <w:rStyle w:val="Hyperlink"/>
-                </w:rPr>
-                <w:t xml:space="preserve">Watch</w:t>
-              </w:r>
-            </w:hyperlink>
-          </w:p>
-        </w:tc>
-      </w:tr>
-      <w:tr>
-        <w:tc>
-          <w:tcPr/>
-          <w:p>
-            <w:pPr>
-              <w:pStyle w:val="Compact"/>
-            </w:pPr>
-            <w:r>
-              <w:t xml:space="preserve">5</w:t>
-            </w:r>
-          </w:p>
-        </w:tc>
-        <w:tc>
-          <w:tcPr/>
-          <w:p>
-            <w:pPr>
-              <w:pStyle w:val="Compact"/>
-            </w:pPr>
-            <w:r>
-              <w:t xml:space="preserve">Cisco Secure Workload: Inventory Filters</w:t>
-            </w:r>
-          </w:p>
-        </w:tc>
-        <w:tc>
-          <w:tcPr/>
-          <w:p>
-            <w:pPr>
-              <w:pStyle w:val="Compact"/>
-            </w:pPr>
-            <w:r>
-              <w:t xml:space="preserve">Shows how to filter inventory to focus on specific workloads or groups for analysis and policy.</w:t>
-            </w:r>
-          </w:p>
-        </w:tc>
-        <w:tc>
-          <w:tcPr/>
-          <w:p>
-            <w:pPr>
-              <w:pStyle w:val="Compact"/>
-            </w:pPr>
-            <w:hyperlink r:id="rId24">
-              <w:r>
-                <w:rPr>
-                  <w:rStyle w:val="Hyperlink"/>
-                </w:rPr>
-                <w:t xml:space="preserve">Watch</w:t>
-              </w:r>
-            </w:hyperlink>
-          </w:p>
-        </w:tc>
-      </w:tr>
-      <w:tr>
-        <w:tc>
-          <w:tcPr/>
-          <w:p>
-            <w:pPr>
-              <w:pStyle w:val="Compact"/>
-            </w:pPr>
-            <w:r>
-              <w:t xml:space="preserve">6</w:t>
-            </w:r>
-          </w:p>
-        </w:tc>
-        <w:tc>
-          <w:tcPr/>
-          <w:p>
-            <w:pPr>
-              <w:pStyle w:val="Compact"/>
-            </w:pPr>
-            <w:r>
-              <w:t xml:space="preserve">Cisco Secure Workload: Production and Test Risk Reduction</w:t>
-            </w:r>
-          </w:p>
-        </w:tc>
-        <w:tc>
-          <w:tcPr/>
-          <w:p>
-            <w:pPr>
-              <w:pStyle w:val="Compact"/>
-            </w:pPr>
-            <w:r>
-              <w:t xml:space="preserve">Covers strategies to reduce risk in production and test environments using Secure Workload policies.</w:t>
-            </w:r>
-          </w:p>
-        </w:tc>
-        <w:tc>
-          <w:tcPr/>
-          <w:p>
-            <w:pPr>
-              <w:pStyle w:val="Compact"/>
-            </w:pPr>
-            <w:hyperlink r:id="rId25">
-              <w:r>
-                <w:rPr>
-                  <w:rStyle w:val="Hyperlink"/>
-                </w:rPr>
-                <w:t xml:space="preserve">Watch</w:t>
-              </w:r>
-            </w:hyperlink>
-          </w:p>
-        </w:tc>
-      </w:tr>
-      <w:tr>
-        <w:tc>
-          <w:tcPr/>
-          <w:p>
-            <w:pPr>
-              <w:pStyle w:val="Compact"/>
-            </w:pPr>
-            <w:r>
-              <w:t xml:space="preserve">7</w:t>
-            </w:r>
-          </w:p>
-        </w:tc>
-        <w:tc>
-          <w:tcPr/>
-          <w:p>
-            <w:pPr>
-              <w:pStyle w:val="Compact"/>
-            </w:pPr>
-            <w:r>
-              <w:t xml:space="preserve">Cisco Secure Workload: Application Dependency Mapping &amp; Policy Analysis</w:t>
-            </w:r>
-          </w:p>
-        </w:tc>
-        <w:tc>
-          <w:tcPr/>
-          <w:p>
-            <w:pPr>
-              <w:pStyle w:val="Compact"/>
-            </w:pPr>
-            <w:r>
-              <w:t xml:space="preserve">Demonstrates mapping application dependencies and analyzing policies for effective microsegmentation.</w:t>
-            </w:r>
-          </w:p>
-        </w:tc>
-        <w:tc>
-          <w:tcPr/>
-          <w:p>
-            <w:pPr>
-              <w:pStyle w:val="Compact"/>
-            </w:pPr>
-            <w:hyperlink r:id="rId26">
-              <w:r>
-                <w:rPr>
-                  <w:rStyle w:val="Hyperlink"/>
-                </w:rPr>
-                <w:t xml:space="preserve">Watch</w:t>
-              </w:r>
-            </w:hyperlink>
-          </w:p>
-        </w:tc>
-      </w:tr>
-      <w:tr>
-        <w:tc>
-          <w:tcPr/>
-          <w:p>
-            <w:pPr>
-              <w:pStyle w:val="Compact"/>
-            </w:pPr>
-            <w:r>
-              <w:t xml:space="preserve">8</w:t>
-            </w:r>
-          </w:p>
-        </w:tc>
-        <w:tc>
-          <w:tcPr/>
-          <w:p>
-            <w:pPr>
-              <w:pStyle w:val="Compact"/>
-            </w:pPr>
-            <w:r>
-              <w:t xml:space="preserve">Cisco Secure Workload: Policy Visual and Quick Analysis</w:t>
-            </w:r>
-          </w:p>
-        </w:tc>
-        <w:tc>
-          <w:tcPr/>
-          <w:p>
-            <w:pPr>
-              <w:pStyle w:val="Compact"/>
-            </w:pPr>
-            <w:r>
-              <w:t xml:space="preserve">Provides tools for visualizing and quickly analyzing security policies and their impact.</w:t>
-            </w:r>
-          </w:p>
-        </w:tc>
-        <w:tc>
-          <w:tcPr/>
-          <w:p>
-            <w:pPr>
-              <w:pStyle w:val="Compact"/>
-            </w:pPr>
-            <w:hyperlink r:id="rId27">
-              <w:r>
-                <w:rPr>
-                  <w:rStyle w:val="Hyperlink"/>
-                </w:rPr>
-                <w:t xml:space="preserve">Watch</w:t>
-              </w:r>
-            </w:hyperlink>
-          </w:p>
-        </w:tc>
-      </w:tr>
-      <w:tr>
-        <w:tc>
-          <w:tcPr/>
-          <w:p>
-            <w:pPr>
-              <w:pStyle w:val="Compact"/>
-            </w:pPr>
-            <w:r>
-              <w:t xml:space="preserve">9</w:t>
-            </w:r>
-          </w:p>
-        </w:tc>
-        <w:tc>
-          <w:tcPr/>
-          <w:p>
-            <w:pPr>
-              <w:pStyle w:val="Compact"/>
-            </w:pPr>
-            <w:r>
-              <w:t xml:space="preserve">Cisco Secure Workload: Dynamic Workloads &amp; Policy</w:t>
-            </w:r>
-          </w:p>
-        </w:tc>
-        <w:tc>
-          <w:tcPr/>
-          <w:p>
-            <w:pPr>
-              <w:pStyle w:val="Compact"/>
-            </w:pPr>
-            <w:r>
-              <w:t xml:space="preserve">Explains handling dynamic workloads and adapting policies accordingly.</w:t>
-            </w:r>
-          </w:p>
-        </w:tc>
-        <w:tc>
-          <w:tcPr/>
-          <w:p>
-            <w:pPr>
-              <w:pStyle w:val="Compact"/>
-            </w:pPr>
-            <w:hyperlink r:id="rId28">
-              <w:r>
-                <w:rPr>
-                  <w:rStyle w:val="Hyperlink"/>
-                </w:rPr>
-                <w:t xml:space="preserve">Watch</w:t>
-              </w:r>
-            </w:hyperlink>
-          </w:p>
-        </w:tc>
-      </w:tr>
-      <w:tr>
-        <w:tc>
-          <w:tcPr/>
-          <w:p>
-            <w:pPr>
-              <w:pStyle w:val="Compact"/>
-            </w:pPr>
-            <w:r>
-              <w:t xml:space="preserve">10</w:t>
-            </w:r>
-          </w:p>
-        </w:tc>
-        <w:tc>
-          <w:tcPr/>
-          <w:p>
-            <w:pPr>
-              <w:pStyle w:val="Compact"/>
-            </w:pPr>
-            <w:r>
-              <w:t xml:space="preserve">Cisco Secure Workload: Flow Analysis</w:t>
-            </w:r>
-          </w:p>
-        </w:tc>
-        <w:tc>
-          <w:tcPr/>
-          <w:p>
-            <w:pPr>
-              <w:pStyle w:val="Compact"/>
-            </w:pPr>
-            <w:r>
-              <w:t xml:space="preserve">Details flow analysis capabilities to understand traffic patterns and detect anomalies.</w:t>
-            </w:r>
-          </w:p>
-        </w:tc>
-        <w:tc>
-          <w:tcPr/>
-          <w:p>
-            <w:pPr>
-              <w:pStyle w:val="Compact"/>
-            </w:pPr>
-            <w:hyperlink r:id="rId29">
-              <w:r>
-                <w:rPr>
-                  <w:rStyle w:val="Hyperlink"/>
-                </w:rPr>
-                <w:t xml:space="preserve">Watch</w:t>
-              </w:r>
-            </w:hyperlink>
+              <w:rPr>
+                <w:b/>
+                <w:bCs/>
+              </w:rPr>
+              <w:t xml:space="preserve">Splunk → CSW API (Python)</w:t>
+            </w:r>
+          </w:p>
+        </w:tc>
+        <w:tc>
+          <w:tcPr/>
+          <w:p>
+            <w:pPr>
+              <w:pStyle w:val="Compact"/>
+            </w:pPr>
+            <w:r>
+              <w:t xml:space="preserve">Splunk launches Python scripts against the CSW API. Anything the API exposes — inventory, scopes, labels, policies, enforcement state, vulnerabilities, flow summaries (everything</w:t>
+            </w:r>
+            <w:r>
+              <w:t xml:space="preserve"> </w:t>
+            </w:r>
+            <w:r>
+              <w:rPr>
+                <w:b/>
+                <w:bCs/>
+              </w:rPr>
+              <w:t xml:space="preserve">except the raw flow data itself</w:t>
+            </w:r>
+            <w:r>
+              <w:t xml:space="preserve">) — can be pulled into Splunk and indexed, dashboarded, or alerted on. Any CSW API automation already written becomes a Splunk-driven data feed.</w:t>
+            </w:r>
+          </w:p>
+        </w:tc>
+        <w:tc>
+          <w:tcPr/>
+          <w:p>
+            <w:pPr>
+              <w:pStyle w:val="Compact"/>
+            </w:pPr>
+            <w:r>
+              <w:t xml:space="preserve">Medium → High (custom)</w:t>
+            </w:r>
           </w:p>
         </w:tc>
       </w:tr>
     </w:tbl>
-    <w:bookmarkEnd w:id="30"/>
-    <w:bookmarkStart w:id="36" w:name="Xde567deb1ccad4bd3f6543bed5d99422d820b17"/>
-    <w:p>
-      <w:pPr>
-        <w:pStyle w:val="Heading3"/>
-      </w:pPr>
-      <w:r>
-        <w:t xml:space="preserve">6.2 Security and Risk Reduction</w:t>
-      </w:r>
-    </w:p>
-    <w:tbl>
-      <w:tblPr>
-        <w:tblStyle w:val="Table"/>
-        <w:tblW w:type="auto" w:w="0"/>
-        <w:tblLook w:firstRow="1" w:lastRow="0" w:firstColumn="0" w:lastColumn="0" w:noHBand="0" w:noVBand="0" w:val="0020"/>
-      </w:tblPr>
-      <w:tblGrid>
-        <w:gridCol w:w="1980"/>
-        <w:gridCol w:w="1980"/>
-        <w:gridCol w:w="1980"/>
-        <w:gridCol w:w="1980"/>
-      </w:tblGrid>
-      <w:tr>
-        <w:trPr>
-          <w:tblHeader w:val="on"/>
-        </w:trPr>
-        <w:tc>
-          <w:tcPr/>
-          <w:p>
-            <w:pPr>
-              <w:pStyle w:val="Compact"/>
-            </w:pPr>
-            <w:r>
-              <w:t xml:space="preserve">#</w:t>
-            </w:r>
-          </w:p>
-        </w:tc>
-        <w:tc>
-          <w:tcPr/>
-          <w:p>
-            <w:pPr>
-              <w:pStyle w:val="Compact"/>
-            </w:pPr>
-            <w:r>
-              <w:t xml:space="preserve">Video</w:t>
-            </w:r>
-          </w:p>
-        </w:tc>
-        <w:tc>
-          <w:tcPr/>
-          <w:p>
-            <w:pPr>
-              <w:pStyle w:val="Compact"/>
-            </w:pPr>
-            <w:r>
-              <w:t xml:space="preserve">Description</w:t>
-            </w:r>
-          </w:p>
-        </w:tc>
-        <w:tc>
-          <w:tcPr/>
-          <w:p>
-            <w:pPr>
-              <w:pStyle w:val="Compact"/>
-            </w:pPr>
-            <w:r>
-              <w:t xml:space="preserve">Link</w:t>
-            </w:r>
-          </w:p>
-        </w:tc>
-      </w:tr>
-      <w:tr>
-        <w:tc>
-          <w:tcPr/>
-          <w:p>
-            <w:pPr>
-              <w:pStyle w:val="Compact"/>
-            </w:pPr>
-            <w:r>
-              <w:t xml:space="preserve">11</w:t>
-            </w:r>
-          </w:p>
-        </w:tc>
-        <w:tc>
-          <w:tcPr/>
-          <w:p>
-            <w:pPr>
-              <w:pStyle w:val="Compact"/>
-            </w:pPr>
-            <w:r>
-              <w:t xml:space="preserve">Cisco Secure Workload: Vulnerabilities and Risk Reduction</w:t>
-            </w:r>
-          </w:p>
-        </w:tc>
-        <w:tc>
-          <w:tcPr/>
-          <w:p>
-            <w:pPr>
-              <w:pStyle w:val="Compact"/>
-            </w:pPr>
-            <w:r>
-              <w:t xml:space="preserve">Covers using Secure Workload to identify vulnerable workloads, prioritize risk, and reduce exposure.</w:t>
-            </w:r>
-          </w:p>
-        </w:tc>
-        <w:tc>
-          <w:tcPr/>
-          <w:p>
-            <w:pPr>
-              <w:pStyle w:val="Compact"/>
-            </w:pPr>
-            <w:hyperlink r:id="rId31">
-              <w:r>
-                <w:rPr>
-                  <w:rStyle w:val="Hyperlink"/>
-                </w:rPr>
-                <w:t xml:space="preserve">Watch</w:t>
-              </w:r>
-            </w:hyperlink>
-          </w:p>
-        </w:tc>
-      </w:tr>
-      <w:tr>
-        <w:tc>
-          <w:tcPr/>
-          <w:p>
-            <w:pPr>
-              <w:pStyle w:val="Compact"/>
-            </w:pPr>
-            <w:r>
-              <w:t xml:space="preserve">12</w:t>
-            </w:r>
-          </w:p>
-        </w:tc>
-        <w:tc>
-          <w:tcPr/>
-          <w:p>
-            <w:pPr>
-              <w:pStyle w:val="Compact"/>
-            </w:pPr>
-            <w:r>
-              <w:t xml:space="preserve">Cisco Secure Workload: Security Dashboard</w:t>
-            </w:r>
-          </w:p>
-        </w:tc>
-        <w:tc>
-          <w:tcPr/>
-          <w:p>
-            <w:pPr>
-              <w:pStyle w:val="Compact"/>
-            </w:pPr>
-            <w:r>
-              <w:t xml:space="preserve">Walks through the Secure Workload security dashboard: posture, risk indicators, and drill-downs.</w:t>
-            </w:r>
-          </w:p>
-        </w:tc>
-        <w:tc>
-          <w:tcPr/>
-          <w:p>
-            <w:pPr>
-              <w:pStyle w:val="Compact"/>
-            </w:pPr>
-            <w:hyperlink r:id="rId32">
-              <w:r>
-                <w:rPr>
-                  <w:rStyle w:val="Hyperlink"/>
-                </w:rPr>
-                <w:t xml:space="preserve">Watch</w:t>
-              </w:r>
-            </w:hyperlink>
-          </w:p>
-        </w:tc>
-      </w:tr>
-      <w:tr>
-        <w:tc>
-          <w:tcPr/>
-          <w:p>
-            <w:pPr>
-              <w:pStyle w:val="Compact"/>
-            </w:pPr>
-            <w:r>
-              <w:t xml:space="preserve">13</w:t>
-            </w:r>
-          </w:p>
-        </w:tc>
-        <w:tc>
-          <w:tcPr/>
-          <w:p>
-            <w:pPr>
-              <w:pStyle w:val="Compact"/>
-            </w:pPr>
-            <w:r>
-              <w:t xml:space="preserve">Cisco Secure Workload: Forensics</w:t>
-            </w:r>
-          </w:p>
-        </w:tc>
-        <w:tc>
-          <w:tcPr/>
-          <w:p>
-            <w:pPr>
-              <w:pStyle w:val="Compact"/>
-            </w:pPr>
-            <w:r>
-              <w:t xml:space="preserve">Demonstrates Secure Workload's forensics capability for capturing process and flow evidence during investigations.</w:t>
-            </w:r>
-          </w:p>
-        </w:tc>
-        <w:tc>
-          <w:tcPr/>
-          <w:p>
-            <w:pPr>
-              <w:pStyle w:val="Compact"/>
-            </w:pPr>
-            <w:hyperlink r:id="rId33">
-              <w:r>
-                <w:rPr>
-                  <w:rStyle w:val="Hyperlink"/>
-                </w:rPr>
-                <w:t xml:space="preserve">Watch</w:t>
-              </w:r>
-            </w:hyperlink>
-          </w:p>
-        </w:tc>
-      </w:tr>
-      <w:tr>
-        <w:tc>
-          <w:tcPr/>
-          <w:p>
-            <w:pPr>
-              <w:pStyle w:val="Compact"/>
-            </w:pPr>
-            <w:r>
-              <w:t xml:space="preserve">14</w:t>
-            </w:r>
-          </w:p>
-        </w:tc>
-        <w:tc>
-          <w:tcPr/>
-          <w:p>
-            <w:pPr>
-              <w:pStyle w:val="Compact"/>
-            </w:pPr>
-            <w:r>
-              <w:t xml:space="preserve">Cisco Secure Workload: Log4J Risk Reduction</w:t>
-            </w:r>
-          </w:p>
-        </w:tc>
-        <w:tc>
-          <w:tcPr/>
-          <w:p>
-            <w:pPr>
-              <w:pStyle w:val="Compact"/>
-            </w:pPr>
-            <w:r>
-              <w:t xml:space="preserve">Shows how to use Secure Workload to identify and contain Log4J (Log4Shell) exposure across workloads.</w:t>
-            </w:r>
-          </w:p>
-        </w:tc>
-        <w:tc>
-          <w:tcPr/>
-          <w:p>
-            <w:pPr>
-              <w:pStyle w:val="Compact"/>
-            </w:pPr>
-            <w:hyperlink r:id="rId34">
-              <w:r>
-                <w:rPr>
-                  <w:rStyle w:val="Hyperlink"/>
-                </w:rPr>
-                <w:t xml:space="preserve">Watch</w:t>
-              </w:r>
-            </w:hyperlink>
-          </w:p>
-        </w:tc>
-      </w:tr>
-      <w:tr>
-        <w:tc>
-          <w:tcPr/>
-          <w:p>
-            <w:pPr>
-              <w:pStyle w:val="Compact"/>
-            </w:pPr>
-            <w:r>
-              <w:t xml:space="preserve">15</w:t>
-            </w:r>
-          </w:p>
-        </w:tc>
-        <w:tc>
-          <w:tcPr/>
-          <w:p>
-            <w:pPr>
-              <w:pStyle w:val="Compact"/>
-            </w:pPr>
-            <w:r>
-              <w:t xml:space="preserve">Cisco Secure Workload: SSH Risk Reduction</w:t>
-            </w:r>
-          </w:p>
-        </w:tc>
-        <w:tc>
-          <w:tcPr/>
-          <w:p>
-            <w:pPr>
-              <w:pStyle w:val="Compact"/>
-            </w:pPr>
-            <w:r>
-              <w:t xml:space="preserve">Demonstrates segmenting and controlling SSH paths between workloads using Secure Workload policy.</w:t>
-            </w:r>
-          </w:p>
-        </w:tc>
-        <w:tc>
-          <w:tcPr/>
-          <w:p>
-            <w:pPr>
-              <w:pStyle w:val="Compact"/>
-            </w:pPr>
-            <w:hyperlink r:id="rId35">
-              <w:r>
-                <w:rPr>
-                  <w:rStyle w:val="Hyperlink"/>
-                </w:rPr>
-                <w:t xml:space="preserve">Watch</w:t>
-              </w:r>
-            </w:hyperlink>
-          </w:p>
-        </w:tc>
-      </w:tr>
-    </w:tbl>
-    <w:bookmarkEnd w:id="36"/>
-    <w:bookmarkStart w:id="39" w:name="Xd16b7c4997ed91530d8a168a37ee906d19400dc"/>
-    <w:p>
-      <w:pPr>
-        <w:pStyle w:val="Heading3"/>
-      </w:pPr>
-      <w:r>
-        <w:t xml:space="preserve">6.3 Segmentation Use Cases</w:t>
-      </w:r>
-    </w:p>
-    <w:tbl>
-      <w:tblPr>
-        <w:tblStyle w:val="Table"/>
-        <w:tblW w:type="auto" w:w="0"/>
-        <w:tblLook w:firstRow="1" w:lastRow="0" w:firstColumn="0" w:lastColumn="0" w:noHBand="0" w:noVBand="0" w:val="0020"/>
-      </w:tblPr>
-      <w:tblGrid>
-        <w:gridCol w:w="1980"/>
-        <w:gridCol w:w="1980"/>
-        <w:gridCol w:w="1980"/>
-        <w:gridCol w:w="1980"/>
-      </w:tblGrid>
-      <w:tr>
-        <w:trPr>
-          <w:tblHeader w:val="on"/>
-        </w:trPr>
-        <w:tc>
-          <w:tcPr/>
-          <w:p>
-            <w:pPr>
-              <w:pStyle w:val="Compact"/>
-            </w:pPr>
-            <w:r>
-              <w:t xml:space="preserve">#</w:t>
-            </w:r>
-          </w:p>
-        </w:tc>
-        <w:tc>
-          <w:tcPr/>
-          <w:p>
-            <w:pPr>
-              <w:pStyle w:val="Compact"/>
-            </w:pPr>
-            <w:r>
-              <w:t xml:space="preserve">Video</w:t>
-            </w:r>
-          </w:p>
-        </w:tc>
-        <w:tc>
-          <w:tcPr/>
-          <w:p>
-            <w:pPr>
-              <w:pStyle w:val="Compact"/>
-            </w:pPr>
-            <w:r>
-              <w:t xml:space="preserve">Description</w:t>
-            </w:r>
-          </w:p>
-        </w:tc>
-        <w:tc>
-          <w:tcPr/>
-          <w:p>
-            <w:pPr>
-              <w:pStyle w:val="Compact"/>
-            </w:pPr>
-            <w:r>
-              <w:t xml:space="preserve">Link</w:t>
-            </w:r>
-          </w:p>
-        </w:tc>
-      </w:tr>
-      <w:tr>
-        <w:tc>
-          <w:tcPr/>
-          <w:p>
-            <w:pPr>
-              <w:pStyle w:val="Compact"/>
-            </w:pPr>
-            <w:r>
-              <w:t xml:space="preserve">16</w:t>
-            </w:r>
-          </w:p>
-        </w:tc>
-        <w:tc>
-          <w:tcPr/>
-          <w:p>
-            <w:pPr>
-              <w:pStyle w:val="Compact"/>
-            </w:pPr>
-            <w:r>
-              <w:t xml:space="preserve">Cisco Secure Workload: Terminal Services Segmentation</w:t>
-            </w:r>
-          </w:p>
-        </w:tc>
-        <w:tc>
-          <w:tcPr/>
-          <w:p>
-            <w:pPr>
-              <w:pStyle w:val="Compact"/>
-            </w:pPr>
-            <w:r>
-              <w:t xml:space="preserve">Covers segmenting Microsoft Terminal Services / Remote Desktop Services environments with Secure Workload.</w:t>
-            </w:r>
-          </w:p>
-        </w:tc>
-        <w:tc>
-          <w:tcPr/>
-          <w:p>
-            <w:pPr>
-              <w:pStyle w:val="Compact"/>
-            </w:pPr>
-            <w:hyperlink r:id="rId37">
-              <w:r>
-                <w:rPr>
-                  <w:rStyle w:val="Hyperlink"/>
-                </w:rPr>
-                <w:t xml:space="preserve">Watch</w:t>
-              </w:r>
-            </w:hyperlink>
-          </w:p>
-        </w:tc>
-      </w:tr>
-      <w:tr>
-        <w:tc>
-          <w:tcPr/>
-          <w:p>
-            <w:pPr>
-              <w:pStyle w:val="Compact"/>
-            </w:pPr>
-            <w:r>
-              <w:t xml:space="preserve">17</w:t>
-            </w:r>
-          </w:p>
-        </w:tc>
-        <w:tc>
-          <w:tcPr/>
-          <w:p>
-            <w:pPr>
-              <w:pStyle w:val="Compact"/>
-            </w:pPr>
-            <w:r>
-              <w:t xml:space="preserve">Cisco Secure Workload: Virtual Desktop Interface (VDI) Segmentation</w:t>
-            </w:r>
-          </w:p>
-        </w:tc>
-        <w:tc>
-          <w:tcPr/>
-          <w:p>
-            <w:pPr>
-              <w:pStyle w:val="Compact"/>
-            </w:pPr>
-            <w:r>
-              <w:t xml:space="preserve">Covers segmenting VDI environments where many users share a small set of golden images.</w:t>
-            </w:r>
-          </w:p>
-        </w:tc>
-        <w:tc>
-          <w:tcPr/>
-          <w:p>
-            <w:pPr>
-              <w:pStyle w:val="Compact"/>
-            </w:pPr>
-            <w:hyperlink r:id="rId38">
-              <w:r>
-                <w:rPr>
-                  <w:rStyle w:val="Hyperlink"/>
-                </w:rPr>
-                <w:t xml:space="preserve">Watch</w:t>
-              </w:r>
-            </w:hyperlink>
-          </w:p>
-        </w:tc>
-      </w:tr>
-    </w:tbl>
-    <w:bookmarkEnd w:id="39"/>
-    <w:bookmarkStart w:id="45" w:name="X98001040e0135b4dced978ba3f9ea11bea5fb52"/>
-    <w:p>
-      <w:pPr>
-        <w:pStyle w:val="Heading3"/>
-      </w:pPr>
-      <w:r>
-        <w:t xml:space="preserve">6.4 Secure Workload + Secure Firewall Integration</w:t>
-      </w:r>
-    </w:p>
-    <w:tbl>
-      <w:tblPr>
-        <w:tblStyle w:val="Table"/>
-        <w:tblW w:type="auto" w:w="0"/>
-        <w:tblLook w:firstRow="1" w:lastRow="0" w:firstColumn="0" w:lastColumn="0" w:noHBand="0" w:noVBand="0" w:val="0020"/>
-      </w:tblPr>
-      <w:tblGrid>
-        <w:gridCol w:w="1980"/>
-        <w:gridCol w:w="1980"/>
-        <w:gridCol w:w="1980"/>
-        <w:gridCol w:w="1980"/>
-      </w:tblGrid>
-      <w:tr>
-        <w:trPr>
-          <w:tblHeader w:val="on"/>
-        </w:trPr>
-        <w:tc>
-          <w:tcPr/>
-          <w:p>
-            <w:pPr>
-              <w:pStyle w:val="Compact"/>
-            </w:pPr>
-            <w:r>
-              <w:t xml:space="preserve">#</w:t>
-            </w:r>
-          </w:p>
-        </w:tc>
-        <w:tc>
-          <w:tcPr/>
-          <w:p>
-            <w:pPr>
-              <w:pStyle w:val="Compact"/>
-            </w:pPr>
-            <w:r>
-              <w:t xml:space="preserve">Resource</w:t>
-            </w:r>
-          </w:p>
-        </w:tc>
-        <w:tc>
-          <w:tcPr/>
-          <w:p>
-            <w:pPr>
-              <w:pStyle w:val="Compact"/>
-            </w:pPr>
-            <w:r>
-              <w:t xml:space="preserve">Description</w:t>
-            </w:r>
-          </w:p>
-        </w:tc>
-        <w:tc>
-          <w:tcPr/>
-          <w:p>
-            <w:pPr>
-              <w:pStyle w:val="Compact"/>
-            </w:pPr>
-            <w:r>
-              <w:t xml:space="preserve">Link</w:t>
-            </w:r>
-          </w:p>
-        </w:tc>
-      </w:tr>
-      <w:tr>
-        <w:tc>
-          <w:tcPr/>
-          <w:p>
-            <w:pPr>
-              <w:pStyle w:val="Compact"/>
-            </w:pPr>
-            <w:r>
-              <w:t xml:space="preserve">18</w:t>
-            </w:r>
-          </w:p>
-        </w:tc>
-        <w:tc>
-          <w:tcPr/>
-          <w:p>
-            <w:pPr>
-              <w:pStyle w:val="Compact"/>
-            </w:pPr>
-            <w:r>
-              <w:t xml:space="preserve">Secure Workload &amp; Firewall Integration (Part 1)</w:t>
-            </w:r>
-          </w:p>
-        </w:tc>
-        <w:tc>
-          <w:tcPr/>
-          <w:p>
-            <w:pPr>
-              <w:pStyle w:val="Compact"/>
-            </w:pPr>
-            <w:r>
-              <w:t xml:space="preserve">Part 1 of the integration series: introduction, design, and architecture.</w:t>
-            </w:r>
-          </w:p>
-        </w:tc>
-        <w:tc>
-          <w:tcPr/>
-          <w:p>
-            <w:pPr>
-              <w:pStyle w:val="Compact"/>
-            </w:pPr>
-            <w:hyperlink r:id="rId40">
-              <w:r>
-                <w:rPr>
-                  <w:rStyle w:val="Hyperlink"/>
-                </w:rPr>
-                <w:t xml:space="preserve">Watch</w:t>
-              </w:r>
-            </w:hyperlink>
-          </w:p>
-        </w:tc>
-      </w:tr>
-      <w:tr>
-        <w:tc>
-          <w:tcPr/>
-          <w:p>
-            <w:pPr>
-              <w:pStyle w:val="Compact"/>
-            </w:pPr>
-            <w:r>
-              <w:t xml:space="preserve">19</w:t>
-            </w:r>
-          </w:p>
-        </w:tc>
-        <w:tc>
-          <w:tcPr/>
-          <w:p>
-            <w:pPr>
-              <w:pStyle w:val="Compact"/>
-            </w:pPr>
-            <w:r>
-              <w:t xml:space="preserve">Secure Workload &amp; Firewall Integration (Part 2)</w:t>
-            </w:r>
-          </w:p>
-        </w:tc>
-        <w:tc>
-          <w:tcPr/>
-          <w:p>
-            <w:pPr>
-              <w:pStyle w:val="Compact"/>
-            </w:pPr>
-            <w:r>
-              <w:t xml:space="preserve">Part 2: deployment patterns and policy flow.</w:t>
-            </w:r>
-          </w:p>
-        </w:tc>
-        <w:tc>
-          <w:tcPr/>
-          <w:p>
-            <w:pPr>
-              <w:pStyle w:val="Compact"/>
-            </w:pPr>
-            <w:hyperlink r:id="rId41">
-              <w:r>
-                <w:rPr>
-                  <w:rStyle w:val="Hyperlink"/>
-                </w:rPr>
-                <w:t xml:space="preserve">Watch</w:t>
-              </w:r>
-            </w:hyperlink>
-          </w:p>
-        </w:tc>
-      </w:tr>
-      <w:tr>
-        <w:tc>
-          <w:tcPr/>
-          <w:p>
-            <w:pPr>
-              <w:pStyle w:val="Compact"/>
-            </w:pPr>
-            <w:r>
-              <w:t xml:space="preserve">20</w:t>
-            </w:r>
-          </w:p>
-        </w:tc>
-        <w:tc>
-          <w:tcPr/>
-          <w:p>
-            <w:pPr>
-              <w:pStyle w:val="Compact"/>
-            </w:pPr>
-            <w:r>
-              <w:t xml:space="preserve">Secure Workload &amp; Firewall Integration (Part 3)</w:t>
-            </w:r>
-          </w:p>
-        </w:tc>
-        <w:tc>
-          <w:tcPr/>
-          <w:p>
-            <w:pPr>
-              <w:pStyle w:val="Compact"/>
-            </w:pPr>
-            <w:r>
-              <w:t xml:space="preserve">Part 3: enforcement, telemetry, and operational considerations.</w:t>
-            </w:r>
-          </w:p>
-        </w:tc>
-        <w:tc>
-          <w:tcPr/>
-          <w:p>
-            <w:pPr>
-              <w:pStyle w:val="Compact"/>
-            </w:pPr>
-            <w:hyperlink r:id="rId42">
-              <w:r>
-                <w:rPr>
-                  <w:rStyle w:val="Hyperlink"/>
-                </w:rPr>
-                <w:t xml:space="preserve">Watch</w:t>
-              </w:r>
-            </w:hyperlink>
-          </w:p>
-        </w:tc>
-      </w:tr>
-      <w:tr>
-        <w:tc>
-          <w:tcPr/>
-          <w:p>
-            <w:pPr>
-              <w:pStyle w:val="Compact"/>
-            </w:pPr>
-            <w:r>
-              <w:t xml:space="preserve">21</w:t>
-            </w:r>
-          </w:p>
-        </w:tc>
-        <w:tc>
-          <w:tcPr/>
-          <w:p>
-            <w:pPr>
-              <w:pStyle w:val="Compact"/>
-            </w:pPr>
-            <w:r>
-              <w:t xml:space="preserve">Cisco Secure Workload and Secure Firewall White Paper</w:t>
-            </w:r>
-          </w:p>
-        </w:tc>
-        <w:tc>
-          <w:tcPr/>
-          <w:p>
-            <w:pPr>
-              <w:pStyle w:val="Compact"/>
-            </w:pPr>
-            <w:r>
-              <w:t xml:space="preserve">Public Cisco reference paper covering the joint architecture and design principles.</w:t>
-            </w:r>
-          </w:p>
-        </w:tc>
-        <w:tc>
-          <w:tcPr/>
-          <w:p>
-            <w:pPr>
-              <w:pStyle w:val="Compact"/>
-            </w:pPr>
-            <w:hyperlink r:id="rId43">
-              <w:r>
-                <w:rPr>
-                  <w:rStyle w:val="Hyperlink"/>
-                </w:rPr>
-                <w:t xml:space="preserve">Cisco.com</w:t>
-              </w:r>
-            </w:hyperlink>
-          </w:p>
-        </w:tc>
-      </w:tr>
-      <w:tr>
-        <w:tc>
-          <w:tcPr/>
-          <w:p>
-            <w:pPr>
-              <w:pStyle w:val="Compact"/>
-            </w:pPr>
-            <w:r>
-              <w:t xml:space="preserve">22</w:t>
-            </w:r>
-          </w:p>
-        </w:tc>
-        <w:tc>
-          <w:tcPr/>
-          <w:p>
-            <w:pPr>
-              <w:pStyle w:val="Compact"/>
-            </w:pPr>
-            <w:r>
-              <w:t xml:space="preserve">Secure Workload &amp; Firewall Integration Deep Dive</w:t>
-            </w:r>
-          </w:p>
-        </w:tc>
-        <w:tc>
-          <w:tcPr/>
-          <w:p>
-            <w:pPr>
-              <w:pStyle w:val="Compact"/>
-            </w:pPr>
-            <w:r>
-              <w:t xml:space="preserve">Detailed reference on integration design principles, architecture, and use-cases.</w:t>
-            </w:r>
-          </w:p>
-        </w:tc>
-        <w:tc>
-          <w:tcPr/>
-          <w:p>
-            <w:pPr>
-              <w:pStyle w:val="Compact"/>
-            </w:pPr>
-            <w:hyperlink r:id="rId44">
-              <w:r>
-                <w:rPr>
-                  <w:rStyle w:val="Hyperlink"/>
-                </w:rPr>
-                <w:t xml:space="preserve">Read</w:t>
-              </w:r>
-            </w:hyperlink>
-          </w:p>
-        </w:tc>
-      </w:tr>
-    </w:tbl>
-    <w:bookmarkEnd w:id="45"/>
-    <w:bookmarkStart w:id="49" w:name="X6e65f05c5080cf1645a63f4979213603773d690"/>
-    <w:p>
-      <w:pPr>
-        <w:pStyle w:val="Heading3"/>
-      </w:pPr>
-      <w:r>
-        <w:t xml:space="preserve">6.5 F5 / BIG-IP Integration</w:t>
-      </w:r>
-    </w:p>
-    <w:tbl>
-      <w:tblPr>
-        <w:tblStyle w:val="Table"/>
-        <w:tblW w:type="auto" w:w="0"/>
-        <w:tblLook w:firstRow="1" w:lastRow="0" w:firstColumn="0" w:lastColumn="0" w:noHBand="0" w:noVBand="0" w:val="0020"/>
-      </w:tblPr>
-      <w:tblGrid>
-        <w:gridCol w:w="1980"/>
-        <w:gridCol w:w="1980"/>
-        <w:gridCol w:w="1980"/>
-        <w:gridCol w:w="1980"/>
-      </w:tblGrid>
-      <w:tr>
-        <w:trPr>
-          <w:tblHeader w:val="on"/>
-        </w:trPr>
-        <w:tc>
-          <w:tcPr/>
-          <w:p>
-            <w:pPr>
-              <w:pStyle w:val="Compact"/>
-            </w:pPr>
-            <w:r>
-              <w:t xml:space="preserve">#</w:t>
-            </w:r>
-          </w:p>
-        </w:tc>
-        <w:tc>
-          <w:tcPr/>
-          <w:p>
-            <w:pPr>
-              <w:pStyle w:val="Compact"/>
-            </w:pPr>
-            <w:r>
-              <w:t xml:space="preserve">Video</w:t>
-            </w:r>
-          </w:p>
-        </w:tc>
-        <w:tc>
-          <w:tcPr/>
-          <w:p>
-            <w:pPr>
-              <w:pStyle w:val="Compact"/>
-            </w:pPr>
-            <w:r>
-              <w:t xml:space="preserve">Description</w:t>
-            </w:r>
-          </w:p>
-        </w:tc>
-        <w:tc>
-          <w:tcPr/>
-          <w:p>
-            <w:pPr>
-              <w:pStyle w:val="Compact"/>
-            </w:pPr>
-            <w:r>
-              <w:t xml:space="preserve">Link</w:t>
-            </w:r>
-          </w:p>
-        </w:tc>
-      </w:tr>
-      <w:tr>
-        <w:tc>
-          <w:tcPr/>
-          <w:p>
-            <w:pPr>
-              <w:pStyle w:val="Compact"/>
-            </w:pPr>
-            <w:r>
-              <w:t xml:space="preserve">23</w:t>
-            </w:r>
-          </w:p>
-        </w:tc>
-        <w:tc>
-          <w:tcPr/>
-          <w:p>
-            <w:pPr>
-              <w:pStyle w:val="Compact"/>
-            </w:pPr>
-            <w:r>
-              <w:t xml:space="preserve">F5 BIG-IP and Cisco Tetration: APM Visibility</w:t>
-            </w:r>
-          </w:p>
-        </w:tc>
-        <w:tc>
-          <w:tcPr/>
-          <w:p>
-            <w:pPr>
-              <w:pStyle w:val="Compact"/>
-            </w:pPr>
-            <w:r>
-              <w:t xml:space="preserve">Shows how Secure Workload (formerly Tetration) ingests F5 BIG-IP APM data for application visibility.</w:t>
-            </w:r>
-          </w:p>
-        </w:tc>
-        <w:tc>
-          <w:tcPr/>
-          <w:p>
-            <w:pPr>
-              <w:pStyle w:val="Compact"/>
-            </w:pPr>
-            <w:hyperlink r:id="rId46">
-              <w:r>
-                <w:rPr>
-                  <w:rStyle w:val="Hyperlink"/>
-                </w:rPr>
-                <w:t xml:space="preserve">Watch</w:t>
-              </w:r>
-            </w:hyperlink>
-          </w:p>
-        </w:tc>
-      </w:tr>
-      <w:tr>
-        <w:tc>
-          <w:tcPr/>
-          <w:p>
-            <w:pPr>
-              <w:pStyle w:val="Compact"/>
-            </w:pPr>
-            <w:r>
-              <w:t xml:space="preserve">24</w:t>
-            </w:r>
-          </w:p>
-        </w:tc>
-        <w:tc>
-          <w:tcPr/>
-          <w:p>
-            <w:pPr>
-              <w:pStyle w:val="Compact"/>
-            </w:pPr>
-            <w:r>
-              <w:t xml:space="preserve">Cisco Tetration and F5 BIG-IP AFM</w:t>
-            </w:r>
-          </w:p>
-        </w:tc>
-        <w:tc>
-          <w:tcPr/>
-          <w:p>
-            <w:pPr>
-              <w:pStyle w:val="Compact"/>
-            </w:pPr>
-            <w:r>
-              <w:t xml:space="preserve">Covers integration with F5 BIG-IP AFM (Advanced Firewall Manager) for additional flow context.</w:t>
-            </w:r>
-          </w:p>
-        </w:tc>
-        <w:tc>
-          <w:tcPr/>
-          <w:p>
-            <w:pPr>
-              <w:pStyle w:val="Compact"/>
-            </w:pPr>
-            <w:hyperlink r:id="rId47">
-              <w:r>
-                <w:rPr>
-                  <w:rStyle w:val="Hyperlink"/>
-                </w:rPr>
-                <w:t xml:space="preserve">Watch</w:t>
-              </w:r>
-            </w:hyperlink>
-          </w:p>
-        </w:tc>
-      </w:tr>
-      <w:tr>
-        <w:tc>
-          <w:tcPr/>
-          <w:p>
-            <w:pPr>
-              <w:pStyle w:val="Compact"/>
-            </w:pPr>
-            <w:r>
-              <w:t xml:space="preserve">25</w:t>
-            </w:r>
-          </w:p>
-        </w:tc>
-        <w:tc>
-          <w:tcPr/>
-          <w:p>
-            <w:pPr>
-              <w:pStyle w:val="Compact"/>
-            </w:pPr>
-            <w:r>
-              <w:t xml:space="preserve">Cisco Tetration and F5 BIG-IP IPFIX Configuration</w:t>
-            </w:r>
-          </w:p>
-        </w:tc>
-        <w:tc>
-          <w:tcPr/>
-          <w:p>
-            <w:pPr>
-              <w:pStyle w:val="Compact"/>
-            </w:pPr>
-            <w:r>
-              <w:t xml:space="preserve">Configuration walk-through for sending IPFIX flow records from F5 BIG-IP into Secure Workload.</w:t>
-            </w:r>
-          </w:p>
-        </w:tc>
-        <w:tc>
-          <w:tcPr/>
-          <w:p>
-            <w:pPr>
-              <w:pStyle w:val="Compact"/>
-            </w:pPr>
-            <w:hyperlink r:id="rId48">
-              <w:r>
-                <w:rPr>
-                  <w:rStyle w:val="Hyperlink"/>
-                </w:rPr>
-                <w:t xml:space="preserve">Watch</w:t>
-              </w:r>
-            </w:hyperlink>
-          </w:p>
-        </w:tc>
-      </w:tr>
-    </w:tbl>
-    <w:bookmarkEnd w:id="49"/>
-    <w:bookmarkStart w:id="56" w:name="X9f4055c44f53554e9f2364be28480a731e2d707"/>
-    <w:p>
-      <w:pPr>
-        <w:pStyle w:val="Heading3"/>
-      </w:pPr>
-      <w:r>
-        <w:t xml:space="preserve">6.6 Identity, DNS, and Other Integrations</w:t>
-      </w:r>
-    </w:p>
-    <w:tbl>
-      <w:tblPr>
-        <w:tblStyle w:val="Table"/>
-        <w:tblW w:type="auto" w:w="0"/>
-        <w:tblLook w:firstRow="1" w:lastRow="0" w:firstColumn="0" w:lastColumn="0" w:noHBand="0" w:noVBand="0" w:val="0020"/>
-      </w:tblPr>
-      <w:tblGrid>
-        <w:gridCol w:w="1980"/>
-        <w:gridCol w:w="1980"/>
-        <w:gridCol w:w="1980"/>
-        <w:gridCol w:w="1980"/>
-      </w:tblGrid>
-      <w:tr>
-        <w:trPr>
-          <w:tblHeader w:val="on"/>
-        </w:trPr>
-        <w:tc>
-          <w:tcPr/>
-          <w:p>
-            <w:pPr>
-              <w:pStyle w:val="Compact"/>
-            </w:pPr>
-            <w:r>
-              <w:t xml:space="preserve">#</w:t>
-            </w:r>
-          </w:p>
-        </w:tc>
-        <w:tc>
-          <w:tcPr/>
-          <w:p>
-            <w:pPr>
-              <w:pStyle w:val="Compact"/>
-            </w:pPr>
-            <w:r>
-              <w:t xml:space="preserve">Video</w:t>
-            </w:r>
-          </w:p>
-        </w:tc>
-        <w:tc>
-          <w:tcPr/>
-          <w:p>
-            <w:pPr>
-              <w:pStyle w:val="Compact"/>
-            </w:pPr>
-            <w:r>
-              <w:t xml:space="preserve">Description</w:t>
-            </w:r>
-          </w:p>
-        </w:tc>
-        <w:tc>
-          <w:tcPr/>
-          <w:p>
-            <w:pPr>
-              <w:pStyle w:val="Compact"/>
-            </w:pPr>
-            <w:r>
-              <w:t xml:space="preserve">Link</w:t>
-            </w:r>
-          </w:p>
-        </w:tc>
-      </w:tr>
-      <w:tr>
-        <w:tc>
-          <w:tcPr/>
-          <w:p>
-            <w:pPr>
-              <w:pStyle w:val="Compact"/>
-            </w:pPr>
-            <w:r>
-              <w:t xml:space="preserve">26</w:t>
-            </w:r>
-          </w:p>
-        </w:tc>
-        <w:tc>
-          <w:tcPr/>
-          <w:p>
-            <w:pPr>
-              <w:pStyle w:val="Compact"/>
-            </w:pPr>
-            <w:r>
-              <w:t xml:space="preserve">Cisco Secure Workload — DNS Server Integration</w:t>
-            </w:r>
-          </w:p>
-        </w:tc>
-        <w:tc>
-          <w:tcPr/>
-          <w:p>
-            <w:pPr>
-              <w:pStyle w:val="Compact"/>
-            </w:pPr>
-            <w:r>
-              <w:t xml:space="preserve">Covers integrating DNS server context so workload-to-name mappings improve flow attribution and policy.</w:t>
-            </w:r>
-          </w:p>
-        </w:tc>
-        <w:tc>
-          <w:tcPr/>
-          <w:p>
-            <w:pPr>
-              <w:pStyle w:val="Compact"/>
-            </w:pPr>
-            <w:hyperlink r:id="rId50">
-              <w:r>
-                <w:rPr>
-                  <w:rStyle w:val="Hyperlink"/>
-                </w:rPr>
-                <w:t xml:space="preserve">Watch</w:t>
-              </w:r>
-            </w:hyperlink>
-          </w:p>
-        </w:tc>
-      </w:tr>
-      <w:tr>
-        <w:tc>
-          <w:tcPr/>
-          <w:p>
-            <w:pPr>
-              <w:pStyle w:val="Compact"/>
-            </w:pPr>
-            <w:r>
-              <w:t xml:space="preserve">27</w:t>
-            </w:r>
-          </w:p>
-        </w:tc>
-        <w:tc>
-          <w:tcPr/>
-          <w:p>
-            <w:pPr>
-              <w:pStyle w:val="Compact"/>
-            </w:pPr>
-            <w:r>
-              <w:t xml:space="preserve">Cisco Secure Workload — Infoblox Integration</w:t>
-            </w:r>
-          </w:p>
-        </w:tc>
-        <w:tc>
-          <w:tcPr/>
-          <w:p>
-            <w:pPr>
-              <w:pStyle w:val="Compact"/>
-            </w:pPr>
-            <w:r>
-              <w:t xml:space="preserve">Covers integrating Infoblox DNS / IPAM data for richer workload context inside Secure Workload.</w:t>
-            </w:r>
-          </w:p>
-        </w:tc>
-        <w:tc>
-          <w:tcPr/>
-          <w:p>
-            <w:pPr>
-              <w:pStyle w:val="Compact"/>
-            </w:pPr>
-            <w:hyperlink r:id="rId51">
-              <w:r>
-                <w:rPr>
-                  <w:rStyle w:val="Hyperlink"/>
-                </w:rPr>
-                <w:t xml:space="preserve">Watch</w:t>
-              </w:r>
-            </w:hyperlink>
-          </w:p>
-        </w:tc>
-      </w:tr>
-      <w:tr>
-        <w:tc>
-          <w:tcPr/>
-          <w:p>
-            <w:pPr>
-              <w:pStyle w:val="Compact"/>
-            </w:pPr>
-            <w:r>
-              <w:t xml:space="preserve">28</w:t>
-            </w:r>
-          </w:p>
-        </w:tc>
-        <w:tc>
-          <w:tcPr/>
-          <w:p>
-            <w:pPr>
-              <w:pStyle w:val="Compact"/>
-            </w:pPr>
-            <w:r>
-              <w:t xml:space="preserve">Cisco Secure Workload and Algosec Integration</w:t>
-            </w:r>
-          </w:p>
-        </w:tc>
-        <w:tc>
-          <w:tcPr/>
-          <w:p>
-            <w:pPr>
-              <w:pStyle w:val="Compact"/>
-            </w:pPr>
-            <w:r>
-              <w:t xml:space="preserve">Covers integrating Algosec for policy analysis and firewall-policy lifecycle alongside Secure Workload.</w:t>
-            </w:r>
-          </w:p>
-        </w:tc>
-        <w:tc>
-          <w:tcPr/>
-          <w:p>
-            <w:pPr>
-              <w:pStyle w:val="Compact"/>
-            </w:pPr>
-            <w:hyperlink r:id="rId52">
-              <w:r>
-                <w:rPr>
-                  <w:rStyle w:val="Hyperlink"/>
-                </w:rPr>
-                <w:t xml:space="preserve">Watch</w:t>
-              </w:r>
-            </w:hyperlink>
-          </w:p>
-        </w:tc>
-      </w:tr>
-      <w:tr>
-        <w:tc>
-          <w:tcPr/>
-          <w:p>
-            <w:pPr>
-              <w:pStyle w:val="Compact"/>
-            </w:pPr>
-            <w:r>
-              <w:t xml:space="preserve">29</w:t>
-            </w:r>
-          </w:p>
-        </w:tc>
-        <w:tc>
-          <w:tcPr/>
-          <w:p>
-            <w:pPr>
-              <w:pStyle w:val="Compact"/>
-            </w:pPr>
-            <w:r>
-              <w:t xml:space="preserve">Cisco Secure Workload and ISE (In Action)</w:t>
-            </w:r>
-          </w:p>
-        </w:tc>
-        <w:tc>
-          <w:tcPr/>
-          <w:p>
-            <w:pPr>
-              <w:pStyle w:val="Compact"/>
-            </w:pPr>
-            <w:r>
-              <w:t xml:space="preserve">Demonstrates Secure Workload integration with Cisco ISE for user and device identity context.</w:t>
-            </w:r>
-          </w:p>
-        </w:tc>
-        <w:tc>
-          <w:tcPr/>
-          <w:p>
-            <w:pPr>
-              <w:pStyle w:val="Compact"/>
-            </w:pPr>
-            <w:hyperlink r:id="rId53">
-              <w:r>
-                <w:rPr>
-                  <w:rStyle w:val="Hyperlink"/>
-                </w:rPr>
-                <w:t xml:space="preserve">Watch</w:t>
-              </w:r>
-            </w:hyperlink>
-          </w:p>
-        </w:tc>
-      </w:tr>
-      <w:tr>
-        <w:tc>
-          <w:tcPr/>
-          <w:p>
-            <w:pPr>
-              <w:pStyle w:val="Compact"/>
-            </w:pPr>
-            <w:r>
-              <w:t xml:space="preserve">30</w:t>
-            </w:r>
-          </w:p>
-        </w:tc>
-        <w:tc>
-          <w:tcPr/>
-          <w:p>
-            <w:pPr>
-              <w:pStyle w:val="Compact"/>
-            </w:pPr>
-            <w:r>
-              <w:t xml:space="preserve">FMC Integration with Edge / Ingest / Appliance</w:t>
-            </w:r>
-          </w:p>
-        </w:tc>
-        <w:tc>
-          <w:tcPr/>
-          <w:p>
-            <w:pPr>
-              <w:pStyle w:val="Compact"/>
-            </w:pPr>
-            <w:r>
-              <w:t xml:space="preserve">Covers integrating Cisco FMC (Firewall Management Center) through Secure Workload's Edge, Ingest, and Appliance integration paths.</w:t>
-            </w:r>
-          </w:p>
-        </w:tc>
-        <w:tc>
-          <w:tcPr/>
-          <w:p>
-            <w:pPr>
-              <w:pStyle w:val="Compact"/>
-            </w:pPr>
-            <w:hyperlink r:id="rId54">
-              <w:r>
-                <w:rPr>
-                  <w:rStyle w:val="Hyperlink"/>
-                </w:rPr>
-                <w:t xml:space="preserve">Watch</w:t>
-              </w:r>
-            </w:hyperlink>
-          </w:p>
-        </w:tc>
-      </w:tr>
-      <w:tr>
-        <w:tc>
-          <w:tcPr/>
-          <w:p>
-            <w:pPr>
-              <w:pStyle w:val="Compact"/>
-            </w:pPr>
-            <w:r>
-              <w:t xml:space="preserve">31</w:t>
-            </w:r>
-          </w:p>
-        </w:tc>
-        <w:tc>
-          <w:tcPr/>
-          <w:p>
-            <w:pPr>
-              <w:pStyle w:val="Compact"/>
-            </w:pPr>
-            <w:r>
-              <w:t xml:space="preserve">Cisco ACI and CSW Integration</w:t>
-            </w:r>
-          </w:p>
-        </w:tc>
-        <w:tc>
-          <w:tcPr/>
-          <w:p>
-            <w:pPr>
-              <w:pStyle w:val="Compact"/>
-            </w:pPr>
-            <w:r>
-              <w:t xml:space="preserve">Covers integrating Cisco ACI (Application Centric Infrastructure) with Secure Workload so fabric-level network policy and workload-level segmentation work together.</w:t>
-            </w:r>
-          </w:p>
-        </w:tc>
-        <w:tc>
-          <w:tcPr/>
-          <w:p>
-            <w:pPr>
-              <w:pStyle w:val="Compact"/>
-            </w:pPr>
-            <w:hyperlink r:id="rId55">
-              <w:r>
-                <w:rPr>
-                  <w:rStyle w:val="Hyperlink"/>
-                </w:rPr>
-                <w:t xml:space="preserve">Watch</w:t>
-              </w:r>
-            </w:hyperlink>
-          </w:p>
-        </w:tc>
-      </w:tr>
-    </w:tbl>
-    <w:bookmarkEnd w:id="56"/>
-    <w:bookmarkStart w:id="58" w:name="X1d37daad9c54a38bf858b4bcd24d3a105b20e8a"/>
-    <w:p>
-      <w:pPr>
-        <w:pStyle w:val="Heading3"/>
-      </w:pPr>
-      <w:r>
-        <w:t xml:space="preserve">6.7 Containers and Kubernetes</w:t>
-      </w:r>
-    </w:p>
-    <w:tbl>
-      <w:tblPr>
-        <w:tblStyle w:val="Table"/>
-        <w:tblW w:type="auto" w:w="0"/>
-        <w:tblLook w:firstRow="1" w:lastRow="0" w:firstColumn="0" w:lastColumn="0" w:noHBand="0" w:noVBand="0" w:val="0020"/>
-      </w:tblPr>
-      <w:tblGrid>
-        <w:gridCol w:w="1980"/>
-        <w:gridCol w:w="1980"/>
-        <w:gridCol w:w="1980"/>
-        <w:gridCol w:w="1980"/>
-      </w:tblGrid>
-      <w:tr>
-        <w:trPr>
-          <w:tblHeader w:val="on"/>
-        </w:trPr>
-        <w:tc>
-          <w:tcPr/>
-          <w:p>
-            <w:pPr>
-              <w:pStyle w:val="Compact"/>
-            </w:pPr>
-            <w:r>
-              <w:t xml:space="preserve">#</w:t>
-            </w:r>
-          </w:p>
-        </w:tc>
-        <w:tc>
-          <w:tcPr/>
-          <w:p>
-            <w:pPr>
-              <w:pStyle w:val="Compact"/>
-            </w:pPr>
-            <w:r>
-              <w:t xml:space="preserve">Video</w:t>
-            </w:r>
-          </w:p>
-        </w:tc>
-        <w:tc>
-          <w:tcPr/>
-          <w:p>
-            <w:pPr>
-              <w:pStyle w:val="Compact"/>
-            </w:pPr>
-            <w:r>
-              <w:t xml:space="preserve">Description</w:t>
-            </w:r>
-          </w:p>
-        </w:tc>
-        <w:tc>
-          <w:tcPr/>
-          <w:p>
-            <w:pPr>
-              <w:pStyle w:val="Compact"/>
-            </w:pPr>
-            <w:r>
-              <w:t xml:space="preserve">Link</w:t>
-            </w:r>
-          </w:p>
-        </w:tc>
-      </w:tr>
-      <w:tr>
-        <w:tc>
-          <w:tcPr/>
-          <w:p>
-            <w:pPr>
-              <w:pStyle w:val="Compact"/>
-            </w:pPr>
-            <w:r>
-              <w:t xml:space="preserve">32</w:t>
-            </w:r>
-          </w:p>
-        </w:tc>
-        <w:tc>
-          <w:tcPr/>
-          <w:p>
-            <w:pPr>
-              <w:pStyle w:val="Compact"/>
-            </w:pPr>
-            <w:r>
-              <w:t xml:space="preserve">Cisco Secure Workload: Agent K8s</w:t>
-            </w:r>
-          </w:p>
-        </w:tc>
-        <w:tc>
-          <w:tcPr/>
-          <w:p>
-            <w:pPr>
-              <w:pStyle w:val="Compact"/>
-            </w:pPr>
-            <w:r>
-              <w:t xml:space="preserve">Demonstrates the Secure Workload agent in Kubernetes / containerized environments.</w:t>
-            </w:r>
-          </w:p>
-        </w:tc>
-        <w:tc>
-          <w:tcPr/>
-          <w:p>
-            <w:pPr>
-              <w:pStyle w:val="Compact"/>
-            </w:pPr>
-            <w:hyperlink r:id="rId57">
-              <w:r>
-                <w:rPr>
-                  <w:rStyle w:val="Hyperlink"/>
-                </w:rPr>
-                <w:t xml:space="preserve">Watch</w:t>
-              </w:r>
-            </w:hyperlink>
-          </w:p>
-        </w:tc>
-      </w:tr>
-    </w:tbl>
-    <w:bookmarkEnd w:id="58"/>
-    <w:bookmarkStart w:id="61" w:name="X390d2a0d5e578df34cb611d40b819627fa6bc08"/>
-    <w:p>
-      <w:pPr>
-        <w:pStyle w:val="Heading3"/>
-      </w:pPr>
-      <w:r>
-        <w:t xml:space="preserve">6.8 AI-Driven Policy and Analytics</w:t>
-      </w:r>
-    </w:p>
-    <w:tbl>
-      <w:tblPr>
-        <w:tblStyle w:val="Table"/>
-        <w:tblW w:type="auto" w:w="0"/>
-        <w:tblLook w:firstRow="1" w:lastRow="0" w:firstColumn="0" w:lastColumn="0" w:noHBand="0" w:noVBand="0" w:val="0020"/>
-      </w:tblPr>
-      <w:tblGrid>
-        <w:gridCol w:w="1980"/>
-        <w:gridCol w:w="1980"/>
-        <w:gridCol w:w="1980"/>
-        <w:gridCol w:w="1980"/>
-      </w:tblGrid>
-      <w:tr>
-        <w:trPr>
-          <w:tblHeader w:val="on"/>
-        </w:trPr>
-        <w:tc>
-          <w:tcPr/>
-          <w:p>
-            <w:pPr>
-              <w:pStyle w:val="Compact"/>
-            </w:pPr>
-            <w:r>
-              <w:t xml:space="preserve">#</w:t>
-            </w:r>
-          </w:p>
-        </w:tc>
-        <w:tc>
-          <w:tcPr/>
-          <w:p>
-            <w:pPr>
-              <w:pStyle w:val="Compact"/>
-            </w:pPr>
-            <w:r>
-              <w:t xml:space="preserve">Video</w:t>
-            </w:r>
-          </w:p>
-        </w:tc>
-        <w:tc>
-          <w:tcPr/>
-          <w:p>
-            <w:pPr>
-              <w:pStyle w:val="Compact"/>
-            </w:pPr>
-            <w:r>
-              <w:t xml:space="preserve">Description</w:t>
-            </w:r>
-          </w:p>
-        </w:tc>
-        <w:tc>
-          <w:tcPr/>
-          <w:p>
-            <w:pPr>
-              <w:pStyle w:val="Compact"/>
-            </w:pPr>
-            <w:r>
-              <w:t xml:space="preserve">Link</w:t>
-            </w:r>
-          </w:p>
-        </w:tc>
-      </w:tr>
-      <w:tr>
-        <w:tc>
-          <w:tcPr/>
-          <w:p>
-            <w:pPr>
-              <w:pStyle w:val="Compact"/>
-            </w:pPr>
-            <w:r>
-              <w:t xml:space="preserve">33</w:t>
-            </w:r>
-          </w:p>
-        </w:tc>
-        <w:tc>
-          <w:tcPr/>
-          <w:p>
-            <w:pPr>
-              <w:pStyle w:val="Compact"/>
-            </w:pPr>
-            <w:r>
-              <w:t xml:space="preserve">Cisco Secure Workload: AI-Driven Policy Suggestions</w:t>
-            </w:r>
-          </w:p>
-        </w:tc>
-        <w:tc>
-          <w:tcPr/>
-          <w:p>
-            <w:pPr>
-              <w:pStyle w:val="Compact"/>
-            </w:pPr>
-            <w:r>
-              <w:t xml:space="preserve">Demonstrates how Secure Workload's AI engine generates policy recommendations from observed workload behavior, accelerating policy creation and tuning.</w:t>
-            </w:r>
-          </w:p>
-        </w:tc>
-        <w:tc>
-          <w:tcPr/>
-          <w:p>
-            <w:pPr>
-              <w:pStyle w:val="Compact"/>
-            </w:pPr>
-            <w:hyperlink r:id="rId59">
-              <w:r>
-                <w:rPr>
-                  <w:rStyle w:val="Hyperlink"/>
-                </w:rPr>
-                <w:t xml:space="preserve">Watch</w:t>
-              </w:r>
-            </w:hyperlink>
-          </w:p>
-        </w:tc>
-      </w:tr>
-      <w:tr>
-        <w:tc>
-          <w:tcPr/>
-          <w:p>
-            <w:pPr>
-              <w:pStyle w:val="Compact"/>
-            </w:pPr>
-            <w:r>
-              <w:t xml:space="preserve">34</w:t>
-            </w:r>
-          </w:p>
-        </w:tc>
-        <w:tc>
-          <w:tcPr/>
-          <w:p>
-            <w:pPr>
-              <w:pStyle w:val="Compact"/>
-            </w:pPr>
-            <w:r>
-              <w:t xml:space="preserve">Policy Statistics with Cisco Workloads AI Engine</w:t>
-            </w:r>
-          </w:p>
-        </w:tc>
-        <w:tc>
-          <w:tcPr/>
-          <w:p>
-            <w:pPr>
-              <w:pStyle w:val="Compact"/>
-            </w:pPr>
-            <w:r>
-              <w:t xml:space="preserve">Covers using the Secure Workload AI engine to surface policy statistics, anomalies, and tuning insights at scale.</w:t>
-            </w:r>
-          </w:p>
-        </w:tc>
-        <w:tc>
-          <w:tcPr/>
-          <w:p>
-            <w:pPr>
-              <w:pStyle w:val="Compact"/>
-            </w:pPr>
-            <w:hyperlink r:id="rId60">
-              <w:r>
-                <w:rPr>
-                  <w:rStyle w:val="Hyperlink"/>
-                </w:rPr>
-                <w:t xml:space="preserve">Watch</w:t>
-              </w:r>
-            </w:hyperlink>
-          </w:p>
-        </w:tc>
-      </w:tr>
-    </w:tbl>
-    <w:bookmarkEnd w:id="61"/>
-    <w:bookmarkStart w:id="62" w:name="suggested-watch-order"/>
-    <w:p>
-      <w:pPr>
-        <w:pStyle w:val="Heading3"/>
-      </w:pPr>
-      <w:r>
-        <w:t xml:space="preserve">Suggested Watch Order</w:t>
-      </w:r>
-    </w:p>
-    <w:p>
-      <w:pPr>
-        <w:pStyle w:val="FirstParagraph"/>
-      </w:pPr>
-      <w:r>
-        <w:t xml:space="preserve">The source Cisco slide does not prescribe a viewing order. For a new user, the progression below moves from foundations to deployment to policy and analytics, then opens up by use case and integration:</w:t>
-      </w:r>
-    </w:p>
-    <w:p>
-      <w:pPr>
-        <w:pStyle w:val="Compact"/>
-        <w:numPr>
-          <w:ilvl w:val="0"/>
-          <w:numId w:val="1007"/>
-        </w:numPr>
+    <w:p>
+      <w:pPr>
+        <w:pStyle w:val="BodyText"/>
       </w:pPr>
       <w:r>
         <w:rPr>
           <w:b/>
           <w:bCs/>
         </w:rPr>
-        <w:t xml:space="preserve">Foundations</w:t>
+        <w:t xml:space="preserve">POV positioning:</w:t>
       </w:r>
       <w:r>
         <w:t xml:space="preserve"> </w:t>
       </w:r>
       <w:r>
-        <w:t xml:space="preserve">— Scopes (#3), Labels (#4), Inventory Filters (#5).</w:t>
-      </w:r>
-    </w:p>
-    <w:p>
-      <w:pPr>
-        <w:pStyle w:val="Compact"/>
-        <w:numPr>
-          <w:ilvl w:val="0"/>
-          <w:numId w:val="1007"/>
-        </w:numPr>
+        <w:t xml:space="preserve">start with pattern 1 to prove the integration path is live, layer in pattern 2 so the SOC has alerts in their existing console, and reserve pattern 3 for the "custom dataset" conversation where the customer asks for something the out-of-the-box app does not surface. The pattern 3 ceiling is essentially the CSW API surface itself.</w:t>
+      </w:r>
+    </w:p>
+    <w:p>
+      <w:pPr>
+        <w:pStyle w:val="BodyText"/>
       </w:pPr>
       <w:r>
         <w:rPr>
           <w:b/>
           <w:bCs/>
         </w:rPr>
-        <w:t xml:space="preserve">Agent rollout</w:t>
-      </w:r>
-      <w:r>
-        <w:t xml:space="preserve"> </w:t>
-      </w:r>
-      <w:r>
-        <w:t xml:space="preserve">— Agent Configuration Profile (#1), then Agent Configuration and Deployment – Golden Image VDI (#2) if VDI is in scope.</w:t>
-      </w:r>
-    </w:p>
-    <w:p>
-      <w:pPr>
-        <w:pStyle w:val="Compact"/>
-        <w:numPr>
-          <w:ilvl w:val="0"/>
-          <w:numId w:val="1007"/>
-        </w:numPr>
-      </w:pPr>
-      <w:r>
-        <w:rPr>
-          <w:b/>
-          <w:bCs/>
-        </w:rPr>
-        <w:t xml:space="preserve">Core value: visibility → policy</w:t>
-      </w:r>
-      <w:r>
-        <w:t xml:space="preserve"> </w:t>
-      </w:r>
-      <w:r>
-        <w:t xml:space="preserve">— Application Dependency Mapping and Policy Analysis (#7), Flow Analysis (#10), Dynamic Workloads and Policy (#9), Policy Visual and Quick Analysis (#8), Production and Test Risk Reduction (#6).</w:t>
-      </w:r>
-    </w:p>
-    <w:p>
-      <w:pPr>
-        <w:pStyle w:val="Compact"/>
-        <w:numPr>
-          <w:ilvl w:val="0"/>
-          <w:numId w:val="1007"/>
-        </w:numPr>
-      </w:pPr>
-      <w:r>
-        <w:rPr>
-          <w:b/>
-          <w:bCs/>
-        </w:rPr>
-        <w:t xml:space="preserve">AI-augmented policy (advanced)</w:t>
-      </w:r>
-      <w:r>
-        <w:t xml:space="preserve"> </w:t>
-      </w:r>
-      <w:r>
-        <w:t xml:space="preserve">— AI-Driven Policy Suggestions (#33), Policy Statistics with AI Engine (#34) once the foundational policy workflow is understood.</w:t>
-      </w:r>
-    </w:p>
-    <w:p>
-      <w:pPr>
-        <w:pStyle w:val="Compact"/>
-        <w:numPr>
-          <w:ilvl w:val="0"/>
-          <w:numId w:val="1007"/>
-        </w:numPr>
-      </w:pPr>
-      <w:r>
-        <w:rPr>
-          <w:b/>
-          <w:bCs/>
-        </w:rPr>
-        <w:t xml:space="preserve">Security and risk</w:t>
-      </w:r>
-      <w:r>
-        <w:t xml:space="preserve"> </w:t>
-      </w:r>
-      <w:r>
-        <w:t xml:space="preserve">— Security Dashboard (#12), Vulnerabilities and Risk Reduction (#11), Forensics (#13), Log4J Risk Reduction (#14), SSH Risk Reduction (#15).</w:t>
-      </w:r>
-    </w:p>
-    <w:p>
-      <w:pPr>
-        <w:pStyle w:val="Compact"/>
-        <w:numPr>
-          <w:ilvl w:val="0"/>
-          <w:numId w:val="1007"/>
-        </w:numPr>
-      </w:pPr>
-      <w:r>
-        <w:rPr>
-          <w:b/>
-          <w:bCs/>
-        </w:rPr>
-        <w:t xml:space="preserve">Specific segmentation use cases</w:t>
-      </w:r>
-      <w:r>
-        <w:t xml:space="preserve"> </w:t>
-      </w:r>
-      <w:r>
-        <w:t xml:space="preserve">— Terminal Services (#16), VDI Segmentation (#17).</w:t>
-      </w:r>
-    </w:p>
-    <w:p>
-      <w:pPr>
-        <w:pStyle w:val="Compact"/>
-        <w:numPr>
-          <w:ilvl w:val="0"/>
-          <w:numId w:val="1007"/>
-        </w:numPr>
-      </w:pPr>
-      <w:r>
-        <w:rPr>
-          <w:b/>
-          <w:bCs/>
-        </w:rPr>
-        <w:t xml:space="preserve">Integrations as needed by the deal / POV</w:t>
-      </w:r>
-      <w:r>
-        <w:t xml:space="preserve"> </w:t>
-      </w:r>
-      <w:r>
-        <w:t xml:space="preserve">— Firewall (#18–#22), F5 / BIG-IP (#23–#25), DNS / Infoblox (#26, #27), Algosec (#28), ISE (#29), FMC (#30), ACI (#31).</w:t>
-      </w:r>
-    </w:p>
-    <w:p>
-      <w:pPr>
-        <w:pStyle w:val="Compact"/>
-        <w:numPr>
-          <w:ilvl w:val="0"/>
-          <w:numId w:val="1007"/>
-        </w:numPr>
-      </w:pPr>
-      <w:r>
-        <w:rPr>
-          <w:b/>
-          <w:bCs/>
-        </w:rPr>
-        <w:t xml:space="preserve">Containers</w:t>
-      </w:r>
-      <w:r>
-        <w:t xml:space="preserve"> </w:t>
-      </w:r>
-      <w:r>
-        <w:t xml:space="preserve">— Agent K8s (#32) when Kubernetes is in scope.</w:t>
-      </w:r>
-    </w:p>
-    <w:p>
-      <w:r>
-        <w:pict>
-          <v:rect style="width:0;height:1.5pt" o:hralign="center" o:hrstd="t" o:hr="t"/>
-        </w:pict>
-      </w:r>
-    </w:p>
-    <w:bookmarkEnd w:id="62"/>
-    <w:bookmarkEnd w:id="63"/>
-    <w:bookmarkStart w:id="67" w:name="Xb9f64f467495bd55447e9bc3c7ae8dd7dbb3895"/>
-    <w:p>
-      <w:pPr>
-        <w:pStyle w:val="Heading2"/>
-      </w:pPr>
-      <w:r>
-        <w:t xml:space="preserve">7. How to Explain CSW in a Customer Meeting</w:t>
-      </w:r>
-    </w:p>
-    <w:bookmarkStart w:id="64" w:name="X02667f004e9d93967c02b53649e8d7704fae290"/>
-    <w:p>
-      <w:pPr>
-        <w:pStyle w:val="Heading3"/>
-      </w:pPr>
-      <w:r>
-        <w:t xml:space="preserve">30-second version</w:t>
-      </w:r>
-    </w:p>
-    <w:p>
-      <w:pPr>
-        <w:pStyle w:val="FirstParagraph"/>
-      </w:pPr>
-      <w:r>
-        <w:t xml:space="preserve">Cisco Secure Workload helps customers discover how applications communicate and then safely enforce least-privilege segmentation policies around those applications. It starts with visibility and dependency mapping, uses labels and observed behavior to create policy, and supports staged enforcement so teams can reduce lateral movement risk without breaking applications.</w:t>
-      </w:r>
-    </w:p>
-    <w:bookmarkEnd w:id="64"/>
-    <w:bookmarkStart w:id="65" w:name="X245c304b430f838300b4e5d227cae86dea678fa"/>
-    <w:p>
-      <w:pPr>
-        <w:pStyle w:val="Heading3"/>
-      </w:pPr>
-      <w:r>
-        <w:t xml:space="preserve">2-minute version</w:t>
-      </w:r>
-    </w:p>
-    <w:p>
-      <w:pPr>
-        <w:pStyle w:val="FirstParagraph"/>
-      </w:pPr>
-      <w:r>
-        <w:t xml:space="preserve">Most enterprises want micro-segmentation, but they hesitate because they do not fully know what their applications depend on. CSW starts by collecting workload telemetry, flow visibility, process context, cloud metadata, and CMDB labels. That data helps application teams understand real dependencies. From there, teams can model policy, see what would be blocked, tune the rules, and move selected workloads from monitor mode to enforcement. CSW is especially useful when customers need consistent segmentation across data center and cloud environments.</w:t>
-      </w:r>
-    </w:p>
-    <w:bookmarkEnd w:id="65"/>
-    <w:bookmarkStart w:id="66" w:name="common-positioning"/>
-    <w:p>
-      <w:pPr>
-        <w:pStyle w:val="Heading3"/>
-      </w:pPr>
-      <w:r>
-        <w:t xml:space="preserve">Common positioning</w:t>
-      </w:r>
-    </w:p>
-    <w:p>
-      <w:pPr>
-        <w:pStyle w:val="Compact"/>
-        <w:numPr>
-          <w:ilvl w:val="0"/>
-          <w:numId w:val="1008"/>
-        </w:numPr>
-      </w:pPr>
-      <w:r>
-        <w:rPr>
-          <w:b/>
-          <w:bCs/>
-        </w:rPr>
-        <w:t xml:space="preserve">For security:</w:t>
-      </w:r>
-      <w:r>
-        <w:t xml:space="preserve"> </w:t>
-      </w:r>
-      <w:r>
-        <w:t xml:space="preserve">Reduce lateral movement and contain high-risk applications.</w:t>
-      </w:r>
-    </w:p>
-    <w:p>
-      <w:pPr>
-        <w:pStyle w:val="Compact"/>
-        <w:numPr>
-          <w:ilvl w:val="0"/>
-          <w:numId w:val="1008"/>
-        </w:numPr>
-      </w:pPr>
-      <w:r>
-        <w:rPr>
-          <w:b/>
-          <w:bCs/>
-        </w:rPr>
-        <w:t xml:space="preserve">For network teams:</w:t>
-      </w:r>
-      <w:r>
-        <w:t xml:space="preserve"> </w:t>
-      </w:r>
-      <w:r>
-        <w:t xml:space="preserve">Shift from static IP / subnet rules to workload-aware policy.</w:t>
-      </w:r>
-    </w:p>
-    <w:p>
-      <w:pPr>
-        <w:pStyle w:val="Compact"/>
-        <w:numPr>
-          <w:ilvl w:val="0"/>
-          <w:numId w:val="1008"/>
-        </w:numPr>
-      </w:pPr>
-      <w:r>
-        <w:rPr>
-          <w:b/>
-          <w:bCs/>
-        </w:rPr>
-        <w:t xml:space="preserve">For application teams:</w:t>
-      </w:r>
-      <w:r>
-        <w:t xml:space="preserve"> </w:t>
-      </w:r>
-      <w:r>
-        <w:t xml:space="preserve">Discover dependencies before enforcement and avoid unexpected outages.</w:t>
-      </w:r>
-    </w:p>
-    <w:p>
-      <w:pPr>
-        <w:pStyle w:val="Compact"/>
-        <w:numPr>
-          <w:ilvl w:val="0"/>
-          <w:numId w:val="1008"/>
-        </w:numPr>
-      </w:pPr>
-      <w:r>
-        <w:rPr>
-          <w:b/>
-          <w:bCs/>
-        </w:rPr>
-        <w:t xml:space="preserve">For cloud teams:</w:t>
-      </w:r>
-      <w:r>
-        <w:t xml:space="preserve"> </w:t>
-      </w:r>
-      <w:r>
-        <w:t xml:space="preserve">Use cloud tags and dynamic metadata so policy follows workloads.</w:t>
-      </w:r>
-    </w:p>
-    <w:p>
-      <w:pPr>
-        <w:pStyle w:val="Compact"/>
-        <w:numPr>
-          <w:ilvl w:val="0"/>
-          <w:numId w:val="1008"/>
-        </w:numPr>
-      </w:pPr>
-      <w:r>
-        <w:rPr>
-          <w:b/>
-          <w:bCs/>
-        </w:rPr>
-        <w:t xml:space="preserve">For operations:</w:t>
-      </w:r>
-      <w:r>
-        <w:t xml:space="preserve"> </w:t>
-      </w:r>
-      <w:r>
-        <w:t xml:space="preserve">Start in monitor mode, model changes, and roll out enforcement gradually.</w:t>
-      </w:r>
-    </w:p>
-    <w:p>
-      <w:r>
-        <w:pict>
-          <v:rect style="width:0;height:1.5pt" o:hralign="center" o:hrstd="t" o:hr="t"/>
-        </w:pict>
-      </w:r>
-    </w:p>
-    <w:bookmarkEnd w:id="66"/>
-    <w:bookmarkEnd w:id="67"/>
-    <w:bookmarkStart w:id="77" w:name="X861afc8e8f3d3fa2cbc4317cb6150d80f9f9ccf"/>
-    <w:p>
-      <w:pPr>
-        <w:pStyle w:val="Heading2"/>
-      </w:pPr>
-      <w:r>
-        <w:t xml:space="preserve">8. CSW Onboarding Runbook</w:t>
-      </w:r>
-    </w:p>
-    <w:bookmarkStart w:id="68" w:name="phase-0---confirm-scope-and-outcomes"/>
-    <w:p>
-      <w:pPr>
-        <w:pStyle w:val="Heading3"/>
-      </w:pPr>
-      <w:r>
-        <w:t xml:space="preserve">Phase 0 - Confirm Scope and Outcomes</w:t>
-      </w:r>
-    </w:p>
-    <w:p>
-      <w:pPr>
-        <w:pStyle w:val="FirstParagraph"/>
-      </w:pPr>
-      <w:r>
-        <w:rPr>
-          <w:b/>
-          <w:bCs/>
-        </w:rPr>
-        <w:t xml:space="preserve">Goal:</w:t>
-      </w:r>
-      <w:r>
-        <w:t xml:space="preserve"> </w:t>
-      </w:r>
-      <w:r>
-        <w:t xml:space="preserve">Agree on what the customer wants to prove.</w:t>
-      </w:r>
-    </w:p>
-    <w:p>
-      <w:pPr>
-        <w:pStyle w:val="BodyText"/>
-      </w:pPr>
-      <w:r>
-        <w:rPr>
-          <w:b/>
-          <w:bCs/>
-        </w:rPr>
-        <w:t xml:space="preserve">Steps:</w:t>
-      </w:r>
-    </w:p>
-    <w:p>
-      <w:pPr>
-        <w:pStyle w:val="Compact"/>
-        <w:numPr>
-          <w:ilvl w:val="0"/>
-          <w:numId w:val="1009"/>
-        </w:numPr>
-      </w:pPr>
-      <w:r>
-        <w:t xml:space="preserve">Identify the target customer environment: data center, public cloud, containers, or a mix.</w:t>
-      </w:r>
-    </w:p>
-    <w:p>
-      <w:pPr>
-        <w:pStyle w:val="Compact"/>
-        <w:numPr>
-          <w:ilvl w:val="0"/>
-          <w:numId w:val="1009"/>
-        </w:numPr>
-      </w:pPr>
-      <w:r>
-        <w:t xml:space="preserve">Select 2-3 representative applications.</w:t>
-      </w:r>
-    </w:p>
-    <w:p>
-      <w:pPr>
-        <w:pStyle w:val="Compact"/>
-        <w:numPr>
-          <w:ilvl w:val="0"/>
-          <w:numId w:val="1009"/>
-        </w:numPr>
-      </w:pPr>
-      <w:r>
-        <w:t xml:space="preserve">Pick at least one low-risk application and one higher-value application.</w:t>
-      </w:r>
-    </w:p>
-    <w:p>
-      <w:pPr>
-        <w:pStyle w:val="Compact"/>
-        <w:numPr>
-          <w:ilvl w:val="0"/>
-          <w:numId w:val="1009"/>
-        </w:numPr>
-      </w:pPr>
-      <w:r>
-        <w:t xml:space="preserve">Define success criteria:</w:t>
-      </w:r>
-    </w:p>
-    <w:p>
-      <w:pPr>
-        <w:pStyle w:val="Compact"/>
-        <w:numPr>
-          <w:ilvl w:val="1"/>
-          <w:numId w:val="1010"/>
-        </w:numPr>
-      </w:pPr>
-      <w:r>
-        <w:t xml:space="preserve">Flow visibility demonstrated.</w:t>
-      </w:r>
-    </w:p>
-    <w:p>
-      <w:pPr>
-        <w:pStyle w:val="Compact"/>
-        <w:numPr>
-          <w:ilvl w:val="1"/>
-          <w:numId w:val="1010"/>
-        </w:numPr>
-      </w:pPr>
-      <w:r>
-        <w:t xml:space="preserve">Process visibility demonstrated.</w:t>
-      </w:r>
-    </w:p>
-    <w:p>
-      <w:pPr>
-        <w:pStyle w:val="Compact"/>
-        <w:numPr>
-          <w:ilvl w:val="1"/>
-          <w:numId w:val="1010"/>
-        </w:numPr>
-      </w:pPr>
-      <w:r>
-        <w:t xml:space="preserve">Application dependency map reviewed by app owner.</w:t>
-      </w:r>
-    </w:p>
-    <w:p>
-      <w:pPr>
-        <w:pStyle w:val="Compact"/>
-        <w:numPr>
-          <w:ilvl w:val="1"/>
-          <w:numId w:val="1010"/>
-        </w:numPr>
-      </w:pPr>
-      <w:r>
-        <w:t xml:space="preserve">Labels imported or created.</w:t>
-      </w:r>
-    </w:p>
-    <w:p>
-      <w:pPr>
-        <w:pStyle w:val="Compact"/>
-        <w:numPr>
-          <w:ilvl w:val="1"/>
-          <w:numId w:val="1010"/>
-        </w:numPr>
-      </w:pPr>
-      <w:r>
-        <w:t xml:space="preserve">Policy modeled before enforcement.</w:t>
-      </w:r>
-    </w:p>
-    <w:p>
-      <w:pPr>
-        <w:pStyle w:val="Compact"/>
-        <w:numPr>
-          <w:ilvl w:val="1"/>
-          <w:numId w:val="1010"/>
-        </w:numPr>
-      </w:pPr>
-      <w:r>
-        <w:t xml:space="preserve">One controlled enforcement test completed.</w:t>
-      </w:r>
-    </w:p>
-    <w:p>
-      <w:pPr>
-        <w:pStyle w:val="FirstParagraph"/>
-      </w:pPr>
-      <w:r>
-        <w:rPr>
-          <w:b/>
-          <w:bCs/>
-        </w:rPr>
-        <w:t xml:space="preserve">Output:</w:t>
-      </w:r>
-      <w:r>
-        <w:t xml:space="preserve"> </w:t>
-      </w:r>
-      <w:r>
-        <w:t xml:space="preserve">POV scope, application list, stakeholder list, and success criteria.</w:t>
-      </w:r>
-    </w:p>
-    <w:p>
-      <w:r>
-        <w:pict>
-          <v:rect style="width:0;height:1.5pt" o:hralign="center" o:hrstd="t" o:hr="t"/>
-        </w:pict>
-      </w:r>
-    </w:p>
-    <w:bookmarkEnd w:id="68"/>
-    <w:bookmarkStart w:id="69" w:name="phase-1---prepare-the-tenant-and-access"/>
-    <w:p>
-      <w:pPr>
-        <w:pStyle w:val="Heading3"/>
-      </w:pPr>
-      <w:r>
-        <w:t xml:space="preserve">Phase 1 - Prepare the Tenant and Access</w:t>
-      </w:r>
-    </w:p>
-    <w:p>
-      <w:pPr>
-        <w:pStyle w:val="FirstParagraph"/>
-      </w:pPr>
-      <w:r>
-        <w:rPr>
-          <w:b/>
-          <w:bCs/>
-        </w:rPr>
-        <w:t xml:space="preserve">Goal:</w:t>
-      </w:r>
-      <w:r>
-        <w:t xml:space="preserve"> </w:t>
-      </w:r>
-      <w:r>
-        <w:t xml:space="preserve">Prepare the CSW management environment and user access.</w:t>
-      </w:r>
-    </w:p>
-    <w:p>
-      <w:pPr>
-        <w:pStyle w:val="BodyText"/>
-      </w:pPr>
-      <w:r>
-        <w:rPr>
-          <w:b/>
-          <w:bCs/>
-        </w:rPr>
-        <w:t xml:space="preserve">Steps:</w:t>
-      </w:r>
-    </w:p>
-    <w:p>
-      <w:pPr>
-        <w:pStyle w:val="Compact"/>
-        <w:numPr>
-          <w:ilvl w:val="0"/>
-          <w:numId w:val="1011"/>
-        </w:numPr>
-      </w:pPr>
-      <w:r>
-        <w:t xml:space="preserve">Confirm CSW tenant or cluster access.</w:t>
-      </w:r>
-    </w:p>
-    <w:p>
-      <w:pPr>
-        <w:pStyle w:val="Compact"/>
-        <w:numPr>
-          <w:ilvl w:val="0"/>
-          <w:numId w:val="1011"/>
-        </w:numPr>
-      </w:pPr>
-      <w:r>
-        <w:t xml:space="preserve">Create required administrator, operator, and viewer accounts.</w:t>
-      </w:r>
-    </w:p>
-    <w:p>
-      <w:pPr>
-        <w:pStyle w:val="Compact"/>
-        <w:numPr>
-          <w:ilvl w:val="0"/>
-          <w:numId w:val="1011"/>
-        </w:numPr>
-      </w:pPr>
-      <w:r>
-        <w:t xml:space="preserve">Configure SSO / MFA / RBAC if in scope.</w:t>
-      </w:r>
-    </w:p>
-    <w:p>
-      <w:pPr>
-        <w:pStyle w:val="Compact"/>
-        <w:numPr>
-          <w:ilvl w:val="0"/>
-          <w:numId w:val="1011"/>
-        </w:numPr>
-      </w:pPr>
-      <w:r>
-        <w:t xml:space="preserve">Confirm API access if automation or reporting is part of the POV.</w:t>
-      </w:r>
-    </w:p>
-    <w:p>
-      <w:pPr>
-        <w:pStyle w:val="Compact"/>
-        <w:numPr>
-          <w:ilvl w:val="0"/>
-          <w:numId w:val="1011"/>
-        </w:numPr>
-      </w:pPr>
-      <w:r>
-        <w:t xml:space="preserve">Document who can create labels, scopes, policies, and enforcement changes.</w:t>
-      </w:r>
-    </w:p>
-    <w:p>
-      <w:pPr>
-        <w:pStyle w:val="FirstParagraph"/>
-      </w:pPr>
-      <w:r>
-        <w:rPr>
-          <w:b/>
-          <w:bCs/>
-        </w:rPr>
-        <w:t xml:space="preserve">Output:</w:t>
-      </w:r>
-      <w:r>
-        <w:t xml:space="preserve"> </w:t>
-      </w:r>
-      <w:r>
-        <w:t xml:space="preserve">Access matrix, RBAC model, and tenant readiness confirmation.</w:t>
-      </w:r>
-    </w:p>
-    <w:p>
-      <w:r>
-        <w:pict>
-          <v:rect style="width:0;height:1.5pt" o:hralign="center" o:hrstd="t" o:hr="t"/>
-        </w:pict>
-      </w:r>
-    </w:p>
-    <w:bookmarkEnd w:id="69"/>
-    <w:bookmarkStart w:id="70" w:name="phase-2---build-the-label-strategy"/>
-    <w:p>
-      <w:pPr>
-        <w:pStyle w:val="Heading3"/>
-      </w:pPr>
-      <w:r>
-        <w:t xml:space="preserve">Phase 2 - Build the Label Strategy</w:t>
-      </w:r>
-    </w:p>
-    <w:p>
-      <w:pPr>
-        <w:pStyle w:val="FirstParagraph"/>
-      </w:pPr>
-      <w:r>
-        <w:rPr>
-          <w:b/>
-          <w:bCs/>
-        </w:rPr>
-        <w:t xml:space="preserve">Goal:</w:t>
-      </w:r>
-      <w:r>
-        <w:t xml:space="preserve"> </w:t>
-      </w:r>
-      <w:r>
-        <w:t xml:space="preserve">Establish labels before policy design.</w:t>
-      </w:r>
-    </w:p>
-    <w:p>
-      <w:pPr>
-        <w:pStyle w:val="BodyText"/>
-      </w:pPr>
-      <w:r>
-        <w:t xml:space="preserve">Recommended starting labels:</w:t>
+        <w:t xml:space="preserve">CI/CD pipeline integration — what it typically wires up:</w:t>
       </w:r>
     </w:p>
     <w:tbl>
@@ -5451,45 +5604,34 @@
               <w:pStyle w:val="Compact"/>
             </w:pPr>
             <w:r>
-              <w:t xml:space="preserve">Label type</w:t>
-            </w:r>
-          </w:p>
-        </w:tc>
-        <w:tc>
-          <w:tcPr/>
-          <w:p>
-            <w:pPr>
-              <w:pStyle w:val="Compact"/>
-            </w:pPr>
-            <w:r>
-              <w:t xml:space="preserve">Example values</w:t>
-            </w:r>
-          </w:p>
-        </w:tc>
-        <w:tc>
-          <w:tcPr/>
-          <w:p>
-            <w:pPr>
-              <w:pStyle w:val="Compact"/>
-            </w:pPr>
-            <w:r>
-              <w:t xml:space="preserve">Source</w:t>
-            </w:r>
-          </w:p>
-        </w:tc>
-      </w:tr>
-      <w:tr>
-        <w:tc>
-          <w:tcPr/>
-          <w:p>
-            <w:pPr>
-              <w:pStyle w:val="Compact"/>
-            </w:pPr>
-            <w:r>
-              <w:t xml:space="preserve">Application</w:t>
-            </w:r>
-          </w:p>
-        </w:tc>
+              <w:t xml:space="preserve">Wire-up</w:t>
+            </w:r>
+          </w:p>
+        </w:tc>
+        <w:tc>
+          <w:tcPr/>
+          <w:p>
+            <w:pPr>
+              <w:pStyle w:val="Compact"/>
+            </w:pPr>
+            <w:r>
+              <w:t xml:space="preserve">What it gives the customer</w:t>
+            </w:r>
+          </w:p>
+        </w:tc>
+        <w:tc>
+          <w:tcPr/>
+          <w:p>
+            <w:pPr>
+              <w:pStyle w:val="Compact"/>
+            </w:pPr>
+            <w:r>
+              <w:t xml:space="preserve">Where it lands in the runbook</w:t>
+            </w:r>
+          </w:p>
+        </w:tc>
+      </w:tr>
+      <w:tr>
         <w:tc>
           <w:tcPr/>
           <w:p>
@@ -5498,60 +5640,133 @@
             </w:pPr>
             <w:r>
               <w:rPr>
-                <w:rStyle w:val="VerbatimChar"/>
+                <w:b/>
+                <w:bCs/>
               </w:rPr>
-              <w:t xml:space="preserve">payments</w:t>
-            </w:r>
-            <w:r>
-              <w:t xml:space="preserve">,</w:t>
+              <w:t xml:space="preserve">Policy-as-code</w:t>
             </w:r>
             <w:r>
               <w:t xml:space="preserve"> </w:t>
             </w:r>
             <w:r>
+              <w:t xml:space="preserve">— scopes, labels, intent-policy stored in git; pipeline applies via CSW API.</w:t>
+            </w:r>
+          </w:p>
+        </w:tc>
+        <w:tc>
+          <w:tcPr/>
+          <w:p>
+            <w:pPr>
+              <w:pStyle w:val="Compact"/>
+            </w:pPr>
+            <w:r>
+              <w:t xml:space="preserve">Tenant changes go through code review, not console clicks. Auditable, reviewable, revertable.</w:t>
+            </w:r>
+          </w:p>
+        </w:tc>
+        <w:tc>
+          <w:tcPr/>
+          <w:p>
+            <w:pPr>
+              <w:pStyle w:val="Compact"/>
+            </w:pPr>
+            <w:r>
+              <w:t xml:space="preserve">§ 8 Phase 8 (Operationalize) — replaces ad-hoc UI changes.</w:t>
+            </w:r>
+          </w:p>
+        </w:tc>
+      </w:tr>
+      <w:tr>
+        <w:tc>
+          <w:tcPr/>
+          <w:p>
+            <w:pPr>
+              <w:pStyle w:val="Compact"/>
+            </w:pPr>
+            <w:r>
               <w:rPr>
-                <w:rStyle w:val="VerbatimChar"/>
+                <w:b/>
+                <w:bCs/>
               </w:rPr>
-              <w:t xml:space="preserve">claims</w:t>
-            </w:r>
-            <w:r>
-              <w:t xml:space="preserve">,</w:t>
+              <w:t xml:space="preserve">Promotion across environments</w:t>
             </w:r>
             <w:r>
               <w:t xml:space="preserve"> </w:t>
             </w:r>
             <w:r>
+              <w:t xml:space="preserve">— same bundle rolls dev → staging → prod, starting in Monitor mode.</w:t>
+            </w:r>
+          </w:p>
+        </w:tc>
+        <w:tc>
+          <w:tcPr/>
+          <w:p>
+            <w:pPr>
+              <w:pStyle w:val="Compact"/>
+            </w:pPr>
+            <w:r>
+              <w:t xml:space="preserve">Lower-risk roll-forward; the production change is the same artifact that already passed in lower environments.</w:t>
+            </w:r>
+          </w:p>
+        </w:tc>
+        <w:tc>
+          <w:tcPr/>
+          <w:p>
+            <w:pPr>
+              <w:pStyle w:val="Compact"/>
+            </w:pPr>
+            <w:r>
+              <w:t xml:space="preserve">§ 8 Phase 6 (Monitor Mode) → Phase 7 (Enforce).</w:t>
+            </w:r>
+          </w:p>
+        </w:tc>
+      </w:tr>
+      <w:tr>
+        <w:tc>
+          <w:tcPr/>
+          <w:p>
+            <w:pPr>
+              <w:pStyle w:val="Compact"/>
+            </w:pPr>
+            <w:r>
               <w:rPr>
-                <w:rStyle w:val="VerbatimChar"/>
+                <w:b/>
+                <w:bCs/>
               </w:rPr>
-              <w:t xml:space="preserve">customer-portal</w:t>
-            </w:r>
-          </w:p>
-        </w:tc>
-        <w:tc>
-          <w:tcPr/>
-          <w:p>
-            <w:pPr>
-              <w:pStyle w:val="Compact"/>
-            </w:pPr>
-            <w:r>
-              <w:t xml:space="preserve">CMDB, app owner, manual</w:t>
-            </w:r>
-          </w:p>
-        </w:tc>
-      </w:tr>
-      <w:tr>
-        <w:tc>
-          <w:tcPr/>
-          <w:p>
-            <w:pPr>
-              <w:pStyle w:val="Compact"/>
-            </w:pPr>
-            <w:r>
-              <w:t xml:space="preserve">Environment</w:t>
-            </w:r>
-          </w:p>
-        </w:tc>
+              <w:t xml:space="preserve">Label sync from sources of truth</w:t>
+            </w:r>
+            <w:r>
+              <w:t xml:space="preserve"> </w:t>
+            </w:r>
+            <w:r>
+              <w:t xml:space="preserve">— CMDB / cloud tag exports normalized in CI and pushed to CSW.</w:t>
+            </w:r>
+          </w:p>
+        </w:tc>
+        <w:tc>
+          <w:tcPr/>
+          <w:p>
+            <w:pPr>
+              <w:pStyle w:val="Compact"/>
+            </w:pPr>
+            <w:r>
+              <w:t xml:space="preserve">Labels stay accurate over time without manual upkeep, which is the #1 way label strategies decay.</w:t>
+            </w:r>
+          </w:p>
+        </w:tc>
+        <w:tc>
+          <w:tcPr/>
+          <w:p>
+            <w:pPr>
+              <w:pStyle w:val="Compact"/>
+            </w:pPr>
+            <w:r>
+              <w:t xml:space="preserve">§ 8 Phase 2 (Build the Label Strategy).</w:t>
+            </w:r>
+          </w:p>
+        </w:tc>
+      </w:tr>
+      <w:tr>
         <w:tc>
           <w:tcPr/>
           <w:p>
@@ -5560,321 +5775,476 @@
             </w:pPr>
             <w:r>
               <w:rPr>
-                <w:rStyle w:val="VerbatimChar"/>
+                <w:b/>
+                <w:bCs/>
               </w:rPr>
-              <w:t xml:space="preserve">prod</w:t>
-            </w:r>
-            <w:r>
-              <w:t xml:space="preserve">,</w:t>
+              <w:t xml:space="preserve">Drift detection</w:t>
             </w:r>
             <w:r>
               <w:t xml:space="preserve"> </w:t>
             </w:r>
             <w:r>
+              <w:t xml:space="preserve">— scheduled job diffs live tenant vs git.</w:t>
+            </w:r>
+          </w:p>
+        </w:tc>
+        <w:tc>
+          <w:tcPr/>
+          <w:p>
+            <w:pPr>
+              <w:pStyle w:val="Compact"/>
+            </w:pPr>
+            <w:r>
+              <w:t xml:space="preserve">Out-of-band changes get caught and either back-ported to git or rolled back.</w:t>
+            </w:r>
+          </w:p>
+        </w:tc>
+        <w:tc>
+          <w:tcPr/>
+          <w:p>
+            <w:pPr>
+              <w:pStyle w:val="Compact"/>
+            </w:pPr>
+            <w:r>
+              <w:t xml:space="preserve">§ 8 Phase 8 (Operationalize) — change-process enforcement.</w:t>
+            </w:r>
+          </w:p>
+        </w:tc>
+      </w:tr>
+      <w:tr>
+        <w:tc>
+          <w:tcPr/>
+          <w:p>
+            <w:pPr>
+              <w:pStyle w:val="Compact"/>
+            </w:pPr>
+            <w:r>
               <w:rPr>
-                <w:rStyle w:val="VerbatimChar"/>
+                <w:b/>
+                <w:bCs/>
               </w:rPr>
-              <w:t xml:space="preserve">non-prod</w:t>
-            </w:r>
-            <w:r>
-              <w:t xml:space="preserve">,</w:t>
+              <w:t xml:space="preserve">Same API surface as Splunk pattern 3</w:t>
             </w:r>
             <w:r>
               <w:t xml:space="preserve"> </w:t>
             </w:r>
             <w:r>
-              <w:rPr>
-                <w:rStyle w:val="VerbatimChar"/>
-              </w:rPr>
-              <w:t xml:space="preserve">dev</w:t>
-            </w:r>
-            <w:r>
-              <w:t xml:space="preserve">,</w:t>
-            </w:r>
-            <w:r>
-              <w:t xml:space="preserve"> </w:t>
-            </w:r>
-            <w:r>
-              <w:rPr>
-                <w:rStyle w:val="VerbatimChar"/>
-              </w:rPr>
-              <w:t xml:space="preserve">test</w:t>
-            </w:r>
-          </w:p>
-        </w:tc>
-        <w:tc>
-          <w:tcPr/>
-          <w:p>
-            <w:pPr>
-              <w:pStyle w:val="Compact"/>
-            </w:pPr>
-            <w:r>
-              <w:t xml:space="preserve">CMDB, cloud tag</w:t>
-            </w:r>
-          </w:p>
-        </w:tc>
-      </w:tr>
-      <w:tr>
-        <w:tc>
-          <w:tcPr/>
-          <w:p>
-            <w:pPr>
-              <w:pStyle w:val="Compact"/>
-            </w:pPr>
-            <w:r>
-              <w:t xml:space="preserve">Role</w:t>
-            </w:r>
-          </w:p>
-        </w:tc>
-        <w:tc>
-          <w:tcPr/>
-          <w:p>
-            <w:pPr>
-              <w:pStyle w:val="Compact"/>
-            </w:pPr>
-            <w:r>
-              <w:rPr>
-                <w:rStyle w:val="VerbatimChar"/>
-              </w:rPr>
-              <w:t xml:space="preserve">web</w:t>
-            </w:r>
-            <w:r>
-              <w:t xml:space="preserve">,</w:t>
-            </w:r>
-            <w:r>
-              <w:t xml:space="preserve"> </w:t>
-            </w:r>
-            <w:r>
-              <w:rPr>
-                <w:rStyle w:val="VerbatimChar"/>
-              </w:rPr>
-              <w:t xml:space="preserve">app</w:t>
-            </w:r>
-            <w:r>
-              <w:t xml:space="preserve">,</w:t>
-            </w:r>
-            <w:r>
-              <w:t xml:space="preserve"> </w:t>
-            </w:r>
-            <w:r>
-              <w:rPr>
-                <w:rStyle w:val="VerbatimChar"/>
-              </w:rPr>
-              <w:t xml:space="preserve">db</w:t>
-            </w:r>
-            <w:r>
-              <w:t xml:space="preserve">,</w:t>
-            </w:r>
-            <w:r>
-              <w:t xml:space="preserve"> </w:t>
-            </w:r>
-            <w:r>
-              <w:rPr>
-                <w:rStyle w:val="VerbatimChar"/>
-              </w:rPr>
-              <w:t xml:space="preserve">middleware</w:t>
-            </w:r>
-          </w:p>
-        </w:tc>
-        <w:tc>
-          <w:tcPr/>
-          <w:p>
-            <w:pPr>
-              <w:pStyle w:val="Compact"/>
-            </w:pPr>
-            <w:r>
-              <w:t xml:space="preserve">CMDB, observed behavior</w:t>
-            </w:r>
-          </w:p>
-        </w:tc>
-      </w:tr>
-      <w:tr>
-        <w:tc>
-          <w:tcPr/>
-          <w:p>
-            <w:pPr>
-              <w:pStyle w:val="Compact"/>
-            </w:pPr>
-            <w:r>
-              <w:t xml:space="preserve">Location</w:t>
-            </w:r>
-          </w:p>
-        </w:tc>
-        <w:tc>
-          <w:tcPr/>
-          <w:p>
-            <w:pPr>
-              <w:pStyle w:val="Compact"/>
-            </w:pPr>
-            <w:r>
-              <w:rPr>
-                <w:rStyle w:val="VerbatimChar"/>
-              </w:rPr>
-              <w:t xml:space="preserve">dc1</w:t>
-            </w:r>
-            <w:r>
-              <w:t xml:space="preserve">,</w:t>
-            </w:r>
-            <w:r>
-              <w:t xml:space="preserve"> </w:t>
-            </w:r>
-            <w:r>
-              <w:rPr>
-                <w:rStyle w:val="VerbatimChar"/>
-              </w:rPr>
-              <w:t xml:space="preserve">dc2</w:t>
-            </w:r>
-            <w:r>
-              <w:t xml:space="preserve">,</w:t>
-            </w:r>
-            <w:r>
-              <w:t xml:space="preserve"> </w:t>
-            </w:r>
-            <w:r>
-              <w:rPr>
-                <w:rStyle w:val="VerbatimChar"/>
-              </w:rPr>
-              <w:t xml:space="preserve">aws</w:t>
-            </w:r>
-            <w:r>
-              <w:t xml:space="preserve">,</w:t>
-            </w:r>
-            <w:r>
-              <w:t xml:space="preserve"> </w:t>
-            </w:r>
-            <w:r>
-              <w:rPr>
-                <w:rStyle w:val="VerbatimChar"/>
-              </w:rPr>
-              <w:t xml:space="preserve">azure</w:t>
-            </w:r>
-          </w:p>
-        </w:tc>
-        <w:tc>
-          <w:tcPr/>
-          <w:p>
-            <w:pPr>
-              <w:pStyle w:val="Compact"/>
-            </w:pPr>
-            <w:r>
-              <w:t xml:space="preserve">Cloud connector, manual</w:t>
-            </w:r>
-          </w:p>
-        </w:tc>
-      </w:tr>
-      <w:tr>
-        <w:tc>
-          <w:tcPr/>
-          <w:p>
-            <w:pPr>
-              <w:pStyle w:val="Compact"/>
-            </w:pPr>
-            <w:r>
-              <w:t xml:space="preserve">Owner</w:t>
-            </w:r>
-          </w:p>
-        </w:tc>
-        <w:tc>
-          <w:tcPr/>
-          <w:p>
-            <w:pPr>
-              <w:pStyle w:val="Compact"/>
-            </w:pPr>
-            <w:r>
-              <w:rPr>
-                <w:rStyle w:val="VerbatimChar"/>
-              </w:rPr>
-              <w:t xml:space="preserve">team-a</w:t>
-            </w:r>
-            <w:r>
-              <w:t xml:space="preserve">,</w:t>
-            </w:r>
-            <w:r>
-              <w:t xml:space="preserve"> </w:t>
-            </w:r>
-            <w:r>
-              <w:rPr>
-                <w:rStyle w:val="VerbatimChar"/>
-              </w:rPr>
-              <w:t xml:space="preserve">team-b</w:t>
-            </w:r>
-          </w:p>
-        </w:tc>
-        <w:tc>
-          <w:tcPr/>
-          <w:p>
-            <w:pPr>
-              <w:pStyle w:val="Compact"/>
-            </w:pPr>
-            <w:r>
-              <w:t xml:space="preserve">CMDB</w:t>
-            </w:r>
-          </w:p>
-        </w:tc>
-      </w:tr>
-      <w:tr>
-        <w:tc>
-          <w:tcPr/>
-          <w:p>
-            <w:pPr>
-              <w:pStyle w:val="Compact"/>
-            </w:pPr>
-            <w:r>
-              <w:t xml:space="preserve">Risk</w:t>
-            </w:r>
-          </w:p>
-        </w:tc>
-        <w:tc>
-          <w:tcPr/>
-          <w:p>
-            <w:pPr>
-              <w:pStyle w:val="Compact"/>
-            </w:pPr>
-            <w:r>
-              <w:rPr>
-                <w:rStyle w:val="VerbatimChar"/>
-              </w:rPr>
-              <w:t xml:space="preserve">high</w:t>
-            </w:r>
-            <w:r>
-              <w:t xml:space="preserve">,</w:t>
-            </w:r>
-            <w:r>
-              <w:t xml:space="preserve"> </w:t>
-            </w:r>
-            <w:r>
-              <w:rPr>
-                <w:rStyle w:val="VerbatimChar"/>
-              </w:rPr>
-              <w:t xml:space="preserve">medium</w:t>
-            </w:r>
-            <w:r>
-              <w:t xml:space="preserve">,</w:t>
-            </w:r>
-            <w:r>
-              <w:t xml:space="preserve"> </w:t>
-            </w:r>
-            <w:r>
-              <w:rPr>
-                <w:rStyle w:val="VerbatimChar"/>
-              </w:rPr>
-              <w:t xml:space="preserve">low</w:t>
-            </w:r>
-          </w:p>
-        </w:tc>
-        <w:tc>
-          <w:tcPr/>
-          <w:p>
-            <w:pPr>
-              <w:pStyle w:val="Compact"/>
-            </w:pPr>
-            <w:r>
-              <w:t xml:space="preserve">vulnerability scanner, security team</w:t>
+              <w:t xml:space="preserve">— Python you already wrote for CSW becomes a pipeline step.</w:t>
+            </w:r>
+          </w:p>
+        </w:tc>
+        <w:tc>
+          <w:tcPr/>
+          <w:p>
+            <w:pPr>
+              <w:pStyle w:val="Compact"/>
+            </w:pPr>
+            <w:r>
+              <w:t xml:space="preserve">Investment in CSW API automation compounds across SIEM ingestion and CI/CD.</w:t>
+            </w:r>
+          </w:p>
+        </w:tc>
+        <w:tc>
+          <w:tcPr/>
+          <w:p>
+            <w:pPr>
+              <w:pStyle w:val="Compact"/>
+            </w:pPr>
+            <w:r>
+              <w:t xml:space="preserve">§ 8 Phase 8 — "Build API or CI/CD automation where needed."</w:t>
             </w:r>
           </w:p>
         </w:tc>
       </w:tr>
     </w:tbl>
+    <w:p>
+      <w:pPr>
+        <w:pStyle w:val="BodyText"/>
+      </w:pPr>
+      <w:r>
+        <w:rPr>
+          <w:b/>
+          <w:bCs/>
+        </w:rPr>
+        <w:t xml:space="preserve">POV positioning:</w:t>
+      </w:r>
+      <w:r>
+        <w:t xml:space="preserve"> </w:t>
+      </w:r>
+      <w:r>
+        <w:t xml:space="preserve">the CI/CD story usually lands well with cloud / platform teams who already manage everything else as code and bristle at "click here in the console" instructions. Start with policy-as-code for one application scope from the POV — it pairs naturally with the Phase 3 ADM → policy modeling output, since the modeled policy is already structured data.</w:t>
+      </w:r>
+    </w:p>
+    <w:bookmarkEnd w:id="61"/>
+    <w:bookmarkStart w:id="63" w:name="X075da46d2c2e8e62f26dd0dd2b1479576f22a39"/>
+    <w:p>
+      <w:pPr>
+        <w:pStyle w:val="Heading3"/>
+      </w:pPr>
+      <w:r>
+        <w:t xml:space="preserve">6.8 Module 8 — Containers and Kubernetes</w:t>
+      </w:r>
+    </w:p>
+    <w:tbl>
+      <w:tblPr>
+        <w:tblStyle w:val="Table"/>
+        <w:tblW w:type="auto" w:w="0"/>
+        <w:tblLook w:firstRow="1" w:lastRow="0" w:firstColumn="0" w:lastColumn="0" w:noHBand="0" w:noVBand="0" w:val="0020"/>
+      </w:tblPr>
+      <w:tblGrid>
+        <w:gridCol w:w="1584"/>
+        <w:gridCol w:w="1584"/>
+        <w:gridCol w:w="1584"/>
+        <w:gridCol w:w="1584"/>
+        <w:gridCol w:w="1584"/>
+      </w:tblGrid>
+      <w:tr>
+        <w:trPr>
+          <w:tblHeader w:val="on"/>
+        </w:trPr>
+        <w:tc>
+          <w:tcPr/>
+          <w:p>
+            <w:pPr>
+              <w:pStyle w:val="Compact"/>
+              <w:jc w:val="center"/>
+            </w:pPr>
+            <w:r>
+              <w:t xml:space="preserve">Watch</w:t>
+            </w:r>
+          </w:p>
+        </w:tc>
+        <w:tc>
+          <w:tcPr/>
+          <w:p>
+            <w:pPr>
+              <w:pStyle w:val="Compact"/>
+              <w:jc w:val="right"/>
+            </w:pPr>
+            <w:r>
+              <w:t xml:space="preserve">Catalog #</w:t>
+            </w:r>
+          </w:p>
+        </w:tc>
+        <w:tc>
+          <w:tcPr/>
+          <w:p>
+            <w:pPr>
+              <w:pStyle w:val="Compact"/>
+            </w:pPr>
+            <w:r>
+              <w:t xml:space="preserve">Video</w:t>
+            </w:r>
+          </w:p>
+        </w:tc>
+        <w:tc>
+          <w:tcPr/>
+          <w:p>
+            <w:pPr>
+              <w:pStyle w:val="Compact"/>
+            </w:pPr>
+            <w:r>
+              <w:t xml:space="preserve">Description</w:t>
+            </w:r>
+          </w:p>
+        </w:tc>
+        <w:tc>
+          <w:tcPr/>
+          <w:p>
+            <w:pPr>
+              <w:pStyle w:val="Compact"/>
+              <w:jc w:val="center"/>
+            </w:pPr>
+            <w:r>
+              <w:t xml:space="preserve">Link</w:t>
+            </w:r>
+          </w:p>
+        </w:tc>
+      </w:tr>
+      <w:tr>
+        <w:tc>
+          <w:tcPr/>
+          <w:p>
+            <w:pPr>
+              <w:pStyle w:val="Compact"/>
+              <w:jc w:val="center"/>
+            </w:pPr>
+            <w:r>
+              <w:t xml:space="preserve">36</w:t>
+            </w:r>
+          </w:p>
+        </w:tc>
+        <w:tc>
+          <w:tcPr/>
+          <w:p>
+            <w:pPr>
+              <w:pStyle w:val="Compact"/>
+              <w:jc w:val="right"/>
+            </w:pPr>
+            <w:r>
+              <w:t xml:space="preserve">32</w:t>
+            </w:r>
+          </w:p>
+        </w:tc>
+        <w:tc>
+          <w:tcPr/>
+          <w:p>
+            <w:pPr>
+              <w:pStyle w:val="Compact"/>
+            </w:pPr>
+            <w:r>
+              <w:t xml:space="preserve">Agent K8s</w:t>
+            </w:r>
+          </w:p>
+        </w:tc>
+        <w:tc>
+          <w:tcPr/>
+          <w:p>
+            <w:pPr>
+              <w:pStyle w:val="Compact"/>
+            </w:pPr>
+            <w:r>
+              <w:t xml:space="preserve">Agent in Kubernetes.</w:t>
+            </w:r>
+          </w:p>
+        </w:tc>
+        <w:tc>
+          <w:tcPr/>
+          <w:p>
+            <w:pPr>
+              <w:pStyle w:val="Compact"/>
+              <w:jc w:val="center"/>
+            </w:pPr>
+            <w:hyperlink r:id="rId62">
+              <w:r>
+                <w:rPr>
+                  <w:rStyle w:val="Hyperlink"/>
+                </w:rPr>
+                <w:t xml:space="preserve">Watch</w:t>
+              </w:r>
+            </w:hyperlink>
+          </w:p>
+        </w:tc>
+      </w:tr>
+    </w:tbl>
+    <w:p>
+      <w:r>
+        <w:pict>
+          <v:rect style="width:0;height:1.5pt" o:hralign="center" o:hrstd="t" o:hr="t"/>
+        </w:pict>
+      </w:r>
+    </w:p>
+    <w:bookmarkEnd w:id="63"/>
+    <w:bookmarkEnd w:id="64"/>
+    <w:bookmarkStart w:id="68" w:name="Xb9f64f467495bd55447e9bc3c7ae8dd7dbb3895"/>
+    <w:p>
+      <w:pPr>
+        <w:pStyle w:val="Heading2"/>
+      </w:pPr>
+      <w:r>
+        <w:t xml:space="preserve">7. How to Explain CSW in a Customer Meeting</w:t>
+      </w:r>
+    </w:p>
+    <w:bookmarkStart w:id="65" w:name="X02667f004e9d93967c02b53649e8d7704fae290"/>
+    <w:p>
+      <w:pPr>
+        <w:pStyle w:val="Heading3"/>
+      </w:pPr>
+      <w:r>
+        <w:t xml:space="preserve">30-second version</w:t>
+      </w:r>
+    </w:p>
+    <w:p>
+      <w:pPr>
+        <w:pStyle w:val="FirstParagraph"/>
+      </w:pPr>
+      <w:r>
+        <w:t xml:space="preserve">Cisco Secure Workload helps customers discover how applications communicate and then safely enforce least-privilege segmentation policies around those applications. It starts with visibility and dependency mapping, uses labels and observed behavior to create policy, and supports staged enforcement so teams can reduce lateral movement risk without breaking applications.</w:t>
+      </w:r>
+    </w:p>
+    <w:bookmarkEnd w:id="65"/>
+    <w:bookmarkStart w:id="66" w:name="X245c304b430f838300b4e5d227cae86dea678fa"/>
+    <w:p>
+      <w:pPr>
+        <w:pStyle w:val="Heading3"/>
+      </w:pPr>
+      <w:r>
+        <w:t xml:space="preserve">2-minute version</w:t>
+      </w:r>
+    </w:p>
+    <w:p>
+      <w:pPr>
+        <w:pStyle w:val="FirstParagraph"/>
+      </w:pPr>
+      <w:r>
+        <w:t xml:space="preserve">Most enterprises want micro-segmentation, but they hesitate because they do not fully know what their applications depend on. CSW starts by collecting workload telemetry, flow visibility, process context, cloud metadata, and CMDB labels. That data helps application teams understand real dependencies. From there, teams can model policy, see what would be blocked, tune the rules, and move selected workloads from monitor mode to enforcement. CSW is especially useful when customers need consistent segmentation across data center and cloud environments.</w:t>
+      </w:r>
+    </w:p>
+    <w:bookmarkEnd w:id="66"/>
+    <w:bookmarkStart w:id="67" w:name="common-positioning"/>
+    <w:p>
+      <w:pPr>
+        <w:pStyle w:val="Heading3"/>
+      </w:pPr>
+      <w:r>
+        <w:t xml:space="preserve">Common positioning</w:t>
+      </w:r>
+    </w:p>
+    <w:p>
+      <w:pPr>
+        <w:pStyle w:val="Compact"/>
+        <w:numPr>
+          <w:ilvl w:val="0"/>
+          <w:numId w:val="1007"/>
+        </w:numPr>
+      </w:pPr>
+      <w:r>
+        <w:rPr>
+          <w:b/>
+          <w:bCs/>
+        </w:rPr>
+        <w:t xml:space="preserve">For security:</w:t>
+      </w:r>
+      <w:r>
+        <w:t xml:space="preserve"> </w:t>
+      </w:r>
+      <w:r>
+        <w:t xml:space="preserve">Reduce lateral movement and contain high-risk applications.</w:t>
+      </w:r>
+    </w:p>
+    <w:p>
+      <w:pPr>
+        <w:pStyle w:val="Compact"/>
+        <w:numPr>
+          <w:ilvl w:val="0"/>
+          <w:numId w:val="1007"/>
+        </w:numPr>
+      </w:pPr>
+      <w:r>
+        <w:rPr>
+          <w:b/>
+          <w:bCs/>
+        </w:rPr>
+        <w:t xml:space="preserve">For network teams:</w:t>
+      </w:r>
+      <w:r>
+        <w:t xml:space="preserve"> </w:t>
+      </w:r>
+      <w:r>
+        <w:t xml:space="preserve">Shift from static IP / subnet rules to workload-aware policy.</w:t>
+      </w:r>
+    </w:p>
+    <w:p>
+      <w:pPr>
+        <w:pStyle w:val="Compact"/>
+        <w:numPr>
+          <w:ilvl w:val="0"/>
+          <w:numId w:val="1007"/>
+        </w:numPr>
+      </w:pPr>
+      <w:r>
+        <w:rPr>
+          <w:b/>
+          <w:bCs/>
+        </w:rPr>
+        <w:t xml:space="preserve">For application teams:</w:t>
+      </w:r>
+      <w:r>
+        <w:t xml:space="preserve"> </w:t>
+      </w:r>
+      <w:r>
+        <w:t xml:space="preserve">Discover dependencies before enforcement and avoid unexpected outages.</w:t>
+      </w:r>
+    </w:p>
+    <w:p>
+      <w:pPr>
+        <w:pStyle w:val="Compact"/>
+        <w:numPr>
+          <w:ilvl w:val="0"/>
+          <w:numId w:val="1007"/>
+        </w:numPr>
+      </w:pPr>
+      <w:r>
+        <w:rPr>
+          <w:b/>
+          <w:bCs/>
+        </w:rPr>
+        <w:t xml:space="preserve">For cloud teams:</w:t>
+      </w:r>
+      <w:r>
+        <w:t xml:space="preserve"> </w:t>
+      </w:r>
+      <w:r>
+        <w:t xml:space="preserve">Use cloud tags and dynamic metadata so policy follows workloads.</w:t>
+      </w:r>
+    </w:p>
+    <w:p>
+      <w:pPr>
+        <w:pStyle w:val="Compact"/>
+        <w:numPr>
+          <w:ilvl w:val="0"/>
+          <w:numId w:val="1007"/>
+        </w:numPr>
+      </w:pPr>
+      <w:r>
+        <w:rPr>
+          <w:b/>
+          <w:bCs/>
+        </w:rPr>
+        <w:t xml:space="preserve">For operations:</w:t>
+      </w:r>
+      <w:r>
+        <w:t xml:space="preserve"> </w:t>
+      </w:r>
+      <w:r>
+        <w:t xml:space="preserve">Start in monitor mode, model changes, and roll out enforcement gradually.</w:t>
+      </w:r>
+    </w:p>
+    <w:p>
+      <w:r>
+        <w:pict>
+          <v:rect style="width:0;height:1.5pt" o:hralign="center" o:hrstd="t" o:hr="t"/>
+        </w:pict>
+      </w:r>
+    </w:p>
+    <w:bookmarkEnd w:id="67"/>
+    <w:bookmarkEnd w:id="68"/>
+    <w:bookmarkStart w:id="78" w:name="X861afc8e8f3d3fa2cbc4317cb6150d80f9f9ccf"/>
+    <w:p>
+      <w:pPr>
+        <w:pStyle w:val="Heading2"/>
+      </w:pPr>
+      <w:r>
+        <w:t xml:space="preserve">8. CSW Onboarding Runbook</w:t>
+      </w:r>
+    </w:p>
+    <w:bookmarkStart w:id="69" w:name="phase-0---confirm-scope-and-outcomes"/>
+    <w:p>
+      <w:pPr>
+        <w:pStyle w:val="Heading3"/>
+      </w:pPr>
+      <w:r>
+        <w:t xml:space="preserve">Phase 0 - Confirm Scope and Outcomes</w:t>
+      </w:r>
+    </w:p>
+    <w:p>
+      <w:pPr>
+        <w:pStyle w:val="FirstParagraph"/>
+      </w:pPr>
+      <w:r>
+        <w:rPr>
+          <w:b/>
+          <w:bCs/>
+        </w:rPr>
+        <w:t xml:space="preserve">Goal:</w:t>
+      </w:r>
+      <w:r>
+        <w:t xml:space="preserve"> </w:t>
+      </w:r>
+      <w:r>
+        <w:t xml:space="preserve">Agree on what the customer wants to prove.</w:t>
+      </w:r>
+    </w:p>
     <w:p>
       <w:pPr>
         <w:pStyle w:val="BodyText"/>
@@ -5892,11 +6262,11 @@
         <w:pStyle w:val="Compact"/>
         <w:numPr>
           <w:ilvl w:val="0"/>
-          <w:numId w:val="1012"/>
-        </w:numPr>
-      </w:pPr>
-      <w:r>
-        <w:t xml:space="preserve">Agree on a minimal label taxonomy.</w:t>
+          <w:numId w:val="1008"/>
+        </w:numPr>
+      </w:pPr>
+      <w:r>
+        <w:t xml:space="preserve">Identify the target customer environment: data center, public cloud, containers, or a mix.</w:t>
       </w:r>
     </w:p>
     <w:p>
@@ -5904,11 +6274,11 @@
         <w:pStyle w:val="Compact"/>
         <w:numPr>
           <w:ilvl w:val="0"/>
-          <w:numId w:val="1012"/>
-        </w:numPr>
-      </w:pPr>
-      <w:r>
-        <w:t xml:space="preserve">Map sources for each label: ServiceNow, cloud tags, manual, API, or observed behavior.</w:t>
+          <w:numId w:val="1008"/>
+        </w:numPr>
+      </w:pPr>
+      <w:r>
+        <w:t xml:space="preserve">Select 2-3 representative applications.</w:t>
       </w:r>
     </w:p>
     <w:p>
@@ -5916,11 +6286,11 @@
         <w:pStyle w:val="Compact"/>
         <w:numPr>
           <w:ilvl w:val="0"/>
-          <w:numId w:val="1012"/>
-        </w:numPr>
-      </w:pPr>
-      <w:r>
-        <w:t xml:space="preserve">Avoid creating too many labels before discovery. Start simple.</w:t>
+          <w:numId w:val="1008"/>
+        </w:numPr>
+      </w:pPr>
+      <w:r>
+        <w:t xml:space="preserve">Pick at least one low-risk application and one higher-value application.</w:t>
       </w:r>
     </w:p>
     <w:p>
@@ -5928,11 +6298,83 @@
         <w:pStyle w:val="Compact"/>
         <w:numPr>
           <w:ilvl w:val="0"/>
-          <w:numId w:val="1012"/>
-        </w:numPr>
-      </w:pPr>
-      <w:r>
-        <w:t xml:space="preserve">Validate that labels can support the first policy examples.</w:t>
+          <w:numId w:val="1008"/>
+        </w:numPr>
+      </w:pPr>
+      <w:r>
+        <w:t xml:space="preserve">Define success criteria:</w:t>
+      </w:r>
+    </w:p>
+    <w:p>
+      <w:pPr>
+        <w:pStyle w:val="Compact"/>
+        <w:numPr>
+          <w:ilvl w:val="1"/>
+          <w:numId w:val="1009"/>
+        </w:numPr>
+      </w:pPr>
+      <w:r>
+        <w:t xml:space="preserve">Flow visibility demonstrated.</w:t>
+      </w:r>
+    </w:p>
+    <w:p>
+      <w:pPr>
+        <w:pStyle w:val="Compact"/>
+        <w:numPr>
+          <w:ilvl w:val="1"/>
+          <w:numId w:val="1009"/>
+        </w:numPr>
+      </w:pPr>
+      <w:r>
+        <w:t xml:space="preserve">Process visibility demonstrated.</w:t>
+      </w:r>
+    </w:p>
+    <w:p>
+      <w:pPr>
+        <w:pStyle w:val="Compact"/>
+        <w:numPr>
+          <w:ilvl w:val="1"/>
+          <w:numId w:val="1009"/>
+        </w:numPr>
+      </w:pPr>
+      <w:r>
+        <w:t xml:space="preserve">Application dependency map reviewed by app owner.</w:t>
+      </w:r>
+    </w:p>
+    <w:p>
+      <w:pPr>
+        <w:pStyle w:val="Compact"/>
+        <w:numPr>
+          <w:ilvl w:val="1"/>
+          <w:numId w:val="1009"/>
+        </w:numPr>
+      </w:pPr>
+      <w:r>
+        <w:t xml:space="preserve">Labels imported or created.</w:t>
+      </w:r>
+    </w:p>
+    <w:p>
+      <w:pPr>
+        <w:pStyle w:val="Compact"/>
+        <w:numPr>
+          <w:ilvl w:val="1"/>
+          <w:numId w:val="1009"/>
+        </w:numPr>
+      </w:pPr>
+      <w:r>
+        <w:t xml:space="preserve">Policy modeled before enforcement.</w:t>
+      </w:r>
+    </w:p>
+    <w:p>
+      <w:pPr>
+        <w:pStyle w:val="Compact"/>
+        <w:numPr>
+          <w:ilvl w:val="1"/>
+          <w:numId w:val="1009"/>
+        </w:numPr>
+      </w:pPr>
+      <w:r>
+        <w:t xml:space="preserve">One controlled enforcement test completed.</w:t>
       </w:r>
     </w:p>
     <w:p>
@@ -5950,7 +6392,7 @@
         <w:t xml:space="preserve"> </w:t>
       </w:r>
       <w:r>
-        <w:t xml:space="preserve">Initial label dictionary and source-of-truth mapping.</w:t>
+        <w:t xml:space="preserve">POV scope, application list, stakeholder list, and success criteria.</w:t>
       </w:r>
     </w:p>
     <w:p>
@@ -5960,14 +6402,14 @@
         </w:pict>
       </w:r>
     </w:p>
-    <w:bookmarkEnd w:id="70"/>
-    <w:bookmarkStart w:id="71" w:name="phase-3---deploy-agents-and-connectors"/>
+    <w:bookmarkEnd w:id="69"/>
+    <w:bookmarkStart w:id="70" w:name="phase-1---prepare-the-tenant-and-access"/>
     <w:p>
       <w:pPr>
         <w:pStyle w:val="Heading3"/>
       </w:pPr>
       <w:r>
-        <w:t xml:space="preserve">Phase 3 - Deploy Agents and Connectors</w:t>
+        <w:t xml:space="preserve">Phase 1 - Prepare the Tenant and Access</w:t>
       </w:r>
     </w:p>
     <w:p>
@@ -5985,7 +6427,7 @@
         <w:t xml:space="preserve"> </w:t>
       </w:r>
       <w:r>
-        <w:t xml:space="preserve">Start collecting telemetry and context.</w:t>
+        <w:t xml:space="preserve">Prepare the CSW management environment and user access.</w:t>
       </w:r>
     </w:p>
     <w:p>
@@ -6005,11 +6447,11 @@
         <w:pStyle w:val="Compact"/>
         <w:numPr>
           <w:ilvl w:val="0"/>
-          <w:numId w:val="1013"/>
-        </w:numPr>
-      </w:pPr>
-      <w:r>
-        <w:t xml:space="preserve">Install CSW agents on selected Linux / Windows workloads.</w:t>
+          <w:numId w:val="1010"/>
+        </w:numPr>
+      </w:pPr>
+      <w:r>
+        <w:t xml:space="preserve">Confirm CSW tenant or cluster access.</w:t>
       </w:r>
     </w:p>
     <w:p>
@@ -6017,11 +6459,11 @@
         <w:pStyle w:val="Compact"/>
         <w:numPr>
           <w:ilvl w:val="0"/>
-          <w:numId w:val="1013"/>
-        </w:numPr>
-      </w:pPr>
-      <w:r>
-        <w:t xml:space="preserve">Confirm agent health and visibility.</w:t>
+          <w:numId w:val="1010"/>
+        </w:numPr>
+      </w:pPr>
+      <w:r>
+        <w:t xml:space="preserve">Create required administrator, operator, and viewer accounts.</w:t>
       </w:r>
     </w:p>
     <w:p>
@@ -6029,11 +6471,11 @@
         <w:pStyle w:val="Compact"/>
         <w:numPr>
           <w:ilvl w:val="0"/>
-          <w:numId w:val="1013"/>
-        </w:numPr>
-      </w:pPr>
-      <w:r>
-        <w:t xml:space="preserve">Deploy a CSW Edge virtual appliance if connector workloads are required.</w:t>
+          <w:numId w:val="1010"/>
+        </w:numPr>
+      </w:pPr>
+      <w:r>
+        <w:t xml:space="preserve">Configure SSO / MFA / RBAC if in scope.</w:t>
       </w:r>
     </w:p>
     <w:p>
@@ -6041,11 +6483,11 @@
         <w:pStyle w:val="Compact"/>
         <w:numPr>
           <w:ilvl w:val="0"/>
-          <w:numId w:val="1013"/>
-        </w:numPr>
-      </w:pPr>
-      <w:r>
-        <w:t xml:space="preserve">Configure ServiceNow connector if CMDB labels are in scope.</w:t>
+          <w:numId w:val="1010"/>
+        </w:numPr>
+      </w:pPr>
+      <w:r>
+        <w:t xml:space="preserve">Confirm API access if automation or reporting is part of the POV.</w:t>
       </w:r>
     </w:p>
     <w:p>
@@ -6053,23 +6495,11 @@
         <w:pStyle w:val="Compact"/>
         <w:numPr>
           <w:ilvl w:val="0"/>
-          <w:numId w:val="1013"/>
-        </w:numPr>
-      </w:pPr>
-      <w:r>
-        <w:t xml:space="preserve">Configure cloud connectors if public cloud inventory / tags are in scope.</w:t>
-      </w:r>
-    </w:p>
-    <w:p>
-      <w:pPr>
-        <w:pStyle w:val="Compact"/>
-        <w:numPr>
-          <w:ilvl w:val="0"/>
-          <w:numId w:val="1013"/>
-        </w:numPr>
-      </w:pPr>
-      <w:r>
-        <w:t xml:space="preserve">Configure Ingest only if external flow or metadata ingestion is required and validated by Cisco design.</w:t>
+          <w:numId w:val="1010"/>
+        </w:numPr>
+      </w:pPr>
+      <w:r>
+        <w:t xml:space="preserve">Document who can create labels, scopes, policies, and enforcement changes.</w:t>
       </w:r>
     </w:p>
     <w:p>
@@ -6087,7 +6517,7 @@
         <w:t xml:space="preserve"> </w:t>
       </w:r>
       <w:r>
-        <w:t xml:space="preserve">Healthy agents, connector status, imported labels, and visible workload inventory.</w:t>
+        <w:t xml:space="preserve">Access matrix, RBAC model, and tenant readiness confirmation.</w:t>
       </w:r>
     </w:p>
     <w:p>
@@ -6097,14 +6527,14 @@
         </w:pict>
       </w:r>
     </w:p>
-    <w:bookmarkEnd w:id="71"/>
-    <w:bookmarkStart w:id="72" w:name="X85d4e4be5891f720f2552e26364a87ec66b02af"/>
+    <w:bookmarkEnd w:id="70"/>
+    <w:bookmarkStart w:id="71" w:name="phase-2---build-the-label-strategy"/>
     <w:p>
       <w:pPr>
         <w:pStyle w:val="Heading3"/>
       </w:pPr>
       <w:r>
-        <w:t xml:space="preserve">Phase 4 - Discover Application Dependencies</w:t>
+        <w:t xml:space="preserve">Phase 2 - Build the Label Strategy</w:t>
       </w:r>
     </w:p>
     <w:p>
@@ -6122,9 +6552,463 @@
         <w:t xml:space="preserve"> </w:t>
       </w:r>
       <w:r>
-        <w:t xml:space="preserve">Learn how the application actually communicates.</w:t>
-      </w:r>
-    </w:p>
+        <w:t xml:space="preserve">Establish labels before policy design.</w:t>
+      </w:r>
+    </w:p>
+    <w:p>
+      <w:pPr>
+        <w:pStyle w:val="BodyText"/>
+      </w:pPr>
+      <w:r>
+        <w:t xml:space="preserve">Recommended starting labels:</w:t>
+      </w:r>
+    </w:p>
+    <w:tbl>
+      <w:tblPr>
+        <w:tblStyle w:val="Table"/>
+        <w:tblW w:type="auto" w:w="0"/>
+        <w:tblLook w:firstRow="1" w:lastRow="0" w:firstColumn="0" w:lastColumn="0" w:noHBand="0" w:noVBand="0" w:val="0020"/>
+      </w:tblPr>
+      <w:tblGrid>
+        <w:gridCol w:w="2640"/>
+        <w:gridCol w:w="2640"/>
+        <w:gridCol w:w="2640"/>
+      </w:tblGrid>
+      <w:tr>
+        <w:trPr>
+          <w:tblHeader w:val="on"/>
+        </w:trPr>
+        <w:tc>
+          <w:tcPr/>
+          <w:p>
+            <w:pPr>
+              <w:pStyle w:val="Compact"/>
+            </w:pPr>
+            <w:r>
+              <w:t xml:space="preserve">Label type</w:t>
+            </w:r>
+          </w:p>
+        </w:tc>
+        <w:tc>
+          <w:tcPr/>
+          <w:p>
+            <w:pPr>
+              <w:pStyle w:val="Compact"/>
+            </w:pPr>
+            <w:r>
+              <w:t xml:space="preserve">Example values</w:t>
+            </w:r>
+          </w:p>
+        </w:tc>
+        <w:tc>
+          <w:tcPr/>
+          <w:p>
+            <w:pPr>
+              <w:pStyle w:val="Compact"/>
+            </w:pPr>
+            <w:r>
+              <w:t xml:space="preserve">Source</w:t>
+            </w:r>
+          </w:p>
+        </w:tc>
+      </w:tr>
+      <w:tr>
+        <w:tc>
+          <w:tcPr/>
+          <w:p>
+            <w:pPr>
+              <w:pStyle w:val="Compact"/>
+            </w:pPr>
+            <w:r>
+              <w:t xml:space="preserve">Application</w:t>
+            </w:r>
+          </w:p>
+        </w:tc>
+        <w:tc>
+          <w:tcPr/>
+          <w:p>
+            <w:pPr>
+              <w:pStyle w:val="Compact"/>
+            </w:pPr>
+            <w:r>
+              <w:rPr>
+                <w:rStyle w:val="VerbatimChar"/>
+              </w:rPr>
+              <w:t xml:space="preserve">payments</w:t>
+            </w:r>
+            <w:r>
+              <w:t xml:space="preserve">,</w:t>
+            </w:r>
+            <w:r>
+              <w:t xml:space="preserve"> </w:t>
+            </w:r>
+            <w:r>
+              <w:rPr>
+                <w:rStyle w:val="VerbatimChar"/>
+              </w:rPr>
+              <w:t xml:space="preserve">claims</w:t>
+            </w:r>
+            <w:r>
+              <w:t xml:space="preserve">,</w:t>
+            </w:r>
+            <w:r>
+              <w:t xml:space="preserve"> </w:t>
+            </w:r>
+            <w:r>
+              <w:rPr>
+                <w:rStyle w:val="VerbatimChar"/>
+              </w:rPr>
+              <w:t xml:space="preserve">customer-portal</w:t>
+            </w:r>
+          </w:p>
+        </w:tc>
+        <w:tc>
+          <w:tcPr/>
+          <w:p>
+            <w:pPr>
+              <w:pStyle w:val="Compact"/>
+            </w:pPr>
+            <w:r>
+              <w:t xml:space="preserve">CMDB, app owner, manual</w:t>
+            </w:r>
+          </w:p>
+        </w:tc>
+      </w:tr>
+      <w:tr>
+        <w:tc>
+          <w:tcPr/>
+          <w:p>
+            <w:pPr>
+              <w:pStyle w:val="Compact"/>
+            </w:pPr>
+            <w:r>
+              <w:t xml:space="preserve">Environment</w:t>
+            </w:r>
+          </w:p>
+        </w:tc>
+        <w:tc>
+          <w:tcPr/>
+          <w:p>
+            <w:pPr>
+              <w:pStyle w:val="Compact"/>
+            </w:pPr>
+            <w:r>
+              <w:rPr>
+                <w:rStyle w:val="VerbatimChar"/>
+              </w:rPr>
+              <w:t xml:space="preserve">prod</w:t>
+            </w:r>
+            <w:r>
+              <w:t xml:space="preserve">,</w:t>
+            </w:r>
+            <w:r>
+              <w:t xml:space="preserve"> </w:t>
+            </w:r>
+            <w:r>
+              <w:rPr>
+                <w:rStyle w:val="VerbatimChar"/>
+              </w:rPr>
+              <w:t xml:space="preserve">non-prod</w:t>
+            </w:r>
+            <w:r>
+              <w:t xml:space="preserve">,</w:t>
+            </w:r>
+            <w:r>
+              <w:t xml:space="preserve"> </w:t>
+            </w:r>
+            <w:r>
+              <w:rPr>
+                <w:rStyle w:val="VerbatimChar"/>
+              </w:rPr>
+              <w:t xml:space="preserve">dev</w:t>
+            </w:r>
+            <w:r>
+              <w:t xml:space="preserve">,</w:t>
+            </w:r>
+            <w:r>
+              <w:t xml:space="preserve"> </w:t>
+            </w:r>
+            <w:r>
+              <w:rPr>
+                <w:rStyle w:val="VerbatimChar"/>
+              </w:rPr>
+              <w:t xml:space="preserve">test</w:t>
+            </w:r>
+          </w:p>
+        </w:tc>
+        <w:tc>
+          <w:tcPr/>
+          <w:p>
+            <w:pPr>
+              <w:pStyle w:val="Compact"/>
+            </w:pPr>
+            <w:r>
+              <w:t xml:space="preserve">CMDB, cloud tag</w:t>
+            </w:r>
+          </w:p>
+        </w:tc>
+      </w:tr>
+      <w:tr>
+        <w:tc>
+          <w:tcPr/>
+          <w:p>
+            <w:pPr>
+              <w:pStyle w:val="Compact"/>
+            </w:pPr>
+            <w:r>
+              <w:t xml:space="preserve">Role</w:t>
+            </w:r>
+          </w:p>
+        </w:tc>
+        <w:tc>
+          <w:tcPr/>
+          <w:p>
+            <w:pPr>
+              <w:pStyle w:val="Compact"/>
+            </w:pPr>
+            <w:r>
+              <w:rPr>
+                <w:rStyle w:val="VerbatimChar"/>
+              </w:rPr>
+              <w:t xml:space="preserve">web</w:t>
+            </w:r>
+            <w:r>
+              <w:t xml:space="preserve">,</w:t>
+            </w:r>
+            <w:r>
+              <w:t xml:space="preserve"> </w:t>
+            </w:r>
+            <w:r>
+              <w:rPr>
+                <w:rStyle w:val="VerbatimChar"/>
+              </w:rPr>
+              <w:t xml:space="preserve">app</w:t>
+            </w:r>
+            <w:r>
+              <w:t xml:space="preserve">,</w:t>
+            </w:r>
+            <w:r>
+              <w:t xml:space="preserve"> </w:t>
+            </w:r>
+            <w:r>
+              <w:rPr>
+                <w:rStyle w:val="VerbatimChar"/>
+              </w:rPr>
+              <w:t xml:space="preserve">db</w:t>
+            </w:r>
+            <w:r>
+              <w:t xml:space="preserve">,</w:t>
+            </w:r>
+            <w:r>
+              <w:t xml:space="preserve"> </w:t>
+            </w:r>
+            <w:r>
+              <w:rPr>
+                <w:rStyle w:val="VerbatimChar"/>
+              </w:rPr>
+              <w:t xml:space="preserve">middleware</w:t>
+            </w:r>
+          </w:p>
+        </w:tc>
+        <w:tc>
+          <w:tcPr/>
+          <w:p>
+            <w:pPr>
+              <w:pStyle w:val="Compact"/>
+            </w:pPr>
+            <w:r>
+              <w:t xml:space="preserve">CMDB, observed behavior</w:t>
+            </w:r>
+          </w:p>
+        </w:tc>
+      </w:tr>
+      <w:tr>
+        <w:tc>
+          <w:tcPr/>
+          <w:p>
+            <w:pPr>
+              <w:pStyle w:val="Compact"/>
+            </w:pPr>
+            <w:r>
+              <w:t xml:space="preserve">Location</w:t>
+            </w:r>
+          </w:p>
+        </w:tc>
+        <w:tc>
+          <w:tcPr/>
+          <w:p>
+            <w:pPr>
+              <w:pStyle w:val="Compact"/>
+            </w:pPr>
+            <w:r>
+              <w:rPr>
+                <w:rStyle w:val="VerbatimChar"/>
+              </w:rPr>
+              <w:t xml:space="preserve">dc1</w:t>
+            </w:r>
+            <w:r>
+              <w:t xml:space="preserve">,</w:t>
+            </w:r>
+            <w:r>
+              <w:t xml:space="preserve"> </w:t>
+            </w:r>
+            <w:r>
+              <w:rPr>
+                <w:rStyle w:val="VerbatimChar"/>
+              </w:rPr>
+              <w:t xml:space="preserve">dc2</w:t>
+            </w:r>
+            <w:r>
+              <w:t xml:space="preserve">,</w:t>
+            </w:r>
+            <w:r>
+              <w:t xml:space="preserve"> </w:t>
+            </w:r>
+            <w:r>
+              <w:rPr>
+                <w:rStyle w:val="VerbatimChar"/>
+              </w:rPr>
+              <w:t xml:space="preserve">aws</w:t>
+            </w:r>
+            <w:r>
+              <w:t xml:space="preserve">,</w:t>
+            </w:r>
+            <w:r>
+              <w:t xml:space="preserve"> </w:t>
+            </w:r>
+            <w:r>
+              <w:rPr>
+                <w:rStyle w:val="VerbatimChar"/>
+              </w:rPr>
+              <w:t xml:space="preserve">azure</w:t>
+            </w:r>
+          </w:p>
+        </w:tc>
+        <w:tc>
+          <w:tcPr/>
+          <w:p>
+            <w:pPr>
+              <w:pStyle w:val="Compact"/>
+            </w:pPr>
+            <w:r>
+              <w:t xml:space="preserve">Cloud connector, manual</w:t>
+            </w:r>
+          </w:p>
+        </w:tc>
+      </w:tr>
+      <w:tr>
+        <w:tc>
+          <w:tcPr/>
+          <w:p>
+            <w:pPr>
+              <w:pStyle w:val="Compact"/>
+            </w:pPr>
+            <w:r>
+              <w:t xml:space="preserve">Owner</w:t>
+            </w:r>
+          </w:p>
+        </w:tc>
+        <w:tc>
+          <w:tcPr/>
+          <w:p>
+            <w:pPr>
+              <w:pStyle w:val="Compact"/>
+            </w:pPr>
+            <w:r>
+              <w:rPr>
+                <w:rStyle w:val="VerbatimChar"/>
+              </w:rPr>
+              <w:t xml:space="preserve">team-a</w:t>
+            </w:r>
+            <w:r>
+              <w:t xml:space="preserve">,</w:t>
+            </w:r>
+            <w:r>
+              <w:t xml:space="preserve"> </w:t>
+            </w:r>
+            <w:r>
+              <w:rPr>
+                <w:rStyle w:val="VerbatimChar"/>
+              </w:rPr>
+              <w:t xml:space="preserve">team-b</w:t>
+            </w:r>
+          </w:p>
+        </w:tc>
+        <w:tc>
+          <w:tcPr/>
+          <w:p>
+            <w:pPr>
+              <w:pStyle w:val="Compact"/>
+            </w:pPr>
+            <w:r>
+              <w:t xml:space="preserve">CMDB</w:t>
+            </w:r>
+          </w:p>
+        </w:tc>
+      </w:tr>
+      <w:tr>
+        <w:tc>
+          <w:tcPr/>
+          <w:p>
+            <w:pPr>
+              <w:pStyle w:val="Compact"/>
+            </w:pPr>
+            <w:r>
+              <w:t xml:space="preserve">Risk</w:t>
+            </w:r>
+          </w:p>
+        </w:tc>
+        <w:tc>
+          <w:tcPr/>
+          <w:p>
+            <w:pPr>
+              <w:pStyle w:val="Compact"/>
+            </w:pPr>
+            <w:r>
+              <w:rPr>
+                <w:rStyle w:val="VerbatimChar"/>
+              </w:rPr>
+              <w:t xml:space="preserve">high</w:t>
+            </w:r>
+            <w:r>
+              <w:t xml:space="preserve">,</w:t>
+            </w:r>
+            <w:r>
+              <w:t xml:space="preserve"> </w:t>
+            </w:r>
+            <w:r>
+              <w:rPr>
+                <w:rStyle w:val="VerbatimChar"/>
+              </w:rPr>
+              <w:t xml:space="preserve">medium</w:t>
+            </w:r>
+            <w:r>
+              <w:t xml:space="preserve">,</w:t>
+            </w:r>
+            <w:r>
+              <w:t xml:space="preserve"> </w:t>
+            </w:r>
+            <w:r>
+              <w:rPr>
+                <w:rStyle w:val="VerbatimChar"/>
+              </w:rPr>
+              <w:t xml:space="preserve">low</w:t>
+            </w:r>
+          </w:p>
+        </w:tc>
+        <w:tc>
+          <w:tcPr/>
+          <w:p>
+            <w:pPr>
+              <w:pStyle w:val="Compact"/>
+            </w:pPr>
+            <w:r>
+              <w:t xml:space="preserve">vulnerability scanner, security team</w:t>
+            </w:r>
+          </w:p>
+        </w:tc>
+      </w:tr>
+    </w:tbl>
     <w:p>
       <w:pPr>
         <w:pStyle w:val="BodyText"/>
@@ -6142,11 +7026,11 @@
         <w:pStyle w:val="Compact"/>
         <w:numPr>
           <w:ilvl w:val="0"/>
-          <w:numId w:val="1014"/>
-        </w:numPr>
-      </w:pPr>
-      <w:r>
-        <w:t xml:space="preserve">Let workloads run through normal business transactions.</w:t>
+          <w:numId w:val="1011"/>
+        </w:numPr>
+      </w:pPr>
+      <w:r>
+        <w:t xml:space="preserve">Agree on a minimal label taxonomy.</w:t>
       </w:r>
     </w:p>
     <w:p>
@@ -6154,11 +7038,11 @@
         <w:pStyle w:val="Compact"/>
         <w:numPr>
           <w:ilvl w:val="0"/>
-          <w:numId w:val="1014"/>
-        </w:numPr>
-      </w:pPr>
-      <w:r>
-        <w:t xml:space="preserve">Capture L3 / L4 flow data.</w:t>
+          <w:numId w:val="1011"/>
+        </w:numPr>
+      </w:pPr>
+      <w:r>
+        <w:t xml:space="preserve">Map sources for each label: ServiceNow, cloud tags, manual, API, or observed behavior.</w:t>
       </w:r>
     </w:p>
     <w:p>
@@ -6166,11 +7050,11 @@
         <w:pStyle w:val="Compact"/>
         <w:numPr>
           <w:ilvl w:val="0"/>
-          <w:numId w:val="1014"/>
-        </w:numPr>
-      </w:pPr>
-      <w:r>
-        <w:t xml:space="preserve">Review process-level visibility where supported.</w:t>
+          <w:numId w:val="1011"/>
+        </w:numPr>
+      </w:pPr>
+      <w:r>
+        <w:t xml:space="preserve">Avoid creating too many labels before discovery. Start simple.</w:t>
       </w:r>
     </w:p>
     <w:p>
@@ -6178,35 +7062,11 @@
         <w:pStyle w:val="Compact"/>
         <w:numPr>
           <w:ilvl w:val="0"/>
-          <w:numId w:val="1014"/>
-        </w:numPr>
-      </w:pPr>
-      <w:r>
-        <w:t xml:space="preserve">Build application dependency maps.</w:t>
-      </w:r>
-    </w:p>
-    <w:p>
-      <w:pPr>
-        <w:pStyle w:val="Compact"/>
-        <w:numPr>
-          <w:ilvl w:val="0"/>
-          <w:numId w:val="1014"/>
-        </w:numPr>
-      </w:pPr>
-      <w:r>
-        <w:t xml:space="preserve">Review dependencies with application owners.</w:t>
-      </w:r>
-    </w:p>
-    <w:p>
-      <w:pPr>
-        <w:pStyle w:val="Compact"/>
-        <w:numPr>
-          <w:ilvl w:val="0"/>
-          <w:numId w:val="1014"/>
-        </w:numPr>
-      </w:pPr>
-      <w:r>
-        <w:t xml:space="preserve">Identify unexpected flows, shared services, admin paths, and risky protocols.</w:t>
+          <w:numId w:val="1011"/>
+        </w:numPr>
+      </w:pPr>
+      <w:r>
+        <w:t xml:space="preserve">Validate that labels can support the first policy examples.</w:t>
       </w:r>
     </w:p>
     <w:p>
@@ -6224,7 +7084,7 @@
         <w:t xml:space="preserve"> </w:t>
       </w:r>
       <w:r>
-        <w:t xml:space="preserve">Dependency map, flow summary, process evidence, and app-owner review notes.</w:t>
+        <w:t xml:space="preserve">Initial label dictionary and source-of-truth mapping.</w:t>
       </w:r>
     </w:p>
     <w:p>
@@ -6234,14 +7094,14 @@
         </w:pict>
       </w:r>
     </w:p>
-    <w:bookmarkEnd w:id="72"/>
-    <w:bookmarkStart w:id="73" w:name="phase-5---model-policy"/>
+    <w:bookmarkEnd w:id="71"/>
+    <w:bookmarkStart w:id="72" w:name="phase-3---deploy-agents-and-connectors"/>
     <w:p>
       <w:pPr>
         <w:pStyle w:val="Heading3"/>
       </w:pPr>
       <w:r>
-        <w:t xml:space="preserve">Phase 5 - Model Policy</w:t>
+        <w:t xml:space="preserve">Phase 3 - Deploy Agents and Connectors</w:t>
       </w:r>
     </w:p>
     <w:p>
@@ -6259,7 +7119,7 @@
         <w:t xml:space="preserve"> </w:t>
       </w:r>
       <w:r>
-        <w:t xml:space="preserve">Build policy without breaking the application.</w:t>
+        <w:t xml:space="preserve">Start collecting telemetry and context.</w:t>
       </w:r>
     </w:p>
     <w:p>
@@ -6279,11 +7139,11 @@
         <w:pStyle w:val="Compact"/>
         <w:numPr>
           <w:ilvl w:val="0"/>
-          <w:numId w:val="1015"/>
-        </w:numPr>
-      </w:pPr>
-      <w:r>
-        <w:t xml:space="preserve">Use observed flows and labels to create recommended allow rules.</w:t>
+          <w:numId w:val="1012"/>
+        </w:numPr>
+      </w:pPr>
+      <w:r>
+        <w:t xml:space="preserve">Install CSW agents on selected Linux / Windows workloads.</w:t>
       </w:r>
     </w:p>
     <w:p>
@@ -6291,11 +7151,11 @@
         <w:pStyle w:val="Compact"/>
         <w:numPr>
           <w:ilvl w:val="0"/>
-          <w:numId w:val="1015"/>
-        </w:numPr>
-      </w:pPr>
-      <w:r>
-        <w:t xml:space="preserve">Group policy by application tiers where possible.</w:t>
+          <w:numId w:val="1012"/>
+        </w:numPr>
+      </w:pPr>
+      <w:r>
+        <w:t xml:space="preserve">Confirm agent health and visibility.</w:t>
       </w:r>
     </w:p>
     <w:p>
@@ -6303,11 +7163,11 @@
         <w:pStyle w:val="Compact"/>
         <w:numPr>
           <w:ilvl w:val="0"/>
-          <w:numId w:val="1015"/>
-        </w:numPr>
-      </w:pPr>
-      <w:r>
-        <w:t xml:space="preserve">Identify required shared services such as DNS, NTP, authentication, logging, monitoring, backup, and patching.</w:t>
+          <w:numId w:val="1012"/>
+        </w:numPr>
+      </w:pPr>
+      <w:r>
+        <w:t xml:space="preserve">Deploy a CSW Edge virtual appliance if connector workloads are required.</w:t>
       </w:r>
     </w:p>
     <w:p>
@@ -6315,11 +7175,11 @@
         <w:pStyle w:val="Compact"/>
         <w:numPr>
           <w:ilvl w:val="0"/>
-          <w:numId w:val="1015"/>
-        </w:numPr>
-      </w:pPr>
-      <w:r>
-        <w:t xml:space="preserve">Model the policy before enforcement.</w:t>
+          <w:numId w:val="1012"/>
+        </w:numPr>
+      </w:pPr>
+      <w:r>
+        <w:t xml:space="preserve">Configure ServiceNow connector if CMDB labels are in scope.</w:t>
       </w:r>
     </w:p>
     <w:p>
@@ -6327,11 +7187,11 @@
         <w:pStyle w:val="Compact"/>
         <w:numPr>
           <w:ilvl w:val="0"/>
-          <w:numId w:val="1015"/>
-        </w:numPr>
-      </w:pPr>
-      <w:r>
-        <w:t xml:space="preserve">Review predicted blocked flows with application and operations teams.</w:t>
+          <w:numId w:val="1012"/>
+        </w:numPr>
+      </w:pPr>
+      <w:r>
+        <w:t xml:space="preserve">Configure cloud connectors if public cloud inventory / tags are in scope.</w:t>
       </w:r>
     </w:p>
     <w:p>
@@ -6339,11 +7199,11 @@
         <w:pStyle w:val="Compact"/>
         <w:numPr>
           <w:ilvl w:val="0"/>
-          <w:numId w:val="1015"/>
-        </w:numPr>
-      </w:pPr>
-      <w:r>
-        <w:t xml:space="preserve">Tune policy until the expected business transactions are allowed.</w:t>
+          <w:numId w:val="1012"/>
+        </w:numPr>
+      </w:pPr>
+      <w:r>
+        <w:t xml:space="preserve">Configure Ingest only if external flow or metadata ingestion is required and validated by Cisco design.</w:t>
       </w:r>
     </w:p>
     <w:p>
@@ -6361,7 +7221,7 @@
         <w:t xml:space="preserve"> </w:t>
       </w:r>
       <w:r>
-        <w:t xml:space="preserve">Proposed policy, modeled impact, predicted denies, and approval to test enforcement.</w:t>
+        <w:t xml:space="preserve">Healthy agents, connector status, imported labels, and visible workload inventory.</w:t>
       </w:r>
     </w:p>
     <w:p>
@@ -6371,14 +7231,14 @@
         </w:pict>
       </w:r>
     </w:p>
-    <w:bookmarkEnd w:id="73"/>
-    <w:bookmarkStart w:id="74" w:name="phase-6---start-in-monitor-mode"/>
+    <w:bookmarkEnd w:id="72"/>
+    <w:bookmarkStart w:id="73" w:name="X85d4e4be5891f720f2552e26364a87ec66b02af"/>
     <w:p>
       <w:pPr>
         <w:pStyle w:val="Heading3"/>
       </w:pPr>
       <w:r>
-        <w:t xml:space="preserve">Phase 6 - Start in Monitor Mode</w:t>
+        <w:t xml:space="preserve">Phase 4 - Discover Application Dependencies</w:t>
       </w:r>
     </w:p>
     <w:p>
@@ -6396,7 +7256,7 @@
         <w:t xml:space="preserve"> </w:t>
       </w:r>
       <w:r>
-        <w:t xml:space="preserve">Validate policy behavior before blocking.</w:t>
+        <w:t xml:space="preserve">Learn how the application actually communicates.</w:t>
       </w:r>
     </w:p>
     <w:p>
@@ -6416,11 +7276,11 @@
         <w:pStyle w:val="Compact"/>
         <w:numPr>
           <w:ilvl w:val="0"/>
-          <w:numId w:val="1016"/>
-        </w:numPr>
-      </w:pPr>
-      <w:r>
-        <w:t xml:space="preserve">Apply policy in monitor or non-blocking mode where supported.</w:t>
+          <w:numId w:val="1013"/>
+        </w:numPr>
+      </w:pPr>
+      <w:r>
+        <w:t xml:space="preserve">Let workloads run through normal business transactions.</w:t>
       </w:r>
     </w:p>
     <w:p>
@@ -6428,11 +7288,11 @@
         <w:pStyle w:val="Compact"/>
         <w:numPr>
           <w:ilvl w:val="0"/>
-          <w:numId w:val="1016"/>
-        </w:numPr>
-      </w:pPr>
-      <w:r>
-        <w:t xml:space="preserve">Run application test transactions.</w:t>
+          <w:numId w:val="1013"/>
+        </w:numPr>
+      </w:pPr>
+      <w:r>
+        <w:t xml:space="preserve">Capture L3 / L4 flow data.</w:t>
       </w:r>
     </w:p>
     <w:p>
@@ -6440,11 +7300,11 @@
         <w:pStyle w:val="Compact"/>
         <w:numPr>
           <w:ilvl w:val="0"/>
-          <w:numId w:val="1016"/>
-        </w:numPr>
-      </w:pPr>
-      <w:r>
-        <w:t xml:space="preserve">Review policy violations and unexpected flows.</w:t>
+          <w:numId w:val="1013"/>
+        </w:numPr>
+      </w:pPr>
+      <w:r>
+        <w:t xml:space="preserve">Review process-level visibility where supported.</w:t>
       </w:r>
     </w:p>
     <w:p>
@@ -6452,11 +7312,11 @@
         <w:pStyle w:val="Compact"/>
         <w:numPr>
           <w:ilvl w:val="0"/>
-          <w:numId w:val="1016"/>
-        </w:numPr>
-      </w:pPr>
-      <w:r>
-        <w:t xml:space="preserve">Update labels or policy rules as needed.</w:t>
+          <w:numId w:val="1013"/>
+        </w:numPr>
+      </w:pPr>
+      <w:r>
+        <w:t xml:space="preserve">Build application dependency maps.</w:t>
       </w:r>
     </w:p>
     <w:p>
@@ -6464,11 +7324,23 @@
         <w:pStyle w:val="Compact"/>
         <w:numPr>
           <w:ilvl w:val="0"/>
-          <w:numId w:val="1016"/>
-        </w:numPr>
-      </w:pPr>
-      <w:r>
-        <w:t xml:space="preserve">Confirm application owners are comfortable with the modeled impact.</w:t>
+          <w:numId w:val="1013"/>
+        </w:numPr>
+      </w:pPr>
+      <w:r>
+        <w:t xml:space="preserve">Review dependencies with application owners.</w:t>
+      </w:r>
+    </w:p>
+    <w:p>
+      <w:pPr>
+        <w:pStyle w:val="Compact"/>
+        <w:numPr>
+          <w:ilvl w:val="0"/>
+          <w:numId w:val="1013"/>
+        </w:numPr>
+      </w:pPr>
+      <w:r>
+        <w:t xml:space="preserve">Identify unexpected flows, shared services, admin paths, and risky protocols.</w:t>
       </w:r>
     </w:p>
     <w:p>
@@ -6486,7 +7358,7 @@
         <w:t xml:space="preserve"> </w:t>
       </w:r>
       <w:r>
-        <w:t xml:space="preserve">Monitor-mode results, policy tuning notes, and enforcement readiness decision.</w:t>
+        <w:t xml:space="preserve">Dependency map, flow summary, process evidence, and app-owner review notes.</w:t>
       </w:r>
     </w:p>
     <w:p>
@@ -6496,14 +7368,14 @@
         </w:pict>
       </w:r>
     </w:p>
-    <w:bookmarkEnd w:id="74"/>
-    <w:bookmarkStart w:id="75" w:name="phase-7---enforce-in-a-controlled-scope"/>
+    <w:bookmarkEnd w:id="73"/>
+    <w:bookmarkStart w:id="74" w:name="phase-5---model-policy"/>
     <w:p>
       <w:pPr>
         <w:pStyle w:val="Heading3"/>
       </w:pPr>
       <w:r>
-        <w:t xml:space="preserve">Phase 7 - Enforce in a Controlled Scope</w:t>
+        <w:t xml:space="preserve">Phase 5 - Model Policy</w:t>
       </w:r>
     </w:p>
     <w:p>
@@ -6521,7 +7393,7 @@
         <w:t xml:space="preserve"> </w:t>
       </w:r>
       <w:r>
-        <w:t xml:space="preserve">Prove micro-segmentation safely.</w:t>
+        <w:t xml:space="preserve">Build policy without breaking the application.</w:t>
       </w:r>
     </w:p>
     <w:p>
@@ -6541,11 +7413,11 @@
         <w:pStyle w:val="Compact"/>
         <w:numPr>
           <w:ilvl w:val="0"/>
-          <w:numId w:val="1017"/>
-        </w:numPr>
-      </w:pPr>
-      <w:r>
-        <w:t xml:space="preserve">Select a small enforcement scope.</w:t>
+          <w:numId w:val="1014"/>
+        </w:numPr>
+      </w:pPr>
+      <w:r>
+        <w:t xml:space="preserve">Use observed flows and labels to create recommended allow rules.</w:t>
       </w:r>
     </w:p>
     <w:p>
@@ -6553,11 +7425,11 @@
         <w:pStyle w:val="Compact"/>
         <w:numPr>
           <w:ilvl w:val="0"/>
-          <w:numId w:val="1017"/>
-        </w:numPr>
-      </w:pPr>
-      <w:r>
-        <w:t xml:space="preserve">Schedule a change window.</w:t>
+          <w:numId w:val="1014"/>
+        </w:numPr>
+      </w:pPr>
+      <w:r>
+        <w:t xml:space="preserve">Group policy by application tiers where possible.</w:t>
       </w:r>
     </w:p>
     <w:p>
@@ -6565,11 +7437,11 @@
         <w:pStyle w:val="Compact"/>
         <w:numPr>
           <w:ilvl w:val="0"/>
-          <w:numId w:val="1017"/>
-        </w:numPr>
-      </w:pPr>
-      <w:r>
-        <w:t xml:space="preserve">Confirm rollback plan.</w:t>
+          <w:numId w:val="1014"/>
+        </w:numPr>
+      </w:pPr>
+      <w:r>
+        <w:t xml:space="preserve">Identify required shared services such as DNS, NTP, authentication, logging, monitoring, backup, and patching.</w:t>
       </w:r>
     </w:p>
     <w:p>
@@ -6577,11 +7449,11 @@
         <w:pStyle w:val="Compact"/>
         <w:numPr>
           <w:ilvl w:val="0"/>
-          <w:numId w:val="1017"/>
-        </w:numPr>
-      </w:pPr>
-      <w:r>
-        <w:t xml:space="preserve">Move selected workloads to enforcement.</w:t>
+          <w:numId w:val="1014"/>
+        </w:numPr>
+      </w:pPr>
+      <w:r>
+        <w:t xml:space="preserve">Model the policy before enforcement.</w:t>
       </w:r>
     </w:p>
     <w:p>
@@ -6589,11 +7461,11 @@
         <w:pStyle w:val="Compact"/>
         <w:numPr>
           <w:ilvl w:val="0"/>
-          <w:numId w:val="1017"/>
-        </w:numPr>
-      </w:pPr>
-      <w:r>
-        <w:t xml:space="preserve">Test allowed traffic.</w:t>
+          <w:numId w:val="1014"/>
+        </w:numPr>
+      </w:pPr>
+      <w:r>
+        <w:t xml:space="preserve">Review predicted blocked flows with application and operations teams.</w:t>
       </w:r>
     </w:p>
     <w:p>
@@ -6601,35 +7473,11 @@
         <w:pStyle w:val="Compact"/>
         <w:numPr>
           <w:ilvl w:val="0"/>
-          <w:numId w:val="1017"/>
-        </w:numPr>
-      </w:pPr>
-      <w:r>
-        <w:t xml:space="preserve">Test intentionally denied traffic.</w:t>
-      </w:r>
-    </w:p>
-    <w:p>
-      <w:pPr>
-        <w:pStyle w:val="Compact"/>
-        <w:numPr>
-          <w:ilvl w:val="0"/>
-          <w:numId w:val="1017"/>
-        </w:numPr>
-      </w:pPr>
-      <w:r>
-        <w:t xml:space="preserve">Confirm logs, alarms, and reports show the expected result.</w:t>
-      </w:r>
-    </w:p>
-    <w:p>
-      <w:pPr>
-        <w:pStyle w:val="Compact"/>
-        <w:numPr>
-          <w:ilvl w:val="0"/>
-          <w:numId w:val="1017"/>
-        </w:numPr>
-      </w:pPr>
-      <w:r>
-        <w:t xml:space="preserve">Monitor application health after enforcement.</w:t>
+          <w:numId w:val="1014"/>
+        </w:numPr>
+      </w:pPr>
+      <w:r>
+        <w:t xml:space="preserve">Tune policy until the expected business transactions are allowed.</w:t>
       </w:r>
     </w:p>
     <w:p>
@@ -6647,7 +7495,7 @@
         <w:t xml:space="preserve"> </w:t>
       </w:r>
       <w:r>
-        <w:t xml:space="preserve">Enforcement proof, blocked-flow evidence, allowed-flow evidence, rollback plan, and operational signoff.</w:t>
+        <w:t xml:space="preserve">Proposed policy, modeled impact, predicted denies, and approval to test enforcement.</w:t>
       </w:r>
     </w:p>
     <w:p>
@@ -6657,14 +7505,14 @@
         </w:pict>
       </w:r>
     </w:p>
-    <w:bookmarkEnd w:id="75"/>
-    <w:bookmarkStart w:id="76" w:name="phase-8---operationalize"/>
+    <w:bookmarkEnd w:id="74"/>
+    <w:bookmarkStart w:id="75" w:name="phase-6---start-in-monitor-mode"/>
     <w:p>
       <w:pPr>
         <w:pStyle w:val="Heading3"/>
       </w:pPr>
       <w:r>
-        <w:t xml:space="preserve">Phase 8 - Operationalize</w:t>
+        <w:t xml:space="preserve">Phase 6 - Start in Monitor Mode</w:t>
       </w:r>
     </w:p>
     <w:p>
@@ -6682,7 +7530,7 @@
         <w:t xml:space="preserve"> </w:t>
       </w:r>
       <w:r>
-        <w:t xml:space="preserve">Make CSW sustainable after the POV.</w:t>
+        <w:t xml:space="preserve">Validate policy behavior before blocking.</w:t>
       </w:r>
     </w:p>
     <w:p>
@@ -6702,11 +7550,11 @@
         <w:pStyle w:val="Compact"/>
         <w:numPr>
           <w:ilvl w:val="0"/>
-          <w:numId w:val="1018"/>
-        </w:numPr>
-      </w:pPr>
-      <w:r>
-        <w:t xml:space="preserve">Define ownership for labels, scopes, and policies.</w:t>
+          <w:numId w:val="1015"/>
+        </w:numPr>
+      </w:pPr>
+      <w:r>
+        <w:t xml:space="preserve">Apply policy in monitor or non-blocking mode where supported.</w:t>
       </w:r>
     </w:p>
     <w:p>
@@ -6714,11 +7562,11 @@
         <w:pStyle w:val="Compact"/>
         <w:numPr>
           <w:ilvl w:val="0"/>
-          <w:numId w:val="1018"/>
-        </w:numPr>
-      </w:pPr>
-      <w:r>
-        <w:t xml:space="preserve">Document policy change process.</w:t>
+          <w:numId w:val="1015"/>
+        </w:numPr>
+      </w:pPr>
+      <w:r>
+        <w:t xml:space="preserve">Run application test transactions.</w:t>
       </w:r>
     </w:p>
     <w:p>
@@ -6726,11 +7574,11 @@
         <w:pStyle w:val="Compact"/>
         <w:numPr>
           <w:ilvl w:val="0"/>
-          <w:numId w:val="1018"/>
-        </w:numPr>
-      </w:pPr>
-      <w:r>
-        <w:t xml:space="preserve">Integrate logs / alarms with SIEM or SOAR if in scope.</w:t>
+          <w:numId w:val="1015"/>
+        </w:numPr>
+      </w:pPr>
+      <w:r>
+        <w:t xml:space="preserve">Review policy violations and unexpected flows.</w:t>
       </w:r>
     </w:p>
     <w:p>
@@ -6738,11 +7586,11 @@
         <w:pStyle w:val="Compact"/>
         <w:numPr>
           <w:ilvl w:val="0"/>
-          <w:numId w:val="1018"/>
-        </w:numPr>
-      </w:pPr>
-      <w:r>
-        <w:t xml:space="preserve">Create recurring policy review cadence.</w:t>
+          <w:numId w:val="1015"/>
+        </w:numPr>
+      </w:pPr>
+      <w:r>
+        <w:t xml:space="preserve">Update labels or policy rules as needed.</w:t>
       </w:r>
     </w:p>
     <w:p>
@@ -6750,35 +7598,11 @@
         <w:pStyle w:val="Compact"/>
         <w:numPr>
           <w:ilvl w:val="0"/>
-          <w:numId w:val="1018"/>
-        </w:numPr>
-      </w:pPr>
-      <w:r>
-        <w:t xml:space="preserve">Build API or CI/CD automation where needed.</w:t>
-      </w:r>
-    </w:p>
-    <w:p>
-      <w:pPr>
-        <w:pStyle w:val="Compact"/>
-        <w:numPr>
-          <w:ilvl w:val="0"/>
-          <w:numId w:val="1018"/>
-        </w:numPr>
-      </w:pPr>
-      <w:r>
-        <w:t xml:space="preserve">Define exception handling for unsupported workloads.</w:t>
-      </w:r>
-    </w:p>
-    <w:p>
-      <w:pPr>
-        <w:pStyle w:val="Compact"/>
-        <w:numPr>
-          <w:ilvl w:val="0"/>
-          <w:numId w:val="1018"/>
-        </w:numPr>
-      </w:pPr>
-      <w:r>
-        <w:t xml:space="preserve">Expand from the initial application set to the next wave.</w:t>
+          <w:numId w:val="1015"/>
+        </w:numPr>
+      </w:pPr>
+      <w:r>
+        <w:t xml:space="preserve">Confirm application owners are comfortable with the modeled impact.</w:t>
       </w:r>
     </w:p>
     <w:p>
@@ -6796,7 +7620,7 @@
         <w:t xml:space="preserve"> </w:t>
       </w:r>
       <w:r>
-        <w:t xml:space="preserve">Operating model, change process, exception process, and expansion roadmap.</w:t>
+        <w:t xml:space="preserve">Monitor-mode results, policy tuning notes, and enforcement readiness decision.</w:t>
       </w:r>
     </w:p>
     <w:p>
@@ -6806,15 +7630,14 @@
         </w:pict>
       </w:r>
     </w:p>
-    <w:bookmarkEnd w:id="76"/>
-    <w:bookmarkEnd w:id="77"/>
-    <w:bookmarkStart w:id="78" w:name="X67792f16bd81b6e95001d9627ef1e2127c941c5"/>
-    <w:p>
-      <w:pPr>
-        <w:pStyle w:val="Heading2"/>
-      </w:pPr>
-      <w:r>
-        <w:t xml:space="preserve">9. Discovery Questions</w:t>
+    <w:bookmarkEnd w:id="75"/>
+    <w:bookmarkStart w:id="76" w:name="phase-7---enforce-in-a-controlled-scope"/>
+    <w:p>
+      <w:pPr>
+        <w:pStyle w:val="Heading3"/>
+      </w:pPr>
+      <w:r>
+        <w:t xml:space="preserve">Phase 7 - Enforce in a Controlled Scope</w:t>
       </w:r>
     </w:p>
     <w:p>
@@ -6822,7 +7645,29 @@
         <w:pStyle w:val="FirstParagraph"/>
       </w:pPr>
       <w:r>
-        <w:t xml:space="preserve">Use these questions before sizing or designing a POV:</w:t>
+        <w:rPr>
+          <w:b/>
+          <w:bCs/>
+        </w:rPr>
+        <w:t xml:space="preserve">Goal:</w:t>
+      </w:r>
+      <w:r>
+        <w:t xml:space="preserve"> </w:t>
+      </w:r>
+      <w:r>
+        <w:t xml:space="preserve">Prove micro-segmentation safely.</w:t>
+      </w:r>
+    </w:p>
+    <w:p>
+      <w:pPr>
+        <w:pStyle w:val="BodyText"/>
+      </w:pPr>
+      <w:r>
+        <w:rPr>
+          <w:b/>
+          <w:bCs/>
+        </w:rPr>
+        <w:t xml:space="preserve">Steps:</w:t>
       </w:r>
     </w:p>
     <w:p>
@@ -6830,11 +7675,11 @@
         <w:pStyle w:val="Compact"/>
         <w:numPr>
           <w:ilvl w:val="0"/>
-          <w:numId w:val="1019"/>
-        </w:numPr>
-      </w:pPr>
-      <w:r>
-        <w:t xml:space="preserve">Which business application should be used for the first dependency map?</w:t>
+          <w:numId w:val="1016"/>
+        </w:numPr>
+      </w:pPr>
+      <w:r>
+        <w:t xml:space="preserve">Select a small enforcement scope.</w:t>
       </w:r>
     </w:p>
     <w:p>
@@ -6842,11 +7687,11 @@
         <w:pStyle w:val="Compact"/>
         <w:numPr>
           <w:ilvl w:val="0"/>
-          <w:numId w:val="1019"/>
-        </w:numPr>
-      </w:pPr>
-      <w:r>
-        <w:t xml:space="preserve">Which application owner can validate the map?</w:t>
+          <w:numId w:val="1016"/>
+        </w:numPr>
+      </w:pPr>
+      <w:r>
+        <w:t xml:space="preserve">Schedule a change window.</w:t>
       </w:r>
     </w:p>
     <w:p>
@@ -6854,11 +7699,11 @@
         <w:pStyle w:val="Compact"/>
         <w:numPr>
           <w:ilvl w:val="0"/>
-          <w:numId w:val="1019"/>
-        </w:numPr>
-      </w:pPr>
-      <w:r>
-        <w:t xml:space="preserve">Which environments are in scope: prod, non-prod, dev, test?</w:t>
+          <w:numId w:val="1016"/>
+        </w:numPr>
+      </w:pPr>
+      <w:r>
+        <w:t xml:space="preserve">Confirm rollback plan.</w:t>
       </w:r>
     </w:p>
     <w:p>
@@ -6866,11 +7711,11 @@
         <w:pStyle w:val="Compact"/>
         <w:numPr>
           <w:ilvl w:val="0"/>
-          <w:numId w:val="1019"/>
-        </w:numPr>
-      </w:pPr>
-      <w:r>
-        <w:t xml:space="preserve">Which platforms are in scope: VMware, bare metal, public cloud, containers?</w:t>
+          <w:numId w:val="1016"/>
+        </w:numPr>
+      </w:pPr>
+      <w:r>
+        <w:t xml:space="preserve">Move selected workloads to enforcement.</w:t>
       </w:r>
     </w:p>
     <w:p>
@@ -6878,11 +7723,11 @@
         <w:pStyle w:val="Compact"/>
         <w:numPr>
           <w:ilvl w:val="0"/>
-          <w:numId w:val="1019"/>
-        </w:numPr>
-      </w:pPr>
-      <w:r>
-        <w:t xml:space="preserve">Which operating systems are in scope?</w:t>
+          <w:numId w:val="1016"/>
+        </w:numPr>
+      </w:pPr>
+      <w:r>
+        <w:t xml:space="preserve">Test allowed traffic.</w:t>
       </w:r>
     </w:p>
     <w:p>
@@ -6890,11 +7735,11 @@
         <w:pStyle w:val="Compact"/>
         <w:numPr>
           <w:ilvl w:val="0"/>
-          <w:numId w:val="1019"/>
-        </w:numPr>
-      </w:pPr>
-      <w:r>
-        <w:t xml:space="preserve">Is ServiceNow the CMDB source of truth?</w:t>
+          <w:numId w:val="1016"/>
+        </w:numPr>
+      </w:pPr>
+      <w:r>
+        <w:t xml:space="preserve">Test intentionally denied traffic.</w:t>
       </w:r>
     </w:p>
     <w:p>
@@ -6902,11 +7747,11 @@
         <w:pStyle w:val="Compact"/>
         <w:numPr>
           <w:ilvl w:val="0"/>
-          <w:numId w:val="1019"/>
-        </w:numPr>
-      </w:pPr>
-      <w:r>
-        <w:t xml:space="preserve">Are cloud tags clean enough to use as labels?</w:t>
+          <w:numId w:val="1016"/>
+        </w:numPr>
+      </w:pPr>
+      <w:r>
+        <w:t xml:space="preserve">Confirm logs, alarms, and reports show the expected result.</w:t>
       </w:r>
     </w:p>
     <w:p>
@@ -6914,95 +7759,29 @@
         <w:pStyle w:val="Compact"/>
         <w:numPr>
           <w:ilvl w:val="0"/>
-          <w:numId w:val="1019"/>
-        </w:numPr>
-      </w:pPr>
-      <w:r>
-        <w:t xml:space="preserve">Is MFA / SSO required for CSW administrator access?</w:t>
-      </w:r>
-    </w:p>
-    <w:p>
-      <w:pPr>
-        <w:pStyle w:val="Compact"/>
-        <w:numPr>
-          <w:ilvl w:val="0"/>
-          <w:numId w:val="1019"/>
-        </w:numPr>
-      </w:pPr>
-      <w:r>
-        <w:t xml:space="preserve">Are agents allowed on the selected workloads?</w:t>
-      </w:r>
-    </w:p>
-    <w:p>
-      <w:pPr>
-        <w:pStyle w:val="Compact"/>
-        <w:numPr>
-          <w:ilvl w:val="0"/>
-          <w:numId w:val="1019"/>
-        </w:numPr>
-      </w:pPr>
-      <w:r>
-        <w:t xml:space="preserve">Is enforcement part of the POV, or visibility-only?</w:t>
-      </w:r>
-    </w:p>
-    <w:p>
-      <w:pPr>
-        <w:pStyle w:val="Compact"/>
-        <w:numPr>
-          <w:ilvl w:val="0"/>
-          <w:numId w:val="1019"/>
-        </w:numPr>
-      </w:pPr>
-      <w:r>
-        <w:t xml:space="preserve">What is the rollback process for policy enforcement?</w:t>
-      </w:r>
-    </w:p>
-    <w:p>
-      <w:pPr>
-        <w:pStyle w:val="Compact"/>
-        <w:numPr>
-          <w:ilvl w:val="0"/>
-          <w:numId w:val="1019"/>
-        </w:numPr>
-      </w:pPr>
-      <w:r>
-        <w:t xml:space="preserve">Which SIEM / SOAR tools should receive alarms or logs?</w:t>
-      </w:r>
-    </w:p>
-    <w:p>
-      <w:pPr>
-        <w:pStyle w:val="Compact"/>
-        <w:numPr>
-          <w:ilvl w:val="0"/>
-          <w:numId w:val="1019"/>
-        </w:numPr>
-      </w:pPr>
-      <w:r>
-        <w:t xml:space="preserve">What vulnerability scanner or risk source should be used for high-risk labels?</w:t>
-      </w:r>
-    </w:p>
-    <w:p>
-      <w:pPr>
-        <w:pStyle w:val="Compact"/>
-        <w:numPr>
-          <w:ilvl w:val="0"/>
-          <w:numId w:val="1019"/>
-        </w:numPr>
-      </w:pPr>
-      <w:r>
-        <w:t xml:space="preserve">Who approves policy changes?</w:t>
-      </w:r>
-    </w:p>
-    <w:p>
-      <w:pPr>
-        <w:pStyle w:val="Compact"/>
-        <w:numPr>
-          <w:ilvl w:val="0"/>
-          <w:numId w:val="1019"/>
-        </w:numPr>
-      </w:pPr>
-      <w:r>
-        <w:t xml:space="preserve">What evidence does the customer need at the end of the POV?</w:t>
+          <w:numId w:val="1016"/>
+        </w:numPr>
+      </w:pPr>
+      <w:r>
+        <w:t xml:space="preserve">Monitor application health after enforcement.</w:t>
+      </w:r>
+    </w:p>
+    <w:p>
+      <w:pPr>
+        <w:pStyle w:val="FirstParagraph"/>
+      </w:pPr>
+      <w:r>
+        <w:rPr>
+          <w:b/>
+          <w:bCs/>
+        </w:rPr>
+        <w:t xml:space="preserve">Output:</w:t>
+      </w:r>
+      <w:r>
+        <w:t xml:space="preserve"> </w:t>
+      </w:r>
+      <w:r>
+        <w:t xml:space="preserve">Enforcement proof, blocked-flow evidence, allowed-flow evidence, rollback plan, and operational signoff.</w:t>
       </w:r>
     </w:p>
     <w:p>
@@ -7012,8 +7791,383 @@
         </w:pict>
       </w:r>
     </w:p>
+    <w:bookmarkEnd w:id="76"/>
+    <w:bookmarkStart w:id="77" w:name="phase-8---operationalize"/>
+    <w:p>
+      <w:pPr>
+        <w:pStyle w:val="Heading3"/>
+      </w:pPr>
+      <w:r>
+        <w:t xml:space="preserve">Phase 8 - Operationalize</w:t>
+      </w:r>
+    </w:p>
+    <w:p>
+      <w:pPr>
+        <w:pStyle w:val="FirstParagraph"/>
+      </w:pPr>
+      <w:r>
+        <w:rPr>
+          <w:b/>
+          <w:bCs/>
+        </w:rPr>
+        <w:t xml:space="preserve">Goal:</w:t>
+      </w:r>
+      <w:r>
+        <w:t xml:space="preserve"> </w:t>
+      </w:r>
+      <w:r>
+        <w:t xml:space="preserve">Make CSW sustainable after the POV.</w:t>
+      </w:r>
+    </w:p>
+    <w:p>
+      <w:pPr>
+        <w:pStyle w:val="BodyText"/>
+      </w:pPr>
+      <w:r>
+        <w:rPr>
+          <w:b/>
+          <w:bCs/>
+        </w:rPr>
+        <w:t xml:space="preserve">Steps:</w:t>
+      </w:r>
+    </w:p>
+    <w:p>
+      <w:pPr>
+        <w:pStyle w:val="Compact"/>
+        <w:numPr>
+          <w:ilvl w:val="0"/>
+          <w:numId w:val="1017"/>
+        </w:numPr>
+      </w:pPr>
+      <w:r>
+        <w:t xml:space="preserve">Define ownership for labels, scopes, and policies.</w:t>
+      </w:r>
+    </w:p>
+    <w:p>
+      <w:pPr>
+        <w:pStyle w:val="Compact"/>
+        <w:numPr>
+          <w:ilvl w:val="0"/>
+          <w:numId w:val="1017"/>
+        </w:numPr>
+      </w:pPr>
+      <w:r>
+        <w:t xml:space="preserve">Document policy change process.</w:t>
+      </w:r>
+    </w:p>
+    <w:p>
+      <w:pPr>
+        <w:pStyle w:val="Compact"/>
+        <w:numPr>
+          <w:ilvl w:val="0"/>
+          <w:numId w:val="1017"/>
+        </w:numPr>
+      </w:pPr>
+      <w:r>
+        <w:t xml:space="preserve">Integrate logs / alarms with SIEM or SOAR if in scope.</w:t>
+      </w:r>
+    </w:p>
+    <w:p>
+      <w:pPr>
+        <w:pStyle w:val="Compact"/>
+        <w:numPr>
+          <w:ilvl w:val="0"/>
+          <w:numId w:val="1017"/>
+        </w:numPr>
+      </w:pPr>
+      <w:r>
+        <w:t xml:space="preserve">Create recurring policy review cadence.</w:t>
+      </w:r>
+    </w:p>
+    <w:p>
+      <w:pPr>
+        <w:pStyle w:val="Compact"/>
+        <w:numPr>
+          <w:ilvl w:val="0"/>
+          <w:numId w:val="1017"/>
+        </w:numPr>
+      </w:pPr>
+      <w:r>
+        <w:t xml:space="preserve">Build API or CI/CD automation where needed.</w:t>
+      </w:r>
+      <w:r>
+        <w:t xml:space="preserve"> </w:t>
+      </w:r>
+      <w:r>
+        <w:rPr>
+          <w:i/>
+          <w:iCs/>
+        </w:rPr>
+        <w:t xml:space="preserve">(See § 6.7 Module 7 — Integrations for the CI/CD pipeline patterns: policy-as-code, environment promotion, label sync, and drift detection.)</w:t>
+      </w:r>
+    </w:p>
+    <w:p>
+      <w:pPr>
+        <w:pStyle w:val="Compact"/>
+        <w:numPr>
+          <w:ilvl w:val="0"/>
+          <w:numId w:val="1017"/>
+        </w:numPr>
+      </w:pPr>
+      <w:r>
+        <w:t xml:space="preserve">Define exception handling for unsupported workloads.</w:t>
+      </w:r>
+    </w:p>
+    <w:p>
+      <w:pPr>
+        <w:pStyle w:val="Compact"/>
+        <w:numPr>
+          <w:ilvl w:val="0"/>
+          <w:numId w:val="1017"/>
+        </w:numPr>
+      </w:pPr>
+      <w:r>
+        <w:t xml:space="preserve">Expand from the initial application set to the next wave.</w:t>
+      </w:r>
+    </w:p>
+    <w:p>
+      <w:pPr>
+        <w:pStyle w:val="FirstParagraph"/>
+      </w:pPr>
+      <w:r>
+        <w:rPr>
+          <w:b/>
+          <w:bCs/>
+        </w:rPr>
+        <w:t xml:space="preserve">Output:</w:t>
+      </w:r>
+      <w:r>
+        <w:t xml:space="preserve"> </w:t>
+      </w:r>
+      <w:r>
+        <w:t xml:space="preserve">Operating model, change process, exception process, and expansion roadmap.</w:t>
+      </w:r>
+    </w:p>
+    <w:p>
+      <w:r>
+        <w:pict>
+          <v:rect style="width:0;height:1.5pt" o:hralign="center" o:hrstd="t" o:hr="t"/>
+        </w:pict>
+      </w:r>
+    </w:p>
+    <w:bookmarkEnd w:id="77"/>
     <w:bookmarkEnd w:id="78"/>
-    <w:bookmarkStart w:id="79" w:name="Xe3d4887c83d95160b9d75f09aebe5899dbbe065"/>
+    <w:bookmarkStart w:id="79" w:name="X67792f16bd81b6e95001d9627ef1e2127c941c5"/>
+    <w:p>
+      <w:pPr>
+        <w:pStyle w:val="Heading2"/>
+      </w:pPr>
+      <w:r>
+        <w:t xml:space="preserve">9. Discovery Questions</w:t>
+      </w:r>
+    </w:p>
+    <w:p>
+      <w:pPr>
+        <w:pStyle w:val="FirstParagraph"/>
+      </w:pPr>
+      <w:r>
+        <w:t xml:space="preserve">Use these questions before sizing or designing a POV:</w:t>
+      </w:r>
+    </w:p>
+    <w:p>
+      <w:pPr>
+        <w:pStyle w:val="Compact"/>
+        <w:numPr>
+          <w:ilvl w:val="0"/>
+          <w:numId w:val="1018"/>
+        </w:numPr>
+      </w:pPr>
+      <w:r>
+        <w:t xml:space="preserve">Which business application should be used for the first dependency map?</w:t>
+      </w:r>
+    </w:p>
+    <w:p>
+      <w:pPr>
+        <w:pStyle w:val="Compact"/>
+        <w:numPr>
+          <w:ilvl w:val="0"/>
+          <w:numId w:val="1018"/>
+        </w:numPr>
+      </w:pPr>
+      <w:r>
+        <w:t xml:space="preserve">Which application owner can validate the map?</w:t>
+      </w:r>
+    </w:p>
+    <w:p>
+      <w:pPr>
+        <w:pStyle w:val="Compact"/>
+        <w:numPr>
+          <w:ilvl w:val="0"/>
+          <w:numId w:val="1018"/>
+        </w:numPr>
+      </w:pPr>
+      <w:r>
+        <w:t xml:space="preserve">Which environments are in scope: prod, non-prod, dev, test?</w:t>
+      </w:r>
+    </w:p>
+    <w:p>
+      <w:pPr>
+        <w:pStyle w:val="Compact"/>
+        <w:numPr>
+          <w:ilvl w:val="0"/>
+          <w:numId w:val="1018"/>
+        </w:numPr>
+      </w:pPr>
+      <w:r>
+        <w:t xml:space="preserve">Which platforms are in scope: VMware, bare metal, public cloud, containers?</w:t>
+      </w:r>
+    </w:p>
+    <w:p>
+      <w:pPr>
+        <w:pStyle w:val="Compact"/>
+        <w:numPr>
+          <w:ilvl w:val="0"/>
+          <w:numId w:val="1018"/>
+        </w:numPr>
+      </w:pPr>
+      <w:r>
+        <w:t xml:space="preserve">Which operating systems are in scope?</w:t>
+      </w:r>
+    </w:p>
+    <w:p>
+      <w:pPr>
+        <w:pStyle w:val="Compact"/>
+        <w:numPr>
+          <w:ilvl w:val="0"/>
+          <w:numId w:val="1018"/>
+        </w:numPr>
+      </w:pPr>
+      <w:r>
+        <w:t xml:space="preserve">Is ServiceNow the CMDB source of truth?</w:t>
+      </w:r>
+    </w:p>
+    <w:p>
+      <w:pPr>
+        <w:pStyle w:val="Compact"/>
+        <w:numPr>
+          <w:ilvl w:val="0"/>
+          <w:numId w:val="1018"/>
+        </w:numPr>
+      </w:pPr>
+      <w:r>
+        <w:t xml:space="preserve">Are cloud tags clean enough to use as labels?</w:t>
+      </w:r>
+    </w:p>
+    <w:p>
+      <w:pPr>
+        <w:pStyle w:val="Compact"/>
+        <w:numPr>
+          <w:ilvl w:val="0"/>
+          <w:numId w:val="1018"/>
+        </w:numPr>
+      </w:pPr>
+      <w:r>
+        <w:t xml:space="preserve">Is MFA / SSO required for CSW administrator access?</w:t>
+      </w:r>
+    </w:p>
+    <w:p>
+      <w:pPr>
+        <w:pStyle w:val="Compact"/>
+        <w:numPr>
+          <w:ilvl w:val="0"/>
+          <w:numId w:val="1018"/>
+        </w:numPr>
+      </w:pPr>
+      <w:r>
+        <w:t xml:space="preserve">Are agents allowed on the selected workloads?</w:t>
+      </w:r>
+    </w:p>
+    <w:p>
+      <w:pPr>
+        <w:pStyle w:val="Compact"/>
+        <w:numPr>
+          <w:ilvl w:val="0"/>
+          <w:numId w:val="1018"/>
+        </w:numPr>
+      </w:pPr>
+      <w:r>
+        <w:t xml:space="preserve">Is enforcement part of the POV, or visibility-only?</w:t>
+      </w:r>
+    </w:p>
+    <w:p>
+      <w:pPr>
+        <w:pStyle w:val="Compact"/>
+        <w:numPr>
+          <w:ilvl w:val="0"/>
+          <w:numId w:val="1018"/>
+        </w:numPr>
+      </w:pPr>
+      <w:r>
+        <w:t xml:space="preserve">What is the rollback process for policy enforcement?</w:t>
+      </w:r>
+    </w:p>
+    <w:p>
+      <w:pPr>
+        <w:pStyle w:val="Compact"/>
+        <w:numPr>
+          <w:ilvl w:val="0"/>
+          <w:numId w:val="1018"/>
+        </w:numPr>
+      </w:pPr>
+      <w:r>
+        <w:t xml:space="preserve">Which SIEM / SOAR tools should receive alarms or logs?</w:t>
+      </w:r>
+      <w:r>
+        <w:t xml:space="preserve"> </w:t>
+      </w:r>
+      <w:r>
+        <w:rPr>
+          <w:i/>
+          <w:iCs/>
+        </w:rPr>
+        <w:t xml:space="preserve">(If Splunk: confirm interest in the Cisco Security Cloud App, Syslog alert forwarding, and/or Python-driven API ingestion — see § 6.7 Module 7.)</w:t>
+      </w:r>
+    </w:p>
+    <w:p>
+      <w:pPr>
+        <w:pStyle w:val="Compact"/>
+        <w:numPr>
+          <w:ilvl w:val="0"/>
+          <w:numId w:val="1018"/>
+        </w:numPr>
+      </w:pPr>
+      <w:r>
+        <w:t xml:space="preserve">What vulnerability scanner or risk source should be used for high-risk labels?</w:t>
+      </w:r>
+    </w:p>
+    <w:p>
+      <w:pPr>
+        <w:pStyle w:val="Compact"/>
+        <w:numPr>
+          <w:ilvl w:val="0"/>
+          <w:numId w:val="1018"/>
+        </w:numPr>
+      </w:pPr>
+      <w:r>
+        <w:t xml:space="preserve">Who approves policy changes?</w:t>
+      </w:r>
+    </w:p>
+    <w:p>
+      <w:pPr>
+        <w:pStyle w:val="Compact"/>
+        <w:numPr>
+          <w:ilvl w:val="0"/>
+          <w:numId w:val="1018"/>
+        </w:numPr>
+      </w:pPr>
+      <w:r>
+        <w:t xml:space="preserve">What evidence does the customer need at the end of the POV?</w:t>
+      </w:r>
+    </w:p>
+    <w:p>
+      <w:r>
+        <w:pict>
+          <v:rect style="width:0;height:1.5pt" o:hralign="center" o:hrstd="t" o:hr="t"/>
+        </w:pict>
+      </w:r>
+    </w:p>
+    <w:bookmarkEnd w:id="79"/>
+    <w:bookmarkStart w:id="80" w:name="Xe3d4887c83d95160b9d75f09aebe5899dbbe065"/>
     <w:p>
       <w:pPr>
         <w:pStyle w:val="Heading2"/>
@@ -7438,7 +8592,7 @@
               <w:pStyle w:val="Compact"/>
             </w:pPr>
             <w:r>
-              <w:t xml:space="preserve">Proves operational integration</w:t>
+              <w:t xml:space="preserve">Proves operational integration (for Splunk: Cisco Security Cloud App dashboard panel, a CSW Syslog alert in the indexer, or a Python-pulled CSW API dataset)</w:t>
             </w:r>
           </w:p>
         </w:tc>
@@ -7451,8 +8605,8 @@
         </w:pict>
       </w:r>
     </w:p>
-    <w:bookmarkEnd w:id="79"/>
-    <w:bookmarkStart w:id="80" w:name="X3a0851872a13412add7784181f5bc7c74c6084b"/>
+    <w:bookmarkEnd w:id="80"/>
+    <w:bookmarkStart w:id="81" w:name="X3a0851872a13412add7784181f5bc7c74c6084b"/>
     <w:p>
       <w:pPr>
         <w:pStyle w:val="Heading2"/>
@@ -7674,8 +8828,8 @@
         </w:pict>
       </w:r>
     </w:p>
-    <w:bookmarkEnd w:id="80"/>
-    <w:bookmarkStart w:id="81" w:name="Xfed9d69b88147d94e8bc0dfd5dae9f34760df84"/>
+    <w:bookmarkEnd w:id="81"/>
+    <w:bookmarkStart w:id="82" w:name="Xfed9d69b88147d94e8bc0dfd5dae9f34760df84"/>
     <w:p>
       <w:pPr>
         <w:pStyle w:val="Heading2"/>
@@ -7697,7 +8851,7 @@
         <w:pStyle w:val="Compact"/>
         <w:numPr>
           <w:ilvl w:val="0"/>
-          <w:numId w:val="1020"/>
+          <w:numId w:val="1019"/>
         </w:numPr>
       </w:pPr>
       <w:r>
@@ -7719,7 +8873,7 @@
         <w:pStyle w:val="Compact"/>
         <w:numPr>
           <w:ilvl w:val="0"/>
-          <w:numId w:val="1020"/>
+          <w:numId w:val="1019"/>
         </w:numPr>
       </w:pPr>
       <w:r>
@@ -7741,7 +8895,7 @@
         <w:pStyle w:val="Compact"/>
         <w:numPr>
           <w:ilvl w:val="0"/>
-          <w:numId w:val="1020"/>
+          <w:numId w:val="1019"/>
         </w:numPr>
       </w:pPr>
       <w:r>
@@ -7763,7 +8917,7 @@
         <w:pStyle w:val="Compact"/>
         <w:numPr>
           <w:ilvl w:val="0"/>
-          <w:numId w:val="1020"/>
+          <w:numId w:val="1019"/>
         </w:numPr>
       </w:pPr>
       <w:r>
@@ -7785,7 +8939,7 @@
         <w:pStyle w:val="Compact"/>
         <w:numPr>
           <w:ilvl w:val="0"/>
-          <w:numId w:val="1020"/>
+          <w:numId w:val="1019"/>
         </w:numPr>
       </w:pPr>
       <w:r>
@@ -7809,8 +8963,8 @@
         </w:pict>
       </w:r>
     </w:p>
-    <w:bookmarkEnd w:id="81"/>
-    <w:bookmarkStart w:id="85" w:name="X79e47e825b80098b108f07de62e27975790b823"/>
+    <w:bookmarkEnd w:id="82"/>
+    <w:bookmarkStart w:id="86" w:name="X79e47e825b80098b108f07de62e27975790b823"/>
     <w:p>
       <w:pPr>
         <w:pStyle w:val="Heading2"/>
@@ -7871,7 +9025,7 @@
             <w:pPr>
               <w:pStyle w:val="Compact"/>
             </w:pPr>
-            <w:hyperlink r:id="rId82">
+            <w:hyperlink r:id="rId83">
               <w:r>
                 <w:rPr>
                   <w:rStyle w:val="Hyperlink"/>
@@ -7900,7 +9054,7 @@
             <w:pPr>
               <w:pStyle w:val="Compact"/>
             </w:pPr>
-            <w:hyperlink r:id="rId83">
+            <w:hyperlink r:id="rId84">
               <w:r>
                 <w:rPr>
                   <w:rStyle w:val="Hyperlink"/>
@@ -7978,7 +9132,7 @@
       <w:r>
         <w:t xml:space="preserve"> </w:t>
       </w:r>
-      <w:hyperlink r:id="rId84">
+      <w:hyperlink r:id="rId85">
         <w:r>
           <w:rPr>
             <w:rStyle w:val="Hyperlink"/>
@@ -7997,8 +9151,8 @@
         </w:pict>
       </w:r>
     </w:p>
-    <w:bookmarkEnd w:id="85"/>
-    <w:bookmarkStart w:id="86" w:name="X9d787da5f4507c4c8cca7b52a976cd3e73e44fc"/>
+    <w:bookmarkEnd w:id="86"/>
+    <w:bookmarkStart w:id="87" w:name="X9d787da5f4507c4c8cca7b52a976cd3e73e44fc"/>
     <w:p>
       <w:pPr>
         <w:pStyle w:val="Heading2"/>
@@ -8012,7 +9166,7 @@
         <w:pStyle w:val="Compact"/>
         <w:numPr>
           <w:ilvl w:val="0"/>
-          <w:numId w:val="1021"/>
+          <w:numId w:val="1020"/>
         </w:numPr>
       </w:pPr>
       <w:r>
@@ -8024,7 +9178,7 @@
         <w:pStyle w:val="Compact"/>
         <w:numPr>
           <w:ilvl w:val="0"/>
-          <w:numId w:val="1021"/>
+          <w:numId w:val="1020"/>
         </w:numPr>
       </w:pPr>
       <w:r>
@@ -8036,7 +9190,7 @@
         <w:pStyle w:val="Compact"/>
         <w:numPr>
           <w:ilvl w:val="0"/>
-          <w:numId w:val="1021"/>
+          <w:numId w:val="1020"/>
         </w:numPr>
       </w:pPr>
       <w:r>
@@ -8048,15 +9202,15 @@
         <w:pStyle w:val="Compact"/>
         <w:numPr>
           <w:ilvl w:val="0"/>
-          <w:numId w:val="1021"/>
+          <w:numId w:val="1020"/>
         </w:numPr>
       </w:pPr>
       <w:r>
         <w:t xml:space="preserve">Validate current release-specific support matrices before presenting platform coverage.</w:t>
       </w:r>
     </w:p>
-    <w:bookmarkEnd w:id="86"/>
     <w:bookmarkEnd w:id="87"/>
+    <w:bookmarkEnd w:id="88"/>
     <w:sectPr>
       <w:footnotePr>
         <w:numRestart w:val="eachSect"/>
@@ -8431,6 +9585,9 @@
     <w:abstractNumId w:val="991"/>
   </w:num>
   <w:num w:numId="1007">
+    <w:abstractNumId w:val="991"/>
+  </w:num>
+  <w:num w:numId="1008">
     <w:abstractNumId w:val="99411"/>
     <w:lvlOverride w:ilvl="0">
       <w:startOverride w:val="1"/>
@@ -8460,10 +9617,10 @@
       <w:startOverride w:val="1"/>
     </w:lvlOverride>
   </w:num>
-  <w:num w:numId="1008">
+  <w:num w:numId="1009">
     <w:abstractNumId w:val="991"/>
   </w:num>
-  <w:num w:numId="1009">
+  <w:num w:numId="1010">
     <w:abstractNumId w:val="99411"/>
     <w:lvlOverride w:ilvl="0">
       <w:startOverride w:val="1"/>
@@ -8492,9 +9649,6 @@
     <w:lvlOverride w:ilvl="8">
       <w:startOverride w:val="1"/>
     </w:lvlOverride>
-  </w:num>
-  <w:num w:numId="1010">
-    <w:abstractNumId w:val="991"/>
   </w:num>
   <w:num w:numId="1011">
     <w:abstractNumId w:val="99411"/>
@@ -8767,36 +9921,6 @@
     </w:lvlOverride>
   </w:num>
   <w:num w:numId="1020">
-    <w:abstractNumId w:val="99411"/>
-    <w:lvlOverride w:ilvl="0">
-      <w:startOverride w:val="1"/>
-    </w:lvlOverride>
-    <w:lvlOverride w:ilvl="1">
-      <w:startOverride w:val="1"/>
-    </w:lvlOverride>
-    <w:lvlOverride w:ilvl="2">
-      <w:startOverride w:val="1"/>
-    </w:lvlOverride>
-    <w:lvlOverride w:ilvl="3">
-      <w:startOverride w:val="1"/>
-    </w:lvlOverride>
-    <w:lvlOverride w:ilvl="4">
-      <w:startOverride w:val="1"/>
-    </w:lvlOverride>
-    <w:lvlOverride w:ilvl="5">
-      <w:startOverride w:val="1"/>
-    </w:lvlOverride>
-    <w:lvlOverride w:ilvl="6">
-      <w:startOverride w:val="1"/>
-    </w:lvlOverride>
-    <w:lvlOverride w:ilvl="7">
-      <w:startOverride w:val="1"/>
-    </w:lvlOverride>
-    <w:lvlOverride w:ilvl="8">
-      <w:startOverride w:val="1"/>
-    </w:lvlOverride>
-  </w:num>
-  <w:num w:numId="1021">
     <w:abstractNumId w:val="99411"/>
     <w:lvlOverride w:ilvl="0">
       <w:startOverride w:val="1"/>

--- a/docs/user-education/CSW-User-Education-Guide.docx
+++ b/docs/user-education/CSW-User-Education-Guide.docx
@@ -31,7 +31,7 @@
         <w:pStyle w:val="Date"/>
       </w:pPr>
       <w:r>
-        <w:t xml:space="preserve">2026-05-14</w:t>
+        <w:t xml:space="preserve">2026-05-22</w:t>
       </w:r>
     </w:p>
     <w:sdt>
@@ -60,7 +60,7 @@
         </w:p>
       </w:sdtContent>
     </w:sdt>
-    <w:bookmarkStart w:id="88" w:name="X92ee979ebdbb38d988228e1ce971d57f1b349ff"/>
+    <w:bookmarkStart w:id="89" w:name="X92ee979ebdbb38d988228e1ce971d57f1b349ff"/>
     <w:p>
       <w:pPr>
         <w:pStyle w:val="Heading1"/>
@@ -101,7 +101,41 @@
     </w:p>
     <w:p>
       <w:pPr>
-        <w:pStyle w:val="BodyText"/>
+        <w:pStyle w:val="BlockText"/>
+      </w:pPr>
+      <w:r>
+        <w:rPr>
+          <w:b/>
+          <w:bCs/>
+        </w:rPr>
+        <w:t xml:space="preserve">Disclaimer:</w:t>
+      </w:r>
+      <w:r>
+        <w:t xml:space="preserve"> </w:t>
+      </w:r>
+      <w:r>
+        <w:t xml:space="preserve">This guide is</w:t>
+      </w:r>
+      <w:r>
+        <w:t xml:space="preserve"> </w:t>
+      </w:r>
+      <w:r>
+        <w:rPr>
+          <w:b/>
+          <w:bCs/>
+        </w:rPr>
+        <w:t xml:space="preserve">not</w:t>
+      </w:r>
+      <w:r>
+        <w:t xml:space="preserve"> </w:t>
+      </w:r>
+      <w:r>
+        <w:t xml:space="preserve">official Cisco product documentation. It is companion learning material for customer and partner education. Validate all design, scope, and feature support against your tenant's in-product documentation and Cisco product documentation before production use.</w:t>
+      </w:r>
+    </w:p>
+    <w:p>
+      <w:pPr>
+        <w:pStyle w:val="FirstParagraph"/>
       </w:pPr>
       <w:r>
         <w:t xml:space="preserve">Use this as a user-friendly starting point. It is intentionally written in practical language, not as a replacement for Cisco product documentation, release notes, or design validation.</w:t>
@@ -115,7 +149,7 @@
       </w:r>
     </w:p>
     <w:bookmarkEnd w:id="9"/>
-    <w:bookmarkStart w:id="10" w:name="X5feec5e5859d845760ab99c4f8063ea357a0918"/>
+    <w:bookmarkStart w:id="11" w:name="X5feec5e5859d845760ab99c4f8063ea357a0918"/>
     <w:p>
       <w:pPr>
         <w:pStyle w:val="Heading2"/>
@@ -230,6 +264,156 @@
       </w:pPr>
       <w:r>
         <w:t xml:space="preserve">CSW is not just a firewall rule tool. It is an application dependency mapping, workload labeling, policy modeling, and micro-segmentation platform. The value comes from combining telemetry, labels, policy simulation, and controlled enforcement.</w:t>
+      </w:r>
+    </w:p>
+    <w:bookmarkStart w:id="10" w:name="X19c494ce018b7a65ec4b390853f875c213f86aa"/>
+    <w:p>
+      <w:pPr>
+        <w:pStyle w:val="Heading3"/>
+      </w:pPr>
+      <w:r>
+        <w:t xml:space="preserve">1.1 Micro-segmentation is a journey</w:t>
+      </w:r>
+    </w:p>
+    <w:p>
+      <w:pPr>
+        <w:pStyle w:val="FirstParagraph"/>
+      </w:pPr>
+      <w:r>
+        <w:t xml:space="preserve">Micro-segmentation is</w:t>
+      </w:r>
+      <w:r>
+        <w:t xml:space="preserve"> </w:t>
+      </w:r>
+      <w:r>
+        <w:rPr>
+          <w:b/>
+          <w:bCs/>
+        </w:rPr>
+        <w:t xml:space="preserve">not</w:t>
+      </w:r>
+      <w:r>
+        <w:t xml:space="preserve"> </w:t>
+      </w:r>
+      <w:r>
+        <w:t xml:space="preserve">something you create once and forget. Applications change — new microservices, refactors, cloud moves, patches, and integrations all shift real dependencies. Policy must stay aligned with that change or you either block legitimate traffic or slowly reopen paths you thought were closed.</w:t>
+      </w:r>
+    </w:p>
+    <w:p>
+      <w:pPr>
+        <w:pStyle w:val="BodyText"/>
+      </w:pPr>
+      <w:r>
+        <w:t xml:space="preserve">CSW supports an ongoing program, not a one-off cutover:</w:t>
+      </w:r>
+    </w:p>
+    <w:p>
+      <w:pPr>
+        <w:pStyle w:val="Compact"/>
+        <w:numPr>
+          <w:ilvl w:val="0"/>
+          <w:numId w:val="1002"/>
+        </w:numPr>
+      </w:pPr>
+      <w:r>
+        <w:rPr>
+          <w:b/>
+          <w:bCs/>
+        </w:rPr>
+        <w:t xml:space="preserve">Keep seeing the truth</w:t>
+      </w:r>
+      <w:r>
+        <w:t xml:space="preserve"> </w:t>
+      </w:r>
+      <w:r>
+        <w:t xml:space="preserve">— continuous flow and process telemetry (where enabled) so dependency maps reflect production, not a point-in-time snapshot.</w:t>
+      </w:r>
+    </w:p>
+    <w:p>
+      <w:pPr>
+        <w:pStyle w:val="Compact"/>
+        <w:numPr>
+          <w:ilvl w:val="0"/>
+          <w:numId w:val="1002"/>
+        </w:numPr>
+      </w:pPr>
+      <w:r>
+        <w:rPr>
+          <w:b/>
+          <w:bCs/>
+        </w:rPr>
+        <w:t xml:space="preserve">Catch drift early</w:t>
+      </w:r>
+      <w:r>
+        <w:t xml:space="preserve"> </w:t>
+      </w:r>
+      <w:r>
+        <w:t xml:space="preserve">— monitor and simulation modes highlight new conversations before enforcement surprises an app owner.</w:t>
+      </w:r>
+    </w:p>
+    <w:p>
+      <w:pPr>
+        <w:pStyle w:val="Compact"/>
+        <w:numPr>
+          <w:ilvl w:val="0"/>
+          <w:numId w:val="1002"/>
+        </w:numPr>
+      </w:pPr>
+      <w:r>
+        <w:rPr>
+          <w:b/>
+          <w:bCs/>
+        </w:rPr>
+        <w:t xml:space="preserve">Adapt policy deliberately</w:t>
+      </w:r>
+      <w:r>
+        <w:t xml:space="preserve"> </w:t>
+      </w:r>
+      <w:r>
+        <w:t xml:space="preserve">— ADM, labels, scopes, and modeling workflows exist to update allow rules when the business legitimately changes; vulnerability and forensics layers tighten or investigate when risk changes.</w:t>
+      </w:r>
+    </w:p>
+    <w:p>
+      <w:pPr>
+        <w:pStyle w:val="Compact"/>
+        <w:numPr>
+          <w:ilvl w:val="0"/>
+          <w:numId w:val="1002"/>
+        </w:numPr>
+      </w:pPr>
+      <w:r>
+        <w:rPr>
+          <w:b/>
+          <w:bCs/>
+        </w:rPr>
+        <w:t xml:space="preserve">Operate for the long run</w:t>
+      </w:r>
+      <w:r>
+        <w:t xml:space="preserve"> </w:t>
+      </w:r>
+      <w:r>
+        <w:t xml:space="preserve">— change control, app-owner signoff, label sync from CMDB/cloud tags, API/CI/CD automation, and drift checks (see § 6.7 and § 8 Phase 8) are how teams sustain segmentation after the POV ends.</w:t>
+      </w:r>
+    </w:p>
+    <w:p>
+      <w:pPr>
+        <w:pStyle w:val="FirstParagraph"/>
+      </w:pPr>
+      <w:r>
+        <w:t xml:space="preserve">The phased roadmap in § 5 is a</w:t>
+      </w:r>
+      <w:r>
+        <w:t xml:space="preserve"> </w:t>
+      </w:r>
+      <w:r>
+        <w:rPr>
+          <w:b/>
+          <w:bCs/>
+        </w:rPr>
+        <w:t xml:space="preserve">on-ramp</w:t>
+      </w:r>
+      <w:r>
+        <w:t xml:space="preserve">. Phases 4–5 and day-2 operational practices are where journey-minded teams live after initial enforcement.</w:t>
       </w:r>
     </w:p>
     <w:p>
@@ -240,7 +424,8 @@
       </w:r>
     </w:p>
     <w:bookmarkEnd w:id="10"/>
-    <w:bookmarkStart w:id="15" w:name="X65a3ca2c4eb11e28f1c01acdfed178fb2c5bbdd"/>
+    <w:bookmarkEnd w:id="11"/>
+    <w:bookmarkStart w:id="16" w:name="X65a3ca2c4eb11e28f1c01acdfed178fb2c5bbdd"/>
     <w:p>
       <w:pPr>
         <w:pStyle w:val="Heading2"/>
@@ -294,7 +479,7 @@
         <w:t xml:space="preserve">, based on real observed application behavior.</w:t>
       </w:r>
     </w:p>
-    <w:bookmarkStart w:id="11" w:name="X2ac810635cc91a37a9eb992deb3575abc311cf5"/>
+    <w:bookmarkStart w:id="12" w:name="X2ac810635cc91a37a9eb992deb3575abc311cf5"/>
     <w:p>
       <w:pPr>
         <w:pStyle w:val="Heading3"/>
@@ -316,7 +501,7 @@
         <w:pStyle w:val="Compact"/>
         <w:numPr>
           <w:ilvl w:val="0"/>
-          <w:numId w:val="1002"/>
+          <w:numId w:val="1003"/>
         </w:numPr>
       </w:pPr>
       <w:r>
@@ -338,7 +523,7 @@
         <w:pStyle w:val="Compact"/>
         <w:numPr>
           <w:ilvl w:val="0"/>
-          <w:numId w:val="1002"/>
+          <w:numId w:val="1003"/>
         </w:numPr>
       </w:pPr>
       <w:r>
@@ -360,7 +545,7 @@
         <w:pStyle w:val="Compact"/>
         <w:numPr>
           <w:ilvl w:val="0"/>
-          <w:numId w:val="1002"/>
+          <w:numId w:val="1003"/>
         </w:numPr>
       </w:pPr>
       <w:r>
@@ -382,7 +567,7 @@
         <w:pStyle w:val="Compact"/>
         <w:numPr>
           <w:ilvl w:val="0"/>
-          <w:numId w:val="1002"/>
+          <w:numId w:val="1003"/>
         </w:numPr>
       </w:pPr>
       <w:r>
@@ -404,7 +589,7 @@
         <w:pStyle w:val="Compact"/>
         <w:numPr>
           <w:ilvl w:val="0"/>
-          <w:numId w:val="1002"/>
+          <w:numId w:val="1003"/>
         </w:numPr>
       </w:pPr>
       <w:r>
@@ -426,7 +611,7 @@
         <w:pStyle w:val="Compact"/>
         <w:numPr>
           <w:ilvl w:val="0"/>
-          <w:numId w:val="1002"/>
+          <w:numId w:val="1003"/>
         </w:numPr>
       </w:pPr>
       <w:r>
@@ -648,8 +833,8 @@
         <w:t xml:space="preserve">. That is exactly the layer CSW controls.</w:t>
       </w:r>
     </w:p>
-    <w:bookmarkEnd w:id="11"/>
-    <w:bookmarkStart w:id="12" w:name="Xb1d8714a4ed6d6d7ec0c5c8c1f72995bb9cb45d"/>
+    <w:bookmarkEnd w:id="12"/>
+    <w:bookmarkStart w:id="13" w:name="Xb1d8714a4ed6d6d7ec0c5c8c1f72995bb9cb45d"/>
     <w:p>
       <w:pPr>
         <w:pStyle w:val="Heading3"/>
@@ -671,7 +856,7 @@
         <w:pStyle w:val="Compact"/>
         <w:numPr>
           <w:ilvl w:val="0"/>
-          <w:numId w:val="1003"/>
+          <w:numId w:val="1004"/>
         </w:numPr>
       </w:pPr>
       <w:r>
@@ -699,7 +884,7 @@
         <w:pStyle w:val="Compact"/>
         <w:numPr>
           <w:ilvl w:val="0"/>
-          <w:numId w:val="1003"/>
+          <w:numId w:val="1004"/>
         </w:numPr>
       </w:pPr>
       <w:r>
@@ -727,7 +912,7 @@
         <w:pStyle w:val="Compact"/>
         <w:numPr>
           <w:ilvl w:val="0"/>
-          <w:numId w:val="1003"/>
+          <w:numId w:val="1004"/>
         </w:numPr>
       </w:pPr>
       <w:r>
@@ -755,7 +940,7 @@
         <w:pStyle w:val="Compact"/>
         <w:numPr>
           <w:ilvl w:val="0"/>
-          <w:numId w:val="1003"/>
+          <w:numId w:val="1004"/>
         </w:numPr>
       </w:pPr>
       <w:r>
@@ -1013,8 +1198,8 @@
         <w:t xml:space="preserve">: the protocols it needs to spread are blocked by policy, and every attempt is logged.</w:t>
       </w:r>
     </w:p>
-    <w:bookmarkEnd w:id="12"/>
-    <w:bookmarkStart w:id="14" w:name="Xf5adb5257dc22157f69a2cf0d0c3c3b107bfbd8"/>
+    <w:bookmarkEnd w:id="13"/>
+    <w:bookmarkStart w:id="15" w:name="Xf5adb5257dc22157f69a2cf0d0c3c3b107bfbd8"/>
     <w:p>
       <w:pPr>
         <w:pStyle w:val="Heading3"/>
@@ -1028,7 +1213,7 @@
         <w:pStyle w:val="Compact"/>
         <w:numPr>
           <w:ilvl w:val="0"/>
-          <w:numId w:val="1004"/>
+          <w:numId w:val="1005"/>
         </w:numPr>
       </w:pPr>
       <w:r>
@@ -1050,7 +1235,7 @@
         <w:pStyle w:val="Compact"/>
         <w:numPr>
           <w:ilvl w:val="0"/>
-          <w:numId w:val="1004"/>
+          <w:numId w:val="1005"/>
         </w:numPr>
       </w:pPr>
       <w:r>
@@ -1072,7 +1257,7 @@
         <w:pStyle w:val="Compact"/>
         <w:numPr>
           <w:ilvl w:val="0"/>
-          <w:numId w:val="1004"/>
+          <w:numId w:val="1005"/>
         </w:numPr>
       </w:pPr>
       <w:r>
@@ -1094,7 +1279,7 @@
         <w:pStyle w:val="Compact"/>
         <w:numPr>
           <w:ilvl w:val="0"/>
-          <w:numId w:val="1004"/>
+          <w:numId w:val="1005"/>
         </w:numPr>
       </w:pPr>
       <w:r>
@@ -1113,7 +1298,7 @@
       <w:r>
         <w:t xml:space="preserve"> </w:t>
       </w:r>
-      <w:hyperlink r:id="rId13">
+      <w:hyperlink r:id="rId14">
         <w:r>
           <w:rPr>
             <w:rStyle w:val="Hyperlink"/>
@@ -1145,7 +1330,7 @@
         <w:pStyle w:val="Compact"/>
         <w:numPr>
           <w:ilvl w:val="0"/>
-          <w:numId w:val="1004"/>
+          <w:numId w:val="1005"/>
         </w:numPr>
       </w:pPr>
       <w:r>
@@ -1187,9 +1372,9 @@
         </w:pict>
       </w:r>
     </w:p>
-    <w:bookmarkEnd w:id="14"/>
     <w:bookmarkEnd w:id="15"/>
-    <w:bookmarkStart w:id="16" w:name="Xc93e48c43e4ee8764e63c76fe597d43f46cd2e8"/>
+    <w:bookmarkEnd w:id="16"/>
+    <w:bookmarkStart w:id="17" w:name="Xc93e48c43e4ee8764e63c76fe597d43f46cd2e8"/>
     <w:p>
       <w:pPr>
         <w:pStyle w:val="Heading2"/>
@@ -1219,7 +1404,7 @@
         <w:pStyle w:val="Compact"/>
         <w:numPr>
           <w:ilvl w:val="0"/>
-          <w:numId w:val="1005"/>
+          <w:numId w:val="1006"/>
         </w:numPr>
       </w:pPr>
       <w:r>
@@ -1231,7 +1416,7 @@
         <w:pStyle w:val="Compact"/>
         <w:numPr>
           <w:ilvl w:val="0"/>
-          <w:numId w:val="1005"/>
+          <w:numId w:val="1006"/>
         </w:numPr>
       </w:pPr>
       <w:r>
@@ -1243,7 +1428,7 @@
         <w:pStyle w:val="Compact"/>
         <w:numPr>
           <w:ilvl w:val="0"/>
-          <w:numId w:val="1005"/>
+          <w:numId w:val="1006"/>
         </w:numPr>
       </w:pPr>
       <w:r>
@@ -1255,7 +1440,7 @@
         <w:pStyle w:val="Compact"/>
         <w:numPr>
           <w:ilvl w:val="0"/>
-          <w:numId w:val="1005"/>
+          <w:numId w:val="1006"/>
         </w:numPr>
       </w:pPr>
       <w:r>
@@ -1267,7 +1452,7 @@
         <w:pStyle w:val="Compact"/>
         <w:numPr>
           <w:ilvl w:val="0"/>
-          <w:numId w:val="1005"/>
+          <w:numId w:val="1006"/>
         </w:numPr>
       </w:pPr>
       <w:r>
@@ -1279,7 +1464,7 @@
         <w:pStyle w:val="Compact"/>
         <w:numPr>
           <w:ilvl w:val="0"/>
-          <w:numId w:val="1005"/>
+          <w:numId w:val="1006"/>
         </w:numPr>
       </w:pPr>
       <w:r>
@@ -1293,8 +1478,8 @@
         </w:pict>
       </w:r>
     </w:p>
-    <w:bookmarkEnd w:id="16"/>
-    <w:bookmarkStart w:id="17" w:name="X353429cded0140ab0d779a396742c604dc7c0fe"/>
+    <w:bookmarkEnd w:id="17"/>
+    <w:bookmarkStart w:id="18" w:name="X353429cded0140ab0d779a396742c604dc7c0fe"/>
     <w:p>
       <w:pPr>
         <w:pStyle w:val="Heading2"/>
@@ -1684,8 +1869,8 @@
         </w:pict>
       </w:r>
     </w:p>
-    <w:bookmarkEnd w:id="17"/>
-    <w:bookmarkStart w:id="19" w:name="X379b2d95ae6a85ebda4985fdd640c1c5b25f9bc"/>
+    <w:bookmarkEnd w:id="18"/>
+    <w:bookmarkStart w:id="20" w:name="X379b2d95ae6a85ebda4985fdd640c1c5b25f9bc"/>
     <w:p>
       <w:pPr>
         <w:pStyle w:val="Heading2"/>
@@ -2242,10 +2427,10 @@
         <w:t xml:space="preserve"> </w:t>
       </w:r>
       <w:r>
-        <w:t xml:space="preserve">every phase is independently valuable. A customer who stops after Phase 2 still wins — ransomware fan-out is gone and prod is isolated from non-prod. A customer who reaches Phase 5 has continuous defense in depth, not a one-off project.</w:t>
-      </w:r>
-    </w:p>
-    <w:bookmarkStart w:id="18" w:name="mapping-phases-to-videos-in-the-catalog"/>
+        <w:t xml:space="preserve">every phase is independently valuable. A customer who stops after Phase 2 still wins — ransomware fan-out is gone and prod is isolated from non-prod. A customer who reaches Phase 5 has continuous defense in depth — and should keep operating there, because applications and policy both keep changing (see § 1.1).</w:t>
+      </w:r>
+    </w:p>
+    <w:bookmarkStart w:id="19" w:name="mapping-phases-to-videos-in-the-catalog"/>
     <w:p>
       <w:pPr>
         <w:pStyle w:val="Heading3"/>
@@ -2259,7 +2444,7 @@
         <w:pStyle w:val="Compact"/>
         <w:numPr>
           <w:ilvl w:val="0"/>
-          <w:numId w:val="1006"/>
+          <w:numId w:val="1007"/>
         </w:numPr>
       </w:pPr>
       <w:r>
@@ -2281,7 +2466,7 @@
         <w:pStyle w:val="Compact"/>
         <w:numPr>
           <w:ilvl w:val="0"/>
-          <w:numId w:val="1006"/>
+          <w:numId w:val="1007"/>
         </w:numPr>
       </w:pPr>
       <w:r>
@@ -2303,7 +2488,7 @@
         <w:pStyle w:val="Compact"/>
         <w:numPr>
           <w:ilvl w:val="0"/>
-          <w:numId w:val="1006"/>
+          <w:numId w:val="1007"/>
         </w:numPr>
       </w:pPr>
       <w:r>
@@ -2325,7 +2510,7 @@
         <w:pStyle w:val="Compact"/>
         <w:numPr>
           <w:ilvl w:val="0"/>
-          <w:numId w:val="1006"/>
+          <w:numId w:val="1007"/>
         </w:numPr>
       </w:pPr>
       <w:r>
@@ -2347,7 +2532,7 @@
         <w:pStyle w:val="Compact"/>
         <w:numPr>
           <w:ilvl w:val="0"/>
-          <w:numId w:val="1006"/>
+          <w:numId w:val="1007"/>
         </w:numPr>
       </w:pPr>
       <w:r>
@@ -2371,9 +2556,9 @@
         </w:pict>
       </w:r>
     </w:p>
-    <w:bookmarkEnd w:id="18"/>
     <w:bookmarkEnd w:id="19"/>
-    <w:bookmarkStart w:id="64" w:name="X34388d678d45029f6ea868320ccc3fef24f0f73"/>
+    <w:bookmarkEnd w:id="20"/>
+    <w:bookmarkStart w:id="66" w:name="X34388d678d45029f6ea868320ccc3fef24f0f73"/>
     <w:p>
       <w:pPr>
         <w:pStyle w:val="Heading2"/>
@@ -2422,7 +2607,7 @@
         <w:t xml:space="preserve">column matches the original Cisco slide numbering (used in § 5 phase mappings).</w:t>
       </w:r>
     </w:p>
-    <w:bookmarkStart w:id="23" w:name="X79c14ae92492dca098785b61112f093e8b83cc5"/>
+    <w:bookmarkStart w:id="24" w:name="X79c14ae92492dca098785b61112f093e8b83cc5"/>
     <w:p>
       <w:pPr>
         <w:pStyle w:val="Heading3"/>
@@ -2561,71 +2746,6 @@
               <w:pStyle w:val="Compact"/>
               <w:jc w:val="center"/>
             </w:pPr>
-            <w:hyperlink r:id="rId20">
-              <w:r>
-                <w:rPr>
-                  <w:rStyle w:val="Hyperlink"/>
-                </w:rPr>
-                <w:t xml:space="preserve">Watch</w:t>
-              </w:r>
-            </w:hyperlink>
-          </w:p>
-        </w:tc>
-      </w:tr>
-      <w:tr>
-        <w:tc>
-          <w:tcPr/>
-          <w:p>
-            <w:pPr>
-              <w:pStyle w:val="Compact"/>
-              <w:jc w:val="center"/>
-            </w:pPr>
-            <w:r>
-              <w:t xml:space="preserve">2</w:t>
-            </w:r>
-          </w:p>
-        </w:tc>
-        <w:tc>
-          <w:tcPr/>
-          <w:p>
-            <w:pPr>
-              <w:pStyle w:val="Compact"/>
-              <w:jc w:val="right"/>
-            </w:pPr>
-            <w:r>
-              <w:t xml:space="preserve">4</w:t>
-            </w:r>
-          </w:p>
-        </w:tc>
-        <w:tc>
-          <w:tcPr/>
-          <w:p>
-            <w:pPr>
-              <w:pStyle w:val="Compact"/>
-            </w:pPr>
-            <w:r>
-              <w:t xml:space="preserve">Labels</w:t>
-            </w:r>
-          </w:p>
-        </w:tc>
-        <w:tc>
-          <w:tcPr/>
-          <w:p>
-            <w:pPr>
-              <w:pStyle w:val="Compact"/>
-            </w:pPr>
-            <w:r>
-              <w:t xml:space="preserve">Tag workloads for policy and visibility.</w:t>
-            </w:r>
-          </w:p>
-        </w:tc>
-        <w:tc>
-          <w:tcPr/>
-          <w:p>
-            <w:pPr>
-              <w:pStyle w:val="Compact"/>
-              <w:jc w:val="center"/>
-            </w:pPr>
             <w:hyperlink r:id="rId21">
               <w:r>
                 <w:rPr>
@@ -2646,7 +2766,7 @@
               <w:jc w:val="center"/>
             </w:pPr>
             <w:r>
-              <w:t xml:space="preserve">3</w:t>
+              <w:t xml:space="preserve">2</w:t>
             </w:r>
           </w:p>
         </w:tc>
@@ -2658,29 +2778,29 @@
               <w:jc w:val="right"/>
             </w:pPr>
             <w:r>
-              <w:t xml:space="preserve">5</w:t>
-            </w:r>
-          </w:p>
-        </w:tc>
-        <w:tc>
-          <w:tcPr/>
-          <w:p>
-            <w:pPr>
-              <w:pStyle w:val="Compact"/>
-            </w:pPr>
-            <w:r>
-              <w:t xml:space="preserve">Inventory Filters</w:t>
-            </w:r>
-          </w:p>
-        </w:tc>
-        <w:tc>
-          <w:tcPr/>
-          <w:p>
-            <w:pPr>
-              <w:pStyle w:val="Compact"/>
-            </w:pPr>
-            <w:r>
-              <w:t xml:space="preserve">Focus inventory on specific workload groups.</w:t>
+              <w:t xml:space="preserve">4</w:t>
+            </w:r>
+          </w:p>
+        </w:tc>
+        <w:tc>
+          <w:tcPr/>
+          <w:p>
+            <w:pPr>
+              <w:pStyle w:val="Compact"/>
+            </w:pPr>
+            <w:r>
+              <w:t xml:space="preserve">Labels</w:t>
+            </w:r>
+          </w:p>
+        </w:tc>
+        <w:tc>
+          <w:tcPr/>
+          <w:p>
+            <w:pPr>
+              <w:pStyle w:val="Compact"/>
+            </w:pPr>
+            <w:r>
+              <w:t xml:space="preserve">Tag workloads for policy and visibility.</w:t>
             </w:r>
           </w:p>
         </w:tc>
@@ -2702,9 +2822,74 @@
           </w:p>
         </w:tc>
       </w:tr>
+      <w:tr>
+        <w:tc>
+          <w:tcPr/>
+          <w:p>
+            <w:pPr>
+              <w:pStyle w:val="Compact"/>
+              <w:jc w:val="center"/>
+            </w:pPr>
+            <w:r>
+              <w:t xml:space="preserve">3</w:t>
+            </w:r>
+          </w:p>
+        </w:tc>
+        <w:tc>
+          <w:tcPr/>
+          <w:p>
+            <w:pPr>
+              <w:pStyle w:val="Compact"/>
+              <w:jc w:val="right"/>
+            </w:pPr>
+            <w:r>
+              <w:t xml:space="preserve">5</w:t>
+            </w:r>
+          </w:p>
+        </w:tc>
+        <w:tc>
+          <w:tcPr/>
+          <w:p>
+            <w:pPr>
+              <w:pStyle w:val="Compact"/>
+            </w:pPr>
+            <w:r>
+              <w:t xml:space="preserve">Inventory Filters</w:t>
+            </w:r>
+          </w:p>
+        </w:tc>
+        <w:tc>
+          <w:tcPr/>
+          <w:p>
+            <w:pPr>
+              <w:pStyle w:val="Compact"/>
+            </w:pPr>
+            <w:r>
+              <w:t xml:space="preserve">Focus inventory on specific workload groups.</w:t>
+            </w:r>
+          </w:p>
+        </w:tc>
+        <w:tc>
+          <w:tcPr/>
+          <w:p>
+            <w:pPr>
+              <w:pStyle w:val="Compact"/>
+              <w:jc w:val="center"/>
+            </w:pPr>
+            <w:hyperlink r:id="rId23">
+              <w:r>
+                <w:rPr>
+                  <w:rStyle w:val="Hyperlink"/>
+                </w:rPr>
+                <w:t xml:space="preserve">Watch</w:t>
+              </w:r>
+            </w:hyperlink>
+          </w:p>
+        </w:tc>
+      </w:tr>
     </w:tbl>
-    <w:bookmarkEnd w:id="23"/>
-    <w:bookmarkStart w:id="26" w:name="X27b0b3246bd0221bf109cd41cf29e8955f4a5a1"/>
+    <w:bookmarkEnd w:id="24"/>
+    <w:bookmarkStart w:id="28" w:name="X27b0b3246bd0221bf109cd41cf29e8955f4a5a1"/>
     <w:p>
       <w:pPr>
         <w:pStyle w:val="Heading3"/>
@@ -2843,81 +3028,6 @@
               <w:pStyle w:val="Compact"/>
               <w:jc w:val="center"/>
             </w:pPr>
-            <w:hyperlink r:id="rId24">
-              <w:r>
-                <w:rPr>
-                  <w:rStyle w:val="Hyperlink"/>
-                </w:rPr>
-                <w:t xml:space="preserve">Watch</w:t>
-              </w:r>
-            </w:hyperlink>
-          </w:p>
-        </w:tc>
-      </w:tr>
-      <w:tr>
-        <w:tc>
-          <w:tcPr/>
-          <w:p>
-            <w:pPr>
-              <w:pStyle w:val="Compact"/>
-              <w:jc w:val="center"/>
-            </w:pPr>
-            <w:r>
-              <w:t xml:space="preserve">5</w:t>
-            </w:r>
-          </w:p>
-        </w:tc>
-        <w:tc>
-          <w:tcPr/>
-          <w:p>
-            <w:pPr>
-              <w:pStyle w:val="Compact"/>
-              <w:jc w:val="right"/>
-            </w:pPr>
-            <w:r>
-              <w:t xml:space="preserve">2</w:t>
-            </w:r>
-          </w:p>
-        </w:tc>
-        <w:tc>
-          <w:tcPr/>
-          <w:p>
-            <w:pPr>
-              <w:pStyle w:val="Compact"/>
-            </w:pPr>
-            <w:r>
-              <w:t xml:space="preserve">Golden Image VDI</w:t>
-            </w:r>
-          </w:p>
-        </w:tc>
-        <w:tc>
-          <w:tcPr/>
-          <w:p>
-            <w:pPr>
-              <w:pStyle w:val="Compact"/>
-            </w:pPr>
-            <w:r>
-              <w:t xml:space="preserve">VDI golden-image agent deployment.</w:t>
-            </w:r>
-            <w:r>
-              <w:t xml:space="preserve"> </w:t>
-            </w:r>
-            <w:r>
-              <w:rPr>
-                <w:i/>
-                <w:iCs/>
-              </w:rPr>
-              <w:t xml:space="preserve">Optional.</w:t>
-            </w:r>
-          </w:p>
-        </w:tc>
-        <w:tc>
-          <w:tcPr/>
-          <w:p>
-            <w:pPr>
-              <w:pStyle w:val="Compact"/>
-              <w:jc w:val="center"/>
-            </w:pPr>
             <w:hyperlink r:id="rId25">
               <w:r>
                 <w:rPr>
@@ -2929,9 +3039,113 @@
           </w:p>
         </w:tc>
       </w:tr>
+      <w:tr>
+        <w:tc>
+          <w:tcPr/>
+          <w:p>
+            <w:pPr>
+              <w:pStyle w:val="Compact"/>
+              <w:jc w:val="center"/>
+            </w:pPr>
+            <w:r>
+              <w:t xml:space="preserve">5</w:t>
+            </w:r>
+          </w:p>
+        </w:tc>
+        <w:tc>
+          <w:tcPr/>
+          <w:p>
+            <w:pPr>
+              <w:pStyle w:val="Compact"/>
+              <w:jc w:val="right"/>
+            </w:pPr>
+            <w:r>
+              <w:t xml:space="preserve">2</w:t>
+            </w:r>
+          </w:p>
+        </w:tc>
+        <w:tc>
+          <w:tcPr/>
+          <w:p>
+            <w:pPr>
+              <w:pStyle w:val="Compact"/>
+            </w:pPr>
+            <w:r>
+              <w:t xml:space="preserve">Golden Image VDI</w:t>
+            </w:r>
+          </w:p>
+        </w:tc>
+        <w:tc>
+          <w:tcPr/>
+          <w:p>
+            <w:pPr>
+              <w:pStyle w:val="Compact"/>
+            </w:pPr>
+            <w:r>
+              <w:t xml:space="preserve">VDI golden-image agent deployment.</w:t>
+            </w:r>
+            <w:r>
+              <w:t xml:space="preserve"> </w:t>
+            </w:r>
+            <w:r>
+              <w:rPr>
+                <w:i/>
+                <w:iCs/>
+              </w:rPr>
+              <w:t xml:space="preserve">Optional.</w:t>
+            </w:r>
+          </w:p>
+        </w:tc>
+        <w:tc>
+          <w:tcPr/>
+          <w:p>
+            <w:pPr>
+              <w:pStyle w:val="Compact"/>
+              <w:jc w:val="center"/>
+            </w:pPr>
+            <w:hyperlink r:id="rId26">
+              <w:r>
+                <w:rPr>
+                  <w:rStyle w:val="Hyperlink"/>
+                </w:rPr>
+                <w:t xml:space="preserve">Watch</w:t>
+              </w:r>
+            </w:hyperlink>
+          </w:p>
+        </w:tc>
+      </w:tr>
     </w:tbl>
-    <w:bookmarkEnd w:id="26"/>
-    <w:bookmarkStart w:id="32" w:name="Xf8e5d935e4719b8ec583b58485ced48d95037fb"/>
+    <w:p>
+      <w:pPr>
+        <w:pStyle w:val="BodyText"/>
+      </w:pPr>
+      <w:r>
+        <w:rPr>
+          <w:b/>
+          <w:bCs/>
+        </w:rPr>
+        <w:t xml:space="preserve">Reference — Windows policy enforcement (WFP):</w:t>
+      </w:r>
+      <w:r>
+        <w:t xml:space="preserve"> </w:t>
+      </w:r>
+      <w:hyperlink r:id="rId27">
+        <w:r>
+          <w:rPr>
+            <w:rStyle w:val="VerbatimChar"/>
+          </w:rPr>
+          <w:t xml:space="preserve">WFP-Design.docx</w:t>
+        </w:r>
+      </w:hyperlink>
+      <w:r>
+        <w:t xml:space="preserve"> </w:t>
+      </w:r>
+      <w:r>
+        <w:t xml:space="preserve">— Windows Filtering Platform design; how the CSW agent enforces host policy on Windows workloads.</w:t>
+      </w:r>
+    </w:p>
+    <w:bookmarkEnd w:id="28"/>
+    <w:bookmarkStart w:id="34" w:name="Xf8e5d935e4719b8ec583b58485ced48d95037fb"/>
     <w:p>
       <w:pPr>
         <w:pStyle w:val="Heading3"/>
@@ -3070,136 +3284,6 @@
               <w:pStyle w:val="Compact"/>
               <w:jc w:val="center"/>
             </w:pPr>
-            <w:hyperlink r:id="rId27">
-              <w:r>
-                <w:rPr>
-                  <w:rStyle w:val="Hyperlink"/>
-                </w:rPr>
-                <w:t xml:space="preserve">Watch</w:t>
-              </w:r>
-            </w:hyperlink>
-          </w:p>
-        </w:tc>
-      </w:tr>
-      <w:tr>
-        <w:tc>
-          <w:tcPr/>
-          <w:p>
-            <w:pPr>
-              <w:pStyle w:val="Compact"/>
-              <w:jc w:val="center"/>
-            </w:pPr>
-            <w:r>
-              <w:t xml:space="preserve">7</w:t>
-            </w:r>
-          </w:p>
-        </w:tc>
-        <w:tc>
-          <w:tcPr/>
-          <w:p>
-            <w:pPr>
-              <w:pStyle w:val="Compact"/>
-              <w:jc w:val="right"/>
-            </w:pPr>
-            <w:r>
-              <w:t xml:space="preserve">10</w:t>
-            </w:r>
-          </w:p>
-        </w:tc>
-        <w:tc>
-          <w:tcPr/>
-          <w:p>
-            <w:pPr>
-              <w:pStyle w:val="Compact"/>
-            </w:pPr>
-            <w:r>
-              <w:t xml:space="preserve">Flow Analysis</w:t>
-            </w:r>
-          </w:p>
-        </w:tc>
-        <w:tc>
-          <w:tcPr/>
-          <w:p>
-            <w:pPr>
-              <w:pStyle w:val="Compact"/>
-            </w:pPr>
-            <w:r>
-              <w:t xml:space="preserve">Traffic patterns and anomalies.</w:t>
-            </w:r>
-          </w:p>
-        </w:tc>
-        <w:tc>
-          <w:tcPr/>
-          <w:p>
-            <w:pPr>
-              <w:pStyle w:val="Compact"/>
-              <w:jc w:val="center"/>
-            </w:pPr>
-            <w:hyperlink r:id="rId28">
-              <w:r>
-                <w:rPr>
-                  <w:rStyle w:val="Hyperlink"/>
-                </w:rPr>
-                <w:t xml:space="preserve">Watch</w:t>
-              </w:r>
-            </w:hyperlink>
-          </w:p>
-        </w:tc>
-      </w:tr>
-      <w:tr>
-        <w:tc>
-          <w:tcPr/>
-          <w:p>
-            <w:pPr>
-              <w:pStyle w:val="Compact"/>
-              <w:jc w:val="center"/>
-            </w:pPr>
-            <w:r>
-              <w:t xml:space="preserve">8</w:t>
-            </w:r>
-          </w:p>
-        </w:tc>
-        <w:tc>
-          <w:tcPr/>
-          <w:p>
-            <w:pPr>
-              <w:pStyle w:val="Compact"/>
-              <w:jc w:val="right"/>
-            </w:pPr>
-            <w:r>
-              <w:t xml:space="preserve">7</w:t>
-            </w:r>
-          </w:p>
-        </w:tc>
-        <w:tc>
-          <w:tcPr/>
-          <w:p>
-            <w:pPr>
-              <w:pStyle w:val="Compact"/>
-            </w:pPr>
-            <w:r>
-              <w:t xml:space="preserve">Application Dependency Mapping &amp; Policy Analysis</w:t>
-            </w:r>
-          </w:p>
-        </w:tc>
-        <w:tc>
-          <w:tcPr/>
-          <w:p>
-            <w:pPr>
-              <w:pStyle w:val="Compact"/>
-            </w:pPr>
-            <w:r>
-              <w:t xml:space="preserve">ADM and policy derivation.</w:t>
-            </w:r>
-          </w:p>
-        </w:tc>
-        <w:tc>
-          <w:tcPr/>
-          <w:p>
-            <w:pPr>
-              <w:pStyle w:val="Compact"/>
-              <w:jc w:val="center"/>
-            </w:pPr>
             <w:hyperlink r:id="rId29">
               <w:r>
                 <w:rPr>
@@ -3220,7 +3304,7 @@
               <w:jc w:val="center"/>
             </w:pPr>
             <w:r>
-              <w:t xml:space="preserve">9</w:t>
+              <w:t xml:space="preserve">7</w:t>
             </w:r>
           </w:p>
         </w:tc>
@@ -3232,29 +3316,29 @@
               <w:jc w:val="right"/>
             </w:pPr>
             <w:r>
-              <w:t xml:space="preserve">9</w:t>
-            </w:r>
-          </w:p>
-        </w:tc>
-        <w:tc>
-          <w:tcPr/>
-          <w:p>
-            <w:pPr>
-              <w:pStyle w:val="Compact"/>
-            </w:pPr>
-            <w:r>
-              <w:t xml:space="preserve">Dynamic Workloads &amp; Policy</w:t>
-            </w:r>
-          </w:p>
-        </w:tc>
-        <w:tc>
-          <w:tcPr/>
-          <w:p>
-            <w:pPr>
-              <w:pStyle w:val="Compact"/>
-            </w:pPr>
-            <w:r>
-              <w:t xml:space="preserve">Policy for moving/scaling workloads.</w:t>
+              <w:t xml:space="preserve">10</w:t>
+            </w:r>
+          </w:p>
+        </w:tc>
+        <w:tc>
+          <w:tcPr/>
+          <w:p>
+            <w:pPr>
+              <w:pStyle w:val="Compact"/>
+            </w:pPr>
+            <w:r>
+              <w:t xml:space="preserve">Flow Analysis</w:t>
+            </w:r>
+          </w:p>
+        </w:tc>
+        <w:tc>
+          <w:tcPr/>
+          <w:p>
+            <w:pPr>
+              <w:pStyle w:val="Compact"/>
+            </w:pPr>
+            <w:r>
+              <w:t xml:space="preserve">Traffic patterns and anomalies.</w:t>
             </w:r>
           </w:p>
         </w:tc>
@@ -3285,7 +3369,7 @@
               <w:jc w:val="center"/>
             </w:pPr>
             <w:r>
-              <w:t xml:space="preserve">10</w:t>
+              <w:t xml:space="preserve">8</w:t>
             </w:r>
           </w:p>
         </w:tc>
@@ -3297,29 +3381,29 @@
               <w:jc w:val="right"/>
             </w:pPr>
             <w:r>
-              <w:t xml:space="preserve">8</w:t>
-            </w:r>
-          </w:p>
-        </w:tc>
-        <w:tc>
-          <w:tcPr/>
-          <w:p>
-            <w:pPr>
-              <w:pStyle w:val="Compact"/>
-            </w:pPr>
-            <w:r>
-              <w:t xml:space="preserve">Policy Visual and Quick Analysis</w:t>
-            </w:r>
-          </w:p>
-        </w:tc>
-        <w:tc>
-          <w:tcPr/>
-          <w:p>
-            <w:pPr>
-              <w:pStyle w:val="Compact"/>
-            </w:pPr>
-            <w:r>
-              <w:t xml:space="preserve">Visualize policy impact.</w:t>
+              <w:t xml:space="preserve">7</w:t>
+            </w:r>
+          </w:p>
+        </w:tc>
+        <w:tc>
+          <w:tcPr/>
+          <w:p>
+            <w:pPr>
+              <w:pStyle w:val="Compact"/>
+            </w:pPr>
+            <w:r>
+              <w:t xml:space="preserve">Application Dependency Mapping &amp; Policy Analysis</w:t>
+            </w:r>
+          </w:p>
+        </w:tc>
+        <w:tc>
+          <w:tcPr/>
+          <w:p>
+            <w:pPr>
+              <w:pStyle w:val="Compact"/>
+            </w:pPr>
+            <w:r>
+              <w:t xml:space="preserve">ADM and policy derivation.</w:t>
             </w:r>
           </w:p>
         </w:tc>
@@ -3341,9 +3425,139 @@
           </w:p>
         </w:tc>
       </w:tr>
+      <w:tr>
+        <w:tc>
+          <w:tcPr/>
+          <w:p>
+            <w:pPr>
+              <w:pStyle w:val="Compact"/>
+              <w:jc w:val="center"/>
+            </w:pPr>
+            <w:r>
+              <w:t xml:space="preserve">9</w:t>
+            </w:r>
+          </w:p>
+        </w:tc>
+        <w:tc>
+          <w:tcPr/>
+          <w:p>
+            <w:pPr>
+              <w:pStyle w:val="Compact"/>
+              <w:jc w:val="right"/>
+            </w:pPr>
+            <w:r>
+              <w:t xml:space="preserve">9</w:t>
+            </w:r>
+          </w:p>
+        </w:tc>
+        <w:tc>
+          <w:tcPr/>
+          <w:p>
+            <w:pPr>
+              <w:pStyle w:val="Compact"/>
+            </w:pPr>
+            <w:r>
+              <w:t xml:space="preserve">Dynamic Workloads &amp; Policy</w:t>
+            </w:r>
+          </w:p>
+        </w:tc>
+        <w:tc>
+          <w:tcPr/>
+          <w:p>
+            <w:pPr>
+              <w:pStyle w:val="Compact"/>
+            </w:pPr>
+            <w:r>
+              <w:t xml:space="preserve">Policy for moving/scaling workloads.</w:t>
+            </w:r>
+          </w:p>
+        </w:tc>
+        <w:tc>
+          <w:tcPr/>
+          <w:p>
+            <w:pPr>
+              <w:pStyle w:val="Compact"/>
+              <w:jc w:val="center"/>
+            </w:pPr>
+            <w:hyperlink r:id="rId32">
+              <w:r>
+                <w:rPr>
+                  <w:rStyle w:val="Hyperlink"/>
+                </w:rPr>
+                <w:t xml:space="preserve">Watch</w:t>
+              </w:r>
+            </w:hyperlink>
+          </w:p>
+        </w:tc>
+      </w:tr>
+      <w:tr>
+        <w:tc>
+          <w:tcPr/>
+          <w:p>
+            <w:pPr>
+              <w:pStyle w:val="Compact"/>
+              <w:jc w:val="center"/>
+            </w:pPr>
+            <w:r>
+              <w:t xml:space="preserve">10</w:t>
+            </w:r>
+          </w:p>
+        </w:tc>
+        <w:tc>
+          <w:tcPr/>
+          <w:p>
+            <w:pPr>
+              <w:pStyle w:val="Compact"/>
+              <w:jc w:val="right"/>
+            </w:pPr>
+            <w:r>
+              <w:t xml:space="preserve">8</w:t>
+            </w:r>
+          </w:p>
+        </w:tc>
+        <w:tc>
+          <w:tcPr/>
+          <w:p>
+            <w:pPr>
+              <w:pStyle w:val="Compact"/>
+            </w:pPr>
+            <w:r>
+              <w:t xml:space="preserve">Policy Visual and Quick Analysis</w:t>
+            </w:r>
+          </w:p>
+        </w:tc>
+        <w:tc>
+          <w:tcPr/>
+          <w:p>
+            <w:pPr>
+              <w:pStyle w:val="Compact"/>
+            </w:pPr>
+            <w:r>
+              <w:t xml:space="preserve">Visualize policy impact.</w:t>
+            </w:r>
+          </w:p>
+        </w:tc>
+        <w:tc>
+          <w:tcPr/>
+          <w:p>
+            <w:pPr>
+              <w:pStyle w:val="Compact"/>
+              <w:jc w:val="center"/>
+            </w:pPr>
+            <w:hyperlink r:id="rId33">
+              <w:r>
+                <w:rPr>
+                  <w:rStyle w:val="Hyperlink"/>
+                </w:rPr>
+                <w:t xml:space="preserve">Watch</w:t>
+              </w:r>
+            </w:hyperlink>
+          </w:p>
+        </w:tc>
+      </w:tr>
     </w:tbl>
-    <w:bookmarkEnd w:id="32"/>
-    <w:bookmarkStart w:id="35" w:name="Xe08cf81caea7d0f53bf073b145c66d190f05ea7"/>
+    <w:bookmarkEnd w:id="34"/>
+    <w:bookmarkStart w:id="37" w:name="Xe08cf81caea7d0f53bf073b145c66d190f05ea7"/>
     <w:p>
       <w:pPr>
         <w:pStyle w:val="Heading3"/>
@@ -3482,7 +3696,7 @@
               <w:pStyle w:val="Compact"/>
               <w:jc w:val="center"/>
             </w:pPr>
-            <w:hyperlink r:id="rId33">
+            <w:hyperlink r:id="rId35">
               <w:r>
                 <w:rPr>
                   <w:rStyle w:val="Hyperlink"/>
@@ -3547,7 +3761,7 @@
               <w:pStyle w:val="Compact"/>
               <w:jc w:val="center"/>
             </w:pPr>
-            <w:hyperlink r:id="rId34">
+            <w:hyperlink r:id="rId36">
               <w:r>
                 <w:rPr>
                   <w:rStyle w:val="Hyperlink"/>
@@ -3559,8 +3773,8 @@
         </w:tc>
       </w:tr>
     </w:tbl>
-    <w:bookmarkEnd w:id="35"/>
-    <w:bookmarkStart w:id="41" w:name="X8a788de5795d40d873f8a098801eb93b3a8b2cf"/>
+    <w:bookmarkEnd w:id="37"/>
+    <w:bookmarkStart w:id="43" w:name="X8a788de5795d40d873f8a098801eb93b3a8b2cf"/>
     <w:p>
       <w:pPr>
         <w:pStyle w:val="Heading3"/>
@@ -3699,136 +3913,6 @@
               <w:pStyle w:val="Compact"/>
               <w:jc w:val="center"/>
             </w:pPr>
-            <w:hyperlink r:id="rId36">
-              <w:r>
-                <w:rPr>
-                  <w:rStyle w:val="Hyperlink"/>
-                </w:rPr>
-                <w:t xml:space="preserve">Watch</w:t>
-              </w:r>
-            </w:hyperlink>
-          </w:p>
-        </w:tc>
-      </w:tr>
-      <w:tr>
-        <w:tc>
-          <w:tcPr/>
-          <w:p>
-            <w:pPr>
-              <w:pStyle w:val="Compact"/>
-              <w:jc w:val="center"/>
-            </w:pPr>
-            <w:r>
-              <w:t xml:space="preserve">14</w:t>
-            </w:r>
-          </w:p>
-        </w:tc>
-        <w:tc>
-          <w:tcPr/>
-          <w:p>
-            <w:pPr>
-              <w:pStyle w:val="Compact"/>
-              <w:jc w:val="right"/>
-            </w:pPr>
-            <w:r>
-              <w:t xml:space="preserve">11</w:t>
-            </w:r>
-          </w:p>
-        </w:tc>
-        <w:tc>
-          <w:tcPr/>
-          <w:p>
-            <w:pPr>
-              <w:pStyle w:val="Compact"/>
-            </w:pPr>
-            <w:r>
-              <w:t xml:space="preserve">Vulnerabilities and Risk Reduction</w:t>
-            </w:r>
-          </w:p>
-        </w:tc>
-        <w:tc>
-          <w:tcPr/>
-          <w:p>
-            <w:pPr>
-              <w:pStyle w:val="Compact"/>
-            </w:pPr>
-            <w:r>
-              <w:t xml:space="preserve">Vulnerable workload prioritization.</w:t>
-            </w:r>
-          </w:p>
-        </w:tc>
-        <w:tc>
-          <w:tcPr/>
-          <w:p>
-            <w:pPr>
-              <w:pStyle w:val="Compact"/>
-              <w:jc w:val="center"/>
-            </w:pPr>
-            <w:hyperlink r:id="rId37">
-              <w:r>
-                <w:rPr>
-                  <w:rStyle w:val="Hyperlink"/>
-                </w:rPr>
-                <w:t xml:space="preserve">Watch</w:t>
-              </w:r>
-            </w:hyperlink>
-          </w:p>
-        </w:tc>
-      </w:tr>
-      <w:tr>
-        <w:tc>
-          <w:tcPr/>
-          <w:p>
-            <w:pPr>
-              <w:pStyle w:val="Compact"/>
-              <w:jc w:val="center"/>
-            </w:pPr>
-            <w:r>
-              <w:t xml:space="preserve">15</w:t>
-            </w:r>
-          </w:p>
-        </w:tc>
-        <w:tc>
-          <w:tcPr/>
-          <w:p>
-            <w:pPr>
-              <w:pStyle w:val="Compact"/>
-              <w:jc w:val="right"/>
-            </w:pPr>
-            <w:r>
-              <w:t xml:space="preserve">15</w:t>
-            </w:r>
-          </w:p>
-        </w:tc>
-        <w:tc>
-          <w:tcPr/>
-          <w:p>
-            <w:pPr>
-              <w:pStyle w:val="Compact"/>
-            </w:pPr>
-            <w:r>
-              <w:t xml:space="preserve">SSH Risk Reduction</w:t>
-            </w:r>
-          </w:p>
-        </w:tc>
-        <w:tc>
-          <w:tcPr/>
-          <w:p>
-            <w:pPr>
-              <w:pStyle w:val="Compact"/>
-            </w:pPr>
-            <w:r>
-              <w:t xml:space="preserve">Control SSH between workloads.</w:t>
-            </w:r>
-          </w:p>
-        </w:tc>
-        <w:tc>
-          <w:tcPr/>
-          <w:p>
-            <w:pPr>
-              <w:pStyle w:val="Compact"/>
-              <w:jc w:val="center"/>
-            </w:pPr>
             <w:hyperlink r:id="rId38">
               <w:r>
                 <w:rPr>
@@ -3849,7 +3933,7 @@
               <w:jc w:val="center"/>
             </w:pPr>
             <w:r>
-              <w:t xml:space="preserve">16</w:t>
+              <w:t xml:space="preserve">14</w:t>
             </w:r>
           </w:p>
         </w:tc>
@@ -3861,29 +3945,29 @@
               <w:jc w:val="right"/>
             </w:pPr>
             <w:r>
-              <w:t xml:space="preserve">14</w:t>
-            </w:r>
-          </w:p>
-        </w:tc>
-        <w:tc>
-          <w:tcPr/>
-          <w:p>
-            <w:pPr>
-              <w:pStyle w:val="Compact"/>
-            </w:pPr>
-            <w:r>
-              <w:t xml:space="preserve">Log4J Risk Reduction</w:t>
-            </w:r>
-          </w:p>
-        </w:tc>
-        <w:tc>
-          <w:tcPr/>
-          <w:p>
-            <w:pPr>
-              <w:pStyle w:val="Compact"/>
-            </w:pPr>
-            <w:r>
-              <w:t xml:space="preserve">Log4Shell exposure containment.</w:t>
+              <w:t xml:space="preserve">11</w:t>
+            </w:r>
+          </w:p>
+        </w:tc>
+        <w:tc>
+          <w:tcPr/>
+          <w:p>
+            <w:pPr>
+              <w:pStyle w:val="Compact"/>
+            </w:pPr>
+            <w:r>
+              <w:t xml:space="preserve">Vulnerabilities and Risk Reduction</w:t>
+            </w:r>
+          </w:p>
+        </w:tc>
+        <w:tc>
+          <w:tcPr/>
+          <w:p>
+            <w:pPr>
+              <w:pStyle w:val="Compact"/>
+            </w:pPr>
+            <w:r>
+              <w:t xml:space="preserve">Vulnerable workload prioritization.</w:t>
             </w:r>
           </w:p>
         </w:tc>
@@ -3914,7 +3998,7 @@
               <w:jc w:val="center"/>
             </w:pPr>
             <w:r>
-              <w:t xml:space="preserve">17</w:t>
+              <w:t xml:space="preserve">15</w:t>
             </w:r>
           </w:p>
         </w:tc>
@@ -3926,29 +4010,29 @@
               <w:jc w:val="right"/>
             </w:pPr>
             <w:r>
-              <w:t xml:space="preserve">13</w:t>
-            </w:r>
-          </w:p>
-        </w:tc>
-        <w:tc>
-          <w:tcPr/>
-          <w:p>
-            <w:pPr>
-              <w:pStyle w:val="Compact"/>
-            </w:pPr>
-            <w:r>
-              <w:t xml:space="preserve">Forensics</w:t>
-            </w:r>
-          </w:p>
-        </w:tc>
-        <w:tc>
-          <w:tcPr/>
-          <w:p>
-            <w:pPr>
-              <w:pStyle w:val="Compact"/>
-            </w:pPr>
-            <w:r>
-              <w:t xml:space="preserve">Investigation evidence.</w:t>
+              <w:t xml:space="preserve">15</w:t>
+            </w:r>
+          </w:p>
+        </w:tc>
+        <w:tc>
+          <w:tcPr/>
+          <w:p>
+            <w:pPr>
+              <w:pStyle w:val="Compact"/>
+            </w:pPr>
+            <w:r>
+              <w:t xml:space="preserve">SSH Risk Reduction</w:t>
+            </w:r>
+          </w:p>
+        </w:tc>
+        <w:tc>
+          <w:tcPr/>
+          <w:p>
+            <w:pPr>
+              <w:pStyle w:val="Compact"/>
+            </w:pPr>
+            <w:r>
+              <w:t xml:space="preserve">Control SSH between workloads.</w:t>
             </w:r>
           </w:p>
         </w:tc>
@@ -3970,9 +4054,139 @@
           </w:p>
         </w:tc>
       </w:tr>
+      <w:tr>
+        <w:tc>
+          <w:tcPr/>
+          <w:p>
+            <w:pPr>
+              <w:pStyle w:val="Compact"/>
+              <w:jc w:val="center"/>
+            </w:pPr>
+            <w:r>
+              <w:t xml:space="preserve">16</w:t>
+            </w:r>
+          </w:p>
+        </w:tc>
+        <w:tc>
+          <w:tcPr/>
+          <w:p>
+            <w:pPr>
+              <w:pStyle w:val="Compact"/>
+              <w:jc w:val="right"/>
+            </w:pPr>
+            <w:r>
+              <w:t xml:space="preserve">14</w:t>
+            </w:r>
+          </w:p>
+        </w:tc>
+        <w:tc>
+          <w:tcPr/>
+          <w:p>
+            <w:pPr>
+              <w:pStyle w:val="Compact"/>
+            </w:pPr>
+            <w:r>
+              <w:t xml:space="preserve">Log4J Risk Reduction</w:t>
+            </w:r>
+          </w:p>
+        </w:tc>
+        <w:tc>
+          <w:tcPr/>
+          <w:p>
+            <w:pPr>
+              <w:pStyle w:val="Compact"/>
+            </w:pPr>
+            <w:r>
+              <w:t xml:space="preserve">Log4Shell exposure containment.</w:t>
+            </w:r>
+          </w:p>
+        </w:tc>
+        <w:tc>
+          <w:tcPr/>
+          <w:p>
+            <w:pPr>
+              <w:pStyle w:val="Compact"/>
+              <w:jc w:val="center"/>
+            </w:pPr>
+            <w:hyperlink r:id="rId41">
+              <w:r>
+                <w:rPr>
+                  <w:rStyle w:val="Hyperlink"/>
+                </w:rPr>
+                <w:t xml:space="preserve">Watch</w:t>
+              </w:r>
+            </w:hyperlink>
+          </w:p>
+        </w:tc>
+      </w:tr>
+      <w:tr>
+        <w:tc>
+          <w:tcPr/>
+          <w:p>
+            <w:pPr>
+              <w:pStyle w:val="Compact"/>
+              <w:jc w:val="center"/>
+            </w:pPr>
+            <w:r>
+              <w:t xml:space="preserve">17</w:t>
+            </w:r>
+          </w:p>
+        </w:tc>
+        <w:tc>
+          <w:tcPr/>
+          <w:p>
+            <w:pPr>
+              <w:pStyle w:val="Compact"/>
+              <w:jc w:val="right"/>
+            </w:pPr>
+            <w:r>
+              <w:t xml:space="preserve">13</w:t>
+            </w:r>
+          </w:p>
+        </w:tc>
+        <w:tc>
+          <w:tcPr/>
+          <w:p>
+            <w:pPr>
+              <w:pStyle w:val="Compact"/>
+            </w:pPr>
+            <w:r>
+              <w:t xml:space="preserve">Forensics</w:t>
+            </w:r>
+          </w:p>
+        </w:tc>
+        <w:tc>
+          <w:tcPr/>
+          <w:p>
+            <w:pPr>
+              <w:pStyle w:val="Compact"/>
+            </w:pPr>
+            <w:r>
+              <w:t xml:space="preserve">Investigation evidence.</w:t>
+            </w:r>
+          </w:p>
+        </w:tc>
+        <w:tc>
+          <w:tcPr/>
+          <w:p>
+            <w:pPr>
+              <w:pStyle w:val="Compact"/>
+              <w:jc w:val="center"/>
+            </w:pPr>
+            <w:hyperlink r:id="rId42">
+              <w:r>
+                <w:rPr>
+                  <w:rStyle w:val="Hyperlink"/>
+                </w:rPr>
+                <w:t xml:space="preserve">Watch</w:t>
+              </w:r>
+            </w:hyperlink>
+          </w:p>
+        </w:tc>
+      </w:tr>
     </w:tbl>
-    <w:bookmarkEnd w:id="41"/>
-    <w:bookmarkStart w:id="44" w:name="X8938ec5b7415f921bc4d87f7ee35b1149073c6a"/>
+    <w:bookmarkEnd w:id="43"/>
+    <w:bookmarkStart w:id="46" w:name="X8938ec5b7415f921bc4d87f7ee35b1149073c6a"/>
     <w:p>
       <w:pPr>
         <w:pStyle w:val="Heading3"/>
@@ -4111,7 +4325,7 @@
               <w:pStyle w:val="Compact"/>
               <w:jc w:val="center"/>
             </w:pPr>
-            <w:hyperlink r:id="rId42">
+            <w:hyperlink r:id="rId44">
               <w:r>
                 <w:rPr>
                   <w:rStyle w:val="Hyperlink"/>
@@ -4176,7 +4390,7 @@
               <w:pStyle w:val="Compact"/>
               <w:jc w:val="center"/>
             </w:pPr>
-            <w:hyperlink r:id="rId43">
+            <w:hyperlink r:id="rId45">
               <w:r>
                 <w:rPr>
                   <w:rStyle w:val="Hyperlink"/>
@@ -4188,8 +4402,8 @@
         </w:tc>
       </w:tr>
     </w:tbl>
-    <w:bookmarkEnd w:id="44"/>
-    <w:bookmarkStart w:id="61" w:name="Xe21ac8eabdd6109406629bd8972d04c76475f88"/>
+    <w:bookmarkEnd w:id="46"/>
+    <w:bookmarkStart w:id="63" w:name="Xe21ac8eabdd6109406629bd8972d04c76475f88"/>
     <w:p>
       <w:pPr>
         <w:pStyle w:val="Heading3"/>
@@ -4328,136 +4542,6 @@
               <w:pStyle w:val="Compact"/>
               <w:jc w:val="center"/>
             </w:pPr>
-            <w:hyperlink r:id="rId45">
-              <w:r>
-                <w:rPr>
-                  <w:rStyle w:val="Hyperlink"/>
-                </w:rPr>
-                <w:t xml:space="preserve">Watch</w:t>
-              </w:r>
-            </w:hyperlink>
-          </w:p>
-        </w:tc>
-      </w:tr>
-      <w:tr>
-        <w:tc>
-          <w:tcPr/>
-          <w:p>
-            <w:pPr>
-              <w:pStyle w:val="Compact"/>
-              <w:jc w:val="center"/>
-            </w:pPr>
-            <w:r>
-              <w:t xml:space="preserve">21</w:t>
-            </w:r>
-          </w:p>
-        </w:tc>
-        <w:tc>
-          <w:tcPr/>
-          <w:p>
-            <w:pPr>
-              <w:pStyle w:val="Compact"/>
-              <w:jc w:val="right"/>
-            </w:pPr>
-            <w:r>
-              <w:t xml:space="preserve">19</w:t>
-            </w:r>
-          </w:p>
-        </w:tc>
-        <w:tc>
-          <w:tcPr/>
-          <w:p>
-            <w:pPr>
-              <w:pStyle w:val="Compact"/>
-            </w:pPr>
-            <w:r>
-              <w:t xml:space="preserve">Secure Workload &amp; Firewall Integration (Part 2)</w:t>
-            </w:r>
-          </w:p>
-        </w:tc>
-        <w:tc>
-          <w:tcPr/>
-          <w:p>
-            <w:pPr>
-              <w:pStyle w:val="Compact"/>
-            </w:pPr>
-            <w:r>
-              <w:t xml:space="preserve">Deployment patterns and policy flow.</w:t>
-            </w:r>
-          </w:p>
-        </w:tc>
-        <w:tc>
-          <w:tcPr/>
-          <w:p>
-            <w:pPr>
-              <w:pStyle w:val="Compact"/>
-              <w:jc w:val="center"/>
-            </w:pPr>
-            <w:hyperlink r:id="rId46">
-              <w:r>
-                <w:rPr>
-                  <w:rStyle w:val="Hyperlink"/>
-                </w:rPr>
-                <w:t xml:space="preserve">Watch</w:t>
-              </w:r>
-            </w:hyperlink>
-          </w:p>
-        </w:tc>
-      </w:tr>
-      <w:tr>
-        <w:tc>
-          <w:tcPr/>
-          <w:p>
-            <w:pPr>
-              <w:pStyle w:val="Compact"/>
-              <w:jc w:val="center"/>
-            </w:pPr>
-            <w:r>
-              <w:t xml:space="preserve">22</w:t>
-            </w:r>
-          </w:p>
-        </w:tc>
-        <w:tc>
-          <w:tcPr/>
-          <w:p>
-            <w:pPr>
-              <w:pStyle w:val="Compact"/>
-              <w:jc w:val="right"/>
-            </w:pPr>
-            <w:r>
-              <w:t xml:space="preserve">20</w:t>
-            </w:r>
-          </w:p>
-        </w:tc>
-        <w:tc>
-          <w:tcPr/>
-          <w:p>
-            <w:pPr>
-              <w:pStyle w:val="Compact"/>
-            </w:pPr>
-            <w:r>
-              <w:t xml:space="preserve">Secure Workload &amp; Firewall Integration (Part 3)</w:t>
-            </w:r>
-          </w:p>
-        </w:tc>
-        <w:tc>
-          <w:tcPr/>
-          <w:p>
-            <w:pPr>
-              <w:pStyle w:val="Compact"/>
-            </w:pPr>
-            <w:r>
-              <w:t xml:space="preserve">Enforcement, telemetry, operations.</w:t>
-            </w:r>
-          </w:p>
-        </w:tc>
-        <w:tc>
-          <w:tcPr/>
-          <w:p>
-            <w:pPr>
-              <w:pStyle w:val="Compact"/>
-              <w:jc w:val="center"/>
-            </w:pPr>
             <w:hyperlink r:id="rId47">
               <w:r>
                 <w:rPr>
@@ -4478,6 +4562,136 @@
               <w:jc w:val="center"/>
             </w:pPr>
             <w:r>
+              <w:t xml:space="preserve">21</w:t>
+            </w:r>
+          </w:p>
+        </w:tc>
+        <w:tc>
+          <w:tcPr/>
+          <w:p>
+            <w:pPr>
+              <w:pStyle w:val="Compact"/>
+              <w:jc w:val="right"/>
+            </w:pPr>
+            <w:r>
+              <w:t xml:space="preserve">19</w:t>
+            </w:r>
+          </w:p>
+        </w:tc>
+        <w:tc>
+          <w:tcPr/>
+          <w:p>
+            <w:pPr>
+              <w:pStyle w:val="Compact"/>
+            </w:pPr>
+            <w:r>
+              <w:t xml:space="preserve">Secure Workload &amp; Firewall Integration (Part 2)</w:t>
+            </w:r>
+          </w:p>
+        </w:tc>
+        <w:tc>
+          <w:tcPr/>
+          <w:p>
+            <w:pPr>
+              <w:pStyle w:val="Compact"/>
+            </w:pPr>
+            <w:r>
+              <w:t xml:space="preserve">Deployment patterns and policy flow.</w:t>
+            </w:r>
+          </w:p>
+        </w:tc>
+        <w:tc>
+          <w:tcPr/>
+          <w:p>
+            <w:pPr>
+              <w:pStyle w:val="Compact"/>
+              <w:jc w:val="center"/>
+            </w:pPr>
+            <w:hyperlink r:id="rId48">
+              <w:r>
+                <w:rPr>
+                  <w:rStyle w:val="Hyperlink"/>
+                </w:rPr>
+                <w:t xml:space="preserve">Watch</w:t>
+              </w:r>
+            </w:hyperlink>
+          </w:p>
+        </w:tc>
+      </w:tr>
+      <w:tr>
+        <w:tc>
+          <w:tcPr/>
+          <w:p>
+            <w:pPr>
+              <w:pStyle w:val="Compact"/>
+              <w:jc w:val="center"/>
+            </w:pPr>
+            <w:r>
+              <w:t xml:space="preserve">22</w:t>
+            </w:r>
+          </w:p>
+        </w:tc>
+        <w:tc>
+          <w:tcPr/>
+          <w:p>
+            <w:pPr>
+              <w:pStyle w:val="Compact"/>
+              <w:jc w:val="right"/>
+            </w:pPr>
+            <w:r>
+              <w:t xml:space="preserve">20</w:t>
+            </w:r>
+          </w:p>
+        </w:tc>
+        <w:tc>
+          <w:tcPr/>
+          <w:p>
+            <w:pPr>
+              <w:pStyle w:val="Compact"/>
+            </w:pPr>
+            <w:r>
+              <w:t xml:space="preserve">Secure Workload &amp; Firewall Integration (Part 3)</w:t>
+            </w:r>
+          </w:p>
+        </w:tc>
+        <w:tc>
+          <w:tcPr/>
+          <w:p>
+            <w:pPr>
+              <w:pStyle w:val="Compact"/>
+            </w:pPr>
+            <w:r>
+              <w:t xml:space="preserve">Enforcement, telemetry, operations.</w:t>
+            </w:r>
+          </w:p>
+        </w:tc>
+        <w:tc>
+          <w:tcPr/>
+          <w:p>
+            <w:pPr>
+              <w:pStyle w:val="Compact"/>
+              <w:jc w:val="center"/>
+            </w:pPr>
+            <w:hyperlink r:id="rId49">
+              <w:r>
+                <w:rPr>
+                  <w:rStyle w:val="Hyperlink"/>
+                </w:rPr>
+                <w:t xml:space="preserve">Watch</w:t>
+              </w:r>
+            </w:hyperlink>
+          </w:p>
+        </w:tc>
+      </w:tr>
+      <w:tr>
+        <w:tc>
+          <w:tcPr/>
+          <w:p>
+            <w:pPr>
+              <w:pStyle w:val="Compact"/>
+              <w:jc w:val="center"/>
+            </w:pPr>
+            <w:r>
               <w:t xml:space="preserve">23</w:t>
             </w:r>
           </w:p>
@@ -4523,7 +4737,7 @@
               <w:pStyle w:val="Compact"/>
               <w:jc w:val="center"/>
             </w:pPr>
-            <w:hyperlink r:id="rId48">
+            <w:hyperlink r:id="rId50">
               <w:r>
                 <w:rPr>
                   <w:rStyle w:val="Hyperlink"/>
@@ -4588,7 +4802,7 @@
               <w:pStyle w:val="Compact"/>
               <w:jc w:val="center"/>
             </w:pPr>
-            <w:hyperlink r:id="rId49">
+            <w:hyperlink r:id="rId51">
               <w:r>
                 <w:rPr>
                   <w:rStyle w:val="Hyperlink"/>
@@ -4643,136 +4857,6 @@
             </w:pPr>
             <w:r>
               <w:t xml:space="preserve">F5 APM application visibility.</w:t>
-            </w:r>
-          </w:p>
-        </w:tc>
-        <w:tc>
-          <w:tcPr/>
-          <w:p>
-            <w:pPr>
-              <w:pStyle w:val="Compact"/>
-              <w:jc w:val="center"/>
-            </w:pPr>
-            <w:hyperlink r:id="rId50">
-              <w:r>
-                <w:rPr>
-                  <w:rStyle w:val="Hyperlink"/>
-                </w:rPr>
-                <w:t xml:space="preserve">Watch</w:t>
-              </w:r>
-            </w:hyperlink>
-          </w:p>
-        </w:tc>
-      </w:tr>
-      <w:tr>
-        <w:tc>
-          <w:tcPr/>
-          <w:p>
-            <w:pPr>
-              <w:pStyle w:val="Compact"/>
-              <w:jc w:val="center"/>
-            </w:pPr>
-            <w:r>
-              <w:t xml:space="preserve">26</w:t>
-            </w:r>
-          </w:p>
-        </w:tc>
-        <w:tc>
-          <w:tcPr/>
-          <w:p>
-            <w:pPr>
-              <w:pStyle w:val="Compact"/>
-              <w:jc w:val="right"/>
-            </w:pPr>
-            <w:r>
-              <w:t xml:space="preserve">24</w:t>
-            </w:r>
-          </w:p>
-        </w:tc>
-        <w:tc>
-          <w:tcPr/>
-          <w:p>
-            <w:pPr>
-              <w:pStyle w:val="Compact"/>
-            </w:pPr>
-            <w:r>
-              <w:t xml:space="preserve">F5 BIG-IP AFM</w:t>
-            </w:r>
-          </w:p>
-        </w:tc>
-        <w:tc>
-          <w:tcPr/>
-          <w:p>
-            <w:pPr>
-              <w:pStyle w:val="Compact"/>
-            </w:pPr>
-            <w:r>
-              <w:t xml:space="preserve">AFM flow context.</w:t>
-            </w:r>
-          </w:p>
-        </w:tc>
-        <w:tc>
-          <w:tcPr/>
-          <w:p>
-            <w:pPr>
-              <w:pStyle w:val="Compact"/>
-              <w:jc w:val="center"/>
-            </w:pPr>
-            <w:hyperlink r:id="rId51">
-              <w:r>
-                <w:rPr>
-                  <w:rStyle w:val="Hyperlink"/>
-                </w:rPr>
-                <w:t xml:space="preserve">Watch</w:t>
-              </w:r>
-            </w:hyperlink>
-          </w:p>
-        </w:tc>
-      </w:tr>
-      <w:tr>
-        <w:tc>
-          <w:tcPr/>
-          <w:p>
-            <w:pPr>
-              <w:pStyle w:val="Compact"/>
-              <w:jc w:val="center"/>
-            </w:pPr>
-            <w:r>
-              <w:t xml:space="preserve">27</w:t>
-            </w:r>
-          </w:p>
-        </w:tc>
-        <w:tc>
-          <w:tcPr/>
-          <w:p>
-            <w:pPr>
-              <w:pStyle w:val="Compact"/>
-              <w:jc w:val="right"/>
-            </w:pPr>
-            <w:r>
-              <w:t xml:space="preserve">25</w:t>
-            </w:r>
-          </w:p>
-        </w:tc>
-        <w:tc>
-          <w:tcPr/>
-          <w:p>
-            <w:pPr>
-              <w:pStyle w:val="Compact"/>
-            </w:pPr>
-            <w:r>
-              <w:t xml:space="preserve">F5 BIG-IP IPFIX Configuration</w:t>
-            </w:r>
-          </w:p>
-        </w:tc>
-        <w:tc>
-          <w:tcPr/>
-          <w:p>
-            <w:pPr>
-              <w:pStyle w:val="Compact"/>
-            </w:pPr>
-            <w:r>
-              <w:t xml:space="preserve">IPFIX into Secure Workload.</w:t>
             </w:r>
           </w:p>
         </w:tc>
@@ -4803,7 +4887,7 @@
               <w:jc w:val="center"/>
             </w:pPr>
             <w:r>
-              <w:t xml:space="preserve">28</w:t>
+              <w:t xml:space="preserve">26</w:t>
             </w:r>
           </w:p>
         </w:tc>
@@ -4815,29 +4899,29 @@
               <w:jc w:val="right"/>
             </w:pPr>
             <w:r>
-              <w:t xml:space="preserve">26</w:t>
-            </w:r>
-          </w:p>
-        </w:tc>
-        <w:tc>
-          <w:tcPr/>
-          <w:p>
-            <w:pPr>
-              <w:pStyle w:val="Compact"/>
-            </w:pPr>
-            <w:r>
-              <w:t xml:space="preserve">DNS Server Integration</w:t>
-            </w:r>
-          </w:p>
-        </w:tc>
-        <w:tc>
-          <w:tcPr/>
-          <w:p>
-            <w:pPr>
-              <w:pStyle w:val="Compact"/>
-            </w:pPr>
-            <w:r>
-              <w:t xml:space="preserve">DNS context for flows and policy.</w:t>
+              <w:t xml:space="preserve">24</w:t>
+            </w:r>
+          </w:p>
+        </w:tc>
+        <w:tc>
+          <w:tcPr/>
+          <w:p>
+            <w:pPr>
+              <w:pStyle w:val="Compact"/>
+            </w:pPr>
+            <w:r>
+              <w:t xml:space="preserve">F5 BIG-IP AFM</w:t>
+            </w:r>
+          </w:p>
+        </w:tc>
+        <w:tc>
+          <w:tcPr/>
+          <w:p>
+            <w:pPr>
+              <w:pStyle w:val="Compact"/>
+            </w:pPr>
+            <w:r>
+              <w:t xml:space="preserve">AFM flow context.</w:t>
             </w:r>
           </w:p>
         </w:tc>
@@ -4868,7 +4952,7 @@
               <w:jc w:val="center"/>
             </w:pPr>
             <w:r>
-              <w:t xml:space="preserve">29</w:t>
+              <w:t xml:space="preserve">27</w:t>
             </w:r>
           </w:p>
         </w:tc>
@@ -4880,29 +4964,29 @@
               <w:jc w:val="right"/>
             </w:pPr>
             <w:r>
-              <w:t xml:space="preserve">27</w:t>
-            </w:r>
-          </w:p>
-        </w:tc>
-        <w:tc>
-          <w:tcPr/>
-          <w:p>
-            <w:pPr>
-              <w:pStyle w:val="Compact"/>
-            </w:pPr>
-            <w:r>
-              <w:t xml:space="preserve">Infoblox Integration</w:t>
-            </w:r>
-          </w:p>
-        </w:tc>
-        <w:tc>
-          <w:tcPr/>
-          <w:p>
-            <w:pPr>
-              <w:pStyle w:val="Compact"/>
-            </w:pPr>
-            <w:r>
-              <w:t xml:space="preserve">DNS / IPAM context.</w:t>
+              <w:t xml:space="preserve">25</w:t>
+            </w:r>
+          </w:p>
+        </w:tc>
+        <w:tc>
+          <w:tcPr/>
+          <w:p>
+            <w:pPr>
+              <w:pStyle w:val="Compact"/>
+            </w:pPr>
+            <w:r>
+              <w:t xml:space="preserve">F5 BIG-IP IPFIX Configuration</w:t>
+            </w:r>
+          </w:p>
+        </w:tc>
+        <w:tc>
+          <w:tcPr/>
+          <w:p>
+            <w:pPr>
+              <w:pStyle w:val="Compact"/>
+            </w:pPr>
+            <w:r>
+              <w:t xml:space="preserve">IPFIX into Secure Workload.</w:t>
             </w:r>
           </w:p>
         </w:tc>
@@ -4933,7 +5017,7 @@
               <w:jc w:val="center"/>
             </w:pPr>
             <w:r>
-              <w:t xml:space="preserve">30</w:t>
+              <w:t xml:space="preserve">28</w:t>
             </w:r>
           </w:p>
         </w:tc>
@@ -4945,29 +5029,29 @@
               <w:jc w:val="right"/>
             </w:pPr>
             <w:r>
-              <w:t xml:space="preserve">28</w:t>
-            </w:r>
-          </w:p>
-        </w:tc>
-        <w:tc>
-          <w:tcPr/>
-          <w:p>
-            <w:pPr>
-              <w:pStyle w:val="Compact"/>
-            </w:pPr>
-            <w:r>
-              <w:t xml:space="preserve">Algosec Integration</w:t>
-            </w:r>
-          </w:p>
-        </w:tc>
-        <w:tc>
-          <w:tcPr/>
-          <w:p>
-            <w:pPr>
-              <w:pStyle w:val="Compact"/>
-            </w:pPr>
-            <w:r>
-              <w:t xml:space="preserve">Firewall-policy lifecycle.</w:t>
+              <w:t xml:space="preserve">26</w:t>
+            </w:r>
+          </w:p>
+        </w:tc>
+        <w:tc>
+          <w:tcPr/>
+          <w:p>
+            <w:pPr>
+              <w:pStyle w:val="Compact"/>
+            </w:pPr>
+            <w:r>
+              <w:t xml:space="preserve">DNS Server Integration</w:t>
+            </w:r>
+          </w:p>
+        </w:tc>
+        <w:tc>
+          <w:tcPr/>
+          <w:p>
+            <w:pPr>
+              <w:pStyle w:val="Compact"/>
+            </w:pPr>
+            <w:r>
+              <w:t xml:space="preserve">DNS context for flows and policy.</w:t>
             </w:r>
           </w:p>
         </w:tc>
@@ -4998,7 +5082,7 @@
               <w:jc w:val="center"/>
             </w:pPr>
             <w:r>
-              <w:t xml:space="preserve">31</w:t>
+              <w:t xml:space="preserve">29</w:t>
             </w:r>
           </w:p>
         </w:tc>
@@ -5010,29 +5094,29 @@
               <w:jc w:val="right"/>
             </w:pPr>
             <w:r>
-              <w:t xml:space="preserve">29</w:t>
-            </w:r>
-          </w:p>
-        </w:tc>
-        <w:tc>
-          <w:tcPr/>
-          <w:p>
-            <w:pPr>
-              <w:pStyle w:val="Compact"/>
-            </w:pPr>
-            <w:r>
-              <w:t xml:space="preserve">ISE (In Action)</w:t>
-            </w:r>
-          </w:p>
-        </w:tc>
-        <w:tc>
-          <w:tcPr/>
-          <w:p>
-            <w:pPr>
-              <w:pStyle w:val="Compact"/>
-            </w:pPr>
-            <w:r>
-              <w:t xml:space="preserve">Identity from Cisco ISE.</w:t>
+              <w:t xml:space="preserve">27</w:t>
+            </w:r>
+          </w:p>
+        </w:tc>
+        <w:tc>
+          <w:tcPr/>
+          <w:p>
+            <w:pPr>
+              <w:pStyle w:val="Compact"/>
+            </w:pPr>
+            <w:r>
+              <w:t xml:space="preserve">Infoblox Integration</w:t>
+            </w:r>
+          </w:p>
+        </w:tc>
+        <w:tc>
+          <w:tcPr/>
+          <w:p>
+            <w:pPr>
+              <w:pStyle w:val="Compact"/>
+            </w:pPr>
+            <w:r>
+              <w:t xml:space="preserve">DNS / IPAM context.</w:t>
             </w:r>
           </w:p>
         </w:tc>
@@ -5063,7 +5147,7 @@
               <w:jc w:val="center"/>
             </w:pPr>
             <w:r>
-              <w:t xml:space="preserve">32</w:t>
+              <w:t xml:space="preserve">30</w:t>
             </w:r>
           </w:p>
         </w:tc>
@@ -5075,29 +5159,29 @@
               <w:jc w:val="right"/>
             </w:pPr>
             <w:r>
-              <w:t xml:space="preserve">30</w:t>
-            </w:r>
-          </w:p>
-        </w:tc>
-        <w:tc>
-          <w:tcPr/>
-          <w:p>
-            <w:pPr>
-              <w:pStyle w:val="Compact"/>
-            </w:pPr>
-            <w:r>
-              <w:t xml:space="preserve">FMC / Edge / Ingest / Appliance</w:t>
-            </w:r>
-          </w:p>
-        </w:tc>
-        <w:tc>
-          <w:tcPr/>
-          <w:p>
-            <w:pPr>
-              <w:pStyle w:val="Compact"/>
-            </w:pPr>
-            <w:r>
-              <w:t xml:space="preserve">FMC integration paths.</w:t>
+              <w:t xml:space="preserve">28</w:t>
+            </w:r>
+          </w:p>
+        </w:tc>
+        <w:tc>
+          <w:tcPr/>
+          <w:p>
+            <w:pPr>
+              <w:pStyle w:val="Compact"/>
+            </w:pPr>
+            <w:r>
+              <w:t xml:space="preserve">Algosec Integration</w:t>
+            </w:r>
+          </w:p>
+        </w:tc>
+        <w:tc>
+          <w:tcPr/>
+          <w:p>
+            <w:pPr>
+              <w:pStyle w:val="Compact"/>
+            </w:pPr>
+            <w:r>
+              <w:t xml:space="preserve">Firewall-policy lifecycle.</w:t>
             </w:r>
           </w:p>
         </w:tc>
@@ -5128,7 +5212,7 @@
               <w:jc w:val="center"/>
             </w:pPr>
             <w:r>
-              <w:t xml:space="preserve">33</w:t>
+              <w:t xml:space="preserve">31</w:t>
             </w:r>
           </w:p>
         </w:tc>
@@ -5140,29 +5224,29 @@
               <w:jc w:val="right"/>
             </w:pPr>
             <w:r>
-              <w:t xml:space="preserve">31</w:t>
-            </w:r>
-          </w:p>
-        </w:tc>
-        <w:tc>
-          <w:tcPr/>
-          <w:p>
-            <w:pPr>
-              <w:pStyle w:val="Compact"/>
-            </w:pPr>
-            <w:r>
-              <w:t xml:space="preserve">ACI and CSW Integration</w:t>
-            </w:r>
-          </w:p>
-        </w:tc>
-        <w:tc>
-          <w:tcPr/>
-          <w:p>
-            <w:pPr>
-              <w:pStyle w:val="Compact"/>
-            </w:pPr>
-            <w:r>
-              <w:t xml:space="preserve">ACI + workload segmentation.</w:t>
+              <w:t xml:space="preserve">29</w:t>
+            </w:r>
+          </w:p>
+        </w:tc>
+        <w:tc>
+          <w:tcPr/>
+          <w:p>
+            <w:pPr>
+              <w:pStyle w:val="Compact"/>
+            </w:pPr>
+            <w:r>
+              <w:t xml:space="preserve">ISE (In Action)</w:t>
+            </w:r>
+          </w:p>
+        </w:tc>
+        <w:tc>
+          <w:tcPr/>
+          <w:p>
+            <w:pPr>
+              <w:pStyle w:val="Compact"/>
+            </w:pPr>
+            <w:r>
+              <w:t xml:space="preserve">Identity from Cisco ISE.</w:t>
             </w:r>
           </w:p>
         </w:tc>
@@ -5193,7 +5277,7 @@
               <w:jc w:val="center"/>
             </w:pPr>
             <w:r>
-              <w:t xml:space="preserve">34</w:t>
+              <w:t xml:space="preserve">32</w:t>
             </w:r>
           </w:p>
         </w:tc>
@@ -5205,29 +5289,29 @@
               <w:jc w:val="right"/>
             </w:pPr>
             <w:r>
-              <w:t xml:space="preserve">35</w:t>
-            </w:r>
-          </w:p>
-        </w:tc>
-        <w:tc>
-          <w:tcPr/>
-          <w:p>
-            <w:pPr>
-              <w:pStyle w:val="Compact"/>
-            </w:pPr>
-            <w:r>
-              <w:t xml:space="preserve">Splunk Integration (SIEM)</w:t>
-            </w:r>
-          </w:p>
-        </w:tc>
-        <w:tc>
-          <w:tcPr/>
-          <w:p>
-            <w:pPr>
-              <w:pStyle w:val="Compact"/>
-            </w:pPr>
-            <w:r>
-              <w:t xml:space="preserve">Cisco Security Cloud App for baseline datasets, CSW → Splunk Syslog alerts, plus Splunk-driven Python against the CSW API.</w:t>
+              <w:t xml:space="preserve">30</w:t>
+            </w:r>
+          </w:p>
+        </w:tc>
+        <w:tc>
+          <w:tcPr/>
+          <w:p>
+            <w:pPr>
+              <w:pStyle w:val="Compact"/>
+            </w:pPr>
+            <w:r>
+              <w:t xml:space="preserve">FMC / Edge / Ingest / Appliance</w:t>
+            </w:r>
+          </w:p>
+        </w:tc>
+        <w:tc>
+          <w:tcPr/>
+          <w:p>
+            <w:pPr>
+              <w:pStyle w:val="Compact"/>
+            </w:pPr>
+            <w:r>
+              <w:t xml:space="preserve">FMC integration paths.</w:t>
             </w:r>
           </w:p>
         </w:tc>
@@ -5258,6 +5342,83 @@
               <w:jc w:val="center"/>
             </w:pPr>
             <w:r>
+              <w:t xml:space="preserve">33</w:t>
+            </w:r>
+          </w:p>
+        </w:tc>
+        <w:tc>
+          <w:tcPr/>
+          <w:p>
+            <w:pPr>
+              <w:pStyle w:val="Compact"/>
+              <w:jc w:val="right"/>
+            </w:pPr>
+            <w:r>
+              <w:t xml:space="preserve">31</w:t>
+            </w:r>
+          </w:p>
+        </w:tc>
+        <w:tc>
+          <w:tcPr/>
+          <w:p>
+            <w:pPr>
+              <w:pStyle w:val="Compact"/>
+            </w:pPr>
+            <w:r>
+              <w:t xml:space="preserve">ACI and CSW Integration</w:t>
+            </w:r>
+          </w:p>
+        </w:tc>
+        <w:tc>
+          <w:tcPr/>
+          <w:p>
+            <w:pPr>
+              <w:pStyle w:val="Compact"/>
+            </w:pPr>
+            <w:r>
+              <w:t xml:space="preserve">ACI + workload segmentation.</w:t>
+            </w:r>
+          </w:p>
+        </w:tc>
+        <w:tc>
+          <w:tcPr/>
+          <w:p>
+            <w:pPr>
+              <w:pStyle w:val="Compact"/>
+              <w:jc w:val="center"/>
+            </w:pPr>
+            <w:hyperlink r:id="rId60">
+              <w:r>
+                <w:rPr>
+                  <w:rStyle w:val="Hyperlink"/>
+                </w:rPr>
+                <w:t xml:space="preserve">Watch</w:t>
+              </w:r>
+            </w:hyperlink>
+          </w:p>
+        </w:tc>
+      </w:tr>
+      <w:tr>
+        <w:tc>
+          <w:tcPr/>
+          <w:p>
+            <w:pPr>
+              <w:pStyle w:val="Compact"/>
+              <w:jc w:val="center"/>
+            </w:pPr>
+            <w:r>
+              <w:t xml:space="preserve">34</w:t>
+            </w:r>
+          </w:p>
+        </w:tc>
+        <w:tc>
+          <w:tcPr/>
+          <w:p>
+            <w:pPr>
+              <w:pStyle w:val="Compact"/>
+              <w:jc w:val="right"/>
+            </w:pPr>
+            <w:r>
               <w:t xml:space="preserve">35</w:t>
             </w:r>
           </w:p>
@@ -5267,6 +5428,59 @@
           <w:p>
             <w:pPr>
               <w:pStyle w:val="Compact"/>
+            </w:pPr>
+            <w:r>
+              <w:t xml:space="preserve">Splunk Integration (SIEM)</w:t>
+            </w:r>
+          </w:p>
+        </w:tc>
+        <w:tc>
+          <w:tcPr/>
+          <w:p>
+            <w:pPr>
+              <w:pStyle w:val="Compact"/>
+            </w:pPr>
+            <w:r>
+              <w:t xml:space="preserve">Cisco Security Cloud App for baseline datasets, CSW → Splunk Syslog alerts, plus Splunk-driven Python against the CSW API.</w:t>
+            </w:r>
+          </w:p>
+        </w:tc>
+        <w:tc>
+          <w:tcPr/>
+          <w:p>
+            <w:pPr>
+              <w:pStyle w:val="Compact"/>
+              <w:jc w:val="center"/>
+            </w:pPr>
+            <w:hyperlink r:id="rId61">
+              <w:r>
+                <w:rPr>
+                  <w:rStyle w:val="Hyperlink"/>
+                </w:rPr>
+                <w:t xml:space="preserve">Watch</w:t>
+              </w:r>
+            </w:hyperlink>
+          </w:p>
+        </w:tc>
+      </w:tr>
+      <w:tr>
+        <w:tc>
+          <w:tcPr/>
+          <w:p>
+            <w:pPr>
+              <w:pStyle w:val="Compact"/>
+              <w:jc w:val="center"/>
+            </w:pPr>
+            <w:r>
+              <w:t xml:space="preserve">35</w:t>
+            </w:r>
+          </w:p>
+        </w:tc>
+        <w:tc>
+          <w:tcPr/>
+          <w:p>
+            <w:pPr>
+              <w:pStyle w:val="Compact"/>
               <w:jc w:val="right"/>
             </w:pPr>
             <w:r>
@@ -5303,7 +5517,7 @@
               <w:pStyle w:val="Compact"/>
               <w:jc w:val="center"/>
             </w:pPr>
-            <w:hyperlink r:id="rId60">
+            <w:hyperlink r:id="rId62">
               <w:r>
                 <w:rPr>
                   <w:rStyle w:val="Hyperlink"/>
@@ -5875,8 +6089,8 @@
         <w:t xml:space="preserve">the CI/CD story usually lands well with cloud / platform teams who already manage everything else as code and bristle at "click here in the console" instructions. Start with policy-as-code for one application scope from the POV — it pairs naturally with the Phase 3 ADM → policy modeling output, since the modeled policy is already structured data.</w:t>
       </w:r>
     </w:p>
-    <w:bookmarkEnd w:id="61"/>
-    <w:bookmarkStart w:id="63" w:name="X075da46d2c2e8e62f26dd0dd2b1479576f22a39"/>
+    <w:bookmarkEnd w:id="63"/>
+    <w:bookmarkStart w:id="65" w:name="X075da46d2c2e8e62f26dd0dd2b1479576f22a39"/>
     <w:p>
       <w:pPr>
         <w:pStyle w:val="Heading3"/>
@@ -6015,7 +6229,7 @@
               <w:pStyle w:val="Compact"/>
               <w:jc w:val="center"/>
             </w:pPr>
-            <w:hyperlink r:id="rId62">
+            <w:hyperlink r:id="rId64">
               <w:r>
                 <w:rPr>
                   <w:rStyle w:val="Hyperlink"/>
@@ -6034,9 +6248,9 @@
         </w:pict>
       </w:r>
     </w:p>
-    <w:bookmarkEnd w:id="63"/>
-    <w:bookmarkEnd w:id="64"/>
-    <w:bookmarkStart w:id="68" w:name="Xb9f64f467495bd55447e9bc3c7ae8dd7dbb3895"/>
+    <w:bookmarkEnd w:id="65"/>
+    <w:bookmarkEnd w:id="66"/>
+    <w:bookmarkStart w:id="70" w:name="Xb9f64f467495bd55447e9bc3c7ae8dd7dbb3895"/>
     <w:p>
       <w:pPr>
         <w:pStyle w:val="Heading2"/>
@@ -6045,7 +6259,7 @@
         <w:t xml:space="preserve">7. How to Explain CSW in a Customer Meeting</w:t>
       </w:r>
     </w:p>
-    <w:bookmarkStart w:id="65" w:name="X02667f004e9d93967c02b53649e8d7704fae290"/>
+    <w:bookmarkStart w:id="67" w:name="X02667f004e9d93967c02b53649e8d7704fae290"/>
     <w:p>
       <w:pPr>
         <w:pStyle w:val="Heading3"/>
@@ -6062,8 +6276,8 @@
         <w:t xml:space="preserve">Cisco Secure Workload helps customers discover how applications communicate and then safely enforce least-privilege segmentation policies around those applications. It starts with visibility and dependency mapping, uses labels and observed behavior to create policy, and supports staged enforcement so teams can reduce lateral movement risk without breaking applications.</w:t>
       </w:r>
     </w:p>
-    <w:bookmarkEnd w:id="65"/>
-    <w:bookmarkStart w:id="66" w:name="X245c304b430f838300b4e5d227cae86dea678fa"/>
+    <w:bookmarkEnd w:id="67"/>
+    <w:bookmarkStart w:id="68" w:name="X245c304b430f838300b4e5d227cae86dea678fa"/>
     <w:p>
       <w:pPr>
         <w:pStyle w:val="Heading3"/>
@@ -6080,8 +6294,8 @@
         <w:t xml:space="preserve">Most enterprises want micro-segmentation, but they hesitate because they do not fully know what their applications depend on. CSW starts by collecting workload telemetry, flow visibility, process context, cloud metadata, and CMDB labels. That data helps application teams understand real dependencies. From there, teams can model policy, see what would be blocked, tune the rules, and move selected workloads from monitor mode to enforcement. CSW is especially useful when customers need consistent segmentation across data center and cloud environments.</w:t>
       </w:r>
     </w:p>
-    <w:bookmarkEnd w:id="66"/>
-    <w:bookmarkStart w:id="67" w:name="common-positioning"/>
+    <w:bookmarkEnd w:id="68"/>
+    <w:bookmarkStart w:id="69" w:name="common-positioning"/>
     <w:p>
       <w:pPr>
         <w:pStyle w:val="Heading3"/>
@@ -6095,7 +6309,7 @@
         <w:pStyle w:val="Compact"/>
         <w:numPr>
           <w:ilvl w:val="0"/>
-          <w:numId w:val="1007"/>
+          <w:numId w:val="1008"/>
         </w:numPr>
       </w:pPr>
       <w:r>
@@ -6117,7 +6331,7 @@
         <w:pStyle w:val="Compact"/>
         <w:numPr>
           <w:ilvl w:val="0"/>
-          <w:numId w:val="1007"/>
+          <w:numId w:val="1008"/>
         </w:numPr>
       </w:pPr>
       <w:r>
@@ -6139,7 +6353,7 @@
         <w:pStyle w:val="Compact"/>
         <w:numPr>
           <w:ilvl w:val="0"/>
-          <w:numId w:val="1007"/>
+          <w:numId w:val="1008"/>
         </w:numPr>
       </w:pPr>
       <w:r>
@@ -6161,7 +6375,7 @@
         <w:pStyle w:val="Compact"/>
         <w:numPr>
           <w:ilvl w:val="0"/>
-          <w:numId w:val="1007"/>
+          <w:numId w:val="1008"/>
         </w:numPr>
       </w:pPr>
       <w:r>
@@ -6183,7 +6397,7 @@
         <w:pStyle w:val="Compact"/>
         <w:numPr>
           <w:ilvl w:val="0"/>
-          <w:numId w:val="1007"/>
+          <w:numId w:val="1008"/>
         </w:numPr>
       </w:pPr>
       <w:r>
@@ -6207,9 +6421,9 @@
         </w:pict>
       </w:r>
     </w:p>
-    <w:bookmarkEnd w:id="67"/>
-    <w:bookmarkEnd w:id="68"/>
-    <w:bookmarkStart w:id="78" w:name="X861afc8e8f3d3fa2cbc4317cb6150d80f9f9ccf"/>
+    <w:bookmarkEnd w:id="69"/>
+    <w:bookmarkEnd w:id="70"/>
+    <w:bookmarkStart w:id="80" w:name="X861afc8e8f3d3fa2cbc4317cb6150d80f9f9ccf"/>
     <w:p>
       <w:pPr>
         <w:pStyle w:val="Heading2"/>
@@ -6218,7 +6432,7 @@
         <w:t xml:space="preserve">8. CSW Onboarding Runbook</w:t>
       </w:r>
     </w:p>
-    <w:bookmarkStart w:id="69" w:name="phase-0---confirm-scope-and-outcomes"/>
+    <w:bookmarkStart w:id="71" w:name="phase-0---confirm-scope-and-outcomes"/>
     <w:p>
       <w:pPr>
         <w:pStyle w:val="Heading3"/>
@@ -6262,7 +6476,7 @@
         <w:pStyle w:val="Compact"/>
         <w:numPr>
           <w:ilvl w:val="0"/>
-          <w:numId w:val="1008"/>
+          <w:numId w:val="1009"/>
         </w:numPr>
       </w:pPr>
       <w:r>
@@ -6274,7 +6488,7 @@
         <w:pStyle w:val="Compact"/>
         <w:numPr>
           <w:ilvl w:val="0"/>
-          <w:numId w:val="1008"/>
+          <w:numId w:val="1009"/>
         </w:numPr>
       </w:pPr>
       <w:r>
@@ -6286,7 +6500,7 @@
         <w:pStyle w:val="Compact"/>
         <w:numPr>
           <w:ilvl w:val="0"/>
-          <w:numId w:val="1008"/>
+          <w:numId w:val="1009"/>
         </w:numPr>
       </w:pPr>
       <w:r>
@@ -6298,7 +6512,7 @@
         <w:pStyle w:val="Compact"/>
         <w:numPr>
           <w:ilvl w:val="0"/>
-          <w:numId w:val="1008"/>
+          <w:numId w:val="1009"/>
         </w:numPr>
       </w:pPr>
       <w:r>
@@ -6310,7 +6524,7 @@
         <w:pStyle w:val="Compact"/>
         <w:numPr>
           <w:ilvl w:val="1"/>
-          <w:numId w:val="1009"/>
+          <w:numId w:val="1010"/>
         </w:numPr>
       </w:pPr>
       <w:r>
@@ -6322,7 +6536,7 @@
         <w:pStyle w:val="Compact"/>
         <w:numPr>
           <w:ilvl w:val="1"/>
-          <w:numId w:val="1009"/>
+          <w:numId w:val="1010"/>
         </w:numPr>
       </w:pPr>
       <w:r>
@@ -6334,7 +6548,7 @@
         <w:pStyle w:val="Compact"/>
         <w:numPr>
           <w:ilvl w:val="1"/>
-          <w:numId w:val="1009"/>
+          <w:numId w:val="1010"/>
         </w:numPr>
       </w:pPr>
       <w:r>
@@ -6346,7 +6560,7 @@
         <w:pStyle w:val="Compact"/>
         <w:numPr>
           <w:ilvl w:val="1"/>
-          <w:numId w:val="1009"/>
+          <w:numId w:val="1010"/>
         </w:numPr>
       </w:pPr>
       <w:r>
@@ -6358,7 +6572,7 @@
         <w:pStyle w:val="Compact"/>
         <w:numPr>
           <w:ilvl w:val="1"/>
-          <w:numId w:val="1009"/>
+          <w:numId w:val="1010"/>
         </w:numPr>
       </w:pPr>
       <w:r>
@@ -6370,7 +6584,7 @@
         <w:pStyle w:val="Compact"/>
         <w:numPr>
           <w:ilvl w:val="1"/>
-          <w:numId w:val="1009"/>
+          <w:numId w:val="1010"/>
         </w:numPr>
       </w:pPr>
       <w:r>
@@ -6402,8 +6616,8 @@
         </w:pict>
       </w:r>
     </w:p>
-    <w:bookmarkEnd w:id="69"/>
-    <w:bookmarkStart w:id="70" w:name="phase-1---prepare-the-tenant-and-access"/>
+    <w:bookmarkEnd w:id="71"/>
+    <w:bookmarkStart w:id="72" w:name="phase-1---prepare-the-tenant-and-access"/>
     <w:p>
       <w:pPr>
         <w:pStyle w:val="Heading3"/>
@@ -6447,7 +6661,7 @@
         <w:pStyle w:val="Compact"/>
         <w:numPr>
           <w:ilvl w:val="0"/>
-          <w:numId w:val="1010"/>
+          <w:numId w:val="1011"/>
         </w:numPr>
       </w:pPr>
       <w:r>
@@ -6459,7 +6673,7 @@
         <w:pStyle w:val="Compact"/>
         <w:numPr>
           <w:ilvl w:val="0"/>
-          <w:numId w:val="1010"/>
+          <w:numId w:val="1011"/>
         </w:numPr>
       </w:pPr>
       <w:r>
@@ -6471,7 +6685,7 @@
         <w:pStyle w:val="Compact"/>
         <w:numPr>
           <w:ilvl w:val="0"/>
-          <w:numId w:val="1010"/>
+          <w:numId w:val="1011"/>
         </w:numPr>
       </w:pPr>
       <w:r>
@@ -6483,7 +6697,7 @@
         <w:pStyle w:val="Compact"/>
         <w:numPr>
           <w:ilvl w:val="0"/>
-          <w:numId w:val="1010"/>
+          <w:numId w:val="1011"/>
         </w:numPr>
       </w:pPr>
       <w:r>
@@ -6495,7 +6709,7 @@
         <w:pStyle w:val="Compact"/>
         <w:numPr>
           <w:ilvl w:val="0"/>
-          <w:numId w:val="1010"/>
+          <w:numId w:val="1011"/>
         </w:numPr>
       </w:pPr>
       <w:r>
@@ -6527,8 +6741,8 @@
         </w:pict>
       </w:r>
     </w:p>
-    <w:bookmarkEnd w:id="70"/>
-    <w:bookmarkStart w:id="71" w:name="phase-2---build-the-label-strategy"/>
+    <w:bookmarkEnd w:id="72"/>
+    <w:bookmarkStart w:id="73" w:name="phase-2---build-the-label-strategy"/>
     <w:p>
       <w:pPr>
         <w:pStyle w:val="Heading3"/>
@@ -7026,7 +7240,7 @@
         <w:pStyle w:val="Compact"/>
         <w:numPr>
           <w:ilvl w:val="0"/>
-          <w:numId w:val="1011"/>
+          <w:numId w:val="1012"/>
         </w:numPr>
       </w:pPr>
       <w:r>
@@ -7038,7 +7252,7 @@
         <w:pStyle w:val="Compact"/>
         <w:numPr>
           <w:ilvl w:val="0"/>
-          <w:numId w:val="1011"/>
+          <w:numId w:val="1012"/>
         </w:numPr>
       </w:pPr>
       <w:r>
@@ -7050,7 +7264,7 @@
         <w:pStyle w:val="Compact"/>
         <w:numPr>
           <w:ilvl w:val="0"/>
-          <w:numId w:val="1011"/>
+          <w:numId w:val="1012"/>
         </w:numPr>
       </w:pPr>
       <w:r>
@@ -7062,7 +7276,7 @@
         <w:pStyle w:val="Compact"/>
         <w:numPr>
           <w:ilvl w:val="0"/>
-          <w:numId w:val="1011"/>
+          <w:numId w:val="1012"/>
         </w:numPr>
       </w:pPr>
       <w:r>
@@ -7094,8 +7308,8 @@
         </w:pict>
       </w:r>
     </w:p>
-    <w:bookmarkEnd w:id="71"/>
-    <w:bookmarkStart w:id="72" w:name="phase-3---deploy-agents-and-connectors"/>
+    <w:bookmarkEnd w:id="73"/>
+    <w:bookmarkStart w:id="74" w:name="phase-3---deploy-agents-and-connectors"/>
     <w:p>
       <w:pPr>
         <w:pStyle w:val="Heading3"/>
@@ -7139,7 +7353,7 @@
         <w:pStyle w:val="Compact"/>
         <w:numPr>
           <w:ilvl w:val="0"/>
-          <w:numId w:val="1012"/>
+          <w:numId w:val="1013"/>
         </w:numPr>
       </w:pPr>
       <w:r>
@@ -7151,7 +7365,7 @@
         <w:pStyle w:val="Compact"/>
         <w:numPr>
           <w:ilvl w:val="0"/>
-          <w:numId w:val="1012"/>
+          <w:numId w:val="1013"/>
         </w:numPr>
       </w:pPr>
       <w:r>
@@ -7163,7 +7377,7 @@
         <w:pStyle w:val="Compact"/>
         <w:numPr>
           <w:ilvl w:val="0"/>
-          <w:numId w:val="1012"/>
+          <w:numId w:val="1013"/>
         </w:numPr>
       </w:pPr>
       <w:r>
@@ -7175,7 +7389,7 @@
         <w:pStyle w:val="Compact"/>
         <w:numPr>
           <w:ilvl w:val="0"/>
-          <w:numId w:val="1012"/>
+          <w:numId w:val="1013"/>
         </w:numPr>
       </w:pPr>
       <w:r>
@@ -7187,7 +7401,7 @@
         <w:pStyle w:val="Compact"/>
         <w:numPr>
           <w:ilvl w:val="0"/>
-          <w:numId w:val="1012"/>
+          <w:numId w:val="1013"/>
         </w:numPr>
       </w:pPr>
       <w:r>
@@ -7199,7 +7413,7 @@
         <w:pStyle w:val="Compact"/>
         <w:numPr>
           <w:ilvl w:val="0"/>
-          <w:numId w:val="1012"/>
+          <w:numId w:val="1013"/>
         </w:numPr>
       </w:pPr>
       <w:r>
@@ -7231,8 +7445,8 @@
         </w:pict>
       </w:r>
     </w:p>
-    <w:bookmarkEnd w:id="72"/>
-    <w:bookmarkStart w:id="73" w:name="X85d4e4be5891f720f2552e26364a87ec66b02af"/>
+    <w:bookmarkEnd w:id="74"/>
+    <w:bookmarkStart w:id="75" w:name="X85d4e4be5891f720f2552e26364a87ec66b02af"/>
     <w:p>
       <w:pPr>
         <w:pStyle w:val="Heading3"/>
@@ -7276,7 +7490,7 @@
         <w:pStyle w:val="Compact"/>
         <w:numPr>
           <w:ilvl w:val="0"/>
-          <w:numId w:val="1013"/>
+          <w:numId w:val="1014"/>
         </w:numPr>
       </w:pPr>
       <w:r>
@@ -7288,7 +7502,7 @@
         <w:pStyle w:val="Compact"/>
         <w:numPr>
           <w:ilvl w:val="0"/>
-          <w:numId w:val="1013"/>
+          <w:numId w:val="1014"/>
         </w:numPr>
       </w:pPr>
       <w:r>
@@ -7300,7 +7514,7 @@
         <w:pStyle w:val="Compact"/>
         <w:numPr>
           <w:ilvl w:val="0"/>
-          <w:numId w:val="1013"/>
+          <w:numId w:val="1014"/>
         </w:numPr>
       </w:pPr>
       <w:r>
@@ -7312,7 +7526,7 @@
         <w:pStyle w:val="Compact"/>
         <w:numPr>
           <w:ilvl w:val="0"/>
-          <w:numId w:val="1013"/>
+          <w:numId w:val="1014"/>
         </w:numPr>
       </w:pPr>
       <w:r>
@@ -7324,7 +7538,7 @@
         <w:pStyle w:val="Compact"/>
         <w:numPr>
           <w:ilvl w:val="0"/>
-          <w:numId w:val="1013"/>
+          <w:numId w:val="1014"/>
         </w:numPr>
       </w:pPr>
       <w:r>
@@ -7336,7 +7550,7 @@
         <w:pStyle w:val="Compact"/>
         <w:numPr>
           <w:ilvl w:val="0"/>
-          <w:numId w:val="1013"/>
+          <w:numId w:val="1014"/>
         </w:numPr>
       </w:pPr>
       <w:r>
@@ -7368,8 +7582,8 @@
         </w:pict>
       </w:r>
     </w:p>
-    <w:bookmarkEnd w:id="73"/>
-    <w:bookmarkStart w:id="74" w:name="phase-5---model-policy"/>
+    <w:bookmarkEnd w:id="75"/>
+    <w:bookmarkStart w:id="76" w:name="phase-5---model-policy"/>
     <w:p>
       <w:pPr>
         <w:pStyle w:val="Heading3"/>
@@ -7413,7 +7627,7 @@
         <w:pStyle w:val="Compact"/>
         <w:numPr>
           <w:ilvl w:val="0"/>
-          <w:numId w:val="1014"/>
+          <w:numId w:val="1015"/>
         </w:numPr>
       </w:pPr>
       <w:r>
@@ -7425,7 +7639,7 @@
         <w:pStyle w:val="Compact"/>
         <w:numPr>
           <w:ilvl w:val="0"/>
-          <w:numId w:val="1014"/>
+          <w:numId w:val="1015"/>
         </w:numPr>
       </w:pPr>
       <w:r>
@@ -7437,7 +7651,7 @@
         <w:pStyle w:val="Compact"/>
         <w:numPr>
           <w:ilvl w:val="0"/>
-          <w:numId w:val="1014"/>
+          <w:numId w:val="1015"/>
         </w:numPr>
       </w:pPr>
       <w:r>
@@ -7449,7 +7663,7 @@
         <w:pStyle w:val="Compact"/>
         <w:numPr>
           <w:ilvl w:val="0"/>
-          <w:numId w:val="1014"/>
+          <w:numId w:val="1015"/>
         </w:numPr>
       </w:pPr>
       <w:r>
@@ -7461,7 +7675,7 @@
         <w:pStyle w:val="Compact"/>
         <w:numPr>
           <w:ilvl w:val="0"/>
-          <w:numId w:val="1014"/>
+          <w:numId w:val="1015"/>
         </w:numPr>
       </w:pPr>
       <w:r>
@@ -7473,7 +7687,7 @@
         <w:pStyle w:val="Compact"/>
         <w:numPr>
           <w:ilvl w:val="0"/>
-          <w:numId w:val="1014"/>
+          <w:numId w:val="1015"/>
         </w:numPr>
       </w:pPr>
       <w:r>
@@ -7505,8 +7719,8 @@
         </w:pict>
       </w:r>
     </w:p>
-    <w:bookmarkEnd w:id="74"/>
-    <w:bookmarkStart w:id="75" w:name="phase-6---start-in-monitor-mode"/>
+    <w:bookmarkEnd w:id="76"/>
+    <w:bookmarkStart w:id="77" w:name="phase-6---start-in-monitor-mode"/>
     <w:p>
       <w:pPr>
         <w:pStyle w:val="Heading3"/>
@@ -7550,7 +7764,7 @@
         <w:pStyle w:val="Compact"/>
         <w:numPr>
           <w:ilvl w:val="0"/>
-          <w:numId w:val="1015"/>
+          <w:numId w:val="1016"/>
         </w:numPr>
       </w:pPr>
       <w:r>
@@ -7562,7 +7776,7 @@
         <w:pStyle w:val="Compact"/>
         <w:numPr>
           <w:ilvl w:val="0"/>
-          <w:numId w:val="1015"/>
+          <w:numId w:val="1016"/>
         </w:numPr>
       </w:pPr>
       <w:r>
@@ -7574,7 +7788,7 @@
         <w:pStyle w:val="Compact"/>
         <w:numPr>
           <w:ilvl w:val="0"/>
-          <w:numId w:val="1015"/>
+          <w:numId w:val="1016"/>
         </w:numPr>
       </w:pPr>
       <w:r>
@@ -7586,7 +7800,7 @@
         <w:pStyle w:val="Compact"/>
         <w:numPr>
           <w:ilvl w:val="0"/>
-          <w:numId w:val="1015"/>
+          <w:numId w:val="1016"/>
         </w:numPr>
       </w:pPr>
       <w:r>
@@ -7598,7 +7812,7 @@
         <w:pStyle w:val="Compact"/>
         <w:numPr>
           <w:ilvl w:val="0"/>
-          <w:numId w:val="1015"/>
+          <w:numId w:val="1016"/>
         </w:numPr>
       </w:pPr>
       <w:r>
@@ -7630,8 +7844,8 @@
         </w:pict>
       </w:r>
     </w:p>
-    <w:bookmarkEnd w:id="75"/>
-    <w:bookmarkStart w:id="76" w:name="phase-7---enforce-in-a-controlled-scope"/>
+    <w:bookmarkEnd w:id="77"/>
+    <w:bookmarkStart w:id="78" w:name="phase-7---enforce-in-a-controlled-scope"/>
     <w:p>
       <w:pPr>
         <w:pStyle w:val="Heading3"/>
@@ -7675,7 +7889,7 @@
         <w:pStyle w:val="Compact"/>
         <w:numPr>
           <w:ilvl w:val="0"/>
-          <w:numId w:val="1016"/>
+          <w:numId w:val="1017"/>
         </w:numPr>
       </w:pPr>
       <w:r>
@@ -7687,7 +7901,7 @@
         <w:pStyle w:val="Compact"/>
         <w:numPr>
           <w:ilvl w:val="0"/>
-          <w:numId w:val="1016"/>
+          <w:numId w:val="1017"/>
         </w:numPr>
       </w:pPr>
       <w:r>
@@ -7699,7 +7913,7 @@
         <w:pStyle w:val="Compact"/>
         <w:numPr>
           <w:ilvl w:val="0"/>
-          <w:numId w:val="1016"/>
+          <w:numId w:val="1017"/>
         </w:numPr>
       </w:pPr>
       <w:r>
@@ -7711,7 +7925,7 @@
         <w:pStyle w:val="Compact"/>
         <w:numPr>
           <w:ilvl w:val="0"/>
-          <w:numId w:val="1016"/>
+          <w:numId w:val="1017"/>
         </w:numPr>
       </w:pPr>
       <w:r>
@@ -7723,7 +7937,7 @@
         <w:pStyle w:val="Compact"/>
         <w:numPr>
           <w:ilvl w:val="0"/>
-          <w:numId w:val="1016"/>
+          <w:numId w:val="1017"/>
         </w:numPr>
       </w:pPr>
       <w:r>
@@ -7735,7 +7949,7 @@
         <w:pStyle w:val="Compact"/>
         <w:numPr>
           <w:ilvl w:val="0"/>
-          <w:numId w:val="1016"/>
+          <w:numId w:val="1017"/>
         </w:numPr>
       </w:pPr>
       <w:r>
@@ -7747,7 +7961,7 @@
         <w:pStyle w:val="Compact"/>
         <w:numPr>
           <w:ilvl w:val="0"/>
-          <w:numId w:val="1016"/>
+          <w:numId w:val="1017"/>
         </w:numPr>
       </w:pPr>
       <w:r>
@@ -7759,7 +7973,7 @@
         <w:pStyle w:val="Compact"/>
         <w:numPr>
           <w:ilvl w:val="0"/>
-          <w:numId w:val="1016"/>
+          <w:numId w:val="1017"/>
         </w:numPr>
       </w:pPr>
       <w:r>
@@ -7791,8 +8005,8 @@
         </w:pict>
       </w:r>
     </w:p>
-    <w:bookmarkEnd w:id="76"/>
-    <w:bookmarkStart w:id="77" w:name="phase-8---operationalize"/>
+    <w:bookmarkEnd w:id="78"/>
+    <w:bookmarkStart w:id="79" w:name="phase-8---operationalize"/>
     <w:p>
       <w:pPr>
         <w:pStyle w:val="Heading3"/>
@@ -7836,7 +8050,7 @@
         <w:pStyle w:val="Compact"/>
         <w:numPr>
           <w:ilvl w:val="0"/>
-          <w:numId w:val="1017"/>
+          <w:numId w:val="1018"/>
         </w:numPr>
       </w:pPr>
       <w:r>
@@ -7848,7 +8062,7 @@
         <w:pStyle w:val="Compact"/>
         <w:numPr>
           <w:ilvl w:val="0"/>
-          <w:numId w:val="1017"/>
+          <w:numId w:val="1018"/>
         </w:numPr>
       </w:pPr>
       <w:r>
@@ -7860,7 +8074,7 @@
         <w:pStyle w:val="Compact"/>
         <w:numPr>
           <w:ilvl w:val="0"/>
-          <w:numId w:val="1017"/>
+          <w:numId w:val="1018"/>
         </w:numPr>
       </w:pPr>
       <w:r>
@@ -7872,7 +8086,7 @@
         <w:pStyle w:val="Compact"/>
         <w:numPr>
           <w:ilvl w:val="0"/>
-          <w:numId w:val="1017"/>
+          <w:numId w:val="1018"/>
         </w:numPr>
       </w:pPr>
       <w:r>
@@ -7884,7 +8098,7 @@
         <w:pStyle w:val="Compact"/>
         <w:numPr>
           <w:ilvl w:val="0"/>
-          <w:numId w:val="1017"/>
+          <w:numId w:val="1018"/>
         </w:numPr>
       </w:pPr>
       <w:r>
@@ -7906,7 +8120,7 @@
         <w:pStyle w:val="Compact"/>
         <w:numPr>
           <w:ilvl w:val="0"/>
-          <w:numId w:val="1017"/>
+          <w:numId w:val="1018"/>
         </w:numPr>
       </w:pPr>
       <w:r>
@@ -7918,7 +8132,7 @@
         <w:pStyle w:val="Compact"/>
         <w:numPr>
           <w:ilvl w:val="0"/>
-          <w:numId w:val="1017"/>
+          <w:numId w:val="1018"/>
         </w:numPr>
       </w:pPr>
       <w:r>
@@ -7950,9 +8164,9 @@
         </w:pict>
       </w:r>
     </w:p>
-    <w:bookmarkEnd w:id="77"/>
-    <w:bookmarkEnd w:id="78"/>
-    <w:bookmarkStart w:id="79" w:name="X67792f16bd81b6e95001d9627ef1e2127c941c5"/>
+    <w:bookmarkEnd w:id="79"/>
+    <w:bookmarkEnd w:id="80"/>
+    <w:bookmarkStart w:id="81" w:name="X67792f16bd81b6e95001d9627ef1e2127c941c5"/>
     <w:p>
       <w:pPr>
         <w:pStyle w:val="Heading2"/>
@@ -7974,7 +8188,7 @@
         <w:pStyle w:val="Compact"/>
         <w:numPr>
           <w:ilvl w:val="0"/>
-          <w:numId w:val="1018"/>
+          <w:numId w:val="1019"/>
         </w:numPr>
       </w:pPr>
       <w:r>
@@ -7986,7 +8200,7 @@
         <w:pStyle w:val="Compact"/>
         <w:numPr>
           <w:ilvl w:val="0"/>
-          <w:numId w:val="1018"/>
+          <w:numId w:val="1019"/>
         </w:numPr>
       </w:pPr>
       <w:r>
@@ -7998,7 +8212,7 @@
         <w:pStyle w:val="Compact"/>
         <w:numPr>
           <w:ilvl w:val="0"/>
-          <w:numId w:val="1018"/>
+          <w:numId w:val="1019"/>
         </w:numPr>
       </w:pPr>
       <w:r>
@@ -8010,7 +8224,7 @@
         <w:pStyle w:val="Compact"/>
         <w:numPr>
           <w:ilvl w:val="0"/>
-          <w:numId w:val="1018"/>
+          <w:numId w:val="1019"/>
         </w:numPr>
       </w:pPr>
       <w:r>
@@ -8022,7 +8236,7 @@
         <w:pStyle w:val="Compact"/>
         <w:numPr>
           <w:ilvl w:val="0"/>
-          <w:numId w:val="1018"/>
+          <w:numId w:val="1019"/>
         </w:numPr>
       </w:pPr>
       <w:r>
@@ -8034,7 +8248,7 @@
         <w:pStyle w:val="Compact"/>
         <w:numPr>
           <w:ilvl w:val="0"/>
-          <w:numId w:val="1018"/>
+          <w:numId w:val="1019"/>
         </w:numPr>
       </w:pPr>
       <w:r>
@@ -8046,7 +8260,7 @@
         <w:pStyle w:val="Compact"/>
         <w:numPr>
           <w:ilvl w:val="0"/>
-          <w:numId w:val="1018"/>
+          <w:numId w:val="1019"/>
         </w:numPr>
       </w:pPr>
       <w:r>
@@ -8058,7 +8272,7 @@
         <w:pStyle w:val="Compact"/>
         <w:numPr>
           <w:ilvl w:val="0"/>
-          <w:numId w:val="1018"/>
+          <w:numId w:val="1019"/>
         </w:numPr>
       </w:pPr>
       <w:r>
@@ -8070,7 +8284,7 @@
         <w:pStyle w:val="Compact"/>
         <w:numPr>
           <w:ilvl w:val="0"/>
-          <w:numId w:val="1018"/>
+          <w:numId w:val="1019"/>
         </w:numPr>
       </w:pPr>
       <w:r>
@@ -8082,7 +8296,7 @@
         <w:pStyle w:val="Compact"/>
         <w:numPr>
           <w:ilvl w:val="0"/>
-          <w:numId w:val="1018"/>
+          <w:numId w:val="1019"/>
         </w:numPr>
       </w:pPr>
       <w:r>
@@ -8094,7 +8308,7 @@
         <w:pStyle w:val="Compact"/>
         <w:numPr>
           <w:ilvl w:val="0"/>
-          <w:numId w:val="1018"/>
+          <w:numId w:val="1019"/>
         </w:numPr>
       </w:pPr>
       <w:r>
@@ -8106,7 +8320,7 @@
         <w:pStyle w:val="Compact"/>
         <w:numPr>
           <w:ilvl w:val="0"/>
-          <w:numId w:val="1018"/>
+          <w:numId w:val="1019"/>
         </w:numPr>
       </w:pPr>
       <w:r>
@@ -8128,7 +8342,7 @@
         <w:pStyle w:val="Compact"/>
         <w:numPr>
           <w:ilvl w:val="0"/>
-          <w:numId w:val="1018"/>
+          <w:numId w:val="1019"/>
         </w:numPr>
       </w:pPr>
       <w:r>
@@ -8140,7 +8354,7 @@
         <w:pStyle w:val="Compact"/>
         <w:numPr>
           <w:ilvl w:val="0"/>
-          <w:numId w:val="1018"/>
+          <w:numId w:val="1019"/>
         </w:numPr>
       </w:pPr>
       <w:r>
@@ -8152,7 +8366,7 @@
         <w:pStyle w:val="Compact"/>
         <w:numPr>
           <w:ilvl w:val="0"/>
-          <w:numId w:val="1018"/>
+          <w:numId w:val="1019"/>
         </w:numPr>
       </w:pPr>
       <w:r>
@@ -8166,8 +8380,8 @@
         </w:pict>
       </w:r>
     </w:p>
-    <w:bookmarkEnd w:id="79"/>
-    <w:bookmarkStart w:id="80" w:name="Xe3d4887c83d95160b9d75f09aebe5899dbbe065"/>
+    <w:bookmarkEnd w:id="81"/>
+    <w:bookmarkStart w:id="82" w:name="Xe3d4887c83d95160b9d75f09aebe5899dbbe065"/>
     <w:p>
       <w:pPr>
         <w:pStyle w:val="Heading2"/>
@@ -8605,8 +8819,8 @@
         </w:pict>
       </w:r>
     </w:p>
-    <w:bookmarkEnd w:id="80"/>
-    <w:bookmarkStart w:id="81" w:name="X3a0851872a13412add7784181f5bc7c74c6084b"/>
+    <w:bookmarkEnd w:id="82"/>
+    <w:bookmarkStart w:id="83" w:name="X3a0851872a13412add7784181f5bc7c74c6084b"/>
     <w:p>
       <w:pPr>
         <w:pStyle w:val="Heading2"/>
@@ -8828,8 +9042,8 @@
         </w:pict>
       </w:r>
     </w:p>
-    <w:bookmarkEnd w:id="81"/>
-    <w:bookmarkStart w:id="82" w:name="Xfed9d69b88147d94e8bc0dfd5dae9f34760df84"/>
+    <w:bookmarkEnd w:id="83"/>
+    <w:bookmarkStart w:id="84" w:name="Xfed9d69b88147d94e8bc0dfd5dae9f34760df84"/>
     <w:p>
       <w:pPr>
         <w:pStyle w:val="Heading2"/>
@@ -8851,7 +9065,7 @@
         <w:pStyle w:val="Compact"/>
         <w:numPr>
           <w:ilvl w:val="0"/>
-          <w:numId w:val="1019"/>
+          <w:numId w:val="1020"/>
         </w:numPr>
       </w:pPr>
       <w:r>
@@ -8873,7 +9087,7 @@
         <w:pStyle w:val="Compact"/>
         <w:numPr>
           <w:ilvl w:val="0"/>
-          <w:numId w:val="1019"/>
+          <w:numId w:val="1020"/>
         </w:numPr>
       </w:pPr>
       <w:r>
@@ -8895,7 +9109,7 @@
         <w:pStyle w:val="Compact"/>
         <w:numPr>
           <w:ilvl w:val="0"/>
-          <w:numId w:val="1019"/>
+          <w:numId w:val="1020"/>
         </w:numPr>
       </w:pPr>
       <w:r>
@@ -8917,7 +9131,7 @@
         <w:pStyle w:val="Compact"/>
         <w:numPr>
           <w:ilvl w:val="0"/>
-          <w:numId w:val="1019"/>
+          <w:numId w:val="1020"/>
         </w:numPr>
       </w:pPr>
       <w:r>
@@ -8939,7 +9153,7 @@
         <w:pStyle w:val="Compact"/>
         <w:numPr>
           <w:ilvl w:val="0"/>
-          <w:numId w:val="1019"/>
+          <w:numId w:val="1020"/>
         </w:numPr>
       </w:pPr>
       <w:r>
@@ -8963,8 +9177,8 @@
         </w:pict>
       </w:r>
     </w:p>
-    <w:bookmarkEnd w:id="82"/>
-    <w:bookmarkStart w:id="86" w:name="X79e47e825b80098b108f07de62e27975790b823"/>
+    <w:bookmarkEnd w:id="84"/>
+    <w:bookmarkStart w:id="88" w:name="X79e47e825b80098b108f07de62e27975790b823"/>
     <w:p>
       <w:pPr>
         <w:pStyle w:val="Heading2"/>
@@ -9025,7 +9239,7 @@
             <w:pPr>
               <w:pStyle w:val="Compact"/>
             </w:pPr>
-            <w:hyperlink r:id="rId83">
+            <w:hyperlink r:id="rId85">
               <w:r>
                 <w:rPr>
                   <w:rStyle w:val="Hyperlink"/>
@@ -9054,7 +9268,7 @@
             <w:pPr>
               <w:pStyle w:val="Compact"/>
             </w:pPr>
-            <w:hyperlink r:id="rId84">
+            <w:hyperlink r:id="rId86">
               <w:r>
                 <w:rPr>
                   <w:rStyle w:val="Hyperlink"/>
@@ -9083,7 +9297,7 @@
             <w:pPr>
               <w:pStyle w:val="Compact"/>
             </w:pPr>
-            <w:hyperlink r:id="rId13">
+            <w:hyperlink r:id="rId14">
               <w:r>
                 <w:rPr>
                   <w:rStyle w:val="Hyperlink"/>
@@ -9132,7 +9346,7 @@
       <w:r>
         <w:t xml:space="preserve"> </w:t>
       </w:r>
-      <w:hyperlink r:id="rId85">
+      <w:hyperlink r:id="rId87">
         <w:r>
           <w:rPr>
             <w:rStyle w:val="Hyperlink"/>
@@ -9151,66 +9365,8 @@
         </w:pict>
       </w:r>
     </w:p>
-    <w:bookmarkEnd w:id="86"/>
-    <w:bookmarkStart w:id="87" w:name="X9d787da5f4507c4c8cca7b52a976cd3e73e44fc"/>
-    <w:p>
-      <w:pPr>
-        <w:pStyle w:val="Heading2"/>
-      </w:pPr>
-      <w:r>
-        <w:t xml:space="preserve">14. Open Items Before Publishing Final Version</w:t>
-      </w:r>
-    </w:p>
-    <w:p>
-      <w:pPr>
-        <w:pStyle w:val="Compact"/>
-        <w:numPr>
-          <w:ilvl w:val="0"/>
-          <w:numId w:val="1020"/>
-        </w:numPr>
-      </w:pPr>
-      <w:r>
-        <w:t xml:space="preserve">Confirm whether this repo should be public, private, or internal-only.</w:t>
-      </w:r>
-    </w:p>
-    <w:p>
-      <w:pPr>
-        <w:pStyle w:val="Compact"/>
-        <w:numPr>
-          <w:ilvl w:val="0"/>
-          <w:numId w:val="1020"/>
-        </w:numPr>
-      </w:pPr>
-      <w:r>
-        <w:t xml:space="preserve">Confirm whether customer-specific examples should be removed or kept generic.</w:t>
-      </w:r>
-    </w:p>
-    <w:p>
-      <w:pPr>
-        <w:pStyle w:val="Compact"/>
-        <w:numPr>
-          <w:ilvl w:val="0"/>
-          <w:numId w:val="1020"/>
-        </w:numPr>
-      </w:pPr>
-      <w:r>
-        <w:t xml:space="preserve">Add official Cisco documentation links for the final user education version.</w:t>
-      </w:r>
-    </w:p>
-    <w:p>
-      <w:pPr>
-        <w:pStyle w:val="Compact"/>
-        <w:numPr>
-          <w:ilvl w:val="0"/>
-          <w:numId w:val="1020"/>
-        </w:numPr>
-      </w:pPr>
-      <w:r>
-        <w:t xml:space="preserve">Validate current release-specific support matrices before presenting platform coverage.</w:t>
-      </w:r>
-    </w:p>
-    <w:bookmarkEnd w:id="87"/>
     <w:bookmarkEnd w:id="88"/>
+    <w:bookmarkEnd w:id="89"/>
     <w:sectPr>
       <w:footnotePr>
         <w:numRestart w:val="eachSect"/>
@@ -9543,6 +9699,9 @@
     </w:lvlOverride>
   </w:num>
   <w:num w:numId="1002">
+    <w:abstractNumId w:val="991"/>
+  </w:num>
+  <w:num w:numId="1003">
     <w:abstractNumId w:val="99411"/>
     <w:lvlOverride w:ilvl="0">
       <w:startOverride w:val="1"/>
@@ -9571,9 +9730,6 @@
     <w:lvlOverride w:ilvl="8">
       <w:startOverride w:val="1"/>
     </w:lvlOverride>
-  </w:num>
-  <w:num w:numId="1003">
-    <w:abstractNumId w:val="991"/>
   </w:num>
   <w:num w:numId="1004">
     <w:abstractNumId w:val="991"/>
@@ -9588,6 +9744,9 @@
     <w:abstractNumId w:val="991"/>
   </w:num>
   <w:num w:numId="1008">
+    <w:abstractNumId w:val="991"/>
+  </w:num>
+  <w:num w:numId="1009">
     <w:abstractNumId w:val="99411"/>
     <w:lvlOverride w:ilvl="0">
       <w:startOverride w:val="1"/>
@@ -9617,38 +9776,8 @@
       <w:startOverride w:val="1"/>
     </w:lvlOverride>
   </w:num>
-  <w:num w:numId="1009">
+  <w:num w:numId="1010">
     <w:abstractNumId w:val="991"/>
-  </w:num>
-  <w:num w:numId="1010">
-    <w:abstractNumId w:val="99411"/>
-    <w:lvlOverride w:ilvl="0">
-      <w:startOverride w:val="1"/>
-    </w:lvlOverride>
-    <w:lvlOverride w:ilvl="1">
-      <w:startOverride w:val="1"/>
-    </w:lvlOverride>
-    <w:lvlOverride w:ilvl="2">
-      <w:startOverride w:val="1"/>
-    </w:lvlOverride>
-    <w:lvlOverride w:ilvl="3">
-      <w:startOverride w:val="1"/>
-    </w:lvlOverride>
-    <w:lvlOverride w:ilvl="4">
-      <w:startOverride w:val="1"/>
-    </w:lvlOverride>
-    <w:lvlOverride w:ilvl="5">
-      <w:startOverride w:val="1"/>
-    </w:lvlOverride>
-    <w:lvlOverride w:ilvl="6">
-      <w:startOverride w:val="1"/>
-    </w:lvlOverride>
-    <w:lvlOverride w:ilvl="7">
-      <w:startOverride w:val="1"/>
-    </w:lvlOverride>
-    <w:lvlOverride w:ilvl="8">
-      <w:startOverride w:val="1"/>
-    </w:lvlOverride>
   </w:num>
   <w:num w:numId="1011">
     <w:abstractNumId w:val="99411"/>

--- a/docs/user-education/CSW-User-Education-Guide.docx
+++ b/docs/user-education/CSW-User-Education-Guide.docx
@@ -60,7 +60,7 @@
         </w:p>
       </w:sdtContent>
     </w:sdt>
-    <w:bookmarkStart w:id="89" w:name="X92ee979ebdbb38d988228e1ce971d57f1b349ff"/>
+    <w:bookmarkStart w:id="88" w:name="X92ee979ebdbb38d988228e1ce971d57f1b349ff"/>
     <w:p>
       <w:pPr>
         <w:pStyle w:val="Heading1"/>
@@ -2558,7 +2558,7 @@
     </w:p>
     <w:bookmarkEnd w:id="19"/>
     <w:bookmarkEnd w:id="20"/>
-    <w:bookmarkStart w:id="66" w:name="X34388d678d45029f6ea868320ccc3fef24f0f73"/>
+    <w:bookmarkStart w:id="65" w:name="X34388d678d45029f6ea868320ccc3fef24f0f73"/>
     <w:p>
       <w:pPr>
         <w:pStyle w:val="Heading2"/>
@@ -2889,7 +2889,7 @@
       </w:tr>
     </w:tbl>
     <w:bookmarkEnd w:id="24"/>
-    <w:bookmarkStart w:id="28" w:name="X27b0b3246bd0221bf109cd41cf29e8955f4a5a1"/>
+    <w:bookmarkStart w:id="27" w:name="X27b0b3246bd0221bf109cd41cf29e8955f4a5a1"/>
     <w:p>
       <w:pPr>
         <w:pStyle w:val="Heading3"/>
@@ -3115,37 +3115,8 @@
         </w:tc>
       </w:tr>
     </w:tbl>
-    <w:p>
-      <w:pPr>
-        <w:pStyle w:val="BodyText"/>
-      </w:pPr>
-      <w:r>
-        <w:rPr>
-          <w:b/>
-          <w:bCs/>
-        </w:rPr>
-        <w:t xml:space="preserve">Reference — Windows policy enforcement (WFP):</w:t>
-      </w:r>
-      <w:r>
-        <w:t xml:space="preserve"> </w:t>
-      </w:r>
-      <w:hyperlink r:id="rId27">
-        <w:r>
-          <w:rPr>
-            <w:rStyle w:val="VerbatimChar"/>
-          </w:rPr>
-          <w:t xml:space="preserve">WFP-Design.docx</w:t>
-        </w:r>
-      </w:hyperlink>
-      <w:r>
-        <w:t xml:space="preserve"> </w:t>
-      </w:r>
-      <w:r>
-        <w:t xml:space="preserve">— Windows Filtering Platform design; how the CSW agent enforces host policy on Windows workloads.</w:t>
-      </w:r>
-    </w:p>
-    <w:bookmarkEnd w:id="28"/>
-    <w:bookmarkStart w:id="34" w:name="Xf8e5d935e4719b8ec583b58485ced48d95037fb"/>
+    <w:bookmarkEnd w:id="27"/>
+    <w:bookmarkStart w:id="33" w:name="Xf8e5d935e4719b8ec583b58485ced48d95037fb"/>
     <w:p>
       <w:pPr>
         <w:pStyle w:val="Heading3"/>
@@ -3284,6 +3255,71 @@
               <w:pStyle w:val="Compact"/>
               <w:jc w:val="center"/>
             </w:pPr>
+            <w:hyperlink r:id="rId28">
+              <w:r>
+                <w:rPr>
+                  <w:rStyle w:val="Hyperlink"/>
+                </w:rPr>
+                <w:t xml:space="preserve">Watch</w:t>
+              </w:r>
+            </w:hyperlink>
+          </w:p>
+        </w:tc>
+      </w:tr>
+      <w:tr>
+        <w:tc>
+          <w:tcPr/>
+          <w:p>
+            <w:pPr>
+              <w:pStyle w:val="Compact"/>
+              <w:jc w:val="center"/>
+            </w:pPr>
+            <w:r>
+              <w:t xml:space="preserve">7</w:t>
+            </w:r>
+          </w:p>
+        </w:tc>
+        <w:tc>
+          <w:tcPr/>
+          <w:p>
+            <w:pPr>
+              <w:pStyle w:val="Compact"/>
+              <w:jc w:val="right"/>
+            </w:pPr>
+            <w:r>
+              <w:t xml:space="preserve">10</w:t>
+            </w:r>
+          </w:p>
+        </w:tc>
+        <w:tc>
+          <w:tcPr/>
+          <w:p>
+            <w:pPr>
+              <w:pStyle w:val="Compact"/>
+            </w:pPr>
+            <w:r>
+              <w:t xml:space="preserve">Flow Analysis</w:t>
+            </w:r>
+          </w:p>
+        </w:tc>
+        <w:tc>
+          <w:tcPr/>
+          <w:p>
+            <w:pPr>
+              <w:pStyle w:val="Compact"/>
+            </w:pPr>
+            <w:r>
+              <w:t xml:space="preserve">Traffic patterns and anomalies.</w:t>
+            </w:r>
+          </w:p>
+        </w:tc>
+        <w:tc>
+          <w:tcPr/>
+          <w:p>
+            <w:pPr>
+              <w:pStyle w:val="Compact"/>
+              <w:jc w:val="center"/>
+            </w:pPr>
             <w:hyperlink r:id="rId29">
               <w:r>
                 <w:rPr>
@@ -3304,6 +3340,18 @@
               <w:jc w:val="center"/>
             </w:pPr>
             <w:r>
+              <w:t xml:space="preserve">8</w:t>
+            </w:r>
+          </w:p>
+        </w:tc>
+        <w:tc>
+          <w:tcPr/>
+          <w:p>
+            <w:pPr>
+              <w:pStyle w:val="Compact"/>
+              <w:jc w:val="right"/>
+            </w:pPr>
+            <w:r>
               <w:t xml:space="preserve">7</w:t>
             </w:r>
           </w:p>
@@ -3313,32 +3361,20 @@
           <w:p>
             <w:pPr>
               <w:pStyle w:val="Compact"/>
-              <w:jc w:val="right"/>
-            </w:pPr>
-            <w:r>
-              <w:t xml:space="preserve">10</w:t>
-            </w:r>
-          </w:p>
-        </w:tc>
-        <w:tc>
-          <w:tcPr/>
-          <w:p>
-            <w:pPr>
-              <w:pStyle w:val="Compact"/>
-            </w:pPr>
-            <w:r>
-              <w:t xml:space="preserve">Flow Analysis</w:t>
-            </w:r>
-          </w:p>
-        </w:tc>
-        <w:tc>
-          <w:tcPr/>
-          <w:p>
-            <w:pPr>
-              <w:pStyle w:val="Compact"/>
-            </w:pPr>
-            <w:r>
-              <w:t xml:space="preserve">Traffic patterns and anomalies.</w:t>
+            </w:pPr>
+            <w:r>
+              <w:t xml:space="preserve">Application Dependency Mapping &amp; Policy Analysis</w:t>
+            </w:r>
+          </w:p>
+        </w:tc>
+        <w:tc>
+          <w:tcPr/>
+          <w:p>
+            <w:pPr>
+              <w:pStyle w:val="Compact"/>
+            </w:pPr>
+            <w:r>
+              <w:t xml:space="preserve">ADM and policy derivation.</w:t>
             </w:r>
           </w:p>
         </w:tc>
@@ -3369,7 +3405,7 @@
               <w:jc w:val="center"/>
             </w:pPr>
             <w:r>
-              <w:t xml:space="preserve">8</w:t>
+              <w:t xml:space="preserve">9</w:t>
             </w:r>
           </w:p>
         </w:tc>
@@ -3381,29 +3417,29 @@
               <w:jc w:val="right"/>
             </w:pPr>
             <w:r>
-              <w:t xml:space="preserve">7</w:t>
-            </w:r>
-          </w:p>
-        </w:tc>
-        <w:tc>
-          <w:tcPr/>
-          <w:p>
-            <w:pPr>
-              <w:pStyle w:val="Compact"/>
-            </w:pPr>
-            <w:r>
-              <w:t xml:space="preserve">Application Dependency Mapping &amp; Policy Analysis</w:t>
-            </w:r>
-          </w:p>
-        </w:tc>
-        <w:tc>
-          <w:tcPr/>
-          <w:p>
-            <w:pPr>
-              <w:pStyle w:val="Compact"/>
-            </w:pPr>
-            <w:r>
-              <w:t xml:space="preserve">ADM and policy derivation.</w:t>
+              <w:t xml:space="preserve">9</w:t>
+            </w:r>
+          </w:p>
+        </w:tc>
+        <w:tc>
+          <w:tcPr/>
+          <w:p>
+            <w:pPr>
+              <w:pStyle w:val="Compact"/>
+            </w:pPr>
+            <w:r>
+              <w:t xml:space="preserve">Dynamic Workloads &amp; Policy</w:t>
+            </w:r>
+          </w:p>
+        </w:tc>
+        <w:tc>
+          <w:tcPr/>
+          <w:p>
+            <w:pPr>
+              <w:pStyle w:val="Compact"/>
+            </w:pPr>
+            <w:r>
+              <w:t xml:space="preserve">Policy for moving/scaling workloads.</w:t>
             </w:r>
           </w:p>
         </w:tc>
@@ -3434,7 +3470,7 @@
               <w:jc w:val="center"/>
             </w:pPr>
             <w:r>
-              <w:t xml:space="preserve">9</w:t>
+              <w:t xml:space="preserve">10</w:t>
             </w:r>
           </w:p>
         </w:tc>
@@ -3446,29 +3482,29 @@
               <w:jc w:val="right"/>
             </w:pPr>
             <w:r>
-              <w:t xml:space="preserve">9</w:t>
-            </w:r>
-          </w:p>
-        </w:tc>
-        <w:tc>
-          <w:tcPr/>
-          <w:p>
-            <w:pPr>
-              <w:pStyle w:val="Compact"/>
-            </w:pPr>
-            <w:r>
-              <w:t xml:space="preserve">Dynamic Workloads &amp; Policy</w:t>
-            </w:r>
-          </w:p>
-        </w:tc>
-        <w:tc>
-          <w:tcPr/>
-          <w:p>
-            <w:pPr>
-              <w:pStyle w:val="Compact"/>
-            </w:pPr>
-            <w:r>
-              <w:t xml:space="preserve">Policy for moving/scaling workloads.</w:t>
+              <w:t xml:space="preserve">8</w:t>
+            </w:r>
+          </w:p>
+        </w:tc>
+        <w:tc>
+          <w:tcPr/>
+          <w:p>
+            <w:pPr>
+              <w:pStyle w:val="Compact"/>
+            </w:pPr>
+            <w:r>
+              <w:t xml:space="preserve">Policy Visual and Quick Analysis</w:t>
+            </w:r>
+          </w:p>
+        </w:tc>
+        <w:tc>
+          <w:tcPr/>
+          <w:p>
+            <w:pPr>
+              <w:pStyle w:val="Compact"/>
+            </w:pPr>
+            <w:r>
+              <w:t xml:space="preserve">Visualize policy impact.</w:t>
             </w:r>
           </w:p>
         </w:tc>
@@ -3490,74 +3526,9 @@
           </w:p>
         </w:tc>
       </w:tr>
-      <w:tr>
-        <w:tc>
-          <w:tcPr/>
-          <w:p>
-            <w:pPr>
-              <w:pStyle w:val="Compact"/>
-              <w:jc w:val="center"/>
-            </w:pPr>
-            <w:r>
-              <w:t xml:space="preserve">10</w:t>
-            </w:r>
-          </w:p>
-        </w:tc>
-        <w:tc>
-          <w:tcPr/>
-          <w:p>
-            <w:pPr>
-              <w:pStyle w:val="Compact"/>
-              <w:jc w:val="right"/>
-            </w:pPr>
-            <w:r>
-              <w:t xml:space="preserve">8</w:t>
-            </w:r>
-          </w:p>
-        </w:tc>
-        <w:tc>
-          <w:tcPr/>
-          <w:p>
-            <w:pPr>
-              <w:pStyle w:val="Compact"/>
-            </w:pPr>
-            <w:r>
-              <w:t xml:space="preserve">Policy Visual and Quick Analysis</w:t>
-            </w:r>
-          </w:p>
-        </w:tc>
-        <w:tc>
-          <w:tcPr/>
-          <w:p>
-            <w:pPr>
-              <w:pStyle w:val="Compact"/>
-            </w:pPr>
-            <w:r>
-              <w:t xml:space="preserve">Visualize policy impact.</w:t>
-            </w:r>
-          </w:p>
-        </w:tc>
-        <w:tc>
-          <w:tcPr/>
-          <w:p>
-            <w:pPr>
-              <w:pStyle w:val="Compact"/>
-              <w:jc w:val="center"/>
-            </w:pPr>
-            <w:hyperlink r:id="rId33">
-              <w:r>
-                <w:rPr>
-                  <w:rStyle w:val="Hyperlink"/>
-                </w:rPr>
-                <w:t xml:space="preserve">Watch</w:t>
-              </w:r>
-            </w:hyperlink>
-          </w:p>
-        </w:tc>
-      </w:tr>
     </w:tbl>
-    <w:bookmarkEnd w:id="34"/>
-    <w:bookmarkStart w:id="37" w:name="Xe08cf81caea7d0f53bf073b145c66d190f05ea7"/>
+    <w:bookmarkEnd w:id="33"/>
+    <w:bookmarkStart w:id="36" w:name="Xe08cf81caea7d0f53bf073b145c66d190f05ea7"/>
     <w:p>
       <w:pPr>
         <w:pStyle w:val="Heading3"/>
@@ -3696,6 +3667,71 @@
               <w:pStyle w:val="Compact"/>
               <w:jc w:val="center"/>
             </w:pPr>
+            <w:hyperlink r:id="rId34">
+              <w:r>
+                <w:rPr>
+                  <w:rStyle w:val="Hyperlink"/>
+                </w:rPr>
+                <w:t xml:space="preserve">Watch</w:t>
+              </w:r>
+            </w:hyperlink>
+          </w:p>
+        </w:tc>
+      </w:tr>
+      <w:tr>
+        <w:tc>
+          <w:tcPr/>
+          <w:p>
+            <w:pPr>
+              <w:pStyle w:val="Compact"/>
+              <w:jc w:val="center"/>
+            </w:pPr>
+            <w:r>
+              <w:t xml:space="preserve">12</w:t>
+            </w:r>
+          </w:p>
+        </w:tc>
+        <w:tc>
+          <w:tcPr/>
+          <w:p>
+            <w:pPr>
+              <w:pStyle w:val="Compact"/>
+              <w:jc w:val="right"/>
+            </w:pPr>
+            <w:r>
+              <w:t xml:space="preserve">34</w:t>
+            </w:r>
+          </w:p>
+        </w:tc>
+        <w:tc>
+          <w:tcPr/>
+          <w:p>
+            <w:pPr>
+              <w:pStyle w:val="Compact"/>
+            </w:pPr>
+            <w:r>
+              <w:t xml:space="preserve">Policy Statistics with AI Engine</w:t>
+            </w:r>
+          </w:p>
+        </w:tc>
+        <w:tc>
+          <w:tcPr/>
+          <w:p>
+            <w:pPr>
+              <w:pStyle w:val="Compact"/>
+            </w:pPr>
+            <w:r>
+              <w:t xml:space="preserve">Statistics and tuning at scale.</w:t>
+            </w:r>
+          </w:p>
+        </w:tc>
+        <w:tc>
+          <w:tcPr/>
+          <w:p>
+            <w:pPr>
+              <w:pStyle w:val="Compact"/>
+              <w:jc w:val="center"/>
+            </w:pPr>
             <w:hyperlink r:id="rId35">
               <w:r>
                 <w:rPr>
@@ -3707,74 +3743,9 @@
           </w:p>
         </w:tc>
       </w:tr>
-      <w:tr>
-        <w:tc>
-          <w:tcPr/>
-          <w:p>
-            <w:pPr>
-              <w:pStyle w:val="Compact"/>
-              <w:jc w:val="center"/>
-            </w:pPr>
-            <w:r>
-              <w:t xml:space="preserve">12</w:t>
-            </w:r>
-          </w:p>
-        </w:tc>
-        <w:tc>
-          <w:tcPr/>
-          <w:p>
-            <w:pPr>
-              <w:pStyle w:val="Compact"/>
-              <w:jc w:val="right"/>
-            </w:pPr>
-            <w:r>
-              <w:t xml:space="preserve">34</w:t>
-            </w:r>
-          </w:p>
-        </w:tc>
-        <w:tc>
-          <w:tcPr/>
-          <w:p>
-            <w:pPr>
-              <w:pStyle w:val="Compact"/>
-            </w:pPr>
-            <w:r>
-              <w:t xml:space="preserve">Policy Statistics with AI Engine</w:t>
-            </w:r>
-          </w:p>
-        </w:tc>
-        <w:tc>
-          <w:tcPr/>
-          <w:p>
-            <w:pPr>
-              <w:pStyle w:val="Compact"/>
-            </w:pPr>
-            <w:r>
-              <w:t xml:space="preserve">Statistics and tuning at scale.</w:t>
-            </w:r>
-          </w:p>
-        </w:tc>
-        <w:tc>
-          <w:tcPr/>
-          <w:p>
-            <w:pPr>
-              <w:pStyle w:val="Compact"/>
-              <w:jc w:val="center"/>
-            </w:pPr>
-            <w:hyperlink r:id="rId36">
-              <w:r>
-                <w:rPr>
-                  <w:rStyle w:val="Hyperlink"/>
-                </w:rPr>
-                <w:t xml:space="preserve">Watch</w:t>
-              </w:r>
-            </w:hyperlink>
-          </w:p>
-        </w:tc>
-      </w:tr>
     </w:tbl>
-    <w:bookmarkEnd w:id="37"/>
-    <w:bookmarkStart w:id="43" w:name="X8a788de5795d40d873f8a098801eb93b3a8b2cf"/>
+    <w:bookmarkEnd w:id="36"/>
+    <w:bookmarkStart w:id="42" w:name="X8a788de5795d40d873f8a098801eb93b3a8b2cf"/>
     <w:p>
       <w:pPr>
         <w:pStyle w:val="Heading3"/>
@@ -3913,6 +3884,71 @@
               <w:pStyle w:val="Compact"/>
               <w:jc w:val="center"/>
             </w:pPr>
+            <w:hyperlink r:id="rId37">
+              <w:r>
+                <w:rPr>
+                  <w:rStyle w:val="Hyperlink"/>
+                </w:rPr>
+                <w:t xml:space="preserve">Watch</w:t>
+              </w:r>
+            </w:hyperlink>
+          </w:p>
+        </w:tc>
+      </w:tr>
+      <w:tr>
+        <w:tc>
+          <w:tcPr/>
+          <w:p>
+            <w:pPr>
+              <w:pStyle w:val="Compact"/>
+              <w:jc w:val="center"/>
+            </w:pPr>
+            <w:r>
+              <w:t xml:space="preserve">14</w:t>
+            </w:r>
+          </w:p>
+        </w:tc>
+        <w:tc>
+          <w:tcPr/>
+          <w:p>
+            <w:pPr>
+              <w:pStyle w:val="Compact"/>
+              <w:jc w:val="right"/>
+            </w:pPr>
+            <w:r>
+              <w:t xml:space="preserve">11</w:t>
+            </w:r>
+          </w:p>
+        </w:tc>
+        <w:tc>
+          <w:tcPr/>
+          <w:p>
+            <w:pPr>
+              <w:pStyle w:val="Compact"/>
+            </w:pPr>
+            <w:r>
+              <w:t xml:space="preserve">Vulnerabilities and Risk Reduction</w:t>
+            </w:r>
+          </w:p>
+        </w:tc>
+        <w:tc>
+          <w:tcPr/>
+          <w:p>
+            <w:pPr>
+              <w:pStyle w:val="Compact"/>
+            </w:pPr>
+            <w:r>
+              <w:t xml:space="preserve">Vulnerable workload prioritization.</w:t>
+            </w:r>
+          </w:p>
+        </w:tc>
+        <w:tc>
+          <w:tcPr/>
+          <w:p>
+            <w:pPr>
+              <w:pStyle w:val="Compact"/>
+              <w:jc w:val="center"/>
+            </w:pPr>
             <w:hyperlink r:id="rId38">
               <w:r>
                 <w:rPr>
@@ -3933,7 +3969,7 @@
               <w:jc w:val="center"/>
             </w:pPr>
             <w:r>
-              <w:t xml:space="preserve">14</w:t>
+              <w:t xml:space="preserve">15</w:t>
             </w:r>
           </w:p>
         </w:tc>
@@ -3945,29 +3981,29 @@
               <w:jc w:val="right"/>
             </w:pPr>
             <w:r>
-              <w:t xml:space="preserve">11</w:t>
-            </w:r>
-          </w:p>
-        </w:tc>
-        <w:tc>
-          <w:tcPr/>
-          <w:p>
-            <w:pPr>
-              <w:pStyle w:val="Compact"/>
-            </w:pPr>
-            <w:r>
-              <w:t xml:space="preserve">Vulnerabilities and Risk Reduction</w:t>
-            </w:r>
-          </w:p>
-        </w:tc>
-        <w:tc>
-          <w:tcPr/>
-          <w:p>
-            <w:pPr>
-              <w:pStyle w:val="Compact"/>
-            </w:pPr>
-            <w:r>
-              <w:t xml:space="preserve">Vulnerable workload prioritization.</w:t>
+              <w:t xml:space="preserve">15</w:t>
+            </w:r>
+          </w:p>
+        </w:tc>
+        <w:tc>
+          <w:tcPr/>
+          <w:p>
+            <w:pPr>
+              <w:pStyle w:val="Compact"/>
+            </w:pPr>
+            <w:r>
+              <w:t xml:space="preserve">SSH Risk Reduction</w:t>
+            </w:r>
+          </w:p>
+        </w:tc>
+        <w:tc>
+          <w:tcPr/>
+          <w:p>
+            <w:pPr>
+              <w:pStyle w:val="Compact"/>
+            </w:pPr>
+            <w:r>
+              <w:t xml:space="preserve">Control SSH between workloads.</w:t>
             </w:r>
           </w:p>
         </w:tc>
@@ -3998,7 +4034,7 @@
               <w:jc w:val="center"/>
             </w:pPr>
             <w:r>
-              <w:t xml:space="preserve">15</w:t>
+              <w:t xml:space="preserve">16</w:t>
             </w:r>
           </w:p>
         </w:tc>
@@ -4010,29 +4046,29 @@
               <w:jc w:val="right"/>
             </w:pPr>
             <w:r>
-              <w:t xml:space="preserve">15</w:t>
-            </w:r>
-          </w:p>
-        </w:tc>
-        <w:tc>
-          <w:tcPr/>
-          <w:p>
-            <w:pPr>
-              <w:pStyle w:val="Compact"/>
-            </w:pPr>
-            <w:r>
-              <w:t xml:space="preserve">SSH Risk Reduction</w:t>
-            </w:r>
-          </w:p>
-        </w:tc>
-        <w:tc>
-          <w:tcPr/>
-          <w:p>
-            <w:pPr>
-              <w:pStyle w:val="Compact"/>
-            </w:pPr>
-            <w:r>
-              <w:t xml:space="preserve">Control SSH between workloads.</w:t>
+              <w:t xml:space="preserve">14</w:t>
+            </w:r>
+          </w:p>
+        </w:tc>
+        <w:tc>
+          <w:tcPr/>
+          <w:p>
+            <w:pPr>
+              <w:pStyle w:val="Compact"/>
+            </w:pPr>
+            <w:r>
+              <w:t xml:space="preserve">Log4J Risk Reduction</w:t>
+            </w:r>
+          </w:p>
+        </w:tc>
+        <w:tc>
+          <w:tcPr/>
+          <w:p>
+            <w:pPr>
+              <w:pStyle w:val="Compact"/>
+            </w:pPr>
+            <w:r>
+              <w:t xml:space="preserve">Log4Shell exposure containment.</w:t>
             </w:r>
           </w:p>
         </w:tc>
@@ -4063,7 +4099,7 @@
               <w:jc w:val="center"/>
             </w:pPr>
             <w:r>
-              <w:t xml:space="preserve">16</w:t>
+              <w:t xml:space="preserve">17</w:t>
             </w:r>
           </w:p>
         </w:tc>
@@ -4075,29 +4111,29 @@
               <w:jc w:val="right"/>
             </w:pPr>
             <w:r>
-              <w:t xml:space="preserve">14</w:t>
-            </w:r>
-          </w:p>
-        </w:tc>
-        <w:tc>
-          <w:tcPr/>
-          <w:p>
-            <w:pPr>
-              <w:pStyle w:val="Compact"/>
-            </w:pPr>
-            <w:r>
-              <w:t xml:space="preserve">Log4J Risk Reduction</w:t>
-            </w:r>
-          </w:p>
-        </w:tc>
-        <w:tc>
-          <w:tcPr/>
-          <w:p>
-            <w:pPr>
-              <w:pStyle w:val="Compact"/>
-            </w:pPr>
-            <w:r>
-              <w:t xml:space="preserve">Log4Shell exposure containment.</w:t>
+              <w:t xml:space="preserve">13</w:t>
+            </w:r>
+          </w:p>
+        </w:tc>
+        <w:tc>
+          <w:tcPr/>
+          <w:p>
+            <w:pPr>
+              <w:pStyle w:val="Compact"/>
+            </w:pPr>
+            <w:r>
+              <w:t xml:space="preserve">Forensics</w:t>
+            </w:r>
+          </w:p>
+        </w:tc>
+        <w:tc>
+          <w:tcPr/>
+          <w:p>
+            <w:pPr>
+              <w:pStyle w:val="Compact"/>
+            </w:pPr>
+            <w:r>
+              <w:t xml:space="preserve">Investigation evidence.</w:t>
             </w:r>
           </w:p>
         </w:tc>
@@ -4119,74 +4155,9 @@
           </w:p>
         </w:tc>
       </w:tr>
-      <w:tr>
-        <w:tc>
-          <w:tcPr/>
-          <w:p>
-            <w:pPr>
-              <w:pStyle w:val="Compact"/>
-              <w:jc w:val="center"/>
-            </w:pPr>
-            <w:r>
-              <w:t xml:space="preserve">17</w:t>
-            </w:r>
-          </w:p>
-        </w:tc>
-        <w:tc>
-          <w:tcPr/>
-          <w:p>
-            <w:pPr>
-              <w:pStyle w:val="Compact"/>
-              <w:jc w:val="right"/>
-            </w:pPr>
-            <w:r>
-              <w:t xml:space="preserve">13</w:t>
-            </w:r>
-          </w:p>
-        </w:tc>
-        <w:tc>
-          <w:tcPr/>
-          <w:p>
-            <w:pPr>
-              <w:pStyle w:val="Compact"/>
-            </w:pPr>
-            <w:r>
-              <w:t xml:space="preserve">Forensics</w:t>
-            </w:r>
-          </w:p>
-        </w:tc>
-        <w:tc>
-          <w:tcPr/>
-          <w:p>
-            <w:pPr>
-              <w:pStyle w:val="Compact"/>
-            </w:pPr>
-            <w:r>
-              <w:t xml:space="preserve">Investigation evidence.</w:t>
-            </w:r>
-          </w:p>
-        </w:tc>
-        <w:tc>
-          <w:tcPr/>
-          <w:p>
-            <w:pPr>
-              <w:pStyle w:val="Compact"/>
-              <w:jc w:val="center"/>
-            </w:pPr>
-            <w:hyperlink r:id="rId42">
-              <w:r>
-                <w:rPr>
-                  <w:rStyle w:val="Hyperlink"/>
-                </w:rPr>
-                <w:t xml:space="preserve">Watch</w:t>
-              </w:r>
-            </w:hyperlink>
-          </w:p>
-        </w:tc>
-      </w:tr>
     </w:tbl>
-    <w:bookmarkEnd w:id="43"/>
-    <w:bookmarkStart w:id="46" w:name="X8938ec5b7415f921bc4d87f7ee35b1149073c6a"/>
+    <w:bookmarkEnd w:id="42"/>
+    <w:bookmarkStart w:id="45" w:name="X8938ec5b7415f921bc4d87f7ee35b1149073c6a"/>
     <w:p>
       <w:pPr>
         <w:pStyle w:val="Heading3"/>
@@ -4325,6 +4296,71 @@
               <w:pStyle w:val="Compact"/>
               <w:jc w:val="center"/>
             </w:pPr>
+            <w:hyperlink r:id="rId43">
+              <w:r>
+                <w:rPr>
+                  <w:rStyle w:val="Hyperlink"/>
+                </w:rPr>
+                <w:t xml:space="preserve">Watch</w:t>
+              </w:r>
+            </w:hyperlink>
+          </w:p>
+        </w:tc>
+      </w:tr>
+      <w:tr>
+        <w:tc>
+          <w:tcPr/>
+          <w:p>
+            <w:pPr>
+              <w:pStyle w:val="Compact"/>
+              <w:jc w:val="center"/>
+            </w:pPr>
+            <w:r>
+              <w:t xml:space="preserve">19</w:t>
+            </w:r>
+          </w:p>
+        </w:tc>
+        <w:tc>
+          <w:tcPr/>
+          <w:p>
+            <w:pPr>
+              <w:pStyle w:val="Compact"/>
+              <w:jc w:val="right"/>
+            </w:pPr>
+            <w:r>
+              <w:t xml:space="preserve">17</w:t>
+            </w:r>
+          </w:p>
+        </w:tc>
+        <w:tc>
+          <w:tcPr/>
+          <w:p>
+            <w:pPr>
+              <w:pStyle w:val="Compact"/>
+            </w:pPr>
+            <w:r>
+              <w:t xml:space="preserve">VDI Segmentation</w:t>
+            </w:r>
+          </w:p>
+        </w:tc>
+        <w:tc>
+          <w:tcPr/>
+          <w:p>
+            <w:pPr>
+              <w:pStyle w:val="Compact"/>
+            </w:pPr>
+            <w:r>
+              <w:t xml:space="preserve">Golden-image VDI estates.</w:t>
+            </w:r>
+          </w:p>
+        </w:tc>
+        <w:tc>
+          <w:tcPr/>
+          <w:p>
+            <w:pPr>
+              <w:pStyle w:val="Compact"/>
+              <w:jc w:val="center"/>
+            </w:pPr>
             <w:hyperlink r:id="rId44">
               <w:r>
                 <w:rPr>
@@ -4336,74 +4372,9 @@
           </w:p>
         </w:tc>
       </w:tr>
-      <w:tr>
-        <w:tc>
-          <w:tcPr/>
-          <w:p>
-            <w:pPr>
-              <w:pStyle w:val="Compact"/>
-              <w:jc w:val="center"/>
-            </w:pPr>
-            <w:r>
-              <w:t xml:space="preserve">19</w:t>
-            </w:r>
-          </w:p>
-        </w:tc>
-        <w:tc>
-          <w:tcPr/>
-          <w:p>
-            <w:pPr>
-              <w:pStyle w:val="Compact"/>
-              <w:jc w:val="right"/>
-            </w:pPr>
-            <w:r>
-              <w:t xml:space="preserve">17</w:t>
-            </w:r>
-          </w:p>
-        </w:tc>
-        <w:tc>
-          <w:tcPr/>
-          <w:p>
-            <w:pPr>
-              <w:pStyle w:val="Compact"/>
-            </w:pPr>
-            <w:r>
-              <w:t xml:space="preserve">VDI Segmentation</w:t>
-            </w:r>
-          </w:p>
-        </w:tc>
-        <w:tc>
-          <w:tcPr/>
-          <w:p>
-            <w:pPr>
-              <w:pStyle w:val="Compact"/>
-            </w:pPr>
-            <w:r>
-              <w:t xml:space="preserve">Golden-image VDI estates.</w:t>
-            </w:r>
-          </w:p>
-        </w:tc>
-        <w:tc>
-          <w:tcPr/>
-          <w:p>
-            <w:pPr>
-              <w:pStyle w:val="Compact"/>
-              <w:jc w:val="center"/>
-            </w:pPr>
-            <w:hyperlink r:id="rId45">
-              <w:r>
-                <w:rPr>
-                  <w:rStyle w:val="Hyperlink"/>
-                </w:rPr>
-                <w:t xml:space="preserve">Watch</w:t>
-              </w:r>
-            </w:hyperlink>
-          </w:p>
-        </w:tc>
-      </w:tr>
     </w:tbl>
-    <w:bookmarkEnd w:id="46"/>
-    <w:bookmarkStart w:id="63" w:name="Xe21ac8eabdd6109406629bd8972d04c76475f88"/>
+    <w:bookmarkEnd w:id="45"/>
+    <w:bookmarkStart w:id="62" w:name="Xe21ac8eabdd6109406629bd8972d04c76475f88"/>
     <w:p>
       <w:pPr>
         <w:pStyle w:val="Heading3"/>
@@ -4542,6 +4513,71 @@
               <w:pStyle w:val="Compact"/>
               <w:jc w:val="center"/>
             </w:pPr>
+            <w:hyperlink r:id="rId46">
+              <w:r>
+                <w:rPr>
+                  <w:rStyle w:val="Hyperlink"/>
+                </w:rPr>
+                <w:t xml:space="preserve">Watch</w:t>
+              </w:r>
+            </w:hyperlink>
+          </w:p>
+        </w:tc>
+      </w:tr>
+      <w:tr>
+        <w:tc>
+          <w:tcPr/>
+          <w:p>
+            <w:pPr>
+              <w:pStyle w:val="Compact"/>
+              <w:jc w:val="center"/>
+            </w:pPr>
+            <w:r>
+              <w:t xml:space="preserve">21</w:t>
+            </w:r>
+          </w:p>
+        </w:tc>
+        <w:tc>
+          <w:tcPr/>
+          <w:p>
+            <w:pPr>
+              <w:pStyle w:val="Compact"/>
+              <w:jc w:val="right"/>
+            </w:pPr>
+            <w:r>
+              <w:t xml:space="preserve">19</w:t>
+            </w:r>
+          </w:p>
+        </w:tc>
+        <w:tc>
+          <w:tcPr/>
+          <w:p>
+            <w:pPr>
+              <w:pStyle w:val="Compact"/>
+            </w:pPr>
+            <w:r>
+              <w:t xml:space="preserve">Secure Workload &amp; Firewall Integration (Part 2)</w:t>
+            </w:r>
+          </w:p>
+        </w:tc>
+        <w:tc>
+          <w:tcPr/>
+          <w:p>
+            <w:pPr>
+              <w:pStyle w:val="Compact"/>
+            </w:pPr>
+            <w:r>
+              <w:t xml:space="preserve">Deployment patterns and policy flow.</w:t>
+            </w:r>
+          </w:p>
+        </w:tc>
+        <w:tc>
+          <w:tcPr/>
+          <w:p>
+            <w:pPr>
+              <w:pStyle w:val="Compact"/>
+              <w:jc w:val="center"/>
+            </w:pPr>
             <w:hyperlink r:id="rId47">
               <w:r>
                 <w:rPr>
@@ -4562,7 +4598,7 @@
               <w:jc w:val="center"/>
             </w:pPr>
             <w:r>
-              <w:t xml:space="preserve">21</w:t>
+              <w:t xml:space="preserve">22</w:t>
             </w:r>
           </w:p>
         </w:tc>
@@ -4574,29 +4610,29 @@
               <w:jc w:val="right"/>
             </w:pPr>
             <w:r>
-              <w:t xml:space="preserve">19</w:t>
-            </w:r>
-          </w:p>
-        </w:tc>
-        <w:tc>
-          <w:tcPr/>
-          <w:p>
-            <w:pPr>
-              <w:pStyle w:val="Compact"/>
-            </w:pPr>
-            <w:r>
-              <w:t xml:space="preserve">Secure Workload &amp; Firewall Integration (Part 2)</w:t>
-            </w:r>
-          </w:p>
-        </w:tc>
-        <w:tc>
-          <w:tcPr/>
-          <w:p>
-            <w:pPr>
-              <w:pStyle w:val="Compact"/>
-            </w:pPr>
-            <w:r>
-              <w:t xml:space="preserve">Deployment patterns and policy flow.</w:t>
+              <w:t xml:space="preserve">20</w:t>
+            </w:r>
+          </w:p>
+        </w:tc>
+        <w:tc>
+          <w:tcPr/>
+          <w:p>
+            <w:pPr>
+              <w:pStyle w:val="Compact"/>
+            </w:pPr>
+            <w:r>
+              <w:t xml:space="preserve">Secure Workload &amp; Firewall Integration (Part 3)</w:t>
+            </w:r>
+          </w:p>
+        </w:tc>
+        <w:tc>
+          <w:tcPr/>
+          <w:p>
+            <w:pPr>
+              <w:pStyle w:val="Compact"/>
+            </w:pPr>
+            <w:r>
+              <w:t xml:space="preserve">Enforcement, telemetry, operations.</w:t>
             </w:r>
           </w:p>
         </w:tc>
@@ -4627,7 +4663,7 @@
               <w:jc w:val="center"/>
             </w:pPr>
             <w:r>
-              <w:t xml:space="preserve">22</w:t>
+              <w:t xml:space="preserve">23</w:t>
             </w:r>
           </w:p>
         </w:tc>
@@ -4639,29 +4675,29 @@
               <w:jc w:val="right"/>
             </w:pPr>
             <w:r>
-              <w:t xml:space="preserve">20</w:t>
-            </w:r>
-          </w:p>
-        </w:tc>
-        <w:tc>
-          <w:tcPr/>
-          <w:p>
-            <w:pPr>
-              <w:pStyle w:val="Compact"/>
-            </w:pPr>
-            <w:r>
-              <w:t xml:space="preserve">Secure Workload &amp; Firewall Integration (Part 3)</w:t>
-            </w:r>
-          </w:p>
-        </w:tc>
-        <w:tc>
-          <w:tcPr/>
-          <w:p>
-            <w:pPr>
-              <w:pStyle w:val="Compact"/>
-            </w:pPr>
-            <w:r>
-              <w:t xml:space="preserve">Enforcement, telemetry, operations.</w:t>
+              <w:t xml:space="preserve">21</w:t>
+            </w:r>
+          </w:p>
+        </w:tc>
+        <w:tc>
+          <w:tcPr/>
+          <w:p>
+            <w:pPr>
+              <w:pStyle w:val="Compact"/>
+            </w:pPr>
+            <w:r>
+              <w:t xml:space="preserve">Secure Firewall White Paper</w:t>
+            </w:r>
+          </w:p>
+        </w:tc>
+        <w:tc>
+          <w:tcPr/>
+          <w:p>
+            <w:pPr>
+              <w:pStyle w:val="Compact"/>
+            </w:pPr>
+            <w:r>
+              <w:t xml:space="preserve">Joint architecture (Cisco.com).</w:t>
             </w:r>
           </w:p>
         </w:tc>
@@ -4677,7 +4713,7 @@
                 <w:rPr>
                   <w:rStyle w:val="Hyperlink"/>
                 </w:rPr>
-                <w:t xml:space="preserve">Watch</w:t>
+                <w:t xml:space="preserve">Read</w:t>
               </w:r>
             </w:hyperlink>
           </w:p>
@@ -4692,7 +4728,7 @@
               <w:jc w:val="center"/>
             </w:pPr>
             <w:r>
-              <w:t xml:space="preserve">23</w:t>
+              <w:t xml:space="preserve">24</w:t>
             </w:r>
           </w:p>
         </w:tc>
@@ -4704,29 +4740,29 @@
               <w:jc w:val="right"/>
             </w:pPr>
             <w:r>
-              <w:t xml:space="preserve">21</w:t>
-            </w:r>
-          </w:p>
-        </w:tc>
-        <w:tc>
-          <w:tcPr/>
-          <w:p>
-            <w:pPr>
-              <w:pStyle w:val="Compact"/>
-            </w:pPr>
-            <w:r>
-              <w:t xml:space="preserve">Secure Firewall White Paper</w:t>
-            </w:r>
-          </w:p>
-        </w:tc>
-        <w:tc>
-          <w:tcPr/>
-          <w:p>
-            <w:pPr>
-              <w:pStyle w:val="Compact"/>
-            </w:pPr>
-            <w:r>
-              <w:t xml:space="preserve">Joint architecture (Cisco.com).</w:t>
+              <w:t xml:space="preserve">22</w:t>
+            </w:r>
+          </w:p>
+        </w:tc>
+        <w:tc>
+          <w:tcPr/>
+          <w:p>
+            <w:pPr>
+              <w:pStyle w:val="Compact"/>
+            </w:pPr>
+            <w:r>
+              <w:t xml:space="preserve">Firewall Integration Deep Dive</w:t>
+            </w:r>
+          </w:p>
+        </w:tc>
+        <w:tc>
+          <w:tcPr/>
+          <w:p>
+            <w:pPr>
+              <w:pStyle w:val="Compact"/>
+            </w:pPr>
+            <w:r>
+              <w:t xml:space="preserve">Design principles and use cases.</w:t>
             </w:r>
           </w:p>
         </w:tc>
@@ -4757,7 +4793,7 @@
               <w:jc w:val="center"/>
             </w:pPr>
             <w:r>
-              <w:t xml:space="preserve">24</w:t>
+              <w:t xml:space="preserve">25</w:t>
             </w:r>
           </w:p>
         </w:tc>
@@ -4769,29 +4805,29 @@
               <w:jc w:val="right"/>
             </w:pPr>
             <w:r>
-              <w:t xml:space="preserve">22</w:t>
-            </w:r>
-          </w:p>
-        </w:tc>
-        <w:tc>
-          <w:tcPr/>
-          <w:p>
-            <w:pPr>
-              <w:pStyle w:val="Compact"/>
-            </w:pPr>
-            <w:r>
-              <w:t xml:space="preserve">Firewall Integration Deep Dive</w:t>
-            </w:r>
-          </w:p>
-        </w:tc>
-        <w:tc>
-          <w:tcPr/>
-          <w:p>
-            <w:pPr>
-              <w:pStyle w:val="Compact"/>
-            </w:pPr>
-            <w:r>
-              <w:t xml:space="preserve">Design principles and use cases.</w:t>
+              <w:t xml:space="preserve">23</w:t>
+            </w:r>
+          </w:p>
+        </w:tc>
+        <w:tc>
+          <w:tcPr/>
+          <w:p>
+            <w:pPr>
+              <w:pStyle w:val="Compact"/>
+            </w:pPr>
+            <w:r>
+              <w:t xml:space="preserve">F5 BIG-IP: APM Visibility</w:t>
+            </w:r>
+          </w:p>
+        </w:tc>
+        <w:tc>
+          <w:tcPr/>
+          <w:p>
+            <w:pPr>
+              <w:pStyle w:val="Compact"/>
+            </w:pPr>
+            <w:r>
+              <w:t xml:space="preserve">F5 APM application visibility.</w:t>
             </w:r>
           </w:p>
         </w:tc>
@@ -4807,7 +4843,7 @@
                 <w:rPr>
                   <w:rStyle w:val="Hyperlink"/>
                 </w:rPr>
-                <w:t xml:space="preserve">Read</w:t>
+                <w:t xml:space="preserve">Watch</w:t>
               </w:r>
             </w:hyperlink>
           </w:p>
@@ -4822,7 +4858,7 @@
               <w:jc w:val="center"/>
             </w:pPr>
             <w:r>
-              <w:t xml:space="preserve">25</w:t>
+              <w:t xml:space="preserve">26</w:t>
             </w:r>
           </w:p>
         </w:tc>
@@ -4834,29 +4870,29 @@
               <w:jc w:val="right"/>
             </w:pPr>
             <w:r>
-              <w:t xml:space="preserve">23</w:t>
-            </w:r>
-          </w:p>
-        </w:tc>
-        <w:tc>
-          <w:tcPr/>
-          <w:p>
-            <w:pPr>
-              <w:pStyle w:val="Compact"/>
-            </w:pPr>
-            <w:r>
-              <w:t xml:space="preserve">F5 BIG-IP: APM Visibility</w:t>
-            </w:r>
-          </w:p>
-        </w:tc>
-        <w:tc>
-          <w:tcPr/>
-          <w:p>
-            <w:pPr>
-              <w:pStyle w:val="Compact"/>
-            </w:pPr>
-            <w:r>
-              <w:t xml:space="preserve">F5 APM application visibility.</w:t>
+              <w:t xml:space="preserve">24</w:t>
+            </w:r>
+          </w:p>
+        </w:tc>
+        <w:tc>
+          <w:tcPr/>
+          <w:p>
+            <w:pPr>
+              <w:pStyle w:val="Compact"/>
+            </w:pPr>
+            <w:r>
+              <w:t xml:space="preserve">F5 BIG-IP AFM</w:t>
+            </w:r>
+          </w:p>
+        </w:tc>
+        <w:tc>
+          <w:tcPr/>
+          <w:p>
+            <w:pPr>
+              <w:pStyle w:val="Compact"/>
+            </w:pPr>
+            <w:r>
+              <w:t xml:space="preserve">AFM flow context.</w:t>
             </w:r>
           </w:p>
         </w:tc>
@@ -4887,7 +4923,7 @@
               <w:jc w:val="center"/>
             </w:pPr>
             <w:r>
-              <w:t xml:space="preserve">26</w:t>
+              <w:t xml:space="preserve">27</w:t>
             </w:r>
           </w:p>
         </w:tc>
@@ -4899,29 +4935,29 @@
               <w:jc w:val="right"/>
             </w:pPr>
             <w:r>
-              <w:t xml:space="preserve">24</w:t>
-            </w:r>
-          </w:p>
-        </w:tc>
-        <w:tc>
-          <w:tcPr/>
-          <w:p>
-            <w:pPr>
-              <w:pStyle w:val="Compact"/>
-            </w:pPr>
-            <w:r>
-              <w:t xml:space="preserve">F5 BIG-IP AFM</w:t>
-            </w:r>
-          </w:p>
-        </w:tc>
-        <w:tc>
-          <w:tcPr/>
-          <w:p>
-            <w:pPr>
-              <w:pStyle w:val="Compact"/>
-            </w:pPr>
-            <w:r>
-              <w:t xml:space="preserve">AFM flow context.</w:t>
+              <w:t xml:space="preserve">25</w:t>
+            </w:r>
+          </w:p>
+        </w:tc>
+        <w:tc>
+          <w:tcPr/>
+          <w:p>
+            <w:pPr>
+              <w:pStyle w:val="Compact"/>
+            </w:pPr>
+            <w:r>
+              <w:t xml:space="preserve">F5 BIG-IP IPFIX Configuration</w:t>
+            </w:r>
+          </w:p>
+        </w:tc>
+        <w:tc>
+          <w:tcPr/>
+          <w:p>
+            <w:pPr>
+              <w:pStyle w:val="Compact"/>
+            </w:pPr>
+            <w:r>
+              <w:t xml:space="preserve">IPFIX into Secure Workload.</w:t>
             </w:r>
           </w:p>
         </w:tc>
@@ -4952,7 +4988,7 @@
               <w:jc w:val="center"/>
             </w:pPr>
             <w:r>
-              <w:t xml:space="preserve">27</w:t>
+              <w:t xml:space="preserve">28</w:t>
             </w:r>
           </w:p>
         </w:tc>
@@ -4964,29 +5000,29 @@
               <w:jc w:val="right"/>
             </w:pPr>
             <w:r>
-              <w:t xml:space="preserve">25</w:t>
-            </w:r>
-          </w:p>
-        </w:tc>
-        <w:tc>
-          <w:tcPr/>
-          <w:p>
-            <w:pPr>
-              <w:pStyle w:val="Compact"/>
-            </w:pPr>
-            <w:r>
-              <w:t xml:space="preserve">F5 BIG-IP IPFIX Configuration</w:t>
-            </w:r>
-          </w:p>
-        </w:tc>
-        <w:tc>
-          <w:tcPr/>
-          <w:p>
-            <w:pPr>
-              <w:pStyle w:val="Compact"/>
-            </w:pPr>
-            <w:r>
-              <w:t xml:space="preserve">IPFIX into Secure Workload.</w:t>
+              <w:t xml:space="preserve">26</w:t>
+            </w:r>
+          </w:p>
+        </w:tc>
+        <w:tc>
+          <w:tcPr/>
+          <w:p>
+            <w:pPr>
+              <w:pStyle w:val="Compact"/>
+            </w:pPr>
+            <w:r>
+              <w:t xml:space="preserve">DNS Server Integration</w:t>
+            </w:r>
+          </w:p>
+        </w:tc>
+        <w:tc>
+          <w:tcPr/>
+          <w:p>
+            <w:pPr>
+              <w:pStyle w:val="Compact"/>
+            </w:pPr>
+            <w:r>
+              <w:t xml:space="preserve">DNS context for flows and policy.</w:t>
             </w:r>
           </w:p>
         </w:tc>
@@ -5017,7 +5053,7 @@
               <w:jc w:val="center"/>
             </w:pPr>
             <w:r>
-              <w:t xml:space="preserve">28</w:t>
+              <w:t xml:space="preserve">29</w:t>
             </w:r>
           </w:p>
         </w:tc>
@@ -5029,29 +5065,29 @@
               <w:jc w:val="right"/>
             </w:pPr>
             <w:r>
-              <w:t xml:space="preserve">26</w:t>
-            </w:r>
-          </w:p>
-        </w:tc>
-        <w:tc>
-          <w:tcPr/>
-          <w:p>
-            <w:pPr>
-              <w:pStyle w:val="Compact"/>
-            </w:pPr>
-            <w:r>
-              <w:t xml:space="preserve">DNS Server Integration</w:t>
-            </w:r>
-          </w:p>
-        </w:tc>
-        <w:tc>
-          <w:tcPr/>
-          <w:p>
-            <w:pPr>
-              <w:pStyle w:val="Compact"/>
-            </w:pPr>
-            <w:r>
-              <w:t xml:space="preserve">DNS context for flows and policy.</w:t>
+              <w:t xml:space="preserve">27</w:t>
+            </w:r>
+          </w:p>
+        </w:tc>
+        <w:tc>
+          <w:tcPr/>
+          <w:p>
+            <w:pPr>
+              <w:pStyle w:val="Compact"/>
+            </w:pPr>
+            <w:r>
+              <w:t xml:space="preserve">Infoblox Integration</w:t>
+            </w:r>
+          </w:p>
+        </w:tc>
+        <w:tc>
+          <w:tcPr/>
+          <w:p>
+            <w:pPr>
+              <w:pStyle w:val="Compact"/>
+            </w:pPr>
+            <w:r>
+              <w:t xml:space="preserve">DNS / IPAM context.</w:t>
             </w:r>
           </w:p>
         </w:tc>
@@ -5082,7 +5118,7 @@
               <w:jc w:val="center"/>
             </w:pPr>
             <w:r>
-              <w:t xml:space="preserve">29</w:t>
+              <w:t xml:space="preserve">30</w:t>
             </w:r>
           </w:p>
         </w:tc>
@@ -5094,29 +5130,29 @@
               <w:jc w:val="right"/>
             </w:pPr>
             <w:r>
-              <w:t xml:space="preserve">27</w:t>
-            </w:r>
-          </w:p>
-        </w:tc>
-        <w:tc>
-          <w:tcPr/>
-          <w:p>
-            <w:pPr>
-              <w:pStyle w:val="Compact"/>
-            </w:pPr>
-            <w:r>
-              <w:t xml:space="preserve">Infoblox Integration</w:t>
-            </w:r>
-          </w:p>
-        </w:tc>
-        <w:tc>
-          <w:tcPr/>
-          <w:p>
-            <w:pPr>
-              <w:pStyle w:val="Compact"/>
-            </w:pPr>
-            <w:r>
-              <w:t xml:space="preserve">DNS / IPAM context.</w:t>
+              <w:t xml:space="preserve">28</w:t>
+            </w:r>
+          </w:p>
+        </w:tc>
+        <w:tc>
+          <w:tcPr/>
+          <w:p>
+            <w:pPr>
+              <w:pStyle w:val="Compact"/>
+            </w:pPr>
+            <w:r>
+              <w:t xml:space="preserve">Algosec Integration</w:t>
+            </w:r>
+          </w:p>
+        </w:tc>
+        <w:tc>
+          <w:tcPr/>
+          <w:p>
+            <w:pPr>
+              <w:pStyle w:val="Compact"/>
+            </w:pPr>
+            <w:r>
+              <w:t xml:space="preserve">Firewall-policy lifecycle.</w:t>
             </w:r>
           </w:p>
         </w:tc>
@@ -5147,7 +5183,7 @@
               <w:jc w:val="center"/>
             </w:pPr>
             <w:r>
-              <w:t xml:space="preserve">30</w:t>
+              <w:t xml:space="preserve">31</w:t>
             </w:r>
           </w:p>
         </w:tc>
@@ -5159,29 +5195,29 @@
               <w:jc w:val="right"/>
             </w:pPr>
             <w:r>
-              <w:t xml:space="preserve">28</w:t>
-            </w:r>
-          </w:p>
-        </w:tc>
-        <w:tc>
-          <w:tcPr/>
-          <w:p>
-            <w:pPr>
-              <w:pStyle w:val="Compact"/>
-            </w:pPr>
-            <w:r>
-              <w:t xml:space="preserve">Algosec Integration</w:t>
-            </w:r>
-          </w:p>
-        </w:tc>
-        <w:tc>
-          <w:tcPr/>
-          <w:p>
-            <w:pPr>
-              <w:pStyle w:val="Compact"/>
-            </w:pPr>
-            <w:r>
-              <w:t xml:space="preserve">Firewall-policy lifecycle.</w:t>
+              <w:t xml:space="preserve">29</w:t>
+            </w:r>
+          </w:p>
+        </w:tc>
+        <w:tc>
+          <w:tcPr/>
+          <w:p>
+            <w:pPr>
+              <w:pStyle w:val="Compact"/>
+            </w:pPr>
+            <w:r>
+              <w:t xml:space="preserve">ISE (In Action)</w:t>
+            </w:r>
+          </w:p>
+        </w:tc>
+        <w:tc>
+          <w:tcPr/>
+          <w:p>
+            <w:pPr>
+              <w:pStyle w:val="Compact"/>
+            </w:pPr>
+            <w:r>
+              <w:t xml:space="preserve">Identity from Cisco ISE.</w:t>
             </w:r>
           </w:p>
         </w:tc>
@@ -5212,7 +5248,7 @@
               <w:jc w:val="center"/>
             </w:pPr>
             <w:r>
-              <w:t xml:space="preserve">31</w:t>
+              <w:t xml:space="preserve">32</w:t>
             </w:r>
           </w:p>
         </w:tc>
@@ -5224,29 +5260,29 @@
               <w:jc w:val="right"/>
             </w:pPr>
             <w:r>
-              <w:t xml:space="preserve">29</w:t>
-            </w:r>
-          </w:p>
-        </w:tc>
-        <w:tc>
-          <w:tcPr/>
-          <w:p>
-            <w:pPr>
-              <w:pStyle w:val="Compact"/>
-            </w:pPr>
-            <w:r>
-              <w:t xml:space="preserve">ISE (In Action)</w:t>
-            </w:r>
-          </w:p>
-        </w:tc>
-        <w:tc>
-          <w:tcPr/>
-          <w:p>
-            <w:pPr>
-              <w:pStyle w:val="Compact"/>
-            </w:pPr>
-            <w:r>
-              <w:t xml:space="preserve">Identity from Cisco ISE.</w:t>
+              <w:t xml:space="preserve">30</w:t>
+            </w:r>
+          </w:p>
+        </w:tc>
+        <w:tc>
+          <w:tcPr/>
+          <w:p>
+            <w:pPr>
+              <w:pStyle w:val="Compact"/>
+            </w:pPr>
+            <w:r>
+              <w:t xml:space="preserve">FMC / Edge / Ingest / Appliance</w:t>
+            </w:r>
+          </w:p>
+        </w:tc>
+        <w:tc>
+          <w:tcPr/>
+          <w:p>
+            <w:pPr>
+              <w:pStyle w:val="Compact"/>
+            </w:pPr>
+            <w:r>
+              <w:t xml:space="preserve">FMC integration paths.</w:t>
             </w:r>
           </w:p>
         </w:tc>
@@ -5277,7 +5313,7 @@
               <w:jc w:val="center"/>
             </w:pPr>
             <w:r>
-              <w:t xml:space="preserve">32</w:t>
+              <w:t xml:space="preserve">33</w:t>
             </w:r>
           </w:p>
         </w:tc>
@@ -5289,29 +5325,29 @@
               <w:jc w:val="right"/>
             </w:pPr>
             <w:r>
-              <w:t xml:space="preserve">30</w:t>
-            </w:r>
-          </w:p>
-        </w:tc>
-        <w:tc>
-          <w:tcPr/>
-          <w:p>
-            <w:pPr>
-              <w:pStyle w:val="Compact"/>
-            </w:pPr>
-            <w:r>
-              <w:t xml:space="preserve">FMC / Edge / Ingest / Appliance</w:t>
-            </w:r>
-          </w:p>
-        </w:tc>
-        <w:tc>
-          <w:tcPr/>
-          <w:p>
-            <w:pPr>
-              <w:pStyle w:val="Compact"/>
-            </w:pPr>
-            <w:r>
-              <w:t xml:space="preserve">FMC integration paths.</w:t>
+              <w:t xml:space="preserve">31</w:t>
+            </w:r>
+          </w:p>
+        </w:tc>
+        <w:tc>
+          <w:tcPr/>
+          <w:p>
+            <w:pPr>
+              <w:pStyle w:val="Compact"/>
+            </w:pPr>
+            <w:r>
+              <w:t xml:space="preserve">ACI and CSW Integration</w:t>
+            </w:r>
+          </w:p>
+        </w:tc>
+        <w:tc>
+          <w:tcPr/>
+          <w:p>
+            <w:pPr>
+              <w:pStyle w:val="Compact"/>
+            </w:pPr>
+            <w:r>
+              <w:t xml:space="preserve">ACI + workload segmentation.</w:t>
             </w:r>
           </w:p>
         </w:tc>
@@ -5342,7 +5378,7 @@
               <w:jc w:val="center"/>
             </w:pPr>
             <w:r>
-              <w:t xml:space="preserve">33</w:t>
+              <w:t xml:space="preserve">34</w:t>
             </w:r>
           </w:p>
         </w:tc>
@@ -5354,29 +5390,29 @@
               <w:jc w:val="right"/>
             </w:pPr>
             <w:r>
-              <w:t xml:space="preserve">31</w:t>
-            </w:r>
-          </w:p>
-        </w:tc>
-        <w:tc>
-          <w:tcPr/>
-          <w:p>
-            <w:pPr>
-              <w:pStyle w:val="Compact"/>
-            </w:pPr>
-            <w:r>
-              <w:t xml:space="preserve">ACI and CSW Integration</w:t>
-            </w:r>
-          </w:p>
-        </w:tc>
-        <w:tc>
-          <w:tcPr/>
-          <w:p>
-            <w:pPr>
-              <w:pStyle w:val="Compact"/>
-            </w:pPr>
-            <w:r>
-              <w:t xml:space="preserve">ACI + workload segmentation.</w:t>
+              <w:t xml:space="preserve">35</w:t>
+            </w:r>
+          </w:p>
+        </w:tc>
+        <w:tc>
+          <w:tcPr/>
+          <w:p>
+            <w:pPr>
+              <w:pStyle w:val="Compact"/>
+            </w:pPr>
+            <w:r>
+              <w:t xml:space="preserve">Splunk Integration (SIEM)</w:t>
+            </w:r>
+          </w:p>
+        </w:tc>
+        <w:tc>
+          <w:tcPr/>
+          <w:p>
+            <w:pPr>
+              <w:pStyle w:val="Compact"/>
+            </w:pPr>
+            <w:r>
+              <w:t xml:space="preserve">Cisco Security Cloud App for baseline datasets, CSW → Splunk Syslog alerts, plus Splunk-driven Python against the CSW API.</w:t>
             </w:r>
           </w:p>
         </w:tc>
@@ -5407,7 +5443,7 @@
               <w:jc w:val="center"/>
             </w:pPr>
             <w:r>
-              <w:t xml:space="preserve">34</w:t>
+              <w:t xml:space="preserve">35</w:t>
             </w:r>
           </w:p>
         </w:tc>
@@ -5419,29 +5455,29 @@
               <w:jc w:val="right"/>
             </w:pPr>
             <w:r>
-              <w:t xml:space="preserve">35</w:t>
-            </w:r>
-          </w:p>
-        </w:tc>
-        <w:tc>
-          <w:tcPr/>
-          <w:p>
-            <w:pPr>
-              <w:pStyle w:val="Compact"/>
-            </w:pPr>
-            <w:r>
-              <w:t xml:space="preserve">Splunk Integration (SIEM)</w:t>
-            </w:r>
-          </w:p>
-        </w:tc>
-        <w:tc>
-          <w:tcPr/>
-          <w:p>
-            <w:pPr>
-              <w:pStyle w:val="Compact"/>
-            </w:pPr>
-            <w:r>
-              <w:t xml:space="preserve">Cisco Security Cloud App for baseline datasets, CSW → Splunk Syslog alerts, plus Splunk-driven Python against the CSW API.</w:t>
+              <w:t xml:space="preserve">36</w:t>
+            </w:r>
+          </w:p>
+        </w:tc>
+        <w:tc>
+          <w:tcPr/>
+          <w:p>
+            <w:pPr>
+              <w:pStyle w:val="Compact"/>
+            </w:pPr>
+            <w:r>
+              <w:t xml:space="preserve">CI/CD Pipeline Integration</w:t>
+            </w:r>
+          </w:p>
+        </w:tc>
+        <w:tc>
+          <w:tcPr/>
+          <w:p>
+            <w:pPr>
+              <w:pStyle w:val="Compact"/>
+            </w:pPr>
+            <w:r>
+              <w:t xml:space="preserve">Labels, scopes, and policies as code in git; pipeline-driven API calls keep the CSW tenant in sync.</w:t>
             </w:r>
           </w:p>
         </w:tc>
@@ -5453,71 +5489,6 @@
               <w:jc w:val="center"/>
             </w:pPr>
             <w:hyperlink r:id="rId61">
-              <w:r>
-                <w:rPr>
-                  <w:rStyle w:val="Hyperlink"/>
-                </w:rPr>
-                <w:t xml:space="preserve">Watch</w:t>
-              </w:r>
-            </w:hyperlink>
-          </w:p>
-        </w:tc>
-      </w:tr>
-      <w:tr>
-        <w:tc>
-          <w:tcPr/>
-          <w:p>
-            <w:pPr>
-              <w:pStyle w:val="Compact"/>
-              <w:jc w:val="center"/>
-            </w:pPr>
-            <w:r>
-              <w:t xml:space="preserve">35</w:t>
-            </w:r>
-          </w:p>
-        </w:tc>
-        <w:tc>
-          <w:tcPr/>
-          <w:p>
-            <w:pPr>
-              <w:pStyle w:val="Compact"/>
-              <w:jc w:val="right"/>
-            </w:pPr>
-            <w:r>
-              <w:t xml:space="preserve">36</w:t>
-            </w:r>
-          </w:p>
-        </w:tc>
-        <w:tc>
-          <w:tcPr/>
-          <w:p>
-            <w:pPr>
-              <w:pStyle w:val="Compact"/>
-            </w:pPr>
-            <w:r>
-              <w:t xml:space="preserve">CI/CD Pipeline Integration</w:t>
-            </w:r>
-          </w:p>
-        </w:tc>
-        <w:tc>
-          <w:tcPr/>
-          <w:p>
-            <w:pPr>
-              <w:pStyle w:val="Compact"/>
-            </w:pPr>
-            <w:r>
-              <w:t xml:space="preserve">Labels, scopes, and policies as code in git; pipeline-driven API calls keep the CSW tenant in sync.</w:t>
-            </w:r>
-          </w:p>
-        </w:tc>
-        <w:tc>
-          <w:tcPr/>
-          <w:p>
-            <w:pPr>
-              <w:pStyle w:val="Compact"/>
-              <w:jc w:val="center"/>
-            </w:pPr>
-            <w:hyperlink r:id="rId62">
               <w:r>
                 <w:rPr>
                   <w:rStyle w:val="Hyperlink"/>
@@ -6089,8 +6060,8 @@
         <w:t xml:space="preserve">the CI/CD story usually lands well with cloud / platform teams who already manage everything else as code and bristle at "click here in the console" instructions. Start with policy-as-code for one application scope from the POV — it pairs naturally with the Phase 3 ADM → policy modeling output, since the modeled policy is already structured data.</w:t>
       </w:r>
     </w:p>
-    <w:bookmarkEnd w:id="63"/>
-    <w:bookmarkStart w:id="65" w:name="X075da46d2c2e8e62f26dd0dd2b1479576f22a39"/>
+    <w:bookmarkEnd w:id="62"/>
+    <w:bookmarkStart w:id="64" w:name="X075da46d2c2e8e62f26dd0dd2b1479576f22a39"/>
     <w:p>
       <w:pPr>
         <w:pStyle w:val="Heading3"/>
@@ -6229,7 +6200,7 @@
               <w:pStyle w:val="Compact"/>
               <w:jc w:val="center"/>
             </w:pPr>
-            <w:hyperlink r:id="rId64">
+            <w:hyperlink r:id="rId63">
               <w:r>
                 <w:rPr>
                   <w:rStyle w:val="Hyperlink"/>
@@ -6248,24 +6219,42 @@
         </w:pict>
       </w:r>
     </w:p>
+    <w:bookmarkEnd w:id="64"/>
     <w:bookmarkEnd w:id="65"/>
+    <w:bookmarkStart w:id="69" w:name="Xb9f64f467495bd55447e9bc3c7ae8dd7dbb3895"/>
+    <w:p>
+      <w:pPr>
+        <w:pStyle w:val="Heading2"/>
+      </w:pPr>
+      <w:r>
+        <w:t xml:space="preserve">7. How to Explain CSW in a Customer Meeting</w:t>
+      </w:r>
+    </w:p>
+    <w:bookmarkStart w:id="66" w:name="X02667f004e9d93967c02b53649e8d7704fae290"/>
+    <w:p>
+      <w:pPr>
+        <w:pStyle w:val="Heading3"/>
+      </w:pPr>
+      <w:r>
+        <w:t xml:space="preserve">30-second version</w:t>
+      </w:r>
+    </w:p>
+    <w:p>
+      <w:pPr>
+        <w:pStyle w:val="FirstParagraph"/>
+      </w:pPr>
+      <w:r>
+        <w:t xml:space="preserve">Cisco Secure Workload helps customers discover how applications communicate and then safely enforce least-privilege segmentation policies around those applications. It starts with visibility and dependency mapping, uses labels and observed behavior to create policy, and supports staged enforcement so teams can reduce lateral movement risk without breaking applications.</w:t>
+      </w:r>
+    </w:p>
     <w:bookmarkEnd w:id="66"/>
-    <w:bookmarkStart w:id="70" w:name="Xb9f64f467495bd55447e9bc3c7ae8dd7dbb3895"/>
-    <w:p>
-      <w:pPr>
-        <w:pStyle w:val="Heading2"/>
-      </w:pPr>
-      <w:r>
-        <w:t xml:space="preserve">7. How to Explain CSW in a Customer Meeting</w:t>
-      </w:r>
-    </w:p>
-    <w:bookmarkStart w:id="67" w:name="X02667f004e9d93967c02b53649e8d7704fae290"/>
+    <w:bookmarkStart w:id="67" w:name="X245c304b430f838300b4e5d227cae86dea678fa"/>
     <w:p>
       <w:pPr>
         <w:pStyle w:val="Heading3"/>
       </w:pPr>
       <w:r>
-        <w:t xml:space="preserve">30-second version</w:t>
+        <w:t xml:space="preserve">2-minute version</w:t>
       </w:r>
     </w:p>
     <w:p>
@@ -6273,29 +6262,11 @@
         <w:pStyle w:val="FirstParagraph"/>
       </w:pPr>
       <w:r>
-        <w:t xml:space="preserve">Cisco Secure Workload helps customers discover how applications communicate and then safely enforce least-privilege segmentation policies around those applications. It starts with visibility and dependency mapping, uses labels and observed behavior to create policy, and supports staged enforcement so teams can reduce lateral movement risk without breaking applications.</w:t>
+        <w:t xml:space="preserve">Most enterprises want micro-segmentation, but they hesitate because they do not fully know what their applications depend on. CSW starts by collecting workload telemetry, flow visibility, process context, cloud metadata, and CMDB labels. That data helps application teams understand real dependencies. From there, teams can model policy, see what would be blocked, tune the rules, and move selected workloads from monitor mode to enforcement. CSW is especially useful when customers need consistent segmentation across data center and cloud environments.</w:t>
       </w:r>
     </w:p>
     <w:bookmarkEnd w:id="67"/>
-    <w:bookmarkStart w:id="68" w:name="X245c304b430f838300b4e5d227cae86dea678fa"/>
-    <w:p>
-      <w:pPr>
-        <w:pStyle w:val="Heading3"/>
-      </w:pPr>
-      <w:r>
-        <w:t xml:space="preserve">2-minute version</w:t>
-      </w:r>
-    </w:p>
-    <w:p>
-      <w:pPr>
-        <w:pStyle w:val="FirstParagraph"/>
-      </w:pPr>
-      <w:r>
-        <w:t xml:space="preserve">Most enterprises want micro-segmentation, but they hesitate because they do not fully know what their applications depend on. CSW starts by collecting workload telemetry, flow visibility, process context, cloud metadata, and CMDB labels. That data helps application teams understand real dependencies. From there, teams can model policy, see what would be blocked, tune the rules, and move selected workloads from monitor mode to enforcement. CSW is especially useful when customers need consistent segmentation across data center and cloud environments.</w:t>
-      </w:r>
-    </w:p>
-    <w:bookmarkEnd w:id="68"/>
-    <w:bookmarkStart w:id="69" w:name="common-positioning"/>
+    <w:bookmarkStart w:id="68" w:name="common-positioning"/>
     <w:p>
       <w:pPr>
         <w:pStyle w:val="Heading3"/>
@@ -6421,9 +6392,9 @@
         </w:pict>
       </w:r>
     </w:p>
+    <w:bookmarkEnd w:id="68"/>
     <w:bookmarkEnd w:id="69"/>
-    <w:bookmarkEnd w:id="70"/>
-    <w:bookmarkStart w:id="80" w:name="X861afc8e8f3d3fa2cbc4317cb6150d80f9f9ccf"/>
+    <w:bookmarkStart w:id="79" w:name="X861afc8e8f3d3fa2cbc4317cb6150d80f9f9ccf"/>
     <w:p>
       <w:pPr>
         <w:pStyle w:val="Heading2"/>
@@ -6432,7 +6403,7 @@
         <w:t xml:space="preserve">8. CSW Onboarding Runbook</w:t>
       </w:r>
     </w:p>
-    <w:bookmarkStart w:id="71" w:name="phase-0---confirm-scope-and-outcomes"/>
+    <w:bookmarkStart w:id="70" w:name="phase-0---confirm-scope-and-outcomes"/>
     <w:p>
       <w:pPr>
         <w:pStyle w:val="Heading3"/>
@@ -6616,8 +6587,8 @@
         </w:pict>
       </w:r>
     </w:p>
-    <w:bookmarkEnd w:id="71"/>
-    <w:bookmarkStart w:id="72" w:name="phase-1---prepare-the-tenant-and-access"/>
+    <w:bookmarkEnd w:id="70"/>
+    <w:bookmarkStart w:id="71" w:name="phase-1---prepare-the-tenant-and-access"/>
     <w:p>
       <w:pPr>
         <w:pStyle w:val="Heading3"/>
@@ -6741,8 +6712,8 @@
         </w:pict>
       </w:r>
     </w:p>
-    <w:bookmarkEnd w:id="72"/>
-    <w:bookmarkStart w:id="73" w:name="phase-2---build-the-label-strategy"/>
+    <w:bookmarkEnd w:id="71"/>
+    <w:bookmarkStart w:id="72" w:name="phase-2---build-the-label-strategy"/>
     <w:p>
       <w:pPr>
         <w:pStyle w:val="Heading3"/>
@@ -7308,8 +7279,8 @@
         </w:pict>
       </w:r>
     </w:p>
-    <w:bookmarkEnd w:id="73"/>
-    <w:bookmarkStart w:id="74" w:name="phase-3---deploy-agents-and-connectors"/>
+    <w:bookmarkEnd w:id="72"/>
+    <w:bookmarkStart w:id="73" w:name="phase-3---deploy-agents-and-connectors"/>
     <w:p>
       <w:pPr>
         <w:pStyle w:val="Heading3"/>
@@ -7445,8 +7416,8 @@
         </w:pict>
       </w:r>
     </w:p>
-    <w:bookmarkEnd w:id="74"/>
-    <w:bookmarkStart w:id="75" w:name="X85d4e4be5891f720f2552e26364a87ec66b02af"/>
+    <w:bookmarkEnd w:id="73"/>
+    <w:bookmarkStart w:id="74" w:name="X85d4e4be5891f720f2552e26364a87ec66b02af"/>
     <w:p>
       <w:pPr>
         <w:pStyle w:val="Heading3"/>
@@ -7582,8 +7553,8 @@
         </w:pict>
       </w:r>
     </w:p>
-    <w:bookmarkEnd w:id="75"/>
-    <w:bookmarkStart w:id="76" w:name="phase-5---model-policy"/>
+    <w:bookmarkEnd w:id="74"/>
+    <w:bookmarkStart w:id="75" w:name="phase-5---model-policy"/>
     <w:p>
       <w:pPr>
         <w:pStyle w:val="Heading3"/>
@@ -7719,8 +7690,8 @@
         </w:pict>
       </w:r>
     </w:p>
-    <w:bookmarkEnd w:id="76"/>
-    <w:bookmarkStart w:id="77" w:name="phase-6---start-in-monitor-mode"/>
+    <w:bookmarkEnd w:id="75"/>
+    <w:bookmarkStart w:id="76" w:name="phase-6---start-in-monitor-mode"/>
     <w:p>
       <w:pPr>
         <w:pStyle w:val="Heading3"/>
@@ -7844,8 +7815,8 @@
         </w:pict>
       </w:r>
     </w:p>
-    <w:bookmarkEnd w:id="77"/>
-    <w:bookmarkStart w:id="78" w:name="phase-7---enforce-in-a-controlled-scope"/>
+    <w:bookmarkEnd w:id="76"/>
+    <w:bookmarkStart w:id="77" w:name="phase-7---enforce-in-a-controlled-scope"/>
     <w:p>
       <w:pPr>
         <w:pStyle w:val="Heading3"/>
@@ -8005,8 +7976,8 @@
         </w:pict>
       </w:r>
     </w:p>
-    <w:bookmarkEnd w:id="78"/>
-    <w:bookmarkStart w:id="79" w:name="phase-8---operationalize"/>
+    <w:bookmarkEnd w:id="77"/>
+    <w:bookmarkStart w:id="78" w:name="phase-8---operationalize"/>
     <w:p>
       <w:pPr>
         <w:pStyle w:val="Heading3"/>
@@ -8164,9 +8135,9 @@
         </w:pict>
       </w:r>
     </w:p>
+    <w:bookmarkEnd w:id="78"/>
     <w:bookmarkEnd w:id="79"/>
-    <w:bookmarkEnd w:id="80"/>
-    <w:bookmarkStart w:id="81" w:name="X67792f16bd81b6e95001d9627ef1e2127c941c5"/>
+    <w:bookmarkStart w:id="80" w:name="X67792f16bd81b6e95001d9627ef1e2127c941c5"/>
     <w:p>
       <w:pPr>
         <w:pStyle w:val="Heading2"/>
@@ -8380,8 +8351,8 @@
         </w:pict>
       </w:r>
     </w:p>
-    <w:bookmarkEnd w:id="81"/>
-    <w:bookmarkStart w:id="82" w:name="Xe3d4887c83d95160b9d75f09aebe5899dbbe065"/>
+    <w:bookmarkEnd w:id="80"/>
+    <w:bookmarkStart w:id="81" w:name="Xe3d4887c83d95160b9d75f09aebe5899dbbe065"/>
     <w:p>
       <w:pPr>
         <w:pStyle w:val="Heading2"/>
@@ -8819,8 +8790,8 @@
         </w:pict>
       </w:r>
     </w:p>
-    <w:bookmarkEnd w:id="82"/>
-    <w:bookmarkStart w:id="83" w:name="X3a0851872a13412add7784181f5bc7c74c6084b"/>
+    <w:bookmarkEnd w:id="81"/>
+    <w:bookmarkStart w:id="82" w:name="X3a0851872a13412add7784181f5bc7c74c6084b"/>
     <w:p>
       <w:pPr>
         <w:pStyle w:val="Heading2"/>
@@ -9042,8 +9013,8 @@
         </w:pict>
       </w:r>
     </w:p>
-    <w:bookmarkEnd w:id="83"/>
-    <w:bookmarkStart w:id="84" w:name="Xfed9d69b88147d94e8bc0dfd5dae9f34760df84"/>
+    <w:bookmarkEnd w:id="82"/>
+    <w:bookmarkStart w:id="83" w:name="Xfed9d69b88147d94e8bc0dfd5dae9f34760df84"/>
     <w:p>
       <w:pPr>
         <w:pStyle w:val="Heading2"/>
@@ -9177,8 +9148,8 @@
         </w:pict>
       </w:r>
     </w:p>
-    <w:bookmarkEnd w:id="84"/>
-    <w:bookmarkStart w:id="88" w:name="X79e47e825b80098b108f07de62e27975790b823"/>
+    <w:bookmarkEnd w:id="83"/>
+    <w:bookmarkStart w:id="87" w:name="X79e47e825b80098b108f07de62e27975790b823"/>
     <w:p>
       <w:pPr>
         <w:pStyle w:val="Heading2"/>
@@ -9239,7 +9210,7 @@
             <w:pPr>
               <w:pStyle w:val="Compact"/>
             </w:pPr>
-            <w:hyperlink r:id="rId85">
+            <w:hyperlink r:id="rId84">
               <w:r>
                 <w:rPr>
                   <w:rStyle w:val="Hyperlink"/>
@@ -9268,7 +9239,7 @@
             <w:pPr>
               <w:pStyle w:val="Compact"/>
             </w:pPr>
-            <w:hyperlink r:id="rId86">
+            <w:hyperlink r:id="rId85">
               <w:r>
                 <w:rPr>
                   <w:rStyle w:val="Hyperlink"/>
@@ -9346,7 +9317,7 @@
       <w:r>
         <w:t xml:space="preserve"> </w:t>
       </w:r>
-      <w:hyperlink r:id="rId87">
+      <w:hyperlink r:id="rId86">
         <w:r>
           <w:rPr>
             <w:rStyle w:val="Hyperlink"/>
@@ -9365,8 +9336,8 @@
         </w:pict>
       </w:r>
     </w:p>
+    <w:bookmarkEnd w:id="87"/>
     <w:bookmarkEnd w:id="88"/>
-    <w:bookmarkEnd w:id="89"/>
     <w:sectPr>
       <w:footnotePr>
         <w:numRestart w:val="eachSect"/>

--- a/docs/user-education/CSW-User-Education-Guide.docx
+++ b/docs/user-education/CSW-User-Education-Guide.docx
@@ -60,7 +60,7 @@
         </w:p>
       </w:sdtContent>
     </w:sdt>
-    <w:bookmarkStart w:id="88" w:name="X92ee979ebdbb38d988228e1ce971d57f1b349ff"/>
+    <w:bookmarkStart w:id="123" w:name="X92ee979ebdbb38d988228e1ce971d57f1b349ff"/>
     <w:p>
       <w:pPr>
         <w:pStyle w:val="Heading1"/>
@@ -2558,7 +2558,7 @@
     </w:p>
     <w:bookmarkEnd w:id="19"/>
     <w:bookmarkEnd w:id="20"/>
-    <w:bookmarkStart w:id="65" w:name="X34388d678d45029f6ea868320ccc3fef24f0f73"/>
+    <w:bookmarkStart w:id="100" w:name="X34388d678d45029f6ea868320ccc3fef24f0f73"/>
     <w:p>
       <w:pPr>
         <w:pStyle w:val="Heading2"/>
@@ -2604,7 +2604,17 @@
         <w:t xml:space="preserve"> </w:t>
       </w:r>
       <w:r>
-        <w:t xml:space="preserve">column matches the original Cisco slide numbering (used in § 5 phase mappings).</w:t>
+        <w:t xml:space="preserve">column matches the original Cisco slide numbering (used in § 5 phase mappings). Modules 1–8 are the original learning-path series (Catalog #1–36);</w:t>
+      </w:r>
+      <w:r>
+        <w:t xml:space="preserve"> </w:t>
+      </w:r>
+      <w:r>
+        <w:rPr>
+          <w:b/>
+          <w:bCs/>
+        </w:rPr>
+        <w:t xml:space="preserve">Modules 9–15 (entries 37–62) add the newer official Cisco Secure Workload channel demos published in 2025–2026.</w:t>
       </w:r>
     </w:p>
     <w:bookmarkStart w:id="24" w:name="X79c14ae92492dca098785b61112f093e8b83cc5"/>
@@ -5500,574 +5510,39 @@
         </w:tc>
       </w:tr>
     </w:tbl>
-    <w:p>
-      <w:pPr>
-        <w:pStyle w:val="BodyText"/>
-      </w:pPr>
-      <w:r>
-        <w:rPr>
-          <w:b/>
-          <w:bCs/>
-        </w:rPr>
-        <w:t xml:space="preserve">Splunk integration — three patterns to plan for in a POV:</w:t>
-      </w:r>
-    </w:p>
-    <w:tbl>
-      <w:tblPr>
-        <w:tblStyle w:val="Table"/>
-        <w:tblW w:type="auto" w:w="0"/>
-        <w:tblLook w:firstRow="1" w:lastRow="0" w:firstColumn="0" w:lastColumn="0" w:noHBand="0" w:noVBand="0" w:val="0020"/>
-      </w:tblPr>
-      <w:tblGrid>
-        <w:gridCol w:w="1980"/>
-        <w:gridCol w:w="1980"/>
-        <w:gridCol w:w="1980"/>
-        <w:gridCol w:w="1980"/>
-      </w:tblGrid>
-      <w:tr>
-        <w:trPr>
-          <w:tblHeader w:val="on"/>
-        </w:trPr>
-        <w:tc>
-          <w:tcPr/>
-          <w:p>
-            <w:pPr>
-              <w:pStyle w:val="Compact"/>
-            </w:pPr>
-            <w:r>
-              <w:t xml:space="preserve">#</w:t>
-            </w:r>
-          </w:p>
-        </w:tc>
-        <w:tc>
-          <w:tcPr/>
-          <w:p>
-            <w:pPr>
-              <w:pStyle w:val="Compact"/>
-            </w:pPr>
-            <w:r>
-              <w:t xml:space="preserve">Pattern</w:t>
-            </w:r>
-          </w:p>
-        </w:tc>
-        <w:tc>
-          <w:tcPr/>
-          <w:p>
-            <w:pPr>
-              <w:pStyle w:val="Compact"/>
-            </w:pPr>
-            <w:r>
-              <w:t xml:space="preserve">What it gives the customer</w:t>
-            </w:r>
-          </w:p>
-        </w:tc>
-        <w:tc>
-          <w:tcPr/>
-          <w:p>
-            <w:pPr>
-              <w:pStyle w:val="Compact"/>
-            </w:pPr>
-            <w:r>
-              <w:t xml:space="preserve">Effort</w:t>
-            </w:r>
-          </w:p>
-        </w:tc>
-      </w:tr>
-      <w:tr>
-        <w:tc>
-          <w:tcPr/>
-          <w:p>
-            <w:pPr>
-              <w:pStyle w:val="Compact"/>
-            </w:pPr>
-            <w:r>
-              <w:t xml:space="preserve">1</w:t>
-            </w:r>
-          </w:p>
-        </w:tc>
-        <w:tc>
-          <w:tcPr/>
-          <w:p>
-            <w:pPr>
-              <w:pStyle w:val="Compact"/>
-            </w:pPr>
-            <w:r>
-              <w:rPr>
-                <w:b/>
-                <w:bCs/>
-              </w:rPr>
-              <w:t xml:space="preserve">Cisco Security Cloud App for Splunk</w:t>
-            </w:r>
-          </w:p>
-        </w:tc>
-        <w:tc>
-          <w:tcPr/>
-          <w:p>
-            <w:pPr>
-              <w:pStyle w:val="Compact"/>
-            </w:pPr>
-            <w:r>
-              <w:t xml:space="preserve">Install the Cisco-published Splunk app; it reaches back to CSW for a baseline set of datasets and dashboards. Demonstrates value with minimal configuration.</w:t>
-            </w:r>
-          </w:p>
-        </w:tc>
-        <w:tc>
-          <w:tcPr/>
-          <w:p>
-            <w:pPr>
-              <w:pStyle w:val="Compact"/>
-            </w:pPr>
-            <w:r>
-              <w:t xml:space="preserve">Lowest</w:t>
-            </w:r>
-          </w:p>
-        </w:tc>
-      </w:tr>
-      <w:tr>
-        <w:tc>
-          <w:tcPr/>
-          <w:p>
-            <w:pPr>
-              <w:pStyle w:val="Compact"/>
-            </w:pPr>
-            <w:r>
-              <w:t xml:space="preserve">2</w:t>
-            </w:r>
-          </w:p>
-        </w:tc>
-        <w:tc>
-          <w:tcPr/>
-          <w:p>
-            <w:pPr>
-              <w:pStyle w:val="Compact"/>
-            </w:pPr>
-            <w:r>
-              <w:rPr>
-                <w:b/>
-                <w:bCs/>
-              </w:rPr>
-              <w:t xml:space="preserve">CSW → Splunk Syslog alerts</w:t>
-            </w:r>
-          </w:p>
-        </w:tc>
-        <w:tc>
-          <w:tcPr/>
-          <w:p>
-            <w:pPr>
-              <w:pStyle w:val="Compact"/>
-            </w:pPr>
-            <w:r>
-              <w:t xml:space="preserve">Configure CSW to push alarms / alerts to Splunk over Syslog. SOC sees policy violations, agent-health events, and forensic signals next to the rest of their telemetry.</w:t>
-            </w:r>
-          </w:p>
-        </w:tc>
-        <w:tc>
-          <w:tcPr/>
-          <w:p>
-            <w:pPr>
-              <w:pStyle w:val="Compact"/>
-            </w:pPr>
-            <w:r>
-              <w:t xml:space="preserve">Low</w:t>
-            </w:r>
-          </w:p>
-        </w:tc>
-      </w:tr>
-      <w:tr>
-        <w:tc>
-          <w:tcPr/>
-          <w:p>
-            <w:pPr>
-              <w:pStyle w:val="Compact"/>
-            </w:pPr>
-            <w:r>
-              <w:t xml:space="preserve">3</w:t>
-            </w:r>
-          </w:p>
-        </w:tc>
-        <w:tc>
-          <w:tcPr/>
-          <w:p>
-            <w:pPr>
-              <w:pStyle w:val="Compact"/>
-            </w:pPr>
-            <w:r>
-              <w:rPr>
-                <w:b/>
-                <w:bCs/>
-              </w:rPr>
-              <w:t xml:space="preserve">Splunk → CSW API (Python)</w:t>
-            </w:r>
-          </w:p>
-        </w:tc>
-        <w:tc>
-          <w:tcPr/>
-          <w:p>
-            <w:pPr>
-              <w:pStyle w:val="Compact"/>
-            </w:pPr>
-            <w:r>
-              <w:t xml:space="preserve">Splunk launches Python scripts against the CSW API. Anything the API exposes — inventory, scopes, labels, policies, enforcement state, vulnerabilities, flow summaries (everything</w:t>
-            </w:r>
-            <w:r>
-              <w:t xml:space="preserve"> </w:t>
-            </w:r>
-            <w:r>
-              <w:rPr>
-                <w:b/>
-                <w:bCs/>
-              </w:rPr>
-              <w:t xml:space="preserve">except the raw flow data itself</w:t>
-            </w:r>
-            <w:r>
-              <w:t xml:space="preserve">) — can be pulled into Splunk and indexed, dashboarded, or alerted on. Any CSW API automation already written becomes a Splunk-driven data feed.</w:t>
-            </w:r>
-          </w:p>
-        </w:tc>
-        <w:tc>
-          <w:tcPr/>
-          <w:p>
-            <w:pPr>
-              <w:pStyle w:val="Compact"/>
-            </w:pPr>
-            <w:r>
-              <w:t xml:space="preserve">Medium → High (custom)</w:t>
-            </w:r>
-          </w:p>
-        </w:tc>
-      </w:tr>
-    </w:tbl>
-    <w:p>
-      <w:pPr>
-        <w:pStyle w:val="BodyText"/>
-      </w:pPr>
-      <w:r>
-        <w:rPr>
-          <w:b/>
-          <w:bCs/>
-        </w:rPr>
-        <w:t xml:space="preserve">POV positioning:</w:t>
+    <w:bookmarkEnd w:id="62"/>
+    <w:bookmarkStart w:id="66" w:name="Xcd5bae26e12e75a529d1fd32e860ce147c5f2a1"/>
+    <w:p>
+      <w:pPr>
+        <w:pStyle w:val="Heading3"/>
+      </w:pPr>
+      <w:r>
+        <w:t xml:space="preserve">6.8 Module 9 — Official Channel: Getting Started</w:t>
+      </w:r>
+    </w:p>
+    <w:p>
+      <w:pPr>
+        <w:pStyle w:val="FirstParagraph"/>
+      </w:pPr>
+      <w:r>
+        <w:t xml:space="preserve">Current overview content from the</w:t>
       </w:r>
       <w:r>
         <w:t xml:space="preserve"> </w:t>
       </w:r>
-      <w:r>
-        <w:t xml:space="preserve">start with pattern 1 to prove the integration path is live, layer in pattern 2 so the SOC has alerts in their existing console, and reserve pattern 3 for the "custom dataset" conversation where the customer asks for something the out-of-the-box app does not surface. The pattern 3 ceiling is essentially the CSW API surface itself.</w:t>
-      </w:r>
-    </w:p>
-    <w:p>
-      <w:pPr>
-        <w:pStyle w:val="BodyText"/>
-      </w:pPr>
-      <w:r>
-        <w:rPr>
-          <w:b/>
-          <w:bCs/>
-        </w:rPr>
-        <w:t xml:space="preserve">CI/CD pipeline integration — what it typically wires up:</w:t>
-      </w:r>
-    </w:p>
-    <w:tbl>
-      <w:tblPr>
-        <w:tblStyle w:val="Table"/>
-        <w:tblW w:type="auto" w:w="0"/>
-        <w:tblLook w:firstRow="1" w:lastRow="0" w:firstColumn="0" w:lastColumn="0" w:noHBand="0" w:noVBand="0" w:val="0020"/>
-      </w:tblPr>
-      <w:tblGrid>
-        <w:gridCol w:w="2640"/>
-        <w:gridCol w:w="2640"/>
-        <w:gridCol w:w="2640"/>
-      </w:tblGrid>
-      <w:tr>
-        <w:trPr>
-          <w:tblHeader w:val="on"/>
-        </w:trPr>
-        <w:tc>
-          <w:tcPr/>
-          <w:p>
-            <w:pPr>
-              <w:pStyle w:val="Compact"/>
-            </w:pPr>
-            <w:r>
-              <w:t xml:space="preserve">Wire-up</w:t>
-            </w:r>
-          </w:p>
-        </w:tc>
-        <w:tc>
-          <w:tcPr/>
-          <w:p>
-            <w:pPr>
-              <w:pStyle w:val="Compact"/>
-            </w:pPr>
-            <w:r>
-              <w:t xml:space="preserve">What it gives the customer</w:t>
-            </w:r>
-          </w:p>
-        </w:tc>
-        <w:tc>
-          <w:tcPr/>
-          <w:p>
-            <w:pPr>
-              <w:pStyle w:val="Compact"/>
-            </w:pPr>
-            <w:r>
-              <w:t xml:space="preserve">Where it lands in the runbook</w:t>
-            </w:r>
-          </w:p>
-        </w:tc>
-      </w:tr>
-      <w:tr>
-        <w:tc>
-          <w:tcPr/>
-          <w:p>
-            <w:pPr>
-              <w:pStyle w:val="Compact"/>
-            </w:pPr>
-            <w:r>
-              <w:rPr>
-                <w:b/>
-                <w:bCs/>
-              </w:rPr>
-              <w:t xml:space="preserve">Policy-as-code</w:t>
-            </w:r>
-            <w:r>
-              <w:t xml:space="preserve"> </w:t>
-            </w:r>
-            <w:r>
-              <w:t xml:space="preserve">— scopes, labels, intent-policy stored in git; pipeline applies via CSW API.</w:t>
-            </w:r>
-          </w:p>
-        </w:tc>
-        <w:tc>
-          <w:tcPr/>
-          <w:p>
-            <w:pPr>
-              <w:pStyle w:val="Compact"/>
-            </w:pPr>
-            <w:r>
-              <w:t xml:space="preserve">Tenant changes go through code review, not console clicks. Auditable, reviewable, revertable.</w:t>
-            </w:r>
-          </w:p>
-        </w:tc>
-        <w:tc>
-          <w:tcPr/>
-          <w:p>
-            <w:pPr>
-              <w:pStyle w:val="Compact"/>
-            </w:pPr>
-            <w:r>
-              <w:t xml:space="preserve">§ 8 Phase 8 (Operationalize) — replaces ad-hoc UI changes.</w:t>
-            </w:r>
-          </w:p>
-        </w:tc>
-      </w:tr>
-      <w:tr>
-        <w:tc>
-          <w:tcPr/>
-          <w:p>
-            <w:pPr>
-              <w:pStyle w:val="Compact"/>
-            </w:pPr>
-            <w:r>
-              <w:rPr>
-                <w:b/>
-                <w:bCs/>
-              </w:rPr>
-              <w:t xml:space="preserve">Promotion across environments</w:t>
-            </w:r>
-            <w:r>
-              <w:t xml:space="preserve"> </w:t>
-            </w:r>
-            <w:r>
-              <w:t xml:space="preserve">— same bundle rolls dev → staging → prod, starting in Monitor mode.</w:t>
-            </w:r>
-          </w:p>
-        </w:tc>
-        <w:tc>
-          <w:tcPr/>
-          <w:p>
-            <w:pPr>
-              <w:pStyle w:val="Compact"/>
-            </w:pPr>
-            <w:r>
-              <w:t xml:space="preserve">Lower-risk roll-forward; the production change is the same artifact that already passed in lower environments.</w:t>
-            </w:r>
-          </w:p>
-        </w:tc>
-        <w:tc>
-          <w:tcPr/>
-          <w:p>
-            <w:pPr>
-              <w:pStyle w:val="Compact"/>
-            </w:pPr>
-            <w:r>
-              <w:t xml:space="preserve">§ 8 Phase 6 (Monitor Mode) → Phase 7 (Enforce).</w:t>
-            </w:r>
-          </w:p>
-        </w:tc>
-      </w:tr>
-      <w:tr>
-        <w:tc>
-          <w:tcPr/>
-          <w:p>
-            <w:pPr>
-              <w:pStyle w:val="Compact"/>
-            </w:pPr>
-            <w:r>
-              <w:rPr>
-                <w:b/>
-                <w:bCs/>
-              </w:rPr>
-              <w:t xml:space="preserve">Label sync from sources of truth</w:t>
-            </w:r>
-            <w:r>
-              <w:t xml:space="preserve"> </w:t>
-            </w:r>
-            <w:r>
-              <w:t xml:space="preserve">— CMDB / cloud tag exports normalized in CI and pushed to CSW.</w:t>
-            </w:r>
-          </w:p>
-        </w:tc>
-        <w:tc>
-          <w:tcPr/>
-          <w:p>
-            <w:pPr>
-              <w:pStyle w:val="Compact"/>
-            </w:pPr>
-            <w:r>
-              <w:t xml:space="preserve">Labels stay accurate over time without manual upkeep, which is the #1 way label strategies decay.</w:t>
-            </w:r>
-          </w:p>
-        </w:tc>
-        <w:tc>
-          <w:tcPr/>
-          <w:p>
-            <w:pPr>
-              <w:pStyle w:val="Compact"/>
-            </w:pPr>
-            <w:r>
-              <w:t xml:space="preserve">§ 8 Phase 2 (Build the Label Strategy).</w:t>
-            </w:r>
-          </w:p>
-        </w:tc>
-      </w:tr>
-      <w:tr>
-        <w:tc>
-          <w:tcPr/>
-          <w:p>
-            <w:pPr>
-              <w:pStyle w:val="Compact"/>
-            </w:pPr>
-            <w:r>
-              <w:rPr>
-                <w:b/>
-                <w:bCs/>
-              </w:rPr>
-              <w:t xml:space="preserve">Drift detection</w:t>
-            </w:r>
-            <w:r>
-              <w:t xml:space="preserve"> </w:t>
-            </w:r>
-            <w:r>
-              <w:t xml:space="preserve">— scheduled job diffs live tenant vs git.</w:t>
-            </w:r>
-          </w:p>
-        </w:tc>
-        <w:tc>
-          <w:tcPr/>
-          <w:p>
-            <w:pPr>
-              <w:pStyle w:val="Compact"/>
-            </w:pPr>
-            <w:r>
-              <w:t xml:space="preserve">Out-of-band changes get caught and either back-ported to git or rolled back.</w:t>
-            </w:r>
-          </w:p>
-        </w:tc>
-        <w:tc>
-          <w:tcPr/>
-          <w:p>
-            <w:pPr>
-              <w:pStyle w:val="Compact"/>
-            </w:pPr>
-            <w:r>
-              <w:t xml:space="preserve">§ 8 Phase 8 (Operationalize) — change-process enforcement.</w:t>
-            </w:r>
-          </w:p>
-        </w:tc>
-      </w:tr>
-      <w:tr>
-        <w:tc>
-          <w:tcPr/>
-          <w:p>
-            <w:pPr>
-              <w:pStyle w:val="Compact"/>
-            </w:pPr>
-            <w:r>
-              <w:rPr>
-                <w:b/>
-                <w:bCs/>
-              </w:rPr>
-              <w:t xml:space="preserve">Same API surface as Splunk pattern 3</w:t>
-            </w:r>
-            <w:r>
-              <w:t xml:space="preserve"> </w:t>
-            </w:r>
-            <w:r>
-              <w:t xml:space="preserve">— Python you already wrote for CSW becomes a pipeline step.</w:t>
-            </w:r>
-          </w:p>
-        </w:tc>
-        <w:tc>
-          <w:tcPr/>
-          <w:p>
-            <w:pPr>
-              <w:pStyle w:val="Compact"/>
-            </w:pPr>
-            <w:r>
-              <w:t xml:space="preserve">Investment in CSW API automation compounds across SIEM ingestion and CI/CD.</w:t>
-            </w:r>
-          </w:p>
-        </w:tc>
-        <w:tc>
-          <w:tcPr/>
-          <w:p>
-            <w:pPr>
-              <w:pStyle w:val="Compact"/>
-            </w:pPr>
-            <w:r>
-              <w:t xml:space="preserve">§ 8 Phase 8 — "Build API or CI/CD automation where needed."</w:t>
-            </w:r>
-          </w:p>
-        </w:tc>
-      </w:tr>
-    </w:tbl>
-    <w:p>
-      <w:pPr>
-        <w:pStyle w:val="BodyText"/>
-      </w:pPr>
-      <w:r>
-        <w:rPr>
-          <w:b/>
-          <w:bCs/>
-        </w:rPr>
-        <w:t xml:space="preserve">POV positioning:</w:t>
-      </w:r>
+      <w:hyperlink r:id="rId63">
+        <w:r>
+          <w:rPr>
+            <w:rStyle w:val="Hyperlink"/>
+          </w:rPr>
+          <w:t xml:space="preserve">Cisco Secure Workload YouTube channel</w:t>
+        </w:r>
+      </w:hyperlink>
       <w:r>
         <w:t xml:space="preserve"> </w:t>
       </w:r>
       <w:r>
-        <w:t xml:space="preserve">the CI/CD story usually lands well with cloud / platform teams who already manage everything else as code and bristle at "click here in the console" instructions. Start with policy-as-code for one application scope from the POV — it pairs naturally with the Phase 3 ADM → policy modeling output, since the modeled policy is already structured data.</w:t>
-      </w:r>
-    </w:p>
-    <w:bookmarkEnd w:id="62"/>
-    <w:bookmarkStart w:id="64" w:name="X075da46d2c2e8e62f26dd0dd2b1479576f22a39"/>
-    <w:p>
-      <w:pPr>
-        <w:pStyle w:val="Heading3"/>
-      </w:pPr>
-      <w:r>
-        <w:t xml:space="preserve">6.8 Module 8 — Containers and Kubernetes</w:t>
+        <w:t xml:space="preserve">(2025–2026).</w:t>
       </w:r>
     </w:p>
     <w:tbl>
@@ -6155,7 +5630,7 @@
               <w:jc w:val="center"/>
             </w:pPr>
             <w:r>
-              <w:t xml:space="preserve">36</w:t>
+              <w:t xml:space="preserve">37</w:t>
             </w:r>
           </w:p>
         </w:tc>
@@ -6167,40 +5642,40 @@
               <w:jc w:val="right"/>
             </w:pPr>
             <w:r>
-              <w:t xml:space="preserve">32</w:t>
-            </w:r>
-          </w:p>
-        </w:tc>
-        <w:tc>
-          <w:tcPr/>
-          <w:p>
-            <w:pPr>
-              <w:pStyle w:val="Compact"/>
-            </w:pPr>
-            <w:r>
-              <w:t xml:space="preserve">Agent K8s</w:t>
-            </w:r>
-          </w:p>
-        </w:tc>
-        <w:tc>
-          <w:tcPr/>
-          <w:p>
-            <w:pPr>
-              <w:pStyle w:val="Compact"/>
-            </w:pPr>
-            <w:r>
-              <w:t xml:space="preserve">Agent in Kubernetes.</w:t>
-            </w:r>
-          </w:p>
-        </w:tc>
-        <w:tc>
-          <w:tcPr/>
-          <w:p>
-            <w:pPr>
-              <w:pStyle w:val="Compact"/>
-              <w:jc w:val="center"/>
-            </w:pPr>
-            <w:hyperlink r:id="rId63">
+              <w:t xml:space="preserve">—</w:t>
+            </w:r>
+          </w:p>
+        </w:tc>
+        <w:tc>
+          <w:tcPr/>
+          <w:p>
+            <w:pPr>
+              <w:pStyle w:val="Compact"/>
+            </w:pPr>
+            <w:r>
+              <w:t xml:space="preserve">Introduction to Secure Workload &amp; Overview Demo</w:t>
+            </w:r>
+          </w:p>
+        </w:tc>
+        <w:tc>
+          <w:tcPr/>
+          <w:p>
+            <w:pPr>
+              <w:pStyle w:val="Compact"/>
+            </w:pPr>
+            <w:r>
+              <w:t xml:space="preserve">Current end-to-end product overview — best first watch for new users.</w:t>
+            </w:r>
+          </w:p>
+        </w:tc>
+        <w:tc>
+          <w:tcPr/>
+          <w:p>
+            <w:pPr>
+              <w:pStyle w:val="Compact"/>
+              <w:jc w:val="center"/>
+            </w:pPr>
+            <w:hyperlink r:id="rId64">
               <w:r>
                 <w:rPr>
                   <w:rStyle w:val="Hyperlink"/>
@@ -6211,32 +5686,80 @@
           </w:p>
         </w:tc>
       </w:tr>
+      <w:tr>
+        <w:tc>
+          <w:tcPr/>
+          <w:p>
+            <w:pPr>
+              <w:pStyle w:val="Compact"/>
+              <w:jc w:val="center"/>
+            </w:pPr>
+            <w:r>
+              <w:t xml:space="preserve">38</w:t>
+            </w:r>
+          </w:p>
+        </w:tc>
+        <w:tc>
+          <w:tcPr/>
+          <w:p>
+            <w:pPr>
+              <w:pStyle w:val="Compact"/>
+              <w:jc w:val="right"/>
+            </w:pPr>
+            <w:r>
+              <w:t xml:space="preserve">—</w:t>
+            </w:r>
+          </w:p>
+        </w:tc>
+        <w:tc>
+          <w:tcPr/>
+          <w:p>
+            <w:pPr>
+              <w:pStyle w:val="Compact"/>
+            </w:pPr>
+            <w:r>
+              <w:t xml:space="preserve">Inventory Filters (channel version)</w:t>
+            </w:r>
+          </w:p>
+        </w:tc>
+        <w:tc>
+          <w:tcPr/>
+          <w:p>
+            <w:pPr>
+              <w:pStyle w:val="Compact"/>
+            </w:pPr>
+            <w:r>
+              <w:t xml:space="preserve">Official-channel refresh of inventory filtering and dynamic groups.</w:t>
+            </w:r>
+          </w:p>
+        </w:tc>
+        <w:tc>
+          <w:tcPr/>
+          <w:p>
+            <w:pPr>
+              <w:pStyle w:val="Compact"/>
+              <w:jc w:val="center"/>
+            </w:pPr>
+            <w:hyperlink r:id="rId65">
+              <w:r>
+                <w:rPr>
+                  <w:rStyle w:val="Hyperlink"/>
+                </w:rPr>
+                <w:t xml:space="preserve">Watch</w:t>
+              </w:r>
+            </w:hyperlink>
+          </w:p>
+        </w:tc>
+      </w:tr>
     </w:tbl>
-    <w:p>
-      <w:r>
-        <w:pict>
-          <v:rect style="width:0;height:1.5pt" o:hralign="center" o:hrstd="t" o:hr="t"/>
-        </w:pict>
-      </w:r>
-    </w:p>
-    <w:bookmarkEnd w:id="64"/>
-    <w:bookmarkEnd w:id="65"/>
-    <w:bookmarkStart w:id="69" w:name="Xb9f64f467495bd55447e9bc3c7ae8dd7dbb3895"/>
-    <w:p>
-      <w:pPr>
-        <w:pStyle w:val="Heading2"/>
-      </w:pPr>
-      <w:r>
-        <w:t xml:space="preserve">7. How to Explain CSW in a Customer Meeting</w:t>
-      </w:r>
-    </w:p>
-    <w:bookmarkStart w:id="66" w:name="X02667f004e9d93967c02b53649e8d7704fae290"/>
+    <w:bookmarkEnd w:id="66"/>
+    <w:bookmarkStart w:id="72" w:name="Xf7159891736d64a1c1c18a38e33e0d064252a4c"/>
     <w:p>
       <w:pPr>
         <w:pStyle w:val="Heading3"/>
       </w:pPr>
       <w:r>
-        <w:t xml:space="preserve">30-second version</w:t>
+        <w:t xml:space="preserve">6.9 Module 10 — Connectors, Telemetry &amp; Application Discovery</w:t>
       </w:r>
     </w:p>
     <w:p>
@@ -6244,17 +5767,419 @@
         <w:pStyle w:val="FirstParagraph"/>
       </w:pPr>
       <w:r>
-        <w:t xml:space="preserve">Cisco Secure Workload helps customers discover how applications communicate and then safely enforce least-privilege segmentation policies around those applications. It starts with visibility and dependency mapping, uses labels and observed behavior to create policy, and supports staged enforcement so teams can reduce lateral movement risk without breaking applications.</w:t>
-      </w:r>
-    </w:p>
-    <w:bookmarkEnd w:id="66"/>
-    <w:bookmarkStart w:id="67" w:name="X245c304b430f838300b4e5d227cae86dea678fa"/>
+        <w:t xml:space="preserve">How CSW ingests external context and discovers applications before policy work begins.</w:t>
+      </w:r>
+    </w:p>
+    <w:tbl>
+      <w:tblPr>
+        <w:tblStyle w:val="Table"/>
+        <w:tblW w:type="auto" w:w="0"/>
+        <w:tblLook w:firstRow="1" w:lastRow="0" w:firstColumn="0" w:lastColumn="0" w:noHBand="0" w:noVBand="0" w:val="0020"/>
+      </w:tblPr>
+      <w:tblGrid>
+        <w:gridCol w:w="1584"/>
+        <w:gridCol w:w="1584"/>
+        <w:gridCol w:w="1584"/>
+        <w:gridCol w:w="1584"/>
+        <w:gridCol w:w="1584"/>
+      </w:tblGrid>
+      <w:tr>
+        <w:trPr>
+          <w:tblHeader w:val="on"/>
+        </w:trPr>
+        <w:tc>
+          <w:tcPr/>
+          <w:p>
+            <w:pPr>
+              <w:pStyle w:val="Compact"/>
+              <w:jc w:val="center"/>
+            </w:pPr>
+            <w:r>
+              <w:t xml:space="preserve">Watch</w:t>
+            </w:r>
+          </w:p>
+        </w:tc>
+        <w:tc>
+          <w:tcPr/>
+          <w:p>
+            <w:pPr>
+              <w:pStyle w:val="Compact"/>
+              <w:jc w:val="right"/>
+            </w:pPr>
+            <w:r>
+              <w:t xml:space="preserve">Catalog #</w:t>
+            </w:r>
+          </w:p>
+        </w:tc>
+        <w:tc>
+          <w:tcPr/>
+          <w:p>
+            <w:pPr>
+              <w:pStyle w:val="Compact"/>
+            </w:pPr>
+            <w:r>
+              <w:t xml:space="preserve">Video</w:t>
+            </w:r>
+          </w:p>
+        </w:tc>
+        <w:tc>
+          <w:tcPr/>
+          <w:p>
+            <w:pPr>
+              <w:pStyle w:val="Compact"/>
+            </w:pPr>
+            <w:r>
+              <w:t xml:space="preserve">Description</w:t>
+            </w:r>
+          </w:p>
+        </w:tc>
+        <w:tc>
+          <w:tcPr/>
+          <w:p>
+            <w:pPr>
+              <w:pStyle w:val="Compact"/>
+              <w:jc w:val="center"/>
+            </w:pPr>
+            <w:r>
+              <w:t xml:space="preserve">Link</w:t>
+            </w:r>
+          </w:p>
+        </w:tc>
+      </w:tr>
+      <w:tr>
+        <w:tc>
+          <w:tcPr/>
+          <w:p>
+            <w:pPr>
+              <w:pStyle w:val="Compact"/>
+              <w:jc w:val="center"/>
+            </w:pPr>
+            <w:r>
+              <w:t xml:space="preserve">39</w:t>
+            </w:r>
+          </w:p>
+        </w:tc>
+        <w:tc>
+          <w:tcPr/>
+          <w:p>
+            <w:pPr>
+              <w:pStyle w:val="Compact"/>
+              <w:jc w:val="right"/>
+            </w:pPr>
+            <w:r>
+              <w:t xml:space="preserve">—</w:t>
+            </w:r>
+          </w:p>
+        </w:tc>
+        <w:tc>
+          <w:tcPr/>
+          <w:p>
+            <w:pPr>
+              <w:pStyle w:val="Compact"/>
+            </w:pPr>
+            <w:r>
+              <w:t xml:space="preserve">Connector Overview</w:t>
+            </w:r>
+          </w:p>
+        </w:tc>
+        <w:tc>
+          <w:tcPr/>
+          <w:p>
+            <w:pPr>
+              <w:pStyle w:val="Compact"/>
+            </w:pPr>
+            <w:r>
+              <w:t xml:space="preserve">What connectors are and how they enrich telemetry with external context.</w:t>
+            </w:r>
+          </w:p>
+        </w:tc>
+        <w:tc>
+          <w:tcPr/>
+          <w:p>
+            <w:pPr>
+              <w:pStyle w:val="Compact"/>
+              <w:jc w:val="center"/>
+            </w:pPr>
+            <w:hyperlink r:id="rId67">
+              <w:r>
+                <w:rPr>
+                  <w:rStyle w:val="Hyperlink"/>
+                </w:rPr>
+                <w:t xml:space="preserve">Watch</w:t>
+              </w:r>
+            </w:hyperlink>
+          </w:p>
+        </w:tc>
+      </w:tr>
+      <w:tr>
+        <w:tc>
+          <w:tcPr/>
+          <w:p>
+            <w:pPr>
+              <w:pStyle w:val="Compact"/>
+              <w:jc w:val="center"/>
+            </w:pPr>
+            <w:r>
+              <w:t xml:space="preserve">40</w:t>
+            </w:r>
+          </w:p>
+        </w:tc>
+        <w:tc>
+          <w:tcPr/>
+          <w:p>
+            <w:pPr>
+              <w:pStyle w:val="Compact"/>
+              <w:jc w:val="right"/>
+            </w:pPr>
+            <w:r>
+              <w:t xml:space="preserve">—</w:t>
+            </w:r>
+          </w:p>
+        </w:tc>
+        <w:tc>
+          <w:tcPr/>
+          <w:p>
+            <w:pPr>
+              <w:pStyle w:val="Compact"/>
+            </w:pPr>
+            <w:r>
+              <w:t xml:space="preserve">Connector Deployment</w:t>
+            </w:r>
+          </w:p>
+        </w:tc>
+        <w:tc>
+          <w:tcPr/>
+          <w:p>
+            <w:pPr>
+              <w:pStyle w:val="Compact"/>
+            </w:pPr>
+            <w:r>
+              <w:t xml:space="preserve">Deploying connectors on the Edge / Ingest virtual appliances.</w:t>
+            </w:r>
+          </w:p>
+        </w:tc>
+        <w:tc>
+          <w:tcPr/>
+          <w:p>
+            <w:pPr>
+              <w:pStyle w:val="Compact"/>
+              <w:jc w:val="center"/>
+            </w:pPr>
+            <w:hyperlink r:id="rId68">
+              <w:r>
+                <w:rPr>
+                  <w:rStyle w:val="Hyperlink"/>
+                </w:rPr>
+                <w:t xml:space="preserve">Watch</w:t>
+              </w:r>
+            </w:hyperlink>
+          </w:p>
+        </w:tc>
+      </w:tr>
+      <w:tr>
+        <w:tc>
+          <w:tcPr/>
+          <w:p>
+            <w:pPr>
+              <w:pStyle w:val="Compact"/>
+              <w:jc w:val="center"/>
+            </w:pPr>
+            <w:r>
+              <w:t xml:space="preserve">41</w:t>
+            </w:r>
+          </w:p>
+        </w:tc>
+        <w:tc>
+          <w:tcPr/>
+          <w:p>
+            <w:pPr>
+              <w:pStyle w:val="Compact"/>
+              <w:jc w:val="right"/>
+            </w:pPr>
+            <w:r>
+              <w:t xml:space="preserve">—</w:t>
+            </w:r>
+          </w:p>
+        </w:tc>
+        <w:tc>
+          <w:tcPr/>
+          <w:p>
+            <w:pPr>
+              <w:pStyle w:val="Compact"/>
+            </w:pPr>
+            <w:r>
+              <w:t xml:space="preserve">Provided Services</w:t>
+            </w:r>
+          </w:p>
+        </w:tc>
+        <w:tc>
+          <w:tcPr/>
+          <w:p>
+            <w:pPr>
+              <w:pStyle w:val="Compact"/>
+            </w:pPr>
+            <w:r>
+              <w:t xml:space="preserve">Built-in services hosted on the virtual appliances.</w:t>
+            </w:r>
+          </w:p>
+        </w:tc>
+        <w:tc>
+          <w:tcPr/>
+          <w:p>
+            <w:pPr>
+              <w:pStyle w:val="Compact"/>
+              <w:jc w:val="center"/>
+            </w:pPr>
+            <w:hyperlink r:id="rId69">
+              <w:r>
+                <w:rPr>
+                  <w:rStyle w:val="Hyperlink"/>
+                </w:rPr>
+                <w:t xml:space="preserve">Watch</w:t>
+              </w:r>
+            </w:hyperlink>
+          </w:p>
+        </w:tc>
+      </w:tr>
+      <w:tr>
+        <w:tc>
+          <w:tcPr/>
+          <w:p>
+            <w:pPr>
+              <w:pStyle w:val="Compact"/>
+              <w:jc w:val="center"/>
+            </w:pPr>
+            <w:r>
+              <w:t xml:space="preserve">42</w:t>
+            </w:r>
+          </w:p>
+        </w:tc>
+        <w:tc>
+          <w:tcPr/>
+          <w:p>
+            <w:pPr>
+              <w:pStyle w:val="Compact"/>
+              <w:jc w:val="right"/>
+            </w:pPr>
+            <w:r>
+              <w:t xml:space="preserve">—</w:t>
+            </w:r>
+          </w:p>
+        </w:tc>
+        <w:tc>
+          <w:tcPr/>
+          <w:p>
+            <w:pPr>
+              <w:pStyle w:val="Compact"/>
+            </w:pPr>
+            <w:r>
+              <w:t xml:space="preserve">Basic Application Discovery</w:t>
+            </w:r>
+          </w:p>
+        </w:tc>
+        <w:tc>
+          <w:tcPr/>
+          <w:p>
+            <w:pPr>
+              <w:pStyle w:val="Compact"/>
+            </w:pPr>
+            <w:r>
+              <w:t xml:space="preserve">First-pass ADM run to surface application dependencies.</w:t>
+            </w:r>
+          </w:p>
+        </w:tc>
+        <w:tc>
+          <w:tcPr/>
+          <w:p>
+            <w:pPr>
+              <w:pStyle w:val="Compact"/>
+              <w:jc w:val="center"/>
+            </w:pPr>
+            <w:hyperlink r:id="rId70">
+              <w:r>
+                <w:rPr>
+                  <w:rStyle w:val="Hyperlink"/>
+                </w:rPr>
+                <w:t xml:space="preserve">Watch</w:t>
+              </w:r>
+            </w:hyperlink>
+          </w:p>
+        </w:tc>
+      </w:tr>
+      <w:tr>
+        <w:tc>
+          <w:tcPr/>
+          <w:p>
+            <w:pPr>
+              <w:pStyle w:val="Compact"/>
+              <w:jc w:val="center"/>
+            </w:pPr>
+            <w:r>
+              <w:t xml:space="preserve">43</w:t>
+            </w:r>
+          </w:p>
+        </w:tc>
+        <w:tc>
+          <w:tcPr/>
+          <w:p>
+            <w:pPr>
+              <w:pStyle w:val="Compact"/>
+              <w:jc w:val="right"/>
+            </w:pPr>
+            <w:r>
+              <w:t xml:space="preserve">—</w:t>
+            </w:r>
+          </w:p>
+        </w:tc>
+        <w:tc>
+          <w:tcPr/>
+          <w:p>
+            <w:pPr>
+              <w:pStyle w:val="Compact"/>
+            </w:pPr>
+            <w:r>
+              <w:t xml:space="preserve">Enhancing Application Discovery</w:t>
+            </w:r>
+          </w:p>
+        </w:tc>
+        <w:tc>
+          <w:tcPr/>
+          <w:p>
+            <w:pPr>
+              <w:pStyle w:val="Compact"/>
+            </w:pPr>
+            <w:r>
+              <w:t xml:space="preserve">Improve ADM fidelity using labels, context, and connector data.</w:t>
+            </w:r>
+          </w:p>
+        </w:tc>
+        <w:tc>
+          <w:tcPr/>
+          <w:p>
+            <w:pPr>
+              <w:pStyle w:val="Compact"/>
+              <w:jc w:val="center"/>
+            </w:pPr>
+            <w:hyperlink r:id="rId71">
+              <w:r>
+                <w:rPr>
+                  <w:rStyle w:val="Hyperlink"/>
+                </w:rPr>
+                <w:t xml:space="preserve">Watch</w:t>
+              </w:r>
+            </w:hyperlink>
+          </w:p>
+        </w:tc>
+      </w:tr>
+    </w:tbl>
+    <w:bookmarkEnd w:id="72"/>
+    <w:bookmarkStart w:id="80" w:name="X3638eedeaf262cf72f99d64bda3f8ebb7eae1e2"/>
     <w:p>
       <w:pPr>
         <w:pStyle w:val="Heading3"/>
       </w:pPr>
       <w:r>
-        <w:t xml:space="preserve">2-minute version</w:t>
+        <w:t xml:space="preserve">6.10 Module 11 — Policy Lifecycle &amp; Enforcement (deep dive)</w:t>
       </w:r>
     </w:p>
     <w:p>
@@ -6262,490 +6187,1996 @@
         <w:pStyle w:val="FirstParagraph"/>
       </w:pPr>
       <w:r>
-        <w:t xml:space="preserve">Most enterprises want micro-segmentation, but they hesitate because they do not fully know what their applications depend on. CSW starts by collecting workload telemetry, flow visibility, process context, cloud metadata, and CMDB labels. That data helps application teams understand real dependencies. From there, teams can model policy, see what would be blocked, tune the rules, and move selected workloads from monitor mode to enforcement. CSW is especially useful when customers need consistent segmentation across data center and cloud environments.</w:t>
-      </w:r>
-    </w:p>
-    <w:bookmarkEnd w:id="67"/>
-    <w:bookmarkStart w:id="68" w:name="common-positioning"/>
+        <w:t xml:space="preserve">The full policy workflow from modeling and validation through enforcement placement.</w:t>
+      </w:r>
+    </w:p>
+    <w:tbl>
+      <w:tblPr>
+        <w:tblStyle w:val="Table"/>
+        <w:tblW w:type="auto" w:w="0"/>
+        <w:tblLook w:firstRow="1" w:lastRow="0" w:firstColumn="0" w:lastColumn="0" w:noHBand="0" w:noVBand="0" w:val="0020"/>
+      </w:tblPr>
+      <w:tblGrid>
+        <w:gridCol w:w="1584"/>
+        <w:gridCol w:w="1584"/>
+        <w:gridCol w:w="1584"/>
+        <w:gridCol w:w="1584"/>
+        <w:gridCol w:w="1584"/>
+      </w:tblGrid>
+      <w:tr>
+        <w:trPr>
+          <w:tblHeader w:val="on"/>
+        </w:trPr>
+        <w:tc>
+          <w:tcPr/>
+          <w:p>
+            <w:pPr>
+              <w:pStyle w:val="Compact"/>
+              <w:jc w:val="center"/>
+            </w:pPr>
+            <w:r>
+              <w:t xml:space="preserve">Watch</w:t>
+            </w:r>
+          </w:p>
+        </w:tc>
+        <w:tc>
+          <w:tcPr/>
+          <w:p>
+            <w:pPr>
+              <w:pStyle w:val="Compact"/>
+              <w:jc w:val="right"/>
+            </w:pPr>
+            <w:r>
+              <w:t xml:space="preserve">Catalog #</w:t>
+            </w:r>
+          </w:p>
+        </w:tc>
+        <w:tc>
+          <w:tcPr/>
+          <w:p>
+            <w:pPr>
+              <w:pStyle w:val="Compact"/>
+            </w:pPr>
+            <w:r>
+              <w:t xml:space="preserve">Video</w:t>
+            </w:r>
+          </w:p>
+        </w:tc>
+        <w:tc>
+          <w:tcPr/>
+          <w:p>
+            <w:pPr>
+              <w:pStyle w:val="Compact"/>
+            </w:pPr>
+            <w:r>
+              <w:t xml:space="preserve">Description</w:t>
+            </w:r>
+          </w:p>
+        </w:tc>
+        <w:tc>
+          <w:tcPr/>
+          <w:p>
+            <w:pPr>
+              <w:pStyle w:val="Compact"/>
+              <w:jc w:val="center"/>
+            </w:pPr>
+            <w:r>
+              <w:t xml:space="preserve">Link</w:t>
+            </w:r>
+          </w:p>
+        </w:tc>
+      </w:tr>
+      <w:tr>
+        <w:tc>
+          <w:tcPr/>
+          <w:p>
+            <w:pPr>
+              <w:pStyle w:val="Compact"/>
+              <w:jc w:val="center"/>
+            </w:pPr>
+            <w:r>
+              <w:t xml:space="preserve">44</w:t>
+            </w:r>
+          </w:p>
+        </w:tc>
+        <w:tc>
+          <w:tcPr/>
+          <w:p>
+            <w:pPr>
+              <w:pStyle w:val="Compact"/>
+              <w:jc w:val="right"/>
+            </w:pPr>
+            <w:r>
+              <w:t xml:space="preserve">—</w:t>
+            </w:r>
+          </w:p>
+        </w:tc>
+        <w:tc>
+          <w:tcPr/>
+          <w:p>
+            <w:pPr>
+              <w:pStyle w:val="Compact"/>
+            </w:pPr>
+            <w:r>
+              <w:t xml:space="preserve">Policy Lifecycle</w:t>
+            </w:r>
+          </w:p>
+        </w:tc>
+        <w:tc>
+          <w:tcPr/>
+          <w:p>
+            <w:pPr>
+              <w:pStyle w:val="Compact"/>
+            </w:pPr>
+            <w:r>
+              <w:t xml:space="preserve">End-to-end view of the CSW policy lifecycle.</w:t>
+            </w:r>
+          </w:p>
+        </w:tc>
+        <w:tc>
+          <w:tcPr/>
+          <w:p>
+            <w:pPr>
+              <w:pStyle w:val="Compact"/>
+              <w:jc w:val="center"/>
+            </w:pPr>
+            <w:hyperlink r:id="rId73">
+              <w:r>
+                <w:rPr>
+                  <w:rStyle w:val="Hyperlink"/>
+                </w:rPr>
+                <w:t xml:space="preserve">Watch</w:t>
+              </w:r>
+            </w:hyperlink>
+          </w:p>
+        </w:tc>
+      </w:tr>
+      <w:tr>
+        <w:tc>
+          <w:tcPr/>
+          <w:p>
+            <w:pPr>
+              <w:pStyle w:val="Compact"/>
+              <w:jc w:val="center"/>
+            </w:pPr>
+            <w:r>
+              <w:t xml:space="preserve">45</w:t>
+            </w:r>
+          </w:p>
+        </w:tc>
+        <w:tc>
+          <w:tcPr/>
+          <w:p>
+            <w:pPr>
+              <w:pStyle w:val="Compact"/>
+              <w:jc w:val="right"/>
+            </w:pPr>
+            <w:r>
+              <w:t xml:space="preserve">—</w:t>
+            </w:r>
+          </w:p>
+        </w:tc>
+        <w:tc>
+          <w:tcPr/>
+          <w:p>
+            <w:pPr>
+              <w:pStyle w:val="Compact"/>
+            </w:pPr>
+            <w:r>
+              <w:t xml:space="preserve">Policy Validation and Analysis</w:t>
+            </w:r>
+          </w:p>
+        </w:tc>
+        <w:tc>
+          <w:tcPr/>
+          <w:p>
+            <w:pPr>
+              <w:pStyle w:val="Compact"/>
+            </w:pPr>
+            <w:r>
+              <w:t xml:space="preserve">Validate and analyze policy impact before enforcing.</w:t>
+            </w:r>
+          </w:p>
+        </w:tc>
+        <w:tc>
+          <w:tcPr/>
+          <w:p>
+            <w:pPr>
+              <w:pStyle w:val="Compact"/>
+              <w:jc w:val="center"/>
+            </w:pPr>
+            <w:hyperlink r:id="rId74">
+              <w:r>
+                <w:rPr>
+                  <w:rStyle w:val="Hyperlink"/>
+                </w:rPr>
+                <w:t xml:space="preserve">Watch</w:t>
+              </w:r>
+            </w:hyperlink>
+          </w:p>
+        </w:tc>
+      </w:tr>
+      <w:tr>
+        <w:tc>
+          <w:tcPr/>
+          <w:p>
+            <w:pPr>
+              <w:pStyle w:val="Compact"/>
+              <w:jc w:val="center"/>
+            </w:pPr>
+            <w:r>
+              <w:t xml:space="preserve">46</w:t>
+            </w:r>
+          </w:p>
+        </w:tc>
+        <w:tc>
+          <w:tcPr/>
+          <w:p>
+            <w:pPr>
+              <w:pStyle w:val="Compact"/>
+              <w:jc w:val="right"/>
+            </w:pPr>
+            <w:r>
+              <w:t xml:space="preserve">—</w:t>
+            </w:r>
+          </w:p>
+        </w:tc>
+        <w:tc>
+          <w:tcPr/>
+          <w:p>
+            <w:pPr>
+              <w:pStyle w:val="Compact"/>
+            </w:pPr>
+            <w:r>
+              <w:t xml:space="preserve">Policy Ordering</w:t>
+            </w:r>
+          </w:p>
+        </w:tc>
+        <w:tc>
+          <w:tcPr/>
+          <w:p>
+            <w:pPr>
+              <w:pStyle w:val="Compact"/>
+            </w:pPr>
+            <w:r>
+              <w:t xml:space="preserve">How rule ordering changes enforcement outcomes.</w:t>
+            </w:r>
+          </w:p>
+        </w:tc>
+        <w:tc>
+          <w:tcPr/>
+          <w:p>
+            <w:pPr>
+              <w:pStyle w:val="Compact"/>
+              <w:jc w:val="center"/>
+            </w:pPr>
+            <w:hyperlink r:id="rId75">
+              <w:r>
+                <w:rPr>
+                  <w:rStyle w:val="Hyperlink"/>
+                </w:rPr>
+                <w:t xml:space="preserve">Watch</w:t>
+              </w:r>
+            </w:hyperlink>
+          </w:p>
+        </w:tc>
+      </w:tr>
+      <w:tr>
+        <w:tc>
+          <w:tcPr/>
+          <w:p>
+            <w:pPr>
+              <w:pStyle w:val="Compact"/>
+              <w:jc w:val="center"/>
+            </w:pPr>
+            <w:r>
+              <w:t xml:space="preserve">47</w:t>
+            </w:r>
+          </w:p>
+        </w:tc>
+        <w:tc>
+          <w:tcPr/>
+          <w:p>
+            <w:pPr>
+              <w:pStyle w:val="Compact"/>
+              <w:jc w:val="right"/>
+            </w:pPr>
+            <w:r>
+              <w:t xml:space="preserve">—</w:t>
+            </w:r>
+          </w:p>
+        </w:tc>
+        <w:tc>
+          <w:tcPr/>
+          <w:p>
+            <w:pPr>
+              <w:pStyle w:val="Compact"/>
+            </w:pPr>
+            <w:r>
+              <w:t xml:space="preserve">Policy Enforcement Overview</w:t>
+            </w:r>
+          </w:p>
+        </w:tc>
+        <w:tc>
+          <w:tcPr/>
+          <w:p>
+            <w:pPr>
+              <w:pStyle w:val="Compact"/>
+            </w:pPr>
+            <w:r>
+              <w:t xml:space="preserve">How enforcement is applied across workloads.</w:t>
+            </w:r>
+          </w:p>
+        </w:tc>
+        <w:tc>
+          <w:tcPr/>
+          <w:p>
+            <w:pPr>
+              <w:pStyle w:val="Compact"/>
+              <w:jc w:val="center"/>
+            </w:pPr>
+            <w:hyperlink r:id="rId76">
+              <w:r>
+                <w:rPr>
+                  <w:rStyle w:val="Hyperlink"/>
+                </w:rPr>
+                <w:t xml:space="preserve">Watch</w:t>
+              </w:r>
+            </w:hyperlink>
+          </w:p>
+        </w:tc>
+      </w:tr>
+      <w:tr>
+        <w:tc>
+          <w:tcPr/>
+          <w:p>
+            <w:pPr>
+              <w:pStyle w:val="Compact"/>
+              <w:jc w:val="center"/>
+            </w:pPr>
+            <w:r>
+              <w:t xml:space="preserve">48</w:t>
+            </w:r>
+          </w:p>
+        </w:tc>
+        <w:tc>
+          <w:tcPr/>
+          <w:p>
+            <w:pPr>
+              <w:pStyle w:val="Compact"/>
+              <w:jc w:val="right"/>
+            </w:pPr>
+            <w:r>
+              <w:t xml:space="preserve">—</w:t>
+            </w:r>
+          </w:p>
+        </w:tc>
+        <w:tc>
+          <w:tcPr/>
+          <w:p>
+            <w:pPr>
+              <w:pStyle w:val="Compact"/>
+            </w:pPr>
+            <w:r>
+              <w:t xml:space="preserve">Where to Enforce</w:t>
+            </w:r>
+          </w:p>
+        </w:tc>
+        <w:tc>
+          <w:tcPr/>
+          <w:p>
+            <w:pPr>
+              <w:pStyle w:val="Compact"/>
+            </w:pPr>
+            <w:r>
+              <w:t xml:space="preserve">Choosing host- vs network- vs cloud-based enforcement points.</w:t>
+            </w:r>
+          </w:p>
+        </w:tc>
+        <w:tc>
+          <w:tcPr/>
+          <w:p>
+            <w:pPr>
+              <w:pStyle w:val="Compact"/>
+              <w:jc w:val="center"/>
+            </w:pPr>
+            <w:hyperlink r:id="rId77">
+              <w:r>
+                <w:rPr>
+                  <w:rStyle w:val="Hyperlink"/>
+                </w:rPr>
+                <w:t xml:space="preserve">Watch</w:t>
+              </w:r>
+            </w:hyperlink>
+          </w:p>
+        </w:tc>
+      </w:tr>
+      <w:tr>
+        <w:tc>
+          <w:tcPr/>
+          <w:p>
+            <w:pPr>
+              <w:pStyle w:val="Compact"/>
+              <w:jc w:val="center"/>
+            </w:pPr>
+            <w:r>
+              <w:t xml:space="preserve">49</w:t>
+            </w:r>
+          </w:p>
+        </w:tc>
+        <w:tc>
+          <w:tcPr/>
+          <w:p>
+            <w:pPr>
+              <w:pStyle w:val="Compact"/>
+              <w:jc w:val="right"/>
+            </w:pPr>
+            <w:r>
+              <w:t xml:space="preserve">—</w:t>
+            </w:r>
+          </w:p>
+        </w:tc>
+        <w:tc>
+          <w:tcPr/>
+          <w:p>
+            <w:pPr>
+              <w:pStyle w:val="Compact"/>
+            </w:pPr>
+            <w:r>
+              <w:t xml:space="preserve">Container Enforcement</w:t>
+            </w:r>
+          </w:p>
+        </w:tc>
+        <w:tc>
+          <w:tcPr/>
+          <w:p>
+            <w:pPr>
+              <w:pStyle w:val="Compact"/>
+            </w:pPr>
+            <w:r>
+              <w:t xml:space="preserve">Enforce segmentation policy on containerized workloads.</w:t>
+            </w:r>
+          </w:p>
+        </w:tc>
+        <w:tc>
+          <w:tcPr/>
+          <w:p>
+            <w:pPr>
+              <w:pStyle w:val="Compact"/>
+              <w:jc w:val="center"/>
+            </w:pPr>
+            <w:hyperlink r:id="rId78">
+              <w:r>
+                <w:rPr>
+                  <w:rStyle w:val="Hyperlink"/>
+                </w:rPr>
+                <w:t xml:space="preserve">Watch</w:t>
+              </w:r>
+            </w:hyperlink>
+          </w:p>
+        </w:tc>
+      </w:tr>
+      <w:tr>
+        <w:tc>
+          <w:tcPr/>
+          <w:p>
+            <w:pPr>
+              <w:pStyle w:val="Compact"/>
+              <w:jc w:val="center"/>
+            </w:pPr>
+            <w:r>
+              <w:t xml:space="preserve">50</w:t>
+            </w:r>
+          </w:p>
+        </w:tc>
+        <w:tc>
+          <w:tcPr/>
+          <w:p>
+            <w:pPr>
+              <w:pStyle w:val="Compact"/>
+              <w:jc w:val="right"/>
+            </w:pPr>
+            <w:r>
+              <w:t xml:space="preserve">—</w:t>
+            </w:r>
+          </w:p>
+        </w:tc>
+        <w:tc>
+          <w:tcPr/>
+          <w:p>
+            <w:pPr>
+              <w:pStyle w:val="Compact"/>
+            </w:pPr>
+            <w:r>
+              <w:t xml:space="preserve">Windows Process-Level Enforcement</w:t>
+            </w:r>
+          </w:p>
+        </w:tc>
+        <w:tc>
+          <w:tcPr/>
+          <w:p>
+            <w:pPr>
+              <w:pStyle w:val="Compact"/>
+            </w:pPr>
+            <w:r>
+              <w:t xml:space="preserve">Process-aware enforcement on Windows hosts.</w:t>
+            </w:r>
+          </w:p>
+        </w:tc>
+        <w:tc>
+          <w:tcPr/>
+          <w:p>
+            <w:pPr>
+              <w:pStyle w:val="Compact"/>
+              <w:jc w:val="center"/>
+            </w:pPr>
+            <w:hyperlink r:id="rId79">
+              <w:r>
+                <w:rPr>
+                  <w:rStyle w:val="Hyperlink"/>
+                </w:rPr>
+                <w:t xml:space="preserve">Watch</w:t>
+              </w:r>
+            </w:hyperlink>
+          </w:p>
+        </w:tc>
+      </w:tr>
+    </w:tbl>
+    <w:bookmarkEnd w:id="80"/>
+    <w:bookmarkStart w:id="83" w:name="X103f10d44fd633d0cf3820838954f44a9a353d4"/>
     <w:p>
       <w:pPr>
         <w:pStyle w:val="Heading3"/>
       </w:pPr>
       <w:r>
-        <w:t xml:space="preserve">Common positioning</w:t>
-      </w:r>
-    </w:p>
-    <w:p>
-      <w:pPr>
-        <w:pStyle w:val="Compact"/>
-        <w:numPr>
-          <w:ilvl w:val="0"/>
-          <w:numId w:val="1008"/>
-        </w:numPr>
+        <w:t xml:space="preserve">6.11 Module 12 — Security, Forensics &amp; Alerting</w:t>
+      </w:r>
+    </w:p>
+    <w:tbl>
+      <w:tblPr>
+        <w:tblStyle w:val="Table"/>
+        <w:tblW w:type="auto" w:w="0"/>
+        <w:tblLook w:firstRow="1" w:lastRow="0" w:firstColumn="0" w:lastColumn="0" w:noHBand="0" w:noVBand="0" w:val="0020"/>
+      </w:tblPr>
+      <w:tblGrid>
+        <w:gridCol w:w="1584"/>
+        <w:gridCol w:w="1584"/>
+        <w:gridCol w:w="1584"/>
+        <w:gridCol w:w="1584"/>
+        <w:gridCol w:w="1584"/>
+      </w:tblGrid>
+      <w:tr>
+        <w:trPr>
+          <w:tblHeader w:val="on"/>
+        </w:trPr>
+        <w:tc>
+          <w:tcPr/>
+          <w:p>
+            <w:pPr>
+              <w:pStyle w:val="Compact"/>
+              <w:jc w:val="center"/>
+            </w:pPr>
+            <w:r>
+              <w:t xml:space="preserve">Watch</w:t>
+            </w:r>
+          </w:p>
+        </w:tc>
+        <w:tc>
+          <w:tcPr/>
+          <w:p>
+            <w:pPr>
+              <w:pStyle w:val="Compact"/>
+              <w:jc w:val="right"/>
+            </w:pPr>
+            <w:r>
+              <w:t xml:space="preserve">Catalog #</w:t>
+            </w:r>
+          </w:p>
+        </w:tc>
+        <w:tc>
+          <w:tcPr/>
+          <w:p>
+            <w:pPr>
+              <w:pStyle w:val="Compact"/>
+            </w:pPr>
+            <w:r>
+              <w:t xml:space="preserve">Video</w:t>
+            </w:r>
+          </w:p>
+        </w:tc>
+        <w:tc>
+          <w:tcPr/>
+          <w:p>
+            <w:pPr>
+              <w:pStyle w:val="Compact"/>
+            </w:pPr>
+            <w:r>
+              <w:t xml:space="preserve">Description</w:t>
+            </w:r>
+          </w:p>
+        </w:tc>
+        <w:tc>
+          <w:tcPr/>
+          <w:p>
+            <w:pPr>
+              <w:pStyle w:val="Compact"/>
+              <w:jc w:val="center"/>
+            </w:pPr>
+            <w:r>
+              <w:t xml:space="preserve">Link</w:t>
+            </w:r>
+          </w:p>
+        </w:tc>
+      </w:tr>
+      <w:tr>
+        <w:tc>
+          <w:tcPr/>
+          <w:p>
+            <w:pPr>
+              <w:pStyle w:val="Compact"/>
+              <w:jc w:val="center"/>
+            </w:pPr>
+            <w:r>
+              <w:t xml:space="preserve">51</w:t>
+            </w:r>
+          </w:p>
+        </w:tc>
+        <w:tc>
+          <w:tcPr/>
+          <w:p>
+            <w:pPr>
+              <w:pStyle w:val="Compact"/>
+              <w:jc w:val="right"/>
+            </w:pPr>
+            <w:r>
+              <w:t xml:space="preserve">—</w:t>
+            </w:r>
+          </w:p>
+        </w:tc>
+        <w:tc>
+          <w:tcPr/>
+          <w:p>
+            <w:pPr>
+              <w:pStyle w:val="Compact"/>
+            </w:pPr>
+            <w:r>
+              <w:t xml:space="preserve">Security Dashboard and Forensics</w:t>
+            </w:r>
+          </w:p>
+        </w:tc>
+        <w:tc>
+          <w:tcPr/>
+          <w:p>
+            <w:pPr>
+              <w:pStyle w:val="Compact"/>
+            </w:pPr>
+            <w:r>
+              <w:t xml:space="preserve">Combined posture, risk, and forensic-evidence walkthrough.</w:t>
+            </w:r>
+          </w:p>
+        </w:tc>
+        <w:tc>
+          <w:tcPr/>
+          <w:p>
+            <w:pPr>
+              <w:pStyle w:val="Compact"/>
+              <w:jc w:val="center"/>
+            </w:pPr>
+            <w:hyperlink r:id="rId81">
+              <w:r>
+                <w:rPr>
+                  <w:rStyle w:val="Hyperlink"/>
+                </w:rPr>
+                <w:t xml:space="preserve">Watch</w:t>
+              </w:r>
+            </w:hyperlink>
+          </w:p>
+        </w:tc>
+      </w:tr>
+      <w:tr>
+        <w:tc>
+          <w:tcPr/>
+          <w:p>
+            <w:pPr>
+              <w:pStyle w:val="Compact"/>
+              <w:jc w:val="center"/>
+            </w:pPr>
+            <w:r>
+              <w:t xml:space="preserve">52</w:t>
+            </w:r>
+          </w:p>
+        </w:tc>
+        <w:tc>
+          <w:tcPr/>
+          <w:p>
+            <w:pPr>
+              <w:pStyle w:val="Compact"/>
+              <w:jc w:val="right"/>
+            </w:pPr>
+            <w:r>
+              <w:t xml:space="preserve">—</w:t>
+            </w:r>
+          </w:p>
+        </w:tc>
+        <w:tc>
+          <w:tcPr/>
+          <w:p>
+            <w:pPr>
+              <w:pStyle w:val="Compact"/>
+            </w:pPr>
+            <w:r>
+              <w:t xml:space="preserve">Alerting</w:t>
+            </w:r>
+          </w:p>
+        </w:tc>
+        <w:tc>
+          <w:tcPr/>
+          <w:p>
+            <w:pPr>
+              <w:pStyle w:val="Compact"/>
+            </w:pPr>
+            <w:r>
+              <w:t xml:space="preserve">Configure and route Secure Workload alerts.</w:t>
+            </w:r>
+          </w:p>
+        </w:tc>
+        <w:tc>
+          <w:tcPr/>
+          <w:p>
+            <w:pPr>
+              <w:pStyle w:val="Compact"/>
+              <w:jc w:val="center"/>
+            </w:pPr>
+            <w:hyperlink r:id="rId82">
+              <w:r>
+                <w:rPr>
+                  <w:rStyle w:val="Hyperlink"/>
+                </w:rPr>
+                <w:t xml:space="preserve">Watch</w:t>
+              </w:r>
+            </w:hyperlink>
+          </w:p>
+        </w:tc>
+      </w:tr>
+    </w:tbl>
+    <w:bookmarkEnd w:id="83"/>
+    <w:bookmarkStart w:id="90" w:name="Xadccce36f662857e5ccf49c4172458b6509f7ec"/>
+    <w:p>
+      <w:pPr>
+        <w:pStyle w:val="Heading3"/>
+      </w:pPr>
+      <w:r>
+        <w:t xml:space="preserve">6.12 Module 13 — Day-2 Operations &amp; Platform Management</w:t>
+      </w:r>
+    </w:p>
+    <w:p>
+      <w:pPr>
+        <w:pStyle w:val="FirstParagraph"/>
+      </w:pPr>
+      <w:r>
+        <w:t xml:space="preserve">Operate, audit, and protect the CSW platform itself after go-live.</w:t>
+      </w:r>
+    </w:p>
+    <w:tbl>
+      <w:tblPr>
+        <w:tblStyle w:val="Table"/>
+        <w:tblW w:type="auto" w:w="0"/>
+        <w:tblLook w:firstRow="1" w:lastRow="0" w:firstColumn="0" w:lastColumn="0" w:noHBand="0" w:noVBand="0" w:val="0020"/>
+      </w:tblPr>
+      <w:tblGrid>
+        <w:gridCol w:w="1584"/>
+        <w:gridCol w:w="1584"/>
+        <w:gridCol w:w="1584"/>
+        <w:gridCol w:w="1584"/>
+        <w:gridCol w:w="1584"/>
+      </w:tblGrid>
+      <w:tr>
+        <w:trPr>
+          <w:tblHeader w:val="on"/>
+        </w:trPr>
+        <w:tc>
+          <w:tcPr/>
+          <w:p>
+            <w:pPr>
+              <w:pStyle w:val="Compact"/>
+              <w:jc w:val="center"/>
+            </w:pPr>
+            <w:r>
+              <w:t xml:space="preserve">Watch</w:t>
+            </w:r>
+          </w:p>
+        </w:tc>
+        <w:tc>
+          <w:tcPr/>
+          <w:p>
+            <w:pPr>
+              <w:pStyle w:val="Compact"/>
+              <w:jc w:val="right"/>
+            </w:pPr>
+            <w:r>
+              <w:t xml:space="preserve">Catalog #</w:t>
+            </w:r>
+          </w:p>
+        </w:tc>
+        <w:tc>
+          <w:tcPr/>
+          <w:p>
+            <w:pPr>
+              <w:pStyle w:val="Compact"/>
+            </w:pPr>
+            <w:r>
+              <w:t xml:space="preserve">Video</w:t>
+            </w:r>
+          </w:p>
+        </w:tc>
+        <w:tc>
+          <w:tcPr/>
+          <w:p>
+            <w:pPr>
+              <w:pStyle w:val="Compact"/>
+            </w:pPr>
+            <w:r>
+              <w:t xml:space="preserve">Description</w:t>
+            </w:r>
+          </w:p>
+        </w:tc>
+        <w:tc>
+          <w:tcPr/>
+          <w:p>
+            <w:pPr>
+              <w:pStyle w:val="Compact"/>
+              <w:jc w:val="center"/>
+            </w:pPr>
+            <w:r>
+              <w:t xml:space="preserve">Link</w:t>
+            </w:r>
+          </w:p>
+        </w:tc>
+      </w:tr>
+      <w:tr>
+        <w:tc>
+          <w:tcPr/>
+          <w:p>
+            <w:pPr>
+              <w:pStyle w:val="Compact"/>
+              <w:jc w:val="center"/>
+            </w:pPr>
+            <w:r>
+              <w:t xml:space="preserve">53</w:t>
+            </w:r>
+          </w:p>
+        </w:tc>
+        <w:tc>
+          <w:tcPr/>
+          <w:p>
+            <w:pPr>
+              <w:pStyle w:val="Compact"/>
+              <w:jc w:val="right"/>
+            </w:pPr>
+            <w:r>
+              <w:t xml:space="preserve">—</w:t>
+            </w:r>
+          </w:p>
+        </w:tc>
+        <w:tc>
+          <w:tcPr/>
+          <w:p>
+            <w:pPr>
+              <w:pStyle w:val="Compact"/>
+            </w:pPr>
+            <w:r>
+              <w:t xml:space="preserve">Agent Operations</w:t>
+            </w:r>
+          </w:p>
+        </w:tc>
+        <w:tc>
+          <w:tcPr/>
+          <w:p>
+            <w:pPr>
+              <w:pStyle w:val="Compact"/>
+            </w:pPr>
+            <w:r>
+              <w:t xml:space="preserve">Manage and maintain deployed agents over time.</w:t>
+            </w:r>
+          </w:p>
+        </w:tc>
+        <w:tc>
+          <w:tcPr/>
+          <w:p>
+            <w:pPr>
+              <w:pStyle w:val="Compact"/>
+              <w:jc w:val="center"/>
+            </w:pPr>
+            <w:hyperlink r:id="rId84">
+              <w:r>
+                <w:rPr>
+                  <w:rStyle w:val="Hyperlink"/>
+                </w:rPr>
+                <w:t xml:space="preserve">Watch</w:t>
+              </w:r>
+            </w:hyperlink>
+          </w:p>
+        </w:tc>
+      </w:tr>
+      <w:tr>
+        <w:tc>
+          <w:tcPr/>
+          <w:p>
+            <w:pPr>
+              <w:pStyle w:val="Compact"/>
+              <w:jc w:val="center"/>
+            </w:pPr>
+            <w:r>
+              <w:t xml:space="preserve">54</w:t>
+            </w:r>
+          </w:p>
+        </w:tc>
+        <w:tc>
+          <w:tcPr/>
+          <w:p>
+            <w:pPr>
+              <w:pStyle w:val="Compact"/>
+              <w:jc w:val="right"/>
+            </w:pPr>
+            <w:r>
+              <w:t xml:space="preserve">—</w:t>
+            </w:r>
+          </w:p>
+        </w:tc>
+        <w:tc>
+          <w:tcPr/>
+          <w:p>
+            <w:pPr>
+              <w:pStyle w:val="Compact"/>
+            </w:pPr>
+            <w:r>
+              <w:t xml:space="preserve">Auditing</w:t>
+            </w:r>
+          </w:p>
+        </w:tc>
+        <w:tc>
+          <w:tcPr/>
+          <w:p>
+            <w:pPr>
+              <w:pStyle w:val="Compact"/>
+            </w:pPr>
+            <w:r>
+              <w:t xml:space="preserve">Audit trails for configuration changes and access.</w:t>
+            </w:r>
+          </w:p>
+        </w:tc>
+        <w:tc>
+          <w:tcPr/>
+          <w:p>
+            <w:pPr>
+              <w:pStyle w:val="Compact"/>
+              <w:jc w:val="center"/>
+            </w:pPr>
+            <w:hyperlink r:id="rId85">
+              <w:r>
+                <w:rPr>
+                  <w:rStyle w:val="Hyperlink"/>
+                </w:rPr>
+                <w:t xml:space="preserve">Watch</w:t>
+              </w:r>
+            </w:hyperlink>
+          </w:p>
+        </w:tc>
+      </w:tr>
+      <w:tr>
+        <w:tc>
+          <w:tcPr/>
+          <w:p>
+            <w:pPr>
+              <w:pStyle w:val="Compact"/>
+              <w:jc w:val="center"/>
+            </w:pPr>
+            <w:r>
+              <w:t xml:space="preserve">55</w:t>
+            </w:r>
+          </w:p>
+        </w:tc>
+        <w:tc>
+          <w:tcPr/>
+          <w:p>
+            <w:pPr>
+              <w:pStyle w:val="Compact"/>
+              <w:jc w:val="right"/>
+            </w:pPr>
+            <w:r>
+              <w:t xml:space="preserve">—</w:t>
+            </w:r>
+          </w:p>
+        </w:tc>
+        <w:tc>
+          <w:tcPr/>
+          <w:p>
+            <w:pPr>
+              <w:pStyle w:val="Compact"/>
+            </w:pPr>
+            <w:r>
+              <w:t xml:space="preserve">Data Backup and Restore</w:t>
+            </w:r>
+          </w:p>
+        </w:tc>
+        <w:tc>
+          <w:tcPr/>
+          <w:p>
+            <w:pPr>
+              <w:pStyle w:val="Compact"/>
+            </w:pPr>
+            <w:r>
+              <w:t xml:space="preserve">Back up and restore tenant / cluster data.</w:t>
+            </w:r>
+          </w:p>
+        </w:tc>
+        <w:tc>
+          <w:tcPr/>
+          <w:p>
+            <w:pPr>
+              <w:pStyle w:val="Compact"/>
+              <w:jc w:val="center"/>
+            </w:pPr>
+            <w:hyperlink r:id="rId86">
+              <w:r>
+                <w:rPr>
+                  <w:rStyle w:val="Hyperlink"/>
+                </w:rPr>
+                <w:t xml:space="preserve">Watch</w:t>
+              </w:r>
+            </w:hyperlink>
+          </w:p>
+        </w:tc>
+      </w:tr>
+      <w:tr>
+        <w:tc>
+          <w:tcPr/>
+          <w:p>
+            <w:pPr>
+              <w:pStyle w:val="Compact"/>
+              <w:jc w:val="center"/>
+            </w:pPr>
+            <w:r>
+              <w:t xml:space="preserve">56</w:t>
+            </w:r>
+          </w:p>
+        </w:tc>
+        <w:tc>
+          <w:tcPr/>
+          <w:p>
+            <w:pPr>
+              <w:pStyle w:val="Compact"/>
+              <w:jc w:val="right"/>
+            </w:pPr>
+            <w:r>
+              <w:t xml:space="preserve">—</w:t>
+            </w:r>
+          </w:p>
+        </w:tc>
+        <w:tc>
+          <w:tcPr/>
+          <w:p>
+            <w:pPr>
+              <w:pStyle w:val="Compact"/>
+            </w:pPr>
+            <w:r>
+              <w:t xml:space="preserve">Federation</w:t>
+            </w:r>
+          </w:p>
+        </w:tc>
+        <w:tc>
+          <w:tcPr/>
+          <w:p>
+            <w:pPr>
+              <w:pStyle w:val="Compact"/>
+            </w:pPr>
+            <w:r>
+              <w:t xml:space="preserve">Multi-cluster federation for scale and geo distribution.</w:t>
+            </w:r>
+          </w:p>
+        </w:tc>
+        <w:tc>
+          <w:tcPr/>
+          <w:p>
+            <w:pPr>
+              <w:pStyle w:val="Compact"/>
+              <w:jc w:val="center"/>
+            </w:pPr>
+            <w:hyperlink r:id="rId87">
+              <w:r>
+                <w:rPr>
+                  <w:rStyle w:val="Hyperlink"/>
+                </w:rPr>
+                <w:t xml:space="preserve">Watch</w:t>
+              </w:r>
+            </w:hyperlink>
+          </w:p>
+        </w:tc>
+      </w:tr>
+      <w:tr>
+        <w:tc>
+          <w:tcPr/>
+          <w:p>
+            <w:pPr>
+              <w:pStyle w:val="Compact"/>
+              <w:jc w:val="center"/>
+            </w:pPr>
+            <w:r>
+              <w:t xml:space="preserve">57</w:t>
+            </w:r>
+          </w:p>
+        </w:tc>
+        <w:tc>
+          <w:tcPr/>
+          <w:p>
+            <w:pPr>
+              <w:pStyle w:val="Compact"/>
+              <w:jc w:val="right"/>
+            </w:pPr>
+            <w:r>
+              <w:t xml:space="preserve">—</w:t>
+            </w:r>
+          </w:p>
+        </w:tc>
+        <w:tc>
+          <w:tcPr/>
+          <w:p>
+            <w:pPr>
+              <w:pStyle w:val="Compact"/>
+            </w:pPr>
+            <w:r>
+              <w:t xml:space="preserve">Managing Secure Workload in Security Cloud Control</w:t>
+            </w:r>
+          </w:p>
+        </w:tc>
+        <w:tc>
+          <w:tcPr/>
+          <w:p>
+            <w:pPr>
+              <w:pStyle w:val="Compact"/>
+            </w:pPr>
+            <w:r>
+              <w:t xml:space="preserve">SaaS management through Security Cloud Control (SCC).</w:t>
+            </w:r>
+          </w:p>
+        </w:tc>
+        <w:tc>
+          <w:tcPr/>
+          <w:p>
+            <w:pPr>
+              <w:pStyle w:val="Compact"/>
+              <w:jc w:val="center"/>
+            </w:pPr>
+            <w:hyperlink r:id="rId88">
+              <w:r>
+                <w:rPr>
+                  <w:rStyle w:val="Hyperlink"/>
+                </w:rPr>
+                <w:t xml:space="preserve">Watch</w:t>
+              </w:r>
+            </w:hyperlink>
+          </w:p>
+        </w:tc>
+      </w:tr>
+      <w:tr>
+        <w:tc>
+          <w:tcPr/>
+          <w:p>
+            <w:pPr>
+              <w:pStyle w:val="Compact"/>
+              <w:jc w:val="center"/>
+            </w:pPr>
+            <w:r>
+              <w:t xml:space="preserve">58</w:t>
+            </w:r>
+          </w:p>
+        </w:tc>
+        <w:tc>
+          <w:tcPr/>
+          <w:p>
+            <w:pPr>
+              <w:pStyle w:val="Compact"/>
+              <w:jc w:val="right"/>
+            </w:pPr>
+            <w:r>
+              <w:t xml:space="preserve">—</w:t>
+            </w:r>
+          </w:p>
+        </w:tc>
+        <w:tc>
+          <w:tcPr/>
+          <w:p>
+            <w:pPr>
+              <w:pStyle w:val="Compact"/>
+            </w:pPr>
+            <w:r>
+              <w:t xml:space="preserve">Global Visualization Updates</w:t>
+            </w:r>
+          </w:p>
+        </w:tc>
+        <w:tc>
+          <w:tcPr/>
+          <w:p>
+            <w:pPr>
+              <w:pStyle w:val="Compact"/>
+            </w:pPr>
+            <w:r>
+              <w:t xml:space="preserve">Visualization enhancements across the platform.</w:t>
+            </w:r>
+          </w:p>
+        </w:tc>
+        <w:tc>
+          <w:tcPr/>
+          <w:p>
+            <w:pPr>
+              <w:pStyle w:val="Compact"/>
+              <w:jc w:val="center"/>
+            </w:pPr>
+            <w:hyperlink r:id="rId89">
+              <w:r>
+                <w:rPr>
+                  <w:rStyle w:val="Hyperlink"/>
+                </w:rPr>
+                <w:t xml:space="preserve">Watch</w:t>
+              </w:r>
+            </w:hyperlink>
+          </w:p>
+        </w:tc>
+      </w:tr>
+    </w:tbl>
+    <w:bookmarkEnd w:id="90"/>
+    <w:bookmarkStart w:id="92" w:name="X87540d15fa29139027e18acc24f00287141320c"/>
+    <w:p>
+      <w:pPr>
+        <w:pStyle w:val="Heading3"/>
+      </w:pPr>
+      <w:r>
+        <w:t xml:space="preserve">6.13 Module 14 — Integrations (newer)</w:t>
+      </w:r>
+    </w:p>
+    <w:tbl>
+      <w:tblPr>
+        <w:tblStyle w:val="Table"/>
+        <w:tblW w:type="auto" w:w="0"/>
+        <w:tblLook w:firstRow="1" w:lastRow="0" w:firstColumn="0" w:lastColumn="0" w:noHBand="0" w:noVBand="0" w:val="0020"/>
+      </w:tblPr>
+      <w:tblGrid>
+        <w:gridCol w:w="1584"/>
+        <w:gridCol w:w="1584"/>
+        <w:gridCol w:w="1584"/>
+        <w:gridCol w:w="1584"/>
+        <w:gridCol w:w="1584"/>
+      </w:tblGrid>
+      <w:tr>
+        <w:trPr>
+          <w:tblHeader w:val="on"/>
+        </w:trPr>
+        <w:tc>
+          <w:tcPr/>
+          <w:p>
+            <w:pPr>
+              <w:pStyle w:val="Compact"/>
+              <w:jc w:val="center"/>
+            </w:pPr>
+            <w:r>
+              <w:t xml:space="preserve">Watch</w:t>
+            </w:r>
+          </w:p>
+        </w:tc>
+        <w:tc>
+          <w:tcPr/>
+          <w:p>
+            <w:pPr>
+              <w:pStyle w:val="Compact"/>
+              <w:jc w:val="right"/>
+            </w:pPr>
+            <w:r>
+              <w:t xml:space="preserve">Catalog #</w:t>
+            </w:r>
+          </w:p>
+        </w:tc>
+        <w:tc>
+          <w:tcPr/>
+          <w:p>
+            <w:pPr>
+              <w:pStyle w:val="Compact"/>
+            </w:pPr>
+            <w:r>
+              <w:t xml:space="preserve">Video</w:t>
+            </w:r>
+          </w:p>
+        </w:tc>
+        <w:tc>
+          <w:tcPr/>
+          <w:p>
+            <w:pPr>
+              <w:pStyle w:val="Compact"/>
+            </w:pPr>
+            <w:r>
+              <w:t xml:space="preserve">Description</w:t>
+            </w:r>
+          </w:p>
+        </w:tc>
+        <w:tc>
+          <w:tcPr/>
+          <w:p>
+            <w:pPr>
+              <w:pStyle w:val="Compact"/>
+              <w:jc w:val="center"/>
+            </w:pPr>
+            <w:r>
+              <w:t xml:space="preserve">Link</w:t>
+            </w:r>
+          </w:p>
+        </w:tc>
+      </w:tr>
+      <w:tr>
+        <w:tc>
+          <w:tcPr/>
+          <w:p>
+            <w:pPr>
+              <w:pStyle w:val="Compact"/>
+              <w:jc w:val="center"/>
+            </w:pPr>
+            <w:r>
+              <w:t xml:space="preserve">59</w:t>
+            </w:r>
+          </w:p>
+        </w:tc>
+        <w:tc>
+          <w:tcPr/>
+          <w:p>
+            <w:pPr>
+              <w:pStyle w:val="Compact"/>
+              <w:jc w:val="right"/>
+            </w:pPr>
+            <w:r>
+              <w:t xml:space="preserve">—</w:t>
+            </w:r>
+          </w:p>
+        </w:tc>
+        <w:tc>
+          <w:tcPr/>
+          <w:p>
+            <w:pPr>
+              <w:pStyle w:val="Compact"/>
+            </w:pPr>
+            <w:r>
+              <w:t xml:space="preserve">Secure Workload &amp; Secure Firewall Integration Updates</w:t>
+            </w:r>
+          </w:p>
+        </w:tc>
+        <w:tc>
+          <w:tcPr/>
+          <w:p>
+            <w:pPr>
+              <w:pStyle w:val="Compact"/>
+            </w:pPr>
+            <w:r>
+              <w:t xml:space="preserve">Latest firewall integration behavior; supersedes the older 3-part series for current releases.</w:t>
+            </w:r>
+          </w:p>
+        </w:tc>
+        <w:tc>
+          <w:tcPr/>
+          <w:p>
+            <w:pPr>
+              <w:pStyle w:val="Compact"/>
+              <w:jc w:val="center"/>
+            </w:pPr>
+            <w:hyperlink r:id="rId91">
+              <w:r>
+                <w:rPr>
+                  <w:rStyle w:val="Hyperlink"/>
+                </w:rPr>
+                <w:t xml:space="preserve">Watch</w:t>
+              </w:r>
+            </w:hyperlink>
+          </w:p>
+        </w:tc>
+      </w:tr>
+    </w:tbl>
+    <w:bookmarkEnd w:id="92"/>
+    <w:bookmarkStart w:id="97" w:name="Xbaa502820c99118a45a7bac263b457113aea51c"/>
+    <w:p>
+      <w:pPr>
+        <w:pStyle w:val="Heading3"/>
+      </w:pPr>
+      <w:r>
+        <w:t xml:space="preserve">6.14 Module 15 — Strategy &amp; Architecture</w:t>
+      </w:r>
+    </w:p>
+    <w:p>
+      <w:pPr>
+        <w:pStyle w:val="FirstParagraph"/>
+      </w:pPr>
+      <w:r>
+        <w:t xml:space="preserve">Executive- and architecture-level framing for segmentation programs.</w:t>
+      </w:r>
+    </w:p>
+    <w:tbl>
+      <w:tblPr>
+        <w:tblStyle w:val="Table"/>
+        <w:tblW w:type="auto" w:w="0"/>
+        <w:tblLook w:firstRow="1" w:lastRow="0" w:firstColumn="0" w:lastColumn="0" w:noHBand="0" w:noVBand="0" w:val="0020"/>
+      </w:tblPr>
+      <w:tblGrid>
+        <w:gridCol w:w="1584"/>
+        <w:gridCol w:w="1584"/>
+        <w:gridCol w:w="1584"/>
+        <w:gridCol w:w="1584"/>
+        <w:gridCol w:w="1584"/>
+      </w:tblGrid>
+      <w:tr>
+        <w:trPr>
+          <w:tblHeader w:val="on"/>
+        </w:trPr>
+        <w:tc>
+          <w:tcPr/>
+          <w:p>
+            <w:pPr>
+              <w:pStyle w:val="Compact"/>
+              <w:jc w:val="center"/>
+            </w:pPr>
+            <w:r>
+              <w:t xml:space="preserve">Watch</w:t>
+            </w:r>
+          </w:p>
+        </w:tc>
+        <w:tc>
+          <w:tcPr/>
+          <w:p>
+            <w:pPr>
+              <w:pStyle w:val="Compact"/>
+              <w:jc w:val="right"/>
+            </w:pPr>
+            <w:r>
+              <w:t xml:space="preserve">Catalog #</w:t>
+            </w:r>
+          </w:p>
+        </w:tc>
+        <w:tc>
+          <w:tcPr/>
+          <w:p>
+            <w:pPr>
+              <w:pStyle w:val="Compact"/>
+            </w:pPr>
+            <w:r>
+              <w:t xml:space="preserve">Video</w:t>
+            </w:r>
+          </w:p>
+        </w:tc>
+        <w:tc>
+          <w:tcPr/>
+          <w:p>
+            <w:pPr>
+              <w:pStyle w:val="Compact"/>
+            </w:pPr>
+            <w:r>
+              <w:t xml:space="preserve">Description</w:t>
+            </w:r>
+          </w:p>
+        </w:tc>
+        <w:tc>
+          <w:tcPr/>
+          <w:p>
+            <w:pPr>
+              <w:pStyle w:val="Compact"/>
+              <w:jc w:val="center"/>
+            </w:pPr>
+            <w:r>
+              <w:t xml:space="preserve">Link</w:t>
+            </w:r>
+          </w:p>
+        </w:tc>
+      </w:tr>
+      <w:tr>
+        <w:tc>
+          <w:tcPr/>
+          <w:p>
+            <w:pPr>
+              <w:pStyle w:val="Compact"/>
+              <w:jc w:val="center"/>
+            </w:pPr>
+            <w:r>
+              <w:t xml:space="preserve">60</w:t>
+            </w:r>
+          </w:p>
+        </w:tc>
+        <w:tc>
+          <w:tcPr/>
+          <w:p>
+            <w:pPr>
+              <w:pStyle w:val="Compact"/>
+              <w:jc w:val="right"/>
+            </w:pPr>
+            <w:r>
+              <w:t xml:space="preserve">—</w:t>
+            </w:r>
+          </w:p>
+        </w:tc>
+        <w:tc>
+          <w:tcPr/>
+          <w:p>
+            <w:pPr>
+              <w:pStyle w:val="Compact"/>
+            </w:pPr>
+            <w:r>
+              <w:t xml:space="preserve">Campus and Zero Trust</w:t>
+            </w:r>
+          </w:p>
+        </w:tc>
+        <w:tc>
+          <w:tcPr/>
+          <w:p>
+            <w:pPr>
+              <w:pStyle w:val="Compact"/>
+            </w:pPr>
+            <w:r>
+              <w:t xml:space="preserve">Extend Zero Trust segmentation from the data center into the campus.</w:t>
+            </w:r>
+          </w:p>
+        </w:tc>
+        <w:tc>
+          <w:tcPr/>
+          <w:p>
+            <w:pPr>
+              <w:pStyle w:val="Compact"/>
+              <w:jc w:val="center"/>
+            </w:pPr>
+            <w:hyperlink r:id="rId93">
+              <w:r>
+                <w:rPr>
+                  <w:rStyle w:val="Hyperlink"/>
+                </w:rPr>
+                <w:t xml:space="preserve">Watch</w:t>
+              </w:r>
+            </w:hyperlink>
+          </w:p>
+        </w:tc>
+      </w:tr>
+      <w:tr>
+        <w:tc>
+          <w:tcPr/>
+          <w:p>
+            <w:pPr>
+              <w:pStyle w:val="Compact"/>
+              <w:jc w:val="center"/>
+            </w:pPr>
+            <w:r>
+              <w:t xml:space="preserve">61</w:t>
+            </w:r>
+          </w:p>
+        </w:tc>
+        <w:tc>
+          <w:tcPr/>
+          <w:p>
+            <w:pPr>
+              <w:pStyle w:val="Compact"/>
+              <w:jc w:val="right"/>
+            </w:pPr>
+            <w:r>
+              <w:t xml:space="preserve">—</w:t>
+            </w:r>
+          </w:p>
+        </w:tc>
+        <w:tc>
+          <w:tcPr/>
+          <w:p>
+            <w:pPr>
+              <w:pStyle w:val="Compact"/>
+            </w:pPr>
+            <w:r>
+              <w:t xml:space="preserve">Enabling Consistent Multi-Cloud Security, Forensics &amp; IR</w:t>
+            </w:r>
+          </w:p>
+        </w:tc>
+        <w:tc>
+          <w:tcPr/>
+          <w:p>
+            <w:pPr>
+              <w:pStyle w:val="Compact"/>
+            </w:pPr>
+            <w:r>
+              <w:t xml:space="preserve">Consistent policy, forensics, and incident response across multi-cloud.</w:t>
+            </w:r>
+          </w:p>
+        </w:tc>
+        <w:tc>
+          <w:tcPr/>
+          <w:p>
+            <w:pPr>
+              <w:pStyle w:val="Compact"/>
+              <w:jc w:val="center"/>
+            </w:pPr>
+            <w:hyperlink r:id="rId94">
+              <w:r>
+                <w:rPr>
+                  <w:rStyle w:val="Hyperlink"/>
+                </w:rPr>
+                <w:t xml:space="preserve">Watch</w:t>
+              </w:r>
+            </w:hyperlink>
+          </w:p>
+        </w:tc>
+      </w:tr>
+      <w:tr>
+        <w:tc>
+          <w:tcPr/>
+          <w:p>
+            <w:pPr>
+              <w:pStyle w:val="Compact"/>
+              <w:jc w:val="center"/>
+            </w:pPr>
+            <w:r>
+              <w:t xml:space="preserve">62</w:t>
+            </w:r>
+          </w:p>
+        </w:tc>
+        <w:tc>
+          <w:tcPr/>
+          <w:p>
+            <w:pPr>
+              <w:pStyle w:val="Compact"/>
+              <w:jc w:val="right"/>
+            </w:pPr>
+            <w:r>
+              <w:t xml:space="preserve">—</w:t>
+            </w:r>
+          </w:p>
+        </w:tc>
+        <w:tc>
+          <w:tcPr/>
+          <w:p>
+            <w:pPr>
+              <w:pStyle w:val="Compact"/>
+            </w:pPr>
+            <w:r>
+              <w:t xml:space="preserve">How to Create a Comprehensive Zero Trust Strategy</w:t>
+            </w:r>
+          </w:p>
+        </w:tc>
+        <w:tc>
+          <w:tcPr/>
+          <w:p>
+            <w:pPr>
+              <w:pStyle w:val="Compact"/>
+            </w:pPr>
+            <w:r>
+              <w:t xml:space="preserve">Building an end-to-end Zero Trust strategy with Secure Workload.</w:t>
+            </w:r>
+          </w:p>
+        </w:tc>
+        <w:tc>
+          <w:tcPr/>
+          <w:p>
+            <w:pPr>
+              <w:pStyle w:val="Compact"/>
+              <w:jc w:val="center"/>
+            </w:pPr>
+            <w:hyperlink r:id="rId95">
+              <w:r>
+                <w:rPr>
+                  <w:rStyle w:val="Hyperlink"/>
+                </w:rPr>
+                <w:t xml:space="preserve">Watch</w:t>
+              </w:r>
+            </w:hyperlink>
+          </w:p>
+        </w:tc>
+      </w:tr>
+    </w:tbl>
+    <w:p>
+      <w:pPr>
+        <w:pStyle w:val="BlockText"/>
       </w:pPr>
       <w:r>
         <w:rPr>
           <w:b/>
           <w:bCs/>
         </w:rPr>
-        <w:t xml:space="preserve">For security:</w:t>
+        <w:t xml:space="preserve">Channel note:</w:t>
       </w:r>
       <w:r>
         <w:t xml:space="preserve"> </w:t>
       </w:r>
       <w:r>
-        <w:t xml:space="preserve">Reduce lateral movement and contain high-risk applications.</w:t>
-      </w:r>
-    </w:p>
-    <w:p>
-      <w:pPr>
-        <w:pStyle w:val="Compact"/>
-        <w:numPr>
-          <w:ilvl w:val="0"/>
-          <w:numId w:val="1008"/>
-        </w:numPr>
+        <w:t xml:space="preserve">Modules 9–15 are sourced from the official</w:t>
+      </w:r>
+      <w:r>
+        <w:t xml:space="preserve"> </w:t>
+      </w:r>
+      <w:hyperlink r:id="rId63">
+        <w:r>
+          <w:rPr>
+            <w:rStyle w:val="Hyperlink"/>
+          </w:rPr>
+          <w:t xml:space="preserve">Cisco Secure Workload YouTube channel</w:t>
+        </w:r>
+      </w:hyperlink>
+      <w:r>
+        <w:t xml:space="preserve">, where Cisco TMEs (including Jorge Quintero and Jason Lunde) publish current product demos. The "How Hard Can It Be?" series in Modules 1–8 is from Jason Maynard's</w:t>
+      </w:r>
+      <w:r>
+        <w:t xml:space="preserve"> </w:t>
+      </w:r>
+      <w:hyperlink r:id="rId96">
+        <w:r>
+          <w:rPr>
+            <w:rStyle w:val="Hyperlink"/>
+          </w:rPr>
+          <w:t xml:space="preserve">personal channel</w:t>
+        </w:r>
+      </w:hyperlink>
+      <w:r>
+        <w:t xml:space="preserve">.</w:t>
+      </w:r>
+    </w:p>
+    <w:p>
+      <w:pPr>
+        <w:pStyle w:val="FirstParagraph"/>
       </w:pPr>
       <w:r>
         <w:rPr>
           <w:b/>
           <w:bCs/>
         </w:rPr>
-        <w:t xml:space="preserve">For network teams:</w:t>
-      </w:r>
-      <w:r>
-        <w:t xml:space="preserve"> </w:t>
-      </w:r>
-      <w:r>
-        <w:t xml:space="preserve">Shift from static IP / subnet rules to workload-aware policy.</w:t>
-      </w:r>
-    </w:p>
-    <w:p>
-      <w:pPr>
-        <w:pStyle w:val="Compact"/>
-        <w:numPr>
-          <w:ilvl w:val="0"/>
-          <w:numId w:val="1008"/>
-        </w:numPr>
+        <w:t xml:space="preserve">Splunk integration — three patterns to plan for in a POV:</w:t>
+      </w:r>
+    </w:p>
+    <w:tbl>
+      <w:tblPr>
+        <w:tblStyle w:val="Table"/>
+        <w:tblW w:type="auto" w:w="0"/>
+        <w:tblLook w:firstRow="1" w:lastRow="0" w:firstColumn="0" w:lastColumn="0" w:noHBand="0" w:noVBand="0" w:val="0020"/>
+      </w:tblPr>
+      <w:tblGrid>
+        <w:gridCol w:w="1980"/>
+        <w:gridCol w:w="1980"/>
+        <w:gridCol w:w="1980"/>
+        <w:gridCol w:w="1980"/>
+      </w:tblGrid>
+      <w:tr>
+        <w:trPr>
+          <w:tblHeader w:val="on"/>
+        </w:trPr>
+        <w:tc>
+          <w:tcPr/>
+          <w:p>
+            <w:pPr>
+              <w:pStyle w:val="Compact"/>
+            </w:pPr>
+            <w:r>
+              <w:t xml:space="preserve">#</w:t>
+            </w:r>
+          </w:p>
+        </w:tc>
+        <w:tc>
+          <w:tcPr/>
+          <w:p>
+            <w:pPr>
+              <w:pStyle w:val="Compact"/>
+            </w:pPr>
+            <w:r>
+              <w:t xml:space="preserve">Pattern</w:t>
+            </w:r>
+          </w:p>
+        </w:tc>
+        <w:tc>
+          <w:tcPr/>
+          <w:p>
+            <w:pPr>
+              <w:pStyle w:val="Compact"/>
+            </w:pPr>
+            <w:r>
+              <w:t xml:space="preserve">What it gives the customer</w:t>
+            </w:r>
+          </w:p>
+        </w:tc>
+        <w:tc>
+          <w:tcPr/>
+          <w:p>
+            <w:pPr>
+              <w:pStyle w:val="Compact"/>
+            </w:pPr>
+            <w:r>
+              <w:t xml:space="preserve">Effort</w:t>
+            </w:r>
+          </w:p>
+        </w:tc>
+      </w:tr>
+      <w:tr>
+        <w:tc>
+          <w:tcPr/>
+          <w:p>
+            <w:pPr>
+              <w:pStyle w:val="Compact"/>
+            </w:pPr>
+            <w:r>
+              <w:t xml:space="preserve">1</w:t>
+            </w:r>
+          </w:p>
+        </w:tc>
+        <w:tc>
+          <w:tcPr/>
+          <w:p>
+            <w:pPr>
+              <w:pStyle w:val="Compact"/>
+            </w:pPr>
+            <w:r>
+              <w:rPr>
+                <w:b/>
+                <w:bCs/>
+              </w:rPr>
+              <w:t xml:space="preserve">Cisco Security Cloud App for Splunk</w:t>
+            </w:r>
+          </w:p>
+        </w:tc>
+        <w:tc>
+          <w:tcPr/>
+          <w:p>
+            <w:pPr>
+              <w:pStyle w:val="Compact"/>
+            </w:pPr>
+            <w:r>
+              <w:t xml:space="preserve">Install the Cisco-published Splunk app; it reaches back to CSW for a baseline set of datasets and dashboards. Demonstrates value with minimal configuration.</w:t>
+            </w:r>
+          </w:p>
+        </w:tc>
+        <w:tc>
+          <w:tcPr/>
+          <w:p>
+            <w:pPr>
+              <w:pStyle w:val="Compact"/>
+            </w:pPr>
+            <w:r>
+              <w:t xml:space="preserve">Lowest</w:t>
+            </w:r>
+          </w:p>
+        </w:tc>
+      </w:tr>
+      <w:tr>
+        <w:tc>
+          <w:tcPr/>
+          <w:p>
+            <w:pPr>
+              <w:pStyle w:val="Compact"/>
+            </w:pPr>
+            <w:r>
+              <w:t xml:space="preserve">2</w:t>
+            </w:r>
+          </w:p>
+        </w:tc>
+        <w:tc>
+          <w:tcPr/>
+          <w:p>
+            <w:pPr>
+              <w:pStyle w:val="Compact"/>
+            </w:pPr>
+            <w:r>
+              <w:rPr>
+                <w:b/>
+                <w:bCs/>
+              </w:rPr>
+              <w:t xml:space="preserve">CSW → Splunk Syslog alerts</w:t>
+            </w:r>
+          </w:p>
+        </w:tc>
+        <w:tc>
+          <w:tcPr/>
+          <w:p>
+            <w:pPr>
+              <w:pStyle w:val="Compact"/>
+            </w:pPr>
+            <w:r>
+              <w:t xml:space="preserve">Configure CSW to push alarms / alerts to Splunk over Syslog. SOC sees policy violations, agent-health events, and forensic signals next to the rest of their telemetry.</w:t>
+            </w:r>
+          </w:p>
+        </w:tc>
+        <w:tc>
+          <w:tcPr/>
+          <w:p>
+            <w:pPr>
+              <w:pStyle w:val="Compact"/>
+            </w:pPr>
+            <w:r>
+              <w:t xml:space="preserve">Low</w:t>
+            </w:r>
+          </w:p>
+        </w:tc>
+      </w:tr>
+      <w:tr>
+        <w:tc>
+          <w:tcPr/>
+          <w:p>
+            <w:pPr>
+              <w:pStyle w:val="Compact"/>
+            </w:pPr>
+            <w:r>
+              <w:t xml:space="preserve">3</w:t>
+            </w:r>
+          </w:p>
+        </w:tc>
+        <w:tc>
+          <w:tcPr/>
+          <w:p>
+            <w:pPr>
+              <w:pStyle w:val="Compact"/>
+            </w:pPr>
+            <w:r>
+              <w:rPr>
+                <w:b/>
+                <w:bCs/>
+              </w:rPr>
+              <w:t xml:space="preserve">Splunk → CSW API (Python)</w:t>
+            </w:r>
+          </w:p>
+        </w:tc>
+        <w:tc>
+          <w:tcPr/>
+          <w:p>
+            <w:pPr>
+              <w:pStyle w:val="Compact"/>
+            </w:pPr>
+            <w:r>
+              <w:t xml:space="preserve">Splunk launches Python scripts against the CSW API. Anything the API exposes — inventory, scopes, labels, policies, enforcement state, vulnerabilities, flow summaries (everything</w:t>
+            </w:r>
+            <w:r>
+              <w:t xml:space="preserve"> </w:t>
+            </w:r>
+            <w:r>
+              <w:rPr>
+                <w:b/>
+                <w:bCs/>
+              </w:rPr>
+              <w:t xml:space="preserve">except the raw flow data itself</w:t>
+            </w:r>
+            <w:r>
+              <w:t xml:space="preserve">) — can be pulled into Splunk and indexed, dashboarded, or alerted on. Any CSW API automation already written becomes a Splunk-driven data feed.</w:t>
+            </w:r>
+          </w:p>
+        </w:tc>
+        <w:tc>
+          <w:tcPr/>
+          <w:p>
+            <w:pPr>
+              <w:pStyle w:val="Compact"/>
+            </w:pPr>
+            <w:r>
+              <w:t xml:space="preserve">Medium → High (custom)</w:t>
+            </w:r>
+          </w:p>
+        </w:tc>
+      </w:tr>
+    </w:tbl>
+    <w:p>
+      <w:pPr>
+        <w:pStyle w:val="BodyText"/>
       </w:pPr>
       <w:r>
         <w:rPr>
           <w:b/>
           <w:bCs/>
         </w:rPr>
-        <w:t xml:space="preserve">For application teams:</w:t>
+        <w:t xml:space="preserve">POV positioning:</w:t>
       </w:r>
       <w:r>
         <w:t xml:space="preserve"> </w:t>
       </w:r>
       <w:r>
-        <w:t xml:space="preserve">Discover dependencies before enforcement and avoid unexpected outages.</w:t>
-      </w:r>
-    </w:p>
-    <w:p>
-      <w:pPr>
-        <w:pStyle w:val="Compact"/>
-        <w:numPr>
-          <w:ilvl w:val="0"/>
-          <w:numId w:val="1008"/>
-        </w:numPr>
+        <w:t xml:space="preserve">start with pattern 1 to prove the integration path is live, layer in pattern 2 so the SOC has alerts in their existing console, and reserve pattern 3 for the "custom dataset" conversation where the customer asks for something the out-of-the-box app does not surface. The pattern 3 ceiling is essentially the CSW API surface itself.</w:t>
+      </w:r>
+    </w:p>
+    <w:p>
+      <w:pPr>
+        <w:pStyle w:val="BodyText"/>
       </w:pPr>
       <w:r>
         <w:rPr>
           <w:b/>
           <w:bCs/>
         </w:rPr>
-        <w:t xml:space="preserve">For cloud teams:</w:t>
-      </w:r>
-      <w:r>
-        <w:t xml:space="preserve"> </w:t>
-      </w:r>
-      <w:r>
-        <w:t xml:space="preserve">Use cloud tags and dynamic metadata so policy follows workloads.</w:t>
-      </w:r>
-    </w:p>
-    <w:p>
-      <w:pPr>
-        <w:pStyle w:val="Compact"/>
-        <w:numPr>
-          <w:ilvl w:val="0"/>
-          <w:numId w:val="1008"/>
-        </w:numPr>
-      </w:pPr>
-      <w:r>
-        <w:rPr>
-          <w:b/>
-          <w:bCs/>
-        </w:rPr>
-        <w:t xml:space="preserve">For operations:</w:t>
-      </w:r>
-      <w:r>
-        <w:t xml:space="preserve"> </w:t>
-      </w:r>
-      <w:r>
-        <w:t xml:space="preserve">Start in monitor mode, model changes, and roll out enforcement gradually.</w:t>
-      </w:r>
-    </w:p>
-    <w:p>
-      <w:r>
-        <w:pict>
-          <v:rect style="width:0;height:1.5pt" o:hralign="center" o:hrstd="t" o:hr="t"/>
-        </w:pict>
-      </w:r>
-    </w:p>
-    <w:bookmarkEnd w:id="68"/>
-    <w:bookmarkEnd w:id="69"/>
-    <w:bookmarkStart w:id="79" w:name="X861afc8e8f3d3fa2cbc4317cb6150d80f9f9ccf"/>
-    <w:p>
-      <w:pPr>
-        <w:pStyle w:val="Heading2"/>
-      </w:pPr>
-      <w:r>
-        <w:t xml:space="preserve">8. CSW Onboarding Runbook</w:t>
-      </w:r>
-    </w:p>
-    <w:bookmarkStart w:id="70" w:name="phase-0---confirm-scope-and-outcomes"/>
-    <w:p>
-      <w:pPr>
-        <w:pStyle w:val="Heading3"/>
-      </w:pPr>
-      <w:r>
-        <w:t xml:space="preserve">Phase 0 - Confirm Scope and Outcomes</w:t>
-      </w:r>
-    </w:p>
-    <w:p>
-      <w:pPr>
-        <w:pStyle w:val="FirstParagraph"/>
-      </w:pPr>
-      <w:r>
-        <w:rPr>
-          <w:b/>
-          <w:bCs/>
-        </w:rPr>
-        <w:t xml:space="preserve">Goal:</w:t>
-      </w:r>
-      <w:r>
-        <w:t xml:space="preserve"> </w:t>
-      </w:r>
-      <w:r>
-        <w:t xml:space="preserve">Agree on what the customer wants to prove.</w:t>
-      </w:r>
-    </w:p>
-    <w:p>
-      <w:pPr>
-        <w:pStyle w:val="BodyText"/>
-      </w:pPr>
-      <w:r>
-        <w:rPr>
-          <w:b/>
-          <w:bCs/>
-        </w:rPr>
-        <w:t xml:space="preserve">Steps:</w:t>
-      </w:r>
-    </w:p>
-    <w:p>
-      <w:pPr>
-        <w:pStyle w:val="Compact"/>
-        <w:numPr>
-          <w:ilvl w:val="0"/>
-          <w:numId w:val="1009"/>
-        </w:numPr>
-      </w:pPr>
-      <w:r>
-        <w:t xml:space="preserve">Identify the target customer environment: data center, public cloud, containers, or a mix.</w:t>
-      </w:r>
-    </w:p>
-    <w:p>
-      <w:pPr>
-        <w:pStyle w:val="Compact"/>
-        <w:numPr>
-          <w:ilvl w:val="0"/>
-          <w:numId w:val="1009"/>
-        </w:numPr>
-      </w:pPr>
-      <w:r>
-        <w:t xml:space="preserve">Select 2-3 representative applications.</w:t>
-      </w:r>
-    </w:p>
-    <w:p>
-      <w:pPr>
-        <w:pStyle w:val="Compact"/>
-        <w:numPr>
-          <w:ilvl w:val="0"/>
-          <w:numId w:val="1009"/>
-        </w:numPr>
-      </w:pPr>
-      <w:r>
-        <w:t xml:space="preserve">Pick at least one low-risk application and one higher-value application.</w:t>
-      </w:r>
-    </w:p>
-    <w:p>
-      <w:pPr>
-        <w:pStyle w:val="Compact"/>
-        <w:numPr>
-          <w:ilvl w:val="0"/>
-          <w:numId w:val="1009"/>
-        </w:numPr>
-      </w:pPr>
-      <w:r>
-        <w:t xml:space="preserve">Define success criteria:</w:t>
-      </w:r>
-    </w:p>
-    <w:p>
-      <w:pPr>
-        <w:pStyle w:val="Compact"/>
-        <w:numPr>
-          <w:ilvl w:val="1"/>
-          <w:numId w:val="1010"/>
-        </w:numPr>
-      </w:pPr>
-      <w:r>
-        <w:t xml:space="preserve">Flow visibility demonstrated.</w:t>
-      </w:r>
-    </w:p>
-    <w:p>
-      <w:pPr>
-        <w:pStyle w:val="Compact"/>
-        <w:numPr>
-          <w:ilvl w:val="1"/>
-          <w:numId w:val="1010"/>
-        </w:numPr>
-      </w:pPr>
-      <w:r>
-        <w:t xml:space="preserve">Process visibility demonstrated.</w:t>
-      </w:r>
-    </w:p>
-    <w:p>
-      <w:pPr>
-        <w:pStyle w:val="Compact"/>
-        <w:numPr>
-          <w:ilvl w:val="1"/>
-          <w:numId w:val="1010"/>
-        </w:numPr>
-      </w:pPr>
-      <w:r>
-        <w:t xml:space="preserve">Application dependency map reviewed by app owner.</w:t>
-      </w:r>
-    </w:p>
-    <w:p>
-      <w:pPr>
-        <w:pStyle w:val="Compact"/>
-        <w:numPr>
-          <w:ilvl w:val="1"/>
-          <w:numId w:val="1010"/>
-        </w:numPr>
-      </w:pPr>
-      <w:r>
-        <w:t xml:space="preserve">Labels imported or created.</w:t>
-      </w:r>
-    </w:p>
-    <w:p>
-      <w:pPr>
-        <w:pStyle w:val="Compact"/>
-        <w:numPr>
-          <w:ilvl w:val="1"/>
-          <w:numId w:val="1010"/>
-        </w:numPr>
-      </w:pPr>
-      <w:r>
-        <w:t xml:space="preserve">Policy modeled before enforcement.</w:t>
-      </w:r>
-    </w:p>
-    <w:p>
-      <w:pPr>
-        <w:pStyle w:val="Compact"/>
-        <w:numPr>
-          <w:ilvl w:val="1"/>
-          <w:numId w:val="1010"/>
-        </w:numPr>
-      </w:pPr>
-      <w:r>
-        <w:t xml:space="preserve">One controlled enforcement test completed.</w:t>
-      </w:r>
-    </w:p>
-    <w:p>
-      <w:pPr>
-        <w:pStyle w:val="FirstParagraph"/>
-      </w:pPr>
-      <w:r>
-        <w:rPr>
-          <w:b/>
-          <w:bCs/>
-        </w:rPr>
-        <w:t xml:space="preserve">Output:</w:t>
-      </w:r>
-      <w:r>
-        <w:t xml:space="preserve"> </w:t>
-      </w:r>
-      <w:r>
-        <w:t xml:space="preserve">POV scope, application list, stakeholder list, and success criteria.</w:t>
-      </w:r>
-    </w:p>
-    <w:p>
-      <w:r>
-        <w:pict>
-          <v:rect style="width:0;height:1.5pt" o:hralign="center" o:hrstd="t" o:hr="t"/>
-        </w:pict>
-      </w:r>
-    </w:p>
-    <w:bookmarkEnd w:id="70"/>
-    <w:bookmarkStart w:id="71" w:name="phase-1---prepare-the-tenant-and-access"/>
-    <w:p>
-      <w:pPr>
-        <w:pStyle w:val="Heading3"/>
-      </w:pPr>
-      <w:r>
-        <w:t xml:space="preserve">Phase 1 - Prepare the Tenant and Access</w:t>
-      </w:r>
-    </w:p>
-    <w:p>
-      <w:pPr>
-        <w:pStyle w:val="FirstParagraph"/>
-      </w:pPr>
-      <w:r>
-        <w:rPr>
-          <w:b/>
-          <w:bCs/>
-        </w:rPr>
-        <w:t xml:space="preserve">Goal:</w:t>
-      </w:r>
-      <w:r>
-        <w:t xml:space="preserve"> </w:t>
-      </w:r>
-      <w:r>
-        <w:t xml:space="preserve">Prepare the CSW management environment and user access.</w:t>
-      </w:r>
-    </w:p>
-    <w:p>
-      <w:pPr>
-        <w:pStyle w:val="BodyText"/>
-      </w:pPr>
-      <w:r>
-        <w:rPr>
-          <w:b/>
-          <w:bCs/>
-        </w:rPr>
-        <w:t xml:space="preserve">Steps:</w:t>
-      </w:r>
-    </w:p>
-    <w:p>
-      <w:pPr>
-        <w:pStyle w:val="Compact"/>
-        <w:numPr>
-          <w:ilvl w:val="0"/>
-          <w:numId w:val="1011"/>
-        </w:numPr>
-      </w:pPr>
-      <w:r>
-        <w:t xml:space="preserve">Confirm CSW tenant or cluster access.</w:t>
-      </w:r>
-    </w:p>
-    <w:p>
-      <w:pPr>
-        <w:pStyle w:val="Compact"/>
-        <w:numPr>
-          <w:ilvl w:val="0"/>
-          <w:numId w:val="1011"/>
-        </w:numPr>
-      </w:pPr>
-      <w:r>
-        <w:t xml:space="preserve">Create required administrator, operator, and viewer accounts.</w:t>
-      </w:r>
-    </w:p>
-    <w:p>
-      <w:pPr>
-        <w:pStyle w:val="Compact"/>
-        <w:numPr>
-          <w:ilvl w:val="0"/>
-          <w:numId w:val="1011"/>
-        </w:numPr>
-      </w:pPr>
-      <w:r>
-        <w:t xml:space="preserve">Configure SSO / MFA / RBAC if in scope.</w:t>
-      </w:r>
-    </w:p>
-    <w:p>
-      <w:pPr>
-        <w:pStyle w:val="Compact"/>
-        <w:numPr>
-          <w:ilvl w:val="0"/>
-          <w:numId w:val="1011"/>
-        </w:numPr>
-      </w:pPr>
-      <w:r>
-        <w:t xml:space="preserve">Confirm API access if automation or reporting is part of the POV.</w:t>
-      </w:r>
-    </w:p>
-    <w:p>
-      <w:pPr>
-        <w:pStyle w:val="Compact"/>
-        <w:numPr>
-          <w:ilvl w:val="0"/>
-          <w:numId w:val="1011"/>
-        </w:numPr>
-      </w:pPr>
-      <w:r>
-        <w:t xml:space="preserve">Document who can create labels, scopes, policies, and enforcement changes.</w:t>
-      </w:r>
-    </w:p>
-    <w:p>
-      <w:pPr>
-        <w:pStyle w:val="FirstParagraph"/>
-      </w:pPr>
-      <w:r>
-        <w:rPr>
-          <w:b/>
-          <w:bCs/>
-        </w:rPr>
-        <w:t xml:space="preserve">Output:</w:t>
-      </w:r>
-      <w:r>
-        <w:t xml:space="preserve"> </w:t>
-      </w:r>
-      <w:r>
-        <w:t xml:space="preserve">Access matrix, RBAC model, and tenant readiness confirmation.</w:t>
-      </w:r>
-    </w:p>
-    <w:p>
-      <w:r>
-        <w:pict>
-          <v:rect style="width:0;height:1.5pt" o:hralign="center" o:hrstd="t" o:hr="t"/>
-        </w:pict>
-      </w:r>
-    </w:p>
-    <w:bookmarkEnd w:id="71"/>
-    <w:bookmarkStart w:id="72" w:name="phase-2---build-the-label-strategy"/>
-    <w:p>
-      <w:pPr>
-        <w:pStyle w:val="Heading3"/>
-      </w:pPr>
-      <w:r>
-        <w:t xml:space="preserve">Phase 2 - Build the Label Strategy</w:t>
-      </w:r>
-    </w:p>
-    <w:p>
-      <w:pPr>
-        <w:pStyle w:val="FirstParagraph"/>
-      </w:pPr>
-      <w:r>
-        <w:rPr>
-          <w:b/>
-          <w:bCs/>
-        </w:rPr>
-        <w:t xml:space="preserve">Goal:</w:t>
-      </w:r>
-      <w:r>
-        <w:t xml:space="preserve"> </w:t>
-      </w:r>
-      <w:r>
-        <w:t xml:space="preserve">Establish labels before policy design.</w:t>
-      </w:r>
-    </w:p>
-    <w:p>
-      <w:pPr>
-        <w:pStyle w:val="BodyText"/>
-      </w:pPr>
-      <w:r>
-        <w:t xml:space="preserve">Recommended starting labels:</w:t>
+        <w:t xml:space="preserve">CI/CD pipeline integration — what it typically wires up:</w:t>
       </w:r>
     </w:p>
     <w:tbl>
@@ -6770,45 +8201,34 @@
               <w:pStyle w:val="Compact"/>
             </w:pPr>
             <w:r>
-              <w:t xml:space="preserve">Label type</w:t>
-            </w:r>
-          </w:p>
-        </w:tc>
-        <w:tc>
-          <w:tcPr/>
-          <w:p>
-            <w:pPr>
-              <w:pStyle w:val="Compact"/>
-            </w:pPr>
-            <w:r>
-              <w:t xml:space="preserve">Example values</w:t>
-            </w:r>
-          </w:p>
-        </w:tc>
-        <w:tc>
-          <w:tcPr/>
-          <w:p>
-            <w:pPr>
-              <w:pStyle w:val="Compact"/>
-            </w:pPr>
-            <w:r>
-              <w:t xml:space="preserve">Source</w:t>
-            </w:r>
-          </w:p>
-        </w:tc>
-      </w:tr>
-      <w:tr>
-        <w:tc>
-          <w:tcPr/>
-          <w:p>
-            <w:pPr>
-              <w:pStyle w:val="Compact"/>
-            </w:pPr>
-            <w:r>
-              <w:t xml:space="preserve">Application</w:t>
-            </w:r>
-          </w:p>
-        </w:tc>
+              <w:t xml:space="preserve">Wire-up</w:t>
+            </w:r>
+          </w:p>
+        </w:tc>
+        <w:tc>
+          <w:tcPr/>
+          <w:p>
+            <w:pPr>
+              <w:pStyle w:val="Compact"/>
+            </w:pPr>
+            <w:r>
+              <w:t xml:space="preserve">What it gives the customer</w:t>
+            </w:r>
+          </w:p>
+        </w:tc>
+        <w:tc>
+          <w:tcPr/>
+          <w:p>
+            <w:pPr>
+              <w:pStyle w:val="Compact"/>
+            </w:pPr>
+            <w:r>
+              <w:t xml:space="preserve">Where it lands in the runbook</w:t>
+            </w:r>
+          </w:p>
+        </w:tc>
+      </w:tr>
+      <w:tr>
         <w:tc>
           <w:tcPr/>
           <w:p>
@@ -6817,60 +8237,133 @@
             </w:pPr>
             <w:r>
               <w:rPr>
-                <w:rStyle w:val="VerbatimChar"/>
+                <w:b/>
+                <w:bCs/>
               </w:rPr>
-              <w:t xml:space="preserve">payments</w:t>
-            </w:r>
-            <w:r>
-              <w:t xml:space="preserve">,</w:t>
+              <w:t xml:space="preserve">Policy-as-code</w:t>
             </w:r>
             <w:r>
               <w:t xml:space="preserve"> </w:t>
             </w:r>
             <w:r>
+              <w:t xml:space="preserve">— scopes, labels, intent-policy stored in git; pipeline applies via CSW API.</w:t>
+            </w:r>
+          </w:p>
+        </w:tc>
+        <w:tc>
+          <w:tcPr/>
+          <w:p>
+            <w:pPr>
+              <w:pStyle w:val="Compact"/>
+            </w:pPr>
+            <w:r>
+              <w:t xml:space="preserve">Tenant changes go through code review, not console clicks. Auditable, reviewable, revertable.</w:t>
+            </w:r>
+          </w:p>
+        </w:tc>
+        <w:tc>
+          <w:tcPr/>
+          <w:p>
+            <w:pPr>
+              <w:pStyle w:val="Compact"/>
+            </w:pPr>
+            <w:r>
+              <w:t xml:space="preserve">§ 8 Phase 8 (Operationalize) — replaces ad-hoc UI changes.</w:t>
+            </w:r>
+          </w:p>
+        </w:tc>
+      </w:tr>
+      <w:tr>
+        <w:tc>
+          <w:tcPr/>
+          <w:p>
+            <w:pPr>
+              <w:pStyle w:val="Compact"/>
+            </w:pPr>
+            <w:r>
               <w:rPr>
-                <w:rStyle w:val="VerbatimChar"/>
+                <w:b/>
+                <w:bCs/>
               </w:rPr>
-              <w:t xml:space="preserve">claims</w:t>
-            </w:r>
-            <w:r>
-              <w:t xml:space="preserve">,</w:t>
+              <w:t xml:space="preserve">Promotion across environments</w:t>
             </w:r>
             <w:r>
               <w:t xml:space="preserve"> </w:t>
             </w:r>
             <w:r>
+              <w:t xml:space="preserve">— same bundle rolls dev → staging → prod, starting in Monitor mode.</w:t>
+            </w:r>
+          </w:p>
+        </w:tc>
+        <w:tc>
+          <w:tcPr/>
+          <w:p>
+            <w:pPr>
+              <w:pStyle w:val="Compact"/>
+            </w:pPr>
+            <w:r>
+              <w:t xml:space="preserve">Lower-risk roll-forward; the production change is the same artifact that already passed in lower environments.</w:t>
+            </w:r>
+          </w:p>
+        </w:tc>
+        <w:tc>
+          <w:tcPr/>
+          <w:p>
+            <w:pPr>
+              <w:pStyle w:val="Compact"/>
+            </w:pPr>
+            <w:r>
+              <w:t xml:space="preserve">§ 8 Phase 6 (Monitor Mode) → Phase 7 (Enforce).</w:t>
+            </w:r>
+          </w:p>
+        </w:tc>
+      </w:tr>
+      <w:tr>
+        <w:tc>
+          <w:tcPr/>
+          <w:p>
+            <w:pPr>
+              <w:pStyle w:val="Compact"/>
+            </w:pPr>
+            <w:r>
               <w:rPr>
-                <w:rStyle w:val="VerbatimChar"/>
+                <w:b/>
+                <w:bCs/>
               </w:rPr>
-              <w:t xml:space="preserve">customer-portal</w:t>
-            </w:r>
-          </w:p>
-        </w:tc>
-        <w:tc>
-          <w:tcPr/>
-          <w:p>
-            <w:pPr>
-              <w:pStyle w:val="Compact"/>
-            </w:pPr>
-            <w:r>
-              <w:t xml:space="preserve">CMDB, app owner, manual</w:t>
-            </w:r>
-          </w:p>
-        </w:tc>
-      </w:tr>
-      <w:tr>
-        <w:tc>
-          <w:tcPr/>
-          <w:p>
-            <w:pPr>
-              <w:pStyle w:val="Compact"/>
-            </w:pPr>
-            <w:r>
-              <w:t xml:space="preserve">Environment</w:t>
-            </w:r>
-          </w:p>
-        </w:tc>
+              <w:t xml:space="preserve">Label sync from sources of truth</w:t>
+            </w:r>
+            <w:r>
+              <w:t xml:space="preserve"> </w:t>
+            </w:r>
+            <w:r>
+              <w:t xml:space="preserve">— CMDB / cloud tag exports normalized in CI and pushed to CSW.</w:t>
+            </w:r>
+          </w:p>
+        </w:tc>
+        <w:tc>
+          <w:tcPr/>
+          <w:p>
+            <w:pPr>
+              <w:pStyle w:val="Compact"/>
+            </w:pPr>
+            <w:r>
+              <w:t xml:space="preserve">Labels stay accurate over time without manual upkeep, which is the #1 way label strategies decay.</w:t>
+            </w:r>
+          </w:p>
+        </w:tc>
+        <w:tc>
+          <w:tcPr/>
+          <w:p>
+            <w:pPr>
+              <w:pStyle w:val="Compact"/>
+            </w:pPr>
+            <w:r>
+              <w:t xml:space="preserve">§ 8 Phase 2 (Build the Label Strategy).</w:t>
+            </w:r>
+          </w:p>
+        </w:tc>
+      </w:tr>
+      <w:tr>
         <w:tc>
           <w:tcPr/>
           <w:p>
@@ -6879,321 +8372,476 @@
             </w:pPr>
             <w:r>
               <w:rPr>
-                <w:rStyle w:val="VerbatimChar"/>
+                <w:b/>
+                <w:bCs/>
               </w:rPr>
-              <w:t xml:space="preserve">prod</w:t>
-            </w:r>
-            <w:r>
-              <w:t xml:space="preserve">,</w:t>
+              <w:t xml:space="preserve">Drift detection</w:t>
             </w:r>
             <w:r>
               <w:t xml:space="preserve"> </w:t>
             </w:r>
             <w:r>
+              <w:t xml:space="preserve">— scheduled job diffs live tenant vs git.</w:t>
+            </w:r>
+          </w:p>
+        </w:tc>
+        <w:tc>
+          <w:tcPr/>
+          <w:p>
+            <w:pPr>
+              <w:pStyle w:val="Compact"/>
+            </w:pPr>
+            <w:r>
+              <w:t xml:space="preserve">Out-of-band changes get caught and either back-ported to git or rolled back.</w:t>
+            </w:r>
+          </w:p>
+        </w:tc>
+        <w:tc>
+          <w:tcPr/>
+          <w:p>
+            <w:pPr>
+              <w:pStyle w:val="Compact"/>
+            </w:pPr>
+            <w:r>
+              <w:t xml:space="preserve">§ 8 Phase 8 (Operationalize) — change-process enforcement.</w:t>
+            </w:r>
+          </w:p>
+        </w:tc>
+      </w:tr>
+      <w:tr>
+        <w:tc>
+          <w:tcPr/>
+          <w:p>
+            <w:pPr>
+              <w:pStyle w:val="Compact"/>
+            </w:pPr>
+            <w:r>
               <w:rPr>
-                <w:rStyle w:val="VerbatimChar"/>
+                <w:b/>
+                <w:bCs/>
               </w:rPr>
-              <w:t xml:space="preserve">non-prod</w:t>
-            </w:r>
-            <w:r>
-              <w:t xml:space="preserve">,</w:t>
+              <w:t xml:space="preserve">Same API surface as Splunk pattern 3</w:t>
             </w:r>
             <w:r>
               <w:t xml:space="preserve"> </w:t>
             </w:r>
             <w:r>
-              <w:rPr>
-                <w:rStyle w:val="VerbatimChar"/>
-              </w:rPr>
-              <w:t xml:space="preserve">dev</w:t>
-            </w:r>
-            <w:r>
-              <w:t xml:space="preserve">,</w:t>
-            </w:r>
-            <w:r>
-              <w:t xml:space="preserve"> </w:t>
-            </w:r>
-            <w:r>
-              <w:rPr>
-                <w:rStyle w:val="VerbatimChar"/>
-              </w:rPr>
-              <w:t xml:space="preserve">test</w:t>
-            </w:r>
-          </w:p>
-        </w:tc>
-        <w:tc>
-          <w:tcPr/>
-          <w:p>
-            <w:pPr>
-              <w:pStyle w:val="Compact"/>
-            </w:pPr>
-            <w:r>
-              <w:t xml:space="preserve">CMDB, cloud tag</w:t>
-            </w:r>
-          </w:p>
-        </w:tc>
-      </w:tr>
-      <w:tr>
-        <w:tc>
-          <w:tcPr/>
-          <w:p>
-            <w:pPr>
-              <w:pStyle w:val="Compact"/>
-            </w:pPr>
-            <w:r>
-              <w:t xml:space="preserve">Role</w:t>
-            </w:r>
-          </w:p>
-        </w:tc>
-        <w:tc>
-          <w:tcPr/>
-          <w:p>
-            <w:pPr>
-              <w:pStyle w:val="Compact"/>
-            </w:pPr>
-            <w:r>
-              <w:rPr>
-                <w:rStyle w:val="VerbatimChar"/>
-              </w:rPr>
-              <w:t xml:space="preserve">web</w:t>
-            </w:r>
-            <w:r>
-              <w:t xml:space="preserve">,</w:t>
-            </w:r>
-            <w:r>
-              <w:t xml:space="preserve"> </w:t>
-            </w:r>
-            <w:r>
-              <w:rPr>
-                <w:rStyle w:val="VerbatimChar"/>
-              </w:rPr>
-              <w:t xml:space="preserve">app</w:t>
-            </w:r>
-            <w:r>
-              <w:t xml:space="preserve">,</w:t>
-            </w:r>
-            <w:r>
-              <w:t xml:space="preserve"> </w:t>
-            </w:r>
-            <w:r>
-              <w:rPr>
-                <w:rStyle w:val="VerbatimChar"/>
-              </w:rPr>
-              <w:t xml:space="preserve">db</w:t>
-            </w:r>
-            <w:r>
-              <w:t xml:space="preserve">,</w:t>
-            </w:r>
-            <w:r>
-              <w:t xml:space="preserve"> </w:t>
-            </w:r>
-            <w:r>
-              <w:rPr>
-                <w:rStyle w:val="VerbatimChar"/>
-              </w:rPr>
-              <w:t xml:space="preserve">middleware</w:t>
-            </w:r>
-          </w:p>
-        </w:tc>
-        <w:tc>
-          <w:tcPr/>
-          <w:p>
-            <w:pPr>
-              <w:pStyle w:val="Compact"/>
-            </w:pPr>
-            <w:r>
-              <w:t xml:space="preserve">CMDB, observed behavior</w:t>
-            </w:r>
-          </w:p>
-        </w:tc>
-      </w:tr>
-      <w:tr>
-        <w:tc>
-          <w:tcPr/>
-          <w:p>
-            <w:pPr>
-              <w:pStyle w:val="Compact"/>
-            </w:pPr>
-            <w:r>
-              <w:t xml:space="preserve">Location</w:t>
-            </w:r>
-          </w:p>
-        </w:tc>
-        <w:tc>
-          <w:tcPr/>
-          <w:p>
-            <w:pPr>
-              <w:pStyle w:val="Compact"/>
-            </w:pPr>
-            <w:r>
-              <w:rPr>
-                <w:rStyle w:val="VerbatimChar"/>
-              </w:rPr>
-              <w:t xml:space="preserve">dc1</w:t>
-            </w:r>
-            <w:r>
-              <w:t xml:space="preserve">,</w:t>
-            </w:r>
-            <w:r>
-              <w:t xml:space="preserve"> </w:t>
-            </w:r>
-            <w:r>
-              <w:rPr>
-                <w:rStyle w:val="VerbatimChar"/>
-              </w:rPr>
-              <w:t xml:space="preserve">dc2</w:t>
-            </w:r>
-            <w:r>
-              <w:t xml:space="preserve">,</w:t>
-            </w:r>
-            <w:r>
-              <w:t xml:space="preserve"> </w:t>
-            </w:r>
-            <w:r>
-              <w:rPr>
-                <w:rStyle w:val="VerbatimChar"/>
-              </w:rPr>
-              <w:t xml:space="preserve">aws</w:t>
-            </w:r>
-            <w:r>
-              <w:t xml:space="preserve">,</w:t>
-            </w:r>
-            <w:r>
-              <w:t xml:space="preserve"> </w:t>
-            </w:r>
-            <w:r>
-              <w:rPr>
-                <w:rStyle w:val="VerbatimChar"/>
-              </w:rPr>
-              <w:t xml:space="preserve">azure</w:t>
-            </w:r>
-          </w:p>
-        </w:tc>
-        <w:tc>
-          <w:tcPr/>
-          <w:p>
-            <w:pPr>
-              <w:pStyle w:val="Compact"/>
-            </w:pPr>
-            <w:r>
-              <w:t xml:space="preserve">Cloud connector, manual</w:t>
-            </w:r>
-          </w:p>
-        </w:tc>
-      </w:tr>
-      <w:tr>
-        <w:tc>
-          <w:tcPr/>
-          <w:p>
-            <w:pPr>
-              <w:pStyle w:val="Compact"/>
-            </w:pPr>
-            <w:r>
-              <w:t xml:space="preserve">Owner</w:t>
-            </w:r>
-          </w:p>
-        </w:tc>
-        <w:tc>
-          <w:tcPr/>
-          <w:p>
-            <w:pPr>
-              <w:pStyle w:val="Compact"/>
-            </w:pPr>
-            <w:r>
-              <w:rPr>
-                <w:rStyle w:val="VerbatimChar"/>
-              </w:rPr>
-              <w:t xml:space="preserve">team-a</w:t>
-            </w:r>
-            <w:r>
-              <w:t xml:space="preserve">,</w:t>
-            </w:r>
-            <w:r>
-              <w:t xml:space="preserve"> </w:t>
-            </w:r>
-            <w:r>
-              <w:rPr>
-                <w:rStyle w:val="VerbatimChar"/>
-              </w:rPr>
-              <w:t xml:space="preserve">team-b</w:t>
-            </w:r>
-          </w:p>
-        </w:tc>
-        <w:tc>
-          <w:tcPr/>
-          <w:p>
-            <w:pPr>
-              <w:pStyle w:val="Compact"/>
-            </w:pPr>
-            <w:r>
-              <w:t xml:space="preserve">CMDB</w:t>
-            </w:r>
-          </w:p>
-        </w:tc>
-      </w:tr>
-      <w:tr>
-        <w:tc>
-          <w:tcPr/>
-          <w:p>
-            <w:pPr>
-              <w:pStyle w:val="Compact"/>
-            </w:pPr>
-            <w:r>
-              <w:t xml:space="preserve">Risk</w:t>
-            </w:r>
-          </w:p>
-        </w:tc>
-        <w:tc>
-          <w:tcPr/>
-          <w:p>
-            <w:pPr>
-              <w:pStyle w:val="Compact"/>
-            </w:pPr>
-            <w:r>
-              <w:rPr>
-                <w:rStyle w:val="VerbatimChar"/>
-              </w:rPr>
-              <w:t xml:space="preserve">high</w:t>
-            </w:r>
-            <w:r>
-              <w:t xml:space="preserve">,</w:t>
-            </w:r>
-            <w:r>
-              <w:t xml:space="preserve"> </w:t>
-            </w:r>
-            <w:r>
-              <w:rPr>
-                <w:rStyle w:val="VerbatimChar"/>
-              </w:rPr>
-              <w:t xml:space="preserve">medium</w:t>
-            </w:r>
-            <w:r>
-              <w:t xml:space="preserve">,</w:t>
-            </w:r>
-            <w:r>
-              <w:t xml:space="preserve"> </w:t>
-            </w:r>
-            <w:r>
-              <w:rPr>
-                <w:rStyle w:val="VerbatimChar"/>
-              </w:rPr>
-              <w:t xml:space="preserve">low</w:t>
-            </w:r>
-          </w:p>
-        </w:tc>
-        <w:tc>
-          <w:tcPr/>
-          <w:p>
-            <w:pPr>
-              <w:pStyle w:val="Compact"/>
-            </w:pPr>
-            <w:r>
-              <w:t xml:space="preserve">vulnerability scanner, security team</w:t>
+              <w:t xml:space="preserve">— Python you already wrote for CSW becomes a pipeline step.</w:t>
+            </w:r>
+          </w:p>
+        </w:tc>
+        <w:tc>
+          <w:tcPr/>
+          <w:p>
+            <w:pPr>
+              <w:pStyle w:val="Compact"/>
+            </w:pPr>
+            <w:r>
+              <w:t xml:space="preserve">Investment in CSW API automation compounds across SIEM ingestion and CI/CD.</w:t>
+            </w:r>
+          </w:p>
+        </w:tc>
+        <w:tc>
+          <w:tcPr/>
+          <w:p>
+            <w:pPr>
+              <w:pStyle w:val="Compact"/>
+            </w:pPr>
+            <w:r>
+              <w:t xml:space="preserve">§ 8 Phase 8 — "Build API or CI/CD automation where needed."</w:t>
             </w:r>
           </w:p>
         </w:tc>
       </w:tr>
     </w:tbl>
+    <w:p>
+      <w:pPr>
+        <w:pStyle w:val="BodyText"/>
+      </w:pPr>
+      <w:r>
+        <w:rPr>
+          <w:b/>
+          <w:bCs/>
+        </w:rPr>
+        <w:t xml:space="preserve">POV positioning:</w:t>
+      </w:r>
+      <w:r>
+        <w:t xml:space="preserve"> </w:t>
+      </w:r>
+      <w:r>
+        <w:t xml:space="preserve">the CI/CD story usually lands well with cloud / platform teams who already manage everything else as code and bristle at "click here in the console" instructions. Start with policy-as-code for one application scope from the POV — it pairs naturally with the Phase 3 ADM → policy modeling output, since the modeled policy is already structured data.</w:t>
+      </w:r>
+    </w:p>
+    <w:bookmarkEnd w:id="97"/>
+    <w:bookmarkStart w:id="99" w:name="X075da46d2c2e8e62f26dd0dd2b1479576f22a39"/>
+    <w:p>
+      <w:pPr>
+        <w:pStyle w:val="Heading3"/>
+      </w:pPr>
+      <w:r>
+        <w:t xml:space="preserve">6.8 Module 8 — Containers and Kubernetes</w:t>
+      </w:r>
+    </w:p>
+    <w:tbl>
+      <w:tblPr>
+        <w:tblStyle w:val="Table"/>
+        <w:tblW w:type="auto" w:w="0"/>
+        <w:tblLook w:firstRow="1" w:lastRow="0" w:firstColumn="0" w:lastColumn="0" w:noHBand="0" w:noVBand="0" w:val="0020"/>
+      </w:tblPr>
+      <w:tblGrid>
+        <w:gridCol w:w="1584"/>
+        <w:gridCol w:w="1584"/>
+        <w:gridCol w:w="1584"/>
+        <w:gridCol w:w="1584"/>
+        <w:gridCol w:w="1584"/>
+      </w:tblGrid>
+      <w:tr>
+        <w:trPr>
+          <w:tblHeader w:val="on"/>
+        </w:trPr>
+        <w:tc>
+          <w:tcPr/>
+          <w:p>
+            <w:pPr>
+              <w:pStyle w:val="Compact"/>
+              <w:jc w:val="center"/>
+            </w:pPr>
+            <w:r>
+              <w:t xml:space="preserve">Watch</w:t>
+            </w:r>
+          </w:p>
+        </w:tc>
+        <w:tc>
+          <w:tcPr/>
+          <w:p>
+            <w:pPr>
+              <w:pStyle w:val="Compact"/>
+              <w:jc w:val="right"/>
+            </w:pPr>
+            <w:r>
+              <w:t xml:space="preserve">Catalog #</w:t>
+            </w:r>
+          </w:p>
+        </w:tc>
+        <w:tc>
+          <w:tcPr/>
+          <w:p>
+            <w:pPr>
+              <w:pStyle w:val="Compact"/>
+            </w:pPr>
+            <w:r>
+              <w:t xml:space="preserve">Video</w:t>
+            </w:r>
+          </w:p>
+        </w:tc>
+        <w:tc>
+          <w:tcPr/>
+          <w:p>
+            <w:pPr>
+              <w:pStyle w:val="Compact"/>
+            </w:pPr>
+            <w:r>
+              <w:t xml:space="preserve">Description</w:t>
+            </w:r>
+          </w:p>
+        </w:tc>
+        <w:tc>
+          <w:tcPr/>
+          <w:p>
+            <w:pPr>
+              <w:pStyle w:val="Compact"/>
+              <w:jc w:val="center"/>
+            </w:pPr>
+            <w:r>
+              <w:t xml:space="preserve">Link</w:t>
+            </w:r>
+          </w:p>
+        </w:tc>
+      </w:tr>
+      <w:tr>
+        <w:tc>
+          <w:tcPr/>
+          <w:p>
+            <w:pPr>
+              <w:pStyle w:val="Compact"/>
+              <w:jc w:val="center"/>
+            </w:pPr>
+            <w:r>
+              <w:t xml:space="preserve">36</w:t>
+            </w:r>
+          </w:p>
+        </w:tc>
+        <w:tc>
+          <w:tcPr/>
+          <w:p>
+            <w:pPr>
+              <w:pStyle w:val="Compact"/>
+              <w:jc w:val="right"/>
+            </w:pPr>
+            <w:r>
+              <w:t xml:space="preserve">32</w:t>
+            </w:r>
+          </w:p>
+        </w:tc>
+        <w:tc>
+          <w:tcPr/>
+          <w:p>
+            <w:pPr>
+              <w:pStyle w:val="Compact"/>
+            </w:pPr>
+            <w:r>
+              <w:t xml:space="preserve">Agent K8s</w:t>
+            </w:r>
+          </w:p>
+        </w:tc>
+        <w:tc>
+          <w:tcPr/>
+          <w:p>
+            <w:pPr>
+              <w:pStyle w:val="Compact"/>
+            </w:pPr>
+            <w:r>
+              <w:t xml:space="preserve">Agent in Kubernetes.</w:t>
+            </w:r>
+          </w:p>
+        </w:tc>
+        <w:tc>
+          <w:tcPr/>
+          <w:p>
+            <w:pPr>
+              <w:pStyle w:val="Compact"/>
+              <w:jc w:val="center"/>
+            </w:pPr>
+            <w:hyperlink r:id="rId98">
+              <w:r>
+                <w:rPr>
+                  <w:rStyle w:val="Hyperlink"/>
+                </w:rPr>
+                <w:t xml:space="preserve">Watch</w:t>
+              </w:r>
+            </w:hyperlink>
+          </w:p>
+        </w:tc>
+      </w:tr>
+    </w:tbl>
+    <w:p>
+      <w:r>
+        <w:pict>
+          <v:rect style="width:0;height:1.5pt" o:hralign="center" o:hrstd="t" o:hr="t"/>
+        </w:pict>
+      </w:r>
+    </w:p>
+    <w:bookmarkEnd w:id="99"/>
+    <w:bookmarkEnd w:id="100"/>
+    <w:bookmarkStart w:id="104" w:name="Xb9f64f467495bd55447e9bc3c7ae8dd7dbb3895"/>
+    <w:p>
+      <w:pPr>
+        <w:pStyle w:val="Heading2"/>
+      </w:pPr>
+      <w:r>
+        <w:t xml:space="preserve">7. How to Explain CSW in a Customer Meeting</w:t>
+      </w:r>
+    </w:p>
+    <w:bookmarkStart w:id="101" w:name="X02667f004e9d93967c02b53649e8d7704fae290"/>
+    <w:p>
+      <w:pPr>
+        <w:pStyle w:val="Heading3"/>
+      </w:pPr>
+      <w:r>
+        <w:t xml:space="preserve">30-second version</w:t>
+      </w:r>
+    </w:p>
+    <w:p>
+      <w:pPr>
+        <w:pStyle w:val="FirstParagraph"/>
+      </w:pPr>
+      <w:r>
+        <w:t xml:space="preserve">Cisco Secure Workload helps customers discover how applications communicate and then safely enforce least-privilege segmentation policies around those applications. It starts with visibility and dependency mapping, uses labels and observed behavior to create policy, and supports staged enforcement so teams can reduce lateral movement risk without breaking applications.</w:t>
+      </w:r>
+    </w:p>
+    <w:bookmarkEnd w:id="101"/>
+    <w:bookmarkStart w:id="102" w:name="X245c304b430f838300b4e5d227cae86dea678fa"/>
+    <w:p>
+      <w:pPr>
+        <w:pStyle w:val="Heading3"/>
+      </w:pPr>
+      <w:r>
+        <w:t xml:space="preserve">2-minute version</w:t>
+      </w:r>
+    </w:p>
+    <w:p>
+      <w:pPr>
+        <w:pStyle w:val="FirstParagraph"/>
+      </w:pPr>
+      <w:r>
+        <w:t xml:space="preserve">Most enterprises want micro-segmentation, but they hesitate because they do not fully know what their applications depend on. CSW starts by collecting workload telemetry, flow visibility, process context, cloud metadata, and CMDB labels. That data helps application teams understand real dependencies. From there, teams can model policy, see what would be blocked, tune the rules, and move selected workloads from monitor mode to enforcement. CSW is especially useful when customers need consistent segmentation across data center and cloud environments.</w:t>
+      </w:r>
+    </w:p>
+    <w:bookmarkEnd w:id="102"/>
+    <w:bookmarkStart w:id="103" w:name="common-positioning"/>
+    <w:p>
+      <w:pPr>
+        <w:pStyle w:val="Heading3"/>
+      </w:pPr>
+      <w:r>
+        <w:t xml:space="preserve">Common positioning</w:t>
+      </w:r>
+    </w:p>
+    <w:p>
+      <w:pPr>
+        <w:pStyle w:val="Compact"/>
+        <w:numPr>
+          <w:ilvl w:val="0"/>
+          <w:numId w:val="1008"/>
+        </w:numPr>
+      </w:pPr>
+      <w:r>
+        <w:rPr>
+          <w:b/>
+          <w:bCs/>
+        </w:rPr>
+        <w:t xml:space="preserve">For security:</w:t>
+      </w:r>
+      <w:r>
+        <w:t xml:space="preserve"> </w:t>
+      </w:r>
+      <w:r>
+        <w:t xml:space="preserve">Reduce lateral movement and contain high-risk applications.</w:t>
+      </w:r>
+    </w:p>
+    <w:p>
+      <w:pPr>
+        <w:pStyle w:val="Compact"/>
+        <w:numPr>
+          <w:ilvl w:val="0"/>
+          <w:numId w:val="1008"/>
+        </w:numPr>
+      </w:pPr>
+      <w:r>
+        <w:rPr>
+          <w:b/>
+          <w:bCs/>
+        </w:rPr>
+        <w:t xml:space="preserve">For network teams:</w:t>
+      </w:r>
+      <w:r>
+        <w:t xml:space="preserve"> </w:t>
+      </w:r>
+      <w:r>
+        <w:t xml:space="preserve">Shift from static IP / subnet rules to workload-aware policy.</w:t>
+      </w:r>
+    </w:p>
+    <w:p>
+      <w:pPr>
+        <w:pStyle w:val="Compact"/>
+        <w:numPr>
+          <w:ilvl w:val="0"/>
+          <w:numId w:val="1008"/>
+        </w:numPr>
+      </w:pPr>
+      <w:r>
+        <w:rPr>
+          <w:b/>
+          <w:bCs/>
+        </w:rPr>
+        <w:t xml:space="preserve">For application teams:</w:t>
+      </w:r>
+      <w:r>
+        <w:t xml:space="preserve"> </w:t>
+      </w:r>
+      <w:r>
+        <w:t xml:space="preserve">Discover dependencies before enforcement and avoid unexpected outages.</w:t>
+      </w:r>
+    </w:p>
+    <w:p>
+      <w:pPr>
+        <w:pStyle w:val="Compact"/>
+        <w:numPr>
+          <w:ilvl w:val="0"/>
+          <w:numId w:val="1008"/>
+        </w:numPr>
+      </w:pPr>
+      <w:r>
+        <w:rPr>
+          <w:b/>
+          <w:bCs/>
+        </w:rPr>
+        <w:t xml:space="preserve">For cloud teams:</w:t>
+      </w:r>
+      <w:r>
+        <w:t xml:space="preserve"> </w:t>
+      </w:r>
+      <w:r>
+        <w:t xml:space="preserve">Use cloud tags and dynamic metadata so policy follows workloads.</w:t>
+      </w:r>
+    </w:p>
+    <w:p>
+      <w:pPr>
+        <w:pStyle w:val="Compact"/>
+        <w:numPr>
+          <w:ilvl w:val="0"/>
+          <w:numId w:val="1008"/>
+        </w:numPr>
+      </w:pPr>
+      <w:r>
+        <w:rPr>
+          <w:b/>
+          <w:bCs/>
+        </w:rPr>
+        <w:t xml:space="preserve">For operations:</w:t>
+      </w:r>
+      <w:r>
+        <w:t xml:space="preserve"> </w:t>
+      </w:r>
+      <w:r>
+        <w:t xml:space="preserve">Start in monitor mode, model changes, and roll out enforcement gradually.</w:t>
+      </w:r>
+    </w:p>
+    <w:p>
+      <w:r>
+        <w:pict>
+          <v:rect style="width:0;height:1.5pt" o:hralign="center" o:hrstd="t" o:hr="t"/>
+        </w:pict>
+      </w:r>
+    </w:p>
+    <w:bookmarkEnd w:id="103"/>
+    <w:bookmarkEnd w:id="104"/>
+    <w:bookmarkStart w:id="114" w:name="X861afc8e8f3d3fa2cbc4317cb6150d80f9f9ccf"/>
+    <w:p>
+      <w:pPr>
+        <w:pStyle w:val="Heading2"/>
+      </w:pPr>
+      <w:r>
+        <w:t xml:space="preserve">8. CSW Onboarding Runbook</w:t>
+      </w:r>
+    </w:p>
+    <w:bookmarkStart w:id="105" w:name="phase-0---confirm-scope-and-outcomes"/>
+    <w:p>
+      <w:pPr>
+        <w:pStyle w:val="Heading3"/>
+      </w:pPr>
+      <w:r>
+        <w:t xml:space="preserve">Phase 0 - Confirm Scope and Outcomes</w:t>
+      </w:r>
+    </w:p>
+    <w:p>
+      <w:pPr>
+        <w:pStyle w:val="FirstParagraph"/>
+      </w:pPr>
+      <w:r>
+        <w:rPr>
+          <w:b/>
+          <w:bCs/>
+        </w:rPr>
+        <w:t xml:space="preserve">Goal:</w:t>
+      </w:r>
+      <w:r>
+        <w:t xml:space="preserve"> </w:t>
+      </w:r>
+      <w:r>
+        <w:t xml:space="preserve">Agree on what the customer wants to prove.</w:t>
+      </w:r>
+    </w:p>
     <w:p>
       <w:pPr>
         <w:pStyle w:val="BodyText"/>
@@ -7211,11 +8859,763 @@
         <w:pStyle w:val="Compact"/>
         <w:numPr>
           <w:ilvl w:val="0"/>
-          <w:numId w:val="1012"/>
+          <w:numId w:val="1009"/>
         </w:numPr>
       </w:pPr>
       <w:r>
-        <w:t xml:space="preserve">Agree on a minimal label taxonomy.</w:t>
+        <w:t xml:space="preserve">Identify the target customer environment: data center, public cloud, containers, or a mix.</w:t>
+      </w:r>
+    </w:p>
+    <w:p>
+      <w:pPr>
+        <w:pStyle w:val="Compact"/>
+        <w:numPr>
+          <w:ilvl w:val="0"/>
+          <w:numId w:val="1009"/>
+        </w:numPr>
+      </w:pPr>
+      <w:r>
+        <w:t xml:space="preserve">Select 2-3 representative applications.</w:t>
+      </w:r>
+    </w:p>
+    <w:p>
+      <w:pPr>
+        <w:pStyle w:val="Compact"/>
+        <w:numPr>
+          <w:ilvl w:val="0"/>
+          <w:numId w:val="1009"/>
+        </w:numPr>
+      </w:pPr>
+      <w:r>
+        <w:t xml:space="preserve">Pick at least one low-risk application and one higher-value application.</w:t>
+      </w:r>
+    </w:p>
+    <w:p>
+      <w:pPr>
+        <w:pStyle w:val="Compact"/>
+        <w:numPr>
+          <w:ilvl w:val="0"/>
+          <w:numId w:val="1009"/>
+        </w:numPr>
+      </w:pPr>
+      <w:r>
+        <w:t xml:space="preserve">Define success criteria:</w:t>
+      </w:r>
+    </w:p>
+    <w:p>
+      <w:pPr>
+        <w:pStyle w:val="Compact"/>
+        <w:numPr>
+          <w:ilvl w:val="1"/>
+          <w:numId w:val="1010"/>
+        </w:numPr>
+      </w:pPr>
+      <w:r>
+        <w:t xml:space="preserve">Flow visibility demonstrated.</w:t>
+      </w:r>
+    </w:p>
+    <w:p>
+      <w:pPr>
+        <w:pStyle w:val="Compact"/>
+        <w:numPr>
+          <w:ilvl w:val="1"/>
+          <w:numId w:val="1010"/>
+        </w:numPr>
+      </w:pPr>
+      <w:r>
+        <w:t xml:space="preserve">Process visibility demonstrated.</w:t>
+      </w:r>
+    </w:p>
+    <w:p>
+      <w:pPr>
+        <w:pStyle w:val="Compact"/>
+        <w:numPr>
+          <w:ilvl w:val="1"/>
+          <w:numId w:val="1010"/>
+        </w:numPr>
+      </w:pPr>
+      <w:r>
+        <w:t xml:space="preserve">Application dependency map reviewed by app owner.</w:t>
+      </w:r>
+    </w:p>
+    <w:p>
+      <w:pPr>
+        <w:pStyle w:val="Compact"/>
+        <w:numPr>
+          <w:ilvl w:val="1"/>
+          <w:numId w:val="1010"/>
+        </w:numPr>
+      </w:pPr>
+      <w:r>
+        <w:t xml:space="preserve">Labels imported or created.</w:t>
+      </w:r>
+    </w:p>
+    <w:p>
+      <w:pPr>
+        <w:pStyle w:val="Compact"/>
+        <w:numPr>
+          <w:ilvl w:val="1"/>
+          <w:numId w:val="1010"/>
+        </w:numPr>
+      </w:pPr>
+      <w:r>
+        <w:t xml:space="preserve">Policy modeled before enforcement.</w:t>
+      </w:r>
+    </w:p>
+    <w:p>
+      <w:pPr>
+        <w:pStyle w:val="Compact"/>
+        <w:numPr>
+          <w:ilvl w:val="1"/>
+          <w:numId w:val="1010"/>
+        </w:numPr>
+      </w:pPr>
+      <w:r>
+        <w:t xml:space="preserve">One controlled enforcement test completed.</w:t>
+      </w:r>
+    </w:p>
+    <w:p>
+      <w:pPr>
+        <w:pStyle w:val="FirstParagraph"/>
+      </w:pPr>
+      <w:r>
+        <w:rPr>
+          <w:b/>
+          <w:bCs/>
+        </w:rPr>
+        <w:t xml:space="preserve">Output:</w:t>
+      </w:r>
+      <w:r>
+        <w:t xml:space="preserve"> </w:t>
+      </w:r>
+      <w:r>
+        <w:t xml:space="preserve">POV scope, application list, stakeholder list, and success criteria.</w:t>
+      </w:r>
+    </w:p>
+    <w:p>
+      <w:r>
+        <w:pict>
+          <v:rect style="width:0;height:1.5pt" o:hralign="center" o:hrstd="t" o:hr="t"/>
+        </w:pict>
+      </w:r>
+    </w:p>
+    <w:bookmarkEnd w:id="105"/>
+    <w:bookmarkStart w:id="106" w:name="phase-1---prepare-the-tenant-and-access"/>
+    <w:p>
+      <w:pPr>
+        <w:pStyle w:val="Heading3"/>
+      </w:pPr>
+      <w:r>
+        <w:t xml:space="preserve">Phase 1 - Prepare the Tenant and Access</w:t>
+      </w:r>
+    </w:p>
+    <w:p>
+      <w:pPr>
+        <w:pStyle w:val="FirstParagraph"/>
+      </w:pPr>
+      <w:r>
+        <w:rPr>
+          <w:b/>
+          <w:bCs/>
+        </w:rPr>
+        <w:t xml:space="preserve">Goal:</w:t>
+      </w:r>
+      <w:r>
+        <w:t xml:space="preserve"> </w:t>
+      </w:r>
+      <w:r>
+        <w:t xml:space="preserve">Prepare the CSW management environment and user access.</w:t>
+      </w:r>
+    </w:p>
+    <w:p>
+      <w:pPr>
+        <w:pStyle w:val="BodyText"/>
+      </w:pPr>
+      <w:r>
+        <w:rPr>
+          <w:b/>
+          <w:bCs/>
+        </w:rPr>
+        <w:t xml:space="preserve">Steps:</w:t>
+      </w:r>
+    </w:p>
+    <w:p>
+      <w:pPr>
+        <w:pStyle w:val="Compact"/>
+        <w:numPr>
+          <w:ilvl w:val="0"/>
+          <w:numId w:val="1011"/>
+        </w:numPr>
+      </w:pPr>
+      <w:r>
+        <w:t xml:space="preserve">Confirm CSW tenant or cluster access.</w:t>
+      </w:r>
+    </w:p>
+    <w:p>
+      <w:pPr>
+        <w:pStyle w:val="Compact"/>
+        <w:numPr>
+          <w:ilvl w:val="0"/>
+          <w:numId w:val="1011"/>
+        </w:numPr>
+      </w:pPr>
+      <w:r>
+        <w:t xml:space="preserve">Create required administrator, operator, and viewer accounts.</w:t>
+      </w:r>
+    </w:p>
+    <w:p>
+      <w:pPr>
+        <w:pStyle w:val="Compact"/>
+        <w:numPr>
+          <w:ilvl w:val="0"/>
+          <w:numId w:val="1011"/>
+        </w:numPr>
+      </w:pPr>
+      <w:r>
+        <w:t xml:space="preserve">Configure SSO / MFA / RBAC if in scope.</w:t>
+      </w:r>
+    </w:p>
+    <w:p>
+      <w:pPr>
+        <w:pStyle w:val="Compact"/>
+        <w:numPr>
+          <w:ilvl w:val="0"/>
+          <w:numId w:val="1011"/>
+        </w:numPr>
+      </w:pPr>
+      <w:r>
+        <w:t xml:space="preserve">Confirm API access if automation or reporting is part of the POV.</w:t>
+      </w:r>
+    </w:p>
+    <w:p>
+      <w:pPr>
+        <w:pStyle w:val="Compact"/>
+        <w:numPr>
+          <w:ilvl w:val="0"/>
+          <w:numId w:val="1011"/>
+        </w:numPr>
+      </w:pPr>
+      <w:r>
+        <w:t xml:space="preserve">Document who can create labels, scopes, policies, and enforcement changes.</w:t>
+      </w:r>
+    </w:p>
+    <w:p>
+      <w:pPr>
+        <w:pStyle w:val="FirstParagraph"/>
+      </w:pPr>
+      <w:r>
+        <w:rPr>
+          <w:b/>
+          <w:bCs/>
+        </w:rPr>
+        <w:t xml:space="preserve">Output:</w:t>
+      </w:r>
+      <w:r>
+        <w:t xml:space="preserve"> </w:t>
+      </w:r>
+      <w:r>
+        <w:t xml:space="preserve">Access matrix, RBAC model, and tenant readiness confirmation.</w:t>
+      </w:r>
+    </w:p>
+    <w:p>
+      <w:r>
+        <w:pict>
+          <v:rect style="width:0;height:1.5pt" o:hralign="center" o:hrstd="t" o:hr="t"/>
+        </w:pict>
+      </w:r>
+    </w:p>
+    <w:bookmarkEnd w:id="106"/>
+    <w:bookmarkStart w:id="107" w:name="phase-2---build-the-label-strategy"/>
+    <w:p>
+      <w:pPr>
+        <w:pStyle w:val="Heading3"/>
+      </w:pPr>
+      <w:r>
+        <w:t xml:space="preserve">Phase 2 - Build the Label Strategy</w:t>
+      </w:r>
+    </w:p>
+    <w:p>
+      <w:pPr>
+        <w:pStyle w:val="FirstParagraph"/>
+      </w:pPr>
+      <w:r>
+        <w:rPr>
+          <w:b/>
+          <w:bCs/>
+        </w:rPr>
+        <w:t xml:space="preserve">Goal:</w:t>
+      </w:r>
+      <w:r>
+        <w:t xml:space="preserve"> </w:t>
+      </w:r>
+      <w:r>
+        <w:t xml:space="preserve">Establish labels before policy design.</w:t>
+      </w:r>
+    </w:p>
+    <w:p>
+      <w:pPr>
+        <w:pStyle w:val="BodyText"/>
+      </w:pPr>
+      <w:r>
+        <w:t xml:space="preserve">Recommended starting labels:</w:t>
+      </w:r>
+    </w:p>
+    <w:tbl>
+      <w:tblPr>
+        <w:tblStyle w:val="Table"/>
+        <w:tblW w:type="auto" w:w="0"/>
+        <w:tblLook w:firstRow="1" w:lastRow="0" w:firstColumn="0" w:lastColumn="0" w:noHBand="0" w:noVBand="0" w:val="0020"/>
+      </w:tblPr>
+      <w:tblGrid>
+        <w:gridCol w:w="2640"/>
+        <w:gridCol w:w="2640"/>
+        <w:gridCol w:w="2640"/>
+      </w:tblGrid>
+      <w:tr>
+        <w:trPr>
+          <w:tblHeader w:val="on"/>
+        </w:trPr>
+        <w:tc>
+          <w:tcPr/>
+          <w:p>
+            <w:pPr>
+              <w:pStyle w:val="Compact"/>
+            </w:pPr>
+            <w:r>
+              <w:t xml:space="preserve">Label type</w:t>
+            </w:r>
+          </w:p>
+        </w:tc>
+        <w:tc>
+          <w:tcPr/>
+          <w:p>
+            <w:pPr>
+              <w:pStyle w:val="Compact"/>
+            </w:pPr>
+            <w:r>
+              <w:t xml:space="preserve">Example values</w:t>
+            </w:r>
+          </w:p>
+        </w:tc>
+        <w:tc>
+          <w:tcPr/>
+          <w:p>
+            <w:pPr>
+              <w:pStyle w:val="Compact"/>
+            </w:pPr>
+            <w:r>
+              <w:t xml:space="preserve">Source</w:t>
+            </w:r>
+          </w:p>
+        </w:tc>
+      </w:tr>
+      <w:tr>
+        <w:tc>
+          <w:tcPr/>
+          <w:p>
+            <w:pPr>
+              <w:pStyle w:val="Compact"/>
+            </w:pPr>
+            <w:r>
+              <w:t xml:space="preserve">Application</w:t>
+            </w:r>
+          </w:p>
+        </w:tc>
+        <w:tc>
+          <w:tcPr/>
+          <w:p>
+            <w:pPr>
+              <w:pStyle w:val="Compact"/>
+            </w:pPr>
+            <w:r>
+              <w:rPr>
+                <w:rStyle w:val="VerbatimChar"/>
+              </w:rPr>
+              <w:t xml:space="preserve">payments</w:t>
+            </w:r>
+            <w:r>
+              <w:t xml:space="preserve">,</w:t>
+            </w:r>
+            <w:r>
+              <w:t xml:space="preserve"> </w:t>
+            </w:r>
+            <w:r>
+              <w:rPr>
+                <w:rStyle w:val="VerbatimChar"/>
+              </w:rPr>
+              <w:t xml:space="preserve">claims</w:t>
+            </w:r>
+            <w:r>
+              <w:t xml:space="preserve">,</w:t>
+            </w:r>
+            <w:r>
+              <w:t xml:space="preserve"> </w:t>
+            </w:r>
+            <w:r>
+              <w:rPr>
+                <w:rStyle w:val="VerbatimChar"/>
+              </w:rPr>
+              <w:t xml:space="preserve">customer-portal</w:t>
+            </w:r>
+          </w:p>
+        </w:tc>
+        <w:tc>
+          <w:tcPr/>
+          <w:p>
+            <w:pPr>
+              <w:pStyle w:val="Compact"/>
+            </w:pPr>
+            <w:r>
+              <w:t xml:space="preserve">CMDB, app owner, manual</w:t>
+            </w:r>
+          </w:p>
+        </w:tc>
+      </w:tr>
+      <w:tr>
+        <w:tc>
+          <w:tcPr/>
+          <w:p>
+            <w:pPr>
+              <w:pStyle w:val="Compact"/>
+            </w:pPr>
+            <w:r>
+              <w:t xml:space="preserve">Environment</w:t>
+            </w:r>
+          </w:p>
+        </w:tc>
+        <w:tc>
+          <w:tcPr/>
+          <w:p>
+            <w:pPr>
+              <w:pStyle w:val="Compact"/>
+            </w:pPr>
+            <w:r>
+              <w:rPr>
+                <w:rStyle w:val="VerbatimChar"/>
+              </w:rPr>
+              <w:t xml:space="preserve">prod</w:t>
+            </w:r>
+            <w:r>
+              <w:t xml:space="preserve">,</w:t>
+            </w:r>
+            <w:r>
+              <w:t xml:space="preserve"> </w:t>
+            </w:r>
+            <w:r>
+              <w:rPr>
+                <w:rStyle w:val="VerbatimChar"/>
+              </w:rPr>
+              <w:t xml:space="preserve">non-prod</w:t>
+            </w:r>
+            <w:r>
+              <w:t xml:space="preserve">,</w:t>
+            </w:r>
+            <w:r>
+              <w:t xml:space="preserve"> </w:t>
+            </w:r>
+            <w:r>
+              <w:rPr>
+                <w:rStyle w:val="VerbatimChar"/>
+              </w:rPr>
+              <w:t xml:space="preserve">dev</w:t>
+            </w:r>
+            <w:r>
+              <w:t xml:space="preserve">,</w:t>
+            </w:r>
+            <w:r>
+              <w:t xml:space="preserve"> </w:t>
+            </w:r>
+            <w:r>
+              <w:rPr>
+                <w:rStyle w:val="VerbatimChar"/>
+              </w:rPr>
+              <w:t xml:space="preserve">test</w:t>
+            </w:r>
+          </w:p>
+        </w:tc>
+        <w:tc>
+          <w:tcPr/>
+          <w:p>
+            <w:pPr>
+              <w:pStyle w:val="Compact"/>
+            </w:pPr>
+            <w:r>
+              <w:t xml:space="preserve">CMDB, cloud tag</w:t>
+            </w:r>
+          </w:p>
+        </w:tc>
+      </w:tr>
+      <w:tr>
+        <w:tc>
+          <w:tcPr/>
+          <w:p>
+            <w:pPr>
+              <w:pStyle w:val="Compact"/>
+            </w:pPr>
+            <w:r>
+              <w:t xml:space="preserve">Role</w:t>
+            </w:r>
+          </w:p>
+        </w:tc>
+        <w:tc>
+          <w:tcPr/>
+          <w:p>
+            <w:pPr>
+              <w:pStyle w:val="Compact"/>
+            </w:pPr>
+            <w:r>
+              <w:rPr>
+                <w:rStyle w:val="VerbatimChar"/>
+              </w:rPr>
+              <w:t xml:space="preserve">web</w:t>
+            </w:r>
+            <w:r>
+              <w:t xml:space="preserve">,</w:t>
+            </w:r>
+            <w:r>
+              <w:t xml:space="preserve"> </w:t>
+            </w:r>
+            <w:r>
+              <w:rPr>
+                <w:rStyle w:val="VerbatimChar"/>
+              </w:rPr>
+              <w:t xml:space="preserve">app</w:t>
+            </w:r>
+            <w:r>
+              <w:t xml:space="preserve">,</w:t>
+            </w:r>
+            <w:r>
+              <w:t xml:space="preserve"> </w:t>
+            </w:r>
+            <w:r>
+              <w:rPr>
+                <w:rStyle w:val="VerbatimChar"/>
+              </w:rPr>
+              <w:t xml:space="preserve">db</w:t>
+            </w:r>
+            <w:r>
+              <w:t xml:space="preserve">,</w:t>
+            </w:r>
+            <w:r>
+              <w:t xml:space="preserve"> </w:t>
+            </w:r>
+            <w:r>
+              <w:rPr>
+                <w:rStyle w:val="VerbatimChar"/>
+              </w:rPr>
+              <w:t xml:space="preserve">middleware</w:t>
+            </w:r>
+          </w:p>
+        </w:tc>
+        <w:tc>
+          <w:tcPr/>
+          <w:p>
+            <w:pPr>
+              <w:pStyle w:val="Compact"/>
+            </w:pPr>
+            <w:r>
+              <w:t xml:space="preserve">CMDB, observed behavior</w:t>
+            </w:r>
+          </w:p>
+        </w:tc>
+      </w:tr>
+      <w:tr>
+        <w:tc>
+          <w:tcPr/>
+          <w:p>
+            <w:pPr>
+              <w:pStyle w:val="Compact"/>
+            </w:pPr>
+            <w:r>
+              <w:t xml:space="preserve">Location</w:t>
+            </w:r>
+          </w:p>
+        </w:tc>
+        <w:tc>
+          <w:tcPr/>
+          <w:p>
+            <w:pPr>
+              <w:pStyle w:val="Compact"/>
+            </w:pPr>
+            <w:r>
+              <w:rPr>
+                <w:rStyle w:val="VerbatimChar"/>
+              </w:rPr>
+              <w:t xml:space="preserve">dc1</w:t>
+            </w:r>
+            <w:r>
+              <w:t xml:space="preserve">,</w:t>
+            </w:r>
+            <w:r>
+              <w:t xml:space="preserve"> </w:t>
+            </w:r>
+            <w:r>
+              <w:rPr>
+                <w:rStyle w:val="VerbatimChar"/>
+              </w:rPr>
+              <w:t xml:space="preserve">dc2</w:t>
+            </w:r>
+            <w:r>
+              <w:t xml:space="preserve">,</w:t>
+            </w:r>
+            <w:r>
+              <w:t xml:space="preserve"> </w:t>
+            </w:r>
+            <w:r>
+              <w:rPr>
+                <w:rStyle w:val="VerbatimChar"/>
+              </w:rPr>
+              <w:t xml:space="preserve">aws</w:t>
+            </w:r>
+            <w:r>
+              <w:t xml:space="preserve">,</w:t>
+            </w:r>
+            <w:r>
+              <w:t xml:space="preserve"> </w:t>
+            </w:r>
+            <w:r>
+              <w:rPr>
+                <w:rStyle w:val="VerbatimChar"/>
+              </w:rPr>
+              <w:t xml:space="preserve">azure</w:t>
+            </w:r>
+          </w:p>
+        </w:tc>
+        <w:tc>
+          <w:tcPr/>
+          <w:p>
+            <w:pPr>
+              <w:pStyle w:val="Compact"/>
+            </w:pPr>
+            <w:r>
+              <w:t xml:space="preserve">Cloud connector, manual</w:t>
+            </w:r>
+          </w:p>
+        </w:tc>
+      </w:tr>
+      <w:tr>
+        <w:tc>
+          <w:tcPr/>
+          <w:p>
+            <w:pPr>
+              <w:pStyle w:val="Compact"/>
+            </w:pPr>
+            <w:r>
+              <w:t xml:space="preserve">Owner</w:t>
+            </w:r>
+          </w:p>
+        </w:tc>
+        <w:tc>
+          <w:tcPr/>
+          <w:p>
+            <w:pPr>
+              <w:pStyle w:val="Compact"/>
+            </w:pPr>
+            <w:r>
+              <w:rPr>
+                <w:rStyle w:val="VerbatimChar"/>
+              </w:rPr>
+              <w:t xml:space="preserve">team-a</w:t>
+            </w:r>
+            <w:r>
+              <w:t xml:space="preserve">,</w:t>
+            </w:r>
+            <w:r>
+              <w:t xml:space="preserve"> </w:t>
+            </w:r>
+            <w:r>
+              <w:rPr>
+                <w:rStyle w:val="VerbatimChar"/>
+              </w:rPr>
+              <w:t xml:space="preserve">team-b</w:t>
+            </w:r>
+          </w:p>
+        </w:tc>
+        <w:tc>
+          <w:tcPr/>
+          <w:p>
+            <w:pPr>
+              <w:pStyle w:val="Compact"/>
+            </w:pPr>
+            <w:r>
+              <w:t xml:space="preserve">CMDB</w:t>
+            </w:r>
+          </w:p>
+        </w:tc>
+      </w:tr>
+      <w:tr>
+        <w:tc>
+          <w:tcPr/>
+          <w:p>
+            <w:pPr>
+              <w:pStyle w:val="Compact"/>
+            </w:pPr>
+            <w:r>
+              <w:t xml:space="preserve">Risk</w:t>
+            </w:r>
+          </w:p>
+        </w:tc>
+        <w:tc>
+          <w:tcPr/>
+          <w:p>
+            <w:pPr>
+              <w:pStyle w:val="Compact"/>
+            </w:pPr>
+            <w:r>
+              <w:rPr>
+                <w:rStyle w:val="VerbatimChar"/>
+              </w:rPr>
+              <w:t xml:space="preserve">high</w:t>
+            </w:r>
+            <w:r>
+              <w:t xml:space="preserve">,</w:t>
+            </w:r>
+            <w:r>
+              <w:t xml:space="preserve"> </w:t>
+            </w:r>
+            <w:r>
+              <w:rPr>
+                <w:rStyle w:val="VerbatimChar"/>
+              </w:rPr>
+              <w:t xml:space="preserve">medium</w:t>
+            </w:r>
+            <w:r>
+              <w:t xml:space="preserve">,</w:t>
+            </w:r>
+            <w:r>
+              <w:t xml:space="preserve"> </w:t>
+            </w:r>
+            <w:r>
+              <w:rPr>
+                <w:rStyle w:val="VerbatimChar"/>
+              </w:rPr>
+              <w:t xml:space="preserve">low</w:t>
+            </w:r>
+          </w:p>
+        </w:tc>
+        <w:tc>
+          <w:tcPr/>
+          <w:p>
+            <w:pPr>
+              <w:pStyle w:val="Compact"/>
+            </w:pPr>
+            <w:r>
+              <w:t xml:space="preserve">vulnerability scanner, security team</w:t>
+            </w:r>
+          </w:p>
+        </w:tc>
+      </w:tr>
+    </w:tbl>
+    <w:p>
+      <w:pPr>
+        <w:pStyle w:val="BodyText"/>
+      </w:pPr>
+      <w:r>
+        <w:rPr>
+          <w:b/>
+          <w:bCs/>
+        </w:rPr>
+        <w:t xml:space="preserve">Steps:</w:t>
       </w:r>
     </w:p>
     <w:p>
@@ -7227,7 +9627,7 @@
         </w:numPr>
       </w:pPr>
       <w:r>
-        <w:t xml:space="preserve">Map sources for each label: ServiceNow, cloud tags, manual, API, or observed behavior.</w:t>
+        <w:t xml:space="preserve">Agree on a minimal label taxonomy.</w:t>
       </w:r>
     </w:p>
     <w:p>
@@ -7239,7 +9639,7 @@
         </w:numPr>
       </w:pPr>
       <w:r>
-        <w:t xml:space="preserve">Avoid creating too many labels before discovery. Start simple.</w:t>
+        <w:t xml:space="preserve">Map sources for each label: ServiceNow, cloud tags, manual, API, or observed behavior.</w:t>
       </w:r>
     </w:p>
     <w:p>
@@ -7251,6 +9651,18 @@
         </w:numPr>
       </w:pPr>
       <w:r>
+        <w:t xml:space="preserve">Avoid creating too many labels before discovery. Start simple.</w:t>
+      </w:r>
+    </w:p>
+    <w:p>
+      <w:pPr>
+        <w:pStyle w:val="Compact"/>
+        <w:numPr>
+          <w:ilvl w:val="0"/>
+          <w:numId w:val="1012"/>
+        </w:numPr>
+      </w:pPr>
+      <w:r>
         <w:t xml:space="preserve">Validate that labels can support the first policy examples.</w:t>
       </w:r>
     </w:p>
@@ -7279,8 +9691,8 @@
         </w:pict>
       </w:r>
     </w:p>
-    <w:bookmarkEnd w:id="72"/>
-    <w:bookmarkStart w:id="73" w:name="phase-3---deploy-agents-and-connectors"/>
+    <w:bookmarkEnd w:id="107"/>
+    <w:bookmarkStart w:id="108" w:name="phase-3---deploy-agents-and-connectors"/>
     <w:p>
       <w:pPr>
         <w:pStyle w:val="Heading3"/>
@@ -7416,8 +9828,8 @@
         </w:pict>
       </w:r>
     </w:p>
-    <w:bookmarkEnd w:id="73"/>
-    <w:bookmarkStart w:id="74" w:name="X85d4e4be5891f720f2552e26364a87ec66b02af"/>
+    <w:bookmarkEnd w:id="108"/>
+    <w:bookmarkStart w:id="109" w:name="X85d4e4be5891f720f2552e26364a87ec66b02af"/>
     <w:p>
       <w:pPr>
         <w:pStyle w:val="Heading3"/>
@@ -7553,8 +9965,8 @@
         </w:pict>
       </w:r>
     </w:p>
-    <w:bookmarkEnd w:id="74"/>
-    <w:bookmarkStart w:id="75" w:name="phase-5---model-policy"/>
+    <w:bookmarkEnd w:id="109"/>
+    <w:bookmarkStart w:id="110" w:name="phase-5---model-policy"/>
     <w:p>
       <w:pPr>
         <w:pStyle w:val="Heading3"/>
@@ -7690,8 +10102,8 @@
         </w:pict>
       </w:r>
     </w:p>
-    <w:bookmarkEnd w:id="75"/>
-    <w:bookmarkStart w:id="76" w:name="phase-6---start-in-monitor-mode"/>
+    <w:bookmarkEnd w:id="110"/>
+    <w:bookmarkStart w:id="111" w:name="phase-6---start-in-monitor-mode"/>
     <w:p>
       <w:pPr>
         <w:pStyle w:val="Heading3"/>
@@ -7815,8 +10227,8 @@
         </w:pict>
       </w:r>
     </w:p>
-    <w:bookmarkEnd w:id="76"/>
-    <w:bookmarkStart w:id="77" w:name="phase-7---enforce-in-a-controlled-scope"/>
+    <w:bookmarkEnd w:id="111"/>
+    <w:bookmarkStart w:id="112" w:name="phase-7---enforce-in-a-controlled-scope"/>
     <w:p>
       <w:pPr>
         <w:pStyle w:val="Heading3"/>
@@ -7976,8 +10388,8 @@
         </w:pict>
       </w:r>
     </w:p>
-    <w:bookmarkEnd w:id="77"/>
-    <w:bookmarkStart w:id="78" w:name="phase-8---operationalize"/>
+    <w:bookmarkEnd w:id="112"/>
+    <w:bookmarkStart w:id="113" w:name="phase-8---operationalize"/>
     <w:p>
       <w:pPr>
         <w:pStyle w:val="Heading3"/>
@@ -8135,9 +10547,9 @@
         </w:pict>
       </w:r>
     </w:p>
-    <w:bookmarkEnd w:id="78"/>
-    <w:bookmarkEnd w:id="79"/>
-    <w:bookmarkStart w:id="80" w:name="X67792f16bd81b6e95001d9627ef1e2127c941c5"/>
+    <w:bookmarkEnd w:id="113"/>
+    <w:bookmarkEnd w:id="114"/>
+    <w:bookmarkStart w:id="115" w:name="X67792f16bd81b6e95001d9627ef1e2127c941c5"/>
     <w:p>
       <w:pPr>
         <w:pStyle w:val="Heading2"/>
@@ -8351,8 +10763,8 @@
         </w:pict>
       </w:r>
     </w:p>
-    <w:bookmarkEnd w:id="80"/>
-    <w:bookmarkStart w:id="81" w:name="Xe3d4887c83d95160b9d75f09aebe5899dbbe065"/>
+    <w:bookmarkEnd w:id="115"/>
+    <w:bookmarkStart w:id="116" w:name="Xe3d4887c83d95160b9d75f09aebe5899dbbe065"/>
     <w:p>
       <w:pPr>
         <w:pStyle w:val="Heading2"/>
@@ -8790,8 +11202,8 @@
         </w:pict>
       </w:r>
     </w:p>
-    <w:bookmarkEnd w:id="81"/>
-    <w:bookmarkStart w:id="82" w:name="X3a0851872a13412add7784181f5bc7c74c6084b"/>
+    <w:bookmarkEnd w:id="116"/>
+    <w:bookmarkStart w:id="117" w:name="X3a0851872a13412add7784181f5bc7c74c6084b"/>
     <w:p>
       <w:pPr>
         <w:pStyle w:val="Heading2"/>
@@ -9013,8 +11425,8 @@
         </w:pict>
       </w:r>
     </w:p>
-    <w:bookmarkEnd w:id="82"/>
-    <w:bookmarkStart w:id="83" w:name="Xfed9d69b88147d94e8bc0dfd5dae9f34760df84"/>
+    <w:bookmarkEnd w:id="117"/>
+    <w:bookmarkStart w:id="118" w:name="Xfed9d69b88147d94e8bc0dfd5dae9f34760df84"/>
     <w:p>
       <w:pPr>
         <w:pStyle w:val="Heading2"/>
@@ -9148,8 +11560,8 @@
         </w:pict>
       </w:r>
     </w:p>
-    <w:bookmarkEnd w:id="83"/>
-    <w:bookmarkStart w:id="87" w:name="X79e47e825b80098b108f07de62e27975790b823"/>
+    <w:bookmarkEnd w:id="118"/>
+    <w:bookmarkStart w:id="122" w:name="X79e47e825b80098b108f07de62e27975790b823"/>
     <w:p>
       <w:pPr>
         <w:pStyle w:val="Heading2"/>
@@ -9210,7 +11622,7 @@
             <w:pPr>
               <w:pStyle w:val="Compact"/>
             </w:pPr>
-            <w:hyperlink r:id="rId84">
+            <w:hyperlink r:id="rId119">
               <w:r>
                 <w:rPr>
                   <w:rStyle w:val="Hyperlink"/>
@@ -9239,7 +11651,7 @@
             <w:pPr>
               <w:pStyle w:val="Compact"/>
             </w:pPr>
-            <w:hyperlink r:id="rId85">
+            <w:hyperlink r:id="rId120">
               <w:r>
                 <w:rPr>
                   <w:rStyle w:val="Hyperlink"/>
@@ -9317,7 +11729,7 @@
       <w:r>
         <w:t xml:space="preserve"> </w:t>
       </w:r>
-      <w:hyperlink r:id="rId86">
+      <w:hyperlink r:id="rId121">
         <w:r>
           <w:rPr>
             <w:rStyle w:val="Hyperlink"/>
@@ -9336,8 +11748,8 @@
         </w:pict>
       </w:r>
     </w:p>
-    <w:bookmarkEnd w:id="87"/>
-    <w:bookmarkEnd w:id="88"/>
+    <w:bookmarkEnd w:id="122"/>
+    <w:bookmarkEnd w:id="123"/>
     <w:sectPr>
       <w:footnotePr>
         <w:numRestart w:val="eachSect"/>
